--- a/ai-business_assistant/ficher_assistant.docx
+++ b/ai-business_assistant/ficher_assistant.docx
@@ -2,6 +2,273 @@
 <file path=word/document.xml><?xml version="1.0" encoding="utf-8"?>
 <w:document xmlns:wpc="http://schemas.microsoft.com/office/word/2010/wordprocessingCanvas" xmlns:cx="http://schemas.microsoft.com/office/drawing/2014/chartex" xmlns:cx1="http://schemas.microsoft.com/office/drawing/2015/9/8/chartex" xmlns:cx2="http://schemas.microsoft.com/office/drawing/2015/10/21/chartex" xmlns:cx3="http://schemas.microsoft.com/office/drawing/2016/5/9/chartex" xmlns:cx4="http://schemas.microsoft.com/office/drawing/2016/5/10/chartex" xmlns:cx5="http://schemas.microsoft.com/office/drawing/2016/5/11/chartex" xmlns:cx6="http://schemas.microsoft.com/office/drawing/2016/5/12/chartex" xmlns:cx7="http://schemas.microsoft.com/office/drawing/2016/5/13/chartex" xmlns:cx8="http://schemas.microsoft.com/office/drawing/2016/5/14/chartex" xmlns:mc="http://schemas.openxmlformats.org/markup-compatibility/2006" xmlns:aink="http://schemas.microsoft.com/office/drawing/2016/ink" xmlns:am3d="http://schemas.microsoft.com/office/drawing/2017/model3d" xmlns:o="urn:schemas-microsoft-com:office:office" xmlns:oel="http://schemas.microsoft.com/office/2019/extlst" xmlns:r="http://schemas.openxmlformats.org/officeDocument/2006/relationships" xmlns:m="http://schemas.openxmlformats.org/officeDocument/2006/math" xmlns:v="urn:schemas-microsoft-com:vml" xmlns:wp14="http://schemas.microsoft.com/office/word/2010/wordprocessingDrawing" xmlns:wp="http://schemas.openxmlformats.org/drawingml/2006/wordprocessingDrawing" xmlns:w10="urn:schemas-microsoft-com:office:word" xmlns:w="http://schemas.openxmlformats.org/wordprocessingml/2006/main" xmlns:w14="http://schemas.microsoft.com/office/word/2010/wordml" xmlns:w15="http://schemas.microsoft.com/office/word/2012/wordml" xmlns:w16cex="http://schemas.microsoft.com/office/word/2018/wordml/cex" xmlns:w16cid="http://schemas.microsoft.com/office/word/2016/wordml/cid" xmlns:w16="http://schemas.microsoft.com/office/word/2018/wordml" xmlns:w16du="http://schemas.microsoft.com/office/word/2023/wordml/word16du" xmlns:w16sdtdh="http://schemas.microsoft.com/office/word/2020/wordml/sdtdatahash" xmlns:w16sdtfl="http://schemas.microsoft.com/office/word/2024/wordml/sdtformatlock" xmlns:w16se="http://schemas.microsoft.com/office/word/2015/wordml/symex" xmlns:wpg="http://schemas.microsoft.com/office/word/2010/wordprocessingGroup" xmlns:wpi="http://schemas.microsoft.com/office/word/2010/wordprocessingInk" xmlns:wne="http://schemas.microsoft.com/office/word/2006/wordml" xmlns:wps="http://schemas.microsoft.com/office/word/2010/wordprocessingShape" mc:Ignorable="w14 w15 w16se w16cid w16 w16cex w16sdtdh w16sdtfl w16du wp14">
   <w:body>
+    <w:p>
+      <w:pPr>
+        <w:rPr>
+          <w:b/>
+          <w:bCs/>
+          <w:sz w:val="52"/>
+          <w:szCs w:val="52"/>
+          <w:lang w:val="fr-SN"/>
+        </w:rPr>
+      </w:pPr>
+      <w:r>
+        <w:rPr>
+          <w:b/>
+          <w:bCs/>
+          <w:sz w:val="52"/>
+          <w:szCs w:val="52"/>
+          <w:lang w:val="fr-SN"/>
+        </w:rPr>
+        <w:t xml:space="preserve">Atelier Prompt Engineering </w:t>
+      </w:r>
+    </w:p>
+    <w:p>
+      <w:pPr>
+        <w:rPr>
+          <w:color w:val="4472C4" w:themeColor="accent1"/>
+          <w:sz w:val="36"/>
+          <w:szCs w:val="36"/>
+          <w:lang w:val="fr-SN"/>
+        </w:rPr>
+      </w:pPr>
+      <w:r>
+        <w:rPr>
+          <w:color w:val="4472C4" w:themeColor="accent1"/>
+          <w:sz w:val="36"/>
+          <w:szCs w:val="36"/>
+          <w:u w:val="single"/>
+          <w:lang w:val="fr-SN"/>
+        </w:rPr>
+        <w:t>Partie 1</w:t>
+      </w:r>
+      <w:r>
+        <w:rPr>
+          <w:color w:val="4472C4" w:themeColor="accent1"/>
+          <w:sz w:val="36"/>
+          <w:szCs w:val="36"/>
+          <w:lang w:val="fr-SN"/>
+        </w:rPr>
+        <w:t xml:space="preserve"> – Anatomie d'un prompt</w:t>
+      </w:r>
+    </w:p>
+    <w:p>
+      <w:pPr>
+        <w:rPr>
+          <w:color w:val="4472C4" w:themeColor="accent1"/>
+          <w:sz w:val="36"/>
+          <w:szCs w:val="36"/>
+          <w:lang w:val="fr-SN"/>
+        </w:rPr>
+      </w:pPr>
+      <w:r>
+        <w:rPr>
+          <w:color w:val="000000" w:themeColor="text1"/>
+          <w:sz w:val="28"/>
+          <w:szCs w:val="28"/>
+          <w:lang w:val="fr-SN"/>
+        </w:rPr>
+        <w:t>Construction d’un prompt, à partir de ses différentes composantes, pour résoudre un problème comme « Je souhaite analyser les retours de clients d'une entreprise. »</w:t>
+      </w:r>
+      <w:r>
+        <w:rPr>
+          <w:color w:val="000000" w:themeColor="text1"/>
+          <w:sz w:val="36"/>
+          <w:szCs w:val="36"/>
+          <w:lang w:val="fr-SN"/>
+        </w:rPr>
+        <w:t xml:space="preserve"> </w:t>
+      </w:r>
+    </w:p>
+    <w:p>
+      <w:pPr>
+        <w:rPr>
+          <w:color w:val="000000" w:themeColor="text1"/>
+          <w:sz w:val="28"/>
+          <w:szCs w:val="28"/>
+          <w:lang w:val="fr-SN"/>
+        </w:rPr>
+      </w:pPr>
+      <w:r>
+        <w:rPr>
+          <w:color w:val="4472C4" w:themeColor="accent1"/>
+          <w:sz w:val="28"/>
+          <w:szCs w:val="28"/>
+          <w:lang w:val="fr-SN"/>
+        </w:rPr>
+        <w:t xml:space="preserve">Prompt : </w:t>
+      </w:r>
+      <w:r>
+        <w:rPr>
+          <w:color w:val="000000" w:themeColor="text1"/>
+          <w:sz w:val="28"/>
+          <w:szCs w:val="28"/>
+          <w:lang w:val="fr-SN"/>
+        </w:rPr>
+        <w:t>```</w:t>
+      </w:r>
+      <w:r>
+        <w:rPr>
+          <w:color w:val="000000" w:themeColor="text1"/>
+          <w:sz w:val="28"/>
+          <w:szCs w:val="28"/>
+          <w:lang w:val="fr-SN"/>
+        </w:rPr>
+        <w:t>Tu es un expert en relation client, spécialisé dans l'analyse de sentiment et la satisfaction client.</w:t>
+      </w:r>
+      <w:r>
+        <w:rPr>
+          <w:color w:val="000000" w:themeColor="text1"/>
+          <w:sz w:val="28"/>
+          <w:szCs w:val="28"/>
+          <w:lang w:val="fr-SN"/>
+        </w:rPr>
+        <w:t xml:space="preserve"> </w:t>
+      </w:r>
+      <w:r>
+        <w:rPr>
+          <w:color w:val="000000" w:themeColor="text1"/>
+          <w:sz w:val="28"/>
+          <w:szCs w:val="28"/>
+          <w:lang w:val="fr-SN"/>
+        </w:rPr>
+        <w:t>Dans le cadre d'une enquête de satisfaction,</w:t>
+      </w:r>
+      <w:r>
+        <w:rPr>
+          <w:color w:val="000000" w:themeColor="text1"/>
+          <w:sz w:val="28"/>
+          <w:szCs w:val="28"/>
+          <w:lang w:val="fr-SN"/>
+        </w:rPr>
+        <w:t xml:space="preserve"> </w:t>
+      </w:r>
+      <w:r>
+        <w:rPr>
+          <w:color w:val="000000" w:themeColor="text1"/>
+          <w:sz w:val="28"/>
+          <w:szCs w:val="28"/>
+          <w:lang w:val="fr-SN"/>
+        </w:rPr>
+        <w:t>génère en français un tableau de 3 colonnes (IDs / sentiment détecté / justification) avec 5 retours clients fictifs (positif, négatif ou neutre)</w:t>
+      </w:r>
+      <w:r>
+        <w:rPr>
+          <w:color w:val="000000" w:themeColor="text1"/>
+          <w:sz w:val="28"/>
+          <w:szCs w:val="28"/>
+          <w:lang w:val="fr-SN"/>
+        </w:rPr>
+        <w:t xml:space="preserve"> </w:t>
+      </w:r>
+      <w:r>
+        <w:rPr>
+          <w:color w:val="000000" w:themeColor="text1"/>
+          <w:sz w:val="28"/>
+          <w:szCs w:val="28"/>
+          <w:lang w:val="fr-SN"/>
+        </w:rPr>
+        <w:t>sur notre nouvelle marque de parfum.</w:t>
+      </w:r>
+      <w:r>
+        <w:rPr>
+          <w:color w:val="000000" w:themeColor="text1"/>
+          <w:sz w:val="28"/>
+          <w:szCs w:val="28"/>
+          <w:lang w:val="fr-SN"/>
+        </w:rPr>
+        <w:t xml:space="preserve"> ```</w:t>
+      </w:r>
+    </w:p>
+    <w:p>
+      <w:pPr>
+        <w:rPr>
+          <w:color w:val="000000" w:themeColor="text1"/>
+          <w:sz w:val="28"/>
+          <w:szCs w:val="28"/>
+          <w:lang w:val="fr-SN"/>
+        </w:rPr>
+      </w:pPr>
+      <w:r>
+        <w:rPr>
+          <w:color w:val="000000" w:themeColor="text1"/>
+          <w:sz w:val="28"/>
+          <w:szCs w:val="28"/>
+          <w:lang w:val="fr-SN"/>
+        </w:rPr>
+        <w:t>Reponse au LLM a ce prompt :</w:t>
+      </w:r>
+    </w:p>
+    <w:p>
+      <w:pPr>
+        <w:rPr>
+          <w:color w:val="000000" w:themeColor="text1"/>
+          <w:sz w:val="28"/>
+          <w:szCs w:val="28"/>
+          <w:lang w:val="fr-SN"/>
+        </w:rPr>
+      </w:pPr>
+      <w:r>
+        <w:rPr>
+          <w:noProof/>
+          <w:color w:val="000000" w:themeColor="text1"/>
+          <w:sz w:val="28"/>
+          <w:szCs w:val="28"/>
+          <w:lang w:val="fr-SN"/>
+        </w:rPr>
+        <w:drawing>
+          <wp:inline distT="0" distB="0" distL="0" distR="0" wp14:anchorId="3B1A22D9" wp14:editId="74B7A4AA">
+            <wp:extent cx="5760720" cy="3347085"/>
+            <wp:effectExtent l="0" t="0" r="0" b="5715"/>
+            <wp:docPr id="1830163161" name="Image 1"/>
+            <wp:cNvGraphicFramePr>
+              <a:graphicFrameLocks xmlns:a="http://schemas.openxmlformats.org/drawingml/2006/main" noChangeAspect="1"/>
+            </wp:cNvGraphicFramePr>
+            <a:graphic xmlns:a="http://schemas.openxmlformats.org/drawingml/2006/main">
+              <a:graphicData uri="http://schemas.openxmlformats.org/drawingml/2006/picture">
+                <pic:pic xmlns:pic="http://schemas.openxmlformats.org/drawingml/2006/picture">
+                  <pic:nvPicPr>
+                    <pic:cNvPr id="1830163161" name="Image 1830163161"/>
+                    <pic:cNvPicPr/>
+                  </pic:nvPicPr>
+                  <pic:blipFill>
+                    <a:blip r:embed="rId4">
+                      <a:extLst>
+                        <a:ext uri="{28A0092B-C50C-407E-A947-70E740481C1C}">
+                          <a14:useLocalDpi xmlns:a14="http://schemas.microsoft.com/office/drawing/2010/main" val="0"/>
+                        </a:ext>
+                      </a:extLst>
+                    </a:blip>
+                    <a:stretch>
+                      <a:fillRect/>
+                    </a:stretch>
+                  </pic:blipFill>
+                  <pic:spPr>
+                    <a:xfrm>
+                      <a:off x="0" y="0"/>
+                      <a:ext cx="5760720" cy="3347085"/>
+                    </a:xfrm>
+                    <a:prstGeom prst="rect">
+                      <a:avLst/>
+                    </a:prstGeom>
+                  </pic:spPr>
+                </pic:pic>
+              </a:graphicData>
+            </a:graphic>
+          </wp:inline>
+        </w:drawing>
+      </w:r>
+    </w:p>
+    <w:p>
+      <w:pPr>
+        <w:rPr>
+          <w:color w:val="4472C4" w:themeColor="accent1"/>
+          <w:sz w:val="28"/>
+          <w:szCs w:val="28"/>
+          <w:lang w:val="fr-SN"/>
+        </w:rPr>
+      </w:pPr>
+    </w:p>
     <w:p/>
     <w:sectPr>
       <w:pgSz w:w="11906" w:h="16838"/>
@@ -413,6 +680,7 @@
   <w:style w:type="paragraph" w:default="1" w:styleId="Normal">
     <w:name w:val="Normal"/>
     <w:qFormat/>
+    <w:rsid w:val="004E2192"/>
   </w:style>
   <w:style w:type="paragraph" w:styleId="Titre1">
     <w:name w:val="heading 1"/>

--- a/ai-business_assistant/ficher_assistant.docx
+++ b/ai-business_assistant/ficher_assistant.docx
@@ -232,7 +232,7 @@
                     <pic:cNvPicPr/>
                   </pic:nvPicPr>
                   <pic:blipFill>
-                    <a:blip r:embed="rId4">
+                    <a:blip r:embed="rId5">
                       <a:extLst>
                         <a:ext uri="{28A0092B-C50C-407E-A947-70E740481C1C}">
                           <a14:useLocalDpi xmlns:a14="http://schemas.microsoft.com/office/drawing/2010/main" val="0"/>
@@ -269,7 +269,1543 @@
         </w:rPr>
       </w:pPr>
     </w:p>
-    <w:p/>
+    <w:p>
+      <w:pPr>
+        <w:rPr>
+          <w:color w:val="4472C4" w:themeColor="accent1"/>
+          <w:sz w:val="36"/>
+          <w:szCs w:val="36"/>
+          <w:lang w:val="fr-SN"/>
+        </w:rPr>
+      </w:pPr>
+      <w:r>
+        <w:rPr>
+          <w:color w:val="4472C4" w:themeColor="accent1"/>
+          <w:sz w:val="36"/>
+          <w:szCs w:val="36"/>
+          <w:lang w:val="fr-SN"/>
+        </w:rPr>
+        <w:t>Partie 2 - Comparer les techniques de prompting</w:t>
+      </w:r>
+    </w:p>
+    <w:p>
+      <w:pPr>
+        <w:rPr>
+          <w:b/>
+          <w:bCs/>
+          <w:color w:val="4472C4" w:themeColor="accent1"/>
+          <w:sz w:val="28"/>
+          <w:szCs w:val="28"/>
+          <w:u w:val="single"/>
+          <w:lang w:val="fr-SN"/>
+        </w:rPr>
+      </w:pPr>
+      <w:r>
+        <w:rPr>
+          <w:b/>
+          <w:bCs/>
+          <w:color w:val="4472C4" w:themeColor="accent1"/>
+          <w:sz w:val="28"/>
+          <w:szCs w:val="28"/>
+          <w:u w:val="single"/>
+          <w:lang w:val="fr-SN"/>
+        </w:rPr>
+        <w:t>Technique zero-shot :</w:t>
+      </w:r>
+    </w:p>
+    <w:p>
+      <w:pPr>
+        <w:rPr>
+          <w:color w:val="000000" w:themeColor="text1"/>
+          <w:sz w:val="28"/>
+          <w:szCs w:val="28"/>
+          <w:lang w:val="fr-SN"/>
+        </w:rPr>
+      </w:pPr>
+      <w:r>
+        <w:rPr>
+          <w:color w:val="000000" w:themeColor="text1"/>
+          <w:sz w:val="28"/>
+          <w:szCs w:val="28"/>
+          <w:u w:val="single"/>
+          <w:lang w:val="fr-SN"/>
+        </w:rPr>
+        <w:t>Prompt </w:t>
+      </w:r>
+      <w:r>
+        <w:rPr>
+          <w:color w:val="000000" w:themeColor="text1"/>
+          <w:sz w:val="28"/>
+          <w:szCs w:val="28"/>
+          <w:lang w:val="fr-SN"/>
+        </w:rPr>
+        <w:t>: ```</w:t>
+      </w:r>
+      <w:r>
+        <w:rPr>
+          <w:lang w:val="fr-SN"/>
+        </w:rPr>
+        <w:t xml:space="preserve"> </w:t>
+      </w:r>
+      <w:r>
+        <w:rPr>
+          <w:color w:val="000000" w:themeColor="text1"/>
+          <w:sz w:val="28"/>
+          <w:szCs w:val="28"/>
+          <w:lang w:val="fr-SN"/>
+        </w:rPr>
+        <w:t>« Classer le commentaire suivant :</w:t>
+      </w:r>
+      <w:r>
+        <w:rPr>
+          <w:color w:val="000000" w:themeColor="text1"/>
+          <w:sz w:val="28"/>
+          <w:szCs w:val="28"/>
+          <w:lang w:val="fr-SN"/>
+        </w:rPr>
+        <w:br/>
+        <w:t>"Le service est rapide mais l'application plante régulièrement."</w:t>
+      </w:r>
+      <w:r>
+        <w:rPr>
+          <w:color w:val="000000" w:themeColor="text1"/>
+          <w:sz w:val="28"/>
+          <w:szCs w:val="28"/>
+          <w:lang w:val="fr-SN"/>
+        </w:rPr>
+        <w:br/>
+      </w:r>
+      <w:r>
+        <w:rPr>
+          <w:color w:val="000000" w:themeColor="text1"/>
+          <w:sz w:val="28"/>
+          <w:szCs w:val="28"/>
+          <w:lang w:val="fr-SN"/>
+        </w:rPr>
+        <w:t>Classes possibles : positif, négatif, neutre. »```</w:t>
+      </w:r>
+    </w:p>
+    <w:p>
+      <w:pPr>
+        <w:rPr>
+          <w:b/>
+          <w:bCs/>
+          <w:i/>
+          <w:iCs/>
+          <w:color w:val="000000" w:themeColor="text1"/>
+          <w:sz w:val="28"/>
+          <w:szCs w:val="28"/>
+          <w:lang w:val="fr-SN"/>
+        </w:rPr>
+      </w:pPr>
+      <w:r>
+        <w:rPr>
+          <w:color w:val="4472C4" w:themeColor="accent1"/>
+          <w:sz w:val="28"/>
+          <w:szCs w:val="28"/>
+          <w:lang w:val="fr-SN"/>
+        </w:rPr>
+        <w:lastRenderedPageBreak/>
+        <w:t xml:space="preserve">Réponse du LLM : </w:t>
+      </w:r>
+      <w:r>
+        <w:rPr>
+          <w:b/>
+          <w:bCs/>
+          <w:i/>
+          <w:iCs/>
+          <w:color w:val="000000" w:themeColor="text1"/>
+          <w:sz w:val="28"/>
+          <w:szCs w:val="28"/>
+          <w:lang w:val="fr-SN"/>
+        </w:rPr>
+        <w:t xml:space="preserve">“ </w:t>
+      </w:r>
+      <w:r>
+        <w:rPr>
+          <w:b/>
+          <w:bCs/>
+          <w:i/>
+          <w:iCs/>
+          <w:color w:val="000000" w:themeColor="text1"/>
+          <w:sz w:val="28"/>
+          <w:szCs w:val="28"/>
+          <w:lang w:val="fr-SN"/>
+        </w:rPr>
+        <w:t>Classe : Mitigé / Neutre-négatif (si une seule classe doit être choisie parmi les trois proposées → Négatif)</w:t>
+      </w:r>
+    </w:p>
+    <w:p>
+      <w:pPr>
+        <w:rPr>
+          <w:b/>
+          <w:bCs/>
+          <w:i/>
+          <w:iCs/>
+          <w:color w:val="000000" w:themeColor="text1"/>
+          <w:sz w:val="28"/>
+          <w:szCs w:val="28"/>
+          <w:lang w:val="fr-SN"/>
+        </w:rPr>
+      </w:pPr>
+      <w:r>
+        <w:rPr>
+          <w:b/>
+          <w:bCs/>
+          <w:i/>
+          <w:iCs/>
+          <w:color w:val="000000" w:themeColor="text1"/>
+          <w:sz w:val="28"/>
+          <w:szCs w:val="28"/>
+          <w:lang w:val="fr-SN"/>
+        </w:rPr>
+        <w:t>Justification :</w:t>
+      </w:r>
+    </w:p>
+    <w:p>
+      <w:pPr>
+        <w:rPr>
+          <w:b/>
+          <w:bCs/>
+          <w:i/>
+          <w:iCs/>
+          <w:color w:val="000000" w:themeColor="text1"/>
+          <w:sz w:val="28"/>
+          <w:szCs w:val="28"/>
+          <w:lang w:val="fr-SN"/>
+        </w:rPr>
+      </w:pPr>
+      <w:r>
+        <w:rPr>
+          <w:b/>
+          <w:bCs/>
+          <w:i/>
+          <w:iCs/>
+          <w:color w:val="000000" w:themeColor="text1"/>
+          <w:sz w:val="28"/>
+          <w:szCs w:val="28"/>
+          <w:lang w:val="fr-SN"/>
+        </w:rPr>
+        <w:t>Ce commentaire contient en réalité deux sentiments opposés :</w:t>
+      </w:r>
+    </w:p>
+    <w:p>
+      <w:pPr>
+        <w:rPr>
+          <w:b/>
+          <w:bCs/>
+          <w:i/>
+          <w:iCs/>
+          <w:color w:val="000000" w:themeColor="text1"/>
+          <w:sz w:val="28"/>
+          <w:szCs w:val="28"/>
+          <w:lang w:val="fr-SN"/>
+        </w:rPr>
+      </w:pPr>
+      <w:r>
+        <w:rPr>
+          <w:b/>
+          <w:bCs/>
+          <w:i/>
+          <w:iCs/>
+          <w:color w:val="000000" w:themeColor="text1"/>
+          <w:sz w:val="28"/>
+          <w:szCs w:val="28"/>
+          <w:lang w:val="fr-SN"/>
+        </w:rPr>
+        <w:t>Un aspect positif : « le service est rapide »</w:t>
+      </w:r>
+    </w:p>
+    <w:p>
+      <w:pPr>
+        <w:rPr>
+          <w:b/>
+          <w:bCs/>
+          <w:i/>
+          <w:iCs/>
+          <w:color w:val="000000" w:themeColor="text1"/>
+          <w:sz w:val="28"/>
+          <w:szCs w:val="28"/>
+          <w:lang w:val="fr-SN"/>
+        </w:rPr>
+      </w:pPr>
+      <w:r>
+        <w:rPr>
+          <w:b/>
+          <w:bCs/>
+          <w:i/>
+          <w:iCs/>
+          <w:color w:val="000000" w:themeColor="text1"/>
+          <w:sz w:val="28"/>
+          <w:szCs w:val="28"/>
+          <w:lang w:val="fr-SN"/>
+        </w:rPr>
+        <w:t>Un aspect négatif, plus impactant : « l'application plante régulièrement »</w:t>
+      </w:r>
+    </w:p>
+    <w:p>
+      <w:pPr>
+        <w:rPr>
+          <w:i/>
+          <w:iCs/>
+          <w:color w:val="000000" w:themeColor="text1"/>
+          <w:sz w:val="28"/>
+          <w:szCs w:val="28"/>
+          <w:lang w:val="fr-SN"/>
+        </w:rPr>
+      </w:pPr>
+      <w:r>
+        <w:rPr>
+          <w:b/>
+          <w:bCs/>
+          <w:i/>
+          <w:iCs/>
+          <w:color w:val="000000" w:themeColor="text1"/>
+          <w:sz w:val="28"/>
+          <w:szCs w:val="28"/>
+          <w:lang w:val="fr-SN"/>
+        </w:rPr>
+        <w:t>Le verbe « plante régulièrement » signale un problème technique récurrent, donc gênant pour l'expérience utilisateur — ce qui pèse généralement plus lourd dans la perception globale qu'un simple point positif ponctuel. C'est pourquoi, si l'on doit trancher entre les trois classes proposées, le sentiment dominant penche vers Négatif.</w:t>
+      </w:r>
+      <w:r>
+        <w:rPr>
+          <w:i/>
+          <w:iCs/>
+          <w:color w:val="000000" w:themeColor="text1"/>
+          <w:sz w:val="28"/>
+          <w:szCs w:val="28"/>
+          <w:lang w:val="fr-SN"/>
+        </w:rPr>
+        <w:t xml:space="preserve"> </w:t>
+      </w:r>
+      <w:r>
+        <w:rPr>
+          <w:b/>
+          <w:bCs/>
+          <w:color w:val="000000" w:themeColor="text1"/>
+          <w:sz w:val="28"/>
+          <w:szCs w:val="28"/>
+          <w:lang w:val="fr-SN"/>
+        </w:rPr>
+        <w:t>”</w:t>
+      </w:r>
+    </w:p>
+    <w:p>
+      <w:pPr>
+        <w:rPr>
+          <w:color w:val="4472C4" w:themeColor="accent1"/>
+          <w:sz w:val="28"/>
+          <w:szCs w:val="28"/>
+          <w:lang w:val="fr-SN"/>
+        </w:rPr>
+      </w:pPr>
+      <w:r>
+        <w:rPr>
+          <w:color w:val="4472C4" w:themeColor="accent1"/>
+          <w:sz w:val="28"/>
+          <w:szCs w:val="28"/>
+          <w:lang w:val="fr-SN"/>
+        </w:rPr>
+        <w:t xml:space="preserve">Technique One-shot : </w:t>
+      </w:r>
+    </w:p>
+    <w:p>
+      <w:pPr>
+        <w:rPr>
+          <w:color w:val="000000" w:themeColor="text1"/>
+          <w:sz w:val="28"/>
+          <w:szCs w:val="28"/>
+          <w:lang w:val="fr-SN"/>
+        </w:rPr>
+      </w:pPr>
+      <w:r>
+        <w:rPr>
+          <w:color w:val="4472C4" w:themeColor="accent1"/>
+          <w:sz w:val="28"/>
+          <w:szCs w:val="28"/>
+          <w:lang w:val="fr-SN"/>
+        </w:rPr>
+        <w:t>Prompt : ```</w:t>
+      </w:r>
+      <w:r>
+        <w:rPr>
+          <w:color w:val="000000" w:themeColor="text1"/>
+          <w:sz w:val="28"/>
+          <w:szCs w:val="28"/>
+          <w:lang w:val="fr-SN"/>
+        </w:rPr>
+        <w:t>Classe chaque commentaire dans une seule c</w:t>
+      </w:r>
+      <w:r>
+        <w:rPr>
+          <w:color w:val="000000" w:themeColor="text1"/>
+          <w:sz w:val="28"/>
+          <w:szCs w:val="28"/>
+          <w:lang w:val="fr-SN"/>
+        </w:rPr>
+        <w:t>lasse</w:t>
+      </w:r>
+      <w:r>
+        <w:rPr>
+          <w:color w:val="000000" w:themeColor="text1"/>
+          <w:sz w:val="28"/>
+          <w:szCs w:val="28"/>
+          <w:lang w:val="fr-SN"/>
+        </w:rPr>
+        <w:t xml:space="preserve"> :</w:t>
+      </w:r>
+    </w:p>
+    <w:p>
+      <w:pPr>
+        <w:rPr>
+          <w:color w:val="000000" w:themeColor="text1"/>
+          <w:sz w:val="28"/>
+          <w:szCs w:val="28"/>
+          <w:lang w:val="fr-SN"/>
+        </w:rPr>
+      </w:pPr>
+      <w:r>
+        <w:rPr>
+          <w:color w:val="000000" w:themeColor="text1"/>
+          <w:sz w:val="28"/>
+          <w:szCs w:val="28"/>
+          <w:lang w:val="fr-SN"/>
+        </w:rPr>
+        <w:t>Positif, négatif ou neutre.</w:t>
+      </w:r>
+    </w:p>
+    <w:p>
+      <w:pPr>
+        <w:rPr>
+          <w:color w:val="000000" w:themeColor="text1"/>
+          <w:sz w:val="28"/>
+          <w:szCs w:val="28"/>
+          <w:lang w:val="fr-SN"/>
+        </w:rPr>
+      </w:pPr>
+      <w:r>
+        <w:rPr>
+          <w:color w:val="000000" w:themeColor="text1"/>
+          <w:sz w:val="28"/>
+          <w:szCs w:val="28"/>
+          <w:lang w:val="fr-SN"/>
+        </w:rPr>
+        <w:t>Exemple :</w:t>
+      </w:r>
+    </w:p>
+    <w:p>
+      <w:pPr>
+        <w:rPr>
+          <w:color w:val="000000" w:themeColor="text1"/>
+          <w:sz w:val="28"/>
+          <w:szCs w:val="28"/>
+          <w:lang w:val="fr-SN"/>
+        </w:rPr>
+      </w:pPr>
+      <w:r>
+        <w:rPr>
+          <w:color w:val="000000" w:themeColor="text1"/>
+          <w:sz w:val="28"/>
+          <w:szCs w:val="28"/>
+          <w:lang w:val="fr-SN"/>
+        </w:rPr>
+        <w:t>Commentaire : « L</w:t>
+      </w:r>
+      <w:r>
+        <w:rPr>
+          <w:color w:val="000000" w:themeColor="text1"/>
+          <w:sz w:val="28"/>
+          <w:szCs w:val="28"/>
+          <w:lang w:val="fr-SN"/>
+        </w:rPr>
+        <w:t xml:space="preserve">a voiture </w:t>
+      </w:r>
+      <w:r>
+        <w:rPr>
+          <w:color w:val="000000" w:themeColor="text1"/>
+          <w:sz w:val="28"/>
+          <w:szCs w:val="28"/>
+          <w:lang w:val="fr-SN"/>
+        </w:rPr>
+        <w:t>est be</w:t>
+      </w:r>
+      <w:r>
+        <w:rPr>
+          <w:color w:val="000000" w:themeColor="text1"/>
+          <w:sz w:val="28"/>
+          <w:szCs w:val="28"/>
+          <w:lang w:val="fr-SN"/>
+        </w:rPr>
+        <w:t>lle</w:t>
+      </w:r>
+      <w:r>
+        <w:rPr>
+          <w:color w:val="000000" w:themeColor="text1"/>
+          <w:sz w:val="28"/>
+          <w:szCs w:val="28"/>
+          <w:lang w:val="fr-SN"/>
+        </w:rPr>
+        <w:t xml:space="preserve">, mais </w:t>
+      </w:r>
+      <w:r>
+        <w:rPr>
+          <w:color w:val="000000" w:themeColor="text1"/>
+          <w:sz w:val="28"/>
+          <w:szCs w:val="28"/>
+          <w:lang w:val="fr-SN"/>
+        </w:rPr>
+        <w:t xml:space="preserve">elle </w:t>
+      </w:r>
+      <w:r>
+        <w:rPr>
+          <w:color w:val="000000" w:themeColor="text1"/>
+          <w:sz w:val="28"/>
+          <w:szCs w:val="28"/>
+          <w:lang w:val="fr-SN"/>
+        </w:rPr>
+        <w:t>tombe souvent en panne. »</w:t>
+      </w:r>
+    </w:p>
+    <w:p>
+      <w:pPr>
+        <w:rPr>
+          <w:color w:val="000000" w:themeColor="text1"/>
+          <w:sz w:val="28"/>
+          <w:szCs w:val="28"/>
+          <w:lang w:val="fr-SN"/>
+        </w:rPr>
+      </w:pPr>
+      <w:r>
+        <w:rPr>
+          <w:color w:val="000000" w:themeColor="text1"/>
+          <w:sz w:val="28"/>
+          <w:szCs w:val="28"/>
+          <w:lang w:val="fr-SN"/>
+        </w:rPr>
+        <w:t>C</w:t>
+      </w:r>
+      <w:r>
+        <w:rPr>
+          <w:color w:val="000000" w:themeColor="text1"/>
+          <w:sz w:val="28"/>
+          <w:szCs w:val="28"/>
+          <w:lang w:val="fr-SN"/>
+        </w:rPr>
+        <w:t xml:space="preserve">lasse </w:t>
+      </w:r>
+      <w:r>
+        <w:rPr>
+          <w:color w:val="000000" w:themeColor="text1"/>
+          <w:sz w:val="28"/>
+          <w:szCs w:val="28"/>
+          <w:lang w:val="fr-SN"/>
+        </w:rPr>
+        <w:t>: négatif</w:t>
+      </w:r>
+    </w:p>
+    <w:p>
+      <w:pPr>
+        <w:rPr>
+          <w:color w:val="000000" w:themeColor="text1"/>
+          <w:sz w:val="28"/>
+          <w:szCs w:val="28"/>
+          <w:lang w:val="fr-SN"/>
+        </w:rPr>
+      </w:pPr>
+      <w:r>
+        <w:rPr>
+          <w:color w:val="000000" w:themeColor="text1"/>
+          <w:sz w:val="28"/>
+          <w:szCs w:val="28"/>
+          <w:lang w:val="fr-SN"/>
+        </w:rPr>
+        <w:t>Maintenant</w:t>
+      </w:r>
+      <w:r>
+        <w:rPr>
+          <w:color w:val="000000" w:themeColor="text1"/>
+          <w:sz w:val="28"/>
+          <w:szCs w:val="28"/>
+          <w:lang w:val="fr-SN"/>
+        </w:rPr>
+        <w:t xml:space="preserve"> pour</w:t>
+      </w:r>
+      <w:r>
+        <w:rPr>
+          <w:color w:val="000000" w:themeColor="text1"/>
+          <w:sz w:val="28"/>
+          <w:szCs w:val="28"/>
+          <w:lang w:val="fr-SN"/>
+        </w:rPr>
+        <w:t xml:space="preserve"> ce commentaire </w:t>
+      </w:r>
+      <w:r>
+        <w:rPr>
+          <w:color w:val="000000" w:themeColor="text1"/>
+          <w:sz w:val="28"/>
+          <w:szCs w:val="28"/>
+          <w:lang w:val="fr-SN"/>
+        </w:rPr>
+        <w:t>« Le service est rapide mais l’application plante régulièrement. »</w:t>
+      </w:r>
+    </w:p>
+    <w:p>
+      <w:pPr>
+        <w:rPr>
+          <w:color w:val="000000" w:themeColor="text1"/>
+          <w:sz w:val="28"/>
+          <w:szCs w:val="28"/>
+          <w:lang w:val="fr-SN"/>
+        </w:rPr>
+      </w:pPr>
+      <w:r>
+        <w:rPr>
+          <w:color w:val="000000" w:themeColor="text1"/>
+          <w:sz w:val="28"/>
+          <w:szCs w:val="28"/>
+          <w:lang w:val="fr-SN"/>
+        </w:rPr>
+        <w:t>Réponds</w:t>
+      </w:r>
+      <w:r>
+        <w:rPr>
+          <w:color w:val="000000" w:themeColor="text1"/>
+          <w:sz w:val="28"/>
+          <w:szCs w:val="28"/>
+          <w:lang w:val="fr-SN"/>
+        </w:rPr>
+        <w:t xml:space="preserve"> uniquement par le nom de la classe </w:t>
+      </w:r>
+      <w:r>
+        <w:rPr>
+          <w:color w:val="000000" w:themeColor="text1"/>
+          <w:sz w:val="28"/>
+          <w:szCs w:val="28"/>
+          <w:lang w:val="fr-SN"/>
+        </w:rPr>
+        <w:t>```</w:t>
+      </w:r>
+    </w:p>
+    <w:p>
+      <w:pPr>
+        <w:rPr>
+          <w:b/>
+          <w:bCs/>
+          <w:color w:val="000000" w:themeColor="text1"/>
+          <w:sz w:val="28"/>
+          <w:szCs w:val="28"/>
+          <w:lang w:val="fr-SN"/>
+        </w:rPr>
+      </w:pPr>
+      <w:r>
+        <w:rPr>
+          <w:color w:val="4472C4" w:themeColor="accent1"/>
+          <w:sz w:val="28"/>
+          <w:szCs w:val="28"/>
+          <w:lang w:val="fr-SN"/>
+        </w:rPr>
+        <w:t xml:space="preserve">Réponse du LLM : </w:t>
+      </w:r>
+      <w:r>
+        <w:rPr>
+          <w:b/>
+          <w:bCs/>
+          <w:i/>
+          <w:iCs/>
+          <w:color w:val="000000" w:themeColor="text1"/>
+          <w:sz w:val="28"/>
+          <w:szCs w:val="28"/>
+          <w:lang w:val="fr-SN"/>
+        </w:rPr>
+        <w:t>“</w:t>
+      </w:r>
+      <w:r>
+        <w:rPr>
+          <w:b/>
+          <w:bCs/>
+          <w:i/>
+          <w:iCs/>
+          <w:color w:val="000000" w:themeColor="text1"/>
+          <w:sz w:val="28"/>
+          <w:szCs w:val="28"/>
+          <w:lang w:val="fr-SN"/>
+        </w:rPr>
+        <w:t>Négatif</w:t>
+      </w:r>
+      <w:r>
+        <w:rPr>
+          <w:i/>
+          <w:iCs/>
+          <w:color w:val="000000" w:themeColor="text1"/>
+          <w:sz w:val="28"/>
+          <w:szCs w:val="28"/>
+          <w:lang w:val="fr-SN"/>
+        </w:rPr>
+        <w:t xml:space="preserve"> </w:t>
+      </w:r>
+      <w:r>
+        <w:rPr>
+          <w:b/>
+          <w:bCs/>
+          <w:color w:val="000000" w:themeColor="text1"/>
+          <w:sz w:val="28"/>
+          <w:szCs w:val="28"/>
+          <w:lang w:val="fr-SN"/>
+        </w:rPr>
+        <w:t>”</w:t>
+      </w:r>
+    </w:p>
+    <w:p>
+      <w:pPr>
+        <w:rPr>
+          <w:b/>
+          <w:bCs/>
+          <w:i/>
+          <w:iCs/>
+          <w:color w:val="000000" w:themeColor="text1"/>
+          <w:sz w:val="28"/>
+          <w:szCs w:val="28"/>
+          <w:lang w:val="fr-SN"/>
+        </w:rPr>
+      </w:pPr>
+    </w:p>
+    <w:p>
+      <w:pPr>
+        <w:rPr>
+          <w:color w:val="4472C4" w:themeColor="accent1"/>
+          <w:sz w:val="28"/>
+          <w:szCs w:val="28"/>
+          <w:lang w:val="fr-SN"/>
+        </w:rPr>
+      </w:pPr>
+      <w:r>
+        <w:rPr>
+          <w:color w:val="4472C4" w:themeColor="accent1"/>
+          <w:sz w:val="28"/>
+          <w:szCs w:val="28"/>
+          <w:lang w:val="fr-SN"/>
+        </w:rPr>
+        <w:t xml:space="preserve">Technique </w:t>
+      </w:r>
+      <w:r>
+        <w:rPr>
+          <w:color w:val="4472C4" w:themeColor="accent1"/>
+          <w:sz w:val="28"/>
+          <w:szCs w:val="28"/>
+          <w:lang w:val="fr-SN"/>
+        </w:rPr>
+        <w:t>few</w:t>
+      </w:r>
+      <w:r>
+        <w:rPr>
+          <w:color w:val="4472C4" w:themeColor="accent1"/>
+          <w:sz w:val="28"/>
+          <w:szCs w:val="28"/>
+          <w:lang w:val="fr-SN"/>
+        </w:rPr>
+        <w:t xml:space="preserve">-shot : </w:t>
+      </w:r>
+    </w:p>
+    <w:p>
+      <w:pPr>
+        <w:rPr>
+          <w:color w:val="000000" w:themeColor="text1"/>
+          <w:sz w:val="28"/>
+          <w:szCs w:val="28"/>
+          <w:lang w:val="fr-SN"/>
+        </w:rPr>
+      </w:pPr>
+      <w:r>
+        <w:rPr>
+          <w:color w:val="4472C4" w:themeColor="accent1"/>
+          <w:sz w:val="28"/>
+          <w:szCs w:val="28"/>
+          <w:lang w:val="fr-SN"/>
+        </w:rPr>
+        <w:t>Prompt : ```</w:t>
+      </w:r>
+      <w:r>
+        <w:rPr>
+          <w:lang w:val="fr-SN"/>
+        </w:rPr>
+        <w:t xml:space="preserve"> </w:t>
+      </w:r>
+      <w:r>
+        <w:rPr>
+          <w:color w:val="000000" w:themeColor="text1"/>
+          <w:sz w:val="28"/>
+          <w:szCs w:val="28"/>
+          <w:lang w:val="fr-SN"/>
+        </w:rPr>
+        <w:t>Classe chaque commentaire dans une seule catégorie :</w:t>
+      </w:r>
+    </w:p>
+    <w:p>
+      <w:pPr>
+        <w:rPr>
+          <w:color w:val="000000" w:themeColor="text1"/>
+          <w:sz w:val="28"/>
+          <w:szCs w:val="28"/>
+          <w:lang w:val="fr-SN"/>
+        </w:rPr>
+      </w:pPr>
+      <w:r>
+        <w:rPr>
+          <w:color w:val="000000" w:themeColor="text1"/>
+          <w:sz w:val="28"/>
+          <w:szCs w:val="28"/>
+          <w:lang w:val="fr-SN"/>
+        </w:rPr>
+        <w:t>positif, négatif ou neutre.</w:t>
+      </w:r>
+    </w:p>
+    <w:p>
+      <w:pPr>
+        <w:rPr>
+          <w:color w:val="000000" w:themeColor="text1"/>
+          <w:sz w:val="28"/>
+          <w:szCs w:val="28"/>
+          <w:lang w:val="fr-SN"/>
+        </w:rPr>
+      </w:pPr>
+      <w:r>
+        <w:rPr>
+          <w:color w:val="000000" w:themeColor="text1"/>
+          <w:sz w:val="28"/>
+          <w:szCs w:val="28"/>
+          <w:lang w:val="fr-SN"/>
+        </w:rPr>
+        <w:t>Exemples :</w:t>
+      </w:r>
+    </w:p>
+    <w:p>
+      <w:pPr>
+        <w:rPr>
+          <w:color w:val="000000" w:themeColor="text1"/>
+          <w:sz w:val="28"/>
+          <w:szCs w:val="28"/>
+          <w:lang w:val="fr-SN"/>
+        </w:rPr>
+      </w:pPr>
+      <w:r>
+        <w:rPr>
+          <w:color w:val="000000" w:themeColor="text1"/>
+          <w:sz w:val="28"/>
+          <w:szCs w:val="28"/>
+          <w:lang w:val="fr-SN"/>
+        </w:rPr>
+        <w:t>Commentaire : « Le personnel est accueillant et le service est très rapide. »</w:t>
+      </w:r>
+    </w:p>
+    <w:p>
+      <w:pPr>
+        <w:rPr>
+          <w:color w:val="000000" w:themeColor="text1"/>
+          <w:sz w:val="28"/>
+          <w:szCs w:val="28"/>
+          <w:lang w:val="fr-SN"/>
+        </w:rPr>
+      </w:pPr>
+      <w:r>
+        <w:rPr>
+          <w:color w:val="000000" w:themeColor="text1"/>
+          <w:sz w:val="28"/>
+          <w:szCs w:val="28"/>
+          <w:lang w:val="fr-SN"/>
+        </w:rPr>
+        <w:t>C</w:t>
+      </w:r>
+      <w:r>
+        <w:rPr>
+          <w:color w:val="000000" w:themeColor="text1"/>
+          <w:sz w:val="28"/>
+          <w:szCs w:val="28"/>
+          <w:lang w:val="fr-SN"/>
+        </w:rPr>
+        <w:t>lasse</w:t>
+      </w:r>
+      <w:r>
+        <w:rPr>
+          <w:color w:val="000000" w:themeColor="text1"/>
+          <w:sz w:val="28"/>
+          <w:szCs w:val="28"/>
+          <w:lang w:val="fr-SN"/>
+        </w:rPr>
+        <w:t xml:space="preserve"> : positif</w:t>
+      </w:r>
+    </w:p>
+    <w:p>
+      <w:pPr>
+        <w:rPr>
+          <w:color w:val="000000" w:themeColor="text1"/>
+          <w:sz w:val="28"/>
+          <w:szCs w:val="28"/>
+          <w:lang w:val="fr-SN"/>
+        </w:rPr>
+      </w:pPr>
+      <w:r>
+        <w:rPr>
+          <w:color w:val="000000" w:themeColor="text1"/>
+          <w:sz w:val="28"/>
+          <w:szCs w:val="28"/>
+          <w:lang w:val="fr-SN"/>
+        </w:rPr>
+        <w:lastRenderedPageBreak/>
+        <w:t xml:space="preserve">Commentaire : </w:t>
+      </w:r>
+      <w:r>
+        <w:rPr>
+          <w:color w:val="000000" w:themeColor="text1"/>
+          <w:sz w:val="28"/>
+          <w:szCs w:val="28"/>
+          <w:lang w:val="fr-SN"/>
+        </w:rPr>
+        <w:t>« La livraison est arrivée rapidement, mais le colis était endommagé. »</w:t>
+      </w:r>
+    </w:p>
+    <w:p>
+      <w:pPr>
+        <w:rPr>
+          <w:color w:val="000000" w:themeColor="text1"/>
+          <w:sz w:val="28"/>
+          <w:szCs w:val="28"/>
+          <w:lang w:val="fr-SN"/>
+        </w:rPr>
+      </w:pPr>
+      <w:r>
+        <w:rPr>
+          <w:color w:val="000000" w:themeColor="text1"/>
+          <w:sz w:val="28"/>
+          <w:szCs w:val="28"/>
+          <w:lang w:val="fr-SN"/>
+        </w:rPr>
+        <w:t>C</w:t>
+      </w:r>
+      <w:r>
+        <w:rPr>
+          <w:color w:val="000000" w:themeColor="text1"/>
+          <w:sz w:val="28"/>
+          <w:szCs w:val="28"/>
+          <w:lang w:val="fr-SN"/>
+        </w:rPr>
+        <w:t>lasse</w:t>
+      </w:r>
+      <w:r>
+        <w:rPr>
+          <w:color w:val="000000" w:themeColor="text1"/>
+          <w:sz w:val="28"/>
+          <w:szCs w:val="28"/>
+          <w:lang w:val="fr-SN"/>
+        </w:rPr>
+        <w:t xml:space="preserve"> : négatif</w:t>
+      </w:r>
+    </w:p>
+    <w:p>
+      <w:pPr>
+        <w:rPr>
+          <w:color w:val="000000" w:themeColor="text1"/>
+          <w:sz w:val="28"/>
+          <w:szCs w:val="28"/>
+          <w:lang w:val="fr-SN"/>
+        </w:rPr>
+      </w:pPr>
+      <w:r>
+        <w:rPr>
+          <w:color w:val="000000" w:themeColor="text1"/>
+          <w:sz w:val="28"/>
+          <w:szCs w:val="28"/>
+          <w:lang w:val="fr-SN"/>
+        </w:rPr>
+        <w:t>Commentaire : « Le service est correct, sans avantage ni problème particulier. »</w:t>
+      </w:r>
+    </w:p>
+    <w:p>
+      <w:pPr>
+        <w:rPr>
+          <w:color w:val="000000" w:themeColor="text1"/>
+          <w:sz w:val="28"/>
+          <w:szCs w:val="28"/>
+          <w:lang w:val="fr-SN"/>
+        </w:rPr>
+      </w:pPr>
+      <w:r>
+        <w:rPr>
+          <w:color w:val="000000" w:themeColor="text1"/>
+          <w:sz w:val="28"/>
+          <w:szCs w:val="28"/>
+          <w:lang w:val="fr-SN"/>
+        </w:rPr>
+        <w:t>C</w:t>
+      </w:r>
+      <w:r>
+        <w:rPr>
+          <w:color w:val="000000" w:themeColor="text1"/>
+          <w:sz w:val="28"/>
+          <w:szCs w:val="28"/>
+          <w:lang w:val="fr-SN"/>
+        </w:rPr>
+        <w:t>lasse</w:t>
+      </w:r>
+      <w:r>
+        <w:rPr>
+          <w:color w:val="000000" w:themeColor="text1"/>
+          <w:sz w:val="28"/>
+          <w:szCs w:val="28"/>
+          <w:lang w:val="fr-SN"/>
+        </w:rPr>
+        <w:t xml:space="preserve"> : neutre</w:t>
+      </w:r>
+    </w:p>
+    <w:p>
+      <w:pPr>
+        <w:rPr>
+          <w:color w:val="000000" w:themeColor="text1"/>
+          <w:sz w:val="28"/>
+          <w:szCs w:val="28"/>
+          <w:lang w:val="fr-SN"/>
+        </w:rPr>
+      </w:pPr>
+      <w:r>
+        <w:rPr>
+          <w:color w:val="000000" w:themeColor="text1"/>
+          <w:sz w:val="28"/>
+          <w:szCs w:val="28"/>
+          <w:lang w:val="fr-SN"/>
+        </w:rPr>
+        <w:t>Commentaire à classer :</w:t>
+      </w:r>
+    </w:p>
+    <w:p>
+      <w:pPr>
+        <w:rPr>
+          <w:color w:val="000000" w:themeColor="text1"/>
+          <w:sz w:val="28"/>
+          <w:szCs w:val="28"/>
+          <w:lang w:val="fr-SN"/>
+        </w:rPr>
+      </w:pPr>
+      <w:r>
+        <w:rPr>
+          <w:color w:val="000000" w:themeColor="text1"/>
+          <w:sz w:val="28"/>
+          <w:szCs w:val="28"/>
+          <w:lang w:val="fr-SN"/>
+        </w:rPr>
+        <w:t>« Le service est rapide mais l’application plante régulièrement. »</w:t>
+      </w:r>
+    </w:p>
+    <w:p>
+      <w:pPr>
+        <w:rPr>
+          <w:color w:val="000000" w:themeColor="text1"/>
+          <w:sz w:val="28"/>
+          <w:szCs w:val="28"/>
+          <w:lang w:val="fr-SN"/>
+        </w:rPr>
+      </w:pPr>
+      <w:r>
+        <w:rPr>
+          <w:color w:val="000000" w:themeColor="text1"/>
+          <w:sz w:val="28"/>
+          <w:szCs w:val="28"/>
+          <w:lang w:val="fr-SN"/>
+        </w:rPr>
+        <w:t xml:space="preserve">Réponds uniquement par le nom de la </w:t>
+      </w:r>
+      <w:r>
+        <w:rPr>
+          <w:color w:val="000000" w:themeColor="text1"/>
+          <w:sz w:val="28"/>
+          <w:szCs w:val="28"/>
+          <w:lang w:val="fr-SN"/>
+        </w:rPr>
+        <w:t>classe</w:t>
+      </w:r>
+      <w:r>
+        <w:rPr>
+          <w:color w:val="000000" w:themeColor="text1"/>
+          <w:sz w:val="28"/>
+          <w:szCs w:val="28"/>
+          <w:lang w:val="fr-SN"/>
+        </w:rPr>
+        <w:t>.</w:t>
+      </w:r>
+      <w:r>
+        <w:rPr>
+          <w:color w:val="4472C4" w:themeColor="accent1"/>
+          <w:sz w:val="28"/>
+          <w:szCs w:val="28"/>
+          <w:lang w:val="fr-SN"/>
+        </w:rPr>
+        <w:t xml:space="preserve"> </w:t>
+      </w:r>
+      <w:r>
+        <w:rPr>
+          <w:color w:val="4472C4" w:themeColor="accent1"/>
+          <w:sz w:val="28"/>
+          <w:szCs w:val="28"/>
+          <w:lang w:val="fr-SN"/>
+        </w:rPr>
+        <w:t>```</w:t>
+      </w:r>
+    </w:p>
+    <w:p>
+      <w:pPr>
+        <w:rPr>
+          <w:b/>
+          <w:bCs/>
+          <w:color w:val="000000" w:themeColor="text1"/>
+          <w:sz w:val="28"/>
+          <w:szCs w:val="28"/>
+          <w:lang w:val="fr-SN"/>
+        </w:rPr>
+      </w:pPr>
+      <w:r>
+        <w:rPr>
+          <w:color w:val="4472C4" w:themeColor="accent1"/>
+          <w:sz w:val="28"/>
+          <w:szCs w:val="28"/>
+          <w:lang w:val="fr-SN"/>
+        </w:rPr>
+        <w:t xml:space="preserve">Réponse du LLM : </w:t>
+      </w:r>
+      <w:r>
+        <w:rPr>
+          <w:b/>
+          <w:bCs/>
+          <w:i/>
+          <w:iCs/>
+          <w:color w:val="000000" w:themeColor="text1"/>
+          <w:sz w:val="28"/>
+          <w:szCs w:val="28"/>
+          <w:lang w:val="fr-SN"/>
+        </w:rPr>
+        <w:t>“</w:t>
+      </w:r>
+      <w:r>
+        <w:rPr>
+          <w:b/>
+          <w:bCs/>
+          <w:i/>
+          <w:iCs/>
+          <w:color w:val="000000" w:themeColor="text1"/>
+          <w:sz w:val="28"/>
+          <w:szCs w:val="28"/>
+          <w:lang w:val="fr-SN"/>
+        </w:rPr>
+        <w:t>Négatif</w:t>
+      </w:r>
+      <w:r>
+        <w:rPr>
+          <w:i/>
+          <w:iCs/>
+          <w:color w:val="000000" w:themeColor="text1"/>
+          <w:sz w:val="28"/>
+          <w:szCs w:val="28"/>
+          <w:lang w:val="fr-SN"/>
+        </w:rPr>
+        <w:t xml:space="preserve"> </w:t>
+      </w:r>
+      <w:r>
+        <w:rPr>
+          <w:b/>
+          <w:bCs/>
+          <w:color w:val="000000" w:themeColor="text1"/>
+          <w:sz w:val="28"/>
+          <w:szCs w:val="28"/>
+          <w:lang w:val="fr-SN"/>
+        </w:rPr>
+        <w:t>”</w:t>
+      </w:r>
+    </w:p>
+    <w:p>
+      <w:pPr>
+        <w:rPr>
+          <w:b/>
+          <w:bCs/>
+          <w:color w:val="000000" w:themeColor="text1"/>
+          <w:sz w:val="28"/>
+          <w:szCs w:val="28"/>
+          <w:lang w:val="fr-SN"/>
+        </w:rPr>
+      </w:pPr>
+    </w:p>
+    <w:p>
+      <w:pPr>
+        <w:rPr>
+          <w:color w:val="4472C4" w:themeColor="accent1"/>
+          <w:sz w:val="28"/>
+          <w:szCs w:val="28"/>
+          <w:lang w:val="fr-SN"/>
+        </w:rPr>
+      </w:pPr>
+      <w:r>
+        <w:rPr>
+          <w:color w:val="4472C4" w:themeColor="accent1"/>
+          <w:sz w:val="28"/>
+          <w:szCs w:val="28"/>
+          <w:lang w:val="fr-SN"/>
+        </w:rPr>
+        <w:t xml:space="preserve">Technique few-shot : </w:t>
+      </w:r>
+    </w:p>
+    <w:p>
+      <w:pPr>
+        <w:rPr>
+          <w:color w:val="4472C4" w:themeColor="accent1"/>
+          <w:sz w:val="28"/>
+          <w:szCs w:val="28"/>
+          <w:lang w:val="fr-SN"/>
+        </w:rPr>
+      </w:pPr>
+      <w:r>
+        <w:rPr>
+          <w:color w:val="4472C4" w:themeColor="accent1"/>
+          <w:sz w:val="28"/>
+          <w:szCs w:val="28"/>
+          <w:lang w:val="fr-SN"/>
+        </w:rPr>
+        <w:t>Prompt :</w:t>
+      </w:r>
+    </w:p>
+    <w:p>
+      <w:pPr>
+        <w:rPr>
+          <w:color w:val="000000" w:themeColor="text1"/>
+          <w:sz w:val="28"/>
+          <w:szCs w:val="28"/>
+          <w:lang w:val="fr-SN"/>
+        </w:rPr>
+      </w:pPr>
+      <w:r>
+        <w:rPr>
+          <w:color w:val="4472C4" w:themeColor="accent1"/>
+          <w:sz w:val="28"/>
+          <w:szCs w:val="28"/>
+          <w:lang w:val="fr-SN"/>
+        </w:rPr>
+        <w:t>```</w:t>
+      </w:r>
+      <w:r>
+        <w:rPr>
+          <w:color w:val="000000" w:themeColor="text1"/>
+          <w:sz w:val="28"/>
+          <w:szCs w:val="28"/>
+          <w:lang w:val="fr-SN"/>
+        </w:rPr>
+        <w:t>Rôle</w:t>
+      </w:r>
+      <w:r>
+        <w:rPr>
+          <w:color w:val="000000" w:themeColor="text1"/>
+          <w:sz w:val="28"/>
+          <w:szCs w:val="28"/>
+          <w:lang w:val="fr-SN"/>
+        </w:rPr>
+        <w:t xml:space="preserve"> : </w:t>
+      </w:r>
+      <w:r>
+        <w:rPr>
+          <w:color w:val="000000" w:themeColor="text1"/>
+          <w:sz w:val="28"/>
+          <w:szCs w:val="28"/>
+          <w:lang w:val="fr-SN"/>
+        </w:rPr>
+        <w:t>Tu es un système de classification de commentaires client</w:t>
+      </w:r>
+    </w:p>
+    <w:p>
+      <w:pPr>
+        <w:rPr>
+          <w:color w:val="000000" w:themeColor="text1"/>
+          <w:sz w:val="28"/>
+          <w:szCs w:val="28"/>
+          <w:lang w:val="fr-SN"/>
+        </w:rPr>
+      </w:pPr>
+      <w:r>
+        <w:rPr>
+          <w:color w:val="000000" w:themeColor="text1"/>
+          <w:sz w:val="28"/>
+          <w:szCs w:val="28"/>
+          <w:lang w:val="fr-SN"/>
+        </w:rPr>
+        <w:t xml:space="preserve">Tache : </w:t>
+      </w:r>
+      <w:r>
+        <w:rPr>
+          <w:color w:val="000000" w:themeColor="text1"/>
+          <w:sz w:val="28"/>
+          <w:szCs w:val="28"/>
+          <w:lang w:val="fr-SN"/>
+        </w:rPr>
+        <w:t>classe ce commentaire</w:t>
+      </w:r>
+      <w:r>
+        <w:rPr>
+          <w:color w:val="000000" w:themeColor="text1"/>
+          <w:sz w:val="28"/>
+          <w:szCs w:val="28"/>
+          <w:lang w:val="fr-SN"/>
+        </w:rPr>
+        <w:t xml:space="preserve"> : </w:t>
+      </w:r>
+      <w:r>
+        <w:rPr>
+          <w:color w:val="000000" w:themeColor="text1"/>
+          <w:sz w:val="28"/>
+          <w:szCs w:val="28"/>
+          <w:lang w:val="fr-SN"/>
+        </w:rPr>
+        <w:t>« Le service est rapide mais l’application plante régulièrement. »</w:t>
+      </w:r>
+      <w:r>
+        <w:rPr>
+          <w:color w:val="000000" w:themeColor="text1"/>
+          <w:sz w:val="28"/>
+          <w:szCs w:val="28"/>
+          <w:lang w:val="fr-SN"/>
+        </w:rPr>
+        <w:t xml:space="preserve"> </w:t>
+      </w:r>
+      <w:r>
+        <w:rPr>
+          <w:color w:val="000000" w:themeColor="text1"/>
+          <w:sz w:val="28"/>
+          <w:szCs w:val="28"/>
+          <w:lang w:val="fr-SN"/>
+        </w:rPr>
+        <w:t xml:space="preserve">dans une seule classe </w:t>
+      </w:r>
+    </w:p>
+    <w:p>
+      <w:pPr>
+        <w:rPr>
+          <w:color w:val="000000" w:themeColor="text1"/>
+          <w:sz w:val="28"/>
+          <w:szCs w:val="28"/>
+          <w:lang w:val="fr-SN"/>
+        </w:rPr>
+      </w:pPr>
+      <w:r>
+        <w:rPr>
+          <w:color w:val="000000" w:themeColor="text1"/>
+          <w:sz w:val="28"/>
+          <w:szCs w:val="28"/>
+          <w:lang w:val="fr-SN"/>
+        </w:rPr>
+        <w:t>Classe</w:t>
+      </w:r>
+      <w:r>
+        <w:rPr>
+          <w:color w:val="000000" w:themeColor="text1"/>
+          <w:sz w:val="28"/>
+          <w:szCs w:val="28"/>
+          <w:lang w:val="fr-SN"/>
+        </w:rPr>
+        <w:t>s</w:t>
+      </w:r>
+      <w:r>
+        <w:rPr>
+          <w:color w:val="000000" w:themeColor="text1"/>
+          <w:sz w:val="28"/>
+          <w:szCs w:val="28"/>
+          <w:lang w:val="fr-SN"/>
+        </w:rPr>
+        <w:t xml:space="preserve"> possibles</w:t>
+      </w:r>
+      <w:r>
+        <w:rPr>
+          <w:color w:val="000000" w:themeColor="text1"/>
+          <w:sz w:val="28"/>
+          <w:szCs w:val="28"/>
+          <w:lang w:val="fr-SN"/>
+        </w:rPr>
+        <w:t xml:space="preserve"> </w:t>
+      </w:r>
+      <w:r>
+        <w:rPr>
+          <w:color w:val="000000" w:themeColor="text1"/>
+          <w:sz w:val="28"/>
+          <w:szCs w:val="28"/>
+          <w:lang w:val="fr-SN"/>
+        </w:rPr>
+        <w:t>: positif, négatif, neutre</w:t>
+      </w:r>
+      <w:r>
+        <w:rPr>
+          <w:color w:val="000000" w:themeColor="text1"/>
+          <w:sz w:val="28"/>
+          <w:szCs w:val="28"/>
+          <w:lang w:val="fr-SN"/>
+        </w:rPr>
+        <w:t>.</w:t>
+      </w:r>
+    </w:p>
+    <w:p>
+      <w:pPr>
+        <w:rPr>
+          <w:color w:val="000000" w:themeColor="text1"/>
+          <w:sz w:val="28"/>
+          <w:szCs w:val="28"/>
+          <w:lang w:val="fr-SN"/>
+        </w:rPr>
+      </w:pPr>
+      <w:r>
+        <w:rPr>
+          <w:color w:val="000000" w:themeColor="text1"/>
+          <w:sz w:val="28"/>
+          <w:szCs w:val="28"/>
+          <w:lang w:val="fr-SN"/>
+        </w:rPr>
+        <w:t>Contexte : dans le cadre d’une analyse de classification</w:t>
+      </w:r>
+    </w:p>
+    <w:p>
+      <w:pPr>
+        <w:rPr>
+          <w:color w:val="000000" w:themeColor="text1"/>
+          <w:sz w:val="28"/>
+          <w:szCs w:val="28"/>
+          <w:lang w:val="fr-SN"/>
+        </w:rPr>
+      </w:pPr>
+      <w:r>
+        <w:rPr>
+          <w:color w:val="000000" w:themeColor="text1"/>
+          <w:sz w:val="28"/>
+          <w:szCs w:val="28"/>
+          <w:lang w:val="fr-SN"/>
+        </w:rPr>
+        <w:t xml:space="preserve">Contraintes : </w:t>
+      </w:r>
+    </w:p>
+    <w:p>
+      <w:pPr>
+        <w:rPr>
+          <w:color w:val="4472C4" w:themeColor="accent1"/>
+          <w:sz w:val="28"/>
+          <w:szCs w:val="28"/>
+          <w:lang w:val="fr-SN"/>
+        </w:rPr>
+      </w:pPr>
+      <w:r>
+        <w:rPr>
+          <w:color w:val="000000" w:themeColor="text1"/>
+          <w:sz w:val="28"/>
+          <w:szCs w:val="28"/>
+          <w:lang w:val="fr-SN"/>
+        </w:rPr>
+        <w:t>-réponds sur une seule ligne comme suit : &lt;la classe est : nom de la classe &gt;</w:t>
+      </w:r>
+      <w:r>
+        <w:rPr>
+          <w:color w:val="4472C4" w:themeColor="accent1"/>
+          <w:sz w:val="28"/>
+          <w:szCs w:val="28"/>
+          <w:lang w:val="fr-SN"/>
+        </w:rPr>
+        <w:t>```</w:t>
+      </w:r>
+    </w:p>
+    <w:p>
+      <w:pPr>
+        <w:rPr>
+          <w:color w:val="4472C4" w:themeColor="accent1"/>
+          <w:sz w:val="28"/>
+          <w:szCs w:val="28"/>
+          <w:lang w:val="fr-SN"/>
+        </w:rPr>
+      </w:pPr>
+    </w:p>
+    <w:p>
+      <w:pPr>
+        <w:rPr>
+          <w:b/>
+          <w:bCs/>
+          <w:i/>
+          <w:iCs/>
+          <w:color w:val="000000" w:themeColor="text1"/>
+          <w:sz w:val="28"/>
+          <w:szCs w:val="28"/>
+          <w:lang w:val="fr-SN"/>
+        </w:rPr>
+      </w:pPr>
+      <w:r>
+        <w:rPr>
+          <w:color w:val="4472C4" w:themeColor="accent1"/>
+          <w:sz w:val="28"/>
+          <w:szCs w:val="28"/>
+          <w:lang w:val="fr-SN"/>
+        </w:rPr>
+        <w:t xml:space="preserve">Réponse du LLM : </w:t>
+      </w:r>
+      <w:r>
+        <w:rPr>
+          <w:b/>
+          <w:bCs/>
+          <w:i/>
+          <w:iCs/>
+          <w:color w:val="000000" w:themeColor="text1"/>
+          <w:sz w:val="28"/>
+          <w:szCs w:val="28"/>
+          <w:lang w:val="fr-SN"/>
+        </w:rPr>
+        <w:t>“&lt;la classe est : négatif&gt; ”</w:t>
+      </w:r>
+    </w:p>
+    <w:p>
+      <w:pPr>
+        <w:rPr>
+          <w:color w:val="000000" w:themeColor="text1"/>
+          <w:sz w:val="28"/>
+          <w:szCs w:val="28"/>
+          <w:lang w:val="fr-SN"/>
+        </w:rPr>
+      </w:pPr>
+    </w:p>
+    <w:p>
+      <w:pPr>
+        <w:rPr>
+          <w:b/>
+          <w:bCs/>
+          <w:color w:val="000000" w:themeColor="text1"/>
+          <w:sz w:val="28"/>
+          <w:szCs w:val="28"/>
+          <w:lang w:val="fr-SN"/>
+        </w:rPr>
+      </w:pPr>
+    </w:p>
+    <w:p>
+      <w:pPr>
+        <w:rPr>
+          <w:color w:val="000000" w:themeColor="text1"/>
+          <w:sz w:val="28"/>
+          <w:szCs w:val="28"/>
+          <w:lang w:val="fr-SN"/>
+        </w:rPr>
+      </w:pPr>
+    </w:p>
+    <w:p>
+      <w:pPr>
+        <w:rPr>
+          <w:color w:val="000000" w:themeColor="text1"/>
+          <w:sz w:val="28"/>
+          <w:szCs w:val="28"/>
+          <w:lang w:val="fr-SN"/>
+        </w:rPr>
+      </w:pPr>
+    </w:p>
+    <w:p>
+      <w:pPr>
+        <w:rPr>
+          <w:color w:val="000000" w:themeColor="text1"/>
+          <w:sz w:val="28"/>
+          <w:szCs w:val="28"/>
+          <w:lang w:val="fr-SN"/>
+        </w:rPr>
+      </w:pPr>
+    </w:p>
     <w:sectPr>
       <w:pgSz w:w="11906" w:h="16838"/>
       <w:pgMar w:top="1417" w:right="1417" w:bottom="1417" w:left="1417" w:header="708" w:footer="708" w:gutter="0"/>
@@ -278,6 +1814,163 @@
     </w:sectPr>
   </w:body>
 </w:document>
+</file>
+
+<file path=word/numbering.xml><?xml version="1.0" encoding="utf-8"?>
+<w:numbering xmlns:wpc="http://schemas.microsoft.com/office/word/2010/wordprocessingCanvas" xmlns:cx="http://schemas.microsoft.com/office/drawing/2014/chartex" xmlns:cx1="http://schemas.microsoft.com/office/drawing/2015/9/8/chartex" xmlns:cx2="http://schemas.microsoft.com/office/drawing/2015/10/21/chartex" xmlns:cx3="http://schemas.microsoft.com/office/drawing/2016/5/9/chartex" xmlns:cx4="http://schemas.microsoft.com/office/drawing/2016/5/10/chartex" xmlns:cx5="http://schemas.microsoft.com/office/drawing/2016/5/11/chartex" xmlns:cx6="http://schemas.microsoft.com/office/drawing/2016/5/12/chartex" xmlns:cx7="http://schemas.microsoft.com/office/drawing/2016/5/13/chartex" xmlns:cx8="http://schemas.microsoft.com/office/drawing/2016/5/14/chartex" xmlns:mc="http://schemas.openxmlformats.org/markup-compatibility/2006" xmlns:aink="http://schemas.microsoft.com/office/drawing/2016/ink" xmlns:am3d="http://schemas.microsoft.com/office/drawing/2017/model3d" xmlns:o="urn:schemas-microsoft-com:office:office" xmlns:oel="http://schemas.microsoft.com/office/2019/extlst" xmlns:r="http://schemas.openxmlformats.org/officeDocument/2006/relationships" xmlns:m="http://schemas.openxmlformats.org/officeDocument/2006/math" xmlns:v="urn:schemas-microsoft-com:vml" xmlns:wp14="http://schemas.microsoft.com/office/word/2010/wordprocessingDrawing" xmlns:wp="http://schemas.openxmlformats.org/drawingml/2006/wordprocessingDrawing" xmlns:w10="urn:schemas-microsoft-com:office:word" xmlns:w="http://schemas.openxmlformats.org/wordprocessingml/2006/main" xmlns:w14="http://schemas.microsoft.com/office/word/2010/wordml" xmlns:w15="http://schemas.microsoft.com/office/word/2012/wordml" xmlns:w16cex="http://schemas.microsoft.com/office/word/2018/wordml/cex" xmlns:w16cid="http://schemas.microsoft.com/office/word/2016/wordml/cid" xmlns:w16="http://schemas.microsoft.com/office/word/2018/wordml" xmlns:w16du="http://schemas.microsoft.com/office/word/2023/wordml/word16du" xmlns:w16sdtdh="http://schemas.microsoft.com/office/word/2020/wordml/sdtdatahash" xmlns:w16sdtfl="http://schemas.microsoft.com/office/word/2024/wordml/sdtformatlock" xmlns:w16se="http://schemas.microsoft.com/office/word/2015/wordml/symex" xmlns:wpg="http://schemas.microsoft.com/office/word/2010/wordprocessingGroup" xmlns:wpi="http://schemas.microsoft.com/office/word/2010/wordprocessingInk" xmlns:wne="http://schemas.microsoft.com/office/word/2006/wordml" xmlns:wps="http://schemas.microsoft.com/office/word/2010/wordprocessingShape" mc:Ignorable="w14 w15 w16se w16cid w16 w16cex w16sdtdh w16sdtfl w16du wp14">
+  <w:abstractNum w:abstractNumId="0" w15:restartNumberingAfterBreak="0">
+    <w:nsid w:val="0E0804F3"/>
+    <w:multiLevelType w:val="multilevel"/>
+    <w:tmpl w:val="0CEE6418"/>
+    <w:lvl w:ilvl="0">
+      <w:start w:val="1"/>
+      <w:numFmt w:val="bullet"/>
+      <w:lvlText w:val=""/>
+      <w:lvlJc w:val="left"/>
+      <w:pPr>
+        <w:tabs>
+          <w:tab w:val="num" w:pos="720"/>
+        </w:tabs>
+        <w:ind w:left="720" w:hanging="360"/>
+      </w:pPr>
+      <w:rPr>
+        <w:rFonts w:ascii="Symbol" w:hAnsi="Symbol" w:hint="default"/>
+        <w:sz w:val="20"/>
+      </w:rPr>
+    </w:lvl>
+    <w:lvl w:ilvl="1" w:tentative="1">
+      <w:start w:val="1"/>
+      <w:numFmt w:val="bullet"/>
+      <w:lvlText w:val="o"/>
+      <w:lvlJc w:val="left"/>
+      <w:pPr>
+        <w:tabs>
+          <w:tab w:val="num" w:pos="1440"/>
+        </w:tabs>
+        <w:ind w:left="1440" w:hanging="360"/>
+      </w:pPr>
+      <w:rPr>
+        <w:rFonts w:ascii="Courier New" w:hAnsi="Courier New" w:hint="default"/>
+        <w:sz w:val="20"/>
+      </w:rPr>
+    </w:lvl>
+    <w:lvl w:ilvl="2" w:tentative="1">
+      <w:start w:val="1"/>
+      <w:numFmt w:val="bullet"/>
+      <w:lvlText w:val=""/>
+      <w:lvlJc w:val="left"/>
+      <w:pPr>
+        <w:tabs>
+          <w:tab w:val="num" w:pos="2160"/>
+        </w:tabs>
+        <w:ind w:left="2160" w:hanging="360"/>
+      </w:pPr>
+      <w:rPr>
+        <w:rFonts w:ascii="Wingdings" w:hAnsi="Wingdings" w:hint="default"/>
+        <w:sz w:val="20"/>
+      </w:rPr>
+    </w:lvl>
+    <w:lvl w:ilvl="3" w:tentative="1">
+      <w:start w:val="1"/>
+      <w:numFmt w:val="bullet"/>
+      <w:lvlText w:val=""/>
+      <w:lvlJc w:val="left"/>
+      <w:pPr>
+        <w:tabs>
+          <w:tab w:val="num" w:pos="2880"/>
+        </w:tabs>
+        <w:ind w:left="2880" w:hanging="360"/>
+      </w:pPr>
+      <w:rPr>
+        <w:rFonts w:ascii="Wingdings" w:hAnsi="Wingdings" w:hint="default"/>
+        <w:sz w:val="20"/>
+      </w:rPr>
+    </w:lvl>
+    <w:lvl w:ilvl="4" w:tentative="1">
+      <w:start w:val="1"/>
+      <w:numFmt w:val="bullet"/>
+      <w:lvlText w:val=""/>
+      <w:lvlJc w:val="left"/>
+      <w:pPr>
+        <w:tabs>
+          <w:tab w:val="num" w:pos="3600"/>
+        </w:tabs>
+        <w:ind w:left="3600" w:hanging="360"/>
+      </w:pPr>
+      <w:rPr>
+        <w:rFonts w:ascii="Wingdings" w:hAnsi="Wingdings" w:hint="default"/>
+        <w:sz w:val="20"/>
+      </w:rPr>
+    </w:lvl>
+    <w:lvl w:ilvl="5" w:tentative="1">
+      <w:start w:val="1"/>
+      <w:numFmt w:val="bullet"/>
+      <w:lvlText w:val=""/>
+      <w:lvlJc w:val="left"/>
+      <w:pPr>
+        <w:tabs>
+          <w:tab w:val="num" w:pos="4320"/>
+        </w:tabs>
+        <w:ind w:left="4320" w:hanging="360"/>
+      </w:pPr>
+      <w:rPr>
+        <w:rFonts w:ascii="Wingdings" w:hAnsi="Wingdings" w:hint="default"/>
+        <w:sz w:val="20"/>
+      </w:rPr>
+    </w:lvl>
+    <w:lvl w:ilvl="6" w:tentative="1">
+      <w:start w:val="1"/>
+      <w:numFmt w:val="bullet"/>
+      <w:lvlText w:val=""/>
+      <w:lvlJc w:val="left"/>
+      <w:pPr>
+        <w:tabs>
+          <w:tab w:val="num" w:pos="5040"/>
+        </w:tabs>
+        <w:ind w:left="5040" w:hanging="360"/>
+      </w:pPr>
+      <w:rPr>
+        <w:rFonts w:ascii="Wingdings" w:hAnsi="Wingdings" w:hint="default"/>
+        <w:sz w:val="20"/>
+      </w:rPr>
+    </w:lvl>
+    <w:lvl w:ilvl="7" w:tentative="1">
+      <w:start w:val="1"/>
+      <w:numFmt w:val="bullet"/>
+      <w:lvlText w:val=""/>
+      <w:lvlJc w:val="left"/>
+      <w:pPr>
+        <w:tabs>
+          <w:tab w:val="num" w:pos="5760"/>
+        </w:tabs>
+        <w:ind w:left="5760" w:hanging="360"/>
+      </w:pPr>
+      <w:rPr>
+        <w:rFonts w:ascii="Wingdings" w:hAnsi="Wingdings" w:hint="default"/>
+        <w:sz w:val="20"/>
+      </w:rPr>
+    </w:lvl>
+    <w:lvl w:ilvl="8" w:tentative="1">
+      <w:start w:val="1"/>
+      <w:numFmt w:val="bullet"/>
+      <w:lvlText w:val=""/>
+      <w:lvlJc w:val="left"/>
+      <w:pPr>
+        <w:tabs>
+          <w:tab w:val="num" w:pos="6480"/>
+        </w:tabs>
+        <w:ind w:left="6480" w:hanging="360"/>
+      </w:pPr>
+      <w:rPr>
+        <w:rFonts w:ascii="Wingdings" w:hAnsi="Wingdings" w:hint="default"/>
+        <w:sz w:val="20"/>
+      </w:rPr>
+    </w:lvl>
+  </w:abstractNum>
+  <w:num w:numId="1" w16cid:durableId="984703518">
+    <w:abstractNumId w:val="0"/>
+  </w:num>
+</w:numbering>
 </file>
 
 <file path=word/styles.xml><?xml version="1.0" encoding="utf-8"?>
@@ -1198,6 +2891,19 @@
       <w:spacing w:val="5"/>
     </w:rPr>
   </w:style>
+  <w:style w:type="paragraph" w:styleId="NormalWeb">
+    <w:name w:val="Normal (Web)"/>
+    <w:basedOn w:val="Normal"/>
+    <w:uiPriority w:val="99"/>
+    <w:semiHidden/>
+    <w:unhideWhenUsed/>
+    <w:rsid w:val="002F2BC5"/>
+    <w:rPr>
+      <w:rFonts w:ascii="Times New Roman" w:hAnsi="Times New Roman" w:cs="Times New Roman"/>
+      <w:sz w:val="24"/>
+      <w:szCs w:val="24"/>
+    </w:rPr>
+  </w:style>
 </w:styles>
 </file>
 

--- a/ai-business_assistant/ficher_assistant.docx
+++ b/ai-business_assistant/ficher_assistant.docx
@@ -107,6 +107,25 @@
         </w:rPr>
         <w:t>```</w:t>
       </w:r>
+    </w:p>
+    <w:p>
+      <w:pPr>
+        <w:rPr>
+          <w:color w:val="000000" w:themeColor="text1"/>
+          <w:sz w:val="28"/>
+          <w:szCs w:val="28"/>
+          <w:lang w:val="fr-SN"/>
+        </w:rPr>
+      </w:pPr>
+      <w:r>
+        <w:rPr>
+          <w:color w:val="000000" w:themeColor="text1"/>
+          <w:sz w:val="28"/>
+          <w:szCs w:val="28"/>
+          <w:lang w:val="fr-SN"/>
+        </w:rPr>
+        <w:t xml:space="preserve">Rôle : </w:t>
+      </w:r>
       <w:r>
         <w:rPr>
           <w:color w:val="000000" w:themeColor="text1"/>
@@ -125,14 +144,163 @@
         </w:rPr>
         <w:t xml:space="preserve"> </w:t>
       </w:r>
-      <w:r>
-        <w:rPr>
-          <w:color w:val="000000" w:themeColor="text1"/>
-          <w:sz w:val="28"/>
-          <w:szCs w:val="28"/>
-          <w:lang w:val="fr-SN"/>
-        </w:rPr>
-        <w:t>Dans le cadre d'une enquête de satisfaction,</w:t>
+    </w:p>
+    <w:p>
+      <w:pPr>
+        <w:rPr>
+          <w:color w:val="000000" w:themeColor="text1"/>
+          <w:sz w:val="28"/>
+          <w:szCs w:val="28"/>
+          <w:lang w:val="fr-SN"/>
+        </w:rPr>
+      </w:pPr>
+      <w:r>
+        <w:rPr>
+          <w:color w:val="000000" w:themeColor="text1"/>
+          <w:sz w:val="28"/>
+          <w:szCs w:val="28"/>
+          <w:lang w:val="fr-SN"/>
+        </w:rPr>
+        <w:t xml:space="preserve">Tache : </w:t>
+      </w:r>
+      <w:r>
+        <w:rPr>
+          <w:color w:val="000000" w:themeColor="text1"/>
+          <w:sz w:val="28"/>
+          <w:szCs w:val="28"/>
+          <w:lang w:val="fr-SN"/>
+        </w:rPr>
+        <w:t xml:space="preserve">génère un tableau </w:t>
+      </w:r>
+    </w:p>
+    <w:p>
+      <w:pPr>
+        <w:rPr>
+          <w:color w:val="000000" w:themeColor="text1"/>
+          <w:sz w:val="28"/>
+          <w:szCs w:val="28"/>
+          <w:lang w:val="fr-SN"/>
+        </w:rPr>
+      </w:pPr>
+      <w:r>
+        <w:rPr>
+          <w:color w:val="000000" w:themeColor="text1"/>
+          <w:sz w:val="28"/>
+          <w:szCs w:val="28"/>
+          <w:lang w:val="fr-SN"/>
+        </w:rPr>
+        <w:t xml:space="preserve">Contexte : </w:t>
+      </w:r>
+      <w:r>
+        <w:rPr>
+          <w:color w:val="000000" w:themeColor="text1"/>
+          <w:sz w:val="28"/>
+          <w:szCs w:val="28"/>
+          <w:lang w:val="fr-SN"/>
+        </w:rPr>
+        <w:t>Dans le cadre d'une enquête de satisfaction</w:t>
+      </w:r>
+    </w:p>
+    <w:p>
+      <w:pPr>
+        <w:rPr>
+          <w:color w:val="000000" w:themeColor="text1"/>
+          <w:sz w:val="28"/>
+          <w:szCs w:val="28"/>
+          <w:lang w:val="fr-SN"/>
+        </w:rPr>
+      </w:pPr>
+      <w:r>
+        <w:rPr>
+          <w:color w:val="000000" w:themeColor="text1"/>
+          <w:sz w:val="28"/>
+          <w:szCs w:val="28"/>
+          <w:lang w:val="fr-SN"/>
+        </w:rPr>
+        <w:t xml:space="preserve">Contraintes : </w:t>
+      </w:r>
+    </w:p>
+    <w:p>
+      <w:pPr>
+        <w:rPr>
+          <w:color w:val="000000" w:themeColor="text1"/>
+          <w:sz w:val="28"/>
+          <w:szCs w:val="28"/>
+          <w:lang w:val="fr-SN"/>
+        </w:rPr>
+      </w:pPr>
+      <w:r>
+        <w:rPr>
+          <w:color w:val="000000" w:themeColor="text1"/>
+          <w:sz w:val="28"/>
+          <w:szCs w:val="28"/>
+          <w:lang w:val="fr-SN"/>
+        </w:rPr>
+        <w:t xml:space="preserve">-Le tableau </w:t>
+      </w:r>
+      <w:r>
+        <w:rPr>
+          <w:color w:val="000000" w:themeColor="text1"/>
+          <w:sz w:val="28"/>
+          <w:szCs w:val="28"/>
+          <w:lang w:val="fr-SN"/>
+        </w:rPr>
+        <w:t>d</w:t>
+      </w:r>
+      <w:r>
+        <w:rPr>
+          <w:color w:val="000000" w:themeColor="text1"/>
+          <w:sz w:val="28"/>
+          <w:szCs w:val="28"/>
+          <w:lang w:val="fr-SN"/>
+        </w:rPr>
+        <w:t>oit avoir</w:t>
+      </w:r>
+      <w:r>
+        <w:rPr>
+          <w:color w:val="000000" w:themeColor="text1"/>
+          <w:sz w:val="28"/>
+          <w:szCs w:val="28"/>
+          <w:lang w:val="fr-SN"/>
+        </w:rPr>
+        <w:t xml:space="preserve"> 3 colonnes (IDs / sentiment détecté / justification) avec 5 retours clients fictifs</w:t>
+      </w:r>
+      <w:r>
+        <w:rPr>
+          <w:color w:val="000000" w:themeColor="text1"/>
+          <w:sz w:val="28"/>
+          <w:szCs w:val="28"/>
+          <w:lang w:val="fr-SN"/>
+        </w:rPr>
+        <w:t>.</w:t>
+      </w:r>
+    </w:p>
+    <w:p>
+      <w:pPr>
+        <w:rPr>
+          <w:color w:val="000000" w:themeColor="text1"/>
+          <w:sz w:val="28"/>
+          <w:szCs w:val="28"/>
+          <w:lang w:val="fr-SN"/>
+        </w:rPr>
+      </w:pPr>
+      <w:r>
+        <w:rPr>
+          <w:color w:val="000000" w:themeColor="text1"/>
+          <w:sz w:val="28"/>
+          <w:szCs w:val="28"/>
+          <w:lang w:val="fr-SN"/>
+        </w:rPr>
+        <w:t>-Les classes possibles</w:t>
+      </w:r>
+      <w:r>
+        <w:rPr>
+          <w:color w:val="000000" w:themeColor="text1"/>
+          <w:sz w:val="28"/>
+          <w:szCs w:val="28"/>
+          <w:lang w:val="fr-SN"/>
+        </w:rPr>
+        <w:t xml:space="preserve"> (positif, négatif ou neutre)</w:t>
       </w:r>
       <w:r>
         <w:rPr>
@@ -143,131 +311,25 @@
         </w:rPr>
         <w:t xml:space="preserve"> </w:t>
       </w:r>
-      <w:r>
-        <w:rPr>
-          <w:color w:val="000000" w:themeColor="text1"/>
-          <w:sz w:val="28"/>
-          <w:szCs w:val="28"/>
-          <w:lang w:val="fr-SN"/>
-        </w:rPr>
-        <w:t>génère en français un tableau de 3 colonnes (IDs / sentiment détecté / justification) avec 5 retours clients fictifs (positif, négatif ou neutre)</w:t>
-      </w:r>
-      <w:r>
-        <w:rPr>
-          <w:color w:val="000000" w:themeColor="text1"/>
-          <w:sz w:val="28"/>
-          <w:szCs w:val="28"/>
-          <w:lang w:val="fr-SN"/>
-        </w:rPr>
-        <w:t xml:space="preserve"> </w:t>
-      </w:r>
-      <w:r>
-        <w:rPr>
-          <w:color w:val="000000" w:themeColor="text1"/>
-          <w:sz w:val="28"/>
-          <w:szCs w:val="28"/>
-          <w:lang w:val="fr-SN"/>
-        </w:rPr>
-        <w:t>sur notre nouvelle marque de parfum.</w:t>
-      </w:r>
-      <w:r>
-        <w:rPr>
-          <w:color w:val="000000" w:themeColor="text1"/>
-          <w:sz w:val="28"/>
-          <w:szCs w:val="28"/>
-          <w:lang w:val="fr-SN"/>
-        </w:rPr>
-        <w:t xml:space="preserve"> ```</w:t>
-      </w:r>
-    </w:p>
-    <w:p>
-      <w:pPr>
-        <w:rPr>
-          <w:color w:val="000000" w:themeColor="text1"/>
-          <w:sz w:val="28"/>
-          <w:szCs w:val="28"/>
-          <w:lang w:val="fr-SN"/>
-        </w:rPr>
-      </w:pPr>
-      <w:r>
-        <w:rPr>
-          <w:color w:val="000000" w:themeColor="text1"/>
-          <w:sz w:val="28"/>
-          <w:szCs w:val="28"/>
-          <w:lang w:val="fr-SN"/>
-        </w:rPr>
-        <w:t>Reponse au LLM a ce prompt :</w:t>
-      </w:r>
-    </w:p>
-    <w:p>
-      <w:pPr>
-        <w:rPr>
-          <w:color w:val="000000" w:themeColor="text1"/>
-          <w:sz w:val="28"/>
-          <w:szCs w:val="28"/>
-          <w:lang w:val="fr-SN"/>
-        </w:rPr>
-      </w:pPr>
-      <w:r>
-        <w:rPr>
-          <w:noProof/>
-          <w:color w:val="000000" w:themeColor="text1"/>
-          <w:sz w:val="28"/>
-          <w:szCs w:val="28"/>
-          <w:lang w:val="fr-SN"/>
-        </w:rPr>
-        <w:drawing>
-          <wp:inline distT="0" distB="0" distL="0" distR="0" wp14:anchorId="3B1A22D9" wp14:editId="74B7A4AA">
-            <wp:extent cx="5760720" cy="3347085"/>
-            <wp:effectExtent l="0" t="0" r="0" b="5715"/>
-            <wp:docPr id="1830163161" name="Image 1"/>
-            <wp:cNvGraphicFramePr>
-              <a:graphicFrameLocks xmlns:a="http://schemas.openxmlformats.org/drawingml/2006/main" noChangeAspect="1"/>
-            </wp:cNvGraphicFramePr>
-            <a:graphic xmlns:a="http://schemas.openxmlformats.org/drawingml/2006/main">
-              <a:graphicData uri="http://schemas.openxmlformats.org/drawingml/2006/picture">
-                <pic:pic xmlns:pic="http://schemas.openxmlformats.org/drawingml/2006/picture">
-                  <pic:nvPicPr>
-                    <pic:cNvPr id="1830163161" name="Image 1830163161"/>
-                    <pic:cNvPicPr/>
-                  </pic:nvPicPr>
-                  <pic:blipFill>
-                    <a:blip r:embed="rId5">
-                      <a:extLst>
-                        <a:ext uri="{28A0092B-C50C-407E-A947-70E740481C1C}">
-                          <a14:useLocalDpi xmlns:a14="http://schemas.microsoft.com/office/drawing/2010/main" val="0"/>
-                        </a:ext>
-                      </a:extLst>
-                    </a:blip>
-                    <a:stretch>
-                      <a:fillRect/>
-                    </a:stretch>
-                  </pic:blipFill>
-                  <pic:spPr>
-                    <a:xfrm>
-                      <a:off x="0" y="0"/>
-                      <a:ext cx="5760720" cy="3347085"/>
-                    </a:xfrm>
-                    <a:prstGeom prst="rect">
-                      <a:avLst/>
-                    </a:prstGeom>
-                  </pic:spPr>
-                </pic:pic>
-              </a:graphicData>
-            </a:graphic>
-          </wp:inline>
-        </w:drawing>
-      </w:r>
-    </w:p>
-    <w:p>
-      <w:pPr>
-        <w:rPr>
-          <w:color w:val="4472C4" w:themeColor="accent1"/>
-          <w:sz w:val="28"/>
-          <w:szCs w:val="28"/>
-          <w:lang w:val="fr-SN"/>
-        </w:rPr>
-      </w:pPr>
+    </w:p>
+    <w:p>
+      <w:pPr>
+        <w:rPr>
+          <w:color w:val="000000" w:themeColor="text1"/>
+          <w:sz w:val="28"/>
+          <w:szCs w:val="28"/>
+          <w:lang w:val="fr-SN"/>
+        </w:rPr>
+      </w:pPr>
+      <w:r>
+        <w:rPr>
+          <w:color w:val="000000" w:themeColor="text1"/>
+          <w:sz w:val="28"/>
+          <w:szCs w:val="28"/>
+          <w:lang w:val="fr-SN"/>
+        </w:rPr>
+        <w:t>```</w:t>
+      </w:r>
     </w:p>
     <w:p>
       <w:pPr>
@@ -354,7 +416,16 @@
           <w:szCs w:val="28"/>
           <w:lang w:val="fr-SN"/>
         </w:rPr>
-        <w:t>« Classer le commentaire suivant :</w:t>
+        <w:t xml:space="preserve">Classe le commentaire suivant </w:t>
+      </w:r>
+      <w:r>
+        <w:rPr>
+          <w:color w:val="000000" w:themeColor="text1"/>
+          <w:sz w:val="28"/>
+          <w:szCs w:val="28"/>
+          <w:lang w:val="fr-SN"/>
+        </w:rPr>
+        <w:t>dans une seule classe positif, negatif ou neutre :</w:t>
       </w:r>
       <w:r>
         <w:rPr>
@@ -373,16 +444,7 @@
           <w:szCs w:val="28"/>
           <w:lang w:val="fr-SN"/>
         </w:rPr>
-        <w:br/>
-      </w:r>
-      <w:r>
-        <w:rPr>
-          <w:color w:val="000000" w:themeColor="text1"/>
-          <w:sz w:val="28"/>
-          <w:szCs w:val="28"/>
-          <w:lang w:val="fr-SN"/>
-        </w:rPr>
-        <w:t>Classes possibles : positif, négatif, neutre. »```</w:t>
+        <w:t>```</w:t>
       </w:r>
     </w:p>
     <w:p>
@@ -405,7 +467,6 @@
           <w:szCs w:val="28"/>
           <w:lang w:val="fr-SN"/>
         </w:rPr>
-        <w:lastRenderedPageBreak/>
         <w:t xml:space="preserve">Réponse du LLM : </w:t>
       </w:r>
       <w:r>
@@ -432,7 +493,7 @@
           <w:szCs w:val="28"/>
           <w:lang w:val="fr-SN"/>
         </w:rPr>
-        <w:t>Classe : Mitigé / Neutre-négatif (si une seule classe doit être choisie parmi les trois proposées → Négatif)</w:t>
+        <w:t>Négatif</w:t>
       </w:r>
     </w:p>
     <w:p>
@@ -459,11 +520,350 @@
           <w:szCs w:val="28"/>
           <w:lang w:val="fr-SN"/>
         </w:rPr>
-        <w:t>Justification :</w:t>
-      </w:r>
-    </w:p>
-    <w:p>
-      <w:pPr>
+        <w:t>Bien que le service rapide soit mentionné positivement, le problème récurrent de plantage de l'application est un défaut fonctionnel majeur qui domine l'appréciation globale du commentaire.</w:t>
+      </w:r>
+    </w:p>
+    <w:p>
+      <w:pPr>
+        <w:rPr>
+          <w:i/>
+          <w:iCs/>
+          <w:color w:val="000000" w:themeColor="text1"/>
+          <w:sz w:val="28"/>
+          <w:szCs w:val="28"/>
+          <w:lang w:val="fr-SN"/>
+        </w:rPr>
+      </w:pPr>
+      <w:r>
+        <w:rPr>
+          <w:b/>
+          <w:bCs/>
+          <w:color w:val="000000" w:themeColor="text1"/>
+          <w:sz w:val="28"/>
+          <w:szCs w:val="28"/>
+          <w:lang w:val="fr-SN"/>
+        </w:rPr>
+        <w:t>”</w:t>
+      </w:r>
+    </w:p>
+    <w:p>
+      <w:pPr>
+        <w:rPr>
+          <w:color w:val="4472C4" w:themeColor="accent1"/>
+          <w:sz w:val="28"/>
+          <w:szCs w:val="28"/>
+          <w:lang w:val="fr-SN"/>
+        </w:rPr>
+      </w:pPr>
+      <w:r>
+        <w:rPr>
+          <w:color w:val="4472C4" w:themeColor="accent1"/>
+          <w:sz w:val="28"/>
+          <w:szCs w:val="28"/>
+          <w:lang w:val="fr-SN"/>
+        </w:rPr>
+        <w:t xml:space="preserve">Technique One-shot : </w:t>
+      </w:r>
+    </w:p>
+    <w:p>
+      <w:pPr>
+        <w:rPr>
+          <w:color w:val="000000" w:themeColor="text1"/>
+          <w:sz w:val="28"/>
+          <w:szCs w:val="28"/>
+          <w:lang w:val="fr-SN"/>
+        </w:rPr>
+      </w:pPr>
+      <w:r>
+        <w:rPr>
+          <w:color w:val="4472C4" w:themeColor="accent1"/>
+          <w:sz w:val="28"/>
+          <w:szCs w:val="28"/>
+          <w:lang w:val="fr-SN"/>
+        </w:rPr>
+        <w:t>Prompt : ```</w:t>
+      </w:r>
+      <w:r>
+        <w:rPr>
+          <w:color w:val="000000" w:themeColor="text1"/>
+          <w:sz w:val="28"/>
+          <w:szCs w:val="28"/>
+          <w:lang w:val="fr-SN"/>
+        </w:rPr>
+        <w:t>Classe chaque commentaire dans une seule c</w:t>
+      </w:r>
+      <w:r>
+        <w:rPr>
+          <w:color w:val="000000" w:themeColor="text1"/>
+          <w:sz w:val="28"/>
+          <w:szCs w:val="28"/>
+          <w:lang w:val="fr-SN"/>
+        </w:rPr>
+        <w:t>lasse</w:t>
+      </w:r>
+      <w:r>
+        <w:rPr>
+          <w:color w:val="000000" w:themeColor="text1"/>
+          <w:sz w:val="28"/>
+          <w:szCs w:val="28"/>
+          <w:lang w:val="fr-SN"/>
+        </w:rPr>
+        <w:t xml:space="preserve"> :</w:t>
+      </w:r>
+    </w:p>
+    <w:p>
+      <w:pPr>
+        <w:rPr>
+          <w:color w:val="000000" w:themeColor="text1"/>
+          <w:sz w:val="28"/>
+          <w:szCs w:val="28"/>
+          <w:lang w:val="fr-SN"/>
+        </w:rPr>
+      </w:pPr>
+      <w:r>
+        <w:rPr>
+          <w:color w:val="000000" w:themeColor="text1"/>
+          <w:sz w:val="28"/>
+          <w:szCs w:val="28"/>
+          <w:lang w:val="fr-SN"/>
+        </w:rPr>
+        <w:t>Positif, négatif ou neutre.</w:t>
+      </w:r>
+    </w:p>
+    <w:p>
+      <w:pPr>
+        <w:rPr>
+          <w:color w:val="000000" w:themeColor="text1"/>
+          <w:sz w:val="28"/>
+          <w:szCs w:val="28"/>
+          <w:lang w:val="fr-SN"/>
+        </w:rPr>
+      </w:pPr>
+      <w:r>
+        <w:rPr>
+          <w:color w:val="000000" w:themeColor="text1"/>
+          <w:sz w:val="28"/>
+          <w:szCs w:val="28"/>
+          <w:lang w:val="fr-SN"/>
+        </w:rPr>
+        <w:lastRenderedPageBreak/>
+        <w:t>Exemple :</w:t>
+      </w:r>
+    </w:p>
+    <w:p>
+      <w:pPr>
+        <w:rPr>
+          <w:color w:val="000000" w:themeColor="text1"/>
+          <w:sz w:val="28"/>
+          <w:szCs w:val="28"/>
+          <w:lang w:val="fr-SN"/>
+        </w:rPr>
+      </w:pPr>
+      <w:r>
+        <w:rPr>
+          <w:color w:val="000000" w:themeColor="text1"/>
+          <w:sz w:val="28"/>
+          <w:szCs w:val="28"/>
+          <w:lang w:val="fr-SN"/>
+        </w:rPr>
+        <w:t>Commentaire : « L</w:t>
+      </w:r>
+      <w:r>
+        <w:rPr>
+          <w:color w:val="000000" w:themeColor="text1"/>
+          <w:sz w:val="28"/>
+          <w:szCs w:val="28"/>
+          <w:lang w:val="fr-SN"/>
+        </w:rPr>
+        <w:t xml:space="preserve">a voiture </w:t>
+      </w:r>
+      <w:r>
+        <w:rPr>
+          <w:color w:val="000000" w:themeColor="text1"/>
+          <w:sz w:val="28"/>
+          <w:szCs w:val="28"/>
+          <w:lang w:val="fr-SN"/>
+        </w:rPr>
+        <w:t>est be</w:t>
+      </w:r>
+      <w:r>
+        <w:rPr>
+          <w:color w:val="000000" w:themeColor="text1"/>
+          <w:sz w:val="28"/>
+          <w:szCs w:val="28"/>
+          <w:lang w:val="fr-SN"/>
+        </w:rPr>
+        <w:t>lle</w:t>
+      </w:r>
+      <w:r>
+        <w:rPr>
+          <w:color w:val="000000" w:themeColor="text1"/>
+          <w:sz w:val="28"/>
+          <w:szCs w:val="28"/>
+          <w:lang w:val="fr-SN"/>
+        </w:rPr>
+        <w:t xml:space="preserve">, mais </w:t>
+      </w:r>
+      <w:r>
+        <w:rPr>
+          <w:color w:val="000000" w:themeColor="text1"/>
+          <w:sz w:val="28"/>
+          <w:szCs w:val="28"/>
+          <w:lang w:val="fr-SN"/>
+        </w:rPr>
+        <w:t xml:space="preserve">elle </w:t>
+      </w:r>
+      <w:r>
+        <w:rPr>
+          <w:color w:val="000000" w:themeColor="text1"/>
+          <w:sz w:val="28"/>
+          <w:szCs w:val="28"/>
+          <w:lang w:val="fr-SN"/>
+        </w:rPr>
+        <w:t>tombe souvent en panne. »</w:t>
+      </w:r>
+    </w:p>
+    <w:p>
+      <w:pPr>
+        <w:rPr>
+          <w:color w:val="000000" w:themeColor="text1"/>
+          <w:sz w:val="28"/>
+          <w:szCs w:val="28"/>
+          <w:lang w:val="fr-SN"/>
+        </w:rPr>
+      </w:pPr>
+      <w:r>
+        <w:rPr>
+          <w:color w:val="000000" w:themeColor="text1"/>
+          <w:sz w:val="28"/>
+          <w:szCs w:val="28"/>
+          <w:lang w:val="fr-SN"/>
+        </w:rPr>
+        <w:t>C</w:t>
+      </w:r>
+      <w:r>
+        <w:rPr>
+          <w:color w:val="000000" w:themeColor="text1"/>
+          <w:sz w:val="28"/>
+          <w:szCs w:val="28"/>
+          <w:lang w:val="fr-SN"/>
+        </w:rPr>
+        <w:t xml:space="preserve">lasse </w:t>
+      </w:r>
+      <w:r>
+        <w:rPr>
+          <w:color w:val="000000" w:themeColor="text1"/>
+          <w:sz w:val="28"/>
+          <w:szCs w:val="28"/>
+          <w:lang w:val="fr-SN"/>
+        </w:rPr>
+        <w:t>: négatif</w:t>
+      </w:r>
+    </w:p>
+    <w:p>
+      <w:pPr>
+        <w:rPr>
+          <w:color w:val="000000" w:themeColor="text1"/>
+          <w:sz w:val="28"/>
+          <w:szCs w:val="28"/>
+          <w:lang w:val="fr-SN"/>
+        </w:rPr>
+      </w:pPr>
+      <w:r>
+        <w:rPr>
+          <w:color w:val="000000" w:themeColor="text1"/>
+          <w:sz w:val="28"/>
+          <w:szCs w:val="28"/>
+          <w:lang w:val="fr-SN"/>
+        </w:rPr>
+        <w:t>Maintenant</w:t>
+      </w:r>
+      <w:r>
+        <w:rPr>
+          <w:color w:val="000000" w:themeColor="text1"/>
+          <w:sz w:val="28"/>
+          <w:szCs w:val="28"/>
+          <w:lang w:val="fr-SN"/>
+        </w:rPr>
+        <w:t xml:space="preserve"> pour</w:t>
+      </w:r>
+      <w:r>
+        <w:rPr>
+          <w:color w:val="000000" w:themeColor="text1"/>
+          <w:sz w:val="28"/>
+          <w:szCs w:val="28"/>
+          <w:lang w:val="fr-SN"/>
+        </w:rPr>
+        <w:t xml:space="preserve"> ce commentaire </w:t>
+      </w:r>
+      <w:r>
+        <w:rPr>
+          <w:color w:val="000000" w:themeColor="text1"/>
+          <w:sz w:val="28"/>
+          <w:szCs w:val="28"/>
+          <w:lang w:val="fr-SN"/>
+        </w:rPr>
+        <w:t>« Le service est rapide mais l’application plante régulièrement. »</w:t>
+      </w:r>
+    </w:p>
+    <w:p>
+      <w:pPr>
+        <w:rPr>
+          <w:color w:val="000000" w:themeColor="text1"/>
+          <w:sz w:val="28"/>
+          <w:szCs w:val="28"/>
+          <w:lang w:val="fr-SN"/>
+        </w:rPr>
+      </w:pPr>
+      <w:r>
+        <w:rPr>
+          <w:color w:val="000000" w:themeColor="text1"/>
+          <w:sz w:val="28"/>
+          <w:szCs w:val="28"/>
+          <w:lang w:val="fr-SN"/>
+        </w:rPr>
+        <w:t>Réponds</w:t>
+      </w:r>
+      <w:r>
+        <w:rPr>
+          <w:color w:val="000000" w:themeColor="text1"/>
+          <w:sz w:val="28"/>
+          <w:szCs w:val="28"/>
+          <w:lang w:val="fr-SN"/>
+        </w:rPr>
+        <w:t xml:space="preserve"> uniquement par le nom de la classe </w:t>
+      </w:r>
+      <w:r>
+        <w:rPr>
+          <w:color w:val="000000" w:themeColor="text1"/>
+          <w:sz w:val="28"/>
+          <w:szCs w:val="28"/>
+          <w:lang w:val="fr-SN"/>
+        </w:rPr>
+        <w:t>```</w:t>
+      </w:r>
+    </w:p>
+    <w:p>
+      <w:pPr>
+        <w:rPr>
+          <w:b/>
+          <w:bCs/>
+          <w:color w:val="000000" w:themeColor="text1"/>
+          <w:sz w:val="28"/>
+          <w:szCs w:val="28"/>
+          <w:lang w:val="fr-SN"/>
+        </w:rPr>
+      </w:pPr>
+      <w:r>
+        <w:rPr>
+          <w:color w:val="4472C4" w:themeColor="accent1"/>
+          <w:sz w:val="28"/>
+          <w:szCs w:val="28"/>
+          <w:lang w:val="fr-SN"/>
+        </w:rPr>
+        <w:t xml:space="preserve">Réponse du LLM : </w:t>
+      </w:r>
+      <w:r>
         <w:rPr>
           <w:b/>
           <w:bCs/>
@@ -474,7 +874,8 @@
           <w:szCs w:val="28"/>
           <w:lang w:val="fr-SN"/>
         </w:rPr>
-      </w:pPr>
+        <w:t>“</w:t>
+      </w:r>
       <w:r>
         <w:rPr>
           <w:b/>
@@ -486,7 +887,29 @@
           <w:szCs w:val="28"/>
           <w:lang w:val="fr-SN"/>
         </w:rPr>
-        <w:t>Ce commentaire contient en réalité deux sentiments opposés :</w:t>
+        <w:t>Négatif</w:t>
+      </w:r>
+      <w:r>
+        <w:rPr>
+          <w:i/>
+          <w:iCs/>
+          <w:color w:val="000000" w:themeColor="text1"/>
+          <w:sz w:val="28"/>
+          <w:szCs w:val="28"/>
+          <w:lang w:val="fr-SN"/>
+        </w:rPr>
+        <w:t xml:space="preserve"> </w:t>
+      </w:r>
+      <w:r>
+        <w:rPr>
+          <w:b/>
+          <w:bCs/>
+          <w:color w:val="000000" w:themeColor="text1"/>
+          <w:sz w:val="28"/>
+          <w:szCs w:val="28"/>
+          <w:lang w:val="fr-SN"/>
+        </w:rPr>
+        <w:t>”</w:t>
       </w:r>
     </w:p>
     <w:p>
@@ -502,6 +925,406 @@
           <w:lang w:val="fr-SN"/>
         </w:rPr>
       </w:pPr>
+    </w:p>
+    <w:p>
+      <w:pPr>
+        <w:rPr>
+          <w:color w:val="4472C4" w:themeColor="accent1"/>
+          <w:sz w:val="28"/>
+          <w:szCs w:val="28"/>
+          <w:lang w:val="fr-SN"/>
+        </w:rPr>
+      </w:pPr>
+      <w:r>
+        <w:rPr>
+          <w:color w:val="4472C4" w:themeColor="accent1"/>
+          <w:sz w:val="28"/>
+          <w:szCs w:val="28"/>
+          <w:lang w:val="fr-SN"/>
+        </w:rPr>
+        <w:t xml:space="preserve">Technique </w:t>
+      </w:r>
+      <w:r>
+        <w:rPr>
+          <w:color w:val="4472C4" w:themeColor="accent1"/>
+          <w:sz w:val="28"/>
+          <w:szCs w:val="28"/>
+          <w:lang w:val="fr-SN"/>
+        </w:rPr>
+        <w:t>few</w:t>
+      </w:r>
+      <w:r>
+        <w:rPr>
+          <w:color w:val="4472C4" w:themeColor="accent1"/>
+          <w:sz w:val="28"/>
+          <w:szCs w:val="28"/>
+          <w:lang w:val="fr-SN"/>
+        </w:rPr>
+        <w:t xml:space="preserve">-shot : </w:t>
+      </w:r>
+    </w:p>
+    <w:p>
+      <w:pPr>
+        <w:rPr>
+          <w:color w:val="000000" w:themeColor="text1"/>
+          <w:sz w:val="28"/>
+          <w:szCs w:val="28"/>
+          <w:lang w:val="fr-SN"/>
+        </w:rPr>
+      </w:pPr>
+      <w:r>
+        <w:rPr>
+          <w:color w:val="4472C4" w:themeColor="accent1"/>
+          <w:sz w:val="28"/>
+          <w:szCs w:val="28"/>
+          <w:lang w:val="fr-SN"/>
+        </w:rPr>
+        <w:t>Prompt : ```</w:t>
+      </w:r>
+      <w:r>
+        <w:rPr>
+          <w:lang w:val="fr-SN"/>
+        </w:rPr>
+        <w:t xml:space="preserve"> </w:t>
+      </w:r>
+      <w:r>
+        <w:rPr>
+          <w:color w:val="000000" w:themeColor="text1"/>
+          <w:sz w:val="28"/>
+          <w:szCs w:val="28"/>
+          <w:lang w:val="fr-SN"/>
+        </w:rPr>
+        <w:t>Classe chaque commentaire dans une seule catégorie :</w:t>
+      </w:r>
+    </w:p>
+    <w:p>
+      <w:pPr>
+        <w:rPr>
+          <w:color w:val="000000" w:themeColor="text1"/>
+          <w:sz w:val="28"/>
+          <w:szCs w:val="28"/>
+          <w:lang w:val="fr-SN"/>
+        </w:rPr>
+      </w:pPr>
+      <w:r>
+        <w:rPr>
+          <w:color w:val="000000" w:themeColor="text1"/>
+          <w:sz w:val="28"/>
+          <w:szCs w:val="28"/>
+          <w:lang w:val="fr-SN"/>
+        </w:rPr>
+        <w:t>positif, négatif ou neutre.</w:t>
+      </w:r>
+    </w:p>
+    <w:p>
+      <w:pPr>
+        <w:rPr>
+          <w:color w:val="000000" w:themeColor="text1"/>
+          <w:sz w:val="28"/>
+          <w:szCs w:val="28"/>
+          <w:lang w:val="fr-SN"/>
+        </w:rPr>
+      </w:pPr>
+      <w:r>
+        <w:rPr>
+          <w:color w:val="000000" w:themeColor="text1"/>
+          <w:sz w:val="28"/>
+          <w:szCs w:val="28"/>
+          <w:lang w:val="fr-SN"/>
+        </w:rPr>
+        <w:t>Exemples :</w:t>
+      </w:r>
+    </w:p>
+    <w:p>
+      <w:pPr>
+        <w:rPr>
+          <w:color w:val="000000" w:themeColor="text1"/>
+          <w:sz w:val="28"/>
+          <w:szCs w:val="28"/>
+          <w:lang w:val="fr-SN"/>
+        </w:rPr>
+      </w:pPr>
+      <w:r>
+        <w:rPr>
+          <w:color w:val="000000" w:themeColor="text1"/>
+          <w:sz w:val="28"/>
+          <w:szCs w:val="28"/>
+          <w:lang w:val="fr-SN"/>
+        </w:rPr>
+        <w:t>Commentaire : « Le personnel est accueillant et le service est très rapide. »</w:t>
+      </w:r>
+    </w:p>
+    <w:p>
+      <w:pPr>
+        <w:rPr>
+          <w:color w:val="000000" w:themeColor="text1"/>
+          <w:sz w:val="28"/>
+          <w:szCs w:val="28"/>
+          <w:lang w:val="fr-SN"/>
+        </w:rPr>
+      </w:pPr>
+      <w:r>
+        <w:rPr>
+          <w:color w:val="000000" w:themeColor="text1"/>
+          <w:sz w:val="28"/>
+          <w:szCs w:val="28"/>
+          <w:lang w:val="fr-SN"/>
+        </w:rPr>
+        <w:t>C</w:t>
+      </w:r>
+      <w:r>
+        <w:rPr>
+          <w:color w:val="000000" w:themeColor="text1"/>
+          <w:sz w:val="28"/>
+          <w:szCs w:val="28"/>
+          <w:lang w:val="fr-SN"/>
+        </w:rPr>
+        <w:t>lasse</w:t>
+      </w:r>
+      <w:r>
+        <w:rPr>
+          <w:color w:val="000000" w:themeColor="text1"/>
+          <w:sz w:val="28"/>
+          <w:szCs w:val="28"/>
+          <w:lang w:val="fr-SN"/>
+        </w:rPr>
+        <w:t xml:space="preserve"> : positif</w:t>
+      </w:r>
+    </w:p>
+    <w:p>
+      <w:pPr>
+        <w:rPr>
+          <w:color w:val="000000" w:themeColor="text1"/>
+          <w:sz w:val="28"/>
+          <w:szCs w:val="28"/>
+          <w:lang w:val="fr-SN"/>
+        </w:rPr>
+      </w:pPr>
+      <w:r>
+        <w:rPr>
+          <w:color w:val="000000" w:themeColor="text1"/>
+          <w:sz w:val="28"/>
+          <w:szCs w:val="28"/>
+          <w:lang w:val="fr-SN"/>
+        </w:rPr>
+        <w:t xml:space="preserve">Commentaire : </w:t>
+      </w:r>
+      <w:r>
+        <w:rPr>
+          <w:color w:val="000000" w:themeColor="text1"/>
+          <w:sz w:val="28"/>
+          <w:szCs w:val="28"/>
+          <w:lang w:val="fr-SN"/>
+        </w:rPr>
+        <w:t>« La livraison est arrivée rapidement, mais le colis était endommagé. »</w:t>
+      </w:r>
+    </w:p>
+    <w:p>
+      <w:pPr>
+        <w:rPr>
+          <w:color w:val="000000" w:themeColor="text1"/>
+          <w:sz w:val="28"/>
+          <w:szCs w:val="28"/>
+          <w:lang w:val="fr-SN"/>
+        </w:rPr>
+      </w:pPr>
+      <w:r>
+        <w:rPr>
+          <w:color w:val="000000" w:themeColor="text1"/>
+          <w:sz w:val="28"/>
+          <w:szCs w:val="28"/>
+          <w:lang w:val="fr-SN"/>
+        </w:rPr>
+        <w:t>C</w:t>
+      </w:r>
+      <w:r>
+        <w:rPr>
+          <w:color w:val="000000" w:themeColor="text1"/>
+          <w:sz w:val="28"/>
+          <w:szCs w:val="28"/>
+          <w:lang w:val="fr-SN"/>
+        </w:rPr>
+        <w:t>lasse</w:t>
+      </w:r>
+      <w:r>
+        <w:rPr>
+          <w:color w:val="000000" w:themeColor="text1"/>
+          <w:sz w:val="28"/>
+          <w:szCs w:val="28"/>
+          <w:lang w:val="fr-SN"/>
+        </w:rPr>
+        <w:t xml:space="preserve"> : négatif</w:t>
+      </w:r>
+    </w:p>
+    <w:p>
+      <w:pPr>
+        <w:rPr>
+          <w:color w:val="000000" w:themeColor="text1"/>
+          <w:sz w:val="28"/>
+          <w:szCs w:val="28"/>
+          <w:lang w:val="fr-SN"/>
+        </w:rPr>
+      </w:pPr>
+      <w:r>
+        <w:rPr>
+          <w:color w:val="000000" w:themeColor="text1"/>
+          <w:sz w:val="28"/>
+          <w:szCs w:val="28"/>
+          <w:lang w:val="fr-SN"/>
+        </w:rPr>
+        <w:t>Commentaire : « Le service est correct, sans avantage ni problème particulier. »</w:t>
+      </w:r>
+    </w:p>
+    <w:p>
+      <w:pPr>
+        <w:rPr>
+          <w:color w:val="000000" w:themeColor="text1"/>
+          <w:sz w:val="28"/>
+          <w:szCs w:val="28"/>
+          <w:lang w:val="fr-SN"/>
+        </w:rPr>
+      </w:pPr>
+      <w:r>
+        <w:rPr>
+          <w:color w:val="000000" w:themeColor="text1"/>
+          <w:sz w:val="28"/>
+          <w:szCs w:val="28"/>
+          <w:lang w:val="fr-SN"/>
+        </w:rPr>
+        <w:t>C</w:t>
+      </w:r>
+      <w:r>
+        <w:rPr>
+          <w:color w:val="000000" w:themeColor="text1"/>
+          <w:sz w:val="28"/>
+          <w:szCs w:val="28"/>
+          <w:lang w:val="fr-SN"/>
+        </w:rPr>
+        <w:t>lasse</w:t>
+      </w:r>
+      <w:r>
+        <w:rPr>
+          <w:color w:val="000000" w:themeColor="text1"/>
+          <w:sz w:val="28"/>
+          <w:szCs w:val="28"/>
+          <w:lang w:val="fr-SN"/>
+        </w:rPr>
+        <w:t xml:space="preserve"> : neutre</w:t>
+      </w:r>
+    </w:p>
+    <w:p>
+      <w:pPr>
+        <w:rPr>
+          <w:color w:val="000000" w:themeColor="text1"/>
+          <w:sz w:val="28"/>
+          <w:szCs w:val="28"/>
+          <w:lang w:val="fr-SN"/>
+        </w:rPr>
+      </w:pPr>
+      <w:r>
+        <w:rPr>
+          <w:color w:val="000000" w:themeColor="text1"/>
+          <w:sz w:val="28"/>
+          <w:szCs w:val="28"/>
+          <w:lang w:val="fr-SN"/>
+        </w:rPr>
+        <w:t>Commentaire à classer :</w:t>
+      </w:r>
+    </w:p>
+    <w:p>
+      <w:pPr>
+        <w:rPr>
+          <w:color w:val="000000" w:themeColor="text1"/>
+          <w:sz w:val="28"/>
+          <w:szCs w:val="28"/>
+          <w:lang w:val="fr-SN"/>
+        </w:rPr>
+      </w:pPr>
+      <w:r>
+        <w:rPr>
+          <w:color w:val="000000" w:themeColor="text1"/>
+          <w:sz w:val="28"/>
+          <w:szCs w:val="28"/>
+          <w:lang w:val="fr-SN"/>
+        </w:rPr>
+        <w:t>« Le service est rapide mais l’application plante régulièrement. »</w:t>
+      </w:r>
+    </w:p>
+    <w:p>
+      <w:pPr>
+        <w:rPr>
+          <w:color w:val="000000" w:themeColor="text1"/>
+          <w:sz w:val="28"/>
+          <w:szCs w:val="28"/>
+          <w:lang w:val="fr-SN"/>
+        </w:rPr>
+      </w:pPr>
+      <w:r>
+        <w:rPr>
+          <w:color w:val="000000" w:themeColor="text1"/>
+          <w:sz w:val="28"/>
+          <w:szCs w:val="28"/>
+          <w:lang w:val="fr-SN"/>
+        </w:rPr>
+        <w:t xml:space="preserve">Réponds uniquement par le nom de la </w:t>
+      </w:r>
+      <w:r>
+        <w:rPr>
+          <w:color w:val="000000" w:themeColor="text1"/>
+          <w:sz w:val="28"/>
+          <w:szCs w:val="28"/>
+          <w:lang w:val="fr-SN"/>
+        </w:rPr>
+        <w:t>classe</w:t>
+      </w:r>
+      <w:r>
+        <w:rPr>
+          <w:color w:val="000000" w:themeColor="text1"/>
+          <w:sz w:val="28"/>
+          <w:szCs w:val="28"/>
+          <w:lang w:val="fr-SN"/>
+        </w:rPr>
+        <w:t>.</w:t>
+      </w:r>
+      <w:r>
+        <w:rPr>
+          <w:color w:val="4472C4" w:themeColor="accent1"/>
+          <w:sz w:val="28"/>
+          <w:szCs w:val="28"/>
+          <w:lang w:val="fr-SN"/>
+        </w:rPr>
+        <w:t xml:space="preserve"> </w:t>
+      </w:r>
+      <w:r>
+        <w:rPr>
+          <w:color w:val="4472C4" w:themeColor="accent1"/>
+          <w:sz w:val="28"/>
+          <w:szCs w:val="28"/>
+          <w:lang w:val="fr-SN"/>
+        </w:rPr>
+        <w:t>```</w:t>
+      </w:r>
+    </w:p>
+    <w:p>
+      <w:pPr>
+        <w:rPr>
+          <w:b/>
+          <w:bCs/>
+          <w:color w:val="000000" w:themeColor="text1"/>
+          <w:sz w:val="28"/>
+          <w:szCs w:val="28"/>
+          <w:lang w:val="fr-SN"/>
+        </w:rPr>
+      </w:pPr>
+      <w:r>
+        <w:rPr>
+          <w:color w:val="4472C4" w:themeColor="accent1"/>
+          <w:sz w:val="28"/>
+          <w:szCs w:val="28"/>
+          <w:lang w:val="fr-SN"/>
+        </w:rPr>
+        <w:t xml:space="preserve">Réponse du LLM : </w:t>
+      </w:r>
       <w:r>
         <w:rPr>
           <w:b/>
@@ -513,11 +1336,9 @@
           <w:szCs w:val="28"/>
           <w:lang w:val="fr-SN"/>
         </w:rPr>
-        <w:t>Un aspect positif : « le service est rapide »</w:t>
-      </w:r>
-    </w:p>
-    <w:p>
-      <w:pPr>
+        <w:t>“</w:t>
+      </w:r>
+      <w:r>
         <w:rPr>
           <w:b/>
           <w:bCs/>
@@ -528,8 +1349,334 @@
           <w:szCs w:val="28"/>
           <w:lang w:val="fr-SN"/>
         </w:rPr>
-      </w:pPr>
-      <w:r>
+        <w:t>Négatif</w:t>
+      </w:r>
+      <w:r>
+        <w:rPr>
+          <w:i/>
+          <w:iCs/>
+          <w:color w:val="000000" w:themeColor="text1"/>
+          <w:sz w:val="28"/>
+          <w:szCs w:val="28"/>
+          <w:lang w:val="fr-SN"/>
+        </w:rPr>
+        <w:t xml:space="preserve"> </w:t>
+      </w:r>
+      <w:r>
+        <w:rPr>
+          <w:b/>
+          <w:bCs/>
+          <w:color w:val="000000" w:themeColor="text1"/>
+          <w:sz w:val="28"/>
+          <w:szCs w:val="28"/>
+          <w:lang w:val="fr-SN"/>
+        </w:rPr>
+        <w:t>”</w:t>
+      </w:r>
+    </w:p>
+    <w:p>
+      <w:pPr>
+        <w:rPr>
+          <w:b/>
+          <w:bCs/>
+          <w:color w:val="000000" w:themeColor="text1"/>
+          <w:sz w:val="28"/>
+          <w:szCs w:val="28"/>
+          <w:lang w:val="fr-SN"/>
+        </w:rPr>
+      </w:pPr>
+    </w:p>
+    <w:p>
+      <w:pPr>
+        <w:rPr>
+          <w:color w:val="4472C4" w:themeColor="accent1"/>
+          <w:sz w:val="28"/>
+          <w:szCs w:val="28"/>
+          <w:lang w:val="fr-SN"/>
+        </w:rPr>
+      </w:pPr>
+      <w:r>
+        <w:rPr>
+          <w:color w:val="4472C4" w:themeColor="accent1"/>
+          <w:sz w:val="28"/>
+          <w:szCs w:val="28"/>
+          <w:lang w:val="fr-SN"/>
+        </w:rPr>
+        <w:t xml:space="preserve">Technique few-shot : </w:t>
+      </w:r>
+    </w:p>
+    <w:p>
+      <w:pPr>
+        <w:rPr>
+          <w:color w:val="4472C4" w:themeColor="accent1"/>
+          <w:sz w:val="28"/>
+          <w:szCs w:val="28"/>
+          <w:lang w:val="fr-SN"/>
+        </w:rPr>
+      </w:pPr>
+      <w:r>
+        <w:rPr>
+          <w:color w:val="4472C4" w:themeColor="accent1"/>
+          <w:sz w:val="28"/>
+          <w:szCs w:val="28"/>
+          <w:lang w:val="fr-SN"/>
+        </w:rPr>
+        <w:t>Prompt :</w:t>
+      </w:r>
+    </w:p>
+    <w:p>
+      <w:pPr>
+        <w:rPr>
+          <w:color w:val="000000" w:themeColor="text1"/>
+          <w:sz w:val="28"/>
+          <w:szCs w:val="28"/>
+          <w:lang w:val="fr-SN"/>
+        </w:rPr>
+      </w:pPr>
+      <w:r>
+        <w:rPr>
+          <w:color w:val="4472C4" w:themeColor="accent1"/>
+          <w:sz w:val="28"/>
+          <w:szCs w:val="28"/>
+          <w:lang w:val="fr-SN"/>
+        </w:rPr>
+        <w:t>```</w:t>
+      </w:r>
+      <w:r>
+        <w:rPr>
+          <w:color w:val="000000" w:themeColor="text1"/>
+          <w:sz w:val="28"/>
+          <w:szCs w:val="28"/>
+          <w:lang w:val="fr-SN"/>
+        </w:rPr>
+        <w:t>Rôle</w:t>
+      </w:r>
+      <w:r>
+        <w:rPr>
+          <w:color w:val="000000" w:themeColor="text1"/>
+          <w:sz w:val="28"/>
+          <w:szCs w:val="28"/>
+          <w:lang w:val="fr-SN"/>
+        </w:rPr>
+        <w:t xml:space="preserve"> : </w:t>
+      </w:r>
+      <w:r>
+        <w:rPr>
+          <w:color w:val="000000" w:themeColor="text1"/>
+          <w:sz w:val="28"/>
+          <w:szCs w:val="28"/>
+          <w:lang w:val="fr-SN"/>
+        </w:rPr>
+        <w:t>Tu es un système de classification de commentaires client</w:t>
+      </w:r>
+    </w:p>
+    <w:p>
+      <w:pPr>
+        <w:rPr>
+          <w:color w:val="000000" w:themeColor="text1"/>
+          <w:sz w:val="28"/>
+          <w:szCs w:val="28"/>
+          <w:lang w:val="fr-SN"/>
+        </w:rPr>
+      </w:pPr>
+      <w:r>
+        <w:rPr>
+          <w:color w:val="000000" w:themeColor="text1"/>
+          <w:sz w:val="28"/>
+          <w:szCs w:val="28"/>
+          <w:lang w:val="fr-SN"/>
+        </w:rPr>
+        <w:lastRenderedPageBreak/>
+        <w:t xml:space="preserve">Tache : </w:t>
+      </w:r>
+      <w:r>
+        <w:rPr>
+          <w:color w:val="000000" w:themeColor="text1"/>
+          <w:sz w:val="28"/>
+          <w:szCs w:val="28"/>
+          <w:lang w:val="fr-SN"/>
+        </w:rPr>
+        <w:t>classe ce commentaire</w:t>
+      </w:r>
+      <w:r>
+        <w:rPr>
+          <w:color w:val="000000" w:themeColor="text1"/>
+          <w:sz w:val="28"/>
+          <w:szCs w:val="28"/>
+          <w:lang w:val="fr-SN"/>
+        </w:rPr>
+        <w:t xml:space="preserve"> : </w:t>
+      </w:r>
+      <w:r>
+        <w:rPr>
+          <w:color w:val="000000" w:themeColor="text1"/>
+          <w:sz w:val="28"/>
+          <w:szCs w:val="28"/>
+          <w:lang w:val="fr-SN"/>
+        </w:rPr>
+        <w:t>« Le service est rapide mais l’application plante régulièrement. »</w:t>
+      </w:r>
+      <w:r>
+        <w:rPr>
+          <w:color w:val="000000" w:themeColor="text1"/>
+          <w:sz w:val="28"/>
+          <w:szCs w:val="28"/>
+          <w:lang w:val="fr-SN"/>
+        </w:rPr>
+        <w:t xml:space="preserve"> </w:t>
+      </w:r>
+      <w:r>
+        <w:rPr>
+          <w:color w:val="000000" w:themeColor="text1"/>
+          <w:sz w:val="28"/>
+          <w:szCs w:val="28"/>
+          <w:lang w:val="fr-SN"/>
+        </w:rPr>
+        <w:t xml:space="preserve">dans une seule classe </w:t>
+      </w:r>
+    </w:p>
+    <w:p>
+      <w:pPr>
+        <w:rPr>
+          <w:color w:val="000000" w:themeColor="text1"/>
+          <w:sz w:val="28"/>
+          <w:szCs w:val="28"/>
+          <w:lang w:val="fr-SN"/>
+        </w:rPr>
+      </w:pPr>
+      <w:r>
+        <w:rPr>
+          <w:color w:val="000000" w:themeColor="text1"/>
+          <w:sz w:val="28"/>
+          <w:szCs w:val="28"/>
+          <w:lang w:val="fr-SN"/>
+        </w:rPr>
+        <w:t>Classe</w:t>
+      </w:r>
+      <w:r>
+        <w:rPr>
+          <w:color w:val="000000" w:themeColor="text1"/>
+          <w:sz w:val="28"/>
+          <w:szCs w:val="28"/>
+          <w:lang w:val="fr-SN"/>
+        </w:rPr>
+        <w:t>s</w:t>
+      </w:r>
+      <w:r>
+        <w:rPr>
+          <w:color w:val="000000" w:themeColor="text1"/>
+          <w:sz w:val="28"/>
+          <w:szCs w:val="28"/>
+          <w:lang w:val="fr-SN"/>
+        </w:rPr>
+        <w:t xml:space="preserve"> possibles</w:t>
+      </w:r>
+      <w:r>
+        <w:rPr>
+          <w:color w:val="000000" w:themeColor="text1"/>
+          <w:sz w:val="28"/>
+          <w:szCs w:val="28"/>
+          <w:lang w:val="fr-SN"/>
+        </w:rPr>
+        <w:t xml:space="preserve"> </w:t>
+      </w:r>
+      <w:r>
+        <w:rPr>
+          <w:color w:val="000000" w:themeColor="text1"/>
+          <w:sz w:val="28"/>
+          <w:szCs w:val="28"/>
+          <w:lang w:val="fr-SN"/>
+        </w:rPr>
+        <w:t>: positif, négatif, neutre</w:t>
+      </w:r>
+      <w:r>
+        <w:rPr>
+          <w:color w:val="000000" w:themeColor="text1"/>
+          <w:sz w:val="28"/>
+          <w:szCs w:val="28"/>
+          <w:lang w:val="fr-SN"/>
+        </w:rPr>
+        <w:t>.</w:t>
+      </w:r>
+    </w:p>
+    <w:p>
+      <w:pPr>
+        <w:rPr>
+          <w:color w:val="000000" w:themeColor="text1"/>
+          <w:sz w:val="28"/>
+          <w:szCs w:val="28"/>
+          <w:lang w:val="fr-SN"/>
+        </w:rPr>
+      </w:pPr>
+      <w:r>
+        <w:rPr>
+          <w:color w:val="000000" w:themeColor="text1"/>
+          <w:sz w:val="28"/>
+          <w:szCs w:val="28"/>
+          <w:lang w:val="fr-SN"/>
+        </w:rPr>
+        <w:t>Contexte : dans le cadre d’une analyse de classification</w:t>
+      </w:r>
+    </w:p>
+    <w:p>
+      <w:pPr>
+        <w:rPr>
+          <w:color w:val="000000" w:themeColor="text1"/>
+          <w:sz w:val="28"/>
+          <w:szCs w:val="28"/>
+          <w:lang w:val="fr-SN"/>
+        </w:rPr>
+      </w:pPr>
+      <w:r>
+        <w:rPr>
+          <w:color w:val="000000" w:themeColor="text1"/>
+          <w:sz w:val="28"/>
+          <w:szCs w:val="28"/>
+          <w:lang w:val="fr-SN"/>
+        </w:rPr>
+        <w:t xml:space="preserve">Contraintes : </w:t>
+      </w:r>
+    </w:p>
+    <w:p>
+      <w:pPr>
+        <w:rPr>
+          <w:color w:val="4472C4" w:themeColor="accent1"/>
+          <w:sz w:val="28"/>
+          <w:szCs w:val="28"/>
+          <w:lang w:val="fr-SN"/>
+        </w:rPr>
+      </w:pPr>
+      <w:r>
+        <w:rPr>
+          <w:color w:val="000000" w:themeColor="text1"/>
+          <w:sz w:val="28"/>
+          <w:szCs w:val="28"/>
+          <w:lang w:val="fr-SN"/>
+        </w:rPr>
+        <w:t>-réponds sur une seule ligne comme suit : &lt;la classe est : nom de la classe &gt;</w:t>
+      </w:r>
+      <w:r>
+        <w:rPr>
+          <w:color w:val="4472C4" w:themeColor="accent1"/>
+          <w:sz w:val="28"/>
+          <w:szCs w:val="28"/>
+          <w:lang w:val="fr-SN"/>
+        </w:rPr>
+        <w:t>```</w:t>
+      </w:r>
+    </w:p>
+    <w:p>
+      <w:pPr>
+        <w:rPr>
+          <w:color w:val="4472C4" w:themeColor="accent1"/>
+          <w:sz w:val="28"/>
+          <w:szCs w:val="28"/>
+          <w:lang w:val="fr-SN"/>
+        </w:rPr>
+      </w:pPr>
+    </w:p>
+    <w:p>
+      <w:pPr>
         <w:rPr>
           <w:b/>
           <w:bCs/>
@@ -540,20 +1687,16 @@
           <w:szCs w:val="28"/>
           <w:lang w:val="fr-SN"/>
         </w:rPr>
-        <w:t>Un aspect négatif, plus impactant : « l'application plante régulièrement »</w:t>
-      </w:r>
-    </w:p>
-    <w:p>
-      <w:pPr>
-        <w:rPr>
-          <w:i/>
-          <w:iCs/>
-          <w:color w:val="000000" w:themeColor="text1"/>
-          <w:sz w:val="28"/>
-          <w:szCs w:val="28"/>
-          <w:lang w:val="fr-SN"/>
-        </w:rPr>
-      </w:pPr>
+      </w:pPr>
+      <w:r>
+        <w:rPr>
+          <w:color w:val="4472C4" w:themeColor="accent1"/>
+          <w:sz w:val="28"/>
+          <w:szCs w:val="28"/>
+          <w:lang w:val="fr-SN"/>
+        </w:rPr>
+        <w:t xml:space="preserve">Réponse du LLM : </w:t>
+      </w:r>
       <w:r>
         <w:rPr>
           <w:b/>
@@ -565,348 +1708,11 @@
           <w:szCs w:val="28"/>
           <w:lang w:val="fr-SN"/>
         </w:rPr>
-        <w:t>Le verbe « plante régulièrement » signale un problème technique récurrent, donc gênant pour l'expérience utilisateur — ce qui pèse généralement plus lourd dans la perception globale qu'un simple point positif ponctuel. C'est pourquoi, si l'on doit trancher entre les trois classes proposées, le sentiment dominant penche vers Négatif.</w:t>
-      </w:r>
-      <w:r>
-        <w:rPr>
-          <w:i/>
-          <w:iCs/>
-          <w:color w:val="000000" w:themeColor="text1"/>
-          <w:sz w:val="28"/>
-          <w:szCs w:val="28"/>
-          <w:lang w:val="fr-SN"/>
-        </w:rPr>
-        <w:t xml:space="preserve"> </w:t>
-      </w:r>
-      <w:r>
-        <w:rPr>
-          <w:b/>
-          <w:bCs/>
-          <w:color w:val="000000" w:themeColor="text1"/>
-          <w:sz w:val="28"/>
-          <w:szCs w:val="28"/>
-          <w:lang w:val="fr-SN"/>
-        </w:rPr>
-        <w:t>”</w:t>
-      </w:r>
-    </w:p>
-    <w:p>
-      <w:pPr>
-        <w:rPr>
-          <w:color w:val="4472C4" w:themeColor="accent1"/>
-          <w:sz w:val="28"/>
-          <w:szCs w:val="28"/>
-          <w:lang w:val="fr-SN"/>
-        </w:rPr>
-      </w:pPr>
-      <w:r>
-        <w:rPr>
-          <w:color w:val="4472C4" w:themeColor="accent1"/>
-          <w:sz w:val="28"/>
-          <w:szCs w:val="28"/>
-          <w:lang w:val="fr-SN"/>
-        </w:rPr>
-        <w:t xml:space="preserve">Technique One-shot : </w:t>
-      </w:r>
-    </w:p>
-    <w:p>
-      <w:pPr>
-        <w:rPr>
-          <w:color w:val="000000" w:themeColor="text1"/>
-          <w:sz w:val="28"/>
-          <w:szCs w:val="28"/>
-          <w:lang w:val="fr-SN"/>
-        </w:rPr>
-      </w:pPr>
-      <w:r>
-        <w:rPr>
-          <w:color w:val="4472C4" w:themeColor="accent1"/>
-          <w:sz w:val="28"/>
-          <w:szCs w:val="28"/>
-          <w:lang w:val="fr-SN"/>
-        </w:rPr>
-        <w:t>Prompt : ```</w:t>
-      </w:r>
-      <w:r>
-        <w:rPr>
-          <w:color w:val="000000" w:themeColor="text1"/>
-          <w:sz w:val="28"/>
-          <w:szCs w:val="28"/>
-          <w:lang w:val="fr-SN"/>
-        </w:rPr>
-        <w:t>Classe chaque commentaire dans une seule c</w:t>
-      </w:r>
-      <w:r>
-        <w:rPr>
-          <w:color w:val="000000" w:themeColor="text1"/>
-          <w:sz w:val="28"/>
-          <w:szCs w:val="28"/>
-          <w:lang w:val="fr-SN"/>
-        </w:rPr>
-        <w:t>lasse</w:t>
-      </w:r>
-      <w:r>
-        <w:rPr>
-          <w:color w:val="000000" w:themeColor="text1"/>
-          <w:sz w:val="28"/>
-          <w:szCs w:val="28"/>
-          <w:lang w:val="fr-SN"/>
-        </w:rPr>
-        <w:t xml:space="preserve"> :</w:t>
-      </w:r>
-    </w:p>
-    <w:p>
-      <w:pPr>
-        <w:rPr>
-          <w:color w:val="000000" w:themeColor="text1"/>
-          <w:sz w:val="28"/>
-          <w:szCs w:val="28"/>
-          <w:lang w:val="fr-SN"/>
-        </w:rPr>
-      </w:pPr>
-      <w:r>
-        <w:rPr>
-          <w:color w:val="000000" w:themeColor="text1"/>
-          <w:sz w:val="28"/>
-          <w:szCs w:val="28"/>
-          <w:lang w:val="fr-SN"/>
-        </w:rPr>
-        <w:t>Positif, négatif ou neutre.</w:t>
-      </w:r>
-    </w:p>
-    <w:p>
-      <w:pPr>
-        <w:rPr>
-          <w:color w:val="000000" w:themeColor="text1"/>
-          <w:sz w:val="28"/>
-          <w:szCs w:val="28"/>
-          <w:lang w:val="fr-SN"/>
-        </w:rPr>
-      </w:pPr>
-      <w:r>
-        <w:rPr>
-          <w:color w:val="000000" w:themeColor="text1"/>
-          <w:sz w:val="28"/>
-          <w:szCs w:val="28"/>
-          <w:lang w:val="fr-SN"/>
-        </w:rPr>
-        <w:t>Exemple :</w:t>
-      </w:r>
-    </w:p>
-    <w:p>
-      <w:pPr>
-        <w:rPr>
-          <w:color w:val="000000" w:themeColor="text1"/>
-          <w:sz w:val="28"/>
-          <w:szCs w:val="28"/>
-          <w:lang w:val="fr-SN"/>
-        </w:rPr>
-      </w:pPr>
-      <w:r>
-        <w:rPr>
-          <w:color w:val="000000" w:themeColor="text1"/>
-          <w:sz w:val="28"/>
-          <w:szCs w:val="28"/>
-          <w:lang w:val="fr-SN"/>
-        </w:rPr>
-        <w:t>Commentaire : « L</w:t>
-      </w:r>
-      <w:r>
-        <w:rPr>
-          <w:color w:val="000000" w:themeColor="text1"/>
-          <w:sz w:val="28"/>
-          <w:szCs w:val="28"/>
-          <w:lang w:val="fr-SN"/>
-        </w:rPr>
-        <w:t xml:space="preserve">a voiture </w:t>
-      </w:r>
-      <w:r>
-        <w:rPr>
-          <w:color w:val="000000" w:themeColor="text1"/>
-          <w:sz w:val="28"/>
-          <w:szCs w:val="28"/>
-          <w:lang w:val="fr-SN"/>
-        </w:rPr>
-        <w:t>est be</w:t>
-      </w:r>
-      <w:r>
-        <w:rPr>
-          <w:color w:val="000000" w:themeColor="text1"/>
-          <w:sz w:val="28"/>
-          <w:szCs w:val="28"/>
-          <w:lang w:val="fr-SN"/>
-        </w:rPr>
-        <w:t>lle</w:t>
-      </w:r>
-      <w:r>
-        <w:rPr>
-          <w:color w:val="000000" w:themeColor="text1"/>
-          <w:sz w:val="28"/>
-          <w:szCs w:val="28"/>
-          <w:lang w:val="fr-SN"/>
-        </w:rPr>
-        <w:t xml:space="preserve">, mais </w:t>
-      </w:r>
-      <w:r>
-        <w:rPr>
-          <w:color w:val="000000" w:themeColor="text1"/>
-          <w:sz w:val="28"/>
-          <w:szCs w:val="28"/>
-          <w:lang w:val="fr-SN"/>
-        </w:rPr>
-        <w:t xml:space="preserve">elle </w:t>
-      </w:r>
-      <w:r>
-        <w:rPr>
-          <w:color w:val="000000" w:themeColor="text1"/>
-          <w:sz w:val="28"/>
-          <w:szCs w:val="28"/>
-          <w:lang w:val="fr-SN"/>
-        </w:rPr>
-        <w:t>tombe souvent en panne. »</w:t>
-      </w:r>
-    </w:p>
-    <w:p>
-      <w:pPr>
-        <w:rPr>
-          <w:color w:val="000000" w:themeColor="text1"/>
-          <w:sz w:val="28"/>
-          <w:szCs w:val="28"/>
-          <w:lang w:val="fr-SN"/>
-        </w:rPr>
-      </w:pPr>
-      <w:r>
-        <w:rPr>
-          <w:color w:val="000000" w:themeColor="text1"/>
-          <w:sz w:val="28"/>
-          <w:szCs w:val="28"/>
-          <w:lang w:val="fr-SN"/>
-        </w:rPr>
-        <w:t>C</w:t>
-      </w:r>
-      <w:r>
-        <w:rPr>
-          <w:color w:val="000000" w:themeColor="text1"/>
-          <w:sz w:val="28"/>
-          <w:szCs w:val="28"/>
-          <w:lang w:val="fr-SN"/>
-        </w:rPr>
-        <w:t xml:space="preserve">lasse </w:t>
-      </w:r>
-      <w:r>
-        <w:rPr>
-          <w:color w:val="000000" w:themeColor="text1"/>
-          <w:sz w:val="28"/>
-          <w:szCs w:val="28"/>
-          <w:lang w:val="fr-SN"/>
-        </w:rPr>
-        <w:t>: négatif</w:t>
-      </w:r>
-    </w:p>
-    <w:p>
-      <w:pPr>
-        <w:rPr>
-          <w:color w:val="000000" w:themeColor="text1"/>
-          <w:sz w:val="28"/>
-          <w:szCs w:val="28"/>
-          <w:lang w:val="fr-SN"/>
-        </w:rPr>
-      </w:pPr>
-      <w:r>
-        <w:rPr>
-          <w:color w:val="000000" w:themeColor="text1"/>
-          <w:sz w:val="28"/>
-          <w:szCs w:val="28"/>
-          <w:lang w:val="fr-SN"/>
-        </w:rPr>
-        <w:t>Maintenant</w:t>
-      </w:r>
-      <w:r>
-        <w:rPr>
-          <w:color w:val="000000" w:themeColor="text1"/>
-          <w:sz w:val="28"/>
-          <w:szCs w:val="28"/>
-          <w:lang w:val="fr-SN"/>
-        </w:rPr>
-        <w:t xml:space="preserve"> pour</w:t>
-      </w:r>
-      <w:r>
-        <w:rPr>
-          <w:color w:val="000000" w:themeColor="text1"/>
-          <w:sz w:val="28"/>
-          <w:szCs w:val="28"/>
-          <w:lang w:val="fr-SN"/>
-        </w:rPr>
-        <w:t xml:space="preserve"> ce commentaire </w:t>
-      </w:r>
-      <w:r>
-        <w:rPr>
-          <w:color w:val="000000" w:themeColor="text1"/>
-          <w:sz w:val="28"/>
-          <w:szCs w:val="28"/>
-          <w:lang w:val="fr-SN"/>
-        </w:rPr>
-        <w:t>« Le service est rapide mais l’application plante régulièrement. »</w:t>
-      </w:r>
-    </w:p>
-    <w:p>
-      <w:pPr>
-        <w:rPr>
-          <w:color w:val="000000" w:themeColor="text1"/>
-          <w:sz w:val="28"/>
-          <w:szCs w:val="28"/>
-          <w:lang w:val="fr-SN"/>
-        </w:rPr>
-      </w:pPr>
-      <w:r>
-        <w:rPr>
-          <w:color w:val="000000" w:themeColor="text1"/>
-          <w:sz w:val="28"/>
-          <w:szCs w:val="28"/>
-          <w:lang w:val="fr-SN"/>
-        </w:rPr>
-        <w:t>Réponds</w:t>
-      </w:r>
-      <w:r>
-        <w:rPr>
-          <w:color w:val="000000" w:themeColor="text1"/>
-          <w:sz w:val="28"/>
-          <w:szCs w:val="28"/>
-          <w:lang w:val="fr-SN"/>
-        </w:rPr>
-        <w:t xml:space="preserve"> uniquement par le nom de la classe </w:t>
-      </w:r>
-      <w:r>
-        <w:rPr>
-          <w:color w:val="000000" w:themeColor="text1"/>
-          <w:sz w:val="28"/>
-          <w:szCs w:val="28"/>
-          <w:lang w:val="fr-SN"/>
-        </w:rPr>
-        <w:t>```</w:t>
-      </w:r>
-    </w:p>
-    <w:p>
-      <w:pPr>
-        <w:rPr>
-          <w:b/>
-          <w:bCs/>
-          <w:color w:val="000000" w:themeColor="text1"/>
-          <w:sz w:val="28"/>
-          <w:szCs w:val="28"/>
-          <w:lang w:val="fr-SN"/>
-        </w:rPr>
-      </w:pPr>
-      <w:r>
-        <w:rPr>
-          <w:color w:val="4472C4" w:themeColor="accent1"/>
-          <w:sz w:val="28"/>
-          <w:szCs w:val="28"/>
-          <w:lang w:val="fr-SN"/>
-        </w:rPr>
-        <w:t xml:space="preserve">Réponse du LLM : </w:t>
-      </w:r>
-      <w:r>
+        <w:t>“&lt;la classe est : négatif&gt; ”</w:t>
+      </w:r>
+    </w:p>
+    <w:p>
+      <w:pPr>
         <w:rPr>
           <w:b/>
           <w:bCs/>
@@ -917,112 +1723,93 @@
           <w:szCs w:val="28"/>
           <w:lang w:val="fr-SN"/>
         </w:rPr>
-        <w:t>“</w:t>
-      </w:r>
-      <w:r>
+      </w:pPr>
+    </w:p>
+    <w:p>
+      <w:pPr>
         <w:rPr>
           <w:b/>
           <w:bCs/>
-          <w:i/>
-          <w:iCs/>
-          <w:color w:val="000000" w:themeColor="text1"/>
-          <w:sz w:val="28"/>
-          <w:szCs w:val="28"/>
-          <w:lang w:val="fr-SN"/>
-        </w:rPr>
-        <w:t>Négatif</w:t>
-      </w:r>
-      <w:r>
-        <w:rPr>
-          <w:i/>
-          <w:iCs/>
-          <w:color w:val="000000" w:themeColor="text1"/>
-          <w:sz w:val="28"/>
-          <w:szCs w:val="28"/>
-          <w:lang w:val="fr-SN"/>
-        </w:rPr>
-        <w:t xml:space="preserve"> </w:t>
-      </w:r>
+          <w:color w:val="4472C4" w:themeColor="accent1"/>
+          <w:sz w:val="36"/>
+          <w:szCs w:val="36"/>
+          <w:lang w:val="fr-SN"/>
+        </w:rPr>
+      </w:pPr>
       <w:r>
         <w:rPr>
           <w:b/>
           <w:bCs/>
-          <w:color w:val="000000" w:themeColor="text1"/>
-          <w:sz w:val="28"/>
-          <w:szCs w:val="28"/>
-          <w:lang w:val="fr-SN"/>
-        </w:rPr>
-        <w:t>”</w:t>
-      </w:r>
-    </w:p>
-    <w:p>
-      <w:pPr>
-        <w:rPr>
-          <w:b/>
-          <w:bCs/>
-          <w:i/>
-          <w:iCs/>
-          <w:color w:val="000000" w:themeColor="text1"/>
-          <w:sz w:val="28"/>
-          <w:szCs w:val="28"/>
-          <w:lang w:val="fr-SN"/>
-        </w:rPr>
-      </w:pPr>
-    </w:p>
-    <w:p>
-      <w:pPr>
-        <w:rPr>
           <w:color w:val="4472C4" w:themeColor="accent1"/>
-          <w:sz w:val="28"/>
-          <w:szCs w:val="28"/>
-          <w:lang w:val="fr-SN"/>
-        </w:rPr>
-      </w:pPr>
-      <w:r>
-        <w:rPr>
-          <w:color w:val="4472C4" w:themeColor="accent1"/>
-          <w:sz w:val="28"/>
-          <w:szCs w:val="28"/>
-          <w:lang w:val="fr-SN"/>
-        </w:rPr>
-        <w:t xml:space="preserve">Technique </w:t>
-      </w:r>
-      <w:r>
-        <w:rPr>
-          <w:color w:val="4472C4" w:themeColor="accent1"/>
-          <w:sz w:val="28"/>
-          <w:szCs w:val="28"/>
-          <w:lang w:val="fr-SN"/>
-        </w:rPr>
-        <w:t>few</w:t>
-      </w:r>
-      <w:r>
-        <w:rPr>
-          <w:color w:val="4472C4" w:themeColor="accent1"/>
-          <w:sz w:val="28"/>
-          <w:szCs w:val="28"/>
-          <w:lang w:val="fr-SN"/>
-        </w:rPr>
-        <w:t xml:space="preserve">-shot : </w:t>
-      </w:r>
-    </w:p>
-    <w:p>
-      <w:pPr>
-        <w:rPr>
-          <w:color w:val="000000" w:themeColor="text1"/>
-          <w:sz w:val="28"/>
-          <w:szCs w:val="28"/>
-          <w:lang w:val="fr-SN"/>
-        </w:rPr>
-      </w:pPr>
-      <w:r>
-        <w:rPr>
-          <w:color w:val="4472C4" w:themeColor="accent1"/>
-          <w:sz w:val="28"/>
-          <w:szCs w:val="28"/>
-          <w:lang w:val="fr-SN"/>
-        </w:rPr>
-        <w:t>Prompt : ```</w:t>
+          <w:sz w:val="36"/>
+          <w:szCs w:val="36"/>
+          <w:lang w:val="fr-SN"/>
+        </w:rPr>
+        <w:t xml:space="preserve">Partie 3 – Prompt Engineering et raisonnement </w:t>
+      </w:r>
+    </w:p>
+    <w:p>
+      <w:pPr>
+        <w:pStyle w:val="Paragraphedeliste"/>
+        <w:numPr>
+          <w:ilvl w:val="0"/>
+          <w:numId w:val="2"/>
+        </w:numPr>
+        <w:rPr>
+          <w:color w:val="000000" w:themeColor="text1"/>
+          <w:sz w:val="28"/>
+          <w:szCs w:val="28"/>
+          <w:lang w:val="fr-SN"/>
+        </w:rPr>
+      </w:pPr>
+      <w:r>
+        <w:rPr>
+          <w:color w:val="000000" w:themeColor="text1"/>
+          <w:sz w:val="28"/>
+          <w:szCs w:val="28"/>
+          <w:lang w:val="fr-SN"/>
+        </w:rPr>
+        <w:t xml:space="preserve">Décomposition du prompt suivant : </w:t>
+      </w:r>
+    </w:p>
+    <w:p>
+      <w:pPr>
+        <w:ind w:left="283"/>
+        <w:rPr>
+          <w:color w:val="000000" w:themeColor="text1"/>
+          <w:sz w:val="28"/>
+          <w:szCs w:val="28"/>
+          <w:lang w:val="fr-SN"/>
+        </w:rPr>
+      </w:pPr>
+      <w:r>
+        <w:rPr>
+          <w:color w:val="000000" w:themeColor="text1"/>
+          <w:sz w:val="28"/>
+          <w:szCs w:val="28"/>
+          <w:lang w:val="fr-SN"/>
+        </w:rPr>
+        <w:t xml:space="preserve">Décomposition du prompt : </w:t>
+      </w:r>
+    </w:p>
+    <w:p>
+      <w:pPr>
+        <w:ind w:left="283"/>
+        <w:rPr>
+          <w:color w:val="000000" w:themeColor="text1"/>
+          <w:sz w:val="28"/>
+          <w:szCs w:val="28"/>
+          <w:lang w:val="fr-SN"/>
+        </w:rPr>
+      </w:pPr>
+      <w:r>
+        <w:rPr>
+          <w:color w:val="000000" w:themeColor="text1"/>
+          <w:sz w:val="28"/>
+          <w:szCs w:val="28"/>
+          <w:lang w:val="fr-SN"/>
+        </w:rPr>
+        <w:t>```</w:t>
       </w:r>
       <w:r>
         <w:rPr>
@@ -1037,105 +1824,245 @@
           <w:szCs w:val="28"/>
           <w:lang w:val="fr-SN"/>
         </w:rPr>
-        <w:t>Classe chaque commentaire dans une seule catégorie :</w:t>
-      </w:r>
-    </w:p>
-    <w:p>
-      <w:pPr>
-        <w:rPr>
-          <w:color w:val="000000" w:themeColor="text1"/>
-          <w:sz w:val="28"/>
-          <w:szCs w:val="28"/>
-          <w:lang w:val="fr-SN"/>
-        </w:rPr>
-      </w:pPr>
-      <w:r>
-        <w:rPr>
-          <w:color w:val="000000" w:themeColor="text1"/>
-          <w:sz w:val="28"/>
-          <w:szCs w:val="28"/>
-          <w:lang w:val="fr-SN"/>
-        </w:rPr>
-        <w:t>positif, négatif ou neutre.</w:t>
-      </w:r>
-    </w:p>
-    <w:p>
-      <w:pPr>
-        <w:rPr>
-          <w:color w:val="000000" w:themeColor="text1"/>
-          <w:sz w:val="28"/>
-          <w:szCs w:val="28"/>
-          <w:lang w:val="fr-SN"/>
-        </w:rPr>
-      </w:pPr>
-      <w:r>
-        <w:rPr>
-          <w:color w:val="000000" w:themeColor="text1"/>
-          <w:sz w:val="28"/>
-          <w:szCs w:val="28"/>
-          <w:lang w:val="fr-SN"/>
-        </w:rPr>
-        <w:t>Exemples :</w:t>
-      </w:r>
-    </w:p>
-    <w:p>
-      <w:pPr>
-        <w:rPr>
-          <w:color w:val="000000" w:themeColor="text1"/>
-          <w:sz w:val="28"/>
-          <w:szCs w:val="28"/>
-          <w:lang w:val="fr-SN"/>
-        </w:rPr>
-      </w:pPr>
-      <w:r>
-        <w:rPr>
-          <w:color w:val="000000" w:themeColor="text1"/>
-          <w:sz w:val="28"/>
-          <w:szCs w:val="28"/>
-          <w:lang w:val="fr-SN"/>
-        </w:rPr>
-        <w:t>Commentaire : « Le personnel est accueillant et le service est très rapide. »</w:t>
-      </w:r>
-    </w:p>
-    <w:p>
-      <w:pPr>
-        <w:rPr>
-          <w:color w:val="000000" w:themeColor="text1"/>
-          <w:sz w:val="28"/>
-          <w:szCs w:val="28"/>
-          <w:lang w:val="fr-SN"/>
-        </w:rPr>
-      </w:pPr>
-      <w:r>
-        <w:rPr>
-          <w:color w:val="000000" w:themeColor="text1"/>
-          <w:sz w:val="28"/>
-          <w:szCs w:val="28"/>
-          <w:lang w:val="fr-SN"/>
-        </w:rPr>
-        <w:t>C</w:t>
-      </w:r>
-      <w:r>
-        <w:rPr>
-          <w:color w:val="000000" w:themeColor="text1"/>
-          <w:sz w:val="28"/>
-          <w:szCs w:val="28"/>
-          <w:lang w:val="fr-SN"/>
-        </w:rPr>
-        <w:t>lasse</w:t>
-      </w:r>
-      <w:r>
-        <w:rPr>
-          <w:color w:val="000000" w:themeColor="text1"/>
-          <w:sz w:val="28"/>
-          <w:szCs w:val="28"/>
-          <w:lang w:val="fr-SN"/>
-        </w:rPr>
-        <w:t xml:space="preserve"> : positif</w:t>
-      </w:r>
-    </w:p>
-    <w:p>
-      <w:pPr>
+        <w:t>Tu es un analyste spécialisé dans l’expérience client.</w:t>
+      </w:r>
+    </w:p>
+    <w:p>
+      <w:pPr>
+        <w:ind w:left="283"/>
+        <w:rPr>
+          <w:color w:val="000000" w:themeColor="text1"/>
+          <w:sz w:val="28"/>
+          <w:szCs w:val="28"/>
+          <w:lang w:val="fr-SN"/>
+        </w:rPr>
+      </w:pPr>
+    </w:p>
+    <w:p>
+      <w:pPr>
+        <w:ind w:left="283"/>
+        <w:rPr>
+          <w:color w:val="000000" w:themeColor="text1"/>
+          <w:sz w:val="28"/>
+          <w:szCs w:val="28"/>
+          <w:lang w:val="fr-SN"/>
+        </w:rPr>
+      </w:pPr>
+      <w:r>
+        <w:rPr>
+          <w:color w:val="000000" w:themeColor="text1"/>
+          <w:sz w:val="28"/>
+          <w:szCs w:val="28"/>
+          <w:lang w:val="fr-SN"/>
+        </w:rPr>
+        <w:t>Analyse uniquement les cinq avis fournis ci-dessous.</w:t>
+      </w:r>
+    </w:p>
+    <w:p>
+      <w:pPr>
+        <w:ind w:left="283"/>
+        <w:rPr>
+          <w:color w:val="000000" w:themeColor="text1"/>
+          <w:sz w:val="28"/>
+          <w:szCs w:val="28"/>
+          <w:lang w:val="fr-SN"/>
+        </w:rPr>
+      </w:pPr>
+    </w:p>
+    <w:p>
+      <w:pPr>
+        <w:ind w:left="283"/>
+        <w:rPr>
+          <w:color w:val="000000" w:themeColor="text1"/>
+          <w:sz w:val="28"/>
+          <w:szCs w:val="28"/>
+          <w:lang w:val="fr-SN"/>
+        </w:rPr>
+      </w:pPr>
+      <w:r>
+        <w:rPr>
+          <w:color w:val="000000" w:themeColor="text1"/>
+          <w:sz w:val="28"/>
+          <w:szCs w:val="28"/>
+          <w:lang w:val="fr-SN"/>
+        </w:rPr>
+        <w:t>Objectifs :</w:t>
+      </w:r>
+    </w:p>
+    <w:p>
+      <w:pPr>
+        <w:ind w:left="283"/>
+        <w:rPr>
+          <w:color w:val="000000" w:themeColor="text1"/>
+          <w:sz w:val="28"/>
+          <w:szCs w:val="28"/>
+          <w:lang w:val="fr-SN"/>
+        </w:rPr>
+      </w:pPr>
+      <w:r>
+        <w:rPr>
+          <w:color w:val="000000" w:themeColor="text1"/>
+          <w:sz w:val="28"/>
+          <w:szCs w:val="28"/>
+          <w:lang w:val="fr-SN"/>
+        </w:rPr>
+        <w:t>1. Identifier les problèmes explicitement mentionnés.</w:t>
+      </w:r>
+    </w:p>
+    <w:p>
+      <w:pPr>
+        <w:ind w:left="283"/>
+        <w:rPr>
+          <w:color w:val="000000" w:themeColor="text1"/>
+          <w:sz w:val="28"/>
+          <w:szCs w:val="28"/>
+          <w:lang w:val="fr-SN"/>
+        </w:rPr>
+      </w:pPr>
+      <w:r>
+        <w:rPr>
+          <w:color w:val="000000" w:themeColor="text1"/>
+          <w:sz w:val="28"/>
+          <w:szCs w:val="28"/>
+          <w:lang w:val="fr-SN"/>
+        </w:rPr>
+        <w:t>2. Regrouper les problèmes similaires.</w:t>
+      </w:r>
+    </w:p>
+    <w:p>
+      <w:pPr>
+        <w:ind w:left="283"/>
+        <w:rPr>
+          <w:color w:val="000000" w:themeColor="text1"/>
+          <w:sz w:val="28"/>
+          <w:szCs w:val="28"/>
+          <w:lang w:val="fr-SN"/>
+        </w:rPr>
+      </w:pPr>
+      <w:r>
+        <w:rPr>
+          <w:color w:val="000000" w:themeColor="text1"/>
+          <w:sz w:val="28"/>
+          <w:szCs w:val="28"/>
+          <w:lang w:val="fr-SN"/>
+        </w:rPr>
+        <w:t>3. Compter le nombre d’avis associés à chaque problème.</w:t>
+      </w:r>
+    </w:p>
+    <w:p>
+      <w:pPr>
+        <w:ind w:left="283"/>
+        <w:rPr>
+          <w:color w:val="000000" w:themeColor="text1"/>
+          <w:sz w:val="28"/>
+          <w:szCs w:val="28"/>
+          <w:lang w:val="fr-SN"/>
+        </w:rPr>
+      </w:pPr>
+      <w:r>
+        <w:rPr>
+          <w:color w:val="000000" w:themeColor="text1"/>
+          <w:sz w:val="28"/>
+          <w:szCs w:val="28"/>
+          <w:lang w:val="fr-SN"/>
+        </w:rPr>
+        <w:t>4. Classer les problèmes par priorité.</w:t>
+      </w:r>
+    </w:p>
+    <w:p>
+      <w:pPr>
+        <w:ind w:left="283"/>
+        <w:rPr>
+          <w:color w:val="000000" w:themeColor="text1"/>
+          <w:sz w:val="28"/>
+          <w:szCs w:val="28"/>
+          <w:lang w:val="fr-SN"/>
+        </w:rPr>
+      </w:pPr>
+      <w:r>
+        <w:rPr>
+          <w:color w:val="000000" w:themeColor="text1"/>
+          <w:sz w:val="28"/>
+          <w:szCs w:val="28"/>
+          <w:lang w:val="fr-SN"/>
+        </w:rPr>
+        <w:t>5. Proposer une recommandation concrète pour chaque problème.</w:t>
+      </w:r>
+    </w:p>
+    <w:p>
+      <w:pPr>
+        <w:ind w:left="283"/>
+        <w:rPr>
+          <w:color w:val="000000" w:themeColor="text1"/>
+          <w:sz w:val="28"/>
+          <w:szCs w:val="28"/>
+          <w:lang w:val="fr-SN"/>
+        </w:rPr>
+      </w:pPr>
+    </w:p>
+    <w:p>
+      <w:pPr>
+        <w:ind w:left="283"/>
+        <w:rPr>
+          <w:color w:val="000000" w:themeColor="text1"/>
+          <w:sz w:val="28"/>
+          <w:szCs w:val="28"/>
+          <w:lang w:val="fr-SN"/>
+        </w:rPr>
+      </w:pPr>
+      <w:r>
+        <w:rPr>
+          <w:color w:val="000000" w:themeColor="text1"/>
+          <w:sz w:val="28"/>
+          <w:szCs w:val="28"/>
+          <w:lang w:val="fr-SN"/>
+        </w:rPr>
+        <w:t>Règles de priorité :</w:t>
+      </w:r>
+    </w:p>
+    <w:p>
+      <w:pPr>
+        <w:ind w:left="283"/>
+        <w:rPr>
+          <w:color w:val="000000" w:themeColor="text1"/>
+          <w:sz w:val="28"/>
+          <w:szCs w:val="28"/>
+          <w:lang w:val="fr-SN"/>
+        </w:rPr>
+      </w:pPr>
+      <w:r>
+        <w:rPr>
+          <w:color w:val="000000" w:themeColor="text1"/>
+          <w:sz w:val="28"/>
+          <w:szCs w:val="28"/>
+          <w:lang w:val="fr-SN"/>
+        </w:rPr>
+        <w:t>- élevée : problème répété ou ayant un impact important ;</w:t>
+      </w:r>
+    </w:p>
+    <w:p>
+      <w:pPr>
+        <w:ind w:left="283"/>
+        <w:rPr>
+          <w:color w:val="000000" w:themeColor="text1"/>
+          <w:sz w:val="28"/>
+          <w:szCs w:val="28"/>
+          <w:lang w:val="fr-SN"/>
+        </w:rPr>
+      </w:pPr>
+      <w:r>
+        <w:rPr>
+          <w:color w:val="000000" w:themeColor="text1"/>
+          <w:sz w:val="28"/>
+          <w:szCs w:val="28"/>
+          <w:lang w:val="fr-SN"/>
+        </w:rPr>
+        <w:t>- moyenne : problème réel mais moins fréquent ou moins grave ;</w:t>
+      </w:r>
+    </w:p>
+    <w:p>
+      <w:pPr>
+        <w:ind w:left="283"/>
         <w:rPr>
           <w:color w:val="000000" w:themeColor="text1"/>
           <w:sz w:val="28"/>
@@ -1151,630 +2078,485 @@
           <w:lang w:val="fr-SN"/>
         </w:rPr>
         <w:lastRenderedPageBreak/>
-        <w:t xml:space="preserve">Commentaire : </w:t>
-      </w:r>
-      <w:r>
-        <w:rPr>
-          <w:color w:val="000000" w:themeColor="text1"/>
-          <w:sz w:val="28"/>
-          <w:szCs w:val="28"/>
-          <w:lang w:val="fr-SN"/>
-        </w:rPr>
-        <w:t>« La livraison est arrivée rapidement, mais le colis était endommagé. »</w:t>
-      </w:r>
-    </w:p>
-    <w:p>
-      <w:pPr>
-        <w:rPr>
-          <w:color w:val="000000" w:themeColor="text1"/>
-          <w:sz w:val="28"/>
-          <w:szCs w:val="28"/>
-          <w:lang w:val="fr-SN"/>
-        </w:rPr>
-      </w:pPr>
-      <w:r>
-        <w:rPr>
-          <w:color w:val="000000" w:themeColor="text1"/>
-          <w:sz w:val="28"/>
-          <w:szCs w:val="28"/>
-          <w:lang w:val="fr-SN"/>
-        </w:rPr>
-        <w:t>C</w:t>
-      </w:r>
-      <w:r>
-        <w:rPr>
-          <w:color w:val="000000" w:themeColor="text1"/>
-          <w:sz w:val="28"/>
-          <w:szCs w:val="28"/>
-          <w:lang w:val="fr-SN"/>
-        </w:rPr>
-        <w:t>lasse</w:t>
-      </w:r>
-      <w:r>
-        <w:rPr>
-          <w:color w:val="000000" w:themeColor="text1"/>
-          <w:sz w:val="28"/>
-          <w:szCs w:val="28"/>
-          <w:lang w:val="fr-SN"/>
-        </w:rPr>
-        <w:t xml:space="preserve"> : négatif</w:t>
-      </w:r>
-    </w:p>
-    <w:p>
-      <w:pPr>
-        <w:rPr>
-          <w:color w:val="000000" w:themeColor="text1"/>
-          <w:sz w:val="28"/>
-          <w:szCs w:val="28"/>
-          <w:lang w:val="fr-SN"/>
-        </w:rPr>
-      </w:pPr>
-      <w:r>
-        <w:rPr>
-          <w:color w:val="000000" w:themeColor="text1"/>
-          <w:sz w:val="28"/>
-          <w:szCs w:val="28"/>
-          <w:lang w:val="fr-SN"/>
-        </w:rPr>
-        <w:t>Commentaire : « Le service est correct, sans avantage ni problème particulier. »</w:t>
-      </w:r>
-    </w:p>
-    <w:p>
-      <w:pPr>
-        <w:rPr>
-          <w:color w:val="000000" w:themeColor="text1"/>
-          <w:sz w:val="28"/>
-          <w:szCs w:val="28"/>
-          <w:lang w:val="fr-SN"/>
-        </w:rPr>
-      </w:pPr>
-      <w:r>
-        <w:rPr>
-          <w:color w:val="000000" w:themeColor="text1"/>
-          <w:sz w:val="28"/>
-          <w:szCs w:val="28"/>
-          <w:lang w:val="fr-SN"/>
-        </w:rPr>
-        <w:t>C</w:t>
-      </w:r>
-      <w:r>
-        <w:rPr>
-          <w:color w:val="000000" w:themeColor="text1"/>
-          <w:sz w:val="28"/>
-          <w:szCs w:val="28"/>
-          <w:lang w:val="fr-SN"/>
-        </w:rPr>
-        <w:t>lasse</w:t>
-      </w:r>
-      <w:r>
-        <w:rPr>
-          <w:color w:val="000000" w:themeColor="text1"/>
-          <w:sz w:val="28"/>
-          <w:szCs w:val="28"/>
-          <w:lang w:val="fr-SN"/>
-        </w:rPr>
-        <w:t xml:space="preserve"> : neutre</w:t>
-      </w:r>
-    </w:p>
-    <w:p>
-      <w:pPr>
-        <w:rPr>
-          <w:color w:val="000000" w:themeColor="text1"/>
-          <w:sz w:val="28"/>
-          <w:szCs w:val="28"/>
-          <w:lang w:val="fr-SN"/>
-        </w:rPr>
-      </w:pPr>
-      <w:r>
-        <w:rPr>
-          <w:color w:val="000000" w:themeColor="text1"/>
-          <w:sz w:val="28"/>
-          <w:szCs w:val="28"/>
-          <w:lang w:val="fr-SN"/>
-        </w:rPr>
-        <w:t>Commentaire à classer :</w:t>
-      </w:r>
-    </w:p>
-    <w:p>
-      <w:pPr>
-        <w:rPr>
-          <w:color w:val="000000" w:themeColor="text1"/>
-          <w:sz w:val="28"/>
-          <w:szCs w:val="28"/>
-          <w:lang w:val="fr-SN"/>
-        </w:rPr>
-      </w:pPr>
-      <w:r>
-        <w:rPr>
-          <w:color w:val="000000" w:themeColor="text1"/>
-          <w:sz w:val="28"/>
-          <w:szCs w:val="28"/>
-          <w:lang w:val="fr-SN"/>
-        </w:rPr>
-        <w:t>« Le service est rapide mais l’application plante régulièrement. »</w:t>
-      </w:r>
-    </w:p>
-    <w:p>
-      <w:pPr>
-        <w:rPr>
-          <w:color w:val="000000" w:themeColor="text1"/>
-          <w:sz w:val="28"/>
-          <w:szCs w:val="28"/>
-          <w:lang w:val="fr-SN"/>
-        </w:rPr>
-      </w:pPr>
-      <w:r>
-        <w:rPr>
-          <w:color w:val="000000" w:themeColor="text1"/>
-          <w:sz w:val="28"/>
-          <w:szCs w:val="28"/>
-          <w:lang w:val="fr-SN"/>
-        </w:rPr>
-        <w:t xml:space="preserve">Réponds uniquement par le nom de la </w:t>
-      </w:r>
-      <w:r>
-        <w:rPr>
-          <w:color w:val="000000" w:themeColor="text1"/>
-          <w:sz w:val="28"/>
-          <w:szCs w:val="28"/>
-          <w:lang w:val="fr-SN"/>
-        </w:rPr>
-        <w:t>classe</w:t>
-      </w:r>
-      <w:r>
-        <w:rPr>
-          <w:color w:val="000000" w:themeColor="text1"/>
-          <w:sz w:val="28"/>
-          <w:szCs w:val="28"/>
-          <w:lang w:val="fr-SN"/>
-        </w:rPr>
-        <w:t>.</w:t>
-      </w:r>
-      <w:r>
-        <w:rPr>
-          <w:color w:val="4472C4" w:themeColor="accent1"/>
-          <w:sz w:val="28"/>
-          <w:szCs w:val="28"/>
-          <w:lang w:val="fr-SN"/>
-        </w:rPr>
-        <w:t xml:space="preserve"> </w:t>
-      </w:r>
-      <w:r>
-        <w:rPr>
-          <w:color w:val="4472C4" w:themeColor="accent1"/>
-          <w:sz w:val="28"/>
-          <w:szCs w:val="28"/>
-          <w:lang w:val="fr-SN"/>
-        </w:rPr>
-        <w:t>```</w:t>
-      </w:r>
-    </w:p>
-    <w:p>
-      <w:pPr>
-        <w:rPr>
-          <w:b/>
-          <w:bCs/>
-          <w:color w:val="000000" w:themeColor="text1"/>
-          <w:sz w:val="28"/>
-          <w:szCs w:val="28"/>
-          <w:lang w:val="fr-SN"/>
-        </w:rPr>
-      </w:pPr>
-      <w:r>
-        <w:rPr>
-          <w:color w:val="4472C4" w:themeColor="accent1"/>
-          <w:sz w:val="28"/>
-          <w:szCs w:val="28"/>
-          <w:lang w:val="fr-SN"/>
-        </w:rPr>
-        <w:t xml:space="preserve">Réponse du LLM : </w:t>
-      </w:r>
-      <w:r>
-        <w:rPr>
-          <w:b/>
-          <w:bCs/>
-          <w:i/>
-          <w:iCs/>
-          <w:color w:val="000000" w:themeColor="text1"/>
-          <w:sz w:val="28"/>
-          <w:szCs w:val="28"/>
-          <w:lang w:val="fr-SN"/>
-        </w:rPr>
-        <w:t>“</w:t>
-      </w:r>
-      <w:r>
-        <w:rPr>
-          <w:b/>
-          <w:bCs/>
-          <w:i/>
-          <w:iCs/>
-          <w:color w:val="000000" w:themeColor="text1"/>
-          <w:sz w:val="28"/>
-          <w:szCs w:val="28"/>
-          <w:lang w:val="fr-SN"/>
-        </w:rPr>
-        <w:t>Négatif</w:t>
-      </w:r>
-      <w:r>
-        <w:rPr>
-          <w:i/>
-          <w:iCs/>
-          <w:color w:val="000000" w:themeColor="text1"/>
-          <w:sz w:val="28"/>
-          <w:szCs w:val="28"/>
-          <w:lang w:val="fr-SN"/>
-        </w:rPr>
-        <w:t xml:space="preserve"> </w:t>
-      </w:r>
-      <w:r>
-        <w:rPr>
-          <w:b/>
-          <w:bCs/>
-          <w:color w:val="000000" w:themeColor="text1"/>
-          <w:sz w:val="28"/>
-          <w:szCs w:val="28"/>
-          <w:lang w:val="fr-SN"/>
-        </w:rPr>
-        <w:t>”</w:t>
-      </w:r>
-    </w:p>
-    <w:p>
-      <w:pPr>
-        <w:rPr>
-          <w:b/>
-          <w:bCs/>
-          <w:color w:val="000000" w:themeColor="text1"/>
-          <w:sz w:val="28"/>
-          <w:szCs w:val="28"/>
-          <w:lang w:val="fr-SN"/>
-        </w:rPr>
-      </w:pPr>
-    </w:p>
-    <w:p>
-      <w:pPr>
-        <w:rPr>
-          <w:color w:val="4472C4" w:themeColor="accent1"/>
-          <w:sz w:val="28"/>
-          <w:szCs w:val="28"/>
-          <w:lang w:val="fr-SN"/>
-        </w:rPr>
-      </w:pPr>
-      <w:r>
-        <w:rPr>
-          <w:color w:val="4472C4" w:themeColor="accent1"/>
-          <w:sz w:val="28"/>
-          <w:szCs w:val="28"/>
-          <w:lang w:val="fr-SN"/>
-        </w:rPr>
-        <w:t xml:space="preserve">Technique few-shot : </w:t>
-      </w:r>
-    </w:p>
-    <w:p>
-      <w:pPr>
-        <w:rPr>
-          <w:color w:val="4472C4" w:themeColor="accent1"/>
-          <w:sz w:val="28"/>
-          <w:szCs w:val="28"/>
-          <w:lang w:val="fr-SN"/>
-        </w:rPr>
-      </w:pPr>
-      <w:r>
-        <w:rPr>
-          <w:color w:val="4472C4" w:themeColor="accent1"/>
-          <w:sz w:val="28"/>
-          <w:szCs w:val="28"/>
-          <w:lang w:val="fr-SN"/>
-        </w:rPr>
-        <w:t>Prompt :</w:t>
-      </w:r>
-    </w:p>
-    <w:p>
-      <w:pPr>
-        <w:rPr>
-          <w:color w:val="000000" w:themeColor="text1"/>
-          <w:sz w:val="28"/>
-          <w:szCs w:val="28"/>
-          <w:lang w:val="fr-SN"/>
-        </w:rPr>
-      </w:pPr>
-      <w:r>
-        <w:rPr>
-          <w:color w:val="4472C4" w:themeColor="accent1"/>
-          <w:sz w:val="28"/>
-          <w:szCs w:val="28"/>
-          <w:lang w:val="fr-SN"/>
-        </w:rPr>
-        <w:t>```</w:t>
-      </w:r>
-      <w:r>
-        <w:rPr>
-          <w:color w:val="000000" w:themeColor="text1"/>
-          <w:sz w:val="28"/>
-          <w:szCs w:val="28"/>
-          <w:lang w:val="fr-SN"/>
-        </w:rPr>
-        <w:t>Rôle</w:t>
-      </w:r>
-      <w:r>
-        <w:rPr>
-          <w:color w:val="000000" w:themeColor="text1"/>
-          <w:sz w:val="28"/>
-          <w:szCs w:val="28"/>
-          <w:lang w:val="fr-SN"/>
-        </w:rPr>
-        <w:t xml:space="preserve"> : </w:t>
-      </w:r>
-      <w:r>
-        <w:rPr>
-          <w:color w:val="000000" w:themeColor="text1"/>
-          <w:sz w:val="28"/>
-          <w:szCs w:val="28"/>
-          <w:lang w:val="fr-SN"/>
-        </w:rPr>
-        <w:t>Tu es un système de classification de commentaires client</w:t>
-      </w:r>
-    </w:p>
-    <w:p>
-      <w:pPr>
-        <w:rPr>
-          <w:color w:val="000000" w:themeColor="text1"/>
-          <w:sz w:val="28"/>
-          <w:szCs w:val="28"/>
-          <w:lang w:val="fr-SN"/>
-        </w:rPr>
-      </w:pPr>
-      <w:r>
-        <w:rPr>
-          <w:color w:val="000000" w:themeColor="text1"/>
-          <w:sz w:val="28"/>
-          <w:szCs w:val="28"/>
-          <w:lang w:val="fr-SN"/>
-        </w:rPr>
-        <w:t xml:space="preserve">Tache : </w:t>
-      </w:r>
-      <w:r>
-        <w:rPr>
-          <w:color w:val="000000" w:themeColor="text1"/>
-          <w:sz w:val="28"/>
-          <w:szCs w:val="28"/>
-          <w:lang w:val="fr-SN"/>
-        </w:rPr>
-        <w:t>classe ce commentaire</w:t>
-      </w:r>
-      <w:r>
-        <w:rPr>
-          <w:color w:val="000000" w:themeColor="text1"/>
-          <w:sz w:val="28"/>
-          <w:szCs w:val="28"/>
-          <w:lang w:val="fr-SN"/>
-        </w:rPr>
-        <w:t xml:space="preserve"> : </w:t>
-      </w:r>
-      <w:r>
-        <w:rPr>
-          <w:color w:val="000000" w:themeColor="text1"/>
-          <w:sz w:val="28"/>
-          <w:szCs w:val="28"/>
-          <w:lang w:val="fr-SN"/>
-        </w:rPr>
-        <w:t>« Le service est rapide mais l’application plante régulièrement. »</w:t>
-      </w:r>
-      <w:r>
-        <w:rPr>
-          <w:color w:val="000000" w:themeColor="text1"/>
-          <w:sz w:val="28"/>
-          <w:szCs w:val="28"/>
-          <w:lang w:val="fr-SN"/>
-        </w:rPr>
-        <w:t xml:space="preserve"> </w:t>
-      </w:r>
-      <w:r>
-        <w:rPr>
-          <w:color w:val="000000" w:themeColor="text1"/>
-          <w:sz w:val="28"/>
-          <w:szCs w:val="28"/>
-          <w:lang w:val="fr-SN"/>
-        </w:rPr>
-        <w:t xml:space="preserve">dans une seule classe </w:t>
-      </w:r>
-    </w:p>
-    <w:p>
-      <w:pPr>
-        <w:rPr>
-          <w:color w:val="000000" w:themeColor="text1"/>
-          <w:sz w:val="28"/>
-          <w:szCs w:val="28"/>
-          <w:lang w:val="fr-SN"/>
-        </w:rPr>
-      </w:pPr>
-      <w:r>
-        <w:rPr>
-          <w:color w:val="000000" w:themeColor="text1"/>
-          <w:sz w:val="28"/>
-          <w:szCs w:val="28"/>
-          <w:lang w:val="fr-SN"/>
-        </w:rPr>
-        <w:t>Classe</w:t>
-      </w:r>
-      <w:r>
-        <w:rPr>
-          <w:color w:val="000000" w:themeColor="text1"/>
-          <w:sz w:val="28"/>
-          <w:szCs w:val="28"/>
-          <w:lang w:val="fr-SN"/>
-        </w:rPr>
-        <w:t>s</w:t>
-      </w:r>
-      <w:r>
-        <w:rPr>
-          <w:color w:val="000000" w:themeColor="text1"/>
-          <w:sz w:val="28"/>
-          <w:szCs w:val="28"/>
-          <w:lang w:val="fr-SN"/>
-        </w:rPr>
-        <w:t xml:space="preserve"> possibles</w:t>
-      </w:r>
-      <w:r>
-        <w:rPr>
-          <w:color w:val="000000" w:themeColor="text1"/>
-          <w:sz w:val="28"/>
-          <w:szCs w:val="28"/>
-          <w:lang w:val="fr-SN"/>
-        </w:rPr>
-        <w:t xml:space="preserve"> </w:t>
-      </w:r>
-      <w:r>
-        <w:rPr>
-          <w:color w:val="000000" w:themeColor="text1"/>
-          <w:sz w:val="28"/>
-          <w:szCs w:val="28"/>
-          <w:lang w:val="fr-SN"/>
-        </w:rPr>
-        <w:t>: positif, négatif, neutre</w:t>
-      </w:r>
-      <w:r>
-        <w:rPr>
-          <w:color w:val="000000" w:themeColor="text1"/>
-          <w:sz w:val="28"/>
-          <w:szCs w:val="28"/>
-          <w:lang w:val="fr-SN"/>
-        </w:rPr>
-        <w:t>.</w:t>
-      </w:r>
-    </w:p>
-    <w:p>
-      <w:pPr>
-        <w:rPr>
-          <w:color w:val="000000" w:themeColor="text1"/>
-          <w:sz w:val="28"/>
-          <w:szCs w:val="28"/>
-          <w:lang w:val="fr-SN"/>
-        </w:rPr>
-      </w:pPr>
-      <w:r>
-        <w:rPr>
-          <w:color w:val="000000" w:themeColor="text1"/>
-          <w:sz w:val="28"/>
-          <w:szCs w:val="28"/>
-          <w:lang w:val="fr-SN"/>
-        </w:rPr>
-        <w:t>Contexte : dans le cadre d’une analyse de classification</w:t>
-      </w:r>
-    </w:p>
-    <w:p>
-      <w:pPr>
-        <w:rPr>
-          <w:color w:val="000000" w:themeColor="text1"/>
-          <w:sz w:val="28"/>
-          <w:szCs w:val="28"/>
-          <w:lang w:val="fr-SN"/>
-        </w:rPr>
-      </w:pPr>
-      <w:r>
-        <w:rPr>
-          <w:color w:val="000000" w:themeColor="text1"/>
-          <w:sz w:val="28"/>
-          <w:szCs w:val="28"/>
-          <w:lang w:val="fr-SN"/>
-        </w:rPr>
-        <w:t xml:space="preserve">Contraintes : </w:t>
-      </w:r>
-    </w:p>
-    <w:p>
-      <w:pPr>
-        <w:rPr>
-          <w:color w:val="4472C4" w:themeColor="accent1"/>
-          <w:sz w:val="28"/>
-          <w:szCs w:val="28"/>
-          <w:lang w:val="fr-SN"/>
-        </w:rPr>
-      </w:pPr>
-      <w:r>
-        <w:rPr>
-          <w:color w:val="000000" w:themeColor="text1"/>
-          <w:sz w:val="28"/>
-          <w:szCs w:val="28"/>
-          <w:lang w:val="fr-SN"/>
-        </w:rPr>
-        <w:t>-réponds sur une seule ligne comme suit : &lt;la classe est : nom de la classe &gt;</w:t>
-      </w:r>
-      <w:r>
-        <w:rPr>
-          <w:color w:val="4472C4" w:themeColor="accent1"/>
-          <w:sz w:val="28"/>
-          <w:szCs w:val="28"/>
-          <w:lang w:val="fr-SN"/>
-        </w:rPr>
-        <w:t>```</w:t>
-      </w:r>
-    </w:p>
-    <w:p>
-      <w:pPr>
-        <w:rPr>
-          <w:color w:val="4472C4" w:themeColor="accent1"/>
-          <w:sz w:val="28"/>
-          <w:szCs w:val="28"/>
-          <w:lang w:val="fr-SN"/>
-        </w:rPr>
-      </w:pPr>
-    </w:p>
-    <w:p>
-      <w:pPr>
-        <w:rPr>
-          <w:b/>
-          <w:bCs/>
-          <w:i/>
-          <w:iCs/>
-          <w:color w:val="000000" w:themeColor="text1"/>
-          <w:sz w:val="28"/>
-          <w:szCs w:val="28"/>
-          <w:lang w:val="fr-SN"/>
-        </w:rPr>
-      </w:pPr>
-      <w:r>
-        <w:rPr>
-          <w:color w:val="4472C4" w:themeColor="accent1"/>
-          <w:sz w:val="28"/>
-          <w:szCs w:val="28"/>
-          <w:lang w:val="fr-SN"/>
-        </w:rPr>
-        <w:t xml:space="preserve">Réponse du LLM : </w:t>
-      </w:r>
-      <w:r>
-        <w:rPr>
-          <w:b/>
-          <w:bCs/>
-          <w:i/>
-          <w:iCs/>
-          <w:color w:val="000000" w:themeColor="text1"/>
-          <w:sz w:val="28"/>
-          <w:szCs w:val="28"/>
-          <w:lang w:val="fr-SN"/>
-        </w:rPr>
-        <w:t>“&lt;la classe est : négatif&gt; ”</w:t>
-      </w:r>
-    </w:p>
-    <w:p>
-      <w:pPr>
-        <w:rPr>
-          <w:color w:val="000000" w:themeColor="text1"/>
-          <w:sz w:val="28"/>
-          <w:szCs w:val="28"/>
-          <w:lang w:val="fr-SN"/>
-        </w:rPr>
-      </w:pPr>
-    </w:p>
-    <w:p>
-      <w:pPr>
-        <w:rPr>
-          <w:b/>
-          <w:bCs/>
-          <w:color w:val="000000" w:themeColor="text1"/>
-          <w:sz w:val="28"/>
-          <w:szCs w:val="28"/>
-          <w:lang w:val="fr-SN"/>
-        </w:rPr>
-      </w:pPr>
+        <w:t>- faible : problème ponctuel et limité.</w:t>
+      </w:r>
+    </w:p>
+    <w:p>
+      <w:pPr>
+        <w:ind w:left="283"/>
+        <w:rPr>
+          <w:color w:val="000000" w:themeColor="text1"/>
+          <w:sz w:val="28"/>
+          <w:szCs w:val="28"/>
+          <w:lang w:val="fr-SN"/>
+        </w:rPr>
+      </w:pPr>
+    </w:p>
+    <w:p>
+      <w:pPr>
+        <w:ind w:left="283"/>
+        <w:rPr>
+          <w:color w:val="000000" w:themeColor="text1"/>
+          <w:sz w:val="28"/>
+          <w:szCs w:val="28"/>
+          <w:lang w:val="fr-SN"/>
+        </w:rPr>
+      </w:pPr>
+      <w:r>
+        <w:rPr>
+          <w:color w:val="000000" w:themeColor="text1"/>
+          <w:sz w:val="28"/>
+          <w:szCs w:val="28"/>
+          <w:lang w:val="fr-SN"/>
+        </w:rPr>
+        <w:t>Contraintes :</w:t>
+      </w:r>
+    </w:p>
+    <w:p>
+      <w:pPr>
+        <w:ind w:left="283"/>
+        <w:rPr>
+          <w:color w:val="000000" w:themeColor="text1"/>
+          <w:sz w:val="28"/>
+          <w:szCs w:val="28"/>
+          <w:lang w:val="fr-SN"/>
+        </w:rPr>
+      </w:pPr>
+      <w:r>
+        <w:rPr>
+          <w:color w:val="000000" w:themeColor="text1"/>
+          <w:sz w:val="28"/>
+          <w:szCs w:val="28"/>
+          <w:lang w:val="fr-SN"/>
+        </w:rPr>
+        <w:t>- N’invente aucune information.</w:t>
+      </w:r>
+    </w:p>
+    <w:p>
+      <w:pPr>
+        <w:ind w:left="283"/>
+        <w:rPr>
+          <w:color w:val="000000" w:themeColor="text1"/>
+          <w:sz w:val="28"/>
+          <w:szCs w:val="28"/>
+          <w:lang w:val="fr-SN"/>
+        </w:rPr>
+      </w:pPr>
+      <w:r>
+        <w:rPr>
+          <w:color w:val="000000" w:themeColor="text1"/>
+          <w:sz w:val="28"/>
+          <w:szCs w:val="28"/>
+          <w:lang w:val="fr-SN"/>
+        </w:rPr>
+        <w:t>- Ne déduis pas la cause d’un problème si elle n’est pas écrite.</w:t>
+      </w:r>
+    </w:p>
+    <w:p>
+      <w:pPr>
+        <w:ind w:left="283"/>
+        <w:rPr>
+          <w:color w:val="000000" w:themeColor="text1"/>
+          <w:sz w:val="28"/>
+          <w:szCs w:val="28"/>
+          <w:lang w:val="fr-SN"/>
+        </w:rPr>
+      </w:pPr>
+      <w:r>
+        <w:rPr>
+          <w:color w:val="000000" w:themeColor="text1"/>
+          <w:sz w:val="28"/>
+          <w:szCs w:val="28"/>
+          <w:lang w:val="fr-SN"/>
+        </w:rPr>
+        <w:t>- Ne retiens que les problèmes présents dans les avis.</w:t>
+      </w:r>
+    </w:p>
+    <w:p>
+      <w:pPr>
+        <w:ind w:left="283"/>
+        <w:rPr>
+          <w:color w:val="000000" w:themeColor="text1"/>
+          <w:sz w:val="28"/>
+          <w:szCs w:val="28"/>
+          <w:lang w:val="fr-SN"/>
+        </w:rPr>
+      </w:pPr>
+      <w:r>
+        <w:rPr>
+          <w:color w:val="000000" w:themeColor="text1"/>
+          <w:sz w:val="28"/>
+          <w:szCs w:val="28"/>
+          <w:lang w:val="fr-SN"/>
+        </w:rPr>
+        <w:t>- Utilise uniquement les priorités : élevée, moyenne, faible.</w:t>
+      </w:r>
+    </w:p>
+    <w:p>
+      <w:pPr>
+        <w:ind w:left="283"/>
+        <w:rPr>
+          <w:color w:val="000000" w:themeColor="text1"/>
+          <w:sz w:val="28"/>
+          <w:szCs w:val="28"/>
+          <w:lang w:val="fr-SN"/>
+        </w:rPr>
+      </w:pPr>
+      <w:r>
+        <w:rPr>
+          <w:color w:val="000000" w:themeColor="text1"/>
+          <w:sz w:val="28"/>
+          <w:szCs w:val="28"/>
+          <w:lang w:val="fr-SN"/>
+        </w:rPr>
+        <w:t>- Réponds avec un tableau.</w:t>
+      </w:r>
+    </w:p>
+    <w:p>
+      <w:pPr>
+        <w:ind w:left="283"/>
+        <w:rPr>
+          <w:color w:val="000000" w:themeColor="text1"/>
+          <w:sz w:val="28"/>
+          <w:szCs w:val="28"/>
+          <w:lang w:val="fr-SN"/>
+        </w:rPr>
+      </w:pPr>
+      <w:r>
+        <w:rPr>
+          <w:color w:val="000000" w:themeColor="text1"/>
+          <w:sz w:val="28"/>
+          <w:szCs w:val="28"/>
+          <w:lang w:val="fr-SN"/>
+        </w:rPr>
+        <w:t>- Utilise exactement ces colonnes :</w:t>
+      </w:r>
+    </w:p>
+    <w:p>
+      <w:pPr>
+        <w:ind w:left="283"/>
+        <w:rPr>
+          <w:color w:val="000000" w:themeColor="text1"/>
+          <w:sz w:val="28"/>
+          <w:szCs w:val="28"/>
+          <w:lang w:val="fr-SN"/>
+        </w:rPr>
+      </w:pPr>
+      <w:r>
+        <w:rPr>
+          <w:color w:val="000000" w:themeColor="text1"/>
+          <w:sz w:val="28"/>
+          <w:szCs w:val="28"/>
+          <w:lang w:val="fr-SN"/>
+        </w:rPr>
+        <w:t xml:space="preserve">  Problème | Avis concernés | Fréquence | Priorité | Recommandation</w:t>
+      </w:r>
+    </w:p>
+    <w:p>
+      <w:pPr>
+        <w:ind w:left="283"/>
+        <w:rPr>
+          <w:color w:val="000000" w:themeColor="text1"/>
+          <w:sz w:val="28"/>
+          <w:szCs w:val="28"/>
+          <w:lang w:val="fr-SN"/>
+        </w:rPr>
+      </w:pPr>
+      <w:r>
+        <w:rPr>
+          <w:color w:val="000000" w:themeColor="text1"/>
+          <w:sz w:val="28"/>
+          <w:szCs w:val="28"/>
+          <w:lang w:val="fr-SN"/>
+        </w:rPr>
+        <w:t>- Termine par une phrase indiquant la principale limite de l’analyse.</w:t>
+      </w:r>
+    </w:p>
+    <w:p>
+      <w:pPr>
+        <w:ind w:left="283"/>
+        <w:rPr>
+          <w:color w:val="000000" w:themeColor="text1"/>
+          <w:sz w:val="28"/>
+          <w:szCs w:val="28"/>
+          <w:lang w:val="fr-SN"/>
+        </w:rPr>
+      </w:pPr>
+    </w:p>
+    <w:p>
+      <w:pPr>
+        <w:ind w:left="283"/>
+        <w:rPr>
+          <w:color w:val="000000" w:themeColor="text1"/>
+          <w:sz w:val="28"/>
+          <w:szCs w:val="28"/>
+          <w:lang w:val="fr-SN"/>
+        </w:rPr>
+      </w:pPr>
+      <w:r>
+        <w:rPr>
+          <w:color w:val="000000" w:themeColor="text1"/>
+          <w:sz w:val="28"/>
+          <w:szCs w:val="28"/>
+          <w:lang w:val="fr-SN"/>
+        </w:rPr>
+        <w:t>Avis à analyser :</w:t>
+      </w:r>
+    </w:p>
+    <w:p>
+      <w:pPr>
+        <w:ind w:left="283"/>
+        <w:rPr>
+          <w:color w:val="000000" w:themeColor="text1"/>
+          <w:sz w:val="28"/>
+          <w:szCs w:val="28"/>
+          <w:lang w:val="fr-SN"/>
+        </w:rPr>
+      </w:pPr>
+    </w:p>
+    <w:p>
+      <w:pPr>
+        <w:ind w:left="283"/>
+        <w:rPr>
+          <w:color w:val="000000" w:themeColor="text1"/>
+          <w:sz w:val="28"/>
+          <w:szCs w:val="28"/>
+          <w:lang w:val="fr-SN"/>
+        </w:rPr>
+      </w:pPr>
+      <w:r>
+        <w:rPr>
+          <w:color w:val="000000" w:themeColor="text1"/>
+          <w:sz w:val="28"/>
+          <w:szCs w:val="28"/>
+          <w:lang w:val="fr-SN"/>
+        </w:rPr>
+        <w:t>Avis 1 :</w:t>
+      </w:r>
+    </w:p>
+    <w:p>
+      <w:pPr>
+        <w:ind w:left="283"/>
+        <w:rPr>
+          <w:color w:val="000000" w:themeColor="text1"/>
+          <w:sz w:val="28"/>
+          <w:szCs w:val="28"/>
+          <w:lang w:val="fr-SN"/>
+        </w:rPr>
+      </w:pPr>
+      <w:r>
+        <w:rPr>
+          <w:color w:val="000000" w:themeColor="text1"/>
+          <w:sz w:val="28"/>
+          <w:szCs w:val="28"/>
+          <w:lang w:val="fr-SN"/>
+        </w:rPr>
+        <w:t>« Le service client répond rapidement et le personnel est poli. »</w:t>
+      </w:r>
+    </w:p>
+    <w:p>
+      <w:pPr>
+        <w:ind w:left="283"/>
+        <w:rPr>
+          <w:color w:val="000000" w:themeColor="text1"/>
+          <w:sz w:val="28"/>
+          <w:szCs w:val="28"/>
+          <w:lang w:val="fr-SN"/>
+        </w:rPr>
+      </w:pPr>
+    </w:p>
+    <w:p>
+      <w:pPr>
+        <w:ind w:left="283"/>
+        <w:rPr>
+          <w:color w:val="000000" w:themeColor="text1"/>
+          <w:sz w:val="28"/>
+          <w:szCs w:val="28"/>
+          <w:lang w:val="fr-SN"/>
+        </w:rPr>
+      </w:pPr>
+      <w:r>
+        <w:rPr>
+          <w:color w:val="000000" w:themeColor="text1"/>
+          <w:sz w:val="28"/>
+          <w:szCs w:val="28"/>
+          <w:lang w:val="fr-SN"/>
+        </w:rPr>
+        <w:t>Avis 2 :</w:t>
+      </w:r>
+    </w:p>
+    <w:p>
+      <w:pPr>
+        <w:ind w:left="283"/>
+        <w:rPr>
+          <w:color w:val="000000" w:themeColor="text1"/>
+          <w:sz w:val="28"/>
+          <w:szCs w:val="28"/>
+          <w:lang w:val="fr-SN"/>
+        </w:rPr>
+      </w:pPr>
+      <w:r>
+        <w:rPr>
+          <w:color w:val="000000" w:themeColor="text1"/>
+          <w:sz w:val="28"/>
+          <w:szCs w:val="28"/>
+          <w:lang w:val="fr-SN"/>
+        </w:rPr>
+        <w:t>« La livraison est souvent en retard et le suivi de commande n’est pas mis à jour. »</w:t>
+      </w:r>
+    </w:p>
+    <w:p>
+      <w:pPr>
+        <w:ind w:left="283"/>
+        <w:rPr>
+          <w:color w:val="000000" w:themeColor="text1"/>
+          <w:sz w:val="28"/>
+          <w:szCs w:val="28"/>
+          <w:lang w:val="fr-SN"/>
+        </w:rPr>
+      </w:pPr>
+    </w:p>
+    <w:p>
+      <w:pPr>
+        <w:ind w:left="283"/>
+        <w:rPr>
+          <w:color w:val="000000" w:themeColor="text1"/>
+          <w:sz w:val="28"/>
+          <w:szCs w:val="28"/>
+          <w:lang w:val="fr-SN"/>
+        </w:rPr>
+      </w:pPr>
+      <w:r>
+        <w:rPr>
+          <w:color w:val="000000" w:themeColor="text1"/>
+          <w:sz w:val="28"/>
+          <w:szCs w:val="28"/>
+          <w:lang w:val="fr-SN"/>
+        </w:rPr>
+        <w:t>Avis 3 :</w:t>
+      </w:r>
+    </w:p>
+    <w:p>
+      <w:pPr>
+        <w:ind w:left="283"/>
+        <w:rPr>
+          <w:color w:val="000000" w:themeColor="text1"/>
+          <w:sz w:val="28"/>
+          <w:szCs w:val="28"/>
+          <w:lang w:val="fr-SN"/>
+        </w:rPr>
+      </w:pPr>
+      <w:r>
+        <w:rPr>
+          <w:color w:val="000000" w:themeColor="text1"/>
+          <w:sz w:val="28"/>
+          <w:szCs w:val="28"/>
+          <w:lang w:val="fr-SN"/>
+        </w:rPr>
+        <w:t>« Le produit est de bonne qualité, mais l’application plante régulièrement. »</w:t>
+      </w:r>
+    </w:p>
+    <w:p>
+      <w:pPr>
+        <w:ind w:left="283"/>
+        <w:rPr>
+          <w:color w:val="000000" w:themeColor="text1"/>
+          <w:sz w:val="28"/>
+          <w:szCs w:val="28"/>
+          <w:lang w:val="fr-SN"/>
+        </w:rPr>
+      </w:pPr>
+    </w:p>
+    <w:p>
+      <w:pPr>
+        <w:ind w:left="283"/>
+        <w:rPr>
+          <w:color w:val="000000" w:themeColor="text1"/>
+          <w:sz w:val="28"/>
+          <w:szCs w:val="28"/>
+          <w:lang w:val="fr-SN"/>
+        </w:rPr>
+      </w:pPr>
+      <w:r>
+        <w:rPr>
+          <w:color w:val="000000" w:themeColor="text1"/>
+          <w:sz w:val="28"/>
+          <w:szCs w:val="28"/>
+          <w:lang w:val="fr-SN"/>
+        </w:rPr>
+        <w:t>Avis 4 :</w:t>
+      </w:r>
+    </w:p>
+    <w:p>
+      <w:pPr>
+        <w:ind w:left="283"/>
+        <w:rPr>
+          <w:color w:val="000000" w:themeColor="text1"/>
+          <w:sz w:val="28"/>
+          <w:szCs w:val="28"/>
+          <w:lang w:val="fr-SN"/>
+        </w:rPr>
+      </w:pPr>
+      <w:r>
+        <w:rPr>
+          <w:color w:val="000000" w:themeColor="text1"/>
+          <w:sz w:val="28"/>
+          <w:szCs w:val="28"/>
+          <w:lang w:val="fr-SN"/>
+        </w:rPr>
+        <w:t>« La livraison est encore arrivée en retard. Le colis était cependant bien emballé. »</w:t>
+      </w:r>
+    </w:p>
+    <w:p>
+      <w:pPr>
+        <w:ind w:left="283"/>
+        <w:rPr>
+          <w:color w:val="000000" w:themeColor="text1"/>
+          <w:sz w:val="28"/>
+          <w:szCs w:val="28"/>
+          <w:lang w:val="fr-SN"/>
+        </w:rPr>
+      </w:pPr>
+    </w:p>
+    <w:p>
+      <w:pPr>
+        <w:ind w:left="283"/>
+        <w:rPr>
+          <w:color w:val="000000" w:themeColor="text1"/>
+          <w:sz w:val="28"/>
+          <w:szCs w:val="28"/>
+          <w:lang w:val="fr-SN"/>
+        </w:rPr>
+      </w:pPr>
+      <w:r>
+        <w:rPr>
+          <w:color w:val="000000" w:themeColor="text1"/>
+          <w:sz w:val="28"/>
+          <w:szCs w:val="28"/>
+          <w:lang w:val="fr-SN"/>
+        </w:rPr>
+        <w:t>Avis 5 :</w:t>
+      </w:r>
+    </w:p>
+    <w:p>
+      <w:pPr>
+        <w:ind w:left="283"/>
+        <w:rPr>
+          <w:color w:val="000000" w:themeColor="text1"/>
+          <w:sz w:val="28"/>
+          <w:szCs w:val="28"/>
+          <w:lang w:val="fr-SN"/>
+        </w:rPr>
+      </w:pPr>
+      <w:r>
+        <w:rPr>
+          <w:color w:val="000000" w:themeColor="text1"/>
+          <w:sz w:val="28"/>
+          <w:szCs w:val="28"/>
+          <w:lang w:val="fr-SN"/>
+        </w:rPr>
+        <w:t>« L’application est difficile à utiliser et le service client ne répond pas toujours. »</w:t>
+      </w:r>
     </w:p>
     <w:p>
       <w:pPr>
@@ -1819,6 +2601,95 @@
 <file path=word/numbering.xml><?xml version="1.0" encoding="utf-8"?>
 <w:numbering xmlns:wpc="http://schemas.microsoft.com/office/word/2010/wordprocessingCanvas" xmlns:cx="http://schemas.microsoft.com/office/drawing/2014/chartex" xmlns:cx1="http://schemas.microsoft.com/office/drawing/2015/9/8/chartex" xmlns:cx2="http://schemas.microsoft.com/office/drawing/2015/10/21/chartex" xmlns:cx3="http://schemas.microsoft.com/office/drawing/2016/5/9/chartex" xmlns:cx4="http://schemas.microsoft.com/office/drawing/2016/5/10/chartex" xmlns:cx5="http://schemas.microsoft.com/office/drawing/2016/5/11/chartex" xmlns:cx6="http://schemas.microsoft.com/office/drawing/2016/5/12/chartex" xmlns:cx7="http://schemas.microsoft.com/office/drawing/2016/5/13/chartex" xmlns:cx8="http://schemas.microsoft.com/office/drawing/2016/5/14/chartex" xmlns:mc="http://schemas.openxmlformats.org/markup-compatibility/2006" xmlns:aink="http://schemas.microsoft.com/office/drawing/2016/ink" xmlns:am3d="http://schemas.microsoft.com/office/drawing/2017/model3d" xmlns:o="urn:schemas-microsoft-com:office:office" xmlns:oel="http://schemas.microsoft.com/office/2019/extlst" xmlns:r="http://schemas.openxmlformats.org/officeDocument/2006/relationships" xmlns:m="http://schemas.openxmlformats.org/officeDocument/2006/math" xmlns:v="urn:schemas-microsoft-com:vml" xmlns:wp14="http://schemas.microsoft.com/office/word/2010/wordprocessingDrawing" xmlns:wp="http://schemas.openxmlformats.org/drawingml/2006/wordprocessingDrawing" xmlns:w10="urn:schemas-microsoft-com:office:word" xmlns:w="http://schemas.openxmlformats.org/wordprocessingml/2006/main" xmlns:w14="http://schemas.microsoft.com/office/word/2010/wordml" xmlns:w15="http://schemas.microsoft.com/office/word/2012/wordml" xmlns:w16cex="http://schemas.microsoft.com/office/word/2018/wordml/cex" xmlns:w16cid="http://schemas.microsoft.com/office/word/2016/wordml/cid" xmlns:w16="http://schemas.microsoft.com/office/word/2018/wordml" xmlns:w16du="http://schemas.microsoft.com/office/word/2023/wordml/word16du" xmlns:w16sdtdh="http://schemas.microsoft.com/office/word/2020/wordml/sdtdatahash" xmlns:w16sdtfl="http://schemas.microsoft.com/office/word/2024/wordml/sdtformatlock" xmlns:w16se="http://schemas.microsoft.com/office/word/2015/wordml/symex" xmlns:wpg="http://schemas.microsoft.com/office/word/2010/wordprocessingGroup" xmlns:wpi="http://schemas.microsoft.com/office/word/2010/wordprocessingInk" xmlns:wne="http://schemas.microsoft.com/office/word/2006/wordml" xmlns:wps="http://schemas.microsoft.com/office/word/2010/wordprocessingShape" mc:Ignorable="w14 w15 w16se w16cid w16 w16cex w16sdtdh w16sdtfl w16du wp14">
   <w:abstractNum w:abstractNumId="0" w15:restartNumberingAfterBreak="0">
+    <w:nsid w:val="002C3D5A"/>
+    <w:multiLevelType w:val="hybridMultilevel"/>
+    <w:tmpl w:val="7BAE695E"/>
+    <w:lvl w:ilvl="0" w:tplc="280C0011">
+      <w:start w:val="1"/>
+      <w:numFmt w:val="decimal"/>
+      <w:lvlText w:val="%1)"/>
+      <w:lvlJc w:val="left"/>
+      <w:pPr>
+        <w:ind w:left="643" w:hanging="360"/>
+      </w:pPr>
+      <w:rPr>
+        <w:rFonts w:hint="default"/>
+      </w:rPr>
+    </w:lvl>
+    <w:lvl w:ilvl="1" w:tplc="280C0019" w:tentative="1">
+      <w:start w:val="1"/>
+      <w:numFmt w:val="lowerLetter"/>
+      <w:lvlText w:val="%2."/>
+      <w:lvlJc w:val="left"/>
+      <w:pPr>
+        <w:ind w:left="1363" w:hanging="360"/>
+      </w:pPr>
+    </w:lvl>
+    <w:lvl w:ilvl="2" w:tplc="280C001B" w:tentative="1">
+      <w:start w:val="1"/>
+      <w:numFmt w:val="lowerRoman"/>
+      <w:lvlText w:val="%3."/>
+      <w:lvlJc w:val="right"/>
+      <w:pPr>
+        <w:ind w:left="2083" w:hanging="180"/>
+      </w:pPr>
+    </w:lvl>
+    <w:lvl w:ilvl="3" w:tplc="280C000F" w:tentative="1">
+      <w:start w:val="1"/>
+      <w:numFmt w:val="decimal"/>
+      <w:lvlText w:val="%4."/>
+      <w:lvlJc w:val="left"/>
+      <w:pPr>
+        <w:ind w:left="2803" w:hanging="360"/>
+      </w:pPr>
+    </w:lvl>
+    <w:lvl w:ilvl="4" w:tplc="280C0019" w:tentative="1">
+      <w:start w:val="1"/>
+      <w:numFmt w:val="lowerLetter"/>
+      <w:lvlText w:val="%5."/>
+      <w:lvlJc w:val="left"/>
+      <w:pPr>
+        <w:ind w:left="3523" w:hanging="360"/>
+      </w:pPr>
+    </w:lvl>
+    <w:lvl w:ilvl="5" w:tplc="280C001B" w:tentative="1">
+      <w:start w:val="1"/>
+      <w:numFmt w:val="lowerRoman"/>
+      <w:lvlText w:val="%6."/>
+      <w:lvlJc w:val="right"/>
+      <w:pPr>
+        <w:ind w:left="4243" w:hanging="180"/>
+      </w:pPr>
+    </w:lvl>
+    <w:lvl w:ilvl="6" w:tplc="280C000F" w:tentative="1">
+      <w:start w:val="1"/>
+      <w:numFmt w:val="decimal"/>
+      <w:lvlText w:val="%7."/>
+      <w:lvlJc w:val="left"/>
+      <w:pPr>
+        <w:ind w:left="4963" w:hanging="360"/>
+      </w:pPr>
+    </w:lvl>
+    <w:lvl w:ilvl="7" w:tplc="280C0019" w:tentative="1">
+      <w:start w:val="1"/>
+      <w:numFmt w:val="lowerLetter"/>
+      <w:lvlText w:val="%8."/>
+      <w:lvlJc w:val="left"/>
+      <w:pPr>
+        <w:ind w:left="5683" w:hanging="360"/>
+      </w:pPr>
+    </w:lvl>
+    <w:lvl w:ilvl="8" w:tplc="280C001B" w:tentative="1">
+      <w:start w:val="1"/>
+      <w:numFmt w:val="lowerRoman"/>
+      <w:lvlText w:val="%9."/>
+      <w:lvlJc w:val="right"/>
+      <w:pPr>
+        <w:ind w:left="6403" w:hanging="180"/>
+      </w:pPr>
+    </w:lvl>
+  </w:abstractNum>
+  <w:abstractNum w:abstractNumId="1" w15:restartNumberingAfterBreak="0">
     <w:nsid w:val="0E0804F3"/>
     <w:multiLevelType w:val="multilevel"/>
     <w:tmpl w:val="0CEE6418"/>
@@ -1968,6 +2839,9 @@
     </w:lvl>
   </w:abstractNum>
   <w:num w:numId="1" w16cid:durableId="984703518">
+    <w:abstractNumId w:val="1"/>
+  </w:num>
+  <w:num w:numId="2" w16cid:durableId="335419995">
     <w:abstractNumId w:val="0"/>
   </w:num>
 </w:numbering>
@@ -2577,7 +3451,6 @@
   <w:style w:type="character" w:default="1" w:styleId="Policepardfaut">
     <w:name w:val="Default Paragraph Font"/>
     <w:uiPriority w:val="1"/>
-    <w:semiHidden/>
     <w:unhideWhenUsed/>
   </w:style>
   <w:style w:type="table" w:default="1" w:styleId="TableauNormal">

--- a/ai-business_assistant/ficher_assistant.docx
+++ b/ai-business_assistant/ficher_assistant.docx
@@ -372,26 +372,52 @@
           <w:u w:val="single"/>
           <w:lang w:val="fr-SN"/>
         </w:rPr>
-        <w:t>Technique zero-shot :</w:t>
-      </w:r>
-    </w:p>
-    <w:p>
-      <w:pPr>
-        <w:rPr>
-          <w:color w:val="000000" w:themeColor="text1"/>
-          <w:sz w:val="28"/>
-          <w:szCs w:val="28"/>
-          <w:lang w:val="fr-SN"/>
-        </w:rPr>
-      </w:pPr>
-      <w:r>
-        <w:rPr>
-          <w:color w:val="000000" w:themeColor="text1"/>
+        <w:t xml:space="preserve">Technique </w:t>
+      </w:r>
+      <w:proofErr w:type="spellStart"/>
+      <w:r>
+        <w:rPr>
+          <w:b/>
+          <w:bCs/>
+          <w:color w:val="4472C4" w:themeColor="accent1"/>
           <w:sz w:val="28"/>
           <w:szCs w:val="28"/>
           <w:u w:val="single"/>
           <w:lang w:val="fr-SN"/>
         </w:rPr>
+        <w:t>zero</w:t>
+      </w:r>
+      <w:proofErr w:type="spellEnd"/>
+      <w:r>
+        <w:rPr>
+          <w:b/>
+          <w:bCs/>
+          <w:color w:val="4472C4" w:themeColor="accent1"/>
+          <w:sz w:val="28"/>
+          <w:szCs w:val="28"/>
+          <w:u w:val="single"/>
+          <w:lang w:val="fr-SN"/>
+        </w:rPr>
+        <w:t>-shot :</w:t>
+      </w:r>
+    </w:p>
+    <w:p>
+      <w:pPr>
+        <w:rPr>
+          <w:color w:val="000000" w:themeColor="text1"/>
+          <w:sz w:val="28"/>
+          <w:szCs w:val="28"/>
+          <w:lang w:val="fr-SN"/>
+        </w:rPr>
+      </w:pPr>
+      <w:r>
+        <w:rPr>
+          <w:color w:val="000000" w:themeColor="text1"/>
+          <w:sz w:val="28"/>
+          <w:szCs w:val="28"/>
+          <w:u w:val="single"/>
+          <w:lang w:val="fr-SN"/>
+        </w:rPr>
         <w:t>Prompt </w:t>
       </w:r>
       <w:r>
@@ -425,7 +451,27 @@
           <w:szCs w:val="28"/>
           <w:lang w:val="fr-SN"/>
         </w:rPr>
-        <w:t>dans une seule classe positif, negatif ou neutre :</w:t>
+        <w:t xml:space="preserve">dans une seule classe positif, </w:t>
+      </w:r>
+      <w:proofErr w:type="spellStart"/>
+      <w:r>
+        <w:rPr>
+          <w:color w:val="000000" w:themeColor="text1"/>
+          <w:sz w:val="28"/>
+          <w:szCs w:val="28"/>
+          <w:lang w:val="fr-SN"/>
+        </w:rPr>
+        <w:t>negatif</w:t>
+      </w:r>
+      <w:proofErr w:type="spellEnd"/>
+      <w:r>
+        <w:rPr>
+          <w:color w:val="000000" w:themeColor="text1"/>
+          <w:sz w:val="28"/>
+          <w:szCs w:val="28"/>
+          <w:lang w:val="fr-SN"/>
+        </w:rPr>
+        <w:t xml:space="preserve"> ou neutre :</w:t>
       </w:r>
       <w:r>
         <w:rPr>
@@ -1006,14 +1052,25 @@
           <w:lang w:val="fr-SN"/>
         </w:rPr>
       </w:pPr>
-      <w:r>
-        <w:rPr>
-          <w:color w:val="000000" w:themeColor="text1"/>
-          <w:sz w:val="28"/>
-          <w:szCs w:val="28"/>
-          <w:lang w:val="fr-SN"/>
-        </w:rPr>
-        <w:t>positif, négatif ou neutre.</w:t>
+      <w:proofErr w:type="gramStart"/>
+      <w:r>
+        <w:rPr>
+          <w:color w:val="000000" w:themeColor="text1"/>
+          <w:sz w:val="28"/>
+          <w:szCs w:val="28"/>
+          <w:lang w:val="fr-SN"/>
+        </w:rPr>
+        <w:t>positif</w:t>
+      </w:r>
+      <w:proofErr w:type="gramEnd"/>
+      <w:r>
+        <w:rPr>
+          <w:color w:val="000000" w:themeColor="text1"/>
+          <w:sz w:val="28"/>
+          <w:szCs w:val="28"/>
+          <w:lang w:val="fr-SN"/>
+        </w:rPr>
+        <w:t>, négatif ou neutre.</w:t>
       </w:r>
     </w:p>
     <w:p>
@@ -1402,7 +1459,25 @@
           <w:szCs w:val="28"/>
           <w:lang w:val="fr-SN"/>
         </w:rPr>
-        <w:t xml:space="preserve">Technique few-shot : </w:t>
+        <w:t xml:space="preserve">Technique </w:t>
+      </w:r>
+      <w:r>
+        <w:rPr>
+          <w:color w:val="4472C4" w:themeColor="accent1"/>
+          <w:sz w:val="28"/>
+          <w:szCs w:val="28"/>
+          <w:lang w:val="fr-SN"/>
+        </w:rPr>
+        <w:t>Prompt Structure</w:t>
+      </w:r>
+      <w:r>
+        <w:rPr>
+          <w:color w:val="4472C4" w:themeColor="accent1"/>
+          <w:sz w:val="28"/>
+          <w:szCs w:val="28"/>
+          <w:lang w:val="fr-SN"/>
+        </w:rPr>
+        <w:t xml:space="preserve"> : </w:t>
       </w:r>
     </w:p>
     <w:p>
@@ -1664,16 +1739,6 @@
         </w:rPr>
         <w:t>```</w:t>
       </w:r>
-    </w:p>
-    <w:p>
-      <w:pPr>
-        <w:rPr>
-          <w:color w:val="4472C4" w:themeColor="accent1"/>
-          <w:sz w:val="28"/>
-          <w:szCs w:val="28"/>
-          <w:lang w:val="fr-SN"/>
-        </w:rPr>
-      </w:pPr>
     </w:p>
     <w:p>
       <w:pPr>
@@ -1711,6 +1776,1240 @@
         <w:t>“&lt;la classe est : négatif&gt; ”</w:t>
       </w:r>
     </w:p>
+    <w:p>
+      <w:pPr>
+        <w:rPr>
+          <w:b/>
+          <w:bCs/>
+          <w:i/>
+          <w:iCs/>
+          <w:color w:val="000000" w:themeColor="text1"/>
+          <w:sz w:val="28"/>
+          <w:szCs w:val="28"/>
+          <w:lang w:val="fr-SN"/>
+        </w:rPr>
+      </w:pPr>
+    </w:p>
+    <w:p>
+      <w:pPr>
+        <w:rPr>
+          <w:b/>
+          <w:bCs/>
+          <w:i/>
+          <w:iCs/>
+          <w:color w:val="000000" w:themeColor="text1"/>
+          <w:sz w:val="28"/>
+          <w:szCs w:val="28"/>
+          <w:lang w:val="fr-SN"/>
+        </w:rPr>
+      </w:pPr>
+      <w:r>
+        <w:rPr>
+          <w:b/>
+          <w:bCs/>
+          <w:i/>
+          <w:iCs/>
+          <w:color w:val="000000" w:themeColor="text1"/>
+          <w:sz w:val="28"/>
+          <w:szCs w:val="28"/>
+          <w:lang w:val="fr-SN"/>
+        </w:rPr>
+        <w:t xml:space="preserve">Tableau comparatif ou d’évaluation : </w:t>
+      </w:r>
+    </w:p>
+    <w:tbl>
+      <w:tblPr>
+        <w:tblW w:w="5000" w:type="pct"/>
+        <w:tblCellMar>
+          <w:top w:w="15" w:type="dxa"/>
+          <w:left w:w="15" w:type="dxa"/>
+          <w:bottom w:w="15" w:type="dxa"/>
+          <w:right w:w="15" w:type="dxa"/>
+        </w:tblCellMar>
+        <w:tblLook w:val="04A0" w:firstRow="1" w:lastRow="0" w:firstColumn="1" w:lastColumn="0" w:noHBand="0" w:noVBand="1"/>
+      </w:tblPr>
+      <w:tblGrid>
+        <w:gridCol w:w="1541"/>
+        <w:gridCol w:w="1480"/>
+        <w:gridCol w:w="2109"/>
+        <w:gridCol w:w="2005"/>
+        <w:gridCol w:w="1921"/>
+      </w:tblGrid>
+      <w:tr>
+        <w:trPr>
+          <w:tblHeader/>
+        </w:trPr>
+        <w:tc>
+          <w:tcPr>
+            <w:tcW w:w="0" w:type="auto"/>
+            <w:tcBorders>
+              <w:top w:val="single" w:sz="6" w:space="0" w:color="DDDDDD"/>
+              <w:left w:val="single" w:sz="6" w:space="0" w:color="DDDDDD"/>
+              <w:bottom w:val="single" w:sz="6" w:space="0" w:color="DDDDDD"/>
+              <w:right w:val="single" w:sz="6" w:space="0" w:color="DDDDDD"/>
+            </w:tcBorders>
+            <w:shd w:val="clear" w:color="auto" w:fill="F2F2F2"/>
+            <w:tcMar>
+              <w:top w:w="120" w:type="dxa"/>
+              <w:left w:w="120" w:type="dxa"/>
+              <w:bottom w:w="120" w:type="dxa"/>
+              <w:right w:w="120" w:type="dxa"/>
+            </w:tcMar>
+            <w:vAlign w:val="center"/>
+            <w:hideMark/>
+          </w:tcPr>
+          <w:p>
+            <w:pPr>
+              <w:rPr>
+                <w:b/>
+                <w:bCs/>
+                <w:i/>
+                <w:iCs/>
+                <w:color w:val="000000" w:themeColor="text1"/>
+                <w:sz w:val="28"/>
+                <w:szCs w:val="28"/>
+                <w:lang w:val="fr-SN"/>
+              </w:rPr>
+            </w:pPr>
+            <w:r>
+              <w:rPr>
+                <w:b/>
+                <w:bCs/>
+                <w:i/>
+                <w:iCs/>
+                <w:color w:val="000000" w:themeColor="text1"/>
+                <w:sz w:val="28"/>
+                <w:szCs w:val="28"/>
+                <w:lang w:val="fr-SN"/>
+              </w:rPr>
+              <w:t>Technique</w:t>
+            </w:r>
+          </w:p>
+        </w:tc>
+        <w:tc>
+          <w:tcPr>
+            <w:tcW w:w="0" w:type="auto"/>
+            <w:tcBorders>
+              <w:top w:val="single" w:sz="6" w:space="0" w:color="DDDDDD"/>
+              <w:left w:val="single" w:sz="6" w:space="0" w:color="DDDDDD"/>
+              <w:bottom w:val="single" w:sz="6" w:space="0" w:color="DDDDDD"/>
+              <w:right w:val="single" w:sz="6" w:space="0" w:color="DDDDDD"/>
+            </w:tcBorders>
+            <w:shd w:val="clear" w:color="auto" w:fill="F2F2F2"/>
+            <w:tcMar>
+              <w:top w:w="120" w:type="dxa"/>
+              <w:left w:w="120" w:type="dxa"/>
+              <w:bottom w:w="120" w:type="dxa"/>
+              <w:right w:w="120" w:type="dxa"/>
+            </w:tcMar>
+            <w:vAlign w:val="center"/>
+            <w:hideMark/>
+          </w:tcPr>
+          <w:p>
+            <w:pPr>
+              <w:rPr>
+                <w:b/>
+                <w:bCs/>
+                <w:i/>
+                <w:iCs/>
+                <w:color w:val="000000" w:themeColor="text1"/>
+                <w:sz w:val="28"/>
+                <w:szCs w:val="28"/>
+                <w:lang w:val="fr-SN"/>
+              </w:rPr>
+            </w:pPr>
+            <w:r>
+              <w:rPr>
+                <w:b/>
+                <w:bCs/>
+                <w:i/>
+                <w:iCs/>
+                <w:color w:val="000000" w:themeColor="text1"/>
+                <w:sz w:val="28"/>
+                <w:szCs w:val="28"/>
+                <w:lang w:val="fr-SN"/>
+              </w:rPr>
+              <w:t>Exemples fournis</w:t>
+            </w:r>
+          </w:p>
+        </w:tc>
+        <w:tc>
+          <w:tcPr>
+            <w:tcW w:w="0" w:type="auto"/>
+            <w:tcBorders>
+              <w:top w:val="single" w:sz="6" w:space="0" w:color="DDDDDD"/>
+              <w:left w:val="single" w:sz="6" w:space="0" w:color="DDDDDD"/>
+              <w:bottom w:val="single" w:sz="6" w:space="0" w:color="DDDDDD"/>
+              <w:right w:val="single" w:sz="6" w:space="0" w:color="DDDDDD"/>
+            </w:tcBorders>
+            <w:shd w:val="clear" w:color="auto" w:fill="F2F2F2"/>
+            <w:tcMar>
+              <w:top w:w="120" w:type="dxa"/>
+              <w:left w:w="120" w:type="dxa"/>
+              <w:bottom w:w="120" w:type="dxa"/>
+              <w:right w:w="120" w:type="dxa"/>
+            </w:tcMar>
+            <w:vAlign w:val="center"/>
+            <w:hideMark/>
+          </w:tcPr>
+          <w:p>
+            <w:pPr>
+              <w:rPr>
+                <w:b/>
+                <w:bCs/>
+                <w:i/>
+                <w:iCs/>
+                <w:color w:val="000000" w:themeColor="text1"/>
+                <w:sz w:val="28"/>
+                <w:szCs w:val="28"/>
+                <w:lang w:val="fr-SN"/>
+              </w:rPr>
+            </w:pPr>
+            <w:r>
+              <w:rPr>
+                <w:b/>
+                <w:bCs/>
+                <w:i/>
+                <w:iCs/>
+                <w:color w:val="000000" w:themeColor="text1"/>
+                <w:sz w:val="28"/>
+                <w:szCs w:val="28"/>
+                <w:lang w:val="fr-SN"/>
+              </w:rPr>
+              <w:t>Structure</w:t>
+            </w:r>
+          </w:p>
+        </w:tc>
+        <w:tc>
+          <w:tcPr>
+            <w:tcW w:w="0" w:type="auto"/>
+            <w:tcBorders>
+              <w:top w:val="single" w:sz="6" w:space="0" w:color="DDDDDD"/>
+              <w:left w:val="single" w:sz="6" w:space="0" w:color="DDDDDD"/>
+              <w:bottom w:val="single" w:sz="6" w:space="0" w:color="DDDDDD"/>
+              <w:right w:val="single" w:sz="6" w:space="0" w:color="DDDDDD"/>
+            </w:tcBorders>
+            <w:shd w:val="clear" w:color="auto" w:fill="F2F2F2"/>
+            <w:tcMar>
+              <w:top w:w="120" w:type="dxa"/>
+              <w:left w:w="120" w:type="dxa"/>
+              <w:bottom w:w="120" w:type="dxa"/>
+              <w:right w:w="120" w:type="dxa"/>
+            </w:tcMar>
+            <w:vAlign w:val="center"/>
+            <w:hideMark/>
+          </w:tcPr>
+          <w:p>
+            <w:pPr>
+              <w:rPr>
+                <w:b/>
+                <w:bCs/>
+                <w:i/>
+                <w:iCs/>
+                <w:color w:val="000000" w:themeColor="text1"/>
+                <w:sz w:val="28"/>
+                <w:szCs w:val="28"/>
+                <w:lang w:val="fr-SN"/>
+              </w:rPr>
+            </w:pPr>
+            <w:r>
+              <w:rPr>
+                <w:b/>
+                <w:bCs/>
+                <w:i/>
+                <w:iCs/>
+                <w:color w:val="000000" w:themeColor="text1"/>
+                <w:sz w:val="28"/>
+                <w:szCs w:val="28"/>
+                <w:lang w:val="fr-SN"/>
+              </w:rPr>
+              <w:t>Résultat attendu</w:t>
+            </w:r>
+          </w:p>
+        </w:tc>
+        <w:tc>
+          <w:tcPr>
+            <w:tcW w:w="0" w:type="auto"/>
+            <w:tcBorders>
+              <w:top w:val="single" w:sz="6" w:space="0" w:color="DDDDDD"/>
+              <w:left w:val="single" w:sz="6" w:space="0" w:color="DDDDDD"/>
+              <w:bottom w:val="single" w:sz="6" w:space="0" w:color="DDDDDD"/>
+              <w:right w:val="single" w:sz="6" w:space="0" w:color="DDDDDD"/>
+            </w:tcBorders>
+            <w:shd w:val="clear" w:color="auto" w:fill="F2F2F2"/>
+            <w:tcMar>
+              <w:top w:w="120" w:type="dxa"/>
+              <w:left w:w="120" w:type="dxa"/>
+              <w:bottom w:w="120" w:type="dxa"/>
+              <w:right w:w="120" w:type="dxa"/>
+            </w:tcMar>
+            <w:vAlign w:val="center"/>
+            <w:hideMark/>
+          </w:tcPr>
+          <w:p>
+            <w:pPr>
+              <w:rPr>
+                <w:b/>
+                <w:bCs/>
+                <w:i/>
+                <w:iCs/>
+                <w:color w:val="000000" w:themeColor="text1"/>
+                <w:sz w:val="28"/>
+                <w:szCs w:val="28"/>
+                <w:lang w:val="fr-SN"/>
+              </w:rPr>
+            </w:pPr>
+            <w:r>
+              <w:rPr>
+                <w:b/>
+                <w:bCs/>
+                <w:i/>
+                <w:iCs/>
+                <w:color w:val="000000" w:themeColor="text1"/>
+                <w:sz w:val="28"/>
+                <w:szCs w:val="28"/>
+                <w:lang w:val="fr-SN"/>
+              </w:rPr>
+              <w:t>Principal avantage</w:t>
+            </w:r>
+          </w:p>
+        </w:tc>
+      </w:tr>
+      <w:tr>
+        <w:tc>
+          <w:tcPr>
+            <w:tcW w:w="0" w:type="auto"/>
+            <w:tcBorders>
+              <w:top w:val="single" w:sz="6" w:space="0" w:color="DDDDDD"/>
+              <w:left w:val="single" w:sz="6" w:space="0" w:color="DDDDDD"/>
+              <w:bottom w:val="single" w:sz="6" w:space="0" w:color="DDDDDD"/>
+              <w:right w:val="single" w:sz="6" w:space="0" w:color="DDDDDD"/>
+            </w:tcBorders>
+            <w:tcMar>
+              <w:top w:w="120" w:type="dxa"/>
+              <w:left w:w="120" w:type="dxa"/>
+              <w:bottom w:w="120" w:type="dxa"/>
+              <w:right w:w="120" w:type="dxa"/>
+            </w:tcMar>
+            <w:vAlign w:val="center"/>
+            <w:hideMark/>
+          </w:tcPr>
+          <w:p>
+            <w:pPr>
+              <w:rPr>
+                <w:b/>
+                <w:bCs/>
+                <w:i/>
+                <w:iCs/>
+                <w:color w:val="000000" w:themeColor="text1"/>
+                <w:sz w:val="28"/>
+                <w:szCs w:val="28"/>
+                <w:lang w:val="fr-SN"/>
+              </w:rPr>
+            </w:pPr>
+            <w:r>
+              <w:rPr>
+                <w:b/>
+                <w:bCs/>
+                <w:i/>
+                <w:iCs/>
+                <w:color w:val="000000" w:themeColor="text1"/>
+                <w:sz w:val="28"/>
+                <w:szCs w:val="28"/>
+                <w:lang w:val="fr-SN"/>
+              </w:rPr>
+              <w:t>Zero-shot</w:t>
+            </w:r>
+          </w:p>
+        </w:tc>
+        <w:tc>
+          <w:tcPr>
+            <w:tcW w:w="0" w:type="auto"/>
+            <w:tcBorders>
+              <w:top w:val="single" w:sz="6" w:space="0" w:color="DDDDDD"/>
+              <w:left w:val="single" w:sz="6" w:space="0" w:color="DDDDDD"/>
+              <w:bottom w:val="single" w:sz="6" w:space="0" w:color="DDDDDD"/>
+              <w:right w:val="single" w:sz="6" w:space="0" w:color="DDDDDD"/>
+            </w:tcBorders>
+            <w:tcMar>
+              <w:top w:w="120" w:type="dxa"/>
+              <w:left w:w="120" w:type="dxa"/>
+              <w:bottom w:w="120" w:type="dxa"/>
+              <w:right w:w="120" w:type="dxa"/>
+            </w:tcMar>
+            <w:vAlign w:val="center"/>
+            <w:hideMark/>
+          </w:tcPr>
+          <w:p>
+            <w:pPr>
+              <w:rPr>
+                <w:b/>
+                <w:bCs/>
+                <w:i/>
+                <w:iCs/>
+                <w:color w:val="000000" w:themeColor="text1"/>
+                <w:sz w:val="28"/>
+                <w:szCs w:val="28"/>
+                <w:lang w:val="fr-SN"/>
+              </w:rPr>
+            </w:pPr>
+            <w:r>
+              <w:rPr>
+                <w:b/>
+                <w:bCs/>
+                <w:i/>
+                <w:iCs/>
+                <w:color w:val="000000" w:themeColor="text1"/>
+                <w:sz w:val="28"/>
+                <w:szCs w:val="28"/>
+                <w:lang w:val="fr-SN"/>
+              </w:rPr>
+              <w:t>0</w:t>
+            </w:r>
+          </w:p>
+        </w:tc>
+        <w:tc>
+          <w:tcPr>
+            <w:tcW w:w="0" w:type="auto"/>
+            <w:tcBorders>
+              <w:top w:val="single" w:sz="6" w:space="0" w:color="DDDDDD"/>
+              <w:left w:val="single" w:sz="6" w:space="0" w:color="DDDDDD"/>
+              <w:bottom w:val="single" w:sz="6" w:space="0" w:color="DDDDDD"/>
+              <w:right w:val="single" w:sz="6" w:space="0" w:color="DDDDDD"/>
+            </w:tcBorders>
+            <w:tcMar>
+              <w:top w:w="120" w:type="dxa"/>
+              <w:left w:w="120" w:type="dxa"/>
+              <w:bottom w:w="120" w:type="dxa"/>
+              <w:right w:w="120" w:type="dxa"/>
+            </w:tcMar>
+            <w:vAlign w:val="center"/>
+            <w:hideMark/>
+          </w:tcPr>
+          <w:p>
+            <w:pPr>
+              <w:rPr>
+                <w:b/>
+                <w:bCs/>
+                <w:i/>
+                <w:iCs/>
+                <w:color w:val="000000" w:themeColor="text1"/>
+                <w:sz w:val="28"/>
+                <w:szCs w:val="28"/>
+                <w:lang w:val="fr-SN"/>
+              </w:rPr>
+            </w:pPr>
+            <w:r>
+              <w:rPr>
+                <w:b/>
+                <w:bCs/>
+                <w:i/>
+                <w:iCs/>
+                <w:color w:val="000000" w:themeColor="text1"/>
+                <w:sz w:val="28"/>
+                <w:szCs w:val="28"/>
+                <w:lang w:val="fr-SN"/>
+              </w:rPr>
+              <w:t>Instruction simple</w:t>
+            </w:r>
+          </w:p>
+        </w:tc>
+        <w:tc>
+          <w:tcPr>
+            <w:tcW w:w="0" w:type="auto"/>
+            <w:tcBorders>
+              <w:top w:val="single" w:sz="6" w:space="0" w:color="DDDDDD"/>
+              <w:left w:val="single" w:sz="6" w:space="0" w:color="DDDDDD"/>
+              <w:bottom w:val="single" w:sz="6" w:space="0" w:color="DDDDDD"/>
+              <w:right w:val="single" w:sz="6" w:space="0" w:color="DDDDDD"/>
+            </w:tcBorders>
+            <w:tcMar>
+              <w:top w:w="120" w:type="dxa"/>
+              <w:left w:w="120" w:type="dxa"/>
+              <w:bottom w:w="120" w:type="dxa"/>
+              <w:right w:w="120" w:type="dxa"/>
+            </w:tcMar>
+            <w:vAlign w:val="center"/>
+            <w:hideMark/>
+          </w:tcPr>
+          <w:p>
+            <w:pPr>
+              <w:rPr>
+                <w:b/>
+                <w:bCs/>
+                <w:i/>
+                <w:iCs/>
+                <w:color w:val="000000" w:themeColor="text1"/>
+                <w:sz w:val="28"/>
+                <w:szCs w:val="28"/>
+                <w:lang w:val="fr-SN"/>
+              </w:rPr>
+            </w:pPr>
+            <w:proofErr w:type="gramStart"/>
+            <w:r>
+              <w:rPr>
+                <w:b/>
+                <w:bCs/>
+                <w:i/>
+                <w:iCs/>
+                <w:color w:val="000000" w:themeColor="text1"/>
+                <w:sz w:val="28"/>
+                <w:szCs w:val="28"/>
+                <w:lang w:val="fr-SN"/>
+              </w:rPr>
+              <w:t>négatif</w:t>
+            </w:r>
+            <w:proofErr w:type="gramEnd"/>
+          </w:p>
+        </w:tc>
+        <w:tc>
+          <w:tcPr>
+            <w:tcW w:w="0" w:type="auto"/>
+            <w:tcBorders>
+              <w:top w:val="single" w:sz="6" w:space="0" w:color="DDDDDD"/>
+              <w:left w:val="single" w:sz="6" w:space="0" w:color="DDDDDD"/>
+              <w:bottom w:val="single" w:sz="6" w:space="0" w:color="DDDDDD"/>
+              <w:right w:val="single" w:sz="6" w:space="0" w:color="DDDDDD"/>
+            </w:tcBorders>
+            <w:tcMar>
+              <w:top w:w="120" w:type="dxa"/>
+              <w:left w:w="120" w:type="dxa"/>
+              <w:bottom w:w="120" w:type="dxa"/>
+              <w:right w:w="120" w:type="dxa"/>
+            </w:tcMar>
+            <w:vAlign w:val="center"/>
+            <w:hideMark/>
+          </w:tcPr>
+          <w:p>
+            <w:pPr>
+              <w:rPr>
+                <w:b/>
+                <w:bCs/>
+                <w:i/>
+                <w:iCs/>
+                <w:color w:val="000000" w:themeColor="text1"/>
+                <w:sz w:val="28"/>
+                <w:szCs w:val="28"/>
+                <w:lang w:val="fr-SN"/>
+              </w:rPr>
+            </w:pPr>
+            <w:r>
+              <w:rPr>
+                <w:b/>
+                <w:bCs/>
+                <w:i/>
+                <w:iCs/>
+                <w:color w:val="000000" w:themeColor="text1"/>
+                <w:sz w:val="28"/>
+                <w:szCs w:val="28"/>
+                <w:lang w:val="fr-SN"/>
+              </w:rPr>
+              <w:t>Rapidité et simplicité</w:t>
+            </w:r>
+          </w:p>
+        </w:tc>
+      </w:tr>
+      <w:tr>
+        <w:tc>
+          <w:tcPr>
+            <w:tcW w:w="0" w:type="auto"/>
+            <w:tcBorders>
+              <w:top w:val="single" w:sz="6" w:space="0" w:color="DDDDDD"/>
+              <w:left w:val="single" w:sz="6" w:space="0" w:color="DDDDDD"/>
+              <w:bottom w:val="single" w:sz="6" w:space="0" w:color="DDDDDD"/>
+              <w:right w:val="single" w:sz="6" w:space="0" w:color="DDDDDD"/>
+            </w:tcBorders>
+            <w:tcMar>
+              <w:top w:w="120" w:type="dxa"/>
+              <w:left w:w="120" w:type="dxa"/>
+              <w:bottom w:w="120" w:type="dxa"/>
+              <w:right w:w="120" w:type="dxa"/>
+            </w:tcMar>
+            <w:vAlign w:val="center"/>
+            <w:hideMark/>
+          </w:tcPr>
+          <w:p>
+            <w:pPr>
+              <w:rPr>
+                <w:b/>
+                <w:bCs/>
+                <w:i/>
+                <w:iCs/>
+                <w:color w:val="000000" w:themeColor="text1"/>
+                <w:sz w:val="28"/>
+                <w:szCs w:val="28"/>
+                <w:lang w:val="fr-SN"/>
+              </w:rPr>
+            </w:pPr>
+            <w:r>
+              <w:rPr>
+                <w:b/>
+                <w:bCs/>
+                <w:i/>
+                <w:iCs/>
+                <w:color w:val="000000" w:themeColor="text1"/>
+                <w:sz w:val="28"/>
+                <w:szCs w:val="28"/>
+                <w:lang w:val="fr-SN"/>
+              </w:rPr>
+              <w:t>One-shot</w:t>
+            </w:r>
+          </w:p>
+        </w:tc>
+        <w:tc>
+          <w:tcPr>
+            <w:tcW w:w="0" w:type="auto"/>
+            <w:tcBorders>
+              <w:top w:val="single" w:sz="6" w:space="0" w:color="DDDDDD"/>
+              <w:left w:val="single" w:sz="6" w:space="0" w:color="DDDDDD"/>
+              <w:bottom w:val="single" w:sz="6" w:space="0" w:color="DDDDDD"/>
+              <w:right w:val="single" w:sz="6" w:space="0" w:color="DDDDDD"/>
+            </w:tcBorders>
+            <w:tcMar>
+              <w:top w:w="120" w:type="dxa"/>
+              <w:left w:w="120" w:type="dxa"/>
+              <w:bottom w:w="120" w:type="dxa"/>
+              <w:right w:w="120" w:type="dxa"/>
+            </w:tcMar>
+            <w:vAlign w:val="center"/>
+            <w:hideMark/>
+          </w:tcPr>
+          <w:p>
+            <w:pPr>
+              <w:rPr>
+                <w:b/>
+                <w:bCs/>
+                <w:i/>
+                <w:iCs/>
+                <w:color w:val="000000" w:themeColor="text1"/>
+                <w:sz w:val="28"/>
+                <w:szCs w:val="28"/>
+                <w:lang w:val="fr-SN"/>
+              </w:rPr>
+            </w:pPr>
+            <w:r>
+              <w:rPr>
+                <w:b/>
+                <w:bCs/>
+                <w:i/>
+                <w:iCs/>
+                <w:color w:val="000000" w:themeColor="text1"/>
+                <w:sz w:val="28"/>
+                <w:szCs w:val="28"/>
+                <w:lang w:val="fr-SN"/>
+              </w:rPr>
+              <w:t>1</w:t>
+            </w:r>
+          </w:p>
+        </w:tc>
+        <w:tc>
+          <w:tcPr>
+            <w:tcW w:w="0" w:type="auto"/>
+            <w:tcBorders>
+              <w:top w:val="single" w:sz="6" w:space="0" w:color="DDDDDD"/>
+              <w:left w:val="single" w:sz="6" w:space="0" w:color="DDDDDD"/>
+              <w:bottom w:val="single" w:sz="6" w:space="0" w:color="DDDDDD"/>
+              <w:right w:val="single" w:sz="6" w:space="0" w:color="DDDDDD"/>
+            </w:tcBorders>
+            <w:tcMar>
+              <w:top w:w="120" w:type="dxa"/>
+              <w:left w:w="120" w:type="dxa"/>
+              <w:bottom w:w="120" w:type="dxa"/>
+              <w:right w:w="120" w:type="dxa"/>
+            </w:tcMar>
+            <w:vAlign w:val="center"/>
+            <w:hideMark/>
+          </w:tcPr>
+          <w:p>
+            <w:pPr>
+              <w:rPr>
+                <w:b/>
+                <w:bCs/>
+                <w:i/>
+                <w:iCs/>
+                <w:color w:val="000000" w:themeColor="text1"/>
+                <w:sz w:val="28"/>
+                <w:szCs w:val="28"/>
+                <w:lang w:val="fr-SN"/>
+              </w:rPr>
+            </w:pPr>
+            <w:r>
+              <w:rPr>
+                <w:b/>
+                <w:bCs/>
+                <w:i/>
+                <w:iCs/>
+                <w:color w:val="000000" w:themeColor="text1"/>
+                <w:sz w:val="28"/>
+                <w:szCs w:val="28"/>
+                <w:lang w:val="fr-SN"/>
+              </w:rPr>
+              <w:t>Un exemple similaire</w:t>
+            </w:r>
+          </w:p>
+        </w:tc>
+        <w:tc>
+          <w:tcPr>
+            <w:tcW w:w="0" w:type="auto"/>
+            <w:tcBorders>
+              <w:top w:val="single" w:sz="6" w:space="0" w:color="DDDDDD"/>
+              <w:left w:val="single" w:sz="6" w:space="0" w:color="DDDDDD"/>
+              <w:bottom w:val="single" w:sz="6" w:space="0" w:color="DDDDDD"/>
+              <w:right w:val="single" w:sz="6" w:space="0" w:color="DDDDDD"/>
+            </w:tcBorders>
+            <w:tcMar>
+              <w:top w:w="120" w:type="dxa"/>
+              <w:left w:w="120" w:type="dxa"/>
+              <w:bottom w:w="120" w:type="dxa"/>
+              <w:right w:w="120" w:type="dxa"/>
+            </w:tcMar>
+            <w:vAlign w:val="center"/>
+            <w:hideMark/>
+          </w:tcPr>
+          <w:p>
+            <w:pPr>
+              <w:rPr>
+                <w:b/>
+                <w:bCs/>
+                <w:i/>
+                <w:iCs/>
+                <w:color w:val="000000" w:themeColor="text1"/>
+                <w:sz w:val="28"/>
+                <w:szCs w:val="28"/>
+                <w:lang w:val="fr-SN"/>
+              </w:rPr>
+            </w:pPr>
+            <w:proofErr w:type="gramStart"/>
+            <w:r>
+              <w:rPr>
+                <w:b/>
+                <w:bCs/>
+                <w:i/>
+                <w:iCs/>
+                <w:color w:val="000000" w:themeColor="text1"/>
+                <w:sz w:val="28"/>
+                <w:szCs w:val="28"/>
+                <w:lang w:val="fr-SN"/>
+              </w:rPr>
+              <w:t>négatif</w:t>
+            </w:r>
+            <w:proofErr w:type="gramEnd"/>
+          </w:p>
+        </w:tc>
+        <w:tc>
+          <w:tcPr>
+            <w:tcW w:w="0" w:type="auto"/>
+            <w:tcBorders>
+              <w:top w:val="single" w:sz="6" w:space="0" w:color="DDDDDD"/>
+              <w:left w:val="single" w:sz="6" w:space="0" w:color="DDDDDD"/>
+              <w:bottom w:val="single" w:sz="6" w:space="0" w:color="DDDDDD"/>
+              <w:right w:val="single" w:sz="6" w:space="0" w:color="DDDDDD"/>
+            </w:tcBorders>
+            <w:tcMar>
+              <w:top w:w="120" w:type="dxa"/>
+              <w:left w:w="120" w:type="dxa"/>
+              <w:bottom w:w="120" w:type="dxa"/>
+              <w:right w:w="120" w:type="dxa"/>
+            </w:tcMar>
+            <w:vAlign w:val="center"/>
+            <w:hideMark/>
+          </w:tcPr>
+          <w:p>
+            <w:pPr>
+              <w:rPr>
+                <w:b/>
+                <w:bCs/>
+                <w:i/>
+                <w:iCs/>
+                <w:color w:val="000000" w:themeColor="text1"/>
+                <w:sz w:val="28"/>
+                <w:szCs w:val="28"/>
+                <w:lang w:val="fr-SN"/>
+              </w:rPr>
+            </w:pPr>
+            <w:r>
+              <w:rPr>
+                <w:b/>
+                <w:bCs/>
+                <w:i/>
+                <w:iCs/>
+                <w:color w:val="000000" w:themeColor="text1"/>
+                <w:sz w:val="28"/>
+                <w:szCs w:val="28"/>
+                <w:lang w:val="fr-SN"/>
+              </w:rPr>
+              <w:t>Montre une règle par l’exemple</w:t>
+            </w:r>
+          </w:p>
+        </w:tc>
+      </w:tr>
+      <w:tr>
+        <w:tc>
+          <w:tcPr>
+            <w:tcW w:w="0" w:type="auto"/>
+            <w:tcBorders>
+              <w:top w:val="single" w:sz="6" w:space="0" w:color="DDDDDD"/>
+              <w:left w:val="single" w:sz="6" w:space="0" w:color="DDDDDD"/>
+              <w:bottom w:val="single" w:sz="6" w:space="0" w:color="DDDDDD"/>
+              <w:right w:val="single" w:sz="6" w:space="0" w:color="DDDDDD"/>
+            </w:tcBorders>
+            <w:tcMar>
+              <w:top w:w="120" w:type="dxa"/>
+              <w:left w:w="120" w:type="dxa"/>
+              <w:bottom w:w="120" w:type="dxa"/>
+              <w:right w:w="120" w:type="dxa"/>
+            </w:tcMar>
+            <w:vAlign w:val="center"/>
+            <w:hideMark/>
+          </w:tcPr>
+          <w:p>
+            <w:pPr>
+              <w:rPr>
+                <w:b/>
+                <w:bCs/>
+                <w:i/>
+                <w:iCs/>
+                <w:color w:val="000000" w:themeColor="text1"/>
+                <w:sz w:val="28"/>
+                <w:szCs w:val="28"/>
+                <w:lang w:val="fr-SN"/>
+              </w:rPr>
+            </w:pPr>
+            <w:r>
+              <w:rPr>
+                <w:b/>
+                <w:bCs/>
+                <w:i/>
+                <w:iCs/>
+                <w:color w:val="000000" w:themeColor="text1"/>
+                <w:sz w:val="28"/>
+                <w:szCs w:val="28"/>
+                <w:lang w:val="fr-SN"/>
+              </w:rPr>
+              <w:t>Few-shot</w:t>
+            </w:r>
+          </w:p>
+        </w:tc>
+        <w:tc>
+          <w:tcPr>
+            <w:tcW w:w="0" w:type="auto"/>
+            <w:tcBorders>
+              <w:top w:val="single" w:sz="6" w:space="0" w:color="DDDDDD"/>
+              <w:left w:val="single" w:sz="6" w:space="0" w:color="DDDDDD"/>
+              <w:bottom w:val="single" w:sz="6" w:space="0" w:color="DDDDDD"/>
+              <w:right w:val="single" w:sz="6" w:space="0" w:color="DDDDDD"/>
+            </w:tcBorders>
+            <w:tcMar>
+              <w:top w:w="120" w:type="dxa"/>
+              <w:left w:w="120" w:type="dxa"/>
+              <w:bottom w:w="120" w:type="dxa"/>
+              <w:right w:w="120" w:type="dxa"/>
+            </w:tcMar>
+            <w:vAlign w:val="center"/>
+            <w:hideMark/>
+          </w:tcPr>
+          <w:p>
+            <w:pPr>
+              <w:rPr>
+                <w:b/>
+                <w:bCs/>
+                <w:i/>
+                <w:iCs/>
+                <w:color w:val="000000" w:themeColor="text1"/>
+                <w:sz w:val="28"/>
+                <w:szCs w:val="28"/>
+                <w:lang w:val="fr-SN"/>
+              </w:rPr>
+            </w:pPr>
+            <w:r>
+              <w:rPr>
+                <w:b/>
+                <w:bCs/>
+                <w:i/>
+                <w:iCs/>
+                <w:color w:val="000000" w:themeColor="text1"/>
+                <w:sz w:val="28"/>
+                <w:szCs w:val="28"/>
+                <w:lang w:val="fr-SN"/>
+              </w:rPr>
+              <w:t>Plusieurs</w:t>
+            </w:r>
+          </w:p>
+        </w:tc>
+        <w:tc>
+          <w:tcPr>
+            <w:tcW w:w="0" w:type="auto"/>
+            <w:tcBorders>
+              <w:top w:val="single" w:sz="6" w:space="0" w:color="DDDDDD"/>
+              <w:left w:val="single" w:sz="6" w:space="0" w:color="DDDDDD"/>
+              <w:bottom w:val="single" w:sz="6" w:space="0" w:color="DDDDDD"/>
+              <w:right w:val="single" w:sz="6" w:space="0" w:color="DDDDDD"/>
+            </w:tcBorders>
+            <w:tcMar>
+              <w:top w:w="120" w:type="dxa"/>
+              <w:left w:w="120" w:type="dxa"/>
+              <w:bottom w:w="120" w:type="dxa"/>
+              <w:right w:w="120" w:type="dxa"/>
+            </w:tcMar>
+            <w:vAlign w:val="center"/>
+            <w:hideMark/>
+          </w:tcPr>
+          <w:p>
+            <w:pPr>
+              <w:rPr>
+                <w:b/>
+                <w:bCs/>
+                <w:i/>
+                <w:iCs/>
+                <w:color w:val="000000" w:themeColor="text1"/>
+                <w:sz w:val="28"/>
+                <w:szCs w:val="28"/>
+                <w:lang w:val="fr-SN"/>
+              </w:rPr>
+            </w:pPr>
+            <w:r>
+              <w:rPr>
+                <w:b/>
+                <w:bCs/>
+                <w:i/>
+                <w:iCs/>
+                <w:color w:val="000000" w:themeColor="text1"/>
+                <w:sz w:val="28"/>
+                <w:szCs w:val="28"/>
+                <w:lang w:val="fr-SN"/>
+              </w:rPr>
+              <w:t>Plusieurs cas représentatifs</w:t>
+            </w:r>
+          </w:p>
+        </w:tc>
+        <w:tc>
+          <w:tcPr>
+            <w:tcW w:w="0" w:type="auto"/>
+            <w:tcBorders>
+              <w:top w:val="single" w:sz="6" w:space="0" w:color="DDDDDD"/>
+              <w:left w:val="single" w:sz="6" w:space="0" w:color="DDDDDD"/>
+              <w:bottom w:val="single" w:sz="6" w:space="0" w:color="DDDDDD"/>
+              <w:right w:val="single" w:sz="6" w:space="0" w:color="DDDDDD"/>
+            </w:tcBorders>
+            <w:tcMar>
+              <w:top w:w="120" w:type="dxa"/>
+              <w:left w:w="120" w:type="dxa"/>
+              <w:bottom w:w="120" w:type="dxa"/>
+              <w:right w:w="120" w:type="dxa"/>
+            </w:tcMar>
+            <w:vAlign w:val="center"/>
+            <w:hideMark/>
+          </w:tcPr>
+          <w:p>
+            <w:pPr>
+              <w:rPr>
+                <w:b/>
+                <w:bCs/>
+                <w:i/>
+                <w:iCs/>
+                <w:color w:val="000000" w:themeColor="text1"/>
+                <w:sz w:val="28"/>
+                <w:szCs w:val="28"/>
+                <w:lang w:val="fr-SN"/>
+              </w:rPr>
+            </w:pPr>
+            <w:proofErr w:type="gramStart"/>
+            <w:r>
+              <w:rPr>
+                <w:b/>
+                <w:bCs/>
+                <w:i/>
+                <w:iCs/>
+                <w:color w:val="000000" w:themeColor="text1"/>
+                <w:sz w:val="28"/>
+                <w:szCs w:val="28"/>
+                <w:lang w:val="fr-SN"/>
+              </w:rPr>
+              <w:t>négatif</w:t>
+            </w:r>
+            <w:proofErr w:type="gramEnd"/>
+          </w:p>
+        </w:tc>
+        <w:tc>
+          <w:tcPr>
+            <w:tcW w:w="0" w:type="auto"/>
+            <w:tcBorders>
+              <w:top w:val="single" w:sz="6" w:space="0" w:color="DDDDDD"/>
+              <w:left w:val="single" w:sz="6" w:space="0" w:color="DDDDDD"/>
+              <w:bottom w:val="single" w:sz="6" w:space="0" w:color="DDDDDD"/>
+              <w:right w:val="single" w:sz="6" w:space="0" w:color="DDDDDD"/>
+            </w:tcBorders>
+            <w:tcMar>
+              <w:top w:w="120" w:type="dxa"/>
+              <w:left w:w="120" w:type="dxa"/>
+              <w:bottom w:w="120" w:type="dxa"/>
+              <w:right w:w="120" w:type="dxa"/>
+            </w:tcMar>
+            <w:vAlign w:val="center"/>
+            <w:hideMark/>
+          </w:tcPr>
+          <w:p>
+            <w:pPr>
+              <w:rPr>
+                <w:b/>
+                <w:bCs/>
+                <w:i/>
+                <w:iCs/>
+                <w:color w:val="000000" w:themeColor="text1"/>
+                <w:sz w:val="28"/>
+                <w:szCs w:val="28"/>
+                <w:lang w:val="fr-SN"/>
+              </w:rPr>
+            </w:pPr>
+            <w:r>
+              <w:rPr>
+                <w:b/>
+                <w:bCs/>
+                <w:i/>
+                <w:iCs/>
+                <w:color w:val="000000" w:themeColor="text1"/>
+                <w:sz w:val="28"/>
+                <w:szCs w:val="28"/>
+                <w:lang w:val="fr-SN"/>
+              </w:rPr>
+              <w:t>Meilleure régularité</w:t>
+            </w:r>
+          </w:p>
+        </w:tc>
+      </w:tr>
+      <w:tr>
+        <w:tc>
+          <w:tcPr>
+            <w:tcW w:w="0" w:type="auto"/>
+            <w:tcBorders>
+              <w:top w:val="single" w:sz="6" w:space="0" w:color="DDDDDD"/>
+              <w:left w:val="single" w:sz="6" w:space="0" w:color="DDDDDD"/>
+              <w:bottom w:val="single" w:sz="6" w:space="0" w:color="DDDDDD"/>
+              <w:right w:val="single" w:sz="6" w:space="0" w:color="DDDDDD"/>
+            </w:tcBorders>
+            <w:tcMar>
+              <w:top w:w="120" w:type="dxa"/>
+              <w:left w:w="120" w:type="dxa"/>
+              <w:bottom w:w="120" w:type="dxa"/>
+              <w:right w:w="120" w:type="dxa"/>
+            </w:tcMar>
+            <w:vAlign w:val="center"/>
+            <w:hideMark/>
+          </w:tcPr>
+          <w:p>
+            <w:pPr>
+              <w:rPr>
+                <w:b/>
+                <w:bCs/>
+                <w:i/>
+                <w:iCs/>
+                <w:color w:val="000000" w:themeColor="text1"/>
+                <w:sz w:val="28"/>
+                <w:szCs w:val="28"/>
+                <w:lang w:val="fr-SN"/>
+              </w:rPr>
+            </w:pPr>
+            <w:r>
+              <w:rPr>
+                <w:b/>
+                <w:bCs/>
+                <w:i/>
+                <w:iCs/>
+                <w:color w:val="000000" w:themeColor="text1"/>
+                <w:sz w:val="28"/>
+                <w:szCs w:val="28"/>
+                <w:lang w:val="fr-SN"/>
+              </w:rPr>
+              <w:t>Prompt structuré</w:t>
+            </w:r>
+          </w:p>
+        </w:tc>
+        <w:tc>
+          <w:tcPr>
+            <w:tcW w:w="0" w:type="auto"/>
+            <w:tcBorders>
+              <w:top w:val="single" w:sz="6" w:space="0" w:color="DDDDDD"/>
+              <w:left w:val="single" w:sz="6" w:space="0" w:color="DDDDDD"/>
+              <w:bottom w:val="single" w:sz="6" w:space="0" w:color="DDDDDD"/>
+              <w:right w:val="single" w:sz="6" w:space="0" w:color="DDDDDD"/>
+            </w:tcBorders>
+            <w:tcMar>
+              <w:top w:w="120" w:type="dxa"/>
+              <w:left w:w="120" w:type="dxa"/>
+              <w:bottom w:w="120" w:type="dxa"/>
+              <w:right w:w="120" w:type="dxa"/>
+            </w:tcMar>
+            <w:vAlign w:val="center"/>
+            <w:hideMark/>
+          </w:tcPr>
+          <w:p>
+            <w:pPr>
+              <w:rPr>
+                <w:b/>
+                <w:bCs/>
+                <w:i/>
+                <w:iCs/>
+                <w:color w:val="000000" w:themeColor="text1"/>
+                <w:sz w:val="28"/>
+                <w:szCs w:val="28"/>
+                <w:lang w:val="fr-SN"/>
+              </w:rPr>
+            </w:pPr>
+            <w:r>
+              <w:rPr>
+                <w:b/>
+                <w:bCs/>
+                <w:i/>
+                <w:iCs/>
+                <w:color w:val="000000" w:themeColor="text1"/>
+                <w:sz w:val="28"/>
+                <w:szCs w:val="28"/>
+                <w:lang w:val="fr-SN"/>
+              </w:rPr>
+              <w:t>Facultatif</w:t>
+            </w:r>
+          </w:p>
+        </w:tc>
+        <w:tc>
+          <w:tcPr>
+            <w:tcW w:w="0" w:type="auto"/>
+            <w:tcBorders>
+              <w:top w:val="single" w:sz="6" w:space="0" w:color="DDDDDD"/>
+              <w:left w:val="single" w:sz="6" w:space="0" w:color="DDDDDD"/>
+              <w:bottom w:val="single" w:sz="6" w:space="0" w:color="DDDDDD"/>
+              <w:right w:val="single" w:sz="6" w:space="0" w:color="DDDDDD"/>
+            </w:tcBorders>
+            <w:tcMar>
+              <w:top w:w="120" w:type="dxa"/>
+              <w:left w:w="120" w:type="dxa"/>
+              <w:bottom w:w="120" w:type="dxa"/>
+              <w:right w:w="120" w:type="dxa"/>
+            </w:tcMar>
+            <w:vAlign w:val="center"/>
+            <w:hideMark/>
+          </w:tcPr>
+          <w:p>
+            <w:pPr>
+              <w:rPr>
+                <w:b/>
+                <w:bCs/>
+                <w:i/>
+                <w:iCs/>
+                <w:color w:val="000000" w:themeColor="text1"/>
+                <w:sz w:val="28"/>
+                <w:szCs w:val="28"/>
+                <w:lang w:val="fr-SN"/>
+              </w:rPr>
+            </w:pPr>
+            <w:r>
+              <w:rPr>
+                <w:b/>
+                <w:bCs/>
+                <w:i/>
+                <w:iCs/>
+                <w:color w:val="000000" w:themeColor="text1"/>
+                <w:sz w:val="28"/>
+                <w:szCs w:val="28"/>
+                <w:lang w:val="fr-SN"/>
+              </w:rPr>
+              <w:t>Rôle, tâche, règles, format</w:t>
+            </w:r>
+          </w:p>
+        </w:tc>
+        <w:tc>
+          <w:tcPr>
+            <w:tcW w:w="0" w:type="auto"/>
+            <w:tcBorders>
+              <w:top w:val="single" w:sz="6" w:space="0" w:color="DDDDDD"/>
+              <w:left w:val="single" w:sz="6" w:space="0" w:color="DDDDDD"/>
+              <w:bottom w:val="single" w:sz="6" w:space="0" w:color="DDDDDD"/>
+              <w:right w:val="single" w:sz="6" w:space="0" w:color="DDDDDD"/>
+            </w:tcBorders>
+            <w:tcMar>
+              <w:top w:w="120" w:type="dxa"/>
+              <w:left w:w="120" w:type="dxa"/>
+              <w:bottom w:w="120" w:type="dxa"/>
+              <w:right w:w="120" w:type="dxa"/>
+            </w:tcMar>
+            <w:vAlign w:val="center"/>
+            <w:hideMark/>
+          </w:tcPr>
+          <w:p>
+            <w:pPr>
+              <w:rPr>
+                <w:b/>
+                <w:bCs/>
+                <w:i/>
+                <w:iCs/>
+                <w:color w:val="000000" w:themeColor="text1"/>
+                <w:sz w:val="28"/>
+                <w:szCs w:val="28"/>
+                <w:lang w:val="fr-SN"/>
+              </w:rPr>
+            </w:pPr>
+            <w:r>
+              <w:rPr>
+                <w:b/>
+                <w:bCs/>
+                <w:i/>
+                <w:iCs/>
+                <w:color w:val="000000" w:themeColor="text1"/>
+                <w:sz w:val="28"/>
+                <w:szCs w:val="28"/>
+                <w:lang w:val="fr-SN"/>
+              </w:rPr>
+              <w:t>Catégorie : négatif + justification</w:t>
+            </w:r>
+          </w:p>
+        </w:tc>
+        <w:tc>
+          <w:tcPr>
+            <w:tcW w:w="0" w:type="auto"/>
+            <w:tcBorders>
+              <w:top w:val="single" w:sz="6" w:space="0" w:color="DDDDDD"/>
+              <w:left w:val="single" w:sz="6" w:space="0" w:color="DDDDDD"/>
+              <w:bottom w:val="single" w:sz="6" w:space="0" w:color="DDDDDD"/>
+              <w:right w:val="single" w:sz="6" w:space="0" w:color="DDDDDD"/>
+            </w:tcBorders>
+            <w:tcMar>
+              <w:top w:w="120" w:type="dxa"/>
+              <w:left w:w="120" w:type="dxa"/>
+              <w:bottom w:w="120" w:type="dxa"/>
+              <w:right w:w="120" w:type="dxa"/>
+            </w:tcMar>
+            <w:vAlign w:val="center"/>
+            <w:hideMark/>
+          </w:tcPr>
+          <w:p>
+            <w:pPr>
+              <w:rPr>
+                <w:b/>
+                <w:bCs/>
+                <w:i/>
+                <w:iCs/>
+                <w:color w:val="000000" w:themeColor="text1"/>
+                <w:sz w:val="28"/>
+                <w:szCs w:val="28"/>
+                <w:lang w:val="fr-SN"/>
+              </w:rPr>
+            </w:pPr>
+            <w:r>
+              <w:rPr>
+                <w:b/>
+                <w:bCs/>
+                <w:i/>
+                <w:iCs/>
+                <w:color w:val="000000" w:themeColor="text1"/>
+                <w:sz w:val="28"/>
+                <w:szCs w:val="28"/>
+                <w:lang w:val="fr-SN"/>
+              </w:rPr>
+              <w:t>Réduit les ambiguïtés</w:t>
+            </w:r>
+          </w:p>
+        </w:tc>
+      </w:tr>
+    </w:tbl>
     <w:p>
       <w:pPr>
         <w:rPr>
@@ -2077,7 +3376,6 @@
           <w:szCs w:val="28"/>
           <w:lang w:val="fr-SN"/>
         </w:rPr>
-        <w:lastRenderedPageBreak/>
         <w:t>- faible : problème ponctuel et limité.</w:t>
       </w:r>
     </w:p>

--- a/ai-business_assistant/ficher_assistant.docx
+++ b/ai-business_assistant/ficher_assistant.docx
@@ -3112,9 +3112,191 @@
       </w:r>
       <w:r>
         <w:rPr>
-          <w:lang w:val="fr-SN"/>
-        </w:rPr>
-        <w:t xml:space="preserve"> </w:t>
+          <w:color w:val="000000" w:themeColor="text1"/>
+          <w:sz w:val="28"/>
+          <w:szCs w:val="28"/>
+          <w:lang w:val="fr-SN"/>
+        </w:rPr>
+        <w:t>1. Identifier les problèmes explicitement mentionnés.</w:t>
+      </w:r>
+    </w:p>
+    <w:p>
+      <w:pPr>
+        <w:ind w:left="283"/>
+        <w:rPr>
+          <w:color w:val="000000" w:themeColor="text1"/>
+          <w:sz w:val="28"/>
+          <w:szCs w:val="28"/>
+          <w:lang w:val="fr-SN"/>
+        </w:rPr>
+      </w:pPr>
+      <w:r>
+        <w:rPr>
+          <w:color w:val="000000" w:themeColor="text1"/>
+          <w:sz w:val="28"/>
+          <w:szCs w:val="28"/>
+          <w:lang w:val="fr-SN"/>
+        </w:rPr>
+        <w:lastRenderedPageBreak/>
+        <w:t>2. Regrouper les problèmes similaires.</w:t>
+      </w:r>
+    </w:p>
+    <w:p>
+      <w:pPr>
+        <w:ind w:left="283"/>
+        <w:rPr>
+          <w:color w:val="000000" w:themeColor="text1"/>
+          <w:sz w:val="28"/>
+          <w:szCs w:val="28"/>
+          <w:lang w:val="fr-SN"/>
+        </w:rPr>
+      </w:pPr>
+      <w:r>
+        <w:rPr>
+          <w:color w:val="000000" w:themeColor="text1"/>
+          <w:sz w:val="28"/>
+          <w:szCs w:val="28"/>
+          <w:lang w:val="fr-SN"/>
+        </w:rPr>
+        <w:t>3. Compter le nombre d’avis associés à chaque problème.</w:t>
+      </w:r>
+    </w:p>
+    <w:p>
+      <w:pPr>
+        <w:ind w:left="283"/>
+        <w:rPr>
+          <w:color w:val="000000" w:themeColor="text1"/>
+          <w:sz w:val="28"/>
+          <w:szCs w:val="28"/>
+          <w:lang w:val="fr-SN"/>
+        </w:rPr>
+      </w:pPr>
+      <w:r>
+        <w:rPr>
+          <w:color w:val="000000" w:themeColor="text1"/>
+          <w:sz w:val="28"/>
+          <w:szCs w:val="28"/>
+          <w:lang w:val="fr-SN"/>
+        </w:rPr>
+        <w:t>4. Classer les problèmes par priorité.</w:t>
+      </w:r>
+    </w:p>
+    <w:p>
+      <w:pPr>
+        <w:ind w:left="283"/>
+        <w:rPr>
+          <w:color w:val="000000" w:themeColor="text1"/>
+          <w:sz w:val="28"/>
+          <w:szCs w:val="28"/>
+          <w:lang w:val="fr-SN"/>
+        </w:rPr>
+      </w:pPr>
+      <w:r>
+        <w:rPr>
+          <w:color w:val="000000" w:themeColor="text1"/>
+          <w:sz w:val="28"/>
+          <w:szCs w:val="28"/>
+          <w:lang w:val="fr-SN"/>
+        </w:rPr>
+        <w:t xml:space="preserve">5. Proposer une recommandation concrète pour chaque </w:t>
+      </w:r>
+      <w:proofErr w:type="gramStart"/>
+      <w:r>
+        <w:rPr>
+          <w:color w:val="000000" w:themeColor="text1"/>
+          <w:sz w:val="28"/>
+          <w:szCs w:val="28"/>
+          <w:lang w:val="fr-SN"/>
+        </w:rPr>
+        <w:t>problème.</w:t>
+      </w:r>
+      <w:r>
+        <w:rPr>
+          <w:color w:val="000000" w:themeColor="text1"/>
+          <w:sz w:val="28"/>
+          <w:szCs w:val="28"/>
+          <w:lang w:val="fr-SN"/>
+        </w:rPr>
+        <w:t>`</w:t>
+      </w:r>
+      <w:proofErr w:type="gramEnd"/>
+      <w:r>
+        <w:rPr>
+          <w:color w:val="000000" w:themeColor="text1"/>
+          <w:sz w:val="28"/>
+          <w:szCs w:val="28"/>
+          <w:lang w:val="fr-SN"/>
+        </w:rPr>
+        <w:t>``</w:t>
+      </w:r>
+    </w:p>
+    <w:p>
+      <w:pPr>
+        <w:ind w:left="283"/>
+        <w:rPr>
+          <w:color w:val="000000" w:themeColor="text1"/>
+          <w:sz w:val="28"/>
+          <w:szCs w:val="28"/>
+          <w:lang w:val="fr-SN"/>
+        </w:rPr>
+      </w:pPr>
+      <w:r>
+        <w:rPr>
+          <w:color w:val="000000" w:themeColor="text1"/>
+          <w:sz w:val="28"/>
+          <w:szCs w:val="28"/>
+          <w:lang w:val="fr-SN"/>
+        </w:rPr>
+        <w:tab/>
+      </w:r>
+      <w:r>
+        <w:rPr>
+          <w:color w:val="806000" w:themeColor="accent4" w:themeShade="80"/>
+          <w:sz w:val="28"/>
+          <w:szCs w:val="28"/>
+          <w:lang w:val="fr-SN"/>
+        </w:rPr>
+        <w:t xml:space="preserve">Question 2 : </w:t>
+      </w:r>
+    </w:p>
+    <w:p>
+      <w:pPr>
+        <w:ind w:left="283"/>
+        <w:rPr>
+          <w:color w:val="000000" w:themeColor="text1"/>
+          <w:sz w:val="28"/>
+          <w:szCs w:val="28"/>
+          <w:lang w:val="fr-SN"/>
+        </w:rPr>
+      </w:pPr>
+      <w:r>
+        <w:rPr>
+          <w:color w:val="000000" w:themeColor="text1"/>
+          <w:sz w:val="28"/>
+          <w:szCs w:val="28"/>
+          <w:lang w:val="fr-SN"/>
+        </w:rPr>
+        <w:t>Premier Prompt d’analyse :</w:t>
+      </w:r>
+    </w:p>
+    <w:p>
+      <w:pPr>
+        <w:ind w:left="283"/>
+        <w:rPr>
+          <w:color w:val="000000" w:themeColor="text1"/>
+          <w:sz w:val="28"/>
+          <w:szCs w:val="28"/>
+          <w:lang w:val="fr-SN"/>
+        </w:rPr>
+      </w:pPr>
+      <w:r>
+        <w:rPr>
+          <w:color w:val="4472C4" w:themeColor="accent1"/>
+          <w:sz w:val="28"/>
+          <w:szCs w:val="28"/>
+          <w:lang w:val="fr-SN"/>
+        </w:rPr>
+        <w:t xml:space="preserve">``` </w:t>
       </w:r>
       <w:r>
         <w:rPr>
@@ -3136,6 +3318,15 @@
           <w:lang w:val="fr-SN"/>
         </w:rPr>
       </w:pPr>
+      <w:r>
+        <w:rPr>
+          <w:color w:val="000000" w:themeColor="text1"/>
+          <w:sz w:val="28"/>
+          <w:szCs w:val="28"/>
+          <w:lang w:val="fr-SN"/>
+        </w:rPr>
+        <w:t>Analyse uniquement les quatre avis fournis ci-dessous.</w:t>
+      </w:r>
     </w:p>
     <w:p>
       <w:pPr>
@@ -3154,7 +3345,7 @@
           <w:szCs w:val="28"/>
           <w:lang w:val="fr-SN"/>
         </w:rPr>
-        <w:t>Analyse uniquement les cinq avis fournis ci-dessous.</w:t>
+        <w:t>Objectifs :</w:t>
       </w:r>
     </w:p>
     <w:p>
@@ -3167,6 +3358,15 @@
           <w:lang w:val="fr-SN"/>
         </w:rPr>
       </w:pPr>
+      <w:r>
+        <w:rPr>
+          <w:color w:val="000000" w:themeColor="text1"/>
+          <w:sz w:val="28"/>
+          <w:szCs w:val="28"/>
+          <w:lang w:val="fr-SN"/>
+        </w:rPr>
+        <w:t>1. Identifier les problèmes explicitement mentionnés.</w:t>
+      </w:r>
     </w:p>
     <w:p>
       <w:pPr>
@@ -3185,7 +3385,7 @@
           <w:szCs w:val="28"/>
           <w:lang w:val="fr-SN"/>
         </w:rPr>
-        <w:t>Objectifs :</w:t>
+        <w:t>2. Regrouper les problèmes similaires.</w:t>
       </w:r>
     </w:p>
     <w:p>
@@ -3205,7 +3405,7 @@
           <w:szCs w:val="28"/>
           <w:lang w:val="fr-SN"/>
         </w:rPr>
-        <w:t>1. Identifier les problèmes explicitement mentionnés.</w:t>
+        <w:t>3. Compter le nombre d’avis associés à chaque problème.</w:t>
       </w:r>
     </w:p>
     <w:p>
@@ -3225,7 +3425,7 @@
           <w:szCs w:val="28"/>
           <w:lang w:val="fr-SN"/>
         </w:rPr>
-        <w:t>2. Regrouper les problèmes similaires.</w:t>
+        <w:t>4. Classer les problèmes par priorité.</w:t>
       </w:r>
     </w:p>
     <w:p>
@@ -3245,7 +3445,7 @@
           <w:szCs w:val="28"/>
           <w:lang w:val="fr-SN"/>
         </w:rPr>
-        <w:t>3. Compter le nombre d’avis associés à chaque problème.</w:t>
+        <w:t>5. Proposer une recommandation concrète pour chaque problème.</w:t>
       </w:r>
     </w:p>
     <w:p>
@@ -3258,15 +3458,6 @@
           <w:lang w:val="fr-SN"/>
         </w:rPr>
       </w:pPr>
-      <w:r>
-        <w:rPr>
-          <w:color w:val="000000" w:themeColor="text1"/>
-          <w:sz w:val="28"/>
-          <w:szCs w:val="28"/>
-          <w:lang w:val="fr-SN"/>
-        </w:rPr>
-        <w:t>4. Classer les problèmes par priorité.</w:t>
-      </w:r>
     </w:p>
     <w:p>
       <w:pPr>
@@ -3285,7 +3476,7 @@
           <w:szCs w:val="28"/>
           <w:lang w:val="fr-SN"/>
         </w:rPr>
-        <w:t>5. Proposer une recommandation concrète pour chaque problème.</w:t>
+        <w:t>Règles de priorité :</w:t>
       </w:r>
     </w:p>
     <w:p>
@@ -3298,6 +3489,15 @@
           <w:lang w:val="fr-SN"/>
         </w:rPr>
       </w:pPr>
+      <w:r>
+        <w:rPr>
+          <w:color w:val="000000" w:themeColor="text1"/>
+          <w:sz w:val="28"/>
+          <w:szCs w:val="28"/>
+          <w:lang w:val="fr-SN"/>
+        </w:rPr>
+        <w:t>- élevée : problème répété ou ayant un impact important ;</w:t>
+      </w:r>
     </w:p>
     <w:p>
       <w:pPr>
@@ -3316,7 +3516,7 @@
           <w:szCs w:val="28"/>
           <w:lang w:val="fr-SN"/>
         </w:rPr>
-        <w:t>Règles de priorité :</w:t>
+        <w:t>- moyenne : problème réel mais moins fréquent ou moins grave ;</w:t>
       </w:r>
     </w:p>
     <w:p>
@@ -3336,7 +3536,7 @@
           <w:szCs w:val="28"/>
           <w:lang w:val="fr-SN"/>
         </w:rPr>
-        <w:t>- élevée : problème répété ou ayant un impact important ;</w:t>
+        <w:t>- faible : problème ponctuel et limité.</w:t>
       </w:r>
     </w:p>
     <w:p>
@@ -3349,15 +3549,6 @@
           <w:lang w:val="fr-SN"/>
         </w:rPr>
       </w:pPr>
-      <w:r>
-        <w:rPr>
-          <w:color w:val="000000" w:themeColor="text1"/>
-          <w:sz w:val="28"/>
-          <w:szCs w:val="28"/>
-          <w:lang w:val="fr-SN"/>
-        </w:rPr>
-        <w:t>- moyenne : problème réel mais moins fréquent ou moins grave ;</w:t>
-      </w:r>
     </w:p>
     <w:p>
       <w:pPr>
@@ -3376,7 +3567,7 @@
           <w:szCs w:val="28"/>
           <w:lang w:val="fr-SN"/>
         </w:rPr>
-        <w:t>- faible : problème ponctuel et limité.</w:t>
+        <w:t>Contraintes :</w:t>
       </w:r>
     </w:p>
     <w:p>
@@ -3389,6 +3580,15 @@
           <w:lang w:val="fr-SN"/>
         </w:rPr>
       </w:pPr>
+      <w:r>
+        <w:rPr>
+          <w:color w:val="000000" w:themeColor="text1"/>
+          <w:sz w:val="28"/>
+          <w:szCs w:val="28"/>
+          <w:lang w:val="fr-SN"/>
+        </w:rPr>
+        <w:t>- Réponds avec un tableau.</w:t>
+      </w:r>
     </w:p>
     <w:p>
       <w:pPr>
@@ -3407,7 +3607,7 @@
           <w:szCs w:val="28"/>
           <w:lang w:val="fr-SN"/>
         </w:rPr>
-        <w:t>Contraintes :</w:t>
+        <w:t>- N’invente aucune information.</w:t>
       </w:r>
     </w:p>
     <w:p>
@@ -3427,7 +3627,7 @@
           <w:szCs w:val="28"/>
           <w:lang w:val="fr-SN"/>
         </w:rPr>
-        <w:t>- N’invente aucune information.</w:t>
+        <w:t>- Ne déduis pas la cause d’un problème si elle n’est pas écrite.</w:t>
       </w:r>
     </w:p>
     <w:p>
@@ -3447,7 +3647,7 @@
           <w:szCs w:val="28"/>
           <w:lang w:val="fr-SN"/>
         </w:rPr>
-        <w:t>- Ne déduis pas la cause d’un problème si elle n’est pas écrite.</w:t>
+        <w:t>- Ne retiens que les problèmes présents dans les avis.</w:t>
       </w:r>
     </w:p>
     <w:p>
@@ -3467,7 +3667,7 @@
           <w:szCs w:val="28"/>
           <w:lang w:val="fr-SN"/>
         </w:rPr>
-        <w:t>- Ne retiens que les problèmes présents dans les avis.</w:t>
+        <w:t>- Utilise uniquement les priorités : élevée, moyenne, faible.</w:t>
       </w:r>
     </w:p>
     <w:p>
@@ -3487,7 +3687,8 @@
           <w:szCs w:val="28"/>
           <w:lang w:val="fr-SN"/>
         </w:rPr>
-        <w:t>- Utilise uniquement les priorités : élevée, moyenne, faible.</w:t>
+        <w:lastRenderedPageBreak/>
+        <w:t>- Utilise exactement ces colonnes :</w:t>
       </w:r>
     </w:p>
     <w:p>
@@ -3507,7 +3708,7 @@
           <w:szCs w:val="28"/>
           <w:lang w:val="fr-SN"/>
         </w:rPr>
-        <w:t>- Réponds avec un tableau.</w:t>
+        <w:t xml:space="preserve">  Problème | Avis concernés | Fréquence | Priorité | Recommandation</w:t>
       </w:r>
     </w:p>
     <w:p>
@@ -3527,7 +3728,7 @@
           <w:szCs w:val="28"/>
           <w:lang w:val="fr-SN"/>
         </w:rPr>
-        <w:t>- Utilise exactement ces colonnes :</w:t>
+        <w:t>Avis à analyser :</w:t>
       </w:r>
     </w:p>
     <w:p>
@@ -3540,15 +3741,6 @@
           <w:lang w:val="fr-SN"/>
         </w:rPr>
       </w:pPr>
-      <w:r>
-        <w:rPr>
-          <w:color w:val="000000" w:themeColor="text1"/>
-          <w:sz w:val="28"/>
-          <w:szCs w:val="28"/>
-          <w:lang w:val="fr-SN"/>
-        </w:rPr>
-        <w:t xml:space="preserve">  Problème | Avis concernés | Fréquence | Priorité | Recommandation</w:t>
-      </w:r>
     </w:p>
     <w:p>
       <w:pPr>
@@ -3567,7 +3759,7 @@
           <w:szCs w:val="28"/>
           <w:lang w:val="fr-SN"/>
         </w:rPr>
-        <w:t>- Termine par une phrase indiquant la principale limite de l’analyse.</w:t>
+        <w:t>Avis 1 :</w:t>
       </w:r>
     </w:p>
     <w:p>
@@ -3580,6 +3772,15 @@
           <w:lang w:val="fr-SN"/>
         </w:rPr>
       </w:pPr>
+      <w:r>
+        <w:rPr>
+          <w:color w:val="000000" w:themeColor="text1"/>
+          <w:sz w:val="28"/>
+          <w:szCs w:val="28"/>
+          <w:lang w:val="fr-SN"/>
+        </w:rPr>
+        <w:t>« Le service client répond rapidement et le personnel est poli. »</w:t>
+      </w:r>
     </w:p>
     <w:p>
       <w:pPr>
@@ -3598,7 +3799,7 @@
           <w:szCs w:val="28"/>
           <w:lang w:val="fr-SN"/>
         </w:rPr>
-        <w:t>Avis à analyser :</w:t>
+        <w:t xml:space="preserve">     Avis 2 :</w:t>
       </w:r>
     </w:p>
     <w:p>
@@ -3611,6 +3812,15 @@
           <w:lang w:val="fr-SN"/>
         </w:rPr>
       </w:pPr>
+      <w:r>
+        <w:rPr>
+          <w:color w:val="000000" w:themeColor="text1"/>
+          <w:sz w:val="28"/>
+          <w:szCs w:val="28"/>
+          <w:lang w:val="fr-SN"/>
+        </w:rPr>
+        <w:t xml:space="preserve"> « La livraison est souvent en retard et le suivi de commande n’est pas mis à    jour. »</w:t>
+      </w:r>
     </w:p>
     <w:p>
       <w:pPr>
@@ -3629,7 +3839,7 @@
           <w:szCs w:val="28"/>
           <w:lang w:val="fr-SN"/>
         </w:rPr>
-        <w:t>Avis 1 :</w:t>
+        <w:t>Avis 3 :</w:t>
       </w:r>
     </w:p>
     <w:p>
@@ -3649,7 +3859,7 @@
           <w:szCs w:val="28"/>
           <w:lang w:val="fr-SN"/>
         </w:rPr>
-        <w:t>« Le service client répond rapidement et le personnel est poli. »</w:t>
+        <w:t>« La livraison est encore arrivée en retard. Le colis était cependant bien emballé. »</w:t>
       </w:r>
     </w:p>
     <w:p>
@@ -3662,206 +3872,4106 @@
           <w:lang w:val="fr-SN"/>
         </w:rPr>
       </w:pPr>
+      <w:r>
+        <w:rPr>
+          <w:color w:val="000000" w:themeColor="text1"/>
+          <w:sz w:val="28"/>
+          <w:szCs w:val="28"/>
+          <w:lang w:val="fr-SN"/>
+        </w:rPr>
+        <w:t>Avis 4 :</w:t>
+      </w:r>
     </w:p>
     <w:p>
       <w:pPr>
         <w:ind w:left="283"/>
         <w:rPr>
-          <w:color w:val="000000" w:themeColor="text1"/>
-          <w:sz w:val="28"/>
-          <w:szCs w:val="28"/>
-          <w:lang w:val="fr-SN"/>
-        </w:rPr>
-      </w:pPr>
-      <w:r>
-        <w:rPr>
-          <w:color w:val="000000" w:themeColor="text1"/>
-          <w:sz w:val="28"/>
-          <w:szCs w:val="28"/>
-          <w:lang w:val="fr-SN"/>
-        </w:rPr>
-        <w:t>Avis 2 :</w:t>
+          <w:color w:val="4472C4" w:themeColor="accent1"/>
+          <w:sz w:val="28"/>
+          <w:szCs w:val="28"/>
+          <w:lang w:val="fr-SN"/>
+        </w:rPr>
+      </w:pPr>
+      <w:r>
+        <w:rPr>
+          <w:color w:val="000000" w:themeColor="text1"/>
+          <w:sz w:val="28"/>
+          <w:szCs w:val="28"/>
+          <w:lang w:val="fr-SN"/>
+        </w:rPr>
+        <w:t xml:space="preserve">« L’application est difficile à utiliser et le service client ne répond toujours </w:t>
+      </w:r>
+      <w:proofErr w:type="gramStart"/>
+      <w:r>
+        <w:rPr>
+          <w:color w:val="000000" w:themeColor="text1"/>
+          <w:sz w:val="28"/>
+          <w:szCs w:val="28"/>
+          <w:lang w:val="fr-SN"/>
+        </w:rPr>
+        <w:t>pas»</w:t>
+      </w:r>
+      <w:r>
+        <w:rPr>
+          <w:color w:val="4472C4" w:themeColor="accent1"/>
+          <w:sz w:val="28"/>
+          <w:szCs w:val="28"/>
+          <w:lang w:val="fr-SN"/>
+        </w:rPr>
+        <w:t>`</w:t>
+      </w:r>
+      <w:proofErr w:type="gramEnd"/>
+      <w:r>
+        <w:rPr>
+          <w:color w:val="4472C4" w:themeColor="accent1"/>
+          <w:sz w:val="28"/>
+          <w:szCs w:val="28"/>
+          <w:lang w:val="fr-SN"/>
+        </w:rPr>
+        <w:t>``</w:t>
       </w:r>
     </w:p>
     <w:p>
       <w:pPr>
         <w:ind w:left="283"/>
         <w:rPr>
-          <w:color w:val="000000" w:themeColor="text1"/>
-          <w:sz w:val="28"/>
-          <w:szCs w:val="28"/>
-          <w:lang w:val="fr-SN"/>
-        </w:rPr>
-      </w:pPr>
-      <w:r>
-        <w:rPr>
-          <w:color w:val="000000" w:themeColor="text1"/>
-          <w:sz w:val="28"/>
-          <w:szCs w:val="28"/>
-          <w:lang w:val="fr-SN"/>
-        </w:rPr>
-        <w:t>« La livraison est souvent en retard et le suivi de commande n’est pas mis à jour. »</w:t>
+          <w:b/>
+          <w:bCs/>
+          <w:color w:val="4472C4" w:themeColor="accent1"/>
+          <w:sz w:val="28"/>
+          <w:szCs w:val="28"/>
+          <w:lang w:val="fr-SN"/>
+        </w:rPr>
+      </w:pPr>
+      <w:r>
+        <w:rPr>
+          <w:b/>
+          <w:bCs/>
+          <w:color w:val="4472C4" w:themeColor="accent1"/>
+          <w:sz w:val="28"/>
+          <w:szCs w:val="28"/>
+          <w:lang w:val="fr-SN"/>
+        </w:rPr>
+        <w:t>Réponse</w:t>
+      </w:r>
+      <w:r>
+        <w:rPr>
+          <w:b/>
+          <w:bCs/>
+          <w:color w:val="4472C4" w:themeColor="accent1"/>
+          <w:sz w:val="28"/>
+          <w:szCs w:val="28"/>
+          <w:lang w:val="fr-SN"/>
+        </w:rPr>
+        <w:t xml:space="preserve"> du LLM : </w:t>
       </w:r>
     </w:p>
     <w:p>
       <w:pPr>
         <w:ind w:left="283"/>
         <w:rPr>
-          <w:color w:val="000000" w:themeColor="text1"/>
-          <w:sz w:val="28"/>
-          <w:szCs w:val="28"/>
-          <w:lang w:val="fr-SN"/>
-        </w:rPr>
-      </w:pPr>
-    </w:p>
-    <w:p>
-      <w:pPr>
-        <w:ind w:left="283"/>
-        <w:rPr>
-          <w:color w:val="000000" w:themeColor="text1"/>
-          <w:sz w:val="28"/>
-          <w:szCs w:val="28"/>
-          <w:lang w:val="fr-SN"/>
-        </w:rPr>
-      </w:pPr>
-      <w:r>
-        <w:rPr>
-          <w:color w:val="000000" w:themeColor="text1"/>
-          <w:sz w:val="28"/>
-          <w:szCs w:val="28"/>
-          <w:lang w:val="fr-SN"/>
-        </w:rPr>
-        <w:t>Avis 3 :</w:t>
-      </w:r>
-    </w:p>
-    <w:p>
-      <w:pPr>
-        <w:ind w:left="283"/>
-        <w:rPr>
-          <w:color w:val="000000" w:themeColor="text1"/>
-          <w:sz w:val="28"/>
-          <w:szCs w:val="28"/>
-          <w:lang w:val="fr-SN"/>
-        </w:rPr>
-      </w:pPr>
-      <w:r>
-        <w:rPr>
-          <w:color w:val="000000" w:themeColor="text1"/>
-          <w:sz w:val="28"/>
-          <w:szCs w:val="28"/>
-          <w:lang w:val="fr-SN"/>
-        </w:rPr>
-        <w:t>« Le produit est de bonne qualité, mais l’application plante régulièrement. »</w:t>
-      </w:r>
-    </w:p>
-    <w:p>
-      <w:pPr>
-        <w:ind w:left="283"/>
-        <w:rPr>
-          <w:color w:val="000000" w:themeColor="text1"/>
-          <w:sz w:val="28"/>
-          <w:szCs w:val="28"/>
-          <w:lang w:val="fr-SN"/>
-        </w:rPr>
-      </w:pPr>
-    </w:p>
-    <w:p>
-      <w:pPr>
-        <w:ind w:left="283"/>
-        <w:rPr>
-          <w:color w:val="000000" w:themeColor="text1"/>
-          <w:sz w:val="28"/>
-          <w:szCs w:val="28"/>
-          <w:lang w:val="fr-SN"/>
-        </w:rPr>
-      </w:pPr>
-      <w:r>
-        <w:rPr>
-          <w:color w:val="000000" w:themeColor="text1"/>
-          <w:sz w:val="28"/>
-          <w:szCs w:val="28"/>
-          <w:lang w:val="fr-SN"/>
-        </w:rPr>
-        <w:t>Avis 4 :</w:t>
-      </w:r>
-    </w:p>
-    <w:p>
-      <w:pPr>
-        <w:ind w:left="283"/>
-        <w:rPr>
-          <w:color w:val="000000" w:themeColor="text1"/>
-          <w:sz w:val="28"/>
-          <w:szCs w:val="28"/>
-          <w:lang w:val="fr-SN"/>
-        </w:rPr>
-      </w:pPr>
-      <w:r>
-        <w:rPr>
-          <w:color w:val="000000" w:themeColor="text1"/>
-          <w:sz w:val="28"/>
-          <w:szCs w:val="28"/>
-          <w:lang w:val="fr-SN"/>
-        </w:rPr>
-        <w:t>« La livraison est encore arrivée en retard. Le colis était cependant bien emballé. »</w:t>
-      </w:r>
-    </w:p>
-    <w:p>
-      <w:pPr>
-        <w:ind w:left="283"/>
-        <w:rPr>
-          <w:color w:val="000000" w:themeColor="text1"/>
-          <w:sz w:val="28"/>
-          <w:szCs w:val="28"/>
-          <w:lang w:val="fr-SN"/>
-        </w:rPr>
-      </w:pPr>
-    </w:p>
-    <w:p>
-      <w:pPr>
-        <w:ind w:left="283"/>
-        <w:rPr>
-          <w:color w:val="000000" w:themeColor="text1"/>
-          <w:sz w:val="28"/>
-          <w:szCs w:val="28"/>
-          <w:lang w:val="fr-SN"/>
-        </w:rPr>
-      </w:pPr>
-      <w:r>
-        <w:rPr>
-          <w:color w:val="000000" w:themeColor="text1"/>
-          <w:sz w:val="28"/>
-          <w:szCs w:val="28"/>
-          <w:lang w:val="fr-SN"/>
-        </w:rPr>
-        <w:t>Avis 5 :</w:t>
-      </w:r>
-    </w:p>
-    <w:p>
-      <w:pPr>
-        <w:ind w:left="283"/>
-        <w:rPr>
-          <w:color w:val="000000" w:themeColor="text1"/>
-          <w:sz w:val="28"/>
-          <w:szCs w:val="28"/>
-          <w:lang w:val="fr-SN"/>
-        </w:rPr>
-      </w:pPr>
-      <w:r>
-        <w:rPr>
-          <w:color w:val="000000" w:themeColor="text1"/>
-          <w:sz w:val="28"/>
-          <w:szCs w:val="28"/>
-          <w:lang w:val="fr-SN"/>
-        </w:rPr>
-        <w:t>« L’application est difficile à utiliser et le service client ne répond pas toujours. »</w:t>
-      </w:r>
-    </w:p>
-    <w:p>
-      <w:pPr>
-        <w:rPr>
-          <w:color w:val="000000" w:themeColor="text1"/>
-          <w:sz w:val="28"/>
-          <w:szCs w:val="28"/>
+          <w:b/>
+          <w:bCs/>
+          <w:color w:val="4472C4" w:themeColor="accent1"/>
+          <w:sz w:val="28"/>
+          <w:szCs w:val="28"/>
+          <w:lang w:val="fr-SN"/>
+        </w:rPr>
+      </w:pPr>
+    </w:p>
+    <w:tbl>
+      <w:tblPr>
+        <w:tblW w:w="5000" w:type="pct"/>
+        <w:tblCellMar>
+          <w:top w:w="15" w:type="dxa"/>
+          <w:left w:w="15" w:type="dxa"/>
+          <w:bottom w:w="15" w:type="dxa"/>
+          <w:right w:w="15" w:type="dxa"/>
+        </w:tblCellMar>
+        <w:tblLook w:val="04A0" w:firstRow="1" w:lastRow="0" w:firstColumn="1" w:lastColumn="0" w:noHBand="0" w:noVBand="1"/>
+      </w:tblPr>
+      <w:tblGrid>
+        <w:gridCol w:w="2081"/>
+        <w:gridCol w:w="1421"/>
+        <w:gridCol w:w="1392"/>
+        <w:gridCol w:w="1301"/>
+        <w:gridCol w:w="2861"/>
+      </w:tblGrid>
+      <w:tr>
+        <w:trPr>
+          <w:tblHeader/>
+        </w:trPr>
+        <w:tc>
+          <w:tcPr>
+            <w:tcW w:w="0" w:type="auto"/>
+            <w:tcBorders>
+              <w:top w:val="single" w:sz="6" w:space="0" w:color="DDDDDD"/>
+              <w:left w:val="single" w:sz="6" w:space="0" w:color="DDDDDD"/>
+              <w:bottom w:val="single" w:sz="6" w:space="0" w:color="DDDDDD"/>
+              <w:right w:val="single" w:sz="6" w:space="0" w:color="DDDDDD"/>
+            </w:tcBorders>
+            <w:shd w:val="clear" w:color="auto" w:fill="F2F2F2"/>
+            <w:tcMar>
+              <w:top w:w="120" w:type="dxa"/>
+              <w:left w:w="120" w:type="dxa"/>
+              <w:bottom w:w="120" w:type="dxa"/>
+              <w:right w:w="120" w:type="dxa"/>
+            </w:tcMar>
+            <w:vAlign w:val="center"/>
+            <w:hideMark/>
+          </w:tcPr>
+          <w:p>
+            <w:pPr>
+              <w:ind w:left="283"/>
+              <w:rPr>
+                <w:b/>
+                <w:bCs/>
+                <w:color w:val="4472C4" w:themeColor="accent1"/>
+                <w:sz w:val="20"/>
+                <w:szCs w:val="20"/>
+                <w:lang w:val="fr-SN"/>
+              </w:rPr>
+            </w:pPr>
+            <w:r>
+              <w:rPr>
+                <w:b/>
+                <w:bCs/>
+                <w:color w:val="4472C4" w:themeColor="accent1"/>
+                <w:sz w:val="20"/>
+                <w:szCs w:val="20"/>
+                <w:lang w:val="fr-SN"/>
+              </w:rPr>
+              <w:t>Problème</w:t>
+            </w:r>
+          </w:p>
+        </w:tc>
+        <w:tc>
+          <w:tcPr>
+            <w:tcW w:w="0" w:type="auto"/>
+            <w:tcBorders>
+              <w:top w:val="single" w:sz="6" w:space="0" w:color="DDDDDD"/>
+              <w:left w:val="single" w:sz="6" w:space="0" w:color="DDDDDD"/>
+              <w:bottom w:val="single" w:sz="6" w:space="0" w:color="DDDDDD"/>
+              <w:right w:val="single" w:sz="6" w:space="0" w:color="DDDDDD"/>
+            </w:tcBorders>
+            <w:shd w:val="clear" w:color="auto" w:fill="F2F2F2"/>
+            <w:tcMar>
+              <w:top w:w="120" w:type="dxa"/>
+              <w:left w:w="120" w:type="dxa"/>
+              <w:bottom w:w="120" w:type="dxa"/>
+              <w:right w:w="120" w:type="dxa"/>
+            </w:tcMar>
+            <w:vAlign w:val="center"/>
+            <w:hideMark/>
+          </w:tcPr>
+          <w:p>
+            <w:pPr>
+              <w:ind w:left="283"/>
+              <w:rPr>
+                <w:b/>
+                <w:bCs/>
+                <w:color w:val="4472C4" w:themeColor="accent1"/>
+                <w:sz w:val="20"/>
+                <w:szCs w:val="20"/>
+                <w:lang w:val="fr-SN"/>
+              </w:rPr>
+            </w:pPr>
+            <w:r>
+              <w:rPr>
+                <w:b/>
+                <w:bCs/>
+                <w:color w:val="4472C4" w:themeColor="accent1"/>
+                <w:sz w:val="20"/>
+                <w:szCs w:val="20"/>
+                <w:lang w:val="fr-SN"/>
+              </w:rPr>
+              <w:t>Avis concernés</w:t>
+            </w:r>
+          </w:p>
+        </w:tc>
+        <w:tc>
+          <w:tcPr>
+            <w:tcW w:w="0" w:type="auto"/>
+            <w:tcBorders>
+              <w:top w:val="single" w:sz="6" w:space="0" w:color="DDDDDD"/>
+              <w:left w:val="single" w:sz="6" w:space="0" w:color="DDDDDD"/>
+              <w:bottom w:val="single" w:sz="6" w:space="0" w:color="DDDDDD"/>
+              <w:right w:val="single" w:sz="6" w:space="0" w:color="DDDDDD"/>
+            </w:tcBorders>
+            <w:shd w:val="clear" w:color="auto" w:fill="F2F2F2"/>
+            <w:tcMar>
+              <w:top w:w="120" w:type="dxa"/>
+              <w:left w:w="120" w:type="dxa"/>
+              <w:bottom w:w="120" w:type="dxa"/>
+              <w:right w:w="120" w:type="dxa"/>
+            </w:tcMar>
+            <w:vAlign w:val="center"/>
+            <w:hideMark/>
+          </w:tcPr>
+          <w:p>
+            <w:pPr>
+              <w:ind w:left="283"/>
+              <w:rPr>
+                <w:b/>
+                <w:bCs/>
+                <w:color w:val="4472C4" w:themeColor="accent1"/>
+                <w:sz w:val="20"/>
+                <w:szCs w:val="20"/>
+                <w:lang w:val="fr-SN"/>
+              </w:rPr>
+            </w:pPr>
+            <w:r>
+              <w:rPr>
+                <w:b/>
+                <w:bCs/>
+                <w:color w:val="4472C4" w:themeColor="accent1"/>
+                <w:sz w:val="20"/>
+                <w:szCs w:val="20"/>
+                <w:lang w:val="fr-SN"/>
+              </w:rPr>
+              <w:t>Fréquence</w:t>
+            </w:r>
+          </w:p>
+        </w:tc>
+        <w:tc>
+          <w:tcPr>
+            <w:tcW w:w="0" w:type="auto"/>
+            <w:tcBorders>
+              <w:top w:val="single" w:sz="6" w:space="0" w:color="DDDDDD"/>
+              <w:left w:val="single" w:sz="6" w:space="0" w:color="DDDDDD"/>
+              <w:bottom w:val="single" w:sz="6" w:space="0" w:color="DDDDDD"/>
+              <w:right w:val="single" w:sz="6" w:space="0" w:color="DDDDDD"/>
+            </w:tcBorders>
+            <w:shd w:val="clear" w:color="auto" w:fill="F2F2F2"/>
+            <w:tcMar>
+              <w:top w:w="120" w:type="dxa"/>
+              <w:left w:w="120" w:type="dxa"/>
+              <w:bottom w:w="120" w:type="dxa"/>
+              <w:right w:w="120" w:type="dxa"/>
+            </w:tcMar>
+            <w:vAlign w:val="center"/>
+            <w:hideMark/>
+          </w:tcPr>
+          <w:p>
+            <w:pPr>
+              <w:ind w:left="283"/>
+              <w:rPr>
+                <w:b/>
+                <w:bCs/>
+                <w:color w:val="4472C4" w:themeColor="accent1"/>
+                <w:sz w:val="20"/>
+                <w:szCs w:val="20"/>
+                <w:lang w:val="fr-SN"/>
+              </w:rPr>
+            </w:pPr>
+            <w:r>
+              <w:rPr>
+                <w:b/>
+                <w:bCs/>
+                <w:color w:val="4472C4" w:themeColor="accent1"/>
+                <w:sz w:val="20"/>
+                <w:szCs w:val="20"/>
+                <w:lang w:val="fr-SN"/>
+              </w:rPr>
+              <w:t>Priorité</w:t>
+            </w:r>
+          </w:p>
+        </w:tc>
+        <w:tc>
+          <w:tcPr>
+            <w:tcW w:w="0" w:type="auto"/>
+            <w:tcBorders>
+              <w:top w:val="single" w:sz="6" w:space="0" w:color="DDDDDD"/>
+              <w:left w:val="single" w:sz="6" w:space="0" w:color="DDDDDD"/>
+              <w:bottom w:val="single" w:sz="6" w:space="0" w:color="DDDDDD"/>
+              <w:right w:val="single" w:sz="6" w:space="0" w:color="DDDDDD"/>
+            </w:tcBorders>
+            <w:shd w:val="clear" w:color="auto" w:fill="F2F2F2"/>
+            <w:tcMar>
+              <w:top w:w="120" w:type="dxa"/>
+              <w:left w:w="120" w:type="dxa"/>
+              <w:bottom w:w="120" w:type="dxa"/>
+              <w:right w:w="120" w:type="dxa"/>
+            </w:tcMar>
+            <w:vAlign w:val="center"/>
+            <w:hideMark/>
+          </w:tcPr>
+          <w:p>
+            <w:pPr>
+              <w:ind w:left="283"/>
+              <w:rPr>
+                <w:b/>
+                <w:bCs/>
+                <w:color w:val="4472C4" w:themeColor="accent1"/>
+                <w:sz w:val="20"/>
+                <w:szCs w:val="20"/>
+                <w:lang w:val="fr-SN"/>
+              </w:rPr>
+            </w:pPr>
+            <w:r>
+              <w:rPr>
+                <w:b/>
+                <w:bCs/>
+                <w:color w:val="4472C4" w:themeColor="accent1"/>
+                <w:sz w:val="20"/>
+                <w:szCs w:val="20"/>
+                <w:lang w:val="fr-SN"/>
+              </w:rPr>
+              <w:t>Recommandation</w:t>
+            </w:r>
+          </w:p>
+        </w:tc>
+      </w:tr>
+      <w:tr>
+        <w:tc>
+          <w:tcPr>
+            <w:tcW w:w="0" w:type="auto"/>
+            <w:tcBorders>
+              <w:top w:val="single" w:sz="6" w:space="0" w:color="DDDDDD"/>
+              <w:left w:val="single" w:sz="6" w:space="0" w:color="DDDDDD"/>
+              <w:bottom w:val="single" w:sz="6" w:space="0" w:color="DDDDDD"/>
+              <w:right w:val="single" w:sz="6" w:space="0" w:color="DDDDDD"/>
+            </w:tcBorders>
+            <w:tcMar>
+              <w:top w:w="120" w:type="dxa"/>
+              <w:left w:w="120" w:type="dxa"/>
+              <w:bottom w:w="120" w:type="dxa"/>
+              <w:right w:w="120" w:type="dxa"/>
+            </w:tcMar>
+            <w:vAlign w:val="center"/>
+            <w:hideMark/>
+          </w:tcPr>
+          <w:p>
+            <w:pPr>
+              <w:ind w:left="283"/>
+              <w:rPr>
+                <w:b/>
+                <w:bCs/>
+                <w:color w:val="4472C4" w:themeColor="accent1"/>
+                <w:sz w:val="20"/>
+                <w:szCs w:val="20"/>
+                <w:lang w:val="fr-SN"/>
+              </w:rPr>
+            </w:pPr>
+            <w:r>
+              <w:rPr>
+                <w:b/>
+                <w:bCs/>
+                <w:color w:val="4472C4" w:themeColor="accent1"/>
+                <w:sz w:val="20"/>
+                <w:szCs w:val="20"/>
+                <w:lang w:val="fr-SN"/>
+              </w:rPr>
+              <w:t>Livraison en retard</w:t>
+            </w:r>
+          </w:p>
+        </w:tc>
+        <w:tc>
+          <w:tcPr>
+            <w:tcW w:w="0" w:type="auto"/>
+            <w:tcBorders>
+              <w:top w:val="single" w:sz="6" w:space="0" w:color="DDDDDD"/>
+              <w:left w:val="single" w:sz="6" w:space="0" w:color="DDDDDD"/>
+              <w:bottom w:val="single" w:sz="6" w:space="0" w:color="DDDDDD"/>
+              <w:right w:val="single" w:sz="6" w:space="0" w:color="DDDDDD"/>
+            </w:tcBorders>
+            <w:tcMar>
+              <w:top w:w="120" w:type="dxa"/>
+              <w:left w:w="120" w:type="dxa"/>
+              <w:bottom w:w="120" w:type="dxa"/>
+              <w:right w:w="120" w:type="dxa"/>
+            </w:tcMar>
+            <w:vAlign w:val="center"/>
+            <w:hideMark/>
+          </w:tcPr>
+          <w:p>
+            <w:pPr>
+              <w:ind w:left="283"/>
+              <w:rPr>
+                <w:b/>
+                <w:bCs/>
+                <w:color w:val="4472C4" w:themeColor="accent1"/>
+                <w:sz w:val="20"/>
+                <w:szCs w:val="20"/>
+                <w:lang w:val="fr-SN"/>
+              </w:rPr>
+            </w:pPr>
+            <w:r>
+              <w:rPr>
+                <w:b/>
+                <w:bCs/>
+                <w:color w:val="4472C4" w:themeColor="accent1"/>
+                <w:sz w:val="20"/>
+                <w:szCs w:val="20"/>
+                <w:lang w:val="fr-SN"/>
+              </w:rPr>
+              <w:t>Avis 2, Avis 3</w:t>
+            </w:r>
+          </w:p>
+        </w:tc>
+        <w:tc>
+          <w:tcPr>
+            <w:tcW w:w="0" w:type="auto"/>
+            <w:tcBorders>
+              <w:top w:val="single" w:sz="6" w:space="0" w:color="DDDDDD"/>
+              <w:left w:val="single" w:sz="6" w:space="0" w:color="DDDDDD"/>
+              <w:bottom w:val="single" w:sz="6" w:space="0" w:color="DDDDDD"/>
+              <w:right w:val="single" w:sz="6" w:space="0" w:color="DDDDDD"/>
+            </w:tcBorders>
+            <w:tcMar>
+              <w:top w:w="120" w:type="dxa"/>
+              <w:left w:w="120" w:type="dxa"/>
+              <w:bottom w:w="120" w:type="dxa"/>
+              <w:right w:w="120" w:type="dxa"/>
+            </w:tcMar>
+            <w:vAlign w:val="center"/>
+            <w:hideMark/>
+          </w:tcPr>
+          <w:p>
+            <w:pPr>
+              <w:ind w:left="283"/>
+              <w:rPr>
+                <w:b/>
+                <w:bCs/>
+                <w:color w:val="4472C4" w:themeColor="accent1"/>
+                <w:sz w:val="20"/>
+                <w:szCs w:val="20"/>
+                <w:lang w:val="fr-SN"/>
+              </w:rPr>
+            </w:pPr>
+            <w:r>
+              <w:rPr>
+                <w:b/>
+                <w:bCs/>
+                <w:color w:val="4472C4" w:themeColor="accent1"/>
+                <w:sz w:val="20"/>
+                <w:szCs w:val="20"/>
+                <w:lang w:val="fr-SN"/>
+              </w:rPr>
+              <w:t>2 avis</w:t>
+            </w:r>
+          </w:p>
+        </w:tc>
+        <w:tc>
+          <w:tcPr>
+            <w:tcW w:w="0" w:type="auto"/>
+            <w:tcBorders>
+              <w:top w:val="single" w:sz="6" w:space="0" w:color="DDDDDD"/>
+              <w:left w:val="single" w:sz="6" w:space="0" w:color="DDDDDD"/>
+              <w:bottom w:val="single" w:sz="6" w:space="0" w:color="DDDDDD"/>
+              <w:right w:val="single" w:sz="6" w:space="0" w:color="DDDDDD"/>
+            </w:tcBorders>
+            <w:tcMar>
+              <w:top w:w="120" w:type="dxa"/>
+              <w:left w:w="120" w:type="dxa"/>
+              <w:bottom w:w="120" w:type="dxa"/>
+              <w:right w:w="120" w:type="dxa"/>
+            </w:tcMar>
+            <w:vAlign w:val="center"/>
+            <w:hideMark/>
+          </w:tcPr>
+          <w:p>
+            <w:pPr>
+              <w:ind w:left="283"/>
+              <w:rPr>
+                <w:b/>
+                <w:bCs/>
+                <w:color w:val="4472C4" w:themeColor="accent1"/>
+                <w:sz w:val="20"/>
+                <w:szCs w:val="20"/>
+                <w:lang w:val="fr-SN"/>
+              </w:rPr>
+            </w:pPr>
+            <w:proofErr w:type="gramStart"/>
+            <w:r>
+              <w:rPr>
+                <w:b/>
+                <w:bCs/>
+                <w:color w:val="4472C4" w:themeColor="accent1"/>
+                <w:sz w:val="20"/>
+                <w:szCs w:val="20"/>
+                <w:lang w:val="fr-SN"/>
+              </w:rPr>
+              <w:t>élevée</w:t>
+            </w:r>
+            <w:proofErr w:type="gramEnd"/>
+          </w:p>
+        </w:tc>
+        <w:tc>
+          <w:tcPr>
+            <w:tcW w:w="0" w:type="auto"/>
+            <w:tcBorders>
+              <w:top w:val="single" w:sz="6" w:space="0" w:color="DDDDDD"/>
+              <w:left w:val="single" w:sz="6" w:space="0" w:color="DDDDDD"/>
+              <w:bottom w:val="single" w:sz="6" w:space="0" w:color="DDDDDD"/>
+              <w:right w:val="single" w:sz="6" w:space="0" w:color="DDDDDD"/>
+            </w:tcBorders>
+            <w:tcMar>
+              <w:top w:w="120" w:type="dxa"/>
+              <w:left w:w="120" w:type="dxa"/>
+              <w:bottom w:w="120" w:type="dxa"/>
+              <w:right w:w="120" w:type="dxa"/>
+            </w:tcMar>
+            <w:vAlign w:val="center"/>
+            <w:hideMark/>
+          </w:tcPr>
+          <w:p>
+            <w:pPr>
+              <w:ind w:left="283"/>
+              <w:rPr>
+                <w:b/>
+                <w:bCs/>
+                <w:color w:val="4472C4" w:themeColor="accent1"/>
+                <w:sz w:val="20"/>
+                <w:szCs w:val="20"/>
+                <w:lang w:val="fr-SN"/>
+              </w:rPr>
+            </w:pPr>
+            <w:r>
+              <w:rPr>
+                <w:b/>
+                <w:bCs/>
+                <w:color w:val="4472C4" w:themeColor="accent1"/>
+                <w:sz w:val="20"/>
+                <w:szCs w:val="20"/>
+                <w:lang w:val="fr-SN"/>
+              </w:rPr>
+              <w:t>Renforcer la planification logistique et communiquer proactivement en cas de retard.</w:t>
+            </w:r>
+          </w:p>
+        </w:tc>
+      </w:tr>
+      <w:tr>
+        <w:tc>
+          <w:tcPr>
+            <w:tcW w:w="0" w:type="auto"/>
+            <w:tcBorders>
+              <w:top w:val="single" w:sz="6" w:space="0" w:color="DDDDDD"/>
+              <w:left w:val="single" w:sz="6" w:space="0" w:color="DDDDDD"/>
+              <w:bottom w:val="single" w:sz="6" w:space="0" w:color="DDDDDD"/>
+              <w:right w:val="single" w:sz="6" w:space="0" w:color="DDDDDD"/>
+            </w:tcBorders>
+            <w:tcMar>
+              <w:top w:w="120" w:type="dxa"/>
+              <w:left w:w="120" w:type="dxa"/>
+              <w:bottom w:w="120" w:type="dxa"/>
+              <w:right w:w="120" w:type="dxa"/>
+            </w:tcMar>
+            <w:vAlign w:val="center"/>
+            <w:hideMark/>
+          </w:tcPr>
+          <w:p>
+            <w:pPr>
+              <w:ind w:left="283"/>
+              <w:rPr>
+                <w:b/>
+                <w:bCs/>
+                <w:color w:val="4472C4" w:themeColor="accent1"/>
+                <w:sz w:val="20"/>
+                <w:szCs w:val="20"/>
+                <w:lang w:val="fr-SN"/>
+              </w:rPr>
+            </w:pPr>
+            <w:r>
+              <w:rPr>
+                <w:b/>
+                <w:bCs/>
+                <w:color w:val="4472C4" w:themeColor="accent1"/>
+                <w:sz w:val="20"/>
+                <w:szCs w:val="20"/>
+                <w:lang w:val="fr-SN"/>
+              </w:rPr>
+              <w:t>Suivi de commande non mis à jour</w:t>
+            </w:r>
+          </w:p>
+        </w:tc>
+        <w:tc>
+          <w:tcPr>
+            <w:tcW w:w="0" w:type="auto"/>
+            <w:tcBorders>
+              <w:top w:val="single" w:sz="6" w:space="0" w:color="DDDDDD"/>
+              <w:left w:val="single" w:sz="6" w:space="0" w:color="DDDDDD"/>
+              <w:bottom w:val="single" w:sz="6" w:space="0" w:color="DDDDDD"/>
+              <w:right w:val="single" w:sz="6" w:space="0" w:color="DDDDDD"/>
+            </w:tcBorders>
+            <w:tcMar>
+              <w:top w:w="120" w:type="dxa"/>
+              <w:left w:w="120" w:type="dxa"/>
+              <w:bottom w:w="120" w:type="dxa"/>
+              <w:right w:w="120" w:type="dxa"/>
+            </w:tcMar>
+            <w:vAlign w:val="center"/>
+            <w:hideMark/>
+          </w:tcPr>
+          <w:p>
+            <w:pPr>
+              <w:ind w:left="283"/>
+              <w:rPr>
+                <w:b/>
+                <w:bCs/>
+                <w:color w:val="4472C4" w:themeColor="accent1"/>
+                <w:sz w:val="20"/>
+                <w:szCs w:val="20"/>
+                <w:lang w:val="fr-SN"/>
+              </w:rPr>
+            </w:pPr>
+            <w:r>
+              <w:rPr>
+                <w:b/>
+                <w:bCs/>
+                <w:color w:val="4472C4" w:themeColor="accent1"/>
+                <w:sz w:val="20"/>
+                <w:szCs w:val="20"/>
+                <w:lang w:val="fr-SN"/>
+              </w:rPr>
+              <w:t>Avis 2</w:t>
+            </w:r>
+          </w:p>
+        </w:tc>
+        <w:tc>
+          <w:tcPr>
+            <w:tcW w:w="0" w:type="auto"/>
+            <w:tcBorders>
+              <w:top w:val="single" w:sz="6" w:space="0" w:color="DDDDDD"/>
+              <w:left w:val="single" w:sz="6" w:space="0" w:color="DDDDDD"/>
+              <w:bottom w:val="single" w:sz="6" w:space="0" w:color="DDDDDD"/>
+              <w:right w:val="single" w:sz="6" w:space="0" w:color="DDDDDD"/>
+            </w:tcBorders>
+            <w:tcMar>
+              <w:top w:w="120" w:type="dxa"/>
+              <w:left w:w="120" w:type="dxa"/>
+              <w:bottom w:w="120" w:type="dxa"/>
+              <w:right w:w="120" w:type="dxa"/>
+            </w:tcMar>
+            <w:vAlign w:val="center"/>
+            <w:hideMark/>
+          </w:tcPr>
+          <w:p>
+            <w:pPr>
+              <w:ind w:left="283"/>
+              <w:rPr>
+                <w:b/>
+                <w:bCs/>
+                <w:color w:val="4472C4" w:themeColor="accent1"/>
+                <w:sz w:val="20"/>
+                <w:szCs w:val="20"/>
+                <w:lang w:val="fr-SN"/>
+              </w:rPr>
+            </w:pPr>
+            <w:r>
+              <w:rPr>
+                <w:b/>
+                <w:bCs/>
+                <w:color w:val="4472C4" w:themeColor="accent1"/>
+                <w:sz w:val="20"/>
+                <w:szCs w:val="20"/>
+                <w:lang w:val="fr-SN"/>
+              </w:rPr>
+              <w:t>1 avis</w:t>
+            </w:r>
+          </w:p>
+        </w:tc>
+        <w:tc>
+          <w:tcPr>
+            <w:tcW w:w="0" w:type="auto"/>
+            <w:tcBorders>
+              <w:top w:val="single" w:sz="6" w:space="0" w:color="DDDDDD"/>
+              <w:left w:val="single" w:sz="6" w:space="0" w:color="DDDDDD"/>
+              <w:bottom w:val="single" w:sz="6" w:space="0" w:color="DDDDDD"/>
+              <w:right w:val="single" w:sz="6" w:space="0" w:color="DDDDDD"/>
+            </w:tcBorders>
+            <w:tcMar>
+              <w:top w:w="120" w:type="dxa"/>
+              <w:left w:w="120" w:type="dxa"/>
+              <w:bottom w:w="120" w:type="dxa"/>
+              <w:right w:w="120" w:type="dxa"/>
+            </w:tcMar>
+            <w:vAlign w:val="center"/>
+            <w:hideMark/>
+          </w:tcPr>
+          <w:p>
+            <w:pPr>
+              <w:ind w:left="283"/>
+              <w:rPr>
+                <w:b/>
+                <w:bCs/>
+                <w:color w:val="4472C4" w:themeColor="accent1"/>
+                <w:sz w:val="20"/>
+                <w:szCs w:val="20"/>
+                <w:lang w:val="fr-SN"/>
+              </w:rPr>
+            </w:pPr>
+            <w:proofErr w:type="gramStart"/>
+            <w:r>
+              <w:rPr>
+                <w:b/>
+                <w:bCs/>
+                <w:color w:val="4472C4" w:themeColor="accent1"/>
+                <w:sz w:val="20"/>
+                <w:szCs w:val="20"/>
+                <w:lang w:val="fr-SN"/>
+              </w:rPr>
+              <w:t>moyenne</w:t>
+            </w:r>
+            <w:proofErr w:type="gramEnd"/>
+          </w:p>
+        </w:tc>
+        <w:tc>
+          <w:tcPr>
+            <w:tcW w:w="0" w:type="auto"/>
+            <w:tcBorders>
+              <w:top w:val="single" w:sz="6" w:space="0" w:color="DDDDDD"/>
+              <w:left w:val="single" w:sz="6" w:space="0" w:color="DDDDDD"/>
+              <w:bottom w:val="single" w:sz="6" w:space="0" w:color="DDDDDD"/>
+              <w:right w:val="single" w:sz="6" w:space="0" w:color="DDDDDD"/>
+            </w:tcBorders>
+            <w:tcMar>
+              <w:top w:w="120" w:type="dxa"/>
+              <w:left w:w="120" w:type="dxa"/>
+              <w:bottom w:w="120" w:type="dxa"/>
+              <w:right w:w="120" w:type="dxa"/>
+            </w:tcMar>
+            <w:vAlign w:val="center"/>
+            <w:hideMark/>
+          </w:tcPr>
+          <w:p>
+            <w:pPr>
+              <w:ind w:left="283"/>
+              <w:rPr>
+                <w:b/>
+                <w:bCs/>
+                <w:color w:val="4472C4" w:themeColor="accent1"/>
+                <w:sz w:val="20"/>
+                <w:szCs w:val="20"/>
+                <w:lang w:val="fr-SN"/>
+              </w:rPr>
+            </w:pPr>
+            <w:r>
+              <w:rPr>
+                <w:b/>
+                <w:bCs/>
+                <w:color w:val="4472C4" w:themeColor="accent1"/>
+                <w:sz w:val="20"/>
+                <w:szCs w:val="20"/>
+                <w:lang w:val="fr-SN"/>
+              </w:rPr>
+              <w:t>Mettre en place une mise à jour automatique et fiable du statut de livraison.</w:t>
+            </w:r>
+          </w:p>
+        </w:tc>
+      </w:tr>
+      <w:tr>
+        <w:tc>
+          <w:tcPr>
+            <w:tcW w:w="0" w:type="auto"/>
+            <w:tcBorders>
+              <w:top w:val="single" w:sz="6" w:space="0" w:color="DDDDDD"/>
+              <w:left w:val="single" w:sz="6" w:space="0" w:color="DDDDDD"/>
+              <w:bottom w:val="single" w:sz="6" w:space="0" w:color="DDDDDD"/>
+              <w:right w:val="single" w:sz="6" w:space="0" w:color="DDDDDD"/>
+            </w:tcBorders>
+            <w:tcMar>
+              <w:top w:w="120" w:type="dxa"/>
+              <w:left w:w="120" w:type="dxa"/>
+              <w:bottom w:w="120" w:type="dxa"/>
+              <w:right w:w="120" w:type="dxa"/>
+            </w:tcMar>
+            <w:vAlign w:val="center"/>
+            <w:hideMark/>
+          </w:tcPr>
+          <w:p>
+            <w:pPr>
+              <w:ind w:left="283"/>
+              <w:rPr>
+                <w:b/>
+                <w:bCs/>
+                <w:color w:val="4472C4" w:themeColor="accent1"/>
+                <w:sz w:val="20"/>
+                <w:szCs w:val="20"/>
+                <w:lang w:val="fr-SN"/>
+              </w:rPr>
+            </w:pPr>
+            <w:r>
+              <w:rPr>
+                <w:b/>
+                <w:bCs/>
+                <w:color w:val="4472C4" w:themeColor="accent1"/>
+                <w:sz w:val="20"/>
+                <w:szCs w:val="20"/>
+                <w:lang w:val="fr-SN"/>
+              </w:rPr>
+              <w:t>Application difficile à utiliser</w:t>
+            </w:r>
+          </w:p>
+        </w:tc>
+        <w:tc>
+          <w:tcPr>
+            <w:tcW w:w="0" w:type="auto"/>
+            <w:tcBorders>
+              <w:top w:val="single" w:sz="6" w:space="0" w:color="DDDDDD"/>
+              <w:left w:val="single" w:sz="6" w:space="0" w:color="DDDDDD"/>
+              <w:bottom w:val="single" w:sz="6" w:space="0" w:color="DDDDDD"/>
+              <w:right w:val="single" w:sz="6" w:space="0" w:color="DDDDDD"/>
+            </w:tcBorders>
+            <w:tcMar>
+              <w:top w:w="120" w:type="dxa"/>
+              <w:left w:w="120" w:type="dxa"/>
+              <w:bottom w:w="120" w:type="dxa"/>
+              <w:right w:w="120" w:type="dxa"/>
+            </w:tcMar>
+            <w:vAlign w:val="center"/>
+            <w:hideMark/>
+          </w:tcPr>
+          <w:p>
+            <w:pPr>
+              <w:ind w:left="283"/>
+              <w:rPr>
+                <w:b/>
+                <w:bCs/>
+                <w:color w:val="4472C4" w:themeColor="accent1"/>
+                <w:sz w:val="20"/>
+                <w:szCs w:val="20"/>
+                <w:lang w:val="fr-SN"/>
+              </w:rPr>
+            </w:pPr>
+            <w:r>
+              <w:rPr>
+                <w:b/>
+                <w:bCs/>
+                <w:color w:val="4472C4" w:themeColor="accent1"/>
+                <w:sz w:val="20"/>
+                <w:szCs w:val="20"/>
+                <w:lang w:val="fr-SN"/>
+              </w:rPr>
+              <w:t>Avis 4</w:t>
+            </w:r>
+          </w:p>
+        </w:tc>
+        <w:tc>
+          <w:tcPr>
+            <w:tcW w:w="0" w:type="auto"/>
+            <w:tcBorders>
+              <w:top w:val="single" w:sz="6" w:space="0" w:color="DDDDDD"/>
+              <w:left w:val="single" w:sz="6" w:space="0" w:color="DDDDDD"/>
+              <w:bottom w:val="single" w:sz="6" w:space="0" w:color="DDDDDD"/>
+              <w:right w:val="single" w:sz="6" w:space="0" w:color="DDDDDD"/>
+            </w:tcBorders>
+            <w:tcMar>
+              <w:top w:w="120" w:type="dxa"/>
+              <w:left w:w="120" w:type="dxa"/>
+              <w:bottom w:w="120" w:type="dxa"/>
+              <w:right w:w="120" w:type="dxa"/>
+            </w:tcMar>
+            <w:vAlign w:val="center"/>
+            <w:hideMark/>
+          </w:tcPr>
+          <w:p>
+            <w:pPr>
+              <w:ind w:left="283"/>
+              <w:rPr>
+                <w:b/>
+                <w:bCs/>
+                <w:color w:val="4472C4" w:themeColor="accent1"/>
+                <w:sz w:val="20"/>
+                <w:szCs w:val="20"/>
+                <w:lang w:val="fr-SN"/>
+              </w:rPr>
+            </w:pPr>
+            <w:r>
+              <w:rPr>
+                <w:b/>
+                <w:bCs/>
+                <w:color w:val="4472C4" w:themeColor="accent1"/>
+                <w:sz w:val="20"/>
+                <w:szCs w:val="20"/>
+                <w:lang w:val="fr-SN"/>
+              </w:rPr>
+              <w:t>1 avis</w:t>
+            </w:r>
+          </w:p>
+        </w:tc>
+        <w:tc>
+          <w:tcPr>
+            <w:tcW w:w="0" w:type="auto"/>
+            <w:tcBorders>
+              <w:top w:val="single" w:sz="6" w:space="0" w:color="DDDDDD"/>
+              <w:left w:val="single" w:sz="6" w:space="0" w:color="DDDDDD"/>
+              <w:bottom w:val="single" w:sz="6" w:space="0" w:color="DDDDDD"/>
+              <w:right w:val="single" w:sz="6" w:space="0" w:color="DDDDDD"/>
+            </w:tcBorders>
+            <w:tcMar>
+              <w:top w:w="120" w:type="dxa"/>
+              <w:left w:w="120" w:type="dxa"/>
+              <w:bottom w:w="120" w:type="dxa"/>
+              <w:right w:w="120" w:type="dxa"/>
+            </w:tcMar>
+            <w:vAlign w:val="center"/>
+            <w:hideMark/>
+          </w:tcPr>
+          <w:p>
+            <w:pPr>
+              <w:ind w:left="283"/>
+              <w:rPr>
+                <w:b/>
+                <w:bCs/>
+                <w:color w:val="4472C4" w:themeColor="accent1"/>
+                <w:sz w:val="20"/>
+                <w:szCs w:val="20"/>
+                <w:lang w:val="fr-SN"/>
+              </w:rPr>
+            </w:pPr>
+            <w:proofErr w:type="gramStart"/>
+            <w:r>
+              <w:rPr>
+                <w:b/>
+                <w:bCs/>
+                <w:color w:val="4472C4" w:themeColor="accent1"/>
+                <w:sz w:val="20"/>
+                <w:szCs w:val="20"/>
+                <w:lang w:val="fr-SN"/>
+              </w:rPr>
+              <w:t>moyenne</w:t>
+            </w:r>
+            <w:proofErr w:type="gramEnd"/>
+          </w:p>
+        </w:tc>
+        <w:tc>
+          <w:tcPr>
+            <w:tcW w:w="0" w:type="auto"/>
+            <w:tcBorders>
+              <w:top w:val="single" w:sz="6" w:space="0" w:color="DDDDDD"/>
+              <w:left w:val="single" w:sz="6" w:space="0" w:color="DDDDDD"/>
+              <w:bottom w:val="single" w:sz="6" w:space="0" w:color="DDDDDD"/>
+              <w:right w:val="single" w:sz="6" w:space="0" w:color="DDDDDD"/>
+            </w:tcBorders>
+            <w:tcMar>
+              <w:top w:w="120" w:type="dxa"/>
+              <w:left w:w="120" w:type="dxa"/>
+              <w:bottom w:w="120" w:type="dxa"/>
+              <w:right w:w="120" w:type="dxa"/>
+            </w:tcMar>
+            <w:vAlign w:val="center"/>
+            <w:hideMark/>
+          </w:tcPr>
+          <w:p>
+            <w:pPr>
+              <w:ind w:left="283"/>
+              <w:rPr>
+                <w:b/>
+                <w:bCs/>
+                <w:color w:val="4472C4" w:themeColor="accent1"/>
+                <w:sz w:val="20"/>
+                <w:szCs w:val="20"/>
+                <w:lang w:val="fr-SN"/>
+              </w:rPr>
+            </w:pPr>
+            <w:r>
+              <w:rPr>
+                <w:b/>
+                <w:bCs/>
+                <w:color w:val="4472C4" w:themeColor="accent1"/>
+                <w:sz w:val="20"/>
+                <w:szCs w:val="20"/>
+                <w:lang w:val="fr-SN"/>
+              </w:rPr>
+              <w:t>Réviser l’ergonomie de l’application et tester avec des utilisateurs pour simplifier l’usage.</w:t>
+            </w:r>
+          </w:p>
+        </w:tc>
+      </w:tr>
+      <w:tr>
+        <w:tc>
+          <w:tcPr>
+            <w:tcW w:w="0" w:type="auto"/>
+            <w:tcBorders>
+              <w:top w:val="single" w:sz="6" w:space="0" w:color="DDDDDD"/>
+              <w:left w:val="single" w:sz="6" w:space="0" w:color="DDDDDD"/>
+              <w:bottom w:val="single" w:sz="6" w:space="0" w:color="DDDDDD"/>
+              <w:right w:val="single" w:sz="6" w:space="0" w:color="DDDDDD"/>
+            </w:tcBorders>
+            <w:tcMar>
+              <w:top w:w="120" w:type="dxa"/>
+              <w:left w:w="120" w:type="dxa"/>
+              <w:bottom w:w="120" w:type="dxa"/>
+              <w:right w:w="120" w:type="dxa"/>
+            </w:tcMar>
+            <w:vAlign w:val="center"/>
+            <w:hideMark/>
+          </w:tcPr>
+          <w:p>
+            <w:pPr>
+              <w:ind w:left="283"/>
+              <w:rPr>
+                <w:b/>
+                <w:bCs/>
+                <w:color w:val="4472C4" w:themeColor="accent1"/>
+                <w:sz w:val="20"/>
+                <w:szCs w:val="20"/>
+                <w:lang w:val="fr-SN"/>
+              </w:rPr>
+            </w:pPr>
+            <w:r>
+              <w:rPr>
+                <w:b/>
+                <w:bCs/>
+                <w:color w:val="4472C4" w:themeColor="accent1"/>
+                <w:sz w:val="20"/>
+                <w:szCs w:val="20"/>
+                <w:lang w:val="fr-SN"/>
+              </w:rPr>
+              <w:lastRenderedPageBreak/>
+              <w:t>Service client ne répond pas</w:t>
+            </w:r>
+          </w:p>
+        </w:tc>
+        <w:tc>
+          <w:tcPr>
+            <w:tcW w:w="0" w:type="auto"/>
+            <w:tcBorders>
+              <w:top w:val="single" w:sz="6" w:space="0" w:color="DDDDDD"/>
+              <w:left w:val="single" w:sz="6" w:space="0" w:color="DDDDDD"/>
+              <w:bottom w:val="single" w:sz="6" w:space="0" w:color="DDDDDD"/>
+              <w:right w:val="single" w:sz="6" w:space="0" w:color="DDDDDD"/>
+            </w:tcBorders>
+            <w:tcMar>
+              <w:top w:w="120" w:type="dxa"/>
+              <w:left w:w="120" w:type="dxa"/>
+              <w:bottom w:w="120" w:type="dxa"/>
+              <w:right w:w="120" w:type="dxa"/>
+            </w:tcMar>
+            <w:vAlign w:val="center"/>
+            <w:hideMark/>
+          </w:tcPr>
+          <w:p>
+            <w:pPr>
+              <w:ind w:left="283"/>
+              <w:rPr>
+                <w:b/>
+                <w:bCs/>
+                <w:color w:val="4472C4" w:themeColor="accent1"/>
+                <w:sz w:val="20"/>
+                <w:szCs w:val="20"/>
+                <w:lang w:val="fr-SN"/>
+              </w:rPr>
+            </w:pPr>
+            <w:r>
+              <w:rPr>
+                <w:b/>
+                <w:bCs/>
+                <w:color w:val="4472C4" w:themeColor="accent1"/>
+                <w:sz w:val="20"/>
+                <w:szCs w:val="20"/>
+                <w:lang w:val="fr-SN"/>
+              </w:rPr>
+              <w:t>Avis 4</w:t>
+            </w:r>
+          </w:p>
+        </w:tc>
+        <w:tc>
+          <w:tcPr>
+            <w:tcW w:w="0" w:type="auto"/>
+            <w:tcBorders>
+              <w:top w:val="single" w:sz="6" w:space="0" w:color="DDDDDD"/>
+              <w:left w:val="single" w:sz="6" w:space="0" w:color="DDDDDD"/>
+              <w:bottom w:val="single" w:sz="6" w:space="0" w:color="DDDDDD"/>
+              <w:right w:val="single" w:sz="6" w:space="0" w:color="DDDDDD"/>
+            </w:tcBorders>
+            <w:tcMar>
+              <w:top w:w="120" w:type="dxa"/>
+              <w:left w:w="120" w:type="dxa"/>
+              <w:bottom w:w="120" w:type="dxa"/>
+              <w:right w:w="120" w:type="dxa"/>
+            </w:tcMar>
+            <w:vAlign w:val="center"/>
+            <w:hideMark/>
+          </w:tcPr>
+          <w:p>
+            <w:pPr>
+              <w:ind w:left="283"/>
+              <w:rPr>
+                <w:b/>
+                <w:bCs/>
+                <w:color w:val="4472C4" w:themeColor="accent1"/>
+                <w:sz w:val="20"/>
+                <w:szCs w:val="20"/>
+                <w:lang w:val="fr-SN"/>
+              </w:rPr>
+            </w:pPr>
+            <w:r>
+              <w:rPr>
+                <w:b/>
+                <w:bCs/>
+                <w:color w:val="4472C4" w:themeColor="accent1"/>
+                <w:sz w:val="20"/>
+                <w:szCs w:val="20"/>
+                <w:lang w:val="fr-SN"/>
+              </w:rPr>
+              <w:t>1 avis</w:t>
+            </w:r>
+          </w:p>
+        </w:tc>
+        <w:tc>
+          <w:tcPr>
+            <w:tcW w:w="0" w:type="auto"/>
+            <w:tcBorders>
+              <w:top w:val="single" w:sz="6" w:space="0" w:color="DDDDDD"/>
+              <w:left w:val="single" w:sz="6" w:space="0" w:color="DDDDDD"/>
+              <w:bottom w:val="single" w:sz="6" w:space="0" w:color="DDDDDD"/>
+              <w:right w:val="single" w:sz="6" w:space="0" w:color="DDDDDD"/>
+            </w:tcBorders>
+            <w:tcMar>
+              <w:top w:w="120" w:type="dxa"/>
+              <w:left w:w="120" w:type="dxa"/>
+              <w:bottom w:w="120" w:type="dxa"/>
+              <w:right w:w="120" w:type="dxa"/>
+            </w:tcMar>
+            <w:vAlign w:val="center"/>
+            <w:hideMark/>
+          </w:tcPr>
+          <w:p>
+            <w:pPr>
+              <w:ind w:left="283"/>
+              <w:rPr>
+                <w:b/>
+                <w:bCs/>
+                <w:color w:val="4472C4" w:themeColor="accent1"/>
+                <w:sz w:val="20"/>
+                <w:szCs w:val="20"/>
+                <w:lang w:val="fr-SN"/>
+              </w:rPr>
+            </w:pPr>
+            <w:proofErr w:type="gramStart"/>
+            <w:r>
+              <w:rPr>
+                <w:b/>
+                <w:bCs/>
+                <w:color w:val="4472C4" w:themeColor="accent1"/>
+                <w:sz w:val="20"/>
+                <w:szCs w:val="20"/>
+                <w:lang w:val="fr-SN"/>
+              </w:rPr>
+              <w:t>moyenne</w:t>
+            </w:r>
+            <w:proofErr w:type="gramEnd"/>
+          </w:p>
+        </w:tc>
+        <w:tc>
+          <w:tcPr>
+            <w:tcW w:w="0" w:type="auto"/>
+            <w:tcBorders>
+              <w:top w:val="single" w:sz="6" w:space="0" w:color="DDDDDD"/>
+              <w:left w:val="single" w:sz="6" w:space="0" w:color="DDDDDD"/>
+              <w:bottom w:val="single" w:sz="6" w:space="0" w:color="DDDDDD"/>
+              <w:right w:val="single" w:sz="6" w:space="0" w:color="DDDDDD"/>
+            </w:tcBorders>
+            <w:tcMar>
+              <w:top w:w="120" w:type="dxa"/>
+              <w:left w:w="120" w:type="dxa"/>
+              <w:bottom w:w="120" w:type="dxa"/>
+              <w:right w:w="120" w:type="dxa"/>
+            </w:tcMar>
+            <w:vAlign w:val="center"/>
+            <w:hideMark/>
+          </w:tcPr>
+          <w:p>
+            <w:pPr>
+              <w:ind w:left="283"/>
+              <w:rPr>
+                <w:b/>
+                <w:bCs/>
+                <w:color w:val="4472C4" w:themeColor="accent1"/>
+                <w:sz w:val="20"/>
+                <w:szCs w:val="20"/>
+                <w:lang w:val="fr-SN"/>
+              </w:rPr>
+            </w:pPr>
+            <w:r>
+              <w:rPr>
+                <w:b/>
+                <w:bCs/>
+                <w:color w:val="4472C4" w:themeColor="accent1"/>
+                <w:sz w:val="20"/>
+                <w:szCs w:val="20"/>
+                <w:lang w:val="fr-SN"/>
+              </w:rPr>
+              <w:t>Augmenter les canaux de contact et garantir un délai de réponse maximal.</w:t>
+            </w:r>
+          </w:p>
+        </w:tc>
+      </w:tr>
+      <w:tr>
+        <w:tc>
+          <w:tcPr>
+            <w:tcW w:w="0" w:type="auto"/>
+            <w:tcBorders>
+              <w:top w:val="single" w:sz="6" w:space="0" w:color="DDDDDD"/>
+              <w:left w:val="single" w:sz="6" w:space="0" w:color="DDDDDD"/>
+              <w:bottom w:val="single" w:sz="6" w:space="0" w:color="DDDDDD"/>
+              <w:right w:val="single" w:sz="6" w:space="0" w:color="DDDDDD"/>
+            </w:tcBorders>
+            <w:tcMar>
+              <w:top w:w="120" w:type="dxa"/>
+              <w:left w:w="120" w:type="dxa"/>
+              <w:bottom w:w="120" w:type="dxa"/>
+              <w:right w:w="120" w:type="dxa"/>
+            </w:tcMar>
+            <w:vAlign w:val="center"/>
+            <w:hideMark/>
+          </w:tcPr>
+          <w:p>
+            <w:pPr>
+              <w:ind w:left="283"/>
+              <w:rPr>
+                <w:b/>
+                <w:bCs/>
+                <w:color w:val="4472C4" w:themeColor="accent1"/>
+                <w:sz w:val="20"/>
+                <w:szCs w:val="20"/>
+                <w:lang w:val="fr-SN"/>
+              </w:rPr>
+            </w:pPr>
+            <w:r>
+              <w:rPr>
+                <w:b/>
+                <w:bCs/>
+                <w:color w:val="4472C4" w:themeColor="accent1"/>
+                <w:sz w:val="20"/>
+                <w:szCs w:val="20"/>
+                <w:lang w:val="fr-SN"/>
+              </w:rPr>
+              <w:t>Emballage du colis (positif, mais cité dans un avis avec retard)</w:t>
+            </w:r>
+          </w:p>
+        </w:tc>
+        <w:tc>
+          <w:tcPr>
+            <w:tcW w:w="0" w:type="auto"/>
+            <w:tcBorders>
+              <w:top w:val="single" w:sz="6" w:space="0" w:color="DDDDDD"/>
+              <w:left w:val="single" w:sz="6" w:space="0" w:color="DDDDDD"/>
+              <w:bottom w:val="single" w:sz="6" w:space="0" w:color="DDDDDD"/>
+              <w:right w:val="single" w:sz="6" w:space="0" w:color="DDDDDD"/>
+            </w:tcBorders>
+            <w:tcMar>
+              <w:top w:w="120" w:type="dxa"/>
+              <w:left w:w="120" w:type="dxa"/>
+              <w:bottom w:w="120" w:type="dxa"/>
+              <w:right w:w="120" w:type="dxa"/>
+            </w:tcMar>
+            <w:vAlign w:val="center"/>
+            <w:hideMark/>
+          </w:tcPr>
+          <w:p>
+            <w:pPr>
+              <w:ind w:left="283"/>
+              <w:rPr>
+                <w:b/>
+                <w:bCs/>
+                <w:color w:val="4472C4" w:themeColor="accent1"/>
+                <w:sz w:val="20"/>
+                <w:szCs w:val="20"/>
+                <w:lang w:val="fr-SN"/>
+              </w:rPr>
+            </w:pPr>
+            <w:r>
+              <w:rPr>
+                <w:b/>
+                <w:bCs/>
+                <w:color w:val="4472C4" w:themeColor="accent1"/>
+                <w:sz w:val="20"/>
+                <w:szCs w:val="20"/>
+                <w:lang w:val="fr-SN"/>
+              </w:rPr>
+              <w:t>Avis 3</w:t>
+            </w:r>
+          </w:p>
+        </w:tc>
+        <w:tc>
+          <w:tcPr>
+            <w:tcW w:w="0" w:type="auto"/>
+            <w:tcBorders>
+              <w:top w:val="single" w:sz="6" w:space="0" w:color="DDDDDD"/>
+              <w:left w:val="single" w:sz="6" w:space="0" w:color="DDDDDD"/>
+              <w:bottom w:val="single" w:sz="6" w:space="0" w:color="DDDDDD"/>
+              <w:right w:val="single" w:sz="6" w:space="0" w:color="DDDDDD"/>
+            </w:tcBorders>
+            <w:tcMar>
+              <w:top w:w="120" w:type="dxa"/>
+              <w:left w:w="120" w:type="dxa"/>
+              <w:bottom w:w="120" w:type="dxa"/>
+              <w:right w:w="120" w:type="dxa"/>
+            </w:tcMar>
+            <w:vAlign w:val="center"/>
+            <w:hideMark/>
+          </w:tcPr>
+          <w:p>
+            <w:pPr>
+              <w:ind w:left="283"/>
+              <w:rPr>
+                <w:b/>
+                <w:bCs/>
+                <w:color w:val="4472C4" w:themeColor="accent1"/>
+                <w:sz w:val="20"/>
+                <w:szCs w:val="20"/>
+                <w:lang w:val="fr-SN"/>
+              </w:rPr>
+            </w:pPr>
+            <w:r>
+              <w:rPr>
+                <w:b/>
+                <w:bCs/>
+                <w:color w:val="4472C4" w:themeColor="accent1"/>
+                <w:sz w:val="20"/>
+                <w:szCs w:val="20"/>
+                <w:lang w:val="fr-SN"/>
+              </w:rPr>
+              <w:t>1 avis</w:t>
+            </w:r>
+          </w:p>
+        </w:tc>
+        <w:tc>
+          <w:tcPr>
+            <w:tcW w:w="0" w:type="auto"/>
+            <w:tcBorders>
+              <w:top w:val="single" w:sz="6" w:space="0" w:color="DDDDDD"/>
+              <w:left w:val="single" w:sz="6" w:space="0" w:color="DDDDDD"/>
+              <w:bottom w:val="single" w:sz="6" w:space="0" w:color="DDDDDD"/>
+              <w:right w:val="single" w:sz="6" w:space="0" w:color="DDDDDD"/>
+            </w:tcBorders>
+            <w:tcMar>
+              <w:top w:w="120" w:type="dxa"/>
+              <w:left w:w="120" w:type="dxa"/>
+              <w:bottom w:w="120" w:type="dxa"/>
+              <w:right w:w="120" w:type="dxa"/>
+            </w:tcMar>
+            <w:vAlign w:val="center"/>
+            <w:hideMark/>
+          </w:tcPr>
+          <w:p>
+            <w:pPr>
+              <w:ind w:left="283"/>
+              <w:rPr>
+                <w:b/>
+                <w:bCs/>
+                <w:color w:val="4472C4" w:themeColor="accent1"/>
+                <w:sz w:val="20"/>
+                <w:szCs w:val="20"/>
+                <w:lang w:val="fr-SN"/>
+              </w:rPr>
+            </w:pPr>
+            <w:proofErr w:type="gramStart"/>
+            <w:r>
+              <w:rPr>
+                <w:b/>
+                <w:bCs/>
+                <w:color w:val="4472C4" w:themeColor="accent1"/>
+                <w:sz w:val="20"/>
+                <w:szCs w:val="20"/>
+                <w:lang w:val="fr-SN"/>
+              </w:rPr>
+              <w:t>faible</w:t>
+            </w:r>
+            <w:proofErr w:type="gramEnd"/>
+          </w:p>
+        </w:tc>
+        <w:tc>
+          <w:tcPr>
+            <w:tcW w:w="0" w:type="auto"/>
+            <w:tcBorders>
+              <w:top w:val="single" w:sz="6" w:space="0" w:color="DDDDDD"/>
+              <w:left w:val="single" w:sz="6" w:space="0" w:color="DDDDDD"/>
+              <w:bottom w:val="single" w:sz="6" w:space="0" w:color="DDDDDD"/>
+              <w:right w:val="single" w:sz="6" w:space="0" w:color="DDDDDD"/>
+            </w:tcBorders>
+            <w:tcMar>
+              <w:top w:w="120" w:type="dxa"/>
+              <w:left w:w="120" w:type="dxa"/>
+              <w:bottom w:w="120" w:type="dxa"/>
+              <w:right w:w="120" w:type="dxa"/>
+            </w:tcMar>
+            <w:vAlign w:val="center"/>
+            <w:hideMark/>
+          </w:tcPr>
+          <w:p>
+            <w:pPr>
+              <w:ind w:left="283"/>
+              <w:rPr>
+                <w:b/>
+                <w:bCs/>
+                <w:color w:val="4472C4" w:themeColor="accent1"/>
+                <w:sz w:val="20"/>
+                <w:szCs w:val="20"/>
+                <w:lang w:val="fr-SN"/>
+              </w:rPr>
+            </w:pPr>
+            <w:r>
+              <w:rPr>
+                <w:b/>
+                <w:bCs/>
+                <w:color w:val="4472C4" w:themeColor="accent1"/>
+                <w:sz w:val="20"/>
+                <w:szCs w:val="20"/>
+                <w:lang w:val="fr-SN"/>
+              </w:rPr>
+              <w:t>Maintenir le niveau actuel d’emballage ; aucun problème à corriger ici.</w:t>
+            </w:r>
+          </w:p>
+        </w:tc>
+      </w:tr>
+    </w:tbl>
+    <w:p>
+      <w:pPr>
+        <w:rPr>
+          <w:b/>
+          <w:bCs/>
+          <w:color w:val="4472C4" w:themeColor="accent1"/>
+          <w:sz w:val="28"/>
+          <w:szCs w:val="28"/>
+          <w:lang w:val="fr-SN"/>
+        </w:rPr>
+      </w:pPr>
+    </w:p>
+    <w:p>
+      <w:pPr>
+        <w:rPr>
+          <w:b/>
+          <w:bCs/>
+          <w:color w:val="806000" w:themeColor="accent4" w:themeShade="80"/>
+          <w:sz w:val="28"/>
+          <w:szCs w:val="28"/>
+          <w:lang w:val="fr-SN"/>
+        </w:rPr>
+      </w:pPr>
+      <w:r>
+        <w:rPr>
+          <w:b/>
+          <w:bCs/>
+          <w:color w:val="806000" w:themeColor="accent4" w:themeShade="80"/>
+          <w:sz w:val="28"/>
+          <w:szCs w:val="28"/>
+          <w:lang w:val="fr-SN"/>
+        </w:rPr>
+        <w:t>Second prompt de vérification</w:t>
+      </w:r>
+      <w:r>
+        <w:rPr>
+          <w:b/>
+          <w:bCs/>
+          <w:color w:val="806000" w:themeColor="accent4" w:themeShade="80"/>
+          <w:sz w:val="28"/>
+          <w:szCs w:val="28"/>
+          <w:lang w:val="fr-SN"/>
+        </w:rPr>
+        <w:t> :</w:t>
+      </w:r>
+    </w:p>
+    <w:p>
+      <w:pPr>
+        <w:rPr>
+          <w:color w:val="000000" w:themeColor="text1"/>
+          <w:sz w:val="28"/>
+          <w:szCs w:val="28"/>
+          <w:lang w:val="fr-SN"/>
+        </w:rPr>
+      </w:pPr>
+      <w:r>
+        <w:rPr>
+          <w:b/>
+          <w:bCs/>
+          <w:color w:val="806000" w:themeColor="accent4" w:themeShade="80"/>
+          <w:sz w:val="28"/>
+          <w:szCs w:val="28"/>
+          <w:lang w:val="fr-SN"/>
+        </w:rPr>
+        <w:t>```</w:t>
+      </w:r>
+      <w:r>
+        <w:rPr>
+          <w:color w:val="000000" w:themeColor="text1"/>
+          <w:sz w:val="28"/>
+          <w:szCs w:val="28"/>
+          <w:lang w:val="fr-SN"/>
+        </w:rPr>
+        <w:t xml:space="preserve">Tu dois maintenant vérifier ta réponse précédente en la comparant uniquement avec les </w:t>
+      </w:r>
+      <w:r>
+        <w:rPr>
+          <w:color w:val="000000" w:themeColor="text1"/>
+          <w:sz w:val="28"/>
+          <w:szCs w:val="28"/>
+          <w:lang w:val="fr-SN"/>
+        </w:rPr>
+        <w:t>4</w:t>
+      </w:r>
+      <w:r>
+        <w:rPr>
+          <w:color w:val="000000" w:themeColor="text1"/>
+          <w:sz w:val="28"/>
+          <w:szCs w:val="28"/>
+          <w:lang w:val="fr-SN"/>
+        </w:rPr>
+        <w:t xml:space="preserve"> avis clients fournis.</w:t>
+      </w:r>
+    </w:p>
+    <w:p>
+      <w:pPr>
+        <w:rPr>
+          <w:color w:val="000000" w:themeColor="text1"/>
+          <w:sz w:val="28"/>
+          <w:szCs w:val="28"/>
+          <w:lang w:val="fr-SN"/>
+        </w:rPr>
+      </w:pPr>
+      <w:r>
+        <w:rPr>
+          <w:color w:val="000000" w:themeColor="text1"/>
+          <w:sz w:val="28"/>
+          <w:szCs w:val="28"/>
+          <w:lang w:val="fr-SN"/>
+        </w:rPr>
+        <w:t>Effectue les contrôles suivants :</w:t>
+      </w:r>
+    </w:p>
+    <w:p>
+      <w:pPr>
+        <w:rPr>
+          <w:color w:val="000000" w:themeColor="text1"/>
+          <w:sz w:val="28"/>
+          <w:szCs w:val="28"/>
+          <w:lang w:val="fr-SN"/>
+        </w:rPr>
+      </w:pPr>
+      <w:r>
+        <w:rPr>
+          <w:color w:val="000000" w:themeColor="text1"/>
+          <w:sz w:val="28"/>
+          <w:szCs w:val="28"/>
+          <w:lang w:val="fr-SN"/>
+        </w:rPr>
+        <w:t>1. Informations non justifiées</w:t>
+      </w:r>
+    </w:p>
+    <w:p>
+      <w:pPr>
+        <w:rPr>
+          <w:color w:val="000000" w:themeColor="text1"/>
+          <w:sz w:val="28"/>
+          <w:szCs w:val="28"/>
+          <w:lang w:val="fr-SN"/>
+        </w:rPr>
+      </w:pPr>
+      <w:r>
+        <w:rPr>
+          <w:color w:val="000000" w:themeColor="text1"/>
+          <w:sz w:val="28"/>
+          <w:szCs w:val="28"/>
+          <w:lang w:val="fr-SN"/>
+        </w:rPr>
+        <w:t xml:space="preserve">   Vérifie que chaque problème, fréquence, priorité et recommandation est soutenu par les avis.</w:t>
+      </w:r>
+    </w:p>
+    <w:p>
+      <w:pPr>
+        <w:rPr>
+          <w:color w:val="000000" w:themeColor="text1"/>
+          <w:sz w:val="28"/>
+          <w:szCs w:val="28"/>
+          <w:lang w:val="fr-SN"/>
+        </w:rPr>
+      </w:pPr>
+      <w:r>
+        <w:rPr>
+          <w:color w:val="000000" w:themeColor="text1"/>
+          <w:sz w:val="28"/>
+          <w:szCs w:val="28"/>
+          <w:lang w:val="fr-SN"/>
+        </w:rPr>
+        <w:t xml:space="preserve">   Signale toute affirmation qui dépasse les informations disponibles.</w:t>
+      </w:r>
+    </w:p>
+    <w:p>
+      <w:pPr>
+        <w:rPr>
+          <w:color w:val="000000" w:themeColor="text1"/>
+          <w:sz w:val="28"/>
+          <w:szCs w:val="28"/>
+          <w:lang w:val="fr-SN"/>
+        </w:rPr>
+      </w:pPr>
+      <w:r>
+        <w:rPr>
+          <w:color w:val="000000" w:themeColor="text1"/>
+          <w:sz w:val="28"/>
+          <w:szCs w:val="28"/>
+          <w:lang w:val="fr-SN"/>
+        </w:rPr>
+        <w:t>2. Contradictions</w:t>
+      </w:r>
+    </w:p>
+    <w:p>
+      <w:pPr>
+        <w:rPr>
+          <w:color w:val="000000" w:themeColor="text1"/>
+          <w:sz w:val="28"/>
+          <w:szCs w:val="28"/>
+          <w:lang w:val="fr-SN"/>
+        </w:rPr>
+      </w:pPr>
+      <w:r>
+        <w:rPr>
+          <w:color w:val="000000" w:themeColor="text1"/>
+          <w:sz w:val="28"/>
+          <w:szCs w:val="28"/>
+          <w:lang w:val="fr-SN"/>
+        </w:rPr>
+        <w:t xml:space="preserve">   Vérifie que la réponse ne contredit aucun avis.</w:t>
+      </w:r>
+    </w:p>
+    <w:p>
+      <w:pPr>
+        <w:rPr>
+          <w:color w:val="000000" w:themeColor="text1"/>
+          <w:sz w:val="28"/>
+          <w:szCs w:val="28"/>
+          <w:lang w:val="fr-SN"/>
+        </w:rPr>
+      </w:pPr>
+      <w:r>
+        <w:rPr>
+          <w:color w:val="000000" w:themeColor="text1"/>
+          <w:sz w:val="28"/>
+          <w:szCs w:val="28"/>
+          <w:lang w:val="fr-SN"/>
+        </w:rPr>
+        <w:t xml:space="preserve">   Vérifie également qu’elle ne contient pas deux affirmations incompatibles.</w:t>
+      </w:r>
+    </w:p>
+    <w:p>
+      <w:pPr>
+        <w:rPr>
+          <w:color w:val="000000" w:themeColor="text1"/>
+          <w:sz w:val="28"/>
+          <w:szCs w:val="28"/>
+          <w:lang w:val="fr-SN"/>
+        </w:rPr>
+      </w:pPr>
+      <w:r>
+        <w:rPr>
+          <w:color w:val="000000" w:themeColor="text1"/>
+          <w:sz w:val="28"/>
+          <w:szCs w:val="28"/>
+          <w:lang w:val="fr-SN"/>
+        </w:rPr>
+        <w:t>3. Informations absentes</w:t>
+      </w:r>
+    </w:p>
+    <w:p>
+      <w:pPr>
+        <w:rPr>
+          <w:color w:val="000000" w:themeColor="text1"/>
+          <w:sz w:val="28"/>
+          <w:szCs w:val="28"/>
+          <w:lang w:val="fr-SN"/>
+        </w:rPr>
+      </w:pPr>
+      <w:r>
+        <w:rPr>
+          <w:color w:val="000000" w:themeColor="text1"/>
+          <w:sz w:val="28"/>
+          <w:szCs w:val="28"/>
+          <w:lang w:val="fr-SN"/>
+        </w:rPr>
+        <w:t xml:space="preserve">   Vérifie que tous les éléments demandés sont présents :</w:t>
+      </w:r>
+    </w:p>
+    <w:p>
+      <w:pPr>
+        <w:rPr>
+          <w:color w:val="000000" w:themeColor="text1"/>
+          <w:sz w:val="28"/>
+          <w:szCs w:val="28"/>
+          <w:lang w:val="fr-SN"/>
+        </w:rPr>
+      </w:pPr>
+      <w:r>
+        <w:rPr>
+          <w:color w:val="000000" w:themeColor="text1"/>
+          <w:sz w:val="28"/>
+          <w:szCs w:val="28"/>
+          <w:lang w:val="fr-SN"/>
+        </w:rPr>
+        <w:t xml:space="preserve">   </w:t>
+      </w:r>
+      <w:proofErr w:type="gramStart"/>
+      <w:r>
+        <w:rPr>
+          <w:color w:val="000000" w:themeColor="text1"/>
+          <w:sz w:val="28"/>
+          <w:szCs w:val="28"/>
+          <w:lang w:val="fr-SN"/>
+        </w:rPr>
+        <w:t>problème</w:t>
+      </w:r>
+      <w:proofErr w:type="gramEnd"/>
+      <w:r>
+        <w:rPr>
+          <w:color w:val="000000" w:themeColor="text1"/>
+          <w:sz w:val="28"/>
+          <w:szCs w:val="28"/>
+          <w:lang w:val="fr-SN"/>
+        </w:rPr>
+        <w:t>, avis concernés, fréquence, priorité et recommandation.</w:t>
+      </w:r>
+    </w:p>
+    <w:p>
+      <w:pPr>
+        <w:rPr>
+          <w:color w:val="000000" w:themeColor="text1"/>
+          <w:sz w:val="28"/>
+          <w:szCs w:val="28"/>
+          <w:lang w:val="fr-SN"/>
+        </w:rPr>
+      </w:pPr>
+      <w:r>
+        <w:rPr>
+          <w:color w:val="000000" w:themeColor="text1"/>
+          <w:sz w:val="28"/>
+          <w:szCs w:val="28"/>
+          <w:lang w:val="fr-SN"/>
+        </w:rPr>
+        <w:t>4. Hallucinations</w:t>
+      </w:r>
+    </w:p>
+    <w:p>
+      <w:pPr>
+        <w:rPr>
+          <w:color w:val="000000" w:themeColor="text1"/>
+          <w:sz w:val="28"/>
+          <w:szCs w:val="28"/>
+          <w:lang w:val="fr-SN"/>
+        </w:rPr>
+      </w:pPr>
+      <w:r>
+        <w:rPr>
+          <w:color w:val="000000" w:themeColor="text1"/>
+          <w:sz w:val="28"/>
+          <w:szCs w:val="28"/>
+          <w:lang w:val="fr-SN"/>
+        </w:rPr>
+        <w:t xml:space="preserve">   Signale toute cause, statistique, explication ou information qui n’apparaît pas dans les avis et qui ne peut pas être déduite directement.</w:t>
+      </w:r>
+    </w:p>
+    <w:p>
+      <w:pPr>
+        <w:rPr>
+          <w:color w:val="000000" w:themeColor="text1"/>
+          <w:sz w:val="28"/>
+          <w:szCs w:val="28"/>
+          <w:lang w:val="fr-SN"/>
+        </w:rPr>
+      </w:pPr>
+      <w:r>
+        <w:rPr>
+          <w:color w:val="000000" w:themeColor="text1"/>
+          <w:sz w:val="28"/>
+          <w:szCs w:val="28"/>
+          <w:lang w:val="fr-SN"/>
+        </w:rPr>
+        <w:t>5. Respect des contraintes</w:t>
+      </w:r>
+    </w:p>
+    <w:p>
+      <w:pPr>
+        <w:rPr>
+          <w:color w:val="000000" w:themeColor="text1"/>
+          <w:sz w:val="28"/>
+          <w:szCs w:val="28"/>
+          <w:lang w:val="fr-SN"/>
+        </w:rPr>
+      </w:pPr>
+      <w:r>
+        <w:rPr>
+          <w:color w:val="000000" w:themeColor="text1"/>
+          <w:sz w:val="28"/>
+          <w:szCs w:val="28"/>
+          <w:lang w:val="fr-SN"/>
+        </w:rPr>
+        <w:t xml:space="preserve">   Vérifie que :</w:t>
+      </w:r>
+    </w:p>
+    <w:p>
+      <w:pPr>
+        <w:rPr>
+          <w:color w:val="000000" w:themeColor="text1"/>
+          <w:sz w:val="28"/>
+          <w:szCs w:val="28"/>
+          <w:lang w:val="fr-SN"/>
+        </w:rPr>
+      </w:pPr>
+      <w:r>
+        <w:rPr>
+          <w:color w:val="000000" w:themeColor="text1"/>
+          <w:sz w:val="28"/>
+          <w:szCs w:val="28"/>
+          <w:lang w:val="fr-SN"/>
+        </w:rPr>
+        <w:lastRenderedPageBreak/>
+        <w:t xml:space="preserve">   </w:t>
+      </w:r>
+      <w:r>
+        <w:rPr>
+          <w:color w:val="000000" w:themeColor="text1"/>
+          <w:sz w:val="28"/>
+          <w:szCs w:val="28"/>
+          <w:lang w:val="fr-SN"/>
+        </w:rPr>
+        <w:t>- la réponse est sous forme de tableau ;</w:t>
+      </w:r>
+    </w:p>
+    <w:p>
+      <w:pPr>
+        <w:rPr>
+          <w:color w:val="000000" w:themeColor="text1"/>
+          <w:sz w:val="28"/>
+          <w:szCs w:val="28"/>
+          <w:lang w:val="fr-SN"/>
+        </w:rPr>
+      </w:pPr>
+      <w:r>
+        <w:rPr>
+          <w:color w:val="000000" w:themeColor="text1"/>
+          <w:sz w:val="28"/>
+          <w:szCs w:val="28"/>
+          <w:lang w:val="fr-SN"/>
+        </w:rPr>
+        <w:t xml:space="preserve">   - les colonnes demandées sont présentes ;</w:t>
+      </w:r>
+    </w:p>
+    <w:p>
+      <w:pPr>
+        <w:rPr>
+          <w:color w:val="000000" w:themeColor="text1"/>
+          <w:sz w:val="28"/>
+          <w:szCs w:val="28"/>
+          <w:lang w:val="fr-SN"/>
+        </w:rPr>
+      </w:pPr>
+      <w:r>
+        <w:rPr>
+          <w:color w:val="000000" w:themeColor="text1"/>
+          <w:sz w:val="28"/>
+          <w:szCs w:val="28"/>
+          <w:lang w:val="fr-SN"/>
+        </w:rPr>
+        <w:t xml:space="preserve">   - les priorités utilisées sont uniquement élevée, moyenne ou faible ;</w:t>
+      </w:r>
+    </w:p>
+    <w:p>
+      <w:pPr>
+        <w:rPr>
+          <w:color w:val="000000" w:themeColor="text1"/>
+          <w:sz w:val="28"/>
+          <w:szCs w:val="28"/>
+          <w:lang w:val="fr-SN"/>
+        </w:rPr>
+      </w:pPr>
+      <w:r>
+        <w:rPr>
+          <w:color w:val="000000" w:themeColor="text1"/>
+          <w:sz w:val="28"/>
+          <w:szCs w:val="28"/>
+          <w:lang w:val="fr-SN"/>
+        </w:rPr>
+        <w:t xml:space="preserve">   - chaque problème est associé à un avis ;</w:t>
+      </w:r>
+    </w:p>
+    <w:p>
+      <w:pPr>
+        <w:rPr>
+          <w:color w:val="000000" w:themeColor="text1"/>
+          <w:sz w:val="28"/>
+          <w:szCs w:val="28"/>
+          <w:lang w:val="fr-SN"/>
+        </w:rPr>
+      </w:pPr>
+      <w:r>
+        <w:rPr>
+          <w:color w:val="000000" w:themeColor="text1"/>
+          <w:sz w:val="28"/>
+          <w:szCs w:val="28"/>
+          <w:lang w:val="fr-SN"/>
+        </w:rPr>
+        <w:t xml:space="preserve">   - chaque recommandation est liée à un problème identifié ;</w:t>
+      </w:r>
+    </w:p>
+    <w:p>
+      <w:pPr>
+        <w:rPr>
+          <w:color w:val="000000" w:themeColor="text1"/>
+          <w:sz w:val="28"/>
+          <w:szCs w:val="28"/>
+          <w:lang w:val="fr-SN"/>
+        </w:rPr>
+      </w:pPr>
+      <w:r>
+        <w:rPr>
+          <w:color w:val="000000" w:themeColor="text1"/>
+          <w:sz w:val="28"/>
+          <w:szCs w:val="28"/>
+          <w:lang w:val="fr-SN"/>
+        </w:rPr>
+        <w:t xml:space="preserve">   - aucune information n’a été inventée ;</w:t>
+      </w:r>
+    </w:p>
+    <w:p>
+      <w:pPr>
+        <w:rPr>
+          <w:color w:val="000000" w:themeColor="text1"/>
+          <w:sz w:val="28"/>
+          <w:szCs w:val="28"/>
+          <w:lang w:val="fr-SN"/>
+        </w:rPr>
+      </w:pPr>
+      <w:r>
+        <w:rPr>
+          <w:color w:val="000000" w:themeColor="text1"/>
+          <w:sz w:val="28"/>
+          <w:szCs w:val="28"/>
+          <w:lang w:val="fr-SN"/>
+        </w:rPr>
+        <w:t>Présente ton contrôle dans un tableau avec les colonnes suivantes :</w:t>
+      </w:r>
+    </w:p>
+    <w:p>
+      <w:pPr>
+        <w:rPr>
+          <w:color w:val="000000" w:themeColor="text1"/>
+          <w:sz w:val="28"/>
+          <w:szCs w:val="28"/>
+          <w:lang w:val="fr-SN"/>
+        </w:rPr>
+      </w:pPr>
+      <w:r>
+        <w:rPr>
+          <w:color w:val="000000" w:themeColor="text1"/>
+          <w:sz w:val="28"/>
+          <w:szCs w:val="28"/>
+          <w:lang w:val="fr-SN"/>
+        </w:rPr>
+        <w:t>Élément vérifié | Résultat | Justification | Correction nécessaire</w:t>
+      </w:r>
+    </w:p>
+    <w:p>
+      <w:pPr>
+        <w:rPr>
+          <w:color w:val="000000" w:themeColor="text1"/>
+          <w:sz w:val="28"/>
+          <w:szCs w:val="28"/>
+          <w:lang w:val="fr-SN"/>
+        </w:rPr>
+      </w:pPr>
+      <w:r>
+        <w:rPr>
+          <w:color w:val="000000" w:themeColor="text1"/>
+          <w:sz w:val="28"/>
+          <w:szCs w:val="28"/>
+          <w:lang w:val="fr-SN"/>
+        </w:rPr>
+        <w:t>Pour le résultat, utilise uniquement :</w:t>
+      </w:r>
+    </w:p>
+    <w:p>
+      <w:pPr>
+        <w:rPr>
+          <w:color w:val="000000" w:themeColor="text1"/>
+          <w:sz w:val="28"/>
+          <w:szCs w:val="28"/>
+          <w:lang w:val="fr-SN"/>
+        </w:rPr>
+      </w:pPr>
+      <w:r>
+        <w:rPr>
+          <w:color w:val="000000" w:themeColor="text1"/>
+          <w:sz w:val="28"/>
+          <w:szCs w:val="28"/>
+          <w:lang w:val="fr-SN"/>
+        </w:rPr>
+        <w:t>- conforme ;</w:t>
+      </w:r>
+    </w:p>
+    <w:p>
+      <w:pPr>
+        <w:rPr>
+          <w:color w:val="000000" w:themeColor="text1"/>
+          <w:sz w:val="28"/>
+          <w:szCs w:val="28"/>
+          <w:lang w:val="fr-SN"/>
+        </w:rPr>
+      </w:pPr>
+      <w:r>
+        <w:rPr>
+          <w:color w:val="000000" w:themeColor="text1"/>
+          <w:sz w:val="28"/>
+          <w:szCs w:val="28"/>
+          <w:lang w:val="fr-SN"/>
+        </w:rPr>
+        <w:t>- non conforme ;</w:t>
+      </w:r>
+    </w:p>
+    <w:p>
+      <w:pPr>
+        <w:rPr>
+          <w:color w:val="806000" w:themeColor="accent4" w:themeShade="80"/>
+          <w:sz w:val="28"/>
+          <w:szCs w:val="28"/>
+          <w:lang w:val="fr-SN"/>
+        </w:rPr>
+      </w:pPr>
+      <w:r>
+        <w:rPr>
+          <w:color w:val="000000" w:themeColor="text1"/>
+          <w:sz w:val="28"/>
+          <w:szCs w:val="28"/>
+          <w:lang w:val="fr-SN"/>
+        </w:rPr>
+        <w:t xml:space="preserve">- information non </w:t>
+      </w:r>
+      <w:proofErr w:type="gramStart"/>
+      <w:r>
+        <w:rPr>
+          <w:color w:val="000000" w:themeColor="text1"/>
+          <w:sz w:val="28"/>
+          <w:szCs w:val="28"/>
+          <w:lang w:val="fr-SN"/>
+        </w:rPr>
+        <w:t>disponible</w:t>
+      </w:r>
+      <w:r>
+        <w:rPr>
+          <w:color w:val="806000" w:themeColor="accent4" w:themeShade="80"/>
+          <w:sz w:val="28"/>
+          <w:szCs w:val="28"/>
+          <w:lang w:val="fr-SN"/>
+        </w:rPr>
+        <w:t>.</w:t>
+      </w:r>
+      <w:r>
+        <w:rPr>
+          <w:color w:val="806000" w:themeColor="accent4" w:themeShade="80"/>
+          <w:sz w:val="28"/>
+          <w:szCs w:val="28"/>
+          <w:lang w:val="fr-SN"/>
+        </w:rPr>
+        <w:t>`</w:t>
+      </w:r>
+      <w:proofErr w:type="gramEnd"/>
+      <w:r>
+        <w:rPr>
+          <w:color w:val="806000" w:themeColor="accent4" w:themeShade="80"/>
+          <w:sz w:val="28"/>
+          <w:szCs w:val="28"/>
+          <w:lang w:val="fr-SN"/>
+        </w:rPr>
+        <w:t>``</w:t>
+      </w:r>
+    </w:p>
+    <w:p>
+      <w:pPr>
+        <w:rPr>
+          <w:color w:val="4472C4" w:themeColor="accent1"/>
+          <w:sz w:val="28"/>
+          <w:szCs w:val="28"/>
+          <w:lang w:val="fr-SN"/>
+        </w:rPr>
+      </w:pPr>
+      <w:proofErr w:type="spellStart"/>
+      <w:r>
+        <w:rPr>
+          <w:color w:val="4472C4" w:themeColor="accent1"/>
+          <w:sz w:val="28"/>
+          <w:szCs w:val="28"/>
+          <w:lang w:val="fr-SN"/>
+        </w:rPr>
+        <w:t>Reponse</w:t>
+      </w:r>
+      <w:proofErr w:type="spellEnd"/>
+      <w:r>
+        <w:rPr>
+          <w:color w:val="4472C4" w:themeColor="accent1"/>
+          <w:sz w:val="28"/>
+          <w:szCs w:val="28"/>
+          <w:lang w:val="fr-SN"/>
+        </w:rPr>
+        <w:t xml:space="preserve"> du LLM :</w:t>
+      </w:r>
+    </w:p>
+    <w:tbl>
+      <w:tblPr>
+        <w:tblW w:w="5000" w:type="pct"/>
+        <w:tblCellMar>
+          <w:top w:w="15" w:type="dxa"/>
+          <w:left w:w="15" w:type="dxa"/>
+          <w:bottom w:w="15" w:type="dxa"/>
+          <w:right w:w="15" w:type="dxa"/>
+        </w:tblCellMar>
+        <w:tblLook w:val="04A0" w:firstRow="1" w:lastRow="0" w:firstColumn="1" w:lastColumn="0" w:noHBand="0" w:noVBand="1"/>
+      </w:tblPr>
+      <w:tblGrid>
+        <w:gridCol w:w="1932"/>
+        <w:gridCol w:w="979"/>
+        <w:gridCol w:w="3090"/>
+        <w:gridCol w:w="3055"/>
+      </w:tblGrid>
+      <w:tr>
+        <w:trPr>
+          <w:tblHeader/>
+        </w:trPr>
+        <w:tc>
+          <w:tcPr>
+            <w:tcW w:w="0" w:type="auto"/>
+            <w:tcBorders>
+              <w:top w:val="single" w:sz="6" w:space="0" w:color="DDDDDD"/>
+              <w:left w:val="single" w:sz="6" w:space="0" w:color="DDDDDD"/>
+              <w:bottom w:val="single" w:sz="6" w:space="0" w:color="DDDDDD"/>
+              <w:right w:val="single" w:sz="6" w:space="0" w:color="DDDDDD"/>
+            </w:tcBorders>
+            <w:shd w:val="clear" w:color="auto" w:fill="F2F2F2"/>
+            <w:tcMar>
+              <w:top w:w="120" w:type="dxa"/>
+              <w:left w:w="120" w:type="dxa"/>
+              <w:bottom w:w="120" w:type="dxa"/>
+              <w:right w:w="120" w:type="dxa"/>
+            </w:tcMar>
+            <w:vAlign w:val="center"/>
+            <w:hideMark/>
+          </w:tcPr>
+          <w:p>
+            <w:pPr>
+              <w:rPr>
+                <w:b/>
+                <w:bCs/>
+                <w:color w:val="4472C4" w:themeColor="accent1"/>
+                <w:sz w:val="18"/>
+                <w:szCs w:val="18"/>
+                <w:lang w:val="fr-SN"/>
+              </w:rPr>
+            </w:pPr>
+            <w:r>
+              <w:rPr>
+                <w:b/>
+                <w:bCs/>
+                <w:color w:val="4472C4" w:themeColor="accent1"/>
+                <w:sz w:val="18"/>
+                <w:szCs w:val="18"/>
+                <w:lang w:val="fr-SN"/>
+              </w:rPr>
+              <w:t>Élément vérifié</w:t>
+            </w:r>
+          </w:p>
+        </w:tc>
+        <w:tc>
+          <w:tcPr>
+            <w:tcW w:w="0" w:type="auto"/>
+            <w:tcBorders>
+              <w:top w:val="single" w:sz="6" w:space="0" w:color="DDDDDD"/>
+              <w:left w:val="single" w:sz="6" w:space="0" w:color="DDDDDD"/>
+              <w:bottom w:val="single" w:sz="6" w:space="0" w:color="DDDDDD"/>
+              <w:right w:val="single" w:sz="6" w:space="0" w:color="DDDDDD"/>
+            </w:tcBorders>
+            <w:shd w:val="clear" w:color="auto" w:fill="F2F2F2"/>
+            <w:tcMar>
+              <w:top w:w="120" w:type="dxa"/>
+              <w:left w:w="120" w:type="dxa"/>
+              <w:bottom w:w="120" w:type="dxa"/>
+              <w:right w:w="120" w:type="dxa"/>
+            </w:tcMar>
+            <w:vAlign w:val="center"/>
+            <w:hideMark/>
+          </w:tcPr>
+          <w:p>
+            <w:pPr>
+              <w:rPr>
+                <w:b/>
+                <w:bCs/>
+                <w:color w:val="4472C4" w:themeColor="accent1"/>
+                <w:sz w:val="18"/>
+                <w:szCs w:val="18"/>
+                <w:lang w:val="fr-SN"/>
+              </w:rPr>
+            </w:pPr>
+            <w:r>
+              <w:rPr>
+                <w:b/>
+                <w:bCs/>
+                <w:color w:val="4472C4" w:themeColor="accent1"/>
+                <w:sz w:val="18"/>
+                <w:szCs w:val="18"/>
+                <w:lang w:val="fr-SN"/>
+              </w:rPr>
+              <w:t>Résultat</w:t>
+            </w:r>
+          </w:p>
+        </w:tc>
+        <w:tc>
+          <w:tcPr>
+            <w:tcW w:w="0" w:type="auto"/>
+            <w:tcBorders>
+              <w:top w:val="single" w:sz="6" w:space="0" w:color="DDDDDD"/>
+              <w:left w:val="single" w:sz="6" w:space="0" w:color="DDDDDD"/>
+              <w:bottom w:val="single" w:sz="6" w:space="0" w:color="DDDDDD"/>
+              <w:right w:val="single" w:sz="6" w:space="0" w:color="DDDDDD"/>
+            </w:tcBorders>
+            <w:shd w:val="clear" w:color="auto" w:fill="F2F2F2"/>
+            <w:tcMar>
+              <w:top w:w="120" w:type="dxa"/>
+              <w:left w:w="120" w:type="dxa"/>
+              <w:bottom w:w="120" w:type="dxa"/>
+              <w:right w:w="120" w:type="dxa"/>
+            </w:tcMar>
+            <w:vAlign w:val="center"/>
+            <w:hideMark/>
+          </w:tcPr>
+          <w:p>
+            <w:pPr>
+              <w:rPr>
+                <w:b/>
+                <w:bCs/>
+                <w:color w:val="4472C4" w:themeColor="accent1"/>
+                <w:sz w:val="18"/>
+                <w:szCs w:val="18"/>
+                <w:lang w:val="fr-SN"/>
+              </w:rPr>
+            </w:pPr>
+            <w:r>
+              <w:rPr>
+                <w:b/>
+                <w:bCs/>
+                <w:color w:val="4472C4" w:themeColor="accent1"/>
+                <w:sz w:val="18"/>
+                <w:szCs w:val="18"/>
+                <w:lang w:val="fr-SN"/>
+              </w:rPr>
+              <w:t>Justification</w:t>
+            </w:r>
+          </w:p>
+        </w:tc>
+        <w:tc>
+          <w:tcPr>
+            <w:tcW w:w="0" w:type="auto"/>
+            <w:tcBorders>
+              <w:top w:val="single" w:sz="6" w:space="0" w:color="DDDDDD"/>
+              <w:left w:val="single" w:sz="6" w:space="0" w:color="DDDDDD"/>
+              <w:bottom w:val="single" w:sz="6" w:space="0" w:color="DDDDDD"/>
+              <w:right w:val="single" w:sz="6" w:space="0" w:color="DDDDDD"/>
+            </w:tcBorders>
+            <w:shd w:val="clear" w:color="auto" w:fill="F2F2F2"/>
+            <w:tcMar>
+              <w:top w:w="120" w:type="dxa"/>
+              <w:left w:w="120" w:type="dxa"/>
+              <w:bottom w:w="120" w:type="dxa"/>
+              <w:right w:w="120" w:type="dxa"/>
+            </w:tcMar>
+            <w:vAlign w:val="center"/>
+            <w:hideMark/>
+          </w:tcPr>
+          <w:p>
+            <w:pPr>
+              <w:rPr>
+                <w:b/>
+                <w:bCs/>
+                <w:color w:val="4472C4" w:themeColor="accent1"/>
+                <w:sz w:val="18"/>
+                <w:szCs w:val="18"/>
+                <w:lang w:val="fr-SN"/>
+              </w:rPr>
+            </w:pPr>
+            <w:r>
+              <w:rPr>
+                <w:b/>
+                <w:bCs/>
+                <w:color w:val="4472C4" w:themeColor="accent1"/>
+                <w:sz w:val="18"/>
+                <w:szCs w:val="18"/>
+                <w:lang w:val="fr-SN"/>
+              </w:rPr>
+              <w:t>Correction nécessaire</w:t>
+            </w:r>
+          </w:p>
+        </w:tc>
+      </w:tr>
+      <w:tr>
+        <w:tc>
+          <w:tcPr>
+            <w:tcW w:w="0" w:type="auto"/>
+            <w:tcBorders>
+              <w:top w:val="single" w:sz="6" w:space="0" w:color="DDDDDD"/>
+              <w:left w:val="single" w:sz="6" w:space="0" w:color="DDDDDD"/>
+              <w:bottom w:val="single" w:sz="6" w:space="0" w:color="DDDDDD"/>
+              <w:right w:val="single" w:sz="6" w:space="0" w:color="DDDDDD"/>
+            </w:tcBorders>
+            <w:tcMar>
+              <w:top w:w="120" w:type="dxa"/>
+              <w:left w:w="120" w:type="dxa"/>
+              <w:bottom w:w="120" w:type="dxa"/>
+              <w:right w:w="120" w:type="dxa"/>
+            </w:tcMar>
+            <w:vAlign w:val="center"/>
+            <w:hideMark/>
+          </w:tcPr>
+          <w:p>
+            <w:pPr>
+              <w:rPr>
+                <w:color w:val="4472C4" w:themeColor="accent1"/>
+                <w:sz w:val="18"/>
+                <w:szCs w:val="18"/>
+                <w:lang w:val="fr-SN"/>
+              </w:rPr>
+            </w:pPr>
+            <w:r>
+              <w:rPr>
+                <w:color w:val="4472C4" w:themeColor="accent1"/>
+                <w:sz w:val="18"/>
+                <w:szCs w:val="18"/>
+                <w:lang w:val="fr-SN"/>
+              </w:rPr>
+              <w:t>Problèmes listés sont tous présents dans les avis</w:t>
+            </w:r>
+          </w:p>
+        </w:tc>
+        <w:tc>
+          <w:tcPr>
+            <w:tcW w:w="0" w:type="auto"/>
+            <w:tcBorders>
+              <w:top w:val="single" w:sz="6" w:space="0" w:color="DDDDDD"/>
+              <w:left w:val="single" w:sz="6" w:space="0" w:color="DDDDDD"/>
+              <w:bottom w:val="single" w:sz="6" w:space="0" w:color="DDDDDD"/>
+              <w:right w:val="single" w:sz="6" w:space="0" w:color="DDDDDD"/>
+            </w:tcBorders>
+            <w:tcMar>
+              <w:top w:w="120" w:type="dxa"/>
+              <w:left w:w="120" w:type="dxa"/>
+              <w:bottom w:w="120" w:type="dxa"/>
+              <w:right w:w="120" w:type="dxa"/>
+            </w:tcMar>
+            <w:vAlign w:val="center"/>
+            <w:hideMark/>
+          </w:tcPr>
+          <w:p>
+            <w:pPr>
+              <w:rPr>
+                <w:color w:val="4472C4" w:themeColor="accent1"/>
+                <w:sz w:val="18"/>
+                <w:szCs w:val="18"/>
+                <w:lang w:val="fr-SN"/>
+              </w:rPr>
+            </w:pPr>
+            <w:proofErr w:type="gramStart"/>
+            <w:r>
+              <w:rPr>
+                <w:color w:val="4472C4" w:themeColor="accent1"/>
+                <w:sz w:val="18"/>
+                <w:szCs w:val="18"/>
+                <w:lang w:val="fr-SN"/>
+              </w:rPr>
+              <w:t>conforme</w:t>
+            </w:r>
+            <w:proofErr w:type="gramEnd"/>
+          </w:p>
+        </w:tc>
+        <w:tc>
+          <w:tcPr>
+            <w:tcW w:w="0" w:type="auto"/>
+            <w:tcBorders>
+              <w:top w:val="single" w:sz="6" w:space="0" w:color="DDDDDD"/>
+              <w:left w:val="single" w:sz="6" w:space="0" w:color="DDDDDD"/>
+              <w:bottom w:val="single" w:sz="6" w:space="0" w:color="DDDDDD"/>
+              <w:right w:val="single" w:sz="6" w:space="0" w:color="DDDDDD"/>
+            </w:tcBorders>
+            <w:tcMar>
+              <w:top w:w="120" w:type="dxa"/>
+              <w:left w:w="120" w:type="dxa"/>
+              <w:bottom w:w="120" w:type="dxa"/>
+              <w:right w:w="120" w:type="dxa"/>
+            </w:tcMar>
+            <w:vAlign w:val="center"/>
+            <w:hideMark/>
+          </w:tcPr>
+          <w:p>
+            <w:pPr>
+              <w:rPr>
+                <w:color w:val="4472C4" w:themeColor="accent1"/>
+                <w:sz w:val="18"/>
+                <w:szCs w:val="18"/>
+                <w:lang w:val="fr-SN"/>
+              </w:rPr>
+            </w:pPr>
+            <w:r>
+              <w:rPr>
+                <w:color w:val="4472C4" w:themeColor="accent1"/>
+                <w:sz w:val="18"/>
+                <w:szCs w:val="18"/>
+                <w:lang w:val="fr-SN"/>
+              </w:rPr>
+              <w:t>Chaque problème (retard livraison, suivi non mis à jour, application difficile, service client ne répond pas) est explicitement mentionné dans au moins un avis.</w:t>
+            </w:r>
+          </w:p>
+        </w:tc>
+        <w:tc>
+          <w:tcPr>
+            <w:tcW w:w="0" w:type="auto"/>
+            <w:tcBorders>
+              <w:top w:val="single" w:sz="6" w:space="0" w:color="DDDDDD"/>
+              <w:left w:val="single" w:sz="6" w:space="0" w:color="DDDDDD"/>
+              <w:bottom w:val="single" w:sz="6" w:space="0" w:color="DDDDDD"/>
+              <w:right w:val="single" w:sz="6" w:space="0" w:color="DDDDDD"/>
+            </w:tcBorders>
+            <w:tcMar>
+              <w:top w:w="120" w:type="dxa"/>
+              <w:left w:w="120" w:type="dxa"/>
+              <w:bottom w:w="120" w:type="dxa"/>
+              <w:right w:w="120" w:type="dxa"/>
+            </w:tcMar>
+            <w:vAlign w:val="center"/>
+            <w:hideMark/>
+          </w:tcPr>
+          <w:p>
+            <w:pPr>
+              <w:rPr>
+                <w:color w:val="4472C4" w:themeColor="accent1"/>
+                <w:sz w:val="18"/>
+                <w:szCs w:val="18"/>
+                <w:lang w:val="fr-SN"/>
+              </w:rPr>
+            </w:pPr>
+            <w:r>
+              <w:rPr>
+                <w:color w:val="4472C4" w:themeColor="accent1"/>
+                <w:sz w:val="18"/>
+                <w:szCs w:val="18"/>
+                <w:lang w:val="fr-SN"/>
+              </w:rPr>
+              <w:t>Aucune</w:t>
+            </w:r>
+          </w:p>
+        </w:tc>
+      </w:tr>
+      <w:tr>
+        <w:tc>
+          <w:tcPr>
+            <w:tcW w:w="0" w:type="auto"/>
+            <w:tcBorders>
+              <w:top w:val="single" w:sz="6" w:space="0" w:color="DDDDDD"/>
+              <w:left w:val="single" w:sz="6" w:space="0" w:color="DDDDDD"/>
+              <w:bottom w:val="single" w:sz="6" w:space="0" w:color="DDDDDD"/>
+              <w:right w:val="single" w:sz="6" w:space="0" w:color="DDDDDD"/>
+            </w:tcBorders>
+            <w:tcMar>
+              <w:top w:w="120" w:type="dxa"/>
+              <w:left w:w="120" w:type="dxa"/>
+              <w:bottom w:w="120" w:type="dxa"/>
+              <w:right w:w="120" w:type="dxa"/>
+            </w:tcMar>
+            <w:vAlign w:val="center"/>
+            <w:hideMark/>
+          </w:tcPr>
+          <w:p>
+            <w:pPr>
+              <w:rPr>
+                <w:color w:val="4472C4" w:themeColor="accent1"/>
+                <w:sz w:val="18"/>
+                <w:szCs w:val="18"/>
+                <w:lang w:val="fr-SN"/>
+              </w:rPr>
+            </w:pPr>
+            <w:r>
+              <w:rPr>
+                <w:color w:val="4472C4" w:themeColor="accent1"/>
+                <w:sz w:val="18"/>
+                <w:szCs w:val="18"/>
+                <w:lang w:val="fr-SN"/>
+              </w:rPr>
+              <w:t>Fréquence (nombre d’avis par problème)</w:t>
+            </w:r>
+          </w:p>
+        </w:tc>
+        <w:tc>
+          <w:tcPr>
+            <w:tcW w:w="0" w:type="auto"/>
+            <w:tcBorders>
+              <w:top w:val="single" w:sz="6" w:space="0" w:color="DDDDDD"/>
+              <w:left w:val="single" w:sz="6" w:space="0" w:color="DDDDDD"/>
+              <w:bottom w:val="single" w:sz="6" w:space="0" w:color="DDDDDD"/>
+              <w:right w:val="single" w:sz="6" w:space="0" w:color="DDDDDD"/>
+            </w:tcBorders>
+            <w:tcMar>
+              <w:top w:w="120" w:type="dxa"/>
+              <w:left w:w="120" w:type="dxa"/>
+              <w:bottom w:w="120" w:type="dxa"/>
+              <w:right w:w="120" w:type="dxa"/>
+            </w:tcMar>
+            <w:vAlign w:val="center"/>
+            <w:hideMark/>
+          </w:tcPr>
+          <w:p>
+            <w:pPr>
+              <w:rPr>
+                <w:color w:val="4472C4" w:themeColor="accent1"/>
+                <w:sz w:val="18"/>
+                <w:szCs w:val="18"/>
+                <w:lang w:val="fr-SN"/>
+              </w:rPr>
+            </w:pPr>
+            <w:proofErr w:type="gramStart"/>
+            <w:r>
+              <w:rPr>
+                <w:color w:val="4472C4" w:themeColor="accent1"/>
+                <w:sz w:val="18"/>
+                <w:szCs w:val="18"/>
+                <w:lang w:val="fr-SN"/>
+              </w:rPr>
+              <w:t>conforme</w:t>
+            </w:r>
+            <w:proofErr w:type="gramEnd"/>
+          </w:p>
+        </w:tc>
+        <w:tc>
+          <w:tcPr>
+            <w:tcW w:w="0" w:type="auto"/>
+            <w:tcBorders>
+              <w:top w:val="single" w:sz="6" w:space="0" w:color="DDDDDD"/>
+              <w:left w:val="single" w:sz="6" w:space="0" w:color="DDDDDD"/>
+              <w:bottom w:val="single" w:sz="6" w:space="0" w:color="DDDDDD"/>
+              <w:right w:val="single" w:sz="6" w:space="0" w:color="DDDDDD"/>
+            </w:tcBorders>
+            <w:tcMar>
+              <w:top w:w="120" w:type="dxa"/>
+              <w:left w:w="120" w:type="dxa"/>
+              <w:bottom w:w="120" w:type="dxa"/>
+              <w:right w:w="120" w:type="dxa"/>
+            </w:tcMar>
+            <w:vAlign w:val="center"/>
+            <w:hideMark/>
+          </w:tcPr>
+          <w:p>
+            <w:pPr>
+              <w:rPr>
+                <w:color w:val="4472C4" w:themeColor="accent1"/>
+                <w:sz w:val="18"/>
+                <w:szCs w:val="18"/>
+                <w:lang w:val="fr-SN"/>
+              </w:rPr>
+            </w:pPr>
+            <w:r>
+              <w:rPr>
+                <w:color w:val="4472C4" w:themeColor="accent1"/>
+                <w:sz w:val="18"/>
+                <w:szCs w:val="18"/>
+                <w:lang w:val="fr-SN"/>
+              </w:rPr>
+              <w:t>Retard livraison = Avis 2 et 3 (2 avis) ; autres problèmes = 1 avis chacun.</w:t>
+            </w:r>
+          </w:p>
+        </w:tc>
+        <w:tc>
+          <w:tcPr>
+            <w:tcW w:w="0" w:type="auto"/>
+            <w:tcBorders>
+              <w:top w:val="single" w:sz="6" w:space="0" w:color="DDDDDD"/>
+              <w:left w:val="single" w:sz="6" w:space="0" w:color="DDDDDD"/>
+              <w:bottom w:val="single" w:sz="6" w:space="0" w:color="DDDDDD"/>
+              <w:right w:val="single" w:sz="6" w:space="0" w:color="DDDDDD"/>
+            </w:tcBorders>
+            <w:tcMar>
+              <w:top w:w="120" w:type="dxa"/>
+              <w:left w:w="120" w:type="dxa"/>
+              <w:bottom w:w="120" w:type="dxa"/>
+              <w:right w:w="120" w:type="dxa"/>
+            </w:tcMar>
+            <w:vAlign w:val="center"/>
+            <w:hideMark/>
+          </w:tcPr>
+          <w:p>
+            <w:pPr>
+              <w:rPr>
+                <w:color w:val="4472C4" w:themeColor="accent1"/>
+                <w:sz w:val="18"/>
+                <w:szCs w:val="18"/>
+                <w:lang w:val="fr-SN"/>
+              </w:rPr>
+            </w:pPr>
+            <w:r>
+              <w:rPr>
+                <w:color w:val="4472C4" w:themeColor="accent1"/>
+                <w:sz w:val="18"/>
+                <w:szCs w:val="18"/>
+                <w:lang w:val="fr-SN"/>
+              </w:rPr>
+              <w:t>Aucune</w:t>
+            </w:r>
+          </w:p>
+        </w:tc>
+      </w:tr>
+      <w:tr>
+        <w:tc>
+          <w:tcPr>
+            <w:tcW w:w="0" w:type="auto"/>
+            <w:tcBorders>
+              <w:top w:val="single" w:sz="6" w:space="0" w:color="DDDDDD"/>
+              <w:left w:val="single" w:sz="6" w:space="0" w:color="DDDDDD"/>
+              <w:bottom w:val="single" w:sz="6" w:space="0" w:color="DDDDDD"/>
+              <w:right w:val="single" w:sz="6" w:space="0" w:color="DDDDDD"/>
+            </w:tcBorders>
+            <w:tcMar>
+              <w:top w:w="120" w:type="dxa"/>
+              <w:left w:w="120" w:type="dxa"/>
+              <w:bottom w:w="120" w:type="dxa"/>
+              <w:right w:w="120" w:type="dxa"/>
+            </w:tcMar>
+            <w:vAlign w:val="center"/>
+            <w:hideMark/>
+          </w:tcPr>
+          <w:p>
+            <w:pPr>
+              <w:rPr>
+                <w:color w:val="4472C4" w:themeColor="accent1"/>
+                <w:sz w:val="18"/>
+                <w:szCs w:val="18"/>
+                <w:lang w:val="fr-SN"/>
+              </w:rPr>
+            </w:pPr>
+            <w:r>
+              <w:rPr>
+                <w:color w:val="4472C4" w:themeColor="accent1"/>
+                <w:sz w:val="18"/>
+                <w:szCs w:val="18"/>
+                <w:lang w:val="fr-SN"/>
+              </w:rPr>
+              <w:t>Priorités (élevée, moyenne, faible) utilisées uniquement</w:t>
+            </w:r>
+          </w:p>
+        </w:tc>
+        <w:tc>
+          <w:tcPr>
+            <w:tcW w:w="0" w:type="auto"/>
+            <w:tcBorders>
+              <w:top w:val="single" w:sz="6" w:space="0" w:color="DDDDDD"/>
+              <w:left w:val="single" w:sz="6" w:space="0" w:color="DDDDDD"/>
+              <w:bottom w:val="single" w:sz="6" w:space="0" w:color="DDDDDD"/>
+              <w:right w:val="single" w:sz="6" w:space="0" w:color="DDDDDD"/>
+            </w:tcBorders>
+            <w:tcMar>
+              <w:top w:w="120" w:type="dxa"/>
+              <w:left w:w="120" w:type="dxa"/>
+              <w:bottom w:w="120" w:type="dxa"/>
+              <w:right w:w="120" w:type="dxa"/>
+            </w:tcMar>
+            <w:vAlign w:val="center"/>
+            <w:hideMark/>
+          </w:tcPr>
+          <w:p>
+            <w:pPr>
+              <w:rPr>
+                <w:color w:val="4472C4" w:themeColor="accent1"/>
+                <w:sz w:val="18"/>
+                <w:szCs w:val="18"/>
+                <w:lang w:val="fr-SN"/>
+              </w:rPr>
+            </w:pPr>
+            <w:proofErr w:type="gramStart"/>
+            <w:r>
+              <w:rPr>
+                <w:color w:val="4472C4" w:themeColor="accent1"/>
+                <w:sz w:val="18"/>
+                <w:szCs w:val="18"/>
+                <w:lang w:val="fr-SN"/>
+              </w:rPr>
+              <w:t>conforme</w:t>
+            </w:r>
+            <w:proofErr w:type="gramEnd"/>
+          </w:p>
+        </w:tc>
+        <w:tc>
+          <w:tcPr>
+            <w:tcW w:w="0" w:type="auto"/>
+            <w:tcBorders>
+              <w:top w:val="single" w:sz="6" w:space="0" w:color="DDDDDD"/>
+              <w:left w:val="single" w:sz="6" w:space="0" w:color="DDDDDD"/>
+              <w:bottom w:val="single" w:sz="6" w:space="0" w:color="DDDDDD"/>
+              <w:right w:val="single" w:sz="6" w:space="0" w:color="DDDDDD"/>
+            </w:tcBorders>
+            <w:tcMar>
+              <w:top w:w="120" w:type="dxa"/>
+              <w:left w:w="120" w:type="dxa"/>
+              <w:bottom w:w="120" w:type="dxa"/>
+              <w:right w:w="120" w:type="dxa"/>
+            </w:tcMar>
+            <w:vAlign w:val="center"/>
+            <w:hideMark/>
+          </w:tcPr>
+          <w:p>
+            <w:pPr>
+              <w:rPr>
+                <w:color w:val="4472C4" w:themeColor="accent1"/>
+                <w:sz w:val="18"/>
+                <w:szCs w:val="18"/>
+                <w:lang w:val="fr-SN"/>
+              </w:rPr>
+            </w:pPr>
+            <w:r>
+              <w:rPr>
+                <w:color w:val="4472C4" w:themeColor="accent1"/>
+                <w:sz w:val="18"/>
+                <w:szCs w:val="18"/>
+                <w:lang w:val="fr-SN"/>
+              </w:rPr>
+              <w:t>Seules les valeurs « élevée », « moyenne », « faible » sont employées.</w:t>
+            </w:r>
+          </w:p>
+        </w:tc>
+        <w:tc>
+          <w:tcPr>
+            <w:tcW w:w="0" w:type="auto"/>
+            <w:tcBorders>
+              <w:top w:val="single" w:sz="6" w:space="0" w:color="DDDDDD"/>
+              <w:left w:val="single" w:sz="6" w:space="0" w:color="DDDDDD"/>
+              <w:bottom w:val="single" w:sz="6" w:space="0" w:color="DDDDDD"/>
+              <w:right w:val="single" w:sz="6" w:space="0" w:color="DDDDDD"/>
+            </w:tcBorders>
+            <w:tcMar>
+              <w:top w:w="120" w:type="dxa"/>
+              <w:left w:w="120" w:type="dxa"/>
+              <w:bottom w:w="120" w:type="dxa"/>
+              <w:right w:w="120" w:type="dxa"/>
+            </w:tcMar>
+            <w:vAlign w:val="center"/>
+            <w:hideMark/>
+          </w:tcPr>
+          <w:p>
+            <w:pPr>
+              <w:rPr>
+                <w:color w:val="4472C4" w:themeColor="accent1"/>
+                <w:sz w:val="18"/>
+                <w:szCs w:val="18"/>
+                <w:lang w:val="fr-SN"/>
+              </w:rPr>
+            </w:pPr>
+            <w:r>
+              <w:rPr>
+                <w:color w:val="4472C4" w:themeColor="accent1"/>
+                <w:sz w:val="18"/>
+                <w:szCs w:val="18"/>
+                <w:lang w:val="fr-SN"/>
+              </w:rPr>
+              <w:t>Aucune</w:t>
+            </w:r>
+          </w:p>
+        </w:tc>
+      </w:tr>
+      <w:tr>
+        <w:tc>
+          <w:tcPr>
+            <w:tcW w:w="0" w:type="auto"/>
+            <w:tcBorders>
+              <w:top w:val="single" w:sz="6" w:space="0" w:color="DDDDDD"/>
+              <w:left w:val="single" w:sz="6" w:space="0" w:color="DDDDDD"/>
+              <w:bottom w:val="single" w:sz="6" w:space="0" w:color="DDDDDD"/>
+              <w:right w:val="single" w:sz="6" w:space="0" w:color="DDDDDD"/>
+            </w:tcBorders>
+            <w:tcMar>
+              <w:top w:w="120" w:type="dxa"/>
+              <w:left w:w="120" w:type="dxa"/>
+              <w:bottom w:w="120" w:type="dxa"/>
+              <w:right w:w="120" w:type="dxa"/>
+            </w:tcMar>
+            <w:vAlign w:val="center"/>
+            <w:hideMark/>
+          </w:tcPr>
+          <w:p>
+            <w:pPr>
+              <w:rPr>
+                <w:color w:val="4472C4" w:themeColor="accent1"/>
+                <w:sz w:val="18"/>
+                <w:szCs w:val="18"/>
+                <w:lang w:val="fr-SN"/>
+              </w:rPr>
+            </w:pPr>
+            <w:r>
+              <w:rPr>
+                <w:color w:val="4472C4" w:themeColor="accent1"/>
+                <w:sz w:val="18"/>
+                <w:szCs w:val="18"/>
+                <w:lang w:val="fr-SN"/>
+              </w:rPr>
+              <w:t>Chaque problème est associé à au moins un avis</w:t>
+            </w:r>
+          </w:p>
+        </w:tc>
+        <w:tc>
+          <w:tcPr>
+            <w:tcW w:w="0" w:type="auto"/>
+            <w:tcBorders>
+              <w:top w:val="single" w:sz="6" w:space="0" w:color="DDDDDD"/>
+              <w:left w:val="single" w:sz="6" w:space="0" w:color="DDDDDD"/>
+              <w:bottom w:val="single" w:sz="6" w:space="0" w:color="DDDDDD"/>
+              <w:right w:val="single" w:sz="6" w:space="0" w:color="DDDDDD"/>
+            </w:tcBorders>
+            <w:tcMar>
+              <w:top w:w="120" w:type="dxa"/>
+              <w:left w:w="120" w:type="dxa"/>
+              <w:bottom w:w="120" w:type="dxa"/>
+              <w:right w:w="120" w:type="dxa"/>
+            </w:tcMar>
+            <w:vAlign w:val="center"/>
+            <w:hideMark/>
+          </w:tcPr>
+          <w:p>
+            <w:pPr>
+              <w:rPr>
+                <w:color w:val="4472C4" w:themeColor="accent1"/>
+                <w:sz w:val="18"/>
+                <w:szCs w:val="18"/>
+                <w:lang w:val="fr-SN"/>
+              </w:rPr>
+            </w:pPr>
+            <w:proofErr w:type="gramStart"/>
+            <w:r>
+              <w:rPr>
+                <w:color w:val="4472C4" w:themeColor="accent1"/>
+                <w:sz w:val="18"/>
+                <w:szCs w:val="18"/>
+                <w:lang w:val="fr-SN"/>
+              </w:rPr>
+              <w:t>conforme</w:t>
+            </w:r>
+            <w:proofErr w:type="gramEnd"/>
+          </w:p>
+        </w:tc>
+        <w:tc>
+          <w:tcPr>
+            <w:tcW w:w="0" w:type="auto"/>
+            <w:tcBorders>
+              <w:top w:val="single" w:sz="6" w:space="0" w:color="DDDDDD"/>
+              <w:left w:val="single" w:sz="6" w:space="0" w:color="DDDDDD"/>
+              <w:bottom w:val="single" w:sz="6" w:space="0" w:color="DDDDDD"/>
+              <w:right w:val="single" w:sz="6" w:space="0" w:color="DDDDDD"/>
+            </w:tcBorders>
+            <w:tcMar>
+              <w:top w:w="120" w:type="dxa"/>
+              <w:left w:w="120" w:type="dxa"/>
+              <w:bottom w:w="120" w:type="dxa"/>
+              <w:right w:w="120" w:type="dxa"/>
+            </w:tcMar>
+            <w:vAlign w:val="center"/>
+            <w:hideMark/>
+          </w:tcPr>
+          <w:p>
+            <w:pPr>
+              <w:rPr>
+                <w:color w:val="4472C4" w:themeColor="accent1"/>
+                <w:sz w:val="18"/>
+                <w:szCs w:val="18"/>
+                <w:lang w:val="fr-SN"/>
+              </w:rPr>
+            </w:pPr>
+            <w:r>
+              <w:rPr>
+                <w:color w:val="4472C4" w:themeColor="accent1"/>
+                <w:sz w:val="18"/>
+                <w:szCs w:val="18"/>
+                <w:lang w:val="fr-SN"/>
+              </w:rPr>
+              <w:t>La colonne « Avis concernés » liste correctement les avis pour chaque problème.</w:t>
+            </w:r>
+          </w:p>
+        </w:tc>
+        <w:tc>
+          <w:tcPr>
+            <w:tcW w:w="0" w:type="auto"/>
+            <w:tcBorders>
+              <w:top w:val="single" w:sz="6" w:space="0" w:color="DDDDDD"/>
+              <w:left w:val="single" w:sz="6" w:space="0" w:color="DDDDDD"/>
+              <w:bottom w:val="single" w:sz="6" w:space="0" w:color="DDDDDD"/>
+              <w:right w:val="single" w:sz="6" w:space="0" w:color="DDDDDD"/>
+            </w:tcBorders>
+            <w:tcMar>
+              <w:top w:w="120" w:type="dxa"/>
+              <w:left w:w="120" w:type="dxa"/>
+              <w:bottom w:w="120" w:type="dxa"/>
+              <w:right w:w="120" w:type="dxa"/>
+            </w:tcMar>
+            <w:vAlign w:val="center"/>
+            <w:hideMark/>
+          </w:tcPr>
+          <w:p>
+            <w:pPr>
+              <w:rPr>
+                <w:color w:val="4472C4" w:themeColor="accent1"/>
+                <w:sz w:val="18"/>
+                <w:szCs w:val="18"/>
+                <w:lang w:val="fr-SN"/>
+              </w:rPr>
+            </w:pPr>
+            <w:r>
+              <w:rPr>
+                <w:color w:val="4472C4" w:themeColor="accent1"/>
+                <w:sz w:val="18"/>
+                <w:szCs w:val="18"/>
+                <w:lang w:val="fr-SN"/>
+              </w:rPr>
+              <w:t>Aucune</w:t>
+            </w:r>
+          </w:p>
+        </w:tc>
+      </w:tr>
+      <w:tr>
+        <w:tc>
+          <w:tcPr>
+            <w:tcW w:w="0" w:type="auto"/>
+            <w:tcBorders>
+              <w:top w:val="single" w:sz="6" w:space="0" w:color="DDDDDD"/>
+              <w:left w:val="single" w:sz="6" w:space="0" w:color="DDDDDD"/>
+              <w:bottom w:val="single" w:sz="6" w:space="0" w:color="DDDDDD"/>
+              <w:right w:val="single" w:sz="6" w:space="0" w:color="DDDDDD"/>
+            </w:tcBorders>
+            <w:tcMar>
+              <w:top w:w="120" w:type="dxa"/>
+              <w:left w:w="120" w:type="dxa"/>
+              <w:bottom w:w="120" w:type="dxa"/>
+              <w:right w:w="120" w:type="dxa"/>
+            </w:tcMar>
+            <w:vAlign w:val="center"/>
+            <w:hideMark/>
+          </w:tcPr>
+          <w:p>
+            <w:pPr>
+              <w:rPr>
+                <w:color w:val="4472C4" w:themeColor="accent1"/>
+                <w:sz w:val="18"/>
+                <w:szCs w:val="18"/>
+                <w:lang w:val="fr-SN"/>
+              </w:rPr>
+            </w:pPr>
+            <w:r>
+              <w:rPr>
+                <w:color w:val="4472C4" w:themeColor="accent1"/>
+                <w:sz w:val="18"/>
+                <w:szCs w:val="18"/>
+                <w:lang w:val="fr-SN"/>
+              </w:rPr>
+              <w:t>Recommandations liées aux problèmes identifiés</w:t>
+            </w:r>
+          </w:p>
+        </w:tc>
+        <w:tc>
+          <w:tcPr>
+            <w:tcW w:w="0" w:type="auto"/>
+            <w:tcBorders>
+              <w:top w:val="single" w:sz="6" w:space="0" w:color="DDDDDD"/>
+              <w:left w:val="single" w:sz="6" w:space="0" w:color="DDDDDD"/>
+              <w:bottom w:val="single" w:sz="6" w:space="0" w:color="DDDDDD"/>
+              <w:right w:val="single" w:sz="6" w:space="0" w:color="DDDDDD"/>
+            </w:tcBorders>
+            <w:tcMar>
+              <w:top w:w="120" w:type="dxa"/>
+              <w:left w:w="120" w:type="dxa"/>
+              <w:bottom w:w="120" w:type="dxa"/>
+              <w:right w:w="120" w:type="dxa"/>
+            </w:tcMar>
+            <w:vAlign w:val="center"/>
+            <w:hideMark/>
+          </w:tcPr>
+          <w:p>
+            <w:pPr>
+              <w:rPr>
+                <w:color w:val="4472C4" w:themeColor="accent1"/>
+                <w:sz w:val="18"/>
+                <w:szCs w:val="18"/>
+                <w:lang w:val="fr-SN"/>
+              </w:rPr>
+            </w:pPr>
+            <w:proofErr w:type="gramStart"/>
+            <w:r>
+              <w:rPr>
+                <w:color w:val="4472C4" w:themeColor="accent1"/>
+                <w:sz w:val="18"/>
+                <w:szCs w:val="18"/>
+                <w:lang w:val="fr-SN"/>
+              </w:rPr>
+              <w:t>non</w:t>
+            </w:r>
+            <w:proofErr w:type="gramEnd"/>
+            <w:r>
+              <w:rPr>
+                <w:color w:val="4472C4" w:themeColor="accent1"/>
+                <w:sz w:val="18"/>
+                <w:szCs w:val="18"/>
+                <w:lang w:val="fr-SN"/>
+              </w:rPr>
+              <w:t xml:space="preserve"> conforme</w:t>
+            </w:r>
+          </w:p>
+        </w:tc>
+        <w:tc>
+          <w:tcPr>
+            <w:tcW w:w="0" w:type="auto"/>
+            <w:tcBorders>
+              <w:top w:val="single" w:sz="6" w:space="0" w:color="DDDDDD"/>
+              <w:left w:val="single" w:sz="6" w:space="0" w:color="DDDDDD"/>
+              <w:bottom w:val="single" w:sz="6" w:space="0" w:color="DDDDDD"/>
+              <w:right w:val="single" w:sz="6" w:space="0" w:color="DDDDDD"/>
+            </w:tcBorders>
+            <w:tcMar>
+              <w:top w:w="120" w:type="dxa"/>
+              <w:left w:w="120" w:type="dxa"/>
+              <w:bottom w:w="120" w:type="dxa"/>
+              <w:right w:w="120" w:type="dxa"/>
+            </w:tcMar>
+            <w:vAlign w:val="center"/>
+            <w:hideMark/>
+          </w:tcPr>
+          <w:p>
+            <w:pPr>
+              <w:rPr>
+                <w:color w:val="4472C4" w:themeColor="accent1"/>
+                <w:sz w:val="18"/>
+                <w:szCs w:val="18"/>
+                <w:lang w:val="fr-SN"/>
+              </w:rPr>
+            </w:pPr>
+            <w:r>
+              <w:rPr>
+                <w:color w:val="4472C4" w:themeColor="accent1"/>
+                <w:sz w:val="18"/>
+                <w:szCs w:val="18"/>
+                <w:lang w:val="fr-SN"/>
+              </w:rPr>
+              <w:t xml:space="preserve">Certaines recommandations supposent des causes ou solutions non écrites dans les avis (ex. « renforcer la planification logistique », « mise à jour automatique », « réviser l’ergonomie </w:t>
+            </w:r>
+            <w:r>
+              <w:rPr>
+                <w:color w:val="4472C4" w:themeColor="accent1"/>
+                <w:sz w:val="18"/>
+                <w:szCs w:val="18"/>
+                <w:lang w:val="fr-SN"/>
+              </w:rPr>
+              <w:lastRenderedPageBreak/>
+              <w:t>», « augmenter les canaux de contact »).</w:t>
+            </w:r>
+          </w:p>
+        </w:tc>
+        <w:tc>
+          <w:tcPr>
+            <w:tcW w:w="0" w:type="auto"/>
+            <w:tcBorders>
+              <w:top w:val="single" w:sz="6" w:space="0" w:color="DDDDDD"/>
+              <w:left w:val="single" w:sz="6" w:space="0" w:color="DDDDDD"/>
+              <w:bottom w:val="single" w:sz="6" w:space="0" w:color="DDDDDD"/>
+              <w:right w:val="single" w:sz="6" w:space="0" w:color="DDDDDD"/>
+            </w:tcBorders>
+            <w:tcMar>
+              <w:top w:w="120" w:type="dxa"/>
+              <w:left w:w="120" w:type="dxa"/>
+              <w:bottom w:w="120" w:type="dxa"/>
+              <w:right w:w="120" w:type="dxa"/>
+            </w:tcMar>
+            <w:vAlign w:val="center"/>
+            <w:hideMark/>
+          </w:tcPr>
+          <w:p>
+            <w:pPr>
+              <w:rPr>
+                <w:color w:val="4472C4" w:themeColor="accent1"/>
+                <w:sz w:val="18"/>
+                <w:szCs w:val="18"/>
+                <w:lang w:val="fr-SN"/>
+              </w:rPr>
+            </w:pPr>
+            <w:r>
+              <w:rPr>
+                <w:color w:val="4472C4" w:themeColor="accent1"/>
+                <w:sz w:val="18"/>
+                <w:szCs w:val="18"/>
+                <w:lang w:val="fr-SN"/>
+              </w:rPr>
+              <w:lastRenderedPageBreak/>
+              <w:t xml:space="preserve">Reformuler les recommandations pour rester dans le cadre des faits (ex. « améliorer la ponctualité des livraisons », « assurer la mise à jour du suivi », « simplifier l’application », « </w:t>
+            </w:r>
+            <w:r>
+              <w:rPr>
+                <w:color w:val="4472C4" w:themeColor="accent1"/>
+                <w:sz w:val="18"/>
+                <w:szCs w:val="18"/>
+                <w:lang w:val="fr-SN"/>
+              </w:rPr>
+              <w:lastRenderedPageBreak/>
+              <w:t>garantir une réponse du service client »).</w:t>
+            </w:r>
+          </w:p>
+        </w:tc>
+      </w:tr>
+      <w:tr>
+        <w:tc>
+          <w:tcPr>
+            <w:tcW w:w="0" w:type="auto"/>
+            <w:tcBorders>
+              <w:top w:val="single" w:sz="6" w:space="0" w:color="DDDDDD"/>
+              <w:left w:val="single" w:sz="6" w:space="0" w:color="DDDDDD"/>
+              <w:bottom w:val="single" w:sz="6" w:space="0" w:color="DDDDDD"/>
+              <w:right w:val="single" w:sz="6" w:space="0" w:color="DDDDDD"/>
+            </w:tcBorders>
+            <w:tcMar>
+              <w:top w:w="120" w:type="dxa"/>
+              <w:left w:w="120" w:type="dxa"/>
+              <w:bottom w:w="120" w:type="dxa"/>
+              <w:right w:w="120" w:type="dxa"/>
+            </w:tcMar>
+            <w:vAlign w:val="center"/>
+            <w:hideMark/>
+          </w:tcPr>
+          <w:p>
+            <w:pPr>
+              <w:rPr>
+                <w:color w:val="4472C4" w:themeColor="accent1"/>
+                <w:sz w:val="18"/>
+                <w:szCs w:val="18"/>
+                <w:lang w:val="fr-SN"/>
+              </w:rPr>
+            </w:pPr>
+            <w:r>
+              <w:rPr>
+                <w:color w:val="4472C4" w:themeColor="accent1"/>
+                <w:sz w:val="18"/>
+                <w:szCs w:val="18"/>
+                <w:lang w:val="fr-SN"/>
+              </w:rPr>
+              <w:lastRenderedPageBreak/>
+              <w:t>Présence de toutes les colonnes demandées</w:t>
+            </w:r>
+          </w:p>
+        </w:tc>
+        <w:tc>
+          <w:tcPr>
+            <w:tcW w:w="0" w:type="auto"/>
+            <w:tcBorders>
+              <w:top w:val="single" w:sz="6" w:space="0" w:color="DDDDDD"/>
+              <w:left w:val="single" w:sz="6" w:space="0" w:color="DDDDDD"/>
+              <w:bottom w:val="single" w:sz="6" w:space="0" w:color="DDDDDD"/>
+              <w:right w:val="single" w:sz="6" w:space="0" w:color="DDDDDD"/>
+            </w:tcBorders>
+            <w:tcMar>
+              <w:top w:w="120" w:type="dxa"/>
+              <w:left w:w="120" w:type="dxa"/>
+              <w:bottom w:w="120" w:type="dxa"/>
+              <w:right w:w="120" w:type="dxa"/>
+            </w:tcMar>
+            <w:vAlign w:val="center"/>
+            <w:hideMark/>
+          </w:tcPr>
+          <w:p>
+            <w:pPr>
+              <w:rPr>
+                <w:color w:val="4472C4" w:themeColor="accent1"/>
+                <w:sz w:val="18"/>
+                <w:szCs w:val="18"/>
+                <w:lang w:val="fr-SN"/>
+              </w:rPr>
+            </w:pPr>
+            <w:proofErr w:type="gramStart"/>
+            <w:r>
+              <w:rPr>
+                <w:color w:val="4472C4" w:themeColor="accent1"/>
+                <w:sz w:val="18"/>
+                <w:szCs w:val="18"/>
+                <w:lang w:val="fr-SN"/>
+              </w:rPr>
+              <w:t>conforme</w:t>
+            </w:r>
+            <w:proofErr w:type="gramEnd"/>
+          </w:p>
+        </w:tc>
+        <w:tc>
+          <w:tcPr>
+            <w:tcW w:w="0" w:type="auto"/>
+            <w:tcBorders>
+              <w:top w:val="single" w:sz="6" w:space="0" w:color="DDDDDD"/>
+              <w:left w:val="single" w:sz="6" w:space="0" w:color="DDDDDD"/>
+              <w:bottom w:val="single" w:sz="6" w:space="0" w:color="DDDDDD"/>
+              <w:right w:val="single" w:sz="6" w:space="0" w:color="DDDDDD"/>
+            </w:tcBorders>
+            <w:tcMar>
+              <w:top w:w="120" w:type="dxa"/>
+              <w:left w:w="120" w:type="dxa"/>
+              <w:bottom w:w="120" w:type="dxa"/>
+              <w:right w:w="120" w:type="dxa"/>
+            </w:tcMar>
+            <w:vAlign w:val="center"/>
+            <w:hideMark/>
+          </w:tcPr>
+          <w:p>
+            <w:pPr>
+              <w:rPr>
+                <w:color w:val="4472C4" w:themeColor="accent1"/>
+                <w:sz w:val="18"/>
+                <w:szCs w:val="18"/>
+                <w:lang w:val="fr-SN"/>
+              </w:rPr>
+            </w:pPr>
+            <w:r>
+              <w:rPr>
+                <w:color w:val="4472C4" w:themeColor="accent1"/>
+                <w:sz w:val="18"/>
+                <w:szCs w:val="18"/>
+                <w:lang w:val="fr-SN"/>
+              </w:rPr>
+              <w:t>Colonnes : Problème</w:t>
+            </w:r>
+          </w:p>
+        </w:tc>
+        <w:tc>
+          <w:tcPr>
+            <w:tcW w:w="0" w:type="auto"/>
+            <w:tcBorders>
+              <w:top w:val="single" w:sz="6" w:space="0" w:color="DDDDDD"/>
+              <w:left w:val="single" w:sz="6" w:space="0" w:color="DDDDDD"/>
+              <w:bottom w:val="single" w:sz="6" w:space="0" w:color="DDDDDD"/>
+              <w:right w:val="single" w:sz="6" w:space="0" w:color="DDDDDD"/>
+            </w:tcBorders>
+            <w:tcMar>
+              <w:top w:w="120" w:type="dxa"/>
+              <w:left w:w="120" w:type="dxa"/>
+              <w:bottom w:w="120" w:type="dxa"/>
+              <w:right w:w="120" w:type="dxa"/>
+            </w:tcMar>
+            <w:vAlign w:val="center"/>
+            <w:hideMark/>
+          </w:tcPr>
+          <w:p>
+            <w:pPr>
+              <w:rPr>
+                <w:color w:val="4472C4" w:themeColor="accent1"/>
+                <w:sz w:val="18"/>
+                <w:szCs w:val="18"/>
+                <w:lang w:val="fr-SN"/>
+              </w:rPr>
+            </w:pPr>
+            <w:r>
+              <w:rPr>
+                <w:color w:val="4472C4" w:themeColor="accent1"/>
+                <w:sz w:val="18"/>
+                <w:szCs w:val="18"/>
+                <w:lang w:val="fr-SN"/>
+              </w:rPr>
+              <w:t>Avis concernés</w:t>
+            </w:r>
+          </w:p>
+        </w:tc>
+      </w:tr>
+      <w:tr>
+        <w:tc>
+          <w:tcPr>
+            <w:tcW w:w="0" w:type="auto"/>
+            <w:tcBorders>
+              <w:top w:val="single" w:sz="6" w:space="0" w:color="DDDDDD"/>
+              <w:left w:val="single" w:sz="6" w:space="0" w:color="DDDDDD"/>
+              <w:bottom w:val="single" w:sz="6" w:space="0" w:color="DDDDDD"/>
+              <w:right w:val="single" w:sz="6" w:space="0" w:color="DDDDDD"/>
+            </w:tcBorders>
+            <w:tcMar>
+              <w:top w:w="120" w:type="dxa"/>
+              <w:left w:w="120" w:type="dxa"/>
+              <w:bottom w:w="120" w:type="dxa"/>
+              <w:right w:w="120" w:type="dxa"/>
+            </w:tcMar>
+            <w:vAlign w:val="center"/>
+            <w:hideMark/>
+          </w:tcPr>
+          <w:p>
+            <w:pPr>
+              <w:rPr>
+                <w:color w:val="4472C4" w:themeColor="accent1"/>
+                <w:sz w:val="18"/>
+                <w:szCs w:val="18"/>
+                <w:lang w:val="fr-SN"/>
+              </w:rPr>
+            </w:pPr>
+            <w:r>
+              <w:rPr>
+                <w:color w:val="4472C4" w:themeColor="accent1"/>
+                <w:sz w:val="18"/>
+                <w:szCs w:val="18"/>
+                <w:lang w:val="fr-SN"/>
+              </w:rPr>
+              <w:t>Réponse sous forme de tableau</w:t>
+            </w:r>
+          </w:p>
+        </w:tc>
+        <w:tc>
+          <w:tcPr>
+            <w:tcW w:w="0" w:type="auto"/>
+            <w:tcBorders>
+              <w:top w:val="single" w:sz="6" w:space="0" w:color="DDDDDD"/>
+              <w:left w:val="single" w:sz="6" w:space="0" w:color="DDDDDD"/>
+              <w:bottom w:val="single" w:sz="6" w:space="0" w:color="DDDDDD"/>
+              <w:right w:val="single" w:sz="6" w:space="0" w:color="DDDDDD"/>
+            </w:tcBorders>
+            <w:tcMar>
+              <w:top w:w="120" w:type="dxa"/>
+              <w:left w:w="120" w:type="dxa"/>
+              <w:bottom w:w="120" w:type="dxa"/>
+              <w:right w:w="120" w:type="dxa"/>
+            </w:tcMar>
+            <w:vAlign w:val="center"/>
+            <w:hideMark/>
+          </w:tcPr>
+          <w:p>
+            <w:pPr>
+              <w:rPr>
+                <w:color w:val="4472C4" w:themeColor="accent1"/>
+                <w:sz w:val="18"/>
+                <w:szCs w:val="18"/>
+                <w:lang w:val="fr-SN"/>
+              </w:rPr>
+            </w:pPr>
+            <w:proofErr w:type="gramStart"/>
+            <w:r>
+              <w:rPr>
+                <w:color w:val="4472C4" w:themeColor="accent1"/>
+                <w:sz w:val="18"/>
+                <w:szCs w:val="18"/>
+                <w:lang w:val="fr-SN"/>
+              </w:rPr>
+              <w:t>conforme</w:t>
+            </w:r>
+            <w:proofErr w:type="gramEnd"/>
+          </w:p>
+        </w:tc>
+        <w:tc>
+          <w:tcPr>
+            <w:tcW w:w="0" w:type="auto"/>
+            <w:tcBorders>
+              <w:top w:val="single" w:sz="6" w:space="0" w:color="DDDDDD"/>
+              <w:left w:val="single" w:sz="6" w:space="0" w:color="DDDDDD"/>
+              <w:bottom w:val="single" w:sz="6" w:space="0" w:color="DDDDDD"/>
+              <w:right w:val="single" w:sz="6" w:space="0" w:color="DDDDDD"/>
+            </w:tcBorders>
+            <w:tcMar>
+              <w:top w:w="120" w:type="dxa"/>
+              <w:left w:w="120" w:type="dxa"/>
+              <w:bottom w:w="120" w:type="dxa"/>
+              <w:right w:w="120" w:type="dxa"/>
+            </w:tcMar>
+            <w:vAlign w:val="center"/>
+            <w:hideMark/>
+          </w:tcPr>
+          <w:p>
+            <w:pPr>
+              <w:rPr>
+                <w:color w:val="4472C4" w:themeColor="accent1"/>
+                <w:sz w:val="18"/>
+                <w:szCs w:val="18"/>
+                <w:lang w:val="fr-SN"/>
+              </w:rPr>
+            </w:pPr>
+            <w:r>
+              <w:rPr>
+                <w:color w:val="4472C4" w:themeColor="accent1"/>
+                <w:sz w:val="18"/>
+                <w:szCs w:val="18"/>
+                <w:lang w:val="fr-SN"/>
+              </w:rPr>
+              <w:t>Le tableau est bien présenté.</w:t>
+            </w:r>
+          </w:p>
+        </w:tc>
+        <w:tc>
+          <w:tcPr>
+            <w:tcW w:w="0" w:type="auto"/>
+            <w:tcBorders>
+              <w:top w:val="single" w:sz="6" w:space="0" w:color="DDDDDD"/>
+              <w:left w:val="single" w:sz="6" w:space="0" w:color="DDDDDD"/>
+              <w:bottom w:val="single" w:sz="6" w:space="0" w:color="DDDDDD"/>
+              <w:right w:val="single" w:sz="6" w:space="0" w:color="DDDDDD"/>
+            </w:tcBorders>
+            <w:tcMar>
+              <w:top w:w="120" w:type="dxa"/>
+              <w:left w:w="120" w:type="dxa"/>
+              <w:bottom w:w="120" w:type="dxa"/>
+              <w:right w:w="120" w:type="dxa"/>
+            </w:tcMar>
+            <w:vAlign w:val="center"/>
+            <w:hideMark/>
+          </w:tcPr>
+          <w:p>
+            <w:pPr>
+              <w:rPr>
+                <w:color w:val="4472C4" w:themeColor="accent1"/>
+                <w:sz w:val="18"/>
+                <w:szCs w:val="18"/>
+                <w:lang w:val="fr-SN"/>
+              </w:rPr>
+            </w:pPr>
+            <w:r>
+              <w:rPr>
+                <w:color w:val="4472C4" w:themeColor="accent1"/>
+                <w:sz w:val="18"/>
+                <w:szCs w:val="18"/>
+                <w:lang w:val="fr-SN"/>
+              </w:rPr>
+              <w:t>Aucune</w:t>
+            </w:r>
+          </w:p>
+        </w:tc>
+      </w:tr>
+      <w:tr>
+        <w:tc>
+          <w:tcPr>
+            <w:tcW w:w="0" w:type="auto"/>
+            <w:tcBorders>
+              <w:top w:val="single" w:sz="6" w:space="0" w:color="DDDDDD"/>
+              <w:left w:val="single" w:sz="6" w:space="0" w:color="DDDDDD"/>
+              <w:bottom w:val="single" w:sz="6" w:space="0" w:color="DDDDDD"/>
+              <w:right w:val="single" w:sz="6" w:space="0" w:color="DDDDDD"/>
+            </w:tcBorders>
+            <w:tcMar>
+              <w:top w:w="120" w:type="dxa"/>
+              <w:left w:w="120" w:type="dxa"/>
+              <w:bottom w:w="120" w:type="dxa"/>
+              <w:right w:w="120" w:type="dxa"/>
+            </w:tcMar>
+            <w:vAlign w:val="center"/>
+            <w:hideMark/>
+          </w:tcPr>
+          <w:p>
+            <w:pPr>
+              <w:rPr>
+                <w:color w:val="4472C4" w:themeColor="accent1"/>
+                <w:sz w:val="18"/>
+                <w:szCs w:val="18"/>
+                <w:lang w:val="fr-SN"/>
+              </w:rPr>
+            </w:pPr>
+            <w:r>
+              <w:rPr>
+                <w:color w:val="4472C4" w:themeColor="accent1"/>
+                <w:sz w:val="18"/>
+                <w:szCs w:val="18"/>
+                <w:lang w:val="fr-SN"/>
+              </w:rPr>
+              <w:t>Hallucinations (causes, statistiques, explications non présentes)</w:t>
+            </w:r>
+          </w:p>
+        </w:tc>
+        <w:tc>
+          <w:tcPr>
+            <w:tcW w:w="0" w:type="auto"/>
+            <w:tcBorders>
+              <w:top w:val="single" w:sz="6" w:space="0" w:color="DDDDDD"/>
+              <w:left w:val="single" w:sz="6" w:space="0" w:color="DDDDDD"/>
+              <w:bottom w:val="single" w:sz="6" w:space="0" w:color="DDDDDD"/>
+              <w:right w:val="single" w:sz="6" w:space="0" w:color="DDDDDD"/>
+            </w:tcBorders>
+            <w:tcMar>
+              <w:top w:w="120" w:type="dxa"/>
+              <w:left w:w="120" w:type="dxa"/>
+              <w:bottom w:w="120" w:type="dxa"/>
+              <w:right w:w="120" w:type="dxa"/>
+            </w:tcMar>
+            <w:vAlign w:val="center"/>
+            <w:hideMark/>
+          </w:tcPr>
+          <w:p>
+            <w:pPr>
+              <w:rPr>
+                <w:color w:val="4472C4" w:themeColor="accent1"/>
+                <w:sz w:val="18"/>
+                <w:szCs w:val="18"/>
+                <w:lang w:val="fr-SN"/>
+              </w:rPr>
+            </w:pPr>
+            <w:proofErr w:type="gramStart"/>
+            <w:r>
+              <w:rPr>
+                <w:color w:val="4472C4" w:themeColor="accent1"/>
+                <w:sz w:val="18"/>
+                <w:szCs w:val="18"/>
+                <w:lang w:val="fr-SN"/>
+              </w:rPr>
+              <w:t>non</w:t>
+            </w:r>
+            <w:proofErr w:type="gramEnd"/>
+            <w:r>
+              <w:rPr>
+                <w:color w:val="4472C4" w:themeColor="accent1"/>
+                <w:sz w:val="18"/>
+                <w:szCs w:val="18"/>
+                <w:lang w:val="fr-SN"/>
+              </w:rPr>
+              <w:t xml:space="preserve"> conforme</w:t>
+            </w:r>
+          </w:p>
+        </w:tc>
+        <w:tc>
+          <w:tcPr>
+            <w:tcW w:w="0" w:type="auto"/>
+            <w:tcBorders>
+              <w:top w:val="single" w:sz="6" w:space="0" w:color="DDDDDD"/>
+              <w:left w:val="single" w:sz="6" w:space="0" w:color="DDDDDD"/>
+              <w:bottom w:val="single" w:sz="6" w:space="0" w:color="DDDDDD"/>
+              <w:right w:val="single" w:sz="6" w:space="0" w:color="DDDDDD"/>
+            </w:tcBorders>
+            <w:tcMar>
+              <w:top w:w="120" w:type="dxa"/>
+              <w:left w:w="120" w:type="dxa"/>
+              <w:bottom w:w="120" w:type="dxa"/>
+              <w:right w:w="120" w:type="dxa"/>
+            </w:tcMar>
+            <w:vAlign w:val="center"/>
+            <w:hideMark/>
+          </w:tcPr>
+          <w:p>
+            <w:pPr>
+              <w:rPr>
+                <w:color w:val="4472C4" w:themeColor="accent1"/>
+                <w:sz w:val="18"/>
+                <w:szCs w:val="18"/>
+                <w:lang w:val="fr-SN"/>
+              </w:rPr>
+            </w:pPr>
+            <w:r>
+              <w:rPr>
+                <w:color w:val="4472C4" w:themeColor="accent1"/>
+                <w:sz w:val="18"/>
+                <w:szCs w:val="18"/>
+                <w:lang w:val="fr-SN"/>
+              </w:rPr>
+              <w:t>Les recommandations introduisent des causes/solutions non écrites (logistique, automatisation, ergonomie, canaux).</w:t>
+            </w:r>
+          </w:p>
+        </w:tc>
+        <w:tc>
+          <w:tcPr>
+            <w:tcW w:w="0" w:type="auto"/>
+            <w:tcBorders>
+              <w:top w:val="single" w:sz="6" w:space="0" w:color="DDDDDD"/>
+              <w:left w:val="single" w:sz="6" w:space="0" w:color="DDDDDD"/>
+              <w:bottom w:val="single" w:sz="6" w:space="0" w:color="DDDDDD"/>
+              <w:right w:val="single" w:sz="6" w:space="0" w:color="DDDDDD"/>
+            </w:tcBorders>
+            <w:tcMar>
+              <w:top w:w="120" w:type="dxa"/>
+              <w:left w:w="120" w:type="dxa"/>
+              <w:bottom w:w="120" w:type="dxa"/>
+              <w:right w:w="120" w:type="dxa"/>
+            </w:tcMar>
+            <w:vAlign w:val="center"/>
+            <w:hideMark/>
+          </w:tcPr>
+          <w:p>
+            <w:pPr>
+              <w:rPr>
+                <w:color w:val="4472C4" w:themeColor="accent1"/>
+                <w:sz w:val="18"/>
+                <w:szCs w:val="18"/>
+                <w:lang w:val="fr-SN"/>
+              </w:rPr>
+            </w:pPr>
+            <w:r>
+              <w:rPr>
+                <w:color w:val="4472C4" w:themeColor="accent1"/>
+                <w:sz w:val="18"/>
+                <w:szCs w:val="18"/>
+                <w:lang w:val="fr-SN"/>
+              </w:rPr>
+              <w:t>Supprimer toute explication causale non présente ; garder uniquement des actions génériques liées au problème.</w:t>
+            </w:r>
+          </w:p>
+        </w:tc>
+      </w:tr>
+      <w:tr>
+        <w:tc>
+          <w:tcPr>
+            <w:tcW w:w="0" w:type="auto"/>
+            <w:tcBorders>
+              <w:top w:val="single" w:sz="6" w:space="0" w:color="DDDDDD"/>
+              <w:left w:val="single" w:sz="6" w:space="0" w:color="DDDDDD"/>
+              <w:bottom w:val="single" w:sz="6" w:space="0" w:color="DDDDDD"/>
+              <w:right w:val="single" w:sz="6" w:space="0" w:color="DDDDDD"/>
+            </w:tcBorders>
+            <w:tcMar>
+              <w:top w:w="120" w:type="dxa"/>
+              <w:left w:w="120" w:type="dxa"/>
+              <w:bottom w:w="120" w:type="dxa"/>
+              <w:right w:w="120" w:type="dxa"/>
+            </w:tcMar>
+            <w:vAlign w:val="center"/>
+            <w:hideMark/>
+          </w:tcPr>
+          <w:p>
+            <w:pPr>
+              <w:rPr>
+                <w:color w:val="4472C4" w:themeColor="accent1"/>
+                <w:sz w:val="18"/>
+                <w:szCs w:val="18"/>
+                <w:lang w:val="fr-SN"/>
+              </w:rPr>
+            </w:pPr>
+            <w:r>
+              <w:rPr>
+                <w:color w:val="4472C4" w:themeColor="accent1"/>
+                <w:sz w:val="18"/>
+                <w:szCs w:val="18"/>
+                <w:lang w:val="fr-SN"/>
+              </w:rPr>
+              <w:t>Informations absentes (éléments manquants)</w:t>
+            </w:r>
+          </w:p>
+        </w:tc>
+        <w:tc>
+          <w:tcPr>
+            <w:tcW w:w="0" w:type="auto"/>
+            <w:tcBorders>
+              <w:top w:val="single" w:sz="6" w:space="0" w:color="DDDDDD"/>
+              <w:left w:val="single" w:sz="6" w:space="0" w:color="DDDDDD"/>
+              <w:bottom w:val="single" w:sz="6" w:space="0" w:color="DDDDDD"/>
+              <w:right w:val="single" w:sz="6" w:space="0" w:color="DDDDDD"/>
+            </w:tcBorders>
+            <w:tcMar>
+              <w:top w:w="120" w:type="dxa"/>
+              <w:left w:w="120" w:type="dxa"/>
+              <w:bottom w:w="120" w:type="dxa"/>
+              <w:right w:w="120" w:type="dxa"/>
+            </w:tcMar>
+            <w:vAlign w:val="center"/>
+            <w:hideMark/>
+          </w:tcPr>
+          <w:p>
+            <w:pPr>
+              <w:rPr>
+                <w:color w:val="4472C4" w:themeColor="accent1"/>
+                <w:sz w:val="18"/>
+                <w:szCs w:val="18"/>
+                <w:lang w:val="fr-SN"/>
+              </w:rPr>
+            </w:pPr>
+            <w:proofErr w:type="gramStart"/>
+            <w:r>
+              <w:rPr>
+                <w:color w:val="4472C4" w:themeColor="accent1"/>
+                <w:sz w:val="18"/>
+                <w:szCs w:val="18"/>
+                <w:lang w:val="fr-SN"/>
+              </w:rPr>
+              <w:t>conforme</w:t>
+            </w:r>
+            <w:proofErr w:type="gramEnd"/>
+          </w:p>
+        </w:tc>
+        <w:tc>
+          <w:tcPr>
+            <w:tcW w:w="0" w:type="auto"/>
+            <w:tcBorders>
+              <w:top w:val="single" w:sz="6" w:space="0" w:color="DDDDDD"/>
+              <w:left w:val="single" w:sz="6" w:space="0" w:color="DDDDDD"/>
+              <w:bottom w:val="single" w:sz="6" w:space="0" w:color="DDDDDD"/>
+              <w:right w:val="single" w:sz="6" w:space="0" w:color="DDDDDD"/>
+            </w:tcBorders>
+            <w:tcMar>
+              <w:top w:w="120" w:type="dxa"/>
+              <w:left w:w="120" w:type="dxa"/>
+              <w:bottom w:w="120" w:type="dxa"/>
+              <w:right w:w="120" w:type="dxa"/>
+            </w:tcMar>
+            <w:vAlign w:val="center"/>
+            <w:hideMark/>
+          </w:tcPr>
+          <w:p>
+            <w:pPr>
+              <w:rPr>
+                <w:color w:val="4472C4" w:themeColor="accent1"/>
+                <w:sz w:val="18"/>
+                <w:szCs w:val="18"/>
+                <w:lang w:val="fr-SN"/>
+              </w:rPr>
+            </w:pPr>
+            <w:r>
+              <w:rPr>
+                <w:color w:val="4472C4" w:themeColor="accent1"/>
+                <w:sz w:val="18"/>
+                <w:szCs w:val="18"/>
+                <w:lang w:val="fr-SN"/>
+              </w:rPr>
+              <w:t>Tous les éléments demandés sont présents.</w:t>
+            </w:r>
+          </w:p>
+        </w:tc>
+        <w:tc>
+          <w:tcPr>
+            <w:tcW w:w="0" w:type="auto"/>
+            <w:tcBorders>
+              <w:top w:val="single" w:sz="6" w:space="0" w:color="DDDDDD"/>
+              <w:left w:val="single" w:sz="6" w:space="0" w:color="DDDDDD"/>
+              <w:bottom w:val="single" w:sz="6" w:space="0" w:color="DDDDDD"/>
+              <w:right w:val="single" w:sz="6" w:space="0" w:color="DDDDDD"/>
+            </w:tcBorders>
+            <w:tcMar>
+              <w:top w:w="120" w:type="dxa"/>
+              <w:left w:w="120" w:type="dxa"/>
+              <w:bottom w:w="120" w:type="dxa"/>
+              <w:right w:w="120" w:type="dxa"/>
+            </w:tcMar>
+            <w:vAlign w:val="center"/>
+            <w:hideMark/>
+          </w:tcPr>
+          <w:p>
+            <w:pPr>
+              <w:rPr>
+                <w:color w:val="4472C4" w:themeColor="accent1"/>
+                <w:sz w:val="18"/>
+                <w:szCs w:val="18"/>
+                <w:lang w:val="fr-SN"/>
+              </w:rPr>
+            </w:pPr>
+            <w:r>
+              <w:rPr>
+                <w:color w:val="4472C4" w:themeColor="accent1"/>
+                <w:sz w:val="18"/>
+                <w:szCs w:val="18"/>
+                <w:lang w:val="fr-SN"/>
+              </w:rPr>
+              <w:t>Aucune</w:t>
+            </w:r>
+          </w:p>
+        </w:tc>
+      </w:tr>
+      <w:tr>
+        <w:tc>
+          <w:tcPr>
+            <w:tcW w:w="0" w:type="auto"/>
+            <w:tcBorders>
+              <w:top w:val="single" w:sz="6" w:space="0" w:color="DDDDDD"/>
+              <w:left w:val="single" w:sz="6" w:space="0" w:color="DDDDDD"/>
+              <w:bottom w:val="single" w:sz="6" w:space="0" w:color="DDDDDD"/>
+              <w:right w:val="single" w:sz="6" w:space="0" w:color="DDDDDD"/>
+            </w:tcBorders>
+            <w:tcMar>
+              <w:top w:w="120" w:type="dxa"/>
+              <w:left w:w="120" w:type="dxa"/>
+              <w:bottom w:w="120" w:type="dxa"/>
+              <w:right w:w="120" w:type="dxa"/>
+            </w:tcMar>
+            <w:vAlign w:val="center"/>
+            <w:hideMark/>
+          </w:tcPr>
+          <w:p>
+            <w:pPr>
+              <w:rPr>
+                <w:color w:val="4472C4" w:themeColor="accent1"/>
+                <w:sz w:val="18"/>
+                <w:szCs w:val="18"/>
+                <w:lang w:val="fr-SN"/>
+              </w:rPr>
+            </w:pPr>
+            <w:r>
+              <w:rPr>
+                <w:color w:val="4472C4" w:themeColor="accent1"/>
+                <w:sz w:val="18"/>
+                <w:szCs w:val="18"/>
+                <w:lang w:val="fr-SN"/>
+              </w:rPr>
+              <w:t>Contradictions avec les avis</w:t>
+            </w:r>
+          </w:p>
+        </w:tc>
+        <w:tc>
+          <w:tcPr>
+            <w:tcW w:w="0" w:type="auto"/>
+            <w:tcBorders>
+              <w:top w:val="single" w:sz="6" w:space="0" w:color="DDDDDD"/>
+              <w:left w:val="single" w:sz="6" w:space="0" w:color="DDDDDD"/>
+              <w:bottom w:val="single" w:sz="6" w:space="0" w:color="DDDDDD"/>
+              <w:right w:val="single" w:sz="6" w:space="0" w:color="DDDDDD"/>
+            </w:tcBorders>
+            <w:tcMar>
+              <w:top w:w="120" w:type="dxa"/>
+              <w:left w:w="120" w:type="dxa"/>
+              <w:bottom w:w="120" w:type="dxa"/>
+              <w:right w:w="120" w:type="dxa"/>
+            </w:tcMar>
+            <w:vAlign w:val="center"/>
+            <w:hideMark/>
+          </w:tcPr>
+          <w:p>
+            <w:pPr>
+              <w:rPr>
+                <w:color w:val="4472C4" w:themeColor="accent1"/>
+                <w:sz w:val="18"/>
+                <w:szCs w:val="18"/>
+                <w:lang w:val="fr-SN"/>
+              </w:rPr>
+            </w:pPr>
+            <w:proofErr w:type="gramStart"/>
+            <w:r>
+              <w:rPr>
+                <w:color w:val="4472C4" w:themeColor="accent1"/>
+                <w:sz w:val="18"/>
+                <w:szCs w:val="18"/>
+                <w:lang w:val="fr-SN"/>
+              </w:rPr>
+              <w:t>conforme</w:t>
+            </w:r>
+            <w:proofErr w:type="gramEnd"/>
+          </w:p>
+        </w:tc>
+        <w:tc>
+          <w:tcPr>
+            <w:tcW w:w="0" w:type="auto"/>
+            <w:tcBorders>
+              <w:top w:val="single" w:sz="6" w:space="0" w:color="DDDDDD"/>
+              <w:left w:val="single" w:sz="6" w:space="0" w:color="DDDDDD"/>
+              <w:bottom w:val="single" w:sz="6" w:space="0" w:color="DDDDDD"/>
+              <w:right w:val="single" w:sz="6" w:space="0" w:color="DDDDDD"/>
+            </w:tcBorders>
+            <w:tcMar>
+              <w:top w:w="120" w:type="dxa"/>
+              <w:left w:w="120" w:type="dxa"/>
+              <w:bottom w:w="120" w:type="dxa"/>
+              <w:right w:w="120" w:type="dxa"/>
+            </w:tcMar>
+            <w:vAlign w:val="center"/>
+            <w:hideMark/>
+          </w:tcPr>
+          <w:p>
+            <w:pPr>
+              <w:rPr>
+                <w:color w:val="4472C4" w:themeColor="accent1"/>
+                <w:sz w:val="18"/>
+                <w:szCs w:val="18"/>
+                <w:lang w:val="fr-SN"/>
+              </w:rPr>
+            </w:pPr>
+            <w:r>
+              <w:rPr>
+                <w:color w:val="4472C4" w:themeColor="accent1"/>
+                <w:sz w:val="18"/>
+                <w:szCs w:val="18"/>
+                <w:lang w:val="fr-SN"/>
+              </w:rPr>
+              <w:t>Aucune affirmation ne contredit un avis.</w:t>
+            </w:r>
+          </w:p>
+        </w:tc>
+        <w:tc>
+          <w:tcPr>
+            <w:tcW w:w="0" w:type="auto"/>
+            <w:tcBorders>
+              <w:top w:val="single" w:sz="6" w:space="0" w:color="DDDDDD"/>
+              <w:left w:val="single" w:sz="6" w:space="0" w:color="DDDDDD"/>
+              <w:bottom w:val="single" w:sz="6" w:space="0" w:color="DDDDDD"/>
+              <w:right w:val="single" w:sz="6" w:space="0" w:color="DDDDDD"/>
+            </w:tcBorders>
+            <w:tcMar>
+              <w:top w:w="120" w:type="dxa"/>
+              <w:left w:w="120" w:type="dxa"/>
+              <w:bottom w:w="120" w:type="dxa"/>
+              <w:right w:w="120" w:type="dxa"/>
+            </w:tcMar>
+            <w:vAlign w:val="center"/>
+            <w:hideMark/>
+          </w:tcPr>
+          <w:p>
+            <w:pPr>
+              <w:rPr>
+                <w:color w:val="4472C4" w:themeColor="accent1"/>
+                <w:sz w:val="18"/>
+                <w:szCs w:val="18"/>
+                <w:lang w:val="fr-SN"/>
+              </w:rPr>
+            </w:pPr>
+            <w:r>
+              <w:rPr>
+                <w:color w:val="4472C4" w:themeColor="accent1"/>
+                <w:sz w:val="18"/>
+                <w:szCs w:val="18"/>
+                <w:lang w:val="fr-SN"/>
+              </w:rPr>
+              <w:t>Aucune</w:t>
+            </w:r>
+          </w:p>
+        </w:tc>
+      </w:tr>
+      <w:tr>
+        <w:tc>
+          <w:tcPr>
+            <w:tcW w:w="0" w:type="auto"/>
+            <w:tcBorders>
+              <w:top w:val="single" w:sz="6" w:space="0" w:color="DDDDDD"/>
+              <w:left w:val="single" w:sz="6" w:space="0" w:color="DDDDDD"/>
+              <w:bottom w:val="single" w:sz="6" w:space="0" w:color="DDDDDD"/>
+              <w:right w:val="single" w:sz="6" w:space="0" w:color="DDDDDD"/>
+            </w:tcBorders>
+            <w:tcMar>
+              <w:top w:w="120" w:type="dxa"/>
+              <w:left w:w="120" w:type="dxa"/>
+              <w:bottom w:w="120" w:type="dxa"/>
+              <w:right w:w="120" w:type="dxa"/>
+            </w:tcMar>
+            <w:vAlign w:val="center"/>
+            <w:hideMark/>
+          </w:tcPr>
+          <w:p>
+            <w:pPr>
+              <w:rPr>
+                <w:color w:val="4472C4" w:themeColor="accent1"/>
+                <w:sz w:val="18"/>
+                <w:szCs w:val="18"/>
+                <w:lang w:val="fr-SN"/>
+              </w:rPr>
+            </w:pPr>
+            <w:r>
+              <w:rPr>
+                <w:color w:val="4472C4" w:themeColor="accent1"/>
+                <w:sz w:val="18"/>
+                <w:szCs w:val="18"/>
+                <w:lang w:val="fr-SN"/>
+              </w:rPr>
+              <w:t>Contradictions internes (affirmations incompatibles)</w:t>
+            </w:r>
+          </w:p>
+        </w:tc>
+        <w:tc>
+          <w:tcPr>
+            <w:tcW w:w="0" w:type="auto"/>
+            <w:tcBorders>
+              <w:top w:val="single" w:sz="6" w:space="0" w:color="DDDDDD"/>
+              <w:left w:val="single" w:sz="6" w:space="0" w:color="DDDDDD"/>
+              <w:bottom w:val="single" w:sz="6" w:space="0" w:color="DDDDDD"/>
+              <w:right w:val="single" w:sz="6" w:space="0" w:color="DDDDDD"/>
+            </w:tcBorders>
+            <w:tcMar>
+              <w:top w:w="120" w:type="dxa"/>
+              <w:left w:w="120" w:type="dxa"/>
+              <w:bottom w:w="120" w:type="dxa"/>
+              <w:right w:w="120" w:type="dxa"/>
+            </w:tcMar>
+            <w:vAlign w:val="center"/>
+            <w:hideMark/>
+          </w:tcPr>
+          <w:p>
+            <w:pPr>
+              <w:rPr>
+                <w:color w:val="4472C4" w:themeColor="accent1"/>
+                <w:sz w:val="18"/>
+                <w:szCs w:val="18"/>
+                <w:lang w:val="fr-SN"/>
+              </w:rPr>
+            </w:pPr>
+            <w:proofErr w:type="gramStart"/>
+            <w:r>
+              <w:rPr>
+                <w:color w:val="4472C4" w:themeColor="accent1"/>
+                <w:sz w:val="18"/>
+                <w:szCs w:val="18"/>
+                <w:lang w:val="fr-SN"/>
+              </w:rPr>
+              <w:t>conforme</w:t>
+            </w:r>
+            <w:proofErr w:type="gramEnd"/>
+          </w:p>
+        </w:tc>
+        <w:tc>
+          <w:tcPr>
+            <w:tcW w:w="0" w:type="auto"/>
+            <w:tcBorders>
+              <w:top w:val="single" w:sz="6" w:space="0" w:color="DDDDDD"/>
+              <w:left w:val="single" w:sz="6" w:space="0" w:color="DDDDDD"/>
+              <w:bottom w:val="single" w:sz="6" w:space="0" w:color="DDDDDD"/>
+              <w:right w:val="single" w:sz="6" w:space="0" w:color="DDDDDD"/>
+            </w:tcBorders>
+            <w:tcMar>
+              <w:top w:w="120" w:type="dxa"/>
+              <w:left w:w="120" w:type="dxa"/>
+              <w:bottom w:w="120" w:type="dxa"/>
+              <w:right w:w="120" w:type="dxa"/>
+            </w:tcMar>
+            <w:vAlign w:val="center"/>
+            <w:hideMark/>
+          </w:tcPr>
+          <w:p>
+            <w:pPr>
+              <w:rPr>
+                <w:color w:val="4472C4" w:themeColor="accent1"/>
+                <w:sz w:val="18"/>
+                <w:szCs w:val="18"/>
+                <w:lang w:val="fr-SN"/>
+              </w:rPr>
+            </w:pPr>
+            <w:r>
+              <w:rPr>
+                <w:color w:val="4472C4" w:themeColor="accent1"/>
+                <w:sz w:val="18"/>
+                <w:szCs w:val="18"/>
+                <w:lang w:val="fr-SN"/>
+              </w:rPr>
+              <w:t>Aucune incompatibilité interne détectée.</w:t>
+            </w:r>
+          </w:p>
+        </w:tc>
+        <w:tc>
+          <w:tcPr>
+            <w:tcW w:w="0" w:type="auto"/>
+            <w:tcBorders>
+              <w:top w:val="single" w:sz="6" w:space="0" w:color="DDDDDD"/>
+              <w:left w:val="single" w:sz="6" w:space="0" w:color="DDDDDD"/>
+              <w:bottom w:val="single" w:sz="6" w:space="0" w:color="DDDDDD"/>
+              <w:right w:val="single" w:sz="6" w:space="0" w:color="DDDDDD"/>
+            </w:tcBorders>
+            <w:tcMar>
+              <w:top w:w="120" w:type="dxa"/>
+              <w:left w:w="120" w:type="dxa"/>
+              <w:bottom w:w="120" w:type="dxa"/>
+              <w:right w:w="120" w:type="dxa"/>
+            </w:tcMar>
+            <w:vAlign w:val="center"/>
+            <w:hideMark/>
+          </w:tcPr>
+          <w:p>
+            <w:pPr>
+              <w:rPr>
+                <w:color w:val="4472C4" w:themeColor="accent1"/>
+                <w:sz w:val="18"/>
+                <w:szCs w:val="18"/>
+                <w:lang w:val="fr-SN"/>
+              </w:rPr>
+            </w:pPr>
+            <w:r>
+              <w:rPr>
+                <w:color w:val="4472C4" w:themeColor="accent1"/>
+                <w:sz w:val="18"/>
+                <w:szCs w:val="18"/>
+                <w:lang w:val="fr-SN"/>
+              </w:rPr>
+              <w:t>Aucune</w:t>
+            </w:r>
+          </w:p>
+        </w:tc>
+      </w:tr>
+    </w:tbl>
+    <w:p>
+      <w:pPr>
+        <w:rPr>
+          <w:color w:val="4472C4" w:themeColor="accent1"/>
+          <w:sz w:val="18"/>
+          <w:szCs w:val="18"/>
+          <w:lang w:val="fr-SN"/>
+        </w:rPr>
+      </w:pPr>
+    </w:p>
+    <w:p>
+      <w:pPr>
+        <w:rPr>
+          <w:color w:val="806000" w:themeColor="accent4" w:themeShade="80"/>
+          <w:sz w:val="18"/>
+          <w:szCs w:val="18"/>
           <w:lang w:val="fr-SN"/>
         </w:rPr>
       </w:pPr>

--- a/ai-business_assistant/ficher_assistant.docx
+++ b/ai-business_assistant/ficher_assistant.docx
@@ -7969,32 +7969,2121 @@
     <w:p>
       <w:pPr>
         <w:rPr>
-          <w:color w:val="806000" w:themeColor="accent4" w:themeShade="80"/>
-          <w:sz w:val="18"/>
-          <w:szCs w:val="18"/>
-          <w:lang w:val="fr-SN"/>
-        </w:rPr>
-      </w:pPr>
-    </w:p>
-    <w:p>
-      <w:pPr>
-        <w:rPr>
-          <w:color w:val="000000" w:themeColor="text1"/>
-          <w:sz w:val="28"/>
-          <w:szCs w:val="28"/>
-          <w:lang w:val="fr-SN"/>
-        </w:rPr>
-      </w:pPr>
-    </w:p>
-    <w:p>
-      <w:pPr>
-        <w:rPr>
-          <w:color w:val="000000" w:themeColor="text1"/>
-          <w:sz w:val="28"/>
-          <w:szCs w:val="28"/>
-          <w:lang w:val="fr-SN"/>
-        </w:rPr>
-      </w:pPr>
+          <w:b/>
+          <w:bCs/>
+          <w:color w:val="4472C4" w:themeColor="accent1"/>
+          <w:sz w:val="36"/>
+          <w:szCs w:val="36"/>
+          <w:lang w:val="fr-SN"/>
+        </w:rPr>
+      </w:pPr>
+      <w:r>
+        <w:rPr>
+          <w:b/>
+          <w:bCs/>
+          <w:color w:val="4472C4" w:themeColor="accent1"/>
+          <w:sz w:val="36"/>
+          <w:szCs w:val="36"/>
+          <w:lang w:val="fr-SN"/>
+        </w:rPr>
+        <w:t>Partie 4 – Sorties structurées</w:t>
+      </w:r>
+    </w:p>
+    <w:p>
+      <w:pPr>
+        <w:rPr>
+          <w:b/>
+          <w:bCs/>
+          <w:sz w:val="28"/>
+          <w:szCs w:val="28"/>
+          <w:lang w:val="fr-SN"/>
+        </w:rPr>
+      </w:pPr>
+      <w:r>
+        <w:rPr>
+          <w:b/>
+          <w:bCs/>
+          <w:sz w:val="28"/>
+          <w:szCs w:val="28"/>
+          <w:lang w:val="fr-SN"/>
+        </w:rPr>
+        <w:t xml:space="preserve">Prompt pour une sortie en </w:t>
+      </w:r>
+      <w:proofErr w:type="spellStart"/>
+      <w:r>
+        <w:rPr>
+          <w:b/>
+          <w:bCs/>
+          <w:sz w:val="28"/>
+          <w:szCs w:val="28"/>
+          <w:lang w:val="fr-SN"/>
+        </w:rPr>
+        <w:t>json</w:t>
+      </w:r>
+      <w:proofErr w:type="spellEnd"/>
+      <w:r>
+        <w:rPr>
+          <w:b/>
+          <w:bCs/>
+          <w:sz w:val="28"/>
+          <w:szCs w:val="28"/>
+          <w:lang w:val="fr-SN"/>
+        </w:rPr>
+        <w:t xml:space="preserve"> : </w:t>
+      </w:r>
+    </w:p>
+    <w:p>
+      <w:pPr>
+        <w:rPr>
+          <w:sz w:val="28"/>
+          <w:szCs w:val="28"/>
+          <w:lang w:val="fr-SN"/>
+        </w:rPr>
+      </w:pPr>
+      <w:r>
+        <w:rPr>
+          <w:sz w:val="28"/>
+          <w:szCs w:val="28"/>
+          <w:lang w:val="fr-SN"/>
+        </w:rPr>
+        <w:t>Tu es un système d’analyse de commentaires clients.</w:t>
+      </w:r>
+    </w:p>
+    <w:p>
+      <w:pPr>
+        <w:rPr>
+          <w:sz w:val="28"/>
+          <w:szCs w:val="28"/>
+          <w:lang w:val="fr-SN"/>
+        </w:rPr>
+      </w:pPr>
+      <w:r>
+        <w:rPr>
+          <w:sz w:val="28"/>
+          <w:szCs w:val="28"/>
+          <w:lang w:val="fr-SN"/>
+        </w:rPr>
+        <w:t>Analyse le commentaire suivant et réponds uniquement avec un objet JSON valide.</w:t>
+      </w:r>
+    </w:p>
+    <w:p>
+      <w:pPr>
+        <w:rPr>
+          <w:sz w:val="28"/>
+          <w:szCs w:val="28"/>
+          <w:lang w:val="fr-SN"/>
+        </w:rPr>
+      </w:pPr>
+      <w:r>
+        <w:rPr>
+          <w:sz w:val="28"/>
+          <w:szCs w:val="28"/>
+          <w:lang w:val="fr-SN"/>
+        </w:rPr>
+        <w:t>Commentaire :</w:t>
+      </w:r>
+    </w:p>
+    <w:p>
+      <w:pPr>
+        <w:rPr>
+          <w:sz w:val="28"/>
+          <w:szCs w:val="28"/>
+          <w:lang w:val="fr-SN"/>
+        </w:rPr>
+      </w:pPr>
+      <w:r>
+        <w:rPr>
+          <w:sz w:val="28"/>
+          <w:szCs w:val="28"/>
+          <w:lang w:val="fr-SN"/>
+        </w:rPr>
+        <w:t>« Le commentaire semble plutôt négatif. Le client est mécontent du délai de livraison... »</w:t>
+      </w:r>
+    </w:p>
+    <w:p>
+      <w:pPr>
+        <w:rPr>
+          <w:sz w:val="28"/>
+          <w:szCs w:val="28"/>
+          <w:lang w:val="fr-SN"/>
+        </w:rPr>
+      </w:pPr>
+      <w:r>
+        <w:rPr>
+          <w:sz w:val="28"/>
+          <w:szCs w:val="28"/>
+          <w:lang w:val="fr-SN"/>
+        </w:rPr>
+        <w:t>La réponse doit contenir exactement les cinq champs suivants :</w:t>
+      </w:r>
+    </w:p>
+    <w:p>
+      <w:pPr>
+        <w:rPr>
+          <w:sz w:val="28"/>
+          <w:szCs w:val="28"/>
+          <w:lang w:val="fr-SN"/>
+        </w:rPr>
+      </w:pPr>
+      <w:r>
+        <w:rPr>
+          <w:sz w:val="28"/>
+          <w:szCs w:val="28"/>
+          <w:lang w:val="fr-SN"/>
+        </w:rPr>
+        <w:t>- "sentiment" :</w:t>
+      </w:r>
+    </w:p>
+    <w:p>
+      <w:pPr>
+        <w:rPr>
+          <w:sz w:val="28"/>
+          <w:szCs w:val="28"/>
+          <w:lang w:val="fr-SN"/>
+        </w:rPr>
+      </w:pPr>
+      <w:r>
+        <w:rPr>
+          <w:sz w:val="28"/>
+          <w:szCs w:val="28"/>
+          <w:lang w:val="fr-SN"/>
+        </w:rPr>
+        <w:t xml:space="preserve">  </w:t>
+      </w:r>
+      <w:proofErr w:type="gramStart"/>
+      <w:r>
+        <w:rPr>
+          <w:sz w:val="28"/>
+          <w:szCs w:val="28"/>
+          <w:lang w:val="fr-SN"/>
+        </w:rPr>
+        <w:t>type</w:t>
+      </w:r>
+      <w:proofErr w:type="gramEnd"/>
+      <w:r>
+        <w:rPr>
+          <w:sz w:val="28"/>
+          <w:szCs w:val="28"/>
+          <w:lang w:val="fr-SN"/>
+        </w:rPr>
+        <w:t xml:space="preserve"> string ;</w:t>
+      </w:r>
+    </w:p>
+    <w:p>
+      <w:pPr>
+        <w:rPr>
+          <w:sz w:val="28"/>
+          <w:szCs w:val="28"/>
+          <w:lang w:val="fr-SN"/>
+        </w:rPr>
+      </w:pPr>
+      <w:r>
+        <w:rPr>
+          <w:sz w:val="28"/>
+          <w:szCs w:val="28"/>
+          <w:lang w:val="fr-SN"/>
+        </w:rPr>
+        <w:t xml:space="preserve">  </w:t>
+      </w:r>
+      <w:proofErr w:type="gramStart"/>
+      <w:r>
+        <w:rPr>
+          <w:sz w:val="28"/>
+          <w:szCs w:val="28"/>
+          <w:lang w:val="fr-SN"/>
+        </w:rPr>
+        <w:t>valeur</w:t>
+      </w:r>
+      <w:proofErr w:type="gramEnd"/>
+      <w:r>
+        <w:rPr>
+          <w:sz w:val="28"/>
+          <w:szCs w:val="28"/>
+          <w:lang w:val="fr-SN"/>
+        </w:rPr>
+        <w:t xml:space="preserve"> autorisée : "positif", "</w:t>
+      </w:r>
+      <w:r>
+        <w:rPr>
+          <w:sz w:val="28"/>
+          <w:szCs w:val="28"/>
+          <w:lang w:val="fr-SN"/>
+        </w:rPr>
+        <w:t>négatif</w:t>
+      </w:r>
+      <w:r>
+        <w:rPr>
+          <w:sz w:val="28"/>
+          <w:szCs w:val="28"/>
+          <w:lang w:val="fr-SN"/>
+        </w:rPr>
+        <w:t>" ou "neutre".</w:t>
+      </w:r>
+    </w:p>
+    <w:p>
+      <w:pPr>
+        <w:rPr>
+          <w:sz w:val="28"/>
+          <w:szCs w:val="28"/>
+          <w:lang w:val="fr-SN"/>
+        </w:rPr>
+      </w:pPr>
+      <w:r>
+        <w:rPr>
+          <w:sz w:val="28"/>
+          <w:szCs w:val="28"/>
+          <w:lang w:val="fr-SN"/>
+        </w:rPr>
+        <w:lastRenderedPageBreak/>
+        <w:t>- "</w:t>
+      </w:r>
+      <w:proofErr w:type="spellStart"/>
+      <w:r>
+        <w:rPr>
+          <w:sz w:val="28"/>
+          <w:szCs w:val="28"/>
+          <w:lang w:val="fr-SN"/>
+        </w:rPr>
+        <w:t>categorie</w:t>
+      </w:r>
+      <w:proofErr w:type="spellEnd"/>
+      <w:r>
+        <w:rPr>
+          <w:sz w:val="28"/>
+          <w:szCs w:val="28"/>
+          <w:lang w:val="fr-SN"/>
+        </w:rPr>
+        <w:t>" :</w:t>
+      </w:r>
+    </w:p>
+    <w:p>
+      <w:pPr>
+        <w:rPr>
+          <w:sz w:val="28"/>
+          <w:szCs w:val="28"/>
+          <w:lang w:val="fr-SN"/>
+        </w:rPr>
+      </w:pPr>
+      <w:r>
+        <w:rPr>
+          <w:sz w:val="28"/>
+          <w:szCs w:val="28"/>
+          <w:lang w:val="fr-SN"/>
+        </w:rPr>
+        <w:t xml:space="preserve">  </w:t>
+      </w:r>
+      <w:proofErr w:type="gramStart"/>
+      <w:r>
+        <w:rPr>
+          <w:sz w:val="28"/>
+          <w:szCs w:val="28"/>
+          <w:lang w:val="fr-SN"/>
+        </w:rPr>
+        <w:t>type</w:t>
+      </w:r>
+      <w:proofErr w:type="gramEnd"/>
+      <w:r>
+        <w:rPr>
+          <w:sz w:val="28"/>
+          <w:szCs w:val="28"/>
+          <w:lang w:val="fr-SN"/>
+        </w:rPr>
+        <w:t xml:space="preserve"> string ;</w:t>
+      </w:r>
+    </w:p>
+    <w:p>
+      <w:pPr>
+        <w:rPr>
+          <w:sz w:val="28"/>
+          <w:szCs w:val="28"/>
+          <w:lang w:val="fr-SN"/>
+        </w:rPr>
+      </w:pPr>
+      <w:r>
+        <w:rPr>
+          <w:sz w:val="28"/>
+          <w:szCs w:val="28"/>
+          <w:lang w:val="fr-SN"/>
+        </w:rPr>
+        <w:t xml:space="preserve">  </w:t>
+      </w:r>
+      <w:proofErr w:type="gramStart"/>
+      <w:r>
+        <w:rPr>
+          <w:sz w:val="28"/>
+          <w:szCs w:val="28"/>
+          <w:lang w:val="fr-SN"/>
+        </w:rPr>
+        <w:t>valeur</w:t>
+      </w:r>
+      <w:proofErr w:type="gramEnd"/>
+      <w:r>
+        <w:rPr>
+          <w:sz w:val="28"/>
+          <w:szCs w:val="28"/>
+          <w:lang w:val="fr-SN"/>
+        </w:rPr>
+        <w:t xml:space="preserve"> autorisée : "livraison", "produit", "application", "</w:t>
+      </w:r>
+      <w:proofErr w:type="spellStart"/>
+      <w:r>
+        <w:rPr>
+          <w:sz w:val="28"/>
+          <w:szCs w:val="28"/>
+          <w:lang w:val="fr-SN"/>
+        </w:rPr>
+        <w:t>service_client</w:t>
+      </w:r>
+      <w:proofErr w:type="spellEnd"/>
+      <w:r>
+        <w:rPr>
+          <w:sz w:val="28"/>
+          <w:szCs w:val="28"/>
+          <w:lang w:val="fr-SN"/>
+        </w:rPr>
+        <w:t>" ou "autre".</w:t>
+      </w:r>
+    </w:p>
+    <w:p>
+      <w:pPr>
+        <w:rPr>
+          <w:sz w:val="28"/>
+          <w:szCs w:val="28"/>
+          <w:lang w:val="fr-SN"/>
+        </w:rPr>
+      </w:pPr>
+    </w:p>
+    <w:p>
+      <w:pPr>
+        <w:rPr>
+          <w:sz w:val="28"/>
+          <w:szCs w:val="28"/>
+          <w:lang w:val="fr-SN"/>
+        </w:rPr>
+      </w:pPr>
+      <w:r>
+        <w:rPr>
+          <w:sz w:val="28"/>
+          <w:szCs w:val="28"/>
+          <w:lang w:val="fr-SN"/>
+        </w:rPr>
+        <w:t>- "urgence" :</w:t>
+      </w:r>
+    </w:p>
+    <w:p>
+      <w:pPr>
+        <w:rPr>
+          <w:sz w:val="28"/>
+          <w:szCs w:val="28"/>
+          <w:lang w:val="fr-SN"/>
+        </w:rPr>
+      </w:pPr>
+      <w:r>
+        <w:rPr>
+          <w:sz w:val="28"/>
+          <w:szCs w:val="28"/>
+          <w:lang w:val="fr-SN"/>
+        </w:rPr>
+        <w:t xml:space="preserve">  </w:t>
+      </w:r>
+      <w:proofErr w:type="gramStart"/>
+      <w:r>
+        <w:rPr>
+          <w:sz w:val="28"/>
+          <w:szCs w:val="28"/>
+          <w:lang w:val="fr-SN"/>
+        </w:rPr>
+        <w:t>type</w:t>
+      </w:r>
+      <w:proofErr w:type="gramEnd"/>
+      <w:r>
+        <w:rPr>
+          <w:sz w:val="28"/>
+          <w:szCs w:val="28"/>
+          <w:lang w:val="fr-SN"/>
+        </w:rPr>
+        <w:t xml:space="preserve"> string ;</w:t>
+      </w:r>
+    </w:p>
+    <w:p>
+      <w:pPr>
+        <w:rPr>
+          <w:sz w:val="28"/>
+          <w:szCs w:val="28"/>
+          <w:lang w:val="fr-SN"/>
+        </w:rPr>
+      </w:pPr>
+      <w:r>
+        <w:rPr>
+          <w:sz w:val="28"/>
+          <w:szCs w:val="28"/>
+          <w:lang w:val="fr-SN"/>
+        </w:rPr>
+        <w:t xml:space="preserve">  </w:t>
+      </w:r>
+      <w:proofErr w:type="gramStart"/>
+      <w:r>
+        <w:rPr>
+          <w:sz w:val="28"/>
+          <w:szCs w:val="28"/>
+          <w:lang w:val="fr-SN"/>
+        </w:rPr>
+        <w:t>valeur</w:t>
+      </w:r>
+      <w:proofErr w:type="gramEnd"/>
+      <w:r>
+        <w:rPr>
+          <w:sz w:val="28"/>
+          <w:szCs w:val="28"/>
+          <w:lang w:val="fr-SN"/>
+        </w:rPr>
+        <w:t xml:space="preserve"> autorisée : "faible", "moyenne" ou "élevée".</w:t>
+      </w:r>
+    </w:p>
+    <w:p>
+      <w:pPr>
+        <w:rPr>
+          <w:sz w:val="28"/>
+          <w:szCs w:val="28"/>
+          <w:lang w:val="fr-SN"/>
+        </w:rPr>
+      </w:pPr>
+    </w:p>
+    <w:p>
+      <w:pPr>
+        <w:rPr>
+          <w:sz w:val="28"/>
+          <w:szCs w:val="28"/>
+          <w:lang w:val="fr-SN"/>
+        </w:rPr>
+      </w:pPr>
+      <w:r>
+        <w:rPr>
+          <w:sz w:val="28"/>
+          <w:szCs w:val="28"/>
+          <w:lang w:val="fr-SN"/>
+        </w:rPr>
+        <w:t>- "</w:t>
+      </w:r>
+      <w:proofErr w:type="spellStart"/>
+      <w:r>
+        <w:rPr>
+          <w:sz w:val="28"/>
+          <w:szCs w:val="28"/>
+          <w:lang w:val="fr-SN"/>
+        </w:rPr>
+        <w:t>probleme</w:t>
+      </w:r>
+      <w:proofErr w:type="spellEnd"/>
+      <w:r>
+        <w:rPr>
+          <w:sz w:val="28"/>
+          <w:szCs w:val="28"/>
+          <w:lang w:val="fr-SN"/>
+        </w:rPr>
+        <w:t>" :</w:t>
+      </w:r>
+    </w:p>
+    <w:p>
+      <w:pPr>
+        <w:rPr>
+          <w:sz w:val="28"/>
+          <w:szCs w:val="28"/>
+          <w:lang w:val="fr-SN"/>
+        </w:rPr>
+      </w:pPr>
+      <w:r>
+        <w:rPr>
+          <w:sz w:val="28"/>
+          <w:szCs w:val="28"/>
+          <w:lang w:val="fr-SN"/>
+        </w:rPr>
+        <w:t xml:space="preserve">  </w:t>
+      </w:r>
+      <w:proofErr w:type="gramStart"/>
+      <w:r>
+        <w:rPr>
+          <w:sz w:val="28"/>
+          <w:szCs w:val="28"/>
+          <w:lang w:val="fr-SN"/>
+        </w:rPr>
+        <w:t>type</w:t>
+      </w:r>
+      <w:proofErr w:type="gramEnd"/>
+      <w:r>
+        <w:rPr>
+          <w:sz w:val="28"/>
+          <w:szCs w:val="28"/>
+          <w:lang w:val="fr-SN"/>
+        </w:rPr>
+        <w:t xml:space="preserve"> string ;</w:t>
+      </w:r>
+    </w:p>
+    <w:p>
+      <w:pPr>
+        <w:rPr>
+          <w:sz w:val="28"/>
+          <w:szCs w:val="28"/>
+          <w:lang w:val="fr-SN"/>
+        </w:rPr>
+      </w:pPr>
+      <w:r>
+        <w:rPr>
+          <w:sz w:val="28"/>
+          <w:szCs w:val="28"/>
+          <w:lang w:val="fr-SN"/>
+        </w:rPr>
+        <w:t xml:space="preserve">  </w:t>
+      </w:r>
+      <w:proofErr w:type="gramStart"/>
+      <w:r>
+        <w:rPr>
+          <w:sz w:val="28"/>
+          <w:szCs w:val="28"/>
+          <w:lang w:val="fr-SN"/>
+        </w:rPr>
+        <w:t>description</w:t>
+      </w:r>
+      <w:proofErr w:type="gramEnd"/>
+      <w:r>
+        <w:rPr>
+          <w:sz w:val="28"/>
+          <w:szCs w:val="28"/>
+          <w:lang w:val="fr-SN"/>
+        </w:rPr>
+        <w:t xml:space="preserve"> courte du problème identifié.</w:t>
+      </w:r>
+    </w:p>
+    <w:p>
+      <w:pPr>
+        <w:rPr>
+          <w:sz w:val="28"/>
+          <w:szCs w:val="28"/>
+          <w:lang w:val="fr-SN"/>
+        </w:rPr>
+      </w:pPr>
+      <w:r>
+        <w:rPr>
+          <w:sz w:val="28"/>
+          <w:szCs w:val="28"/>
+          <w:lang w:val="fr-SN"/>
+        </w:rPr>
+        <w:t xml:space="preserve">  Si aucun problème n’est mentionné, utiliser "Aucun problème identifié".</w:t>
+      </w:r>
+    </w:p>
+    <w:p>
+      <w:pPr>
+        <w:rPr>
+          <w:sz w:val="28"/>
+          <w:szCs w:val="28"/>
+          <w:lang w:val="fr-SN"/>
+        </w:rPr>
+      </w:pPr>
+    </w:p>
+    <w:p>
+      <w:pPr>
+        <w:rPr>
+          <w:sz w:val="28"/>
+          <w:szCs w:val="28"/>
+          <w:lang w:val="fr-SN"/>
+        </w:rPr>
+      </w:pPr>
+      <w:r>
+        <w:rPr>
+          <w:sz w:val="28"/>
+          <w:szCs w:val="28"/>
+          <w:lang w:val="fr-SN"/>
+        </w:rPr>
+        <w:t>- "confiance" :</w:t>
+      </w:r>
+    </w:p>
+    <w:p>
+      <w:pPr>
+        <w:rPr>
+          <w:sz w:val="28"/>
+          <w:szCs w:val="28"/>
+          <w:lang w:val="fr-SN"/>
+        </w:rPr>
+      </w:pPr>
+      <w:r>
+        <w:rPr>
+          <w:sz w:val="28"/>
+          <w:szCs w:val="28"/>
+          <w:lang w:val="fr-SN"/>
+        </w:rPr>
+        <w:t xml:space="preserve">  </w:t>
+      </w:r>
+      <w:proofErr w:type="gramStart"/>
+      <w:r>
+        <w:rPr>
+          <w:sz w:val="28"/>
+          <w:szCs w:val="28"/>
+          <w:lang w:val="fr-SN"/>
+        </w:rPr>
+        <w:t>type</w:t>
+      </w:r>
+      <w:proofErr w:type="gramEnd"/>
+      <w:r>
+        <w:rPr>
+          <w:sz w:val="28"/>
+          <w:szCs w:val="28"/>
+          <w:lang w:val="fr-SN"/>
+        </w:rPr>
+        <w:t xml:space="preserve"> number ;</w:t>
+      </w:r>
+    </w:p>
+    <w:p>
+      <w:pPr>
+        <w:rPr>
+          <w:sz w:val="28"/>
+          <w:szCs w:val="28"/>
+          <w:lang w:val="fr-SN"/>
+        </w:rPr>
+      </w:pPr>
+      <w:r>
+        <w:rPr>
+          <w:sz w:val="28"/>
+          <w:szCs w:val="28"/>
+          <w:lang w:val="fr-SN"/>
+        </w:rPr>
+        <w:t xml:space="preserve">  </w:t>
+      </w:r>
+      <w:proofErr w:type="gramStart"/>
+      <w:r>
+        <w:rPr>
+          <w:sz w:val="28"/>
+          <w:szCs w:val="28"/>
+          <w:lang w:val="fr-SN"/>
+        </w:rPr>
+        <w:t>valeur</w:t>
+      </w:r>
+      <w:proofErr w:type="gramEnd"/>
+      <w:r>
+        <w:rPr>
+          <w:sz w:val="28"/>
+          <w:szCs w:val="28"/>
+          <w:lang w:val="fr-SN"/>
+        </w:rPr>
+        <w:t xml:space="preserve"> comprise entre 0 et 1.</w:t>
+      </w:r>
+    </w:p>
+    <w:p>
+      <w:pPr>
+        <w:rPr>
+          <w:sz w:val="28"/>
+          <w:szCs w:val="28"/>
+          <w:lang w:val="fr-SN"/>
+        </w:rPr>
+      </w:pPr>
+      <w:r>
+        <w:rPr>
+          <w:sz w:val="28"/>
+          <w:szCs w:val="28"/>
+          <w:lang w:val="fr-SN"/>
+        </w:rPr>
+        <w:t xml:space="preserve">  Elle représente le niveau de confiance dans la classification.</w:t>
+      </w:r>
+    </w:p>
+    <w:p>
+      <w:pPr>
+        <w:rPr>
+          <w:sz w:val="28"/>
+          <w:szCs w:val="28"/>
+          <w:lang w:val="fr-SN"/>
+        </w:rPr>
+      </w:pPr>
+      <w:r>
+        <w:rPr>
+          <w:sz w:val="28"/>
+          <w:szCs w:val="28"/>
+          <w:lang w:val="fr-SN"/>
+        </w:rPr>
+        <w:t>Contraintes :</w:t>
+      </w:r>
+    </w:p>
+    <w:p>
+      <w:pPr>
+        <w:rPr>
+          <w:sz w:val="28"/>
+          <w:szCs w:val="28"/>
+          <w:lang w:val="fr-SN"/>
+        </w:rPr>
+      </w:pPr>
+      <w:r>
+        <w:rPr>
+          <w:sz w:val="28"/>
+          <w:szCs w:val="28"/>
+          <w:lang w:val="fr-SN"/>
+        </w:rPr>
+        <w:t>- N’ajoute aucun champ supplémentaire.</w:t>
+      </w:r>
+    </w:p>
+    <w:p>
+      <w:pPr>
+        <w:rPr>
+          <w:sz w:val="28"/>
+          <w:szCs w:val="28"/>
+          <w:lang w:val="fr-SN"/>
+        </w:rPr>
+      </w:pPr>
+      <w:r>
+        <w:rPr>
+          <w:sz w:val="28"/>
+          <w:szCs w:val="28"/>
+          <w:lang w:val="fr-SN"/>
+        </w:rPr>
+        <w:t>- N’ajoute aucun texte avant ou après le JSON.</w:t>
+      </w:r>
+    </w:p>
+    <w:p>
+      <w:pPr>
+        <w:rPr>
+          <w:sz w:val="28"/>
+          <w:szCs w:val="28"/>
+          <w:lang w:val="fr-SN"/>
+        </w:rPr>
+      </w:pPr>
+      <w:r>
+        <w:rPr>
+          <w:sz w:val="28"/>
+          <w:szCs w:val="28"/>
+          <w:lang w:val="fr-SN"/>
+        </w:rPr>
+        <w:t>- Utilise uniquement les informations présentes dans le commentaire.</w:t>
+      </w:r>
+    </w:p>
+    <w:p>
+      <w:pPr>
+        <w:rPr>
+          <w:sz w:val="28"/>
+          <w:szCs w:val="28"/>
+          <w:lang w:val="fr-SN"/>
+        </w:rPr>
+      </w:pPr>
+      <w:r>
+        <w:rPr>
+          <w:sz w:val="28"/>
+          <w:szCs w:val="28"/>
+          <w:lang w:val="fr-SN"/>
+        </w:rPr>
+        <w:t>- N’invente pas de détails absents du commentaire.</w:t>
+      </w:r>
+    </w:p>
+    <w:p>
+      <w:pPr>
+        <w:rPr>
+          <w:sz w:val="28"/>
+          <w:szCs w:val="28"/>
+          <w:lang w:val="fr-SN"/>
+        </w:rPr>
+      </w:pPr>
+      <w:r>
+        <w:rPr>
+          <w:sz w:val="28"/>
+          <w:szCs w:val="28"/>
+          <w:lang w:val="fr-SN"/>
+        </w:rPr>
+        <w:t>- Si une information est insuffisante, choisis la valeur "autre" ou indique l’incertitude dans le champ "confiance".</w:t>
+      </w:r>
+    </w:p>
+    <w:p>
+      <w:pPr>
+        <w:rPr>
+          <w:sz w:val="28"/>
+          <w:szCs w:val="28"/>
+          <w:lang w:val="fr-SN"/>
+        </w:rPr>
+      </w:pPr>
+      <w:r>
+        <w:rPr>
+          <w:sz w:val="28"/>
+          <w:szCs w:val="28"/>
+          <w:lang w:val="fr-SN"/>
+        </w:rPr>
+        <w:t>- Le JSON doit être syntaxiquement valide.</w:t>
+      </w:r>
+    </w:p>
+    <w:p>
+      <w:pPr>
+        <w:rPr>
+          <w:color w:val="4472C4" w:themeColor="accent1"/>
+          <w:sz w:val="28"/>
+          <w:szCs w:val="28"/>
+          <w:lang w:val="fr-SN"/>
+        </w:rPr>
+      </w:pPr>
+      <w:r>
+        <w:rPr>
+          <w:color w:val="4472C4" w:themeColor="accent1"/>
+          <w:sz w:val="28"/>
+          <w:szCs w:val="28"/>
+          <w:lang w:val="fr-SN"/>
+        </w:rPr>
+        <w:t xml:space="preserve">Réponse du LLM : </w:t>
+      </w:r>
+    </w:p>
+    <w:p>
+      <w:pPr>
+        <w:rPr>
+          <w:b/>
+          <w:bCs/>
+          <w:color w:val="000000" w:themeColor="text1"/>
+          <w:sz w:val="28"/>
+          <w:szCs w:val="28"/>
+          <w:lang w:val="fr-SN"/>
+        </w:rPr>
+      </w:pPr>
+      <w:r>
+        <w:rPr>
+          <w:b/>
+          <w:bCs/>
+          <w:color w:val="000000" w:themeColor="text1"/>
+          <w:sz w:val="28"/>
+          <w:szCs w:val="28"/>
+          <w:lang w:val="fr-SN"/>
+        </w:rPr>
+        <w:lastRenderedPageBreak/>
+        <w:t>{</w:t>
+      </w:r>
+    </w:p>
+    <w:p>
+      <w:pPr>
+        <w:rPr>
+          <w:b/>
+          <w:bCs/>
+          <w:color w:val="000000" w:themeColor="text1"/>
+          <w:sz w:val="28"/>
+          <w:szCs w:val="28"/>
+          <w:lang w:val="fr-SN"/>
+        </w:rPr>
+      </w:pPr>
+      <w:r>
+        <w:rPr>
+          <w:b/>
+          <w:bCs/>
+          <w:color w:val="000000" w:themeColor="text1"/>
+          <w:sz w:val="28"/>
+          <w:szCs w:val="28"/>
+          <w:lang w:val="fr-SN"/>
+        </w:rPr>
+        <w:t xml:space="preserve">  "sentiment</w:t>
+      </w:r>
+      <w:proofErr w:type="gramStart"/>
+      <w:r>
+        <w:rPr>
+          <w:b/>
+          <w:bCs/>
+          <w:color w:val="000000" w:themeColor="text1"/>
+          <w:sz w:val="28"/>
+          <w:szCs w:val="28"/>
+          <w:lang w:val="fr-SN"/>
+        </w:rPr>
+        <w:t>":</w:t>
+      </w:r>
+      <w:proofErr w:type="gramEnd"/>
+      <w:r>
+        <w:rPr>
+          <w:b/>
+          <w:bCs/>
+          <w:color w:val="000000" w:themeColor="text1"/>
+          <w:sz w:val="28"/>
+          <w:szCs w:val="28"/>
+          <w:lang w:val="fr-SN"/>
+        </w:rPr>
+        <w:t xml:space="preserve"> "négatif",</w:t>
+      </w:r>
+    </w:p>
+    <w:p>
+      <w:pPr>
+        <w:rPr>
+          <w:b/>
+          <w:bCs/>
+          <w:color w:val="000000" w:themeColor="text1"/>
+          <w:sz w:val="28"/>
+          <w:szCs w:val="28"/>
+          <w:lang w:val="fr-SN"/>
+        </w:rPr>
+      </w:pPr>
+      <w:r>
+        <w:rPr>
+          <w:b/>
+          <w:bCs/>
+          <w:color w:val="000000" w:themeColor="text1"/>
+          <w:sz w:val="28"/>
+          <w:szCs w:val="28"/>
+          <w:lang w:val="fr-SN"/>
+        </w:rPr>
+        <w:t xml:space="preserve">  "</w:t>
+      </w:r>
+      <w:r>
+        <w:rPr>
+          <w:b/>
+          <w:bCs/>
+          <w:color w:val="000000" w:themeColor="text1"/>
+          <w:sz w:val="28"/>
+          <w:szCs w:val="28"/>
+          <w:lang w:val="fr-SN"/>
+        </w:rPr>
+        <w:t>catégorie</w:t>
+      </w:r>
+      <w:proofErr w:type="gramStart"/>
+      <w:r>
+        <w:rPr>
+          <w:b/>
+          <w:bCs/>
+          <w:color w:val="000000" w:themeColor="text1"/>
+          <w:sz w:val="28"/>
+          <w:szCs w:val="28"/>
+          <w:lang w:val="fr-SN"/>
+        </w:rPr>
+        <w:t>":</w:t>
+      </w:r>
+      <w:proofErr w:type="gramEnd"/>
+      <w:r>
+        <w:rPr>
+          <w:b/>
+          <w:bCs/>
+          <w:color w:val="000000" w:themeColor="text1"/>
+          <w:sz w:val="28"/>
+          <w:szCs w:val="28"/>
+          <w:lang w:val="fr-SN"/>
+        </w:rPr>
+        <w:t xml:space="preserve"> "livraison",</w:t>
+      </w:r>
+    </w:p>
+    <w:p>
+      <w:pPr>
+        <w:rPr>
+          <w:b/>
+          <w:bCs/>
+          <w:color w:val="000000" w:themeColor="text1"/>
+          <w:sz w:val="28"/>
+          <w:szCs w:val="28"/>
+          <w:lang w:val="fr-SN"/>
+        </w:rPr>
+      </w:pPr>
+      <w:r>
+        <w:rPr>
+          <w:b/>
+          <w:bCs/>
+          <w:color w:val="000000" w:themeColor="text1"/>
+          <w:sz w:val="28"/>
+          <w:szCs w:val="28"/>
+          <w:lang w:val="fr-SN"/>
+        </w:rPr>
+        <w:t xml:space="preserve">  "urgence</w:t>
+      </w:r>
+      <w:proofErr w:type="gramStart"/>
+      <w:r>
+        <w:rPr>
+          <w:b/>
+          <w:bCs/>
+          <w:color w:val="000000" w:themeColor="text1"/>
+          <w:sz w:val="28"/>
+          <w:szCs w:val="28"/>
+          <w:lang w:val="fr-SN"/>
+        </w:rPr>
+        <w:t>":</w:t>
+      </w:r>
+      <w:proofErr w:type="gramEnd"/>
+      <w:r>
+        <w:rPr>
+          <w:b/>
+          <w:bCs/>
+          <w:color w:val="000000" w:themeColor="text1"/>
+          <w:sz w:val="28"/>
+          <w:szCs w:val="28"/>
+          <w:lang w:val="fr-SN"/>
+        </w:rPr>
+        <w:t xml:space="preserve"> "moyenne",</w:t>
+      </w:r>
+    </w:p>
+    <w:p>
+      <w:pPr>
+        <w:rPr>
+          <w:b/>
+          <w:bCs/>
+          <w:color w:val="000000" w:themeColor="text1"/>
+          <w:sz w:val="28"/>
+          <w:szCs w:val="28"/>
+          <w:lang w:val="fr-SN"/>
+        </w:rPr>
+      </w:pPr>
+      <w:r>
+        <w:rPr>
+          <w:b/>
+          <w:bCs/>
+          <w:color w:val="000000" w:themeColor="text1"/>
+          <w:sz w:val="28"/>
+          <w:szCs w:val="28"/>
+          <w:lang w:val="fr-SN"/>
+        </w:rPr>
+        <w:t xml:space="preserve">  "</w:t>
+      </w:r>
+      <w:r>
+        <w:rPr>
+          <w:b/>
+          <w:bCs/>
+          <w:color w:val="000000" w:themeColor="text1"/>
+          <w:sz w:val="28"/>
+          <w:szCs w:val="28"/>
+          <w:lang w:val="fr-SN"/>
+        </w:rPr>
+        <w:t>problème</w:t>
+      </w:r>
+      <w:proofErr w:type="gramStart"/>
+      <w:r>
+        <w:rPr>
+          <w:b/>
+          <w:bCs/>
+          <w:color w:val="000000" w:themeColor="text1"/>
+          <w:sz w:val="28"/>
+          <w:szCs w:val="28"/>
+          <w:lang w:val="fr-SN"/>
+        </w:rPr>
+        <w:t>":</w:t>
+      </w:r>
+      <w:proofErr w:type="gramEnd"/>
+      <w:r>
+        <w:rPr>
+          <w:b/>
+          <w:bCs/>
+          <w:color w:val="000000" w:themeColor="text1"/>
+          <w:sz w:val="28"/>
+          <w:szCs w:val="28"/>
+          <w:lang w:val="fr-SN"/>
+        </w:rPr>
+        <w:t xml:space="preserve"> "Mécontentement du client concernant le délai de livraison",</w:t>
+      </w:r>
+    </w:p>
+    <w:p>
+      <w:pPr>
+        <w:rPr>
+          <w:b/>
+          <w:bCs/>
+          <w:color w:val="000000" w:themeColor="text1"/>
+          <w:sz w:val="28"/>
+          <w:szCs w:val="28"/>
+          <w:lang w:val="fr-SN"/>
+        </w:rPr>
+      </w:pPr>
+      <w:r>
+        <w:rPr>
+          <w:b/>
+          <w:bCs/>
+          <w:color w:val="000000" w:themeColor="text1"/>
+          <w:sz w:val="28"/>
+          <w:szCs w:val="28"/>
+          <w:lang w:val="fr-SN"/>
+        </w:rPr>
+        <w:t xml:space="preserve">  "confiance</w:t>
+      </w:r>
+      <w:proofErr w:type="gramStart"/>
+      <w:r>
+        <w:rPr>
+          <w:b/>
+          <w:bCs/>
+          <w:color w:val="000000" w:themeColor="text1"/>
+          <w:sz w:val="28"/>
+          <w:szCs w:val="28"/>
+          <w:lang w:val="fr-SN"/>
+        </w:rPr>
+        <w:t>":</w:t>
+      </w:r>
+      <w:proofErr w:type="gramEnd"/>
+      <w:r>
+        <w:rPr>
+          <w:b/>
+          <w:bCs/>
+          <w:color w:val="000000" w:themeColor="text1"/>
+          <w:sz w:val="28"/>
+          <w:szCs w:val="28"/>
+          <w:lang w:val="fr-SN"/>
+        </w:rPr>
+        <w:t xml:space="preserve"> 0.7</w:t>
+      </w:r>
+    </w:p>
+    <w:p>
+      <w:pPr>
+        <w:rPr>
+          <w:b/>
+          <w:bCs/>
+          <w:color w:val="000000" w:themeColor="text1"/>
+          <w:sz w:val="28"/>
+          <w:szCs w:val="28"/>
+          <w:lang w:val="fr-SN"/>
+        </w:rPr>
+      </w:pPr>
+      <w:r>
+        <w:rPr>
+          <w:b/>
+          <w:bCs/>
+          <w:color w:val="000000" w:themeColor="text1"/>
+          <w:sz w:val="28"/>
+          <w:szCs w:val="28"/>
+          <w:lang w:val="fr-SN"/>
+        </w:rPr>
+        <w:t>}</w:t>
+      </w:r>
+    </w:p>
+    <w:p>
+      <w:pPr>
+        <w:rPr>
+          <w:color w:val="4472C4" w:themeColor="accent1"/>
+          <w:sz w:val="28"/>
+          <w:szCs w:val="28"/>
+          <w:lang w:val="fr-SN"/>
+        </w:rPr>
+      </w:pPr>
+      <w:r>
+        <w:rPr>
+          <w:color w:val="4472C4" w:themeColor="accent1"/>
+          <w:sz w:val="28"/>
+          <w:szCs w:val="28"/>
+          <w:lang w:val="fr-SN"/>
+        </w:rPr>
+        <w:t xml:space="preserve">2)Prompt de validation : </w:t>
+      </w:r>
+    </w:p>
+    <w:p>
+      <w:pPr>
+        <w:rPr>
+          <w:color w:val="44546A" w:themeColor="text2"/>
+          <w:sz w:val="28"/>
+          <w:szCs w:val="28"/>
+          <w:lang w:val="fr-SN"/>
+        </w:rPr>
+      </w:pPr>
+      <w:r>
+        <w:rPr>
+          <w:color w:val="44546A" w:themeColor="text2"/>
+          <w:sz w:val="28"/>
+          <w:szCs w:val="28"/>
+          <w:lang w:val="fr-SN"/>
+        </w:rPr>
+        <w:t>Tu dois maintenant valider la réponse JSON précédente.</w:t>
+      </w:r>
+    </w:p>
+    <w:p>
+      <w:pPr>
+        <w:rPr>
+          <w:color w:val="44546A" w:themeColor="text2"/>
+          <w:sz w:val="28"/>
+          <w:szCs w:val="28"/>
+          <w:lang w:val="fr-SN"/>
+        </w:rPr>
+      </w:pPr>
+      <w:r>
+        <w:rPr>
+          <w:color w:val="44546A" w:themeColor="text2"/>
+          <w:sz w:val="28"/>
+          <w:szCs w:val="28"/>
+          <w:lang w:val="fr-SN"/>
+        </w:rPr>
+        <w:t>Vérifie les règles suivantes :</w:t>
+      </w:r>
+    </w:p>
+    <w:p>
+      <w:pPr>
+        <w:rPr>
+          <w:color w:val="44546A" w:themeColor="text2"/>
+          <w:sz w:val="28"/>
+          <w:szCs w:val="28"/>
+          <w:lang w:val="fr-SN"/>
+        </w:rPr>
+      </w:pPr>
+      <w:r>
+        <w:rPr>
+          <w:color w:val="44546A" w:themeColor="text2"/>
+          <w:sz w:val="28"/>
+          <w:szCs w:val="28"/>
+          <w:lang w:val="fr-SN"/>
+        </w:rPr>
+        <w:t>1. Le contenu est-il un JSON syntaxiquement valide ?</w:t>
+      </w:r>
+    </w:p>
+    <w:p>
+      <w:pPr>
+        <w:rPr>
+          <w:color w:val="44546A" w:themeColor="text2"/>
+          <w:sz w:val="28"/>
+          <w:szCs w:val="28"/>
+          <w:lang w:val="fr-SN"/>
+        </w:rPr>
+      </w:pPr>
+      <w:r>
+        <w:rPr>
+          <w:color w:val="44546A" w:themeColor="text2"/>
+          <w:sz w:val="28"/>
+          <w:szCs w:val="28"/>
+          <w:lang w:val="fr-SN"/>
+        </w:rPr>
+        <w:t>2. Les cinq propriétés suivantes sont-elles présentes exactement une fois ?</w:t>
+      </w:r>
+    </w:p>
+    <w:p>
+      <w:pPr>
+        <w:rPr>
+          <w:color w:val="44546A" w:themeColor="text2"/>
+          <w:sz w:val="28"/>
+          <w:szCs w:val="28"/>
+          <w:lang w:val="fr-SN"/>
+        </w:rPr>
+      </w:pPr>
+      <w:r>
+        <w:rPr>
+          <w:color w:val="44546A" w:themeColor="text2"/>
+          <w:sz w:val="28"/>
+          <w:szCs w:val="28"/>
+          <w:lang w:val="fr-SN"/>
+        </w:rPr>
+        <w:t xml:space="preserve">   - sentiment</w:t>
+      </w:r>
+    </w:p>
+    <w:p>
+      <w:pPr>
+        <w:rPr>
+          <w:color w:val="44546A" w:themeColor="text2"/>
+          <w:sz w:val="28"/>
+          <w:szCs w:val="28"/>
+          <w:lang w:val="fr-SN"/>
+        </w:rPr>
+      </w:pPr>
+      <w:r>
+        <w:rPr>
+          <w:color w:val="44546A" w:themeColor="text2"/>
+          <w:sz w:val="28"/>
+          <w:szCs w:val="28"/>
+          <w:lang w:val="fr-SN"/>
+        </w:rPr>
+        <w:t xml:space="preserve">   - </w:t>
+      </w:r>
+      <w:r>
+        <w:rPr>
+          <w:color w:val="44546A" w:themeColor="text2"/>
+          <w:sz w:val="28"/>
+          <w:szCs w:val="28"/>
+          <w:lang w:val="fr-SN"/>
+        </w:rPr>
+        <w:t>catégorie</w:t>
+      </w:r>
+    </w:p>
+    <w:p>
+      <w:pPr>
+        <w:rPr>
+          <w:color w:val="44546A" w:themeColor="text2"/>
+          <w:sz w:val="28"/>
+          <w:szCs w:val="28"/>
+          <w:lang w:val="fr-SN"/>
+        </w:rPr>
+      </w:pPr>
+      <w:r>
+        <w:rPr>
+          <w:color w:val="44546A" w:themeColor="text2"/>
+          <w:sz w:val="28"/>
+          <w:szCs w:val="28"/>
+          <w:lang w:val="fr-SN"/>
+        </w:rPr>
+        <w:t xml:space="preserve">   - urgence</w:t>
+      </w:r>
+    </w:p>
+    <w:p>
+      <w:pPr>
+        <w:rPr>
+          <w:color w:val="44546A" w:themeColor="text2"/>
+          <w:sz w:val="28"/>
+          <w:szCs w:val="28"/>
+          <w:lang w:val="fr-SN"/>
+        </w:rPr>
+      </w:pPr>
+      <w:r>
+        <w:rPr>
+          <w:color w:val="44546A" w:themeColor="text2"/>
+          <w:sz w:val="28"/>
+          <w:szCs w:val="28"/>
+          <w:lang w:val="fr-SN"/>
+        </w:rPr>
+        <w:t xml:space="preserve">   - </w:t>
+      </w:r>
+      <w:r>
+        <w:rPr>
+          <w:color w:val="44546A" w:themeColor="text2"/>
+          <w:sz w:val="28"/>
+          <w:szCs w:val="28"/>
+          <w:lang w:val="fr-SN"/>
+        </w:rPr>
+        <w:t>problème</w:t>
+      </w:r>
+    </w:p>
+    <w:p>
+      <w:pPr>
+        <w:rPr>
+          <w:color w:val="44546A" w:themeColor="text2"/>
+          <w:sz w:val="28"/>
+          <w:szCs w:val="28"/>
+          <w:lang w:val="fr-SN"/>
+        </w:rPr>
+      </w:pPr>
+      <w:r>
+        <w:rPr>
+          <w:color w:val="44546A" w:themeColor="text2"/>
+          <w:sz w:val="28"/>
+          <w:szCs w:val="28"/>
+          <w:lang w:val="fr-SN"/>
+        </w:rPr>
+        <w:t xml:space="preserve">   - confiance</w:t>
+      </w:r>
+    </w:p>
+    <w:p>
+      <w:pPr>
+        <w:rPr>
+          <w:color w:val="44546A" w:themeColor="text2"/>
+          <w:sz w:val="28"/>
+          <w:szCs w:val="28"/>
+          <w:lang w:val="fr-SN"/>
+        </w:rPr>
+      </w:pPr>
+      <w:r>
+        <w:rPr>
+          <w:color w:val="44546A" w:themeColor="text2"/>
+          <w:sz w:val="28"/>
+          <w:szCs w:val="28"/>
+          <w:lang w:val="fr-SN"/>
+        </w:rPr>
+        <w:t>3. Existe-t-il une propriété supplémentaire ?</w:t>
+      </w:r>
+    </w:p>
+    <w:p>
+      <w:pPr>
+        <w:rPr>
+          <w:color w:val="44546A" w:themeColor="text2"/>
+          <w:sz w:val="28"/>
+          <w:szCs w:val="28"/>
+          <w:lang w:val="fr-SN"/>
+        </w:rPr>
+      </w:pPr>
+      <w:r>
+        <w:rPr>
+          <w:color w:val="44546A" w:themeColor="text2"/>
+          <w:sz w:val="28"/>
+          <w:szCs w:val="28"/>
+          <w:lang w:val="fr-SN"/>
+        </w:rPr>
+        <w:t>4. Le champ "sentiment" vaut-il "positif", "</w:t>
+      </w:r>
+      <w:r>
+        <w:rPr>
+          <w:color w:val="44546A" w:themeColor="text2"/>
+          <w:sz w:val="28"/>
+          <w:szCs w:val="28"/>
+          <w:lang w:val="fr-SN"/>
+        </w:rPr>
+        <w:t>négatif</w:t>
+      </w:r>
+      <w:r>
+        <w:rPr>
+          <w:color w:val="44546A" w:themeColor="text2"/>
+          <w:sz w:val="28"/>
+          <w:szCs w:val="28"/>
+          <w:lang w:val="fr-SN"/>
+        </w:rPr>
+        <w:t>" ou "neutre" ?</w:t>
+      </w:r>
+    </w:p>
+    <w:p>
+      <w:pPr>
+        <w:rPr>
+          <w:color w:val="44546A" w:themeColor="text2"/>
+          <w:sz w:val="28"/>
+          <w:szCs w:val="28"/>
+          <w:lang w:val="fr-SN"/>
+        </w:rPr>
+      </w:pPr>
+      <w:r>
+        <w:rPr>
+          <w:color w:val="44546A" w:themeColor="text2"/>
+          <w:sz w:val="28"/>
+          <w:szCs w:val="28"/>
+          <w:lang w:val="fr-SN"/>
+        </w:rPr>
+        <w:t>5. Le champ "urgence" vaut-il "faible", "moyenne" ou "élevée" ?</w:t>
+      </w:r>
+    </w:p>
+    <w:p>
+      <w:pPr>
+        <w:rPr>
+          <w:color w:val="44546A" w:themeColor="text2"/>
+          <w:sz w:val="28"/>
+          <w:szCs w:val="28"/>
+          <w:lang w:val="fr-SN"/>
+        </w:rPr>
+      </w:pPr>
+      <w:r>
+        <w:rPr>
+          <w:color w:val="44546A" w:themeColor="text2"/>
+          <w:sz w:val="28"/>
+          <w:szCs w:val="28"/>
+          <w:lang w:val="fr-SN"/>
+        </w:rPr>
+        <w:t>6. Le champ "confiance" est-il un nombre compris entre 0 et 1 ?</w:t>
+      </w:r>
+    </w:p>
+    <w:p>
+      <w:pPr>
+        <w:rPr>
+          <w:color w:val="44546A" w:themeColor="text2"/>
+          <w:sz w:val="28"/>
+          <w:szCs w:val="28"/>
+          <w:lang w:val="fr-SN"/>
+        </w:rPr>
+      </w:pPr>
+      <w:r>
+        <w:rPr>
+          <w:color w:val="44546A" w:themeColor="text2"/>
+          <w:sz w:val="28"/>
+          <w:szCs w:val="28"/>
+          <w:lang w:val="fr-SN"/>
+        </w:rPr>
+        <w:t>7. Les types des valeurs sont-ils corrects ?</w:t>
+      </w:r>
+    </w:p>
+    <w:p>
+      <w:pPr>
+        <w:rPr>
+          <w:color w:val="44546A" w:themeColor="text2"/>
+          <w:sz w:val="28"/>
+          <w:szCs w:val="28"/>
+          <w:lang w:val="fr-SN"/>
+        </w:rPr>
+      </w:pPr>
+      <w:r>
+        <w:rPr>
+          <w:color w:val="44546A" w:themeColor="text2"/>
+          <w:sz w:val="28"/>
+          <w:szCs w:val="28"/>
+          <w:lang w:val="fr-SN"/>
+        </w:rPr>
+        <w:t>8. Le contenu correspond-il réellement au commentaire analysé ?</w:t>
+      </w:r>
+    </w:p>
+    <w:p>
+      <w:pPr>
+        <w:rPr>
+          <w:color w:val="44546A" w:themeColor="text2"/>
+          <w:sz w:val="28"/>
+          <w:szCs w:val="28"/>
+          <w:lang w:val="fr-SN"/>
+        </w:rPr>
+      </w:pPr>
+      <w:r>
+        <w:rPr>
+          <w:color w:val="44546A" w:themeColor="text2"/>
+          <w:sz w:val="28"/>
+          <w:szCs w:val="28"/>
+          <w:lang w:val="fr-SN"/>
+        </w:rPr>
+        <w:t>Réponds uniquement avec le JSON suivant :</w:t>
+      </w:r>
+    </w:p>
+    <w:p>
+      <w:pPr>
+        <w:rPr>
+          <w:color w:val="44546A" w:themeColor="text2"/>
+          <w:sz w:val="28"/>
+          <w:szCs w:val="28"/>
+          <w:lang w:val="fr-SN"/>
+        </w:rPr>
+      </w:pPr>
+      <w:r>
+        <w:rPr>
+          <w:color w:val="44546A" w:themeColor="text2"/>
+          <w:sz w:val="28"/>
+          <w:szCs w:val="28"/>
+          <w:lang w:val="fr-SN"/>
+        </w:rPr>
+        <w:t>{</w:t>
+      </w:r>
+    </w:p>
+    <w:p>
+      <w:pPr>
+        <w:rPr>
+          <w:color w:val="44546A" w:themeColor="text2"/>
+          <w:sz w:val="28"/>
+          <w:szCs w:val="28"/>
+          <w:lang w:val="fr-SN"/>
+        </w:rPr>
+      </w:pPr>
+      <w:r>
+        <w:rPr>
+          <w:color w:val="44546A" w:themeColor="text2"/>
+          <w:sz w:val="28"/>
+          <w:szCs w:val="28"/>
+          <w:lang w:val="fr-SN"/>
+        </w:rPr>
+        <w:t xml:space="preserve">  "json_valide</w:t>
+      </w:r>
+      <w:proofErr w:type="gramStart"/>
+      <w:r>
+        <w:rPr>
+          <w:color w:val="44546A" w:themeColor="text2"/>
+          <w:sz w:val="28"/>
+          <w:szCs w:val="28"/>
+          <w:lang w:val="fr-SN"/>
+        </w:rPr>
+        <w:t>":</w:t>
+      </w:r>
+      <w:proofErr w:type="gramEnd"/>
+      <w:r>
+        <w:rPr>
+          <w:color w:val="44546A" w:themeColor="text2"/>
+          <w:sz w:val="28"/>
+          <w:szCs w:val="28"/>
+          <w:lang w:val="fr-SN"/>
+        </w:rPr>
+        <w:t xml:space="preserve"> true,</w:t>
+      </w:r>
+    </w:p>
+    <w:p>
+      <w:pPr>
+        <w:rPr>
+          <w:color w:val="44546A" w:themeColor="text2"/>
+          <w:sz w:val="28"/>
+          <w:szCs w:val="28"/>
+          <w:lang w:val="fr-SN"/>
+        </w:rPr>
+      </w:pPr>
+      <w:r>
+        <w:rPr>
+          <w:color w:val="44546A" w:themeColor="text2"/>
+          <w:sz w:val="28"/>
+          <w:szCs w:val="28"/>
+          <w:lang w:val="fr-SN"/>
+        </w:rPr>
+        <w:lastRenderedPageBreak/>
+        <w:t xml:space="preserve">  "structure_valide</w:t>
+      </w:r>
+      <w:proofErr w:type="gramStart"/>
+      <w:r>
+        <w:rPr>
+          <w:color w:val="44546A" w:themeColor="text2"/>
+          <w:sz w:val="28"/>
+          <w:szCs w:val="28"/>
+          <w:lang w:val="fr-SN"/>
+        </w:rPr>
+        <w:t>":</w:t>
+      </w:r>
+      <w:proofErr w:type="gramEnd"/>
+      <w:r>
+        <w:rPr>
+          <w:color w:val="44546A" w:themeColor="text2"/>
+          <w:sz w:val="28"/>
+          <w:szCs w:val="28"/>
+          <w:lang w:val="fr-SN"/>
+        </w:rPr>
+        <w:t xml:space="preserve"> true,</w:t>
+      </w:r>
+    </w:p>
+    <w:p>
+      <w:pPr>
+        <w:rPr>
+          <w:color w:val="44546A" w:themeColor="text2"/>
+          <w:sz w:val="28"/>
+          <w:szCs w:val="28"/>
+          <w:lang w:val="fr-SN"/>
+        </w:rPr>
+      </w:pPr>
+      <w:r>
+        <w:rPr>
+          <w:color w:val="44546A" w:themeColor="text2"/>
+          <w:sz w:val="28"/>
+          <w:szCs w:val="28"/>
+          <w:lang w:val="fr-SN"/>
+        </w:rPr>
+        <w:t xml:space="preserve">  "valeurs_valides</w:t>
+      </w:r>
+      <w:proofErr w:type="gramStart"/>
+      <w:r>
+        <w:rPr>
+          <w:color w:val="44546A" w:themeColor="text2"/>
+          <w:sz w:val="28"/>
+          <w:szCs w:val="28"/>
+          <w:lang w:val="fr-SN"/>
+        </w:rPr>
+        <w:t>":</w:t>
+      </w:r>
+      <w:proofErr w:type="gramEnd"/>
+      <w:r>
+        <w:rPr>
+          <w:color w:val="44546A" w:themeColor="text2"/>
+          <w:sz w:val="28"/>
+          <w:szCs w:val="28"/>
+          <w:lang w:val="fr-SN"/>
+        </w:rPr>
+        <w:t xml:space="preserve"> true,</w:t>
+      </w:r>
+    </w:p>
+    <w:p>
+      <w:pPr>
+        <w:rPr>
+          <w:color w:val="44546A" w:themeColor="text2"/>
+          <w:sz w:val="28"/>
+          <w:szCs w:val="28"/>
+          <w:lang w:val="fr-SN"/>
+        </w:rPr>
+      </w:pPr>
+      <w:r>
+        <w:rPr>
+          <w:color w:val="44546A" w:themeColor="text2"/>
+          <w:sz w:val="28"/>
+          <w:szCs w:val="28"/>
+          <w:lang w:val="fr-SN"/>
+        </w:rPr>
+        <w:t xml:space="preserve">  "contenu_coherent</w:t>
+      </w:r>
+      <w:proofErr w:type="gramStart"/>
+      <w:r>
+        <w:rPr>
+          <w:color w:val="44546A" w:themeColor="text2"/>
+          <w:sz w:val="28"/>
+          <w:szCs w:val="28"/>
+          <w:lang w:val="fr-SN"/>
+        </w:rPr>
+        <w:t>":</w:t>
+      </w:r>
+      <w:proofErr w:type="gramEnd"/>
+      <w:r>
+        <w:rPr>
+          <w:color w:val="44546A" w:themeColor="text2"/>
+          <w:sz w:val="28"/>
+          <w:szCs w:val="28"/>
+          <w:lang w:val="fr-SN"/>
+        </w:rPr>
+        <w:t xml:space="preserve"> true,</w:t>
+      </w:r>
+    </w:p>
+    <w:p>
+      <w:pPr>
+        <w:rPr>
+          <w:color w:val="44546A" w:themeColor="text2"/>
+          <w:sz w:val="28"/>
+          <w:szCs w:val="28"/>
+          <w:lang w:val="fr-SN"/>
+        </w:rPr>
+      </w:pPr>
+      <w:r>
+        <w:rPr>
+          <w:color w:val="44546A" w:themeColor="text2"/>
+          <w:sz w:val="28"/>
+          <w:szCs w:val="28"/>
+          <w:lang w:val="fr-SN"/>
+        </w:rPr>
+        <w:t xml:space="preserve">  "erreurs</w:t>
+      </w:r>
+      <w:proofErr w:type="gramStart"/>
+      <w:r>
+        <w:rPr>
+          <w:color w:val="44546A" w:themeColor="text2"/>
+          <w:sz w:val="28"/>
+          <w:szCs w:val="28"/>
+          <w:lang w:val="fr-SN"/>
+        </w:rPr>
+        <w:t>":</w:t>
+      </w:r>
+      <w:proofErr w:type="gramEnd"/>
+      <w:r>
+        <w:rPr>
+          <w:color w:val="44546A" w:themeColor="text2"/>
+          <w:sz w:val="28"/>
+          <w:szCs w:val="28"/>
+          <w:lang w:val="fr-SN"/>
+        </w:rPr>
+        <w:t xml:space="preserve"> []</w:t>
+      </w:r>
+    </w:p>
+    <w:p>
+      <w:pPr>
+        <w:rPr>
+          <w:color w:val="44546A" w:themeColor="text2"/>
+          <w:sz w:val="28"/>
+          <w:szCs w:val="28"/>
+          <w:lang w:val="fr-SN"/>
+        </w:rPr>
+      </w:pPr>
+      <w:r>
+        <w:rPr>
+          <w:color w:val="44546A" w:themeColor="text2"/>
+          <w:sz w:val="28"/>
+          <w:szCs w:val="28"/>
+          <w:lang w:val="fr-SN"/>
+        </w:rPr>
+        <w:t>}</w:t>
+      </w:r>
+    </w:p>
+    <w:p>
+      <w:pPr>
+        <w:rPr>
+          <w:color w:val="44546A" w:themeColor="text2"/>
+          <w:sz w:val="28"/>
+          <w:szCs w:val="28"/>
+          <w:lang w:val="fr-SN"/>
+        </w:rPr>
+      </w:pPr>
+      <w:r>
+        <w:rPr>
+          <w:color w:val="44546A" w:themeColor="text2"/>
+          <w:sz w:val="28"/>
+          <w:szCs w:val="28"/>
+          <w:lang w:val="fr-SN"/>
+        </w:rPr>
+        <w:t>Si une règle n’est pas respectée :</w:t>
+      </w:r>
+    </w:p>
+    <w:p>
+      <w:pPr>
+        <w:rPr>
+          <w:color w:val="44546A" w:themeColor="text2"/>
+          <w:sz w:val="28"/>
+          <w:szCs w:val="28"/>
+          <w:lang w:val="fr-SN"/>
+        </w:rPr>
+      </w:pPr>
+      <w:r>
+        <w:rPr>
+          <w:color w:val="44546A" w:themeColor="text2"/>
+          <w:sz w:val="28"/>
+          <w:szCs w:val="28"/>
+          <w:lang w:val="fr-SN"/>
+        </w:rPr>
+        <w:t>- remplace la valeur correspondante par false ;</w:t>
+      </w:r>
+    </w:p>
+    <w:p>
+      <w:pPr>
+        <w:rPr>
+          <w:color w:val="44546A" w:themeColor="text2"/>
+          <w:sz w:val="28"/>
+          <w:szCs w:val="28"/>
+          <w:lang w:val="fr-SN"/>
+        </w:rPr>
+      </w:pPr>
+      <w:r>
+        <w:rPr>
+          <w:color w:val="44546A" w:themeColor="text2"/>
+          <w:sz w:val="28"/>
+          <w:szCs w:val="28"/>
+          <w:lang w:val="fr-SN"/>
+        </w:rPr>
+        <w:t>- décris l’erreur dans le tableau "erreurs" ;</w:t>
+      </w:r>
+    </w:p>
+    <w:p>
+      <w:pPr>
+        <w:rPr>
+          <w:color w:val="44546A" w:themeColor="text2"/>
+          <w:sz w:val="28"/>
+          <w:szCs w:val="28"/>
+          <w:lang w:val="fr-SN"/>
+        </w:rPr>
+      </w:pPr>
+      <w:r>
+        <w:rPr>
+          <w:color w:val="44546A" w:themeColor="text2"/>
+          <w:sz w:val="28"/>
+          <w:szCs w:val="28"/>
+          <w:lang w:val="fr-SN"/>
+        </w:rPr>
+        <w:t>- propose une correction dans le même tableau.</w:t>
+      </w:r>
+    </w:p>
+    <w:p>
+      <w:pPr>
+        <w:rPr>
+          <w:color w:val="44546A" w:themeColor="text2"/>
+          <w:sz w:val="28"/>
+          <w:szCs w:val="28"/>
+          <w:lang w:val="fr-SN"/>
+        </w:rPr>
+      </w:pPr>
+    </w:p>
+    <w:p>
+      <w:pPr>
+        <w:rPr>
+          <w:b/>
+          <w:bCs/>
+          <w:color w:val="4472C4" w:themeColor="accent1"/>
+          <w:sz w:val="28"/>
+          <w:szCs w:val="28"/>
+          <w:lang w:val="fr-SN"/>
+        </w:rPr>
+      </w:pPr>
+      <w:r>
+        <w:rPr>
+          <w:b/>
+          <w:bCs/>
+          <w:color w:val="4472C4" w:themeColor="accent1"/>
+          <w:sz w:val="28"/>
+          <w:szCs w:val="28"/>
+          <w:lang w:val="fr-SN"/>
+        </w:rPr>
+        <w:t xml:space="preserve">Réponse du LLM : </w:t>
+      </w:r>
+    </w:p>
+    <w:p>
+      <w:pPr>
+        <w:rPr>
+          <w:b/>
+          <w:bCs/>
+          <w:sz w:val="28"/>
+          <w:szCs w:val="28"/>
+          <w:lang w:val="fr-SN"/>
+        </w:rPr>
+      </w:pPr>
+      <w:r>
+        <w:rPr>
+          <w:b/>
+          <w:bCs/>
+          <w:sz w:val="28"/>
+          <w:szCs w:val="28"/>
+          <w:lang w:val="fr-SN"/>
+        </w:rPr>
+        <w:t>{</w:t>
+      </w:r>
+    </w:p>
+    <w:p>
+      <w:pPr>
+        <w:rPr>
+          <w:b/>
+          <w:bCs/>
+          <w:sz w:val="28"/>
+          <w:szCs w:val="28"/>
+          <w:lang w:val="fr-SN"/>
+        </w:rPr>
+      </w:pPr>
+      <w:r>
+        <w:rPr>
+          <w:b/>
+          <w:bCs/>
+          <w:sz w:val="28"/>
+          <w:szCs w:val="28"/>
+          <w:lang w:val="fr-SN"/>
+        </w:rPr>
+        <w:t xml:space="preserve">  "json_valide</w:t>
+      </w:r>
+      <w:proofErr w:type="gramStart"/>
+      <w:r>
+        <w:rPr>
+          <w:b/>
+          <w:bCs/>
+          <w:sz w:val="28"/>
+          <w:szCs w:val="28"/>
+          <w:lang w:val="fr-SN"/>
+        </w:rPr>
+        <w:t>":</w:t>
+      </w:r>
+      <w:proofErr w:type="gramEnd"/>
+      <w:r>
+        <w:rPr>
+          <w:b/>
+          <w:bCs/>
+          <w:sz w:val="28"/>
+          <w:szCs w:val="28"/>
+          <w:lang w:val="fr-SN"/>
+        </w:rPr>
+        <w:t xml:space="preserve"> true,</w:t>
+      </w:r>
+    </w:p>
+    <w:p>
+      <w:pPr>
+        <w:rPr>
+          <w:b/>
+          <w:bCs/>
+          <w:sz w:val="28"/>
+          <w:szCs w:val="28"/>
+          <w:lang w:val="fr-SN"/>
+        </w:rPr>
+      </w:pPr>
+      <w:r>
+        <w:rPr>
+          <w:b/>
+          <w:bCs/>
+          <w:sz w:val="28"/>
+          <w:szCs w:val="28"/>
+          <w:lang w:val="fr-SN"/>
+        </w:rPr>
+        <w:t xml:space="preserve">  "structure_valide</w:t>
+      </w:r>
+      <w:proofErr w:type="gramStart"/>
+      <w:r>
+        <w:rPr>
+          <w:b/>
+          <w:bCs/>
+          <w:sz w:val="28"/>
+          <w:szCs w:val="28"/>
+          <w:lang w:val="fr-SN"/>
+        </w:rPr>
+        <w:t>":</w:t>
+      </w:r>
+      <w:proofErr w:type="gramEnd"/>
+      <w:r>
+        <w:rPr>
+          <w:b/>
+          <w:bCs/>
+          <w:sz w:val="28"/>
+          <w:szCs w:val="28"/>
+          <w:lang w:val="fr-SN"/>
+        </w:rPr>
+        <w:t xml:space="preserve"> true,</w:t>
+      </w:r>
+    </w:p>
+    <w:p>
+      <w:pPr>
+        <w:rPr>
+          <w:b/>
+          <w:bCs/>
+          <w:sz w:val="28"/>
+          <w:szCs w:val="28"/>
+          <w:lang w:val="fr-SN"/>
+        </w:rPr>
+      </w:pPr>
+      <w:r>
+        <w:rPr>
+          <w:b/>
+          <w:bCs/>
+          <w:sz w:val="28"/>
+          <w:szCs w:val="28"/>
+          <w:lang w:val="fr-SN"/>
+        </w:rPr>
+        <w:t xml:space="preserve">  "valeurs_valides</w:t>
+      </w:r>
+      <w:proofErr w:type="gramStart"/>
+      <w:r>
+        <w:rPr>
+          <w:b/>
+          <w:bCs/>
+          <w:sz w:val="28"/>
+          <w:szCs w:val="28"/>
+          <w:lang w:val="fr-SN"/>
+        </w:rPr>
+        <w:t>":</w:t>
+      </w:r>
+      <w:proofErr w:type="gramEnd"/>
+      <w:r>
+        <w:rPr>
+          <w:b/>
+          <w:bCs/>
+          <w:sz w:val="28"/>
+          <w:szCs w:val="28"/>
+          <w:lang w:val="fr-SN"/>
+        </w:rPr>
+        <w:t xml:space="preserve"> true,</w:t>
+      </w:r>
+    </w:p>
+    <w:p>
+      <w:pPr>
+        <w:rPr>
+          <w:b/>
+          <w:bCs/>
+          <w:sz w:val="28"/>
+          <w:szCs w:val="28"/>
+          <w:lang w:val="fr-SN"/>
+        </w:rPr>
+      </w:pPr>
+      <w:r>
+        <w:rPr>
+          <w:b/>
+          <w:bCs/>
+          <w:sz w:val="28"/>
+          <w:szCs w:val="28"/>
+          <w:lang w:val="fr-SN"/>
+        </w:rPr>
+        <w:t xml:space="preserve">  "contenu_coherent</w:t>
+      </w:r>
+      <w:proofErr w:type="gramStart"/>
+      <w:r>
+        <w:rPr>
+          <w:b/>
+          <w:bCs/>
+          <w:sz w:val="28"/>
+          <w:szCs w:val="28"/>
+          <w:lang w:val="fr-SN"/>
+        </w:rPr>
+        <w:t>":</w:t>
+      </w:r>
+      <w:proofErr w:type="gramEnd"/>
+      <w:r>
+        <w:rPr>
+          <w:b/>
+          <w:bCs/>
+          <w:sz w:val="28"/>
+          <w:szCs w:val="28"/>
+          <w:lang w:val="fr-SN"/>
+        </w:rPr>
+        <w:t xml:space="preserve"> true,</w:t>
+      </w:r>
+    </w:p>
+    <w:p>
+      <w:pPr>
+        <w:rPr>
+          <w:b/>
+          <w:bCs/>
+          <w:sz w:val="28"/>
+          <w:szCs w:val="28"/>
+          <w:lang w:val="fr-SN"/>
+        </w:rPr>
+      </w:pPr>
+      <w:r>
+        <w:rPr>
+          <w:b/>
+          <w:bCs/>
+          <w:sz w:val="28"/>
+          <w:szCs w:val="28"/>
+          <w:lang w:val="fr-SN"/>
+        </w:rPr>
+        <w:t xml:space="preserve">  "erreurs</w:t>
+      </w:r>
+      <w:proofErr w:type="gramStart"/>
+      <w:r>
+        <w:rPr>
+          <w:b/>
+          <w:bCs/>
+          <w:sz w:val="28"/>
+          <w:szCs w:val="28"/>
+          <w:lang w:val="fr-SN"/>
+        </w:rPr>
+        <w:t>":</w:t>
+      </w:r>
+      <w:proofErr w:type="gramEnd"/>
+      <w:r>
+        <w:rPr>
+          <w:b/>
+          <w:bCs/>
+          <w:sz w:val="28"/>
+          <w:szCs w:val="28"/>
+          <w:lang w:val="fr-SN"/>
+        </w:rPr>
+        <w:t xml:space="preserve"> []</w:t>
+      </w:r>
+    </w:p>
+    <w:p>
+      <w:pPr>
+        <w:rPr>
+          <w:b/>
+          <w:bCs/>
+          <w:sz w:val="28"/>
+          <w:szCs w:val="28"/>
+          <w:lang w:val="fr-SN"/>
+        </w:rPr>
+      </w:pPr>
+      <w:r>
+        <w:rPr>
+          <w:b/>
+          <w:bCs/>
+          <w:sz w:val="28"/>
+          <w:szCs w:val="28"/>
+          <w:lang w:val="fr-SN"/>
+        </w:rPr>
+        <w:t>}</w:t>
+      </w:r>
     </w:p>
     <w:sectPr>
       <w:pgSz w:w="11906" w:h="16838"/>

--- a/ai-business_assistant/ficher_assistant.docx
+++ b/ai-business_assistant/ficher_assistant.docx
@@ -372,52 +372,26 @@
           <w:u w:val="single"/>
           <w:lang w:val="fr-SN"/>
         </w:rPr>
-        <w:t xml:space="preserve">Technique </w:t>
-      </w:r>
-      <w:proofErr w:type="spellStart"/>
-      <w:r>
-        <w:rPr>
-          <w:b/>
-          <w:bCs/>
-          <w:color w:val="4472C4" w:themeColor="accent1"/>
+        <w:t>Technique zero-shot :</w:t>
+      </w:r>
+    </w:p>
+    <w:p>
+      <w:pPr>
+        <w:rPr>
+          <w:color w:val="000000" w:themeColor="text1"/>
+          <w:sz w:val="28"/>
+          <w:szCs w:val="28"/>
+          <w:lang w:val="fr-SN"/>
+        </w:rPr>
+      </w:pPr>
+      <w:r>
+        <w:rPr>
+          <w:color w:val="000000" w:themeColor="text1"/>
           <w:sz w:val="28"/>
           <w:szCs w:val="28"/>
           <w:u w:val="single"/>
           <w:lang w:val="fr-SN"/>
         </w:rPr>
-        <w:t>zero</w:t>
-      </w:r>
-      <w:proofErr w:type="spellEnd"/>
-      <w:r>
-        <w:rPr>
-          <w:b/>
-          <w:bCs/>
-          <w:color w:val="4472C4" w:themeColor="accent1"/>
-          <w:sz w:val="28"/>
-          <w:szCs w:val="28"/>
-          <w:u w:val="single"/>
-          <w:lang w:val="fr-SN"/>
-        </w:rPr>
-        <w:t>-shot :</w:t>
-      </w:r>
-    </w:p>
-    <w:p>
-      <w:pPr>
-        <w:rPr>
-          <w:color w:val="000000" w:themeColor="text1"/>
-          <w:sz w:val="28"/>
-          <w:szCs w:val="28"/>
-          <w:lang w:val="fr-SN"/>
-        </w:rPr>
-      </w:pPr>
-      <w:r>
-        <w:rPr>
-          <w:color w:val="000000" w:themeColor="text1"/>
-          <w:sz w:val="28"/>
-          <w:szCs w:val="28"/>
-          <w:u w:val="single"/>
-          <w:lang w:val="fr-SN"/>
-        </w:rPr>
         <w:t>Prompt </w:t>
       </w:r>
       <w:r>
@@ -451,27 +425,7 @@
           <w:szCs w:val="28"/>
           <w:lang w:val="fr-SN"/>
         </w:rPr>
-        <w:t xml:space="preserve">dans une seule classe positif, </w:t>
-      </w:r>
-      <w:proofErr w:type="spellStart"/>
-      <w:r>
-        <w:rPr>
-          <w:color w:val="000000" w:themeColor="text1"/>
-          <w:sz w:val="28"/>
-          <w:szCs w:val="28"/>
-          <w:lang w:val="fr-SN"/>
-        </w:rPr>
-        <w:t>negatif</w:t>
-      </w:r>
-      <w:proofErr w:type="spellEnd"/>
-      <w:r>
-        <w:rPr>
-          <w:color w:val="000000" w:themeColor="text1"/>
-          <w:sz w:val="28"/>
-          <w:szCs w:val="28"/>
-          <w:lang w:val="fr-SN"/>
-        </w:rPr>
-        <w:t xml:space="preserve"> ou neutre :</w:t>
+        <w:t>dans une seule classe positif, negatif ou neutre :</w:t>
       </w:r>
       <w:r>
         <w:rPr>
@@ -1052,25 +1006,14 @@
           <w:lang w:val="fr-SN"/>
         </w:rPr>
       </w:pPr>
-      <w:proofErr w:type="gramStart"/>
-      <w:r>
-        <w:rPr>
-          <w:color w:val="000000" w:themeColor="text1"/>
-          <w:sz w:val="28"/>
-          <w:szCs w:val="28"/>
-          <w:lang w:val="fr-SN"/>
-        </w:rPr>
-        <w:t>positif</w:t>
-      </w:r>
-      <w:proofErr w:type="gramEnd"/>
-      <w:r>
-        <w:rPr>
-          <w:color w:val="000000" w:themeColor="text1"/>
-          <w:sz w:val="28"/>
-          <w:szCs w:val="28"/>
-          <w:lang w:val="fr-SN"/>
-        </w:rPr>
-        <w:t>, négatif ou neutre.</w:t>
+      <w:r>
+        <w:rPr>
+          <w:color w:val="000000" w:themeColor="text1"/>
+          <w:sz w:val="28"/>
+          <w:szCs w:val="28"/>
+          <w:lang w:val="fr-SN"/>
+        </w:rPr>
+        <w:t>positif, négatif ou neutre.</w:t>
       </w:r>
     </w:p>
     <w:p>
@@ -2245,7 +2188,6 @@
                 <w:lang w:val="fr-SN"/>
               </w:rPr>
             </w:pPr>
-            <w:proofErr w:type="gramStart"/>
             <w:r>
               <w:rPr>
                 <w:b/>
@@ -2259,7 +2201,6 @@
               </w:rPr>
               <w:t>négatif</w:t>
             </w:r>
-            <w:proofErr w:type="gramEnd"/>
           </w:p>
         </w:tc>
         <w:tc>
@@ -2479,7 +2420,6 @@
                 <w:lang w:val="fr-SN"/>
               </w:rPr>
             </w:pPr>
-            <w:proofErr w:type="gramStart"/>
             <w:r>
               <w:rPr>
                 <w:b/>
@@ -2493,7 +2433,6 @@
               </w:rPr>
               <w:t>négatif</w:t>
             </w:r>
-            <w:proofErr w:type="gramEnd"/>
           </w:p>
         </w:tc>
         <w:tc>
@@ -2713,7 +2652,6 @@
                 <w:lang w:val="fr-SN"/>
               </w:rPr>
             </w:pPr>
-            <w:proofErr w:type="gramStart"/>
             <w:r>
               <w:rPr>
                 <w:b/>
@@ -2727,7 +2665,6 @@
               </w:rPr>
               <w:t>négatif</w:t>
             </w:r>
-            <w:proofErr w:type="gramEnd"/>
           </w:p>
         </w:tc>
         <w:tc>
@@ -3198,36 +3135,16 @@
           <w:szCs w:val="28"/>
           <w:lang w:val="fr-SN"/>
         </w:rPr>
-        <w:t xml:space="preserve">5. Proposer une recommandation concrète pour chaque </w:t>
-      </w:r>
-      <w:proofErr w:type="gramStart"/>
-      <w:r>
-        <w:rPr>
-          <w:color w:val="000000" w:themeColor="text1"/>
-          <w:sz w:val="28"/>
-          <w:szCs w:val="28"/>
-          <w:lang w:val="fr-SN"/>
-        </w:rPr>
-        <w:t>problème.</w:t>
-      </w:r>
-      <w:r>
-        <w:rPr>
-          <w:color w:val="000000" w:themeColor="text1"/>
-          <w:sz w:val="28"/>
-          <w:szCs w:val="28"/>
-          <w:lang w:val="fr-SN"/>
-        </w:rPr>
-        <w:t>`</w:t>
-      </w:r>
-      <w:proofErr w:type="gramEnd"/>
-      <w:r>
-        <w:rPr>
-          <w:color w:val="000000" w:themeColor="text1"/>
-          <w:sz w:val="28"/>
-          <w:szCs w:val="28"/>
-          <w:lang w:val="fr-SN"/>
-        </w:rPr>
-        <w:t>``</w:t>
+        <w:t>5. Proposer une recommandation concrète pour chaque problème.</w:t>
+      </w:r>
+      <w:r>
+        <w:rPr>
+          <w:color w:val="000000" w:themeColor="text1"/>
+          <w:sz w:val="28"/>
+          <w:szCs w:val="28"/>
+          <w:lang w:val="fr-SN"/>
+        </w:rPr>
+        <w:t>```</w:t>
       </w:r>
     </w:p>
     <w:p>
@@ -3899,17 +3816,7 @@
           <w:szCs w:val="28"/>
           <w:lang w:val="fr-SN"/>
         </w:rPr>
-        <w:t xml:space="preserve">« L’application est difficile à utiliser et le service client ne répond toujours </w:t>
-      </w:r>
-      <w:proofErr w:type="gramStart"/>
-      <w:r>
-        <w:rPr>
-          <w:color w:val="000000" w:themeColor="text1"/>
-          <w:sz w:val="28"/>
-          <w:szCs w:val="28"/>
-          <w:lang w:val="fr-SN"/>
-        </w:rPr>
-        <w:t>pas»</w:t>
+        <w:t>« L’application est difficile à utiliser et le service client ne répond toujours pas»</w:t>
       </w:r>
       <w:r>
         <w:rPr>
@@ -3918,17 +3825,7 @@
           <w:szCs w:val="28"/>
           <w:lang w:val="fr-SN"/>
         </w:rPr>
-        <w:t>`</w:t>
-      </w:r>
-      <w:proofErr w:type="gramEnd"/>
-      <w:r>
-        <w:rPr>
-          <w:color w:val="4472C4" w:themeColor="accent1"/>
-          <w:sz w:val="28"/>
-          <w:szCs w:val="28"/>
-          <w:lang w:val="fr-SN"/>
-        </w:rPr>
-        <w:t>``</w:t>
+        <w:t>```</w:t>
       </w:r>
     </w:p>
     <w:p>
@@ -4382,7 +4279,6 @@
                 <w:lang w:val="fr-SN"/>
               </w:rPr>
             </w:pPr>
-            <w:proofErr w:type="gramStart"/>
             <w:r>
               <w:rPr>
                 <w:b/>
@@ -4394,7 +4290,6 @@
               </w:rPr>
               <w:t>élevée</w:t>
             </w:r>
-            <w:proofErr w:type="gramEnd"/>
           </w:p>
         </w:tc>
         <w:tc>
@@ -4601,7 +4496,6 @@
                 <w:lang w:val="fr-SN"/>
               </w:rPr>
             </w:pPr>
-            <w:proofErr w:type="gramStart"/>
             <w:r>
               <w:rPr>
                 <w:b/>
@@ -4613,7 +4507,6 @@
               </w:rPr>
               <w:t>moyenne</w:t>
             </w:r>
-            <w:proofErr w:type="gramEnd"/>
           </w:p>
         </w:tc>
         <w:tc>
@@ -4820,7 +4713,6 @@
                 <w:lang w:val="fr-SN"/>
               </w:rPr>
             </w:pPr>
-            <w:proofErr w:type="gramStart"/>
             <w:r>
               <w:rPr>
                 <w:b/>
@@ -4832,7 +4724,6 @@
               </w:rPr>
               <w:t>moyenne</w:t>
             </w:r>
-            <w:proofErr w:type="gramEnd"/>
           </w:p>
         </w:tc>
         <w:tc>
@@ -5040,7 +4931,6 @@
                 <w:lang w:val="fr-SN"/>
               </w:rPr>
             </w:pPr>
-            <w:proofErr w:type="gramStart"/>
             <w:r>
               <w:rPr>
                 <w:b/>
@@ -5052,7 +4942,6 @@
               </w:rPr>
               <w:t>moyenne</w:t>
             </w:r>
-            <w:proofErr w:type="gramEnd"/>
           </w:p>
         </w:tc>
         <w:tc>
@@ -5259,7 +5148,6 @@
                 <w:lang w:val="fr-SN"/>
               </w:rPr>
             </w:pPr>
-            <w:proofErr w:type="gramStart"/>
             <w:r>
               <w:rPr>
                 <w:b/>
@@ -5271,7 +5159,6 @@
               </w:rPr>
               <w:t>faible</w:t>
             </w:r>
-            <w:proofErr w:type="gramEnd"/>
           </w:p>
         </w:tc>
         <w:tc>
@@ -5600,27 +5487,7 @@
           <w:szCs w:val="28"/>
           <w:lang w:val="fr-SN"/>
         </w:rPr>
-        <w:t xml:space="preserve">   </w:t>
-      </w:r>
-      <w:proofErr w:type="gramStart"/>
-      <w:r>
-        <w:rPr>
-          <w:color w:val="000000" w:themeColor="text1"/>
-          <w:sz w:val="28"/>
-          <w:szCs w:val="28"/>
-          <w:lang w:val="fr-SN"/>
-        </w:rPr>
-        <w:t>problème</w:t>
-      </w:r>
-      <w:proofErr w:type="gramEnd"/>
-      <w:r>
-        <w:rPr>
-          <w:color w:val="000000" w:themeColor="text1"/>
-          <w:sz w:val="28"/>
-          <w:szCs w:val="28"/>
-          <w:lang w:val="fr-SN"/>
-        </w:rPr>
-        <w:t>, avis concernés, fréquence, priorité et recommandation.</w:t>
+        <w:t xml:space="preserve">   problème, avis concernés, fréquence, priorité et recommandation.</w:t>
       </w:r>
     </w:p>
     <w:p>
@@ -5934,17 +5801,7 @@
           <w:szCs w:val="28"/>
           <w:lang w:val="fr-SN"/>
         </w:rPr>
-        <w:t xml:space="preserve">- information non </w:t>
-      </w:r>
-      <w:proofErr w:type="gramStart"/>
-      <w:r>
-        <w:rPr>
-          <w:color w:val="000000" w:themeColor="text1"/>
-          <w:sz w:val="28"/>
-          <w:szCs w:val="28"/>
-          <w:lang w:val="fr-SN"/>
-        </w:rPr>
-        <w:t>disponible</w:t>
+        <w:t>- information non disponible</w:t>
       </w:r>
       <w:r>
         <w:rPr>
@@ -5962,17 +5819,7 @@
           <w:szCs w:val="28"/>
           <w:lang w:val="fr-SN"/>
         </w:rPr>
-        <w:t>`</w:t>
-      </w:r>
-      <w:proofErr w:type="gramEnd"/>
-      <w:r>
-        <w:rPr>
-          <w:color w:val="806000" w:themeColor="accent4" w:themeShade="80"/>
-          <w:sz w:val="28"/>
-          <w:szCs w:val="28"/>
-          <w:lang w:val="fr-SN"/>
-        </w:rPr>
-        <w:t>``</w:t>
+        <w:t>```</w:t>
       </w:r>
     </w:p>
     <w:p>
@@ -5984,7 +5831,6 @@
           <w:lang w:val="fr-SN"/>
         </w:rPr>
       </w:pPr>
-      <w:proofErr w:type="spellStart"/>
       <w:r>
         <w:rPr>
           <w:color w:val="4472C4" w:themeColor="accent1"/>
@@ -5992,17 +5838,7 @@
           <w:szCs w:val="28"/>
           <w:lang w:val="fr-SN"/>
         </w:rPr>
-        <w:t>Reponse</w:t>
-      </w:r>
-      <w:proofErr w:type="spellEnd"/>
-      <w:r>
-        <w:rPr>
-          <w:color w:val="4472C4" w:themeColor="accent1"/>
-          <w:sz w:val="28"/>
-          <w:szCs w:val="28"/>
-          <w:lang w:val="fr-SN"/>
-        </w:rPr>
-        <w:t xml:space="preserve"> du LLM :</w:t>
+        <w:t>Reponse du LLM :</w:t>
       </w:r>
     </w:p>
     <w:tbl>
@@ -6265,7 +6101,6 @@
                 <w:lang w:val="fr-SN"/>
               </w:rPr>
             </w:pPr>
-            <w:proofErr w:type="gramStart"/>
             <w:r>
               <w:rPr>
                 <w:color w:val="4472C4" w:themeColor="accent1"/>
@@ -6275,7 +6110,6 @@
               </w:rPr>
               <w:t>conforme</w:t>
             </w:r>
-            <w:proofErr w:type="gramEnd"/>
           </w:p>
         </w:tc>
         <w:tc>
@@ -6421,7 +6255,6 @@
                 <w:lang w:val="fr-SN"/>
               </w:rPr>
             </w:pPr>
-            <w:proofErr w:type="gramStart"/>
             <w:r>
               <w:rPr>
                 <w:color w:val="4472C4" w:themeColor="accent1"/>
@@ -6431,7 +6264,6 @@
               </w:rPr>
               <w:t>conforme</w:t>
             </w:r>
-            <w:proofErr w:type="gramEnd"/>
           </w:p>
         </w:tc>
         <w:tc>
@@ -6577,7 +6409,6 @@
                 <w:lang w:val="fr-SN"/>
               </w:rPr>
             </w:pPr>
-            <w:proofErr w:type="gramStart"/>
             <w:r>
               <w:rPr>
                 <w:color w:val="4472C4" w:themeColor="accent1"/>
@@ -6587,7 +6418,6 @@
               </w:rPr>
               <w:t>conforme</w:t>
             </w:r>
-            <w:proofErr w:type="gramEnd"/>
           </w:p>
         </w:tc>
         <w:tc>
@@ -6733,7 +6563,6 @@
                 <w:lang w:val="fr-SN"/>
               </w:rPr>
             </w:pPr>
-            <w:proofErr w:type="gramStart"/>
             <w:r>
               <w:rPr>
                 <w:color w:val="4472C4" w:themeColor="accent1"/>
@@ -6743,7 +6572,6 @@
               </w:rPr>
               <w:t>conforme</w:t>
             </w:r>
-            <w:proofErr w:type="gramEnd"/>
           </w:p>
         </w:tc>
         <w:tc>
@@ -6889,7 +6717,6 @@
                 <w:lang w:val="fr-SN"/>
               </w:rPr>
             </w:pPr>
-            <w:proofErr w:type="gramStart"/>
             <w:r>
               <w:rPr>
                 <w:color w:val="4472C4" w:themeColor="accent1"/>
@@ -6897,17 +6724,7 @@
                 <w:szCs w:val="18"/>
                 <w:lang w:val="fr-SN"/>
               </w:rPr>
-              <w:t>non</w:t>
-            </w:r>
-            <w:proofErr w:type="gramEnd"/>
-            <w:r>
-              <w:rPr>
-                <w:color w:val="4472C4" w:themeColor="accent1"/>
-                <w:sz w:val="18"/>
-                <w:szCs w:val="18"/>
-                <w:lang w:val="fr-SN"/>
-              </w:rPr>
-              <w:t xml:space="preserve"> conforme</w:t>
+              <w:t>non conforme</w:t>
             </w:r>
           </w:p>
         </w:tc>
@@ -7076,7 +6893,6 @@
                 <w:lang w:val="fr-SN"/>
               </w:rPr>
             </w:pPr>
-            <w:proofErr w:type="gramStart"/>
             <w:r>
               <w:rPr>
                 <w:color w:val="4472C4" w:themeColor="accent1"/>
@@ -7086,7 +6902,6 @@
               </w:rPr>
               <w:t>conforme</w:t>
             </w:r>
-            <w:proofErr w:type="gramEnd"/>
           </w:p>
         </w:tc>
         <w:tc>
@@ -7232,7 +7047,6 @@
                 <w:lang w:val="fr-SN"/>
               </w:rPr>
             </w:pPr>
-            <w:proofErr w:type="gramStart"/>
             <w:r>
               <w:rPr>
                 <w:color w:val="4472C4" w:themeColor="accent1"/>
@@ -7242,7 +7056,6 @@
               </w:rPr>
               <w:t>conforme</w:t>
             </w:r>
-            <w:proofErr w:type="gramEnd"/>
           </w:p>
         </w:tc>
         <w:tc>
@@ -7388,7 +7201,6 @@
                 <w:lang w:val="fr-SN"/>
               </w:rPr>
             </w:pPr>
-            <w:proofErr w:type="gramStart"/>
             <w:r>
               <w:rPr>
                 <w:color w:val="4472C4" w:themeColor="accent1"/>
@@ -7396,17 +7208,7 @@
                 <w:szCs w:val="18"/>
                 <w:lang w:val="fr-SN"/>
               </w:rPr>
-              <w:t>non</w:t>
-            </w:r>
-            <w:proofErr w:type="gramEnd"/>
-            <w:r>
-              <w:rPr>
-                <w:color w:val="4472C4" w:themeColor="accent1"/>
-                <w:sz w:val="18"/>
-                <w:szCs w:val="18"/>
-                <w:lang w:val="fr-SN"/>
-              </w:rPr>
-              <w:t xml:space="preserve"> conforme</w:t>
+              <w:t>non conforme</w:t>
             </w:r>
           </w:p>
         </w:tc>
@@ -7553,7 +7355,6 @@
                 <w:lang w:val="fr-SN"/>
               </w:rPr>
             </w:pPr>
-            <w:proofErr w:type="gramStart"/>
             <w:r>
               <w:rPr>
                 <w:color w:val="4472C4" w:themeColor="accent1"/>
@@ -7563,7 +7364,6 @@
               </w:rPr>
               <w:t>conforme</w:t>
             </w:r>
-            <w:proofErr w:type="gramEnd"/>
           </w:p>
         </w:tc>
         <w:tc>
@@ -7709,7 +7509,6 @@
                 <w:lang w:val="fr-SN"/>
               </w:rPr>
             </w:pPr>
-            <w:proofErr w:type="gramStart"/>
             <w:r>
               <w:rPr>
                 <w:color w:val="4472C4" w:themeColor="accent1"/>
@@ -7719,7 +7518,6 @@
               </w:rPr>
               <w:t>conforme</w:t>
             </w:r>
-            <w:proofErr w:type="gramEnd"/>
           </w:p>
         </w:tc>
         <w:tc>
@@ -7865,7 +7663,6 @@
                 <w:lang w:val="fr-SN"/>
               </w:rPr>
             </w:pPr>
-            <w:proofErr w:type="gramStart"/>
             <w:r>
               <w:rPr>
                 <w:color w:val="4472C4" w:themeColor="accent1"/>
@@ -7875,7 +7672,6 @@
               </w:rPr>
               <w:t>conforme</w:t>
             </w:r>
-            <w:proofErr w:type="gramEnd"/>
           </w:p>
         </w:tc>
         <w:tc>
@@ -8007,29 +7803,7 @@
           <w:szCs w:val="28"/>
           <w:lang w:val="fr-SN"/>
         </w:rPr>
-        <w:t xml:space="preserve">Prompt pour une sortie en </w:t>
-      </w:r>
-      <w:proofErr w:type="spellStart"/>
-      <w:r>
-        <w:rPr>
-          <w:b/>
-          <w:bCs/>
-          <w:sz w:val="28"/>
-          <w:szCs w:val="28"/>
-          <w:lang w:val="fr-SN"/>
-        </w:rPr>
-        <w:t>json</w:t>
-      </w:r>
-      <w:proofErr w:type="spellEnd"/>
-      <w:r>
-        <w:rPr>
-          <w:b/>
-          <w:bCs/>
-          <w:sz w:val="28"/>
-          <w:szCs w:val="28"/>
-          <w:lang w:val="fr-SN"/>
-        </w:rPr>
-        <w:t xml:space="preserve"> : </w:t>
+        <w:t xml:space="preserve">Prompt pour une sortie en json : </w:t>
       </w:r>
     </w:p>
     <w:p>
@@ -8148,76 +7922,24 @@
           <w:szCs w:val="28"/>
           <w:lang w:val="fr-SN"/>
         </w:rPr>
-        <w:t xml:space="preserve">  </w:t>
-      </w:r>
-      <w:proofErr w:type="gramStart"/>
-      <w:r>
-        <w:rPr>
-          <w:sz w:val="28"/>
-          <w:szCs w:val="28"/>
-          <w:lang w:val="fr-SN"/>
-        </w:rPr>
-        <w:t>type</w:t>
-      </w:r>
-      <w:proofErr w:type="gramEnd"/>
-      <w:r>
-        <w:rPr>
-          <w:sz w:val="28"/>
-          <w:szCs w:val="28"/>
-          <w:lang w:val="fr-SN"/>
-        </w:rPr>
-        <w:t xml:space="preserve"> string ;</w:t>
-      </w:r>
-    </w:p>
-    <w:p>
-      <w:pPr>
-        <w:rPr>
-          <w:sz w:val="28"/>
-          <w:szCs w:val="28"/>
-          <w:lang w:val="fr-SN"/>
-        </w:rPr>
-      </w:pPr>
-      <w:r>
-        <w:rPr>
-          <w:sz w:val="28"/>
-          <w:szCs w:val="28"/>
-          <w:lang w:val="fr-SN"/>
-        </w:rPr>
-        <w:t xml:space="preserve">  </w:t>
-      </w:r>
-      <w:proofErr w:type="gramStart"/>
-      <w:r>
-        <w:rPr>
-          <w:sz w:val="28"/>
-          <w:szCs w:val="28"/>
-          <w:lang w:val="fr-SN"/>
-        </w:rPr>
-        <w:t>valeur</w:t>
-      </w:r>
-      <w:proofErr w:type="gramEnd"/>
-      <w:r>
-        <w:rPr>
-          <w:sz w:val="28"/>
-          <w:szCs w:val="28"/>
-          <w:lang w:val="fr-SN"/>
-        </w:rPr>
-        <w:t xml:space="preserve"> autorisée : "positif", "</w:t>
-      </w:r>
-      <w:r>
-        <w:rPr>
-          <w:sz w:val="28"/>
-          <w:szCs w:val="28"/>
-          <w:lang w:val="fr-SN"/>
-        </w:rPr>
-        <w:t>négatif</w:t>
-      </w:r>
-      <w:r>
-        <w:rPr>
-          <w:sz w:val="28"/>
-          <w:szCs w:val="28"/>
-          <w:lang w:val="fr-SN"/>
-        </w:rPr>
-        <w:t>" ou "neutre".</w:t>
+        <w:t xml:space="preserve">  type string ;</w:t>
+      </w:r>
+    </w:p>
+    <w:p>
+      <w:pPr>
+        <w:rPr>
+          <w:sz w:val="28"/>
+          <w:szCs w:val="28"/>
+          <w:lang w:val="fr-SN"/>
+        </w:rPr>
+      </w:pPr>
+      <w:r>
+        <w:rPr>
+          <w:sz w:val="28"/>
+          <w:szCs w:val="28"/>
+          <w:lang w:val="fr-SN"/>
+        </w:rPr>
+        <w:t xml:space="preserve">  valeur autorisée : "positif", "négatif" ou "neutre".</w:t>
       </w:r>
     </w:p>
     <w:p>
@@ -8235,113 +7957,41 @@
           <w:lang w:val="fr-SN"/>
         </w:rPr>
         <w:lastRenderedPageBreak/>
-        <w:t>- "</w:t>
-      </w:r>
-      <w:proofErr w:type="spellStart"/>
-      <w:r>
-        <w:rPr>
-          <w:sz w:val="28"/>
-          <w:szCs w:val="28"/>
-          <w:lang w:val="fr-SN"/>
-        </w:rPr>
-        <w:t>categorie</w:t>
-      </w:r>
-      <w:proofErr w:type="spellEnd"/>
-      <w:r>
-        <w:rPr>
-          <w:sz w:val="28"/>
-          <w:szCs w:val="28"/>
-          <w:lang w:val="fr-SN"/>
-        </w:rPr>
-        <w:t>" :</w:t>
-      </w:r>
-    </w:p>
-    <w:p>
-      <w:pPr>
-        <w:rPr>
-          <w:sz w:val="28"/>
-          <w:szCs w:val="28"/>
-          <w:lang w:val="fr-SN"/>
-        </w:rPr>
-      </w:pPr>
-      <w:r>
-        <w:rPr>
-          <w:sz w:val="28"/>
-          <w:szCs w:val="28"/>
-          <w:lang w:val="fr-SN"/>
-        </w:rPr>
-        <w:t xml:space="preserve">  </w:t>
-      </w:r>
-      <w:proofErr w:type="gramStart"/>
-      <w:r>
-        <w:rPr>
-          <w:sz w:val="28"/>
-          <w:szCs w:val="28"/>
-          <w:lang w:val="fr-SN"/>
-        </w:rPr>
-        <w:t>type</w:t>
-      </w:r>
-      <w:proofErr w:type="gramEnd"/>
-      <w:r>
-        <w:rPr>
-          <w:sz w:val="28"/>
-          <w:szCs w:val="28"/>
-          <w:lang w:val="fr-SN"/>
-        </w:rPr>
-        <w:t xml:space="preserve"> string ;</w:t>
-      </w:r>
-    </w:p>
-    <w:p>
-      <w:pPr>
-        <w:rPr>
-          <w:sz w:val="28"/>
-          <w:szCs w:val="28"/>
-          <w:lang w:val="fr-SN"/>
-        </w:rPr>
-      </w:pPr>
-      <w:r>
-        <w:rPr>
-          <w:sz w:val="28"/>
-          <w:szCs w:val="28"/>
-          <w:lang w:val="fr-SN"/>
-        </w:rPr>
-        <w:t xml:space="preserve">  </w:t>
-      </w:r>
-      <w:proofErr w:type="gramStart"/>
-      <w:r>
-        <w:rPr>
-          <w:sz w:val="28"/>
-          <w:szCs w:val="28"/>
-          <w:lang w:val="fr-SN"/>
-        </w:rPr>
-        <w:t>valeur</w:t>
-      </w:r>
-      <w:proofErr w:type="gramEnd"/>
-      <w:r>
-        <w:rPr>
-          <w:sz w:val="28"/>
-          <w:szCs w:val="28"/>
-          <w:lang w:val="fr-SN"/>
-        </w:rPr>
-        <w:t xml:space="preserve"> autorisée : "livraison", "produit", "application", "</w:t>
-      </w:r>
-      <w:proofErr w:type="spellStart"/>
-      <w:r>
-        <w:rPr>
-          <w:sz w:val="28"/>
-          <w:szCs w:val="28"/>
-          <w:lang w:val="fr-SN"/>
-        </w:rPr>
-        <w:t>service_client</w:t>
-      </w:r>
-      <w:proofErr w:type="spellEnd"/>
-      <w:r>
-        <w:rPr>
-          <w:sz w:val="28"/>
-          <w:szCs w:val="28"/>
-          <w:lang w:val="fr-SN"/>
-        </w:rPr>
-        <w:t>" ou "autre".</w:t>
+        <w:t>- "categorie" :</w:t>
+      </w:r>
+    </w:p>
+    <w:p>
+      <w:pPr>
+        <w:rPr>
+          <w:sz w:val="28"/>
+          <w:szCs w:val="28"/>
+          <w:lang w:val="fr-SN"/>
+        </w:rPr>
+      </w:pPr>
+      <w:r>
+        <w:rPr>
+          <w:sz w:val="28"/>
+          <w:szCs w:val="28"/>
+          <w:lang w:val="fr-SN"/>
+        </w:rPr>
+        <w:t xml:space="preserve">  type string ;</w:t>
+      </w:r>
+    </w:p>
+    <w:p>
+      <w:pPr>
+        <w:rPr>
+          <w:sz w:val="28"/>
+          <w:szCs w:val="28"/>
+          <w:lang w:val="fr-SN"/>
+        </w:rPr>
+      </w:pPr>
+      <w:r>
+        <w:rPr>
+          <w:sz w:val="28"/>
+          <w:szCs w:val="28"/>
+          <w:lang w:val="fr-SN"/>
+        </w:rPr>
+        <w:t xml:space="preserve">  valeur autorisée : "livraison", "produit", "application", "service_client" ou "autre".</w:t>
       </w:r>
     </w:p>
     <w:p>
@@ -8384,174 +8034,84 @@
           <w:szCs w:val="28"/>
           <w:lang w:val="fr-SN"/>
         </w:rPr>
-        <w:t xml:space="preserve">  </w:t>
-      </w:r>
-      <w:proofErr w:type="gramStart"/>
-      <w:r>
-        <w:rPr>
-          <w:sz w:val="28"/>
-          <w:szCs w:val="28"/>
-          <w:lang w:val="fr-SN"/>
-        </w:rPr>
-        <w:t>type</w:t>
-      </w:r>
-      <w:proofErr w:type="gramEnd"/>
-      <w:r>
-        <w:rPr>
-          <w:sz w:val="28"/>
-          <w:szCs w:val="28"/>
-          <w:lang w:val="fr-SN"/>
-        </w:rPr>
-        <w:t xml:space="preserve"> string ;</w:t>
-      </w:r>
-    </w:p>
-    <w:p>
-      <w:pPr>
-        <w:rPr>
-          <w:sz w:val="28"/>
-          <w:szCs w:val="28"/>
-          <w:lang w:val="fr-SN"/>
-        </w:rPr>
-      </w:pPr>
-      <w:r>
-        <w:rPr>
-          <w:sz w:val="28"/>
-          <w:szCs w:val="28"/>
-          <w:lang w:val="fr-SN"/>
-        </w:rPr>
-        <w:t xml:space="preserve">  </w:t>
-      </w:r>
-      <w:proofErr w:type="gramStart"/>
-      <w:r>
-        <w:rPr>
-          <w:sz w:val="28"/>
-          <w:szCs w:val="28"/>
-          <w:lang w:val="fr-SN"/>
-        </w:rPr>
-        <w:t>valeur</w:t>
-      </w:r>
-      <w:proofErr w:type="gramEnd"/>
-      <w:r>
-        <w:rPr>
-          <w:sz w:val="28"/>
-          <w:szCs w:val="28"/>
-          <w:lang w:val="fr-SN"/>
-        </w:rPr>
-        <w:t xml:space="preserve"> autorisée : "faible", "moyenne" ou "élevée".</w:t>
-      </w:r>
-    </w:p>
-    <w:p>
-      <w:pPr>
-        <w:rPr>
-          <w:sz w:val="28"/>
-          <w:szCs w:val="28"/>
-          <w:lang w:val="fr-SN"/>
-        </w:rPr>
-      </w:pPr>
-    </w:p>
-    <w:p>
-      <w:pPr>
-        <w:rPr>
-          <w:sz w:val="28"/>
-          <w:szCs w:val="28"/>
-          <w:lang w:val="fr-SN"/>
-        </w:rPr>
-      </w:pPr>
-      <w:r>
-        <w:rPr>
-          <w:sz w:val="28"/>
-          <w:szCs w:val="28"/>
-          <w:lang w:val="fr-SN"/>
-        </w:rPr>
-        <w:t>- "</w:t>
-      </w:r>
-      <w:proofErr w:type="spellStart"/>
-      <w:r>
-        <w:rPr>
-          <w:sz w:val="28"/>
-          <w:szCs w:val="28"/>
-          <w:lang w:val="fr-SN"/>
-        </w:rPr>
-        <w:t>probleme</w:t>
-      </w:r>
-      <w:proofErr w:type="spellEnd"/>
-      <w:r>
-        <w:rPr>
-          <w:sz w:val="28"/>
-          <w:szCs w:val="28"/>
-          <w:lang w:val="fr-SN"/>
-        </w:rPr>
-        <w:t>" :</w:t>
-      </w:r>
-    </w:p>
-    <w:p>
-      <w:pPr>
-        <w:rPr>
-          <w:sz w:val="28"/>
-          <w:szCs w:val="28"/>
-          <w:lang w:val="fr-SN"/>
-        </w:rPr>
-      </w:pPr>
-      <w:r>
-        <w:rPr>
-          <w:sz w:val="28"/>
-          <w:szCs w:val="28"/>
-          <w:lang w:val="fr-SN"/>
-        </w:rPr>
-        <w:t xml:space="preserve">  </w:t>
-      </w:r>
-      <w:proofErr w:type="gramStart"/>
-      <w:r>
-        <w:rPr>
-          <w:sz w:val="28"/>
-          <w:szCs w:val="28"/>
-          <w:lang w:val="fr-SN"/>
-        </w:rPr>
-        <w:t>type</w:t>
-      </w:r>
-      <w:proofErr w:type="gramEnd"/>
-      <w:r>
-        <w:rPr>
-          <w:sz w:val="28"/>
-          <w:szCs w:val="28"/>
-          <w:lang w:val="fr-SN"/>
-        </w:rPr>
-        <w:t xml:space="preserve"> string ;</w:t>
-      </w:r>
-    </w:p>
-    <w:p>
-      <w:pPr>
-        <w:rPr>
-          <w:sz w:val="28"/>
-          <w:szCs w:val="28"/>
-          <w:lang w:val="fr-SN"/>
-        </w:rPr>
-      </w:pPr>
-      <w:r>
-        <w:rPr>
-          <w:sz w:val="28"/>
-          <w:szCs w:val="28"/>
-          <w:lang w:val="fr-SN"/>
-        </w:rPr>
-        <w:t xml:space="preserve">  </w:t>
-      </w:r>
-      <w:proofErr w:type="gramStart"/>
-      <w:r>
-        <w:rPr>
-          <w:sz w:val="28"/>
-          <w:szCs w:val="28"/>
-          <w:lang w:val="fr-SN"/>
-        </w:rPr>
-        <w:t>description</w:t>
-      </w:r>
-      <w:proofErr w:type="gramEnd"/>
-      <w:r>
-        <w:rPr>
-          <w:sz w:val="28"/>
-          <w:szCs w:val="28"/>
-          <w:lang w:val="fr-SN"/>
-        </w:rPr>
-        <w:t xml:space="preserve"> courte du problème identifié.</w:t>
+        <w:t xml:space="preserve">  type string ;</w:t>
+      </w:r>
+    </w:p>
+    <w:p>
+      <w:pPr>
+        <w:rPr>
+          <w:sz w:val="28"/>
+          <w:szCs w:val="28"/>
+          <w:lang w:val="fr-SN"/>
+        </w:rPr>
+      </w:pPr>
+      <w:r>
+        <w:rPr>
+          <w:sz w:val="28"/>
+          <w:szCs w:val="28"/>
+          <w:lang w:val="fr-SN"/>
+        </w:rPr>
+        <w:t xml:space="preserve">  valeur autorisée : "faible", "moyenne" ou "élevée".</w:t>
+      </w:r>
+    </w:p>
+    <w:p>
+      <w:pPr>
+        <w:rPr>
+          <w:sz w:val="28"/>
+          <w:szCs w:val="28"/>
+          <w:lang w:val="fr-SN"/>
+        </w:rPr>
+      </w:pPr>
+    </w:p>
+    <w:p>
+      <w:pPr>
+        <w:rPr>
+          <w:sz w:val="28"/>
+          <w:szCs w:val="28"/>
+          <w:lang w:val="fr-SN"/>
+        </w:rPr>
+      </w:pPr>
+      <w:r>
+        <w:rPr>
+          <w:sz w:val="28"/>
+          <w:szCs w:val="28"/>
+          <w:lang w:val="fr-SN"/>
+        </w:rPr>
+        <w:t>- "probleme" :</w:t>
+      </w:r>
+    </w:p>
+    <w:p>
+      <w:pPr>
+        <w:rPr>
+          <w:sz w:val="28"/>
+          <w:szCs w:val="28"/>
+          <w:lang w:val="fr-SN"/>
+        </w:rPr>
+      </w:pPr>
+      <w:r>
+        <w:rPr>
+          <w:sz w:val="28"/>
+          <w:szCs w:val="28"/>
+          <w:lang w:val="fr-SN"/>
+        </w:rPr>
+        <w:t xml:space="preserve">  type string ;</w:t>
+      </w:r>
+    </w:p>
+    <w:p>
+      <w:pPr>
+        <w:rPr>
+          <w:sz w:val="28"/>
+          <w:szCs w:val="28"/>
+          <w:lang w:val="fr-SN"/>
+        </w:rPr>
+      </w:pPr>
+      <w:r>
+        <w:rPr>
+          <w:sz w:val="28"/>
+          <w:szCs w:val="28"/>
+          <w:lang w:val="fr-SN"/>
+        </w:rPr>
+        <w:t xml:space="preserve">  description courte du problème identifié.</w:t>
       </w:r>
     </w:p>
     <w:p>
@@ -8611,60 +8171,24 @@
           <w:szCs w:val="28"/>
           <w:lang w:val="fr-SN"/>
         </w:rPr>
-        <w:t xml:space="preserve">  </w:t>
-      </w:r>
-      <w:proofErr w:type="gramStart"/>
-      <w:r>
-        <w:rPr>
-          <w:sz w:val="28"/>
-          <w:szCs w:val="28"/>
-          <w:lang w:val="fr-SN"/>
-        </w:rPr>
-        <w:t>type</w:t>
-      </w:r>
-      <w:proofErr w:type="gramEnd"/>
-      <w:r>
-        <w:rPr>
-          <w:sz w:val="28"/>
-          <w:szCs w:val="28"/>
-          <w:lang w:val="fr-SN"/>
-        </w:rPr>
-        <w:t xml:space="preserve"> number ;</w:t>
-      </w:r>
-    </w:p>
-    <w:p>
-      <w:pPr>
-        <w:rPr>
-          <w:sz w:val="28"/>
-          <w:szCs w:val="28"/>
-          <w:lang w:val="fr-SN"/>
-        </w:rPr>
-      </w:pPr>
-      <w:r>
-        <w:rPr>
-          <w:sz w:val="28"/>
-          <w:szCs w:val="28"/>
-          <w:lang w:val="fr-SN"/>
-        </w:rPr>
-        <w:t xml:space="preserve">  </w:t>
-      </w:r>
-      <w:proofErr w:type="gramStart"/>
-      <w:r>
-        <w:rPr>
-          <w:sz w:val="28"/>
-          <w:szCs w:val="28"/>
-          <w:lang w:val="fr-SN"/>
-        </w:rPr>
-        <w:t>valeur</w:t>
-      </w:r>
-      <w:proofErr w:type="gramEnd"/>
-      <w:r>
-        <w:rPr>
-          <w:sz w:val="28"/>
-          <w:szCs w:val="28"/>
-          <w:lang w:val="fr-SN"/>
-        </w:rPr>
-        <w:t xml:space="preserve"> comprise entre 0 et 1.</w:t>
+        <w:t xml:space="preserve">  type number ;</w:t>
+      </w:r>
+    </w:p>
+    <w:p>
+      <w:pPr>
+        <w:rPr>
+          <w:sz w:val="28"/>
+          <w:szCs w:val="28"/>
+          <w:lang w:val="fr-SN"/>
+        </w:rPr>
+      </w:pPr>
+      <w:r>
+        <w:rPr>
+          <w:sz w:val="28"/>
+          <w:szCs w:val="28"/>
+          <w:lang w:val="fr-SN"/>
+        </w:rPr>
+        <w:t xml:space="preserve">  valeur comprise entre 0 et 1.</w:t>
       </w:r>
     </w:p>
     <w:p>
@@ -8866,31 +8390,7 @@
           <w:szCs w:val="28"/>
           <w:lang w:val="fr-SN"/>
         </w:rPr>
-        <w:t xml:space="preserve">  "sentiment</w:t>
-      </w:r>
-      <w:proofErr w:type="gramStart"/>
-      <w:r>
-        <w:rPr>
-          <w:b/>
-          <w:bCs/>
-          <w:color w:val="000000" w:themeColor="text1"/>
-          <w:sz w:val="28"/>
-          <w:szCs w:val="28"/>
-          <w:lang w:val="fr-SN"/>
-        </w:rPr>
-        <w:t>":</w:t>
-      </w:r>
-      <w:proofErr w:type="gramEnd"/>
-      <w:r>
-        <w:rPr>
-          <w:b/>
-          <w:bCs/>
-          <w:color w:val="000000" w:themeColor="text1"/>
-          <w:sz w:val="28"/>
-          <w:szCs w:val="28"/>
-          <w:lang w:val="fr-SN"/>
-        </w:rPr>
-        <w:t xml:space="preserve"> "négatif",</w:t>
+        <w:t xml:space="preserve">  "sentiment": "négatif",</w:t>
       </w:r>
     </w:p>
     <w:p>
@@ -8926,76 +8426,39 @@
         </w:rPr>
         <w:t>catégorie</w:t>
       </w:r>
-      <w:proofErr w:type="gramStart"/>
-      <w:r>
-        <w:rPr>
-          <w:b/>
-          <w:bCs/>
-          <w:color w:val="000000" w:themeColor="text1"/>
-          <w:sz w:val="28"/>
-          <w:szCs w:val="28"/>
-          <w:lang w:val="fr-SN"/>
-        </w:rPr>
-        <w:t>":</w:t>
-      </w:r>
-      <w:proofErr w:type="gramEnd"/>
-      <w:r>
-        <w:rPr>
-          <w:b/>
-          <w:bCs/>
-          <w:color w:val="000000" w:themeColor="text1"/>
-          <w:sz w:val="28"/>
-          <w:szCs w:val="28"/>
-          <w:lang w:val="fr-SN"/>
-        </w:rPr>
-        <w:t xml:space="preserve"> "livraison",</w:t>
-      </w:r>
-    </w:p>
-    <w:p>
-      <w:pPr>
-        <w:rPr>
-          <w:b/>
-          <w:bCs/>
-          <w:color w:val="000000" w:themeColor="text1"/>
-          <w:sz w:val="28"/>
-          <w:szCs w:val="28"/>
-          <w:lang w:val="fr-SN"/>
-        </w:rPr>
-      </w:pPr>
-      <w:r>
-        <w:rPr>
-          <w:b/>
-          <w:bCs/>
-          <w:color w:val="000000" w:themeColor="text1"/>
-          <w:sz w:val="28"/>
-          <w:szCs w:val="28"/>
-          <w:lang w:val="fr-SN"/>
-        </w:rPr>
-        <w:t xml:space="preserve">  "urgence</w:t>
-      </w:r>
-      <w:proofErr w:type="gramStart"/>
-      <w:r>
-        <w:rPr>
-          <w:b/>
-          <w:bCs/>
-          <w:color w:val="000000" w:themeColor="text1"/>
-          <w:sz w:val="28"/>
-          <w:szCs w:val="28"/>
-          <w:lang w:val="fr-SN"/>
-        </w:rPr>
-        <w:t>":</w:t>
-      </w:r>
-      <w:proofErr w:type="gramEnd"/>
-      <w:r>
-        <w:rPr>
-          <w:b/>
-          <w:bCs/>
-          <w:color w:val="000000" w:themeColor="text1"/>
-          <w:sz w:val="28"/>
-          <w:szCs w:val="28"/>
-          <w:lang w:val="fr-SN"/>
-        </w:rPr>
-        <w:t xml:space="preserve"> "moyenne",</w:t>
+      <w:r>
+        <w:rPr>
+          <w:b/>
+          <w:bCs/>
+          <w:color w:val="000000" w:themeColor="text1"/>
+          <w:sz w:val="28"/>
+          <w:szCs w:val="28"/>
+          <w:lang w:val="fr-SN"/>
+        </w:rPr>
+        <w:t>": "livraison",</w:t>
+      </w:r>
+    </w:p>
+    <w:p>
+      <w:pPr>
+        <w:rPr>
+          <w:b/>
+          <w:bCs/>
+          <w:color w:val="000000" w:themeColor="text1"/>
+          <w:sz w:val="28"/>
+          <w:szCs w:val="28"/>
+          <w:lang w:val="fr-SN"/>
+        </w:rPr>
+      </w:pPr>
+      <w:r>
+        <w:rPr>
+          <w:b/>
+          <w:bCs/>
+          <w:color w:val="000000" w:themeColor="text1"/>
+          <w:sz w:val="28"/>
+          <w:szCs w:val="28"/>
+          <w:lang w:val="fr-SN"/>
+        </w:rPr>
+        <w:t xml:space="preserve">  "urgence": "moyenne",</w:t>
       </w:r>
     </w:p>
     <w:p>
@@ -9031,76 +8494,39 @@
         </w:rPr>
         <w:t>problème</w:t>
       </w:r>
-      <w:proofErr w:type="gramStart"/>
-      <w:r>
-        <w:rPr>
-          <w:b/>
-          <w:bCs/>
-          <w:color w:val="000000" w:themeColor="text1"/>
-          <w:sz w:val="28"/>
-          <w:szCs w:val="28"/>
-          <w:lang w:val="fr-SN"/>
-        </w:rPr>
-        <w:t>":</w:t>
-      </w:r>
-      <w:proofErr w:type="gramEnd"/>
-      <w:r>
-        <w:rPr>
-          <w:b/>
-          <w:bCs/>
-          <w:color w:val="000000" w:themeColor="text1"/>
-          <w:sz w:val="28"/>
-          <w:szCs w:val="28"/>
-          <w:lang w:val="fr-SN"/>
-        </w:rPr>
-        <w:t xml:space="preserve"> "Mécontentement du client concernant le délai de livraison",</w:t>
-      </w:r>
-    </w:p>
-    <w:p>
-      <w:pPr>
-        <w:rPr>
-          <w:b/>
-          <w:bCs/>
-          <w:color w:val="000000" w:themeColor="text1"/>
-          <w:sz w:val="28"/>
-          <w:szCs w:val="28"/>
-          <w:lang w:val="fr-SN"/>
-        </w:rPr>
-      </w:pPr>
-      <w:r>
-        <w:rPr>
-          <w:b/>
-          <w:bCs/>
-          <w:color w:val="000000" w:themeColor="text1"/>
-          <w:sz w:val="28"/>
-          <w:szCs w:val="28"/>
-          <w:lang w:val="fr-SN"/>
-        </w:rPr>
-        <w:t xml:space="preserve">  "confiance</w:t>
-      </w:r>
-      <w:proofErr w:type="gramStart"/>
-      <w:r>
-        <w:rPr>
-          <w:b/>
-          <w:bCs/>
-          <w:color w:val="000000" w:themeColor="text1"/>
-          <w:sz w:val="28"/>
-          <w:szCs w:val="28"/>
-          <w:lang w:val="fr-SN"/>
-        </w:rPr>
-        <w:t>":</w:t>
-      </w:r>
-      <w:proofErr w:type="gramEnd"/>
-      <w:r>
-        <w:rPr>
-          <w:b/>
-          <w:bCs/>
-          <w:color w:val="000000" w:themeColor="text1"/>
-          <w:sz w:val="28"/>
-          <w:szCs w:val="28"/>
-          <w:lang w:val="fr-SN"/>
-        </w:rPr>
-        <w:t xml:space="preserve"> 0.7</w:t>
+      <w:r>
+        <w:rPr>
+          <w:b/>
+          <w:bCs/>
+          <w:color w:val="000000" w:themeColor="text1"/>
+          <w:sz w:val="28"/>
+          <w:szCs w:val="28"/>
+          <w:lang w:val="fr-SN"/>
+        </w:rPr>
+        <w:t>": "Mécontentement du client concernant le délai de livraison",</w:t>
+      </w:r>
+    </w:p>
+    <w:p>
+      <w:pPr>
+        <w:rPr>
+          <w:b/>
+          <w:bCs/>
+          <w:color w:val="000000" w:themeColor="text1"/>
+          <w:sz w:val="28"/>
+          <w:szCs w:val="28"/>
+          <w:lang w:val="fr-SN"/>
+        </w:rPr>
+      </w:pPr>
+      <w:r>
+        <w:rPr>
+          <w:b/>
+          <w:bCs/>
+          <w:color w:val="000000" w:themeColor="text1"/>
+          <w:sz w:val="28"/>
+          <w:szCs w:val="28"/>
+          <w:lang w:val="fr-SN"/>
+        </w:rPr>
+        <w:t xml:space="preserve">  "confiance": 0.7</w:t>
       </w:r>
     </w:p>
     <w:p>
@@ -9520,19 +8946,18 @@
           <w:szCs w:val="28"/>
           <w:lang w:val="fr-SN"/>
         </w:rPr>
-        <w:t xml:space="preserve">  "json_valide</w:t>
-      </w:r>
-      <w:proofErr w:type="gramStart"/>
-      <w:r>
+        <w:t xml:space="preserve">  "json_valide": true,</w:t>
+      </w:r>
+    </w:p>
+    <w:p>
+      <w:pPr>
         <w:rPr>
           <w:color w:val="44546A" w:themeColor="text2"/>
           <w:sz w:val="28"/>
           <w:szCs w:val="28"/>
           <w:lang w:val="fr-SN"/>
         </w:rPr>
-        <w:t>":</w:t>
-      </w:r>
-      <w:proofErr w:type="gramEnd"/>
+      </w:pPr>
       <w:r>
         <w:rPr>
           <w:color w:val="44546A" w:themeColor="text2"/>
@@ -9540,7 +8965,8 @@
           <w:szCs w:val="28"/>
           <w:lang w:val="fr-SN"/>
         </w:rPr>
-        <w:t xml:space="preserve"> true,</w:t>
+        <w:lastRenderedPageBreak/>
+        <w:t xml:space="preserve">  "structure_valide": true,</w:t>
       </w:r>
     </w:p>
     <w:p>
@@ -9559,159 +8985,1787 @@
           <w:szCs w:val="28"/>
           <w:lang w:val="fr-SN"/>
         </w:rPr>
+        <w:t xml:space="preserve">  "valeurs_valides": true,</w:t>
+      </w:r>
+    </w:p>
+    <w:p>
+      <w:pPr>
+        <w:rPr>
+          <w:color w:val="44546A" w:themeColor="text2"/>
+          <w:sz w:val="28"/>
+          <w:szCs w:val="28"/>
+          <w:lang w:val="fr-SN"/>
+        </w:rPr>
+      </w:pPr>
+      <w:r>
+        <w:rPr>
+          <w:color w:val="44546A" w:themeColor="text2"/>
+          <w:sz w:val="28"/>
+          <w:szCs w:val="28"/>
+          <w:lang w:val="fr-SN"/>
+        </w:rPr>
+        <w:t xml:space="preserve">  "contenu_coherent": true,</w:t>
+      </w:r>
+    </w:p>
+    <w:p>
+      <w:pPr>
+        <w:rPr>
+          <w:color w:val="44546A" w:themeColor="text2"/>
+          <w:sz w:val="28"/>
+          <w:szCs w:val="28"/>
+          <w:lang w:val="fr-SN"/>
+        </w:rPr>
+      </w:pPr>
+      <w:r>
+        <w:rPr>
+          <w:color w:val="44546A" w:themeColor="text2"/>
+          <w:sz w:val="28"/>
+          <w:szCs w:val="28"/>
+          <w:lang w:val="fr-SN"/>
+        </w:rPr>
+        <w:t xml:space="preserve">  "erreurs": []</w:t>
+      </w:r>
+    </w:p>
+    <w:p>
+      <w:pPr>
+        <w:rPr>
+          <w:color w:val="44546A" w:themeColor="text2"/>
+          <w:sz w:val="28"/>
+          <w:szCs w:val="28"/>
+          <w:lang w:val="fr-SN"/>
+        </w:rPr>
+      </w:pPr>
+      <w:r>
+        <w:rPr>
+          <w:color w:val="44546A" w:themeColor="text2"/>
+          <w:sz w:val="28"/>
+          <w:szCs w:val="28"/>
+          <w:lang w:val="fr-SN"/>
+        </w:rPr>
+        <w:t>}</w:t>
+      </w:r>
+    </w:p>
+    <w:p>
+      <w:pPr>
+        <w:rPr>
+          <w:color w:val="44546A" w:themeColor="text2"/>
+          <w:sz w:val="28"/>
+          <w:szCs w:val="28"/>
+          <w:lang w:val="fr-SN"/>
+        </w:rPr>
+      </w:pPr>
+      <w:r>
+        <w:rPr>
+          <w:color w:val="44546A" w:themeColor="text2"/>
+          <w:sz w:val="28"/>
+          <w:szCs w:val="28"/>
+          <w:lang w:val="fr-SN"/>
+        </w:rPr>
+        <w:t>Si une règle n’est pas respectée :</w:t>
+      </w:r>
+    </w:p>
+    <w:p>
+      <w:pPr>
+        <w:rPr>
+          <w:color w:val="44546A" w:themeColor="text2"/>
+          <w:sz w:val="28"/>
+          <w:szCs w:val="28"/>
+          <w:lang w:val="fr-SN"/>
+        </w:rPr>
+      </w:pPr>
+      <w:r>
+        <w:rPr>
+          <w:color w:val="44546A" w:themeColor="text2"/>
+          <w:sz w:val="28"/>
+          <w:szCs w:val="28"/>
+          <w:lang w:val="fr-SN"/>
+        </w:rPr>
+        <w:t>- remplace la valeur correspondante par false ;</w:t>
+      </w:r>
+    </w:p>
+    <w:p>
+      <w:pPr>
+        <w:rPr>
+          <w:color w:val="44546A" w:themeColor="text2"/>
+          <w:sz w:val="28"/>
+          <w:szCs w:val="28"/>
+          <w:lang w:val="fr-SN"/>
+        </w:rPr>
+      </w:pPr>
+      <w:r>
+        <w:rPr>
+          <w:color w:val="44546A" w:themeColor="text2"/>
+          <w:sz w:val="28"/>
+          <w:szCs w:val="28"/>
+          <w:lang w:val="fr-SN"/>
+        </w:rPr>
+        <w:t>- décris l’erreur dans le tableau "erreurs" ;</w:t>
+      </w:r>
+    </w:p>
+    <w:p>
+      <w:pPr>
+        <w:rPr>
+          <w:color w:val="44546A" w:themeColor="text2"/>
+          <w:sz w:val="28"/>
+          <w:szCs w:val="28"/>
+          <w:lang w:val="fr-SN"/>
+        </w:rPr>
+      </w:pPr>
+      <w:r>
+        <w:rPr>
+          <w:color w:val="44546A" w:themeColor="text2"/>
+          <w:sz w:val="28"/>
+          <w:szCs w:val="28"/>
+          <w:lang w:val="fr-SN"/>
+        </w:rPr>
+        <w:t>- propose une correction dans le même tableau.</w:t>
+      </w:r>
+    </w:p>
+    <w:p>
+      <w:pPr>
+        <w:rPr>
+          <w:color w:val="44546A" w:themeColor="text2"/>
+          <w:sz w:val="28"/>
+          <w:szCs w:val="28"/>
+          <w:lang w:val="fr-SN"/>
+        </w:rPr>
+      </w:pPr>
+    </w:p>
+    <w:p>
+      <w:pPr>
+        <w:rPr>
+          <w:b/>
+          <w:bCs/>
+          <w:color w:val="4472C4" w:themeColor="accent1"/>
+          <w:sz w:val="28"/>
+          <w:szCs w:val="28"/>
+          <w:lang w:val="fr-SN"/>
+        </w:rPr>
+      </w:pPr>
+      <w:r>
+        <w:rPr>
+          <w:b/>
+          <w:bCs/>
+          <w:color w:val="4472C4" w:themeColor="accent1"/>
+          <w:sz w:val="28"/>
+          <w:szCs w:val="28"/>
+          <w:lang w:val="fr-SN"/>
+        </w:rPr>
+        <w:t xml:space="preserve">Réponse du LLM : </w:t>
+      </w:r>
+    </w:p>
+    <w:p>
+      <w:pPr>
+        <w:rPr>
+          <w:b/>
+          <w:bCs/>
+          <w:sz w:val="28"/>
+          <w:szCs w:val="28"/>
+          <w:lang w:val="fr-SN"/>
+        </w:rPr>
+      </w:pPr>
+      <w:r>
+        <w:rPr>
+          <w:b/>
+          <w:bCs/>
+          <w:sz w:val="28"/>
+          <w:szCs w:val="28"/>
+          <w:lang w:val="fr-SN"/>
+        </w:rPr>
+        <w:t>{</w:t>
+      </w:r>
+    </w:p>
+    <w:p>
+      <w:pPr>
+        <w:rPr>
+          <w:b/>
+          <w:bCs/>
+          <w:sz w:val="28"/>
+          <w:szCs w:val="28"/>
+          <w:lang w:val="fr-SN"/>
+        </w:rPr>
+      </w:pPr>
+      <w:r>
+        <w:rPr>
+          <w:b/>
+          <w:bCs/>
+          <w:sz w:val="28"/>
+          <w:szCs w:val="28"/>
+          <w:lang w:val="fr-SN"/>
+        </w:rPr>
+        <w:t xml:space="preserve">  "json_valide": true,</w:t>
+      </w:r>
+    </w:p>
+    <w:p>
+      <w:pPr>
+        <w:rPr>
+          <w:b/>
+          <w:bCs/>
+          <w:sz w:val="28"/>
+          <w:szCs w:val="28"/>
+          <w:lang w:val="fr-SN"/>
+        </w:rPr>
+      </w:pPr>
+      <w:r>
+        <w:rPr>
+          <w:b/>
+          <w:bCs/>
+          <w:sz w:val="28"/>
+          <w:szCs w:val="28"/>
+          <w:lang w:val="fr-SN"/>
+        </w:rPr>
+        <w:t xml:space="preserve">  "structure_valide": true,</w:t>
+      </w:r>
+    </w:p>
+    <w:p>
+      <w:pPr>
+        <w:rPr>
+          <w:b/>
+          <w:bCs/>
+          <w:sz w:val="28"/>
+          <w:szCs w:val="28"/>
+          <w:lang w:val="fr-SN"/>
+        </w:rPr>
+      </w:pPr>
+      <w:r>
+        <w:rPr>
+          <w:b/>
+          <w:bCs/>
+          <w:sz w:val="28"/>
+          <w:szCs w:val="28"/>
+          <w:lang w:val="fr-SN"/>
+        </w:rPr>
+        <w:t xml:space="preserve">  "valeurs_valides": true,</w:t>
+      </w:r>
+    </w:p>
+    <w:p>
+      <w:pPr>
+        <w:rPr>
+          <w:b/>
+          <w:bCs/>
+          <w:sz w:val="28"/>
+          <w:szCs w:val="28"/>
+          <w:lang w:val="fr-SN"/>
+        </w:rPr>
+      </w:pPr>
+      <w:r>
+        <w:rPr>
+          <w:b/>
+          <w:bCs/>
+          <w:sz w:val="28"/>
+          <w:szCs w:val="28"/>
+          <w:lang w:val="fr-SN"/>
+        </w:rPr>
+        <w:t xml:space="preserve">  "contenu_coherent": true,</w:t>
+      </w:r>
+    </w:p>
+    <w:p>
+      <w:pPr>
+        <w:rPr>
+          <w:b/>
+          <w:bCs/>
+          <w:sz w:val="28"/>
+          <w:szCs w:val="28"/>
+          <w:lang w:val="fr-SN"/>
+        </w:rPr>
+      </w:pPr>
+      <w:r>
+        <w:rPr>
+          <w:b/>
+          <w:bCs/>
+          <w:sz w:val="28"/>
+          <w:szCs w:val="28"/>
+          <w:lang w:val="fr-SN"/>
+        </w:rPr>
+        <w:t xml:space="preserve">  "erreurs": []</w:t>
+      </w:r>
+    </w:p>
+    <w:p>
+      <w:pPr>
+        <w:rPr>
+          <w:b/>
+          <w:bCs/>
+          <w:sz w:val="28"/>
+          <w:szCs w:val="28"/>
+          <w:lang w:val="fr-SN"/>
+        </w:rPr>
+      </w:pPr>
+      <w:r>
+        <w:rPr>
+          <w:b/>
+          <w:bCs/>
+          <w:sz w:val="28"/>
+          <w:szCs w:val="28"/>
+          <w:lang w:val="fr-SN"/>
+        </w:rPr>
+        <w:t>}</w:t>
+      </w:r>
+    </w:p>
+    <w:p>
+      <w:pPr>
+        <w:rPr>
+          <w:b/>
+          <w:bCs/>
+          <w:color w:val="4472C4" w:themeColor="accent1"/>
+          <w:sz w:val="36"/>
+          <w:szCs w:val="36"/>
+          <w:lang w:val="fr-SN"/>
+        </w:rPr>
+      </w:pPr>
+      <w:r>
+        <w:rPr>
+          <w:b/>
+          <w:bCs/>
+          <w:color w:val="4472C4" w:themeColor="accent1"/>
+          <w:sz w:val="36"/>
+          <w:szCs w:val="36"/>
+          <w:lang w:val="fr-SN"/>
+        </w:rPr>
+        <w:t>Partie 5 – Prompts pour les applications métier</w:t>
+      </w:r>
+    </w:p>
+    <w:p>
+      <w:pPr>
+        <w:rPr>
+          <w:b/>
+          <w:bCs/>
+          <w:color w:val="4472C4" w:themeColor="accent1"/>
+          <w:sz w:val="28"/>
+          <w:szCs w:val="28"/>
+          <w:lang w:val="fr-SN"/>
+        </w:rPr>
+      </w:pPr>
+      <w:r>
+        <w:rPr>
+          <w:b/>
+          <w:bCs/>
+          <w:color w:val="4472C4" w:themeColor="accent1"/>
+          <w:sz w:val="28"/>
+          <w:szCs w:val="28"/>
+          <w:lang w:val="fr-SN"/>
+        </w:rPr>
+        <w:t xml:space="preserve">Question 1 : </w:t>
+      </w:r>
+    </w:p>
+    <w:p>
+      <w:pPr>
+        <w:rPr>
+          <w:b/>
+          <w:bCs/>
+          <w:color w:val="4472C4" w:themeColor="accent1"/>
+          <w:sz w:val="28"/>
+          <w:szCs w:val="28"/>
+          <w:lang w:val="fr-SN"/>
+        </w:rPr>
+      </w:pPr>
+      <w:r>
+        <w:rPr>
+          <w:b/>
+          <w:bCs/>
+          <w:color w:val="4472C4" w:themeColor="accent1"/>
+          <w:sz w:val="28"/>
+          <w:szCs w:val="28"/>
+          <w:lang w:val="fr-SN"/>
+        </w:rPr>
+        <w:t>Prompt : ```</w:t>
+      </w:r>
+    </w:p>
+    <w:p>
+      <w:pPr>
+        <w:rPr>
+          <w:sz w:val="28"/>
+          <w:szCs w:val="28"/>
+          <w:lang w:val="fr-SN"/>
+        </w:rPr>
+      </w:pPr>
+      <w:r>
+        <w:rPr>
+          <w:sz w:val="28"/>
+          <w:szCs w:val="28"/>
+          <w:lang w:val="fr-SN"/>
+        </w:rPr>
+        <w:t>Rôle</w:t>
+      </w:r>
+      <w:r>
+        <w:rPr>
+          <w:sz w:val="28"/>
+          <w:szCs w:val="28"/>
+          <w:lang w:val="fr-SN"/>
+        </w:rPr>
+        <w:t xml:space="preserve"> : </w:t>
+      </w:r>
+      <w:r>
+        <w:rPr>
+          <w:sz w:val="28"/>
+          <w:szCs w:val="28"/>
+          <w:lang w:val="fr-SN"/>
+        </w:rPr>
+        <w:t>Tu es un assistant spécialisé dans la synthèse de documents professionnels.</w:t>
+      </w:r>
+    </w:p>
+    <w:p>
+      <w:pPr>
+        <w:rPr>
+          <w:sz w:val="28"/>
+          <w:szCs w:val="28"/>
+          <w:lang w:val="fr-SN"/>
+        </w:rPr>
+      </w:pPr>
+      <w:r>
+        <w:rPr>
+          <w:sz w:val="28"/>
+          <w:szCs w:val="28"/>
+          <w:lang w:val="fr-SN"/>
+        </w:rPr>
+        <w:t>Tâche :</w:t>
+      </w:r>
+    </w:p>
+    <w:p>
+      <w:pPr>
+        <w:rPr>
+          <w:sz w:val="28"/>
+          <w:szCs w:val="28"/>
+          <w:lang w:val="fr-SN"/>
+        </w:rPr>
+      </w:pPr>
+      <w:r>
+        <w:rPr>
+          <w:sz w:val="28"/>
+          <w:szCs w:val="28"/>
+          <w:lang w:val="fr-SN"/>
+        </w:rPr>
+        <w:t>Résume le document fourni ci-dessous en 250 mots maximum.</w:t>
+      </w:r>
+    </w:p>
+    <w:p>
+      <w:pPr>
+        <w:rPr>
+          <w:sz w:val="28"/>
+          <w:szCs w:val="28"/>
+          <w:lang w:val="fr-SN"/>
+        </w:rPr>
+      </w:pPr>
+      <w:r>
+        <w:rPr>
+          <w:sz w:val="28"/>
+          <w:szCs w:val="28"/>
+          <w:lang w:val="fr-SN"/>
+        </w:rPr>
+        <w:t>Objectif :</w:t>
+      </w:r>
+    </w:p>
+    <w:p>
+      <w:pPr>
+        <w:rPr>
+          <w:sz w:val="28"/>
+          <w:szCs w:val="28"/>
+          <w:lang w:val="fr-SN"/>
+        </w:rPr>
+      </w:pPr>
+      <w:r>
+        <w:rPr>
+          <w:sz w:val="28"/>
+          <w:szCs w:val="28"/>
+          <w:lang w:val="fr-SN"/>
+        </w:rPr>
         <w:lastRenderedPageBreak/>
-        <w:t xml:space="preserve">  "structure_valide</w:t>
-      </w:r>
-      <w:proofErr w:type="gramStart"/>
-      <w:r>
-        <w:rPr>
-          <w:color w:val="44546A" w:themeColor="text2"/>
-          <w:sz w:val="28"/>
-          <w:szCs w:val="28"/>
-          <w:lang w:val="fr-SN"/>
-        </w:rPr>
-        <w:t>":</w:t>
-      </w:r>
-      <w:proofErr w:type="gramEnd"/>
-      <w:r>
-        <w:rPr>
-          <w:color w:val="44546A" w:themeColor="text2"/>
-          <w:sz w:val="28"/>
-          <w:szCs w:val="28"/>
-          <w:lang w:val="fr-SN"/>
-        </w:rPr>
-        <w:t xml:space="preserve"> true,</w:t>
-      </w:r>
-    </w:p>
-    <w:p>
-      <w:pPr>
-        <w:rPr>
-          <w:color w:val="44546A" w:themeColor="text2"/>
-          <w:sz w:val="28"/>
-          <w:szCs w:val="28"/>
-          <w:lang w:val="fr-SN"/>
-        </w:rPr>
-      </w:pPr>
-      <w:r>
-        <w:rPr>
-          <w:color w:val="44546A" w:themeColor="text2"/>
-          <w:sz w:val="28"/>
-          <w:szCs w:val="28"/>
-          <w:lang w:val="fr-SN"/>
-        </w:rPr>
-        <w:t xml:space="preserve">  "valeurs_valides</w:t>
-      </w:r>
-      <w:proofErr w:type="gramStart"/>
-      <w:r>
-        <w:rPr>
-          <w:color w:val="44546A" w:themeColor="text2"/>
-          <w:sz w:val="28"/>
-          <w:szCs w:val="28"/>
-          <w:lang w:val="fr-SN"/>
-        </w:rPr>
-        <w:t>":</w:t>
-      </w:r>
-      <w:proofErr w:type="gramEnd"/>
-      <w:r>
-        <w:rPr>
-          <w:color w:val="44546A" w:themeColor="text2"/>
-          <w:sz w:val="28"/>
-          <w:szCs w:val="28"/>
-          <w:lang w:val="fr-SN"/>
-        </w:rPr>
-        <w:t xml:space="preserve"> true,</w:t>
-      </w:r>
-    </w:p>
-    <w:p>
-      <w:pPr>
-        <w:rPr>
-          <w:color w:val="44546A" w:themeColor="text2"/>
-          <w:sz w:val="28"/>
-          <w:szCs w:val="28"/>
-          <w:lang w:val="fr-SN"/>
-        </w:rPr>
-      </w:pPr>
-      <w:r>
-        <w:rPr>
-          <w:color w:val="44546A" w:themeColor="text2"/>
-          <w:sz w:val="28"/>
-          <w:szCs w:val="28"/>
-          <w:lang w:val="fr-SN"/>
-        </w:rPr>
-        <w:t xml:space="preserve">  "contenu_coherent</w:t>
-      </w:r>
-      <w:proofErr w:type="gramStart"/>
-      <w:r>
-        <w:rPr>
-          <w:color w:val="44546A" w:themeColor="text2"/>
-          <w:sz w:val="28"/>
-          <w:szCs w:val="28"/>
-          <w:lang w:val="fr-SN"/>
-        </w:rPr>
-        <w:t>":</w:t>
-      </w:r>
-      <w:proofErr w:type="gramEnd"/>
-      <w:r>
-        <w:rPr>
-          <w:color w:val="44546A" w:themeColor="text2"/>
-          <w:sz w:val="28"/>
-          <w:szCs w:val="28"/>
-          <w:lang w:val="fr-SN"/>
-        </w:rPr>
-        <w:t xml:space="preserve"> true,</w:t>
-      </w:r>
-    </w:p>
-    <w:p>
-      <w:pPr>
-        <w:rPr>
-          <w:color w:val="44546A" w:themeColor="text2"/>
-          <w:sz w:val="28"/>
-          <w:szCs w:val="28"/>
-          <w:lang w:val="fr-SN"/>
-        </w:rPr>
-      </w:pPr>
-      <w:r>
-        <w:rPr>
-          <w:color w:val="44546A" w:themeColor="text2"/>
-          <w:sz w:val="28"/>
-          <w:szCs w:val="28"/>
-          <w:lang w:val="fr-SN"/>
-        </w:rPr>
-        <w:t xml:space="preserve">  "erreurs</w:t>
-      </w:r>
-      <w:proofErr w:type="gramStart"/>
-      <w:r>
-        <w:rPr>
-          <w:color w:val="44546A" w:themeColor="text2"/>
-          <w:sz w:val="28"/>
-          <w:szCs w:val="28"/>
-          <w:lang w:val="fr-SN"/>
-        </w:rPr>
-        <w:t>":</w:t>
-      </w:r>
-      <w:proofErr w:type="gramEnd"/>
-      <w:r>
-        <w:rPr>
-          <w:color w:val="44546A" w:themeColor="text2"/>
-          <w:sz w:val="28"/>
-          <w:szCs w:val="28"/>
-          <w:lang w:val="fr-SN"/>
-        </w:rPr>
-        <w:t xml:space="preserve"> []</w:t>
-      </w:r>
-    </w:p>
-    <w:p>
-      <w:pPr>
-        <w:rPr>
-          <w:color w:val="44546A" w:themeColor="text2"/>
-          <w:sz w:val="28"/>
-          <w:szCs w:val="28"/>
-          <w:lang w:val="fr-SN"/>
-        </w:rPr>
-      </w:pPr>
-      <w:r>
-        <w:rPr>
-          <w:color w:val="44546A" w:themeColor="text2"/>
+        <w:t>Produire une synthèse claire, fidèle et directement exploitable.</w:t>
+      </w:r>
+    </w:p>
+    <w:p>
+      <w:pPr>
+        <w:rPr>
+          <w:sz w:val="28"/>
+          <w:szCs w:val="28"/>
+          <w:lang w:val="fr-SN"/>
+        </w:rPr>
+      </w:pPr>
+      <w:r>
+        <w:rPr>
+          <w:sz w:val="28"/>
+          <w:szCs w:val="28"/>
+          <w:lang w:val="fr-SN"/>
+        </w:rPr>
+        <w:t>Consignes obligatoires :</w:t>
+      </w:r>
+    </w:p>
+    <w:p>
+      <w:pPr>
+        <w:rPr>
+          <w:sz w:val="28"/>
+          <w:szCs w:val="28"/>
+          <w:lang w:val="fr-SN"/>
+        </w:rPr>
+      </w:pPr>
+      <w:r>
+        <w:rPr>
+          <w:sz w:val="28"/>
+          <w:szCs w:val="28"/>
+          <w:lang w:val="fr-SN"/>
+        </w:rPr>
+        <w:t>1. Conserve uniquement les informations factuelles présentes dans le document.</w:t>
+      </w:r>
+    </w:p>
+    <w:p>
+      <w:pPr>
+        <w:rPr>
+          <w:sz w:val="28"/>
+          <w:szCs w:val="28"/>
+          <w:lang w:val="fr-SN"/>
+        </w:rPr>
+      </w:pPr>
+      <w:r>
+        <w:rPr>
+          <w:sz w:val="28"/>
+          <w:szCs w:val="28"/>
+          <w:lang w:val="fr-SN"/>
+        </w:rPr>
+        <w:t>2. Identifie clairement les objectifs du document ou du projet.</w:t>
+      </w:r>
+    </w:p>
+    <w:p>
+      <w:pPr>
+        <w:rPr>
+          <w:sz w:val="28"/>
+          <w:szCs w:val="28"/>
+          <w:lang w:val="fr-SN"/>
+        </w:rPr>
+      </w:pPr>
+      <w:r>
+        <w:rPr>
+          <w:sz w:val="28"/>
+          <w:szCs w:val="28"/>
+          <w:lang w:val="fr-SN"/>
+        </w:rPr>
+        <w:t>3. Identifie les résultats présentés.</w:t>
+      </w:r>
+    </w:p>
+    <w:p>
+      <w:pPr>
+        <w:rPr>
+          <w:sz w:val="28"/>
+          <w:szCs w:val="28"/>
+          <w:lang w:val="fr-SN"/>
+        </w:rPr>
+      </w:pPr>
+      <w:r>
+        <w:rPr>
+          <w:sz w:val="28"/>
+          <w:szCs w:val="28"/>
+          <w:lang w:val="fr-SN"/>
+        </w:rPr>
+        <w:t>4. Identifie les recommandations formulées.</w:t>
+      </w:r>
+    </w:p>
+    <w:p>
+      <w:pPr>
+        <w:rPr>
+          <w:sz w:val="28"/>
+          <w:szCs w:val="28"/>
+          <w:lang w:val="fr-SN"/>
+        </w:rPr>
+      </w:pPr>
+      <w:r>
+        <w:rPr>
+          <w:sz w:val="28"/>
+          <w:szCs w:val="28"/>
+          <w:lang w:val="fr-SN"/>
+        </w:rPr>
+        <w:t>5. N’invente aucune information.</w:t>
+      </w:r>
+    </w:p>
+    <w:p>
+      <w:pPr>
+        <w:rPr>
+          <w:sz w:val="28"/>
+          <w:szCs w:val="28"/>
+          <w:lang w:val="fr-SN"/>
+        </w:rPr>
+      </w:pPr>
+      <w:r>
+        <w:rPr>
+          <w:sz w:val="28"/>
+          <w:szCs w:val="28"/>
+          <w:lang w:val="fr-SN"/>
+        </w:rPr>
+        <w:t>6. N’ajoute aucune opinion personnelle ni connaissance extérieure.</w:t>
+      </w:r>
+    </w:p>
+    <w:p>
+      <w:pPr>
+        <w:rPr>
+          <w:sz w:val="28"/>
+          <w:szCs w:val="28"/>
+          <w:lang w:val="fr-SN"/>
+        </w:rPr>
+      </w:pPr>
+      <w:r>
+        <w:rPr>
+          <w:sz w:val="28"/>
+          <w:szCs w:val="28"/>
+          <w:lang w:val="fr-SN"/>
+        </w:rPr>
+        <w:t>7. Ne déduis pas une information qui n’est pas explicitement présente.</w:t>
+      </w:r>
+    </w:p>
+    <w:p>
+      <w:pPr>
+        <w:rPr>
+          <w:sz w:val="28"/>
+          <w:szCs w:val="28"/>
+          <w:lang w:val="fr-SN"/>
+        </w:rPr>
+      </w:pPr>
+      <w:r>
+        <w:rPr>
+          <w:sz w:val="28"/>
+          <w:szCs w:val="28"/>
+          <w:lang w:val="fr-SN"/>
+        </w:rPr>
+        <w:t>Format de sortie obligatoire :</w:t>
+      </w:r>
+    </w:p>
+    <w:p>
+      <w:pPr>
+        <w:rPr>
+          <w:sz w:val="28"/>
+          <w:szCs w:val="28"/>
+          <w:lang w:val="fr-SN"/>
+        </w:rPr>
+      </w:pPr>
+      <w:r>
+        <w:rPr>
+          <w:sz w:val="28"/>
+          <w:szCs w:val="28"/>
+          <w:lang w:val="fr-SN"/>
+        </w:rPr>
+        <w:t>Résumé :</w:t>
+      </w:r>
+    </w:p>
+    <w:p>
+      <w:pPr>
+        <w:rPr>
+          <w:sz w:val="28"/>
+          <w:szCs w:val="28"/>
+          <w:lang w:val="fr-SN"/>
+        </w:rPr>
+      </w:pPr>
+      <w:r>
+        <w:rPr>
+          <w:sz w:val="28"/>
+          <w:szCs w:val="28"/>
+          <w:lang w:val="fr-SN"/>
+        </w:rPr>
+        <w:t>[Résumé général du document]</w:t>
+      </w:r>
+    </w:p>
+    <w:p>
+      <w:pPr>
+        <w:rPr>
+          <w:sz w:val="28"/>
+          <w:szCs w:val="28"/>
+          <w:lang w:val="fr-SN"/>
+        </w:rPr>
+      </w:pPr>
+      <w:r>
+        <w:rPr>
+          <w:sz w:val="28"/>
+          <w:szCs w:val="28"/>
+          <w:lang w:val="fr-SN"/>
+        </w:rPr>
+        <w:t>Objectifs :</w:t>
+      </w:r>
+    </w:p>
+    <w:p>
+      <w:pPr>
+        <w:rPr>
+          <w:sz w:val="28"/>
+          <w:szCs w:val="28"/>
+          <w:lang w:val="fr-SN"/>
+        </w:rPr>
+      </w:pPr>
+      <w:r>
+        <w:rPr>
+          <w:sz w:val="28"/>
+          <w:szCs w:val="28"/>
+          <w:lang w:val="fr-SN"/>
+        </w:rPr>
+        <w:t>- [Objectif identifié]</w:t>
+      </w:r>
+    </w:p>
+    <w:p>
+      <w:pPr>
+        <w:rPr>
+          <w:sz w:val="28"/>
+          <w:szCs w:val="28"/>
+          <w:lang w:val="fr-SN"/>
+        </w:rPr>
+      </w:pPr>
+      <w:r>
+        <w:rPr>
+          <w:sz w:val="28"/>
+          <w:szCs w:val="28"/>
+          <w:lang w:val="fr-SN"/>
+        </w:rPr>
+        <w:t>- [Objectif identifié]</w:t>
+      </w:r>
+    </w:p>
+    <w:p>
+      <w:pPr>
+        <w:rPr>
+          <w:sz w:val="28"/>
+          <w:szCs w:val="28"/>
+          <w:lang w:val="fr-SN"/>
+        </w:rPr>
+      </w:pPr>
+      <w:r>
+        <w:rPr>
+          <w:sz w:val="28"/>
+          <w:szCs w:val="28"/>
+          <w:lang w:val="fr-SN"/>
+        </w:rPr>
+        <w:t>Résultats :</w:t>
+      </w:r>
+    </w:p>
+    <w:p>
+      <w:pPr>
+        <w:rPr>
+          <w:sz w:val="28"/>
+          <w:szCs w:val="28"/>
+          <w:lang w:val="fr-SN"/>
+        </w:rPr>
+      </w:pPr>
+      <w:r>
+        <w:rPr>
+          <w:sz w:val="28"/>
+          <w:szCs w:val="28"/>
+          <w:lang w:val="fr-SN"/>
+        </w:rPr>
+        <w:t>- [Résultat identifié]</w:t>
+      </w:r>
+    </w:p>
+    <w:p>
+      <w:pPr>
+        <w:rPr>
+          <w:sz w:val="28"/>
+          <w:szCs w:val="28"/>
+          <w:lang w:val="fr-SN"/>
+        </w:rPr>
+      </w:pPr>
+      <w:r>
+        <w:rPr>
+          <w:sz w:val="28"/>
+          <w:szCs w:val="28"/>
+          <w:lang w:val="fr-SN"/>
+        </w:rPr>
+        <w:t>- [Résultat identifié]</w:t>
+      </w:r>
+    </w:p>
+    <w:p>
+      <w:pPr>
+        <w:rPr>
+          <w:sz w:val="28"/>
+          <w:szCs w:val="28"/>
+          <w:lang w:val="fr-SN"/>
+        </w:rPr>
+      </w:pPr>
+      <w:r>
+        <w:rPr>
+          <w:sz w:val="28"/>
+          <w:szCs w:val="28"/>
+          <w:lang w:val="fr-SN"/>
+        </w:rPr>
+        <w:t>Recommandations :</w:t>
+      </w:r>
+    </w:p>
+    <w:p>
+      <w:pPr>
+        <w:rPr>
+          <w:sz w:val="28"/>
+          <w:szCs w:val="28"/>
+          <w:lang w:val="fr-SN"/>
+        </w:rPr>
+      </w:pPr>
+      <w:r>
+        <w:rPr>
+          <w:sz w:val="28"/>
+          <w:szCs w:val="28"/>
+          <w:lang w:val="fr-SN"/>
+        </w:rPr>
+        <w:t>- [Recommandation identifiée]</w:t>
+      </w:r>
+    </w:p>
+    <w:p>
+      <w:pPr>
+        <w:rPr>
+          <w:sz w:val="28"/>
+          <w:szCs w:val="28"/>
+          <w:lang w:val="fr-SN"/>
+        </w:rPr>
+      </w:pPr>
+      <w:r>
+        <w:rPr>
+          <w:sz w:val="28"/>
+          <w:szCs w:val="28"/>
+          <w:lang w:val="fr-SN"/>
+        </w:rPr>
+        <w:t>- [Recommandation identifié</w:t>
+      </w:r>
+    </w:p>
+    <w:p>
+      <w:pPr>
+        <w:rPr>
+          <w:sz w:val="28"/>
+          <w:szCs w:val="28"/>
+          <w:lang w:val="fr-SN"/>
+        </w:rPr>
+      </w:pPr>
+      <w:r>
+        <w:rPr>
+          <w:sz w:val="28"/>
+          <w:szCs w:val="28"/>
+          <w:lang w:val="fr-SN"/>
+        </w:rPr>
+        <w:t>Document à résumer :</w:t>
+      </w:r>
+    </w:p>
+    <w:p>
+      <w:pPr>
+        <w:rPr>
+          <w:sz w:val="28"/>
+          <w:szCs w:val="28"/>
+          <w:lang w:val="fr-SN"/>
+        </w:rPr>
+      </w:pPr>
+      <w:r>
+        <w:rPr>
+          <w:sz w:val="28"/>
+          <w:szCs w:val="28"/>
+          <w:lang w:val="fr-SN"/>
+        </w:rPr>
+        <w:t>[</w:t>
+      </w:r>
+      <w:r>
+        <w:rPr>
+          <w:sz w:val="28"/>
+          <w:szCs w:val="28"/>
+          <w:lang w:val="fr-SN"/>
+        </w:rPr>
+        <w:t>…..</w:t>
+      </w:r>
+      <w:r>
+        <w:rPr>
+          <w:sz w:val="28"/>
+          <w:szCs w:val="28"/>
+          <w:lang w:val="fr-SN"/>
+        </w:rPr>
+        <w:t>]</w:t>
+      </w:r>
+    </w:p>
+    <w:p>
+      <w:pPr>
+        <w:rPr>
+          <w:b/>
+          <w:bCs/>
+          <w:color w:val="4472C4" w:themeColor="accent1"/>
+          <w:sz w:val="28"/>
+          <w:szCs w:val="28"/>
+          <w:lang w:val="fr-SN"/>
+        </w:rPr>
+      </w:pPr>
+      <w:r>
+        <w:rPr>
+          <w:b/>
+          <w:bCs/>
+          <w:color w:val="4472C4" w:themeColor="accent1"/>
+          <w:sz w:val="28"/>
+          <w:szCs w:val="28"/>
+          <w:lang w:val="fr-SN"/>
+        </w:rPr>
+        <w:t>```</w:t>
+      </w:r>
+    </w:p>
+    <w:p>
+      <w:pPr>
+        <w:rPr>
+          <w:b/>
+          <w:bCs/>
+          <w:color w:val="4472C4" w:themeColor="accent1"/>
+          <w:sz w:val="28"/>
+          <w:szCs w:val="28"/>
+          <w:lang w:val="fr-SN"/>
+        </w:rPr>
+      </w:pPr>
+      <w:r>
+        <w:rPr>
+          <w:b/>
+          <w:bCs/>
+          <w:color w:val="4472C4" w:themeColor="accent1"/>
+          <w:sz w:val="28"/>
+          <w:szCs w:val="28"/>
+          <w:lang w:val="fr-SN"/>
+        </w:rPr>
+        <w:t>Question 2 :</w:t>
+      </w:r>
+    </w:p>
+    <w:p>
+      <w:pPr>
+        <w:rPr>
+          <w:b/>
+          <w:bCs/>
+          <w:color w:val="4472C4" w:themeColor="accent1"/>
+          <w:sz w:val="28"/>
+          <w:szCs w:val="28"/>
+          <w:lang w:val="fr-SN"/>
+        </w:rPr>
+      </w:pPr>
+      <w:r>
+        <w:rPr>
+          <w:b/>
+          <w:bCs/>
+          <w:color w:val="4472C4" w:themeColor="accent1"/>
+          <w:sz w:val="28"/>
+          <w:szCs w:val="28"/>
+          <w:lang w:val="fr-SN"/>
+        </w:rPr>
+        <w:t>Prompt :</w:t>
+      </w:r>
+    </w:p>
+    <w:p>
+      <w:pPr>
+        <w:rPr>
+          <w:color w:val="4472C4" w:themeColor="accent1"/>
+          <w:sz w:val="28"/>
+          <w:szCs w:val="28"/>
+          <w:lang w:val="fr-SN"/>
+        </w:rPr>
+      </w:pPr>
+      <w:r>
+        <w:rPr>
+          <w:color w:val="4472C4" w:themeColor="accent1"/>
+          <w:sz w:val="28"/>
+          <w:szCs w:val="28"/>
+          <w:lang w:val="fr-SN"/>
+        </w:rPr>
+        <w:lastRenderedPageBreak/>
+        <w:t>```</w:t>
+      </w:r>
+      <w:r>
+        <w:rPr>
+          <w:sz w:val="28"/>
+          <w:szCs w:val="28"/>
+          <w:lang w:val="fr-SN"/>
+        </w:rPr>
+        <w:t xml:space="preserve">Rôle : </w:t>
+      </w:r>
+      <w:r>
+        <w:rPr>
+          <w:sz w:val="28"/>
+          <w:szCs w:val="28"/>
+          <w:lang w:val="fr-SN"/>
+        </w:rPr>
+        <w:t>Tu es un traducteur professionnel spécialisé dans les documents techniques.</w:t>
+      </w:r>
+    </w:p>
+    <w:p>
+      <w:pPr>
+        <w:rPr>
+          <w:sz w:val="28"/>
+          <w:szCs w:val="28"/>
+          <w:lang w:val="fr-SN"/>
+        </w:rPr>
+      </w:pPr>
+      <w:r>
+        <w:rPr>
+          <w:sz w:val="28"/>
+          <w:szCs w:val="28"/>
+          <w:lang w:val="fr-SN"/>
+        </w:rPr>
+        <w:t>Tâche :</w:t>
+      </w:r>
+    </w:p>
+    <w:p>
+      <w:pPr>
+        <w:rPr>
+          <w:sz w:val="28"/>
+          <w:szCs w:val="28"/>
+          <w:lang w:val="fr-SN"/>
+        </w:rPr>
+      </w:pPr>
+      <w:r>
+        <w:rPr>
+          <w:sz w:val="28"/>
+          <w:szCs w:val="28"/>
+          <w:lang w:val="fr-SN"/>
+        </w:rPr>
+        <w:t>Traduis fidèlement le document fourni du français vers l’anglais.</w:t>
+      </w:r>
+    </w:p>
+    <w:p>
+      <w:pPr>
+        <w:rPr>
+          <w:sz w:val="28"/>
+          <w:szCs w:val="28"/>
+          <w:lang w:val="fr-SN"/>
+        </w:rPr>
+      </w:pPr>
+      <w:r>
+        <w:rPr>
+          <w:sz w:val="28"/>
+          <w:szCs w:val="28"/>
+          <w:lang w:val="fr-SN"/>
+        </w:rPr>
+        <w:t>Contraintes obligatoires :</w:t>
+      </w:r>
+    </w:p>
+    <w:p>
+      <w:pPr>
+        <w:rPr>
+          <w:sz w:val="28"/>
+          <w:szCs w:val="28"/>
+          <w:lang w:val="fr-SN"/>
+        </w:rPr>
+      </w:pPr>
+      <w:r>
+        <w:rPr>
+          <w:sz w:val="28"/>
+          <w:szCs w:val="28"/>
+          <w:lang w:val="fr-SN"/>
+        </w:rPr>
+        <w:t>1. Conserve exactement le sens du document original.</w:t>
+      </w:r>
+    </w:p>
+    <w:p>
+      <w:pPr>
+        <w:rPr>
+          <w:sz w:val="28"/>
+          <w:szCs w:val="28"/>
+          <w:lang w:val="fr-SN"/>
+        </w:rPr>
+      </w:pPr>
+      <w:r>
+        <w:rPr>
+          <w:sz w:val="28"/>
+          <w:szCs w:val="28"/>
+          <w:lang w:val="fr-SN"/>
+        </w:rPr>
+        <w:t>2. Conserve la structure du document :</w:t>
+      </w:r>
+    </w:p>
+    <w:p>
+      <w:pPr>
+        <w:rPr>
+          <w:sz w:val="28"/>
+          <w:szCs w:val="28"/>
+          <w:lang w:val="fr-SN"/>
+        </w:rPr>
+      </w:pPr>
+      <w:r>
+        <w:rPr>
+          <w:sz w:val="28"/>
+          <w:szCs w:val="28"/>
+          <w:lang w:val="fr-SN"/>
+        </w:rPr>
+        <w:t xml:space="preserve">   - titres ;</w:t>
+      </w:r>
+    </w:p>
+    <w:p>
+      <w:pPr>
+        <w:rPr>
+          <w:sz w:val="28"/>
+          <w:szCs w:val="28"/>
+          <w:lang w:val="fr-SN"/>
+        </w:rPr>
+      </w:pPr>
+      <w:r>
+        <w:rPr>
+          <w:sz w:val="28"/>
+          <w:szCs w:val="28"/>
+          <w:lang w:val="fr-SN"/>
+        </w:rPr>
+        <w:t xml:space="preserve">   - sous-titres ;</w:t>
+      </w:r>
+    </w:p>
+    <w:p>
+      <w:pPr>
+        <w:rPr>
+          <w:sz w:val="28"/>
+          <w:szCs w:val="28"/>
+          <w:lang w:val="fr-SN"/>
+        </w:rPr>
+      </w:pPr>
+      <w:r>
+        <w:rPr>
+          <w:sz w:val="28"/>
+          <w:szCs w:val="28"/>
+          <w:lang w:val="fr-SN"/>
+        </w:rPr>
+        <w:t xml:space="preserve">   - paragraphes ;</w:t>
+      </w:r>
+    </w:p>
+    <w:p>
+      <w:pPr>
+        <w:rPr>
+          <w:sz w:val="28"/>
+          <w:szCs w:val="28"/>
+          <w:lang w:val="fr-SN"/>
+        </w:rPr>
+      </w:pPr>
+      <w:r>
+        <w:rPr>
+          <w:sz w:val="28"/>
+          <w:szCs w:val="28"/>
+          <w:lang w:val="fr-SN"/>
+        </w:rPr>
+        <w:t xml:space="preserve">   - listes à puces ;</w:t>
+      </w:r>
+    </w:p>
+    <w:p>
+      <w:pPr>
+        <w:rPr>
+          <w:sz w:val="28"/>
+          <w:szCs w:val="28"/>
+          <w:lang w:val="fr-SN"/>
+        </w:rPr>
+      </w:pPr>
+      <w:r>
+        <w:rPr>
+          <w:sz w:val="28"/>
+          <w:szCs w:val="28"/>
+          <w:lang w:val="fr-SN"/>
+        </w:rPr>
+        <w:t xml:space="preserve">   - listes numérotées ;</w:t>
+      </w:r>
+    </w:p>
+    <w:p>
+      <w:pPr>
+        <w:rPr>
+          <w:sz w:val="28"/>
+          <w:szCs w:val="28"/>
+          <w:lang w:val="fr-SN"/>
+        </w:rPr>
+      </w:pPr>
+      <w:r>
+        <w:rPr>
+          <w:sz w:val="28"/>
+          <w:szCs w:val="28"/>
+          <w:lang w:val="fr-SN"/>
+        </w:rPr>
+        <w:t xml:space="preserve">   - tableaux ;</w:t>
+      </w:r>
+    </w:p>
+    <w:p>
+      <w:pPr>
+        <w:rPr>
+          <w:sz w:val="28"/>
+          <w:szCs w:val="28"/>
+          <w:lang w:val="fr-SN"/>
+        </w:rPr>
+      </w:pPr>
+      <w:r>
+        <w:rPr>
+          <w:sz w:val="28"/>
+          <w:szCs w:val="28"/>
+          <w:lang w:val="fr-SN"/>
+        </w:rPr>
+        <w:t>3. Conserve les termes techniques et utilise une terminologie anglaise correcte et cohérente.</w:t>
+      </w:r>
+    </w:p>
+    <w:p>
+      <w:pPr>
+        <w:rPr>
+          <w:sz w:val="28"/>
+          <w:szCs w:val="28"/>
+          <w:lang w:val="fr-SN"/>
+        </w:rPr>
+      </w:pPr>
+      <w:r>
+        <w:rPr>
+          <w:sz w:val="28"/>
+          <w:szCs w:val="28"/>
+          <w:lang w:val="fr-SN"/>
+        </w:rPr>
+        <w:t>4. Utilise le même terme anglais chaque fois qu’un même terme français se répète.</w:t>
+      </w:r>
+    </w:p>
+    <w:p>
+      <w:pPr>
+        <w:rPr>
+          <w:sz w:val="28"/>
+          <w:szCs w:val="28"/>
+          <w:lang w:val="fr-SN"/>
+        </w:rPr>
+      </w:pPr>
+      <w:r>
+        <w:rPr>
+          <w:sz w:val="28"/>
+          <w:szCs w:val="28"/>
+          <w:lang w:val="fr-SN"/>
+        </w:rPr>
+        <w:t>5. Ne résume pas le document.</w:t>
+      </w:r>
+    </w:p>
+    <w:p>
+      <w:pPr>
+        <w:rPr>
+          <w:sz w:val="28"/>
+          <w:szCs w:val="28"/>
+          <w:lang w:val="fr-SN"/>
+        </w:rPr>
+      </w:pPr>
+      <w:r>
+        <w:rPr>
+          <w:sz w:val="28"/>
+          <w:szCs w:val="28"/>
+          <w:lang w:val="fr-SN"/>
+        </w:rPr>
+        <w:t>6. Ne supprime aucune information.</w:t>
+      </w:r>
+    </w:p>
+    <w:p>
+      <w:pPr>
+        <w:rPr>
+          <w:sz w:val="28"/>
+          <w:szCs w:val="28"/>
+          <w:lang w:val="fr-SN"/>
+        </w:rPr>
+      </w:pPr>
+      <w:r>
+        <w:rPr>
+          <w:sz w:val="28"/>
+          <w:szCs w:val="28"/>
+          <w:lang w:val="fr-SN"/>
+        </w:rPr>
+        <w:t>7. N’ajoute aucune information, explication ou commentaire.</w:t>
+      </w:r>
+    </w:p>
+    <w:p>
+      <w:pPr>
+        <w:rPr>
+          <w:sz w:val="28"/>
+          <w:szCs w:val="28"/>
+          <w:lang w:val="fr-SN"/>
+        </w:rPr>
+      </w:pPr>
+      <w:r>
+        <w:rPr>
+          <w:sz w:val="28"/>
+          <w:szCs w:val="28"/>
+          <w:lang w:val="fr-SN"/>
+        </w:rPr>
+        <w:t>9. Traduis uniquement le contenu du document.</w:t>
+      </w:r>
+    </w:p>
+    <w:p>
+      <w:pPr>
+        <w:rPr>
+          <w:sz w:val="28"/>
+          <w:szCs w:val="28"/>
+          <w:lang w:val="fr-SN"/>
+        </w:rPr>
+      </w:pPr>
+      <w:r>
+        <w:rPr>
+          <w:sz w:val="28"/>
+          <w:szCs w:val="28"/>
+          <w:lang w:val="fr-SN"/>
+        </w:rPr>
+        <w:t>10. Si un terme technique n’a pas d’équivalent anglais certain, conserve le terme français et ajoute éventuellement sa traduction anglaise entre parenthèses.</w:t>
+      </w:r>
+    </w:p>
+    <w:p>
+      <w:pPr>
+        <w:rPr>
+          <w:sz w:val="28"/>
+          <w:szCs w:val="28"/>
+          <w:lang w:val="fr-SN"/>
+        </w:rPr>
+      </w:pPr>
+      <w:r>
+        <w:rPr>
+          <w:sz w:val="28"/>
+          <w:szCs w:val="28"/>
+          <w:lang w:val="fr-SN"/>
+        </w:rPr>
+        <w:t>11. Retourne uniquement la traduction anglaise finale.</w:t>
+      </w:r>
+    </w:p>
+    <w:p>
+      <w:pPr>
+        <w:rPr>
+          <w:sz w:val="28"/>
+          <w:szCs w:val="28"/>
+          <w:lang w:val="fr-SN"/>
+        </w:rPr>
+      </w:pPr>
+      <w:r>
+        <w:rPr>
+          <w:sz w:val="28"/>
+          <w:szCs w:val="28"/>
+          <w:lang w:val="fr-SN"/>
+        </w:rPr>
+        <w:t>Document à traduire :</w:t>
+      </w:r>
+    </w:p>
+    <w:p>
+      <w:pPr>
+        <w:rPr>
+          <w:color w:val="4472C4" w:themeColor="accent1"/>
+          <w:sz w:val="28"/>
+          <w:szCs w:val="28"/>
+          <w:lang w:val="fr-SN"/>
+        </w:rPr>
+      </w:pPr>
+      <w:r>
+        <w:rPr>
+          <w:sz w:val="28"/>
+          <w:szCs w:val="28"/>
+          <w:lang w:val="fr-SN"/>
+        </w:rPr>
+        <w:t>[</w:t>
+      </w:r>
+      <w:r>
+        <w:rPr>
+          <w:sz w:val="28"/>
+          <w:szCs w:val="28"/>
+          <w:lang w:val="fr-SN"/>
+        </w:rPr>
+        <w:t>…</w:t>
+      </w:r>
+      <w:r>
+        <w:rPr>
+          <w:sz w:val="28"/>
+          <w:szCs w:val="28"/>
+          <w:lang w:val="fr-SN"/>
+        </w:rPr>
+        <w:t>]</w:t>
+      </w:r>
+      <w:r>
+        <w:rPr>
+          <w:color w:val="4472C4" w:themeColor="accent1"/>
+          <w:sz w:val="28"/>
+          <w:szCs w:val="28"/>
+          <w:lang w:val="fr-SN"/>
+        </w:rPr>
+        <w:t>```</w:t>
+      </w:r>
+    </w:p>
+    <w:p>
+      <w:pPr>
+        <w:rPr>
+          <w:b/>
+          <w:bCs/>
+          <w:color w:val="4472C4" w:themeColor="accent1"/>
+          <w:sz w:val="28"/>
+          <w:szCs w:val="28"/>
+          <w:lang w:val="fr-SN"/>
+        </w:rPr>
+      </w:pPr>
+      <w:r>
+        <w:rPr>
+          <w:b/>
+          <w:bCs/>
+          <w:color w:val="4472C4" w:themeColor="accent1"/>
+          <w:sz w:val="28"/>
+          <w:szCs w:val="28"/>
+          <w:lang w:val="fr-SN"/>
+        </w:rPr>
+        <w:t>Question 3 :</w:t>
+      </w:r>
+    </w:p>
+    <w:p>
+      <w:pPr>
+        <w:rPr>
+          <w:color w:val="4472C4" w:themeColor="accent1"/>
+          <w:sz w:val="28"/>
+          <w:szCs w:val="28"/>
+          <w:lang w:val="fr-SN"/>
+        </w:rPr>
+      </w:pPr>
+      <w:r>
+        <w:rPr>
+          <w:color w:val="4472C4" w:themeColor="accent1"/>
+          <w:sz w:val="28"/>
+          <w:szCs w:val="28"/>
+          <w:lang w:val="fr-SN"/>
+        </w:rPr>
+        <w:lastRenderedPageBreak/>
+        <w:t>Prompt :</w:t>
+      </w:r>
+    </w:p>
+    <w:p>
+      <w:pPr>
+        <w:rPr>
+          <w:color w:val="4472C4" w:themeColor="accent1"/>
+          <w:sz w:val="28"/>
+          <w:szCs w:val="28"/>
+          <w:lang w:val="fr-SN"/>
+        </w:rPr>
+      </w:pPr>
+      <w:r>
+        <w:rPr>
+          <w:color w:val="4472C4" w:themeColor="accent1"/>
+          <w:sz w:val="28"/>
+          <w:szCs w:val="28"/>
+          <w:lang w:val="fr-SN"/>
+        </w:rPr>
+        <w:t>``</w:t>
+      </w:r>
+      <w:r>
+        <w:rPr>
+          <w:color w:val="4472C4" w:themeColor="accent1"/>
+          <w:sz w:val="28"/>
+          <w:szCs w:val="28"/>
+          <w:lang w:val="fr-SN"/>
+        </w:rPr>
+        <w:t>`</w:t>
+      </w:r>
+      <w:r>
+        <w:rPr>
+          <w:sz w:val="28"/>
+          <w:szCs w:val="28"/>
+          <w:lang w:val="fr-SN"/>
+        </w:rPr>
+        <w:t xml:space="preserve">Rôle : </w:t>
+      </w:r>
+      <w:r>
+        <w:rPr>
+          <w:sz w:val="28"/>
+          <w:szCs w:val="28"/>
+          <w:lang w:val="fr-SN"/>
+        </w:rPr>
+        <w:t>Tu es un agent de support informatique chargé de classer les tickets.</w:t>
+      </w:r>
+    </w:p>
+    <w:p>
+      <w:pPr>
+        <w:rPr>
+          <w:sz w:val="28"/>
+          <w:szCs w:val="28"/>
+          <w:lang w:val="fr-SN"/>
+        </w:rPr>
+      </w:pPr>
+      <w:r>
+        <w:rPr>
+          <w:sz w:val="28"/>
+          <w:szCs w:val="28"/>
+          <w:lang w:val="fr-SN"/>
+        </w:rPr>
+        <w:t xml:space="preserve">Tache : </w:t>
+      </w:r>
+      <w:r>
+        <w:rPr>
+          <w:sz w:val="28"/>
+          <w:szCs w:val="28"/>
+          <w:lang w:val="fr-SN"/>
+        </w:rPr>
+        <w:t>Analyse le ticket suivant et attribue-lui une seule catégorie parmi les catégories autorisées :</w:t>
+      </w:r>
+    </w:p>
+    <w:p>
+      <w:pPr>
+        <w:rPr>
+          <w:sz w:val="28"/>
+          <w:szCs w:val="28"/>
+          <w:lang w:val="fr-SN"/>
+        </w:rPr>
+      </w:pPr>
+      <w:r>
+        <w:rPr>
+          <w:sz w:val="28"/>
+          <w:szCs w:val="28"/>
+          <w:lang w:val="fr-SN"/>
+        </w:rPr>
+        <w:t>- "réseau" : problèmes de Wi-Fi, connexion Internet, VPN, serveur ou réseau local ;</w:t>
+      </w:r>
+    </w:p>
+    <w:p>
+      <w:pPr>
+        <w:rPr>
+          <w:sz w:val="28"/>
+          <w:szCs w:val="28"/>
+          <w:lang w:val="fr-SN"/>
+        </w:rPr>
+      </w:pPr>
+      <w:r>
+        <w:rPr>
+          <w:sz w:val="28"/>
+          <w:szCs w:val="28"/>
+          <w:lang w:val="fr-SN"/>
+        </w:rPr>
+        <w:t>- "logiciel" : erreurs d’application, installation, mise à jour ou fonctionnement d’un logiciel ;</w:t>
+      </w:r>
+    </w:p>
+    <w:p>
+      <w:pPr>
+        <w:rPr>
+          <w:sz w:val="28"/>
+          <w:szCs w:val="28"/>
+          <w:lang w:val="fr-SN"/>
+        </w:rPr>
+      </w:pPr>
+      <w:r>
+        <w:rPr>
+          <w:sz w:val="28"/>
+          <w:szCs w:val="28"/>
+          <w:lang w:val="fr-SN"/>
+        </w:rPr>
+        <w:t>- "matériel" : problèmes concernant un ordinateur, un écran, une imprimante, un clavier, une souris ou un autre équipement physique ;</w:t>
+      </w:r>
+    </w:p>
+    <w:p>
+      <w:pPr>
+        <w:rPr>
+          <w:sz w:val="28"/>
+          <w:szCs w:val="28"/>
+          <w:lang w:val="fr-SN"/>
+        </w:rPr>
+      </w:pPr>
+      <w:r>
+        <w:rPr>
+          <w:sz w:val="28"/>
+          <w:szCs w:val="28"/>
+          <w:lang w:val="fr-SN"/>
+        </w:rPr>
+        <w:t>- "sécurité" : virus, logiciel malveillant, hameçonnage, accès suspect, fuite de données ou incident de sécurité ;</w:t>
+      </w:r>
+    </w:p>
+    <w:p>
+      <w:pPr>
+        <w:rPr>
+          <w:sz w:val="28"/>
+          <w:szCs w:val="28"/>
+          <w:lang w:val="fr-SN"/>
+        </w:rPr>
+      </w:pPr>
+      <w:r>
+        <w:rPr>
+          <w:sz w:val="28"/>
+          <w:szCs w:val="28"/>
+          <w:lang w:val="fr-SN"/>
+        </w:rPr>
+        <w:t>- "accès" : mot de passe oublié, compte bloqué, authentification, permissions ou demande d’autorisation ;</w:t>
+      </w:r>
+    </w:p>
+    <w:p>
+      <w:pPr>
+        <w:rPr>
+          <w:sz w:val="28"/>
+          <w:szCs w:val="28"/>
+          <w:lang w:val="fr-SN"/>
+        </w:rPr>
+      </w:pPr>
+      <w:r>
+        <w:rPr>
+          <w:sz w:val="28"/>
+          <w:szCs w:val="28"/>
+          <w:lang w:val="fr-SN"/>
+        </w:rPr>
+        <w:t>- "autre" : problème qui ne correspond clairement à aucune des catégories précédentes.</w:t>
+      </w:r>
+    </w:p>
+    <w:p>
+      <w:pPr>
+        <w:rPr>
+          <w:sz w:val="28"/>
+          <w:szCs w:val="28"/>
+          <w:lang w:val="fr-SN"/>
+        </w:rPr>
+      </w:pPr>
+      <w:r>
+        <w:rPr>
+          <w:sz w:val="28"/>
+          <w:szCs w:val="28"/>
+          <w:lang w:val="fr-SN"/>
+        </w:rPr>
+        <w:t>Ticket à classer :</w:t>
+      </w:r>
+    </w:p>
+    <w:p>
+      <w:pPr>
+        <w:rPr>
+          <w:sz w:val="28"/>
+          <w:szCs w:val="28"/>
+          <w:lang w:val="fr-SN"/>
+        </w:rPr>
+      </w:pPr>
+      <w:r>
+        <w:rPr>
+          <w:sz w:val="28"/>
+          <w:szCs w:val="28"/>
+          <w:lang w:val="fr-SN"/>
+        </w:rPr>
+        <w:t>[</w:t>
+      </w:r>
+      <w:r>
+        <w:rPr>
+          <w:sz w:val="28"/>
+          <w:szCs w:val="28"/>
+          <w:lang w:val="fr-SN"/>
+        </w:rPr>
+        <w:t>« </w:t>
+      </w:r>
+      <w:r>
+        <w:rPr>
+          <w:sz w:val="28"/>
+          <w:szCs w:val="28"/>
+          <w:lang w:val="fr-SN"/>
+        </w:rPr>
+        <w:t>Depuis ce matin, je ne peux plus me connecter au Wi-Fi de l’entreprise.</w:t>
+      </w:r>
+    </w:p>
+    <w:p>
+      <w:pPr>
+        <w:rPr>
+          <w:sz w:val="28"/>
+          <w:szCs w:val="28"/>
+          <w:lang w:val="fr-SN"/>
+        </w:rPr>
+      </w:pPr>
+      <w:r>
+        <w:rPr>
+          <w:sz w:val="28"/>
+          <w:szCs w:val="28"/>
+          <w:lang w:val="fr-SN"/>
+        </w:rPr>
+        <w:t>Mon ordinateur affiche « réseau indisponible ».]</w:t>
+      </w:r>
+    </w:p>
+    <w:p>
+      <w:pPr>
+        <w:rPr>
+          <w:sz w:val="28"/>
+          <w:szCs w:val="28"/>
+          <w:lang w:val="fr-SN"/>
+        </w:rPr>
+      </w:pPr>
+      <w:r>
+        <w:rPr>
+          <w:sz w:val="28"/>
+          <w:szCs w:val="28"/>
+          <w:lang w:val="fr-SN"/>
+        </w:rPr>
+        <w:t>Format obligatoire de sortie :</w:t>
+      </w:r>
+    </w:p>
+    <w:p>
+      <w:pPr>
+        <w:rPr>
+          <w:sz w:val="28"/>
+          <w:szCs w:val="28"/>
+          <w:lang w:val="fr-SN"/>
+        </w:rPr>
+      </w:pPr>
+      <w:r>
+        <w:rPr>
+          <w:sz w:val="28"/>
+          <w:szCs w:val="28"/>
+          <w:lang w:val="fr-SN"/>
+        </w:rPr>
+        <w:t>-</w:t>
+      </w:r>
+      <w:r>
+        <w:rPr>
+          <w:sz w:val="28"/>
+          <w:szCs w:val="28"/>
+          <w:lang w:val="fr-SN"/>
+        </w:rPr>
+        <w:t xml:space="preserve">Réponds uniquement avec un objet JSON valide contenant exactement les </w:t>
+      </w:r>
+      <w:r>
+        <w:rPr>
+          <w:sz w:val="28"/>
+          <w:szCs w:val="28"/>
+          <w:lang w:val="fr-SN"/>
+        </w:rPr>
+        <w:t xml:space="preserve">  </w:t>
+      </w:r>
+      <w:r>
+        <w:rPr>
+          <w:sz w:val="28"/>
+          <w:szCs w:val="28"/>
+          <w:lang w:val="fr-SN"/>
+        </w:rPr>
+        <w:t>deux champs suivants :</w:t>
+      </w:r>
+    </w:p>
+    <w:p>
+      <w:pPr>
+        <w:rPr>
+          <w:sz w:val="28"/>
+          <w:szCs w:val="28"/>
+          <w:lang w:val="fr-SN"/>
+        </w:rPr>
+      </w:pPr>
+      <w:r>
+        <w:rPr>
+          <w:sz w:val="28"/>
+          <w:szCs w:val="28"/>
+          <w:lang w:val="fr-SN"/>
+        </w:rPr>
+        <w:t>{</w:t>
+      </w:r>
+    </w:p>
+    <w:p>
+      <w:pPr>
+        <w:rPr>
+          <w:sz w:val="28"/>
+          <w:szCs w:val="28"/>
+          <w:lang w:val="fr-SN"/>
+        </w:rPr>
+      </w:pPr>
+      <w:r>
+        <w:rPr>
+          <w:sz w:val="28"/>
+          <w:szCs w:val="28"/>
+          <w:lang w:val="fr-SN"/>
+        </w:rPr>
+        <w:t xml:space="preserve">  "</w:t>
+      </w:r>
+      <w:r>
+        <w:rPr>
+          <w:sz w:val="28"/>
+          <w:szCs w:val="28"/>
+          <w:lang w:val="fr-SN"/>
+        </w:rPr>
+        <w:t>catégorie</w:t>
+      </w:r>
+      <w:r>
+        <w:rPr>
+          <w:sz w:val="28"/>
+          <w:szCs w:val="28"/>
+          <w:lang w:val="fr-SN"/>
+        </w:rPr>
+        <w:t>": "...",</w:t>
+      </w:r>
+    </w:p>
+    <w:p>
+      <w:pPr>
+        <w:rPr>
+          <w:sz w:val="28"/>
+          <w:szCs w:val="28"/>
+          <w:lang w:val="fr-SN"/>
+        </w:rPr>
+      </w:pPr>
+      <w:r>
+        <w:rPr>
+          <w:sz w:val="28"/>
+          <w:szCs w:val="28"/>
+          <w:lang w:val="fr-SN"/>
+        </w:rPr>
+        <w:t xml:space="preserve">  "justification": "..."</w:t>
+      </w:r>
+    </w:p>
+    <w:p>
+      <w:pPr>
+        <w:rPr>
+          <w:sz w:val="28"/>
+          <w:szCs w:val="28"/>
+          <w:lang w:val="fr-SN"/>
+        </w:rPr>
+      </w:pPr>
+      <w:r>
+        <w:rPr>
           <w:sz w:val="28"/>
           <w:szCs w:val="28"/>
           <w:lang w:val="fr-SN"/>
@@ -9722,88 +10776,172 @@
     <w:p>
       <w:pPr>
         <w:rPr>
-          <w:color w:val="44546A" w:themeColor="text2"/>
-          <w:sz w:val="28"/>
-          <w:szCs w:val="28"/>
-          <w:lang w:val="fr-SN"/>
-        </w:rPr>
-      </w:pPr>
-      <w:r>
-        <w:rPr>
-          <w:color w:val="44546A" w:themeColor="text2"/>
-          <w:sz w:val="28"/>
-          <w:szCs w:val="28"/>
-          <w:lang w:val="fr-SN"/>
-        </w:rPr>
-        <w:t>Si une règle n’est pas respectée :</w:t>
-      </w:r>
-    </w:p>
-    <w:p>
-      <w:pPr>
-        <w:rPr>
-          <w:color w:val="44546A" w:themeColor="text2"/>
-          <w:sz w:val="28"/>
-          <w:szCs w:val="28"/>
-          <w:lang w:val="fr-SN"/>
-        </w:rPr>
-      </w:pPr>
-      <w:r>
-        <w:rPr>
-          <w:color w:val="44546A" w:themeColor="text2"/>
-          <w:sz w:val="28"/>
-          <w:szCs w:val="28"/>
-          <w:lang w:val="fr-SN"/>
-        </w:rPr>
-        <w:t>- remplace la valeur correspondante par false ;</w:t>
-      </w:r>
-    </w:p>
-    <w:p>
-      <w:pPr>
-        <w:rPr>
-          <w:color w:val="44546A" w:themeColor="text2"/>
-          <w:sz w:val="28"/>
-          <w:szCs w:val="28"/>
-          <w:lang w:val="fr-SN"/>
-        </w:rPr>
-      </w:pPr>
-      <w:r>
-        <w:rPr>
-          <w:color w:val="44546A" w:themeColor="text2"/>
-          <w:sz w:val="28"/>
-          <w:szCs w:val="28"/>
-          <w:lang w:val="fr-SN"/>
-        </w:rPr>
-        <w:t>- décris l’erreur dans le tableau "erreurs" ;</w:t>
-      </w:r>
-    </w:p>
-    <w:p>
-      <w:pPr>
-        <w:rPr>
-          <w:color w:val="44546A" w:themeColor="text2"/>
-          <w:sz w:val="28"/>
-          <w:szCs w:val="28"/>
-          <w:lang w:val="fr-SN"/>
-        </w:rPr>
-      </w:pPr>
-      <w:r>
-        <w:rPr>
-          <w:color w:val="44546A" w:themeColor="text2"/>
-          <w:sz w:val="28"/>
-          <w:szCs w:val="28"/>
-          <w:lang w:val="fr-SN"/>
-        </w:rPr>
-        <w:t>- propose une correction dans le même tableau.</w:t>
-      </w:r>
-    </w:p>
-    <w:p>
-      <w:pPr>
-        <w:rPr>
-          <w:color w:val="44546A" w:themeColor="text2"/>
-          <w:sz w:val="28"/>
-          <w:szCs w:val="28"/>
-          <w:lang w:val="fr-SN"/>
-        </w:rPr>
-      </w:pPr>
+          <w:sz w:val="28"/>
+          <w:szCs w:val="28"/>
+          <w:lang w:val="fr-SN"/>
+        </w:rPr>
+      </w:pPr>
+      <w:r>
+        <w:rPr>
+          <w:sz w:val="28"/>
+          <w:szCs w:val="28"/>
+          <w:lang w:val="fr-SN"/>
+        </w:rPr>
+        <w:t>Contraintes obligatoires :</w:t>
+      </w:r>
+    </w:p>
+    <w:p>
+      <w:pPr>
+        <w:rPr>
+          <w:sz w:val="28"/>
+          <w:szCs w:val="28"/>
+          <w:lang w:val="fr-SN"/>
+        </w:rPr>
+      </w:pPr>
+      <w:r>
+        <w:rPr>
+          <w:sz w:val="28"/>
+          <w:szCs w:val="28"/>
+          <w:lang w:val="fr-SN"/>
+        </w:rPr>
+        <w:t>- "</w:t>
+      </w:r>
+      <w:r>
+        <w:rPr>
+          <w:sz w:val="28"/>
+          <w:szCs w:val="28"/>
+          <w:lang w:val="fr-SN"/>
+        </w:rPr>
+        <w:t>catégorie</w:t>
+      </w:r>
+      <w:r>
+        <w:rPr>
+          <w:sz w:val="28"/>
+          <w:szCs w:val="28"/>
+          <w:lang w:val="fr-SN"/>
+        </w:rPr>
+        <w:t>" doit être exactement l’une des valeurs suivantes :</w:t>
+      </w:r>
+    </w:p>
+    <w:p>
+      <w:pPr>
+        <w:rPr>
+          <w:sz w:val="28"/>
+          <w:szCs w:val="28"/>
+          <w:lang w:val="fr-SN"/>
+        </w:rPr>
+      </w:pPr>
+      <w:r>
+        <w:rPr>
+          <w:sz w:val="28"/>
+          <w:szCs w:val="28"/>
+          <w:lang w:val="fr-SN"/>
+        </w:rPr>
+        <w:t xml:space="preserve">  "réseau", "logiciel", "matériel", "sécurité", "accès", "autre" ;</w:t>
+      </w:r>
+    </w:p>
+    <w:p>
+      <w:pPr>
+        <w:rPr>
+          <w:sz w:val="28"/>
+          <w:szCs w:val="28"/>
+          <w:lang w:val="fr-SN"/>
+        </w:rPr>
+      </w:pPr>
+      <w:r>
+        <w:rPr>
+          <w:sz w:val="28"/>
+          <w:szCs w:val="28"/>
+          <w:lang w:val="fr-SN"/>
+        </w:rPr>
+        <w:lastRenderedPageBreak/>
+        <w:t>- "justification" doit être une chaîne de caractères courte ;</w:t>
+      </w:r>
+    </w:p>
+    <w:p>
+      <w:pPr>
+        <w:rPr>
+          <w:sz w:val="28"/>
+          <w:szCs w:val="28"/>
+          <w:lang w:val="fr-SN"/>
+        </w:rPr>
+      </w:pPr>
+      <w:r>
+        <w:rPr>
+          <w:sz w:val="28"/>
+          <w:szCs w:val="28"/>
+          <w:lang w:val="fr-SN"/>
+        </w:rPr>
+        <w:t>- la justification doit s’appuyer uniquement sur les informations présentes dans le ticket ;</w:t>
+      </w:r>
+    </w:p>
+    <w:p>
+      <w:pPr>
+        <w:rPr>
+          <w:sz w:val="28"/>
+          <w:szCs w:val="28"/>
+          <w:lang w:val="fr-SN"/>
+        </w:rPr>
+      </w:pPr>
+      <w:r>
+        <w:rPr>
+          <w:sz w:val="28"/>
+          <w:szCs w:val="28"/>
+          <w:lang w:val="fr-SN"/>
+        </w:rPr>
+        <w:t>- ne choisis qu’une seule catégorie ;</w:t>
+      </w:r>
+    </w:p>
+    <w:p>
+      <w:pPr>
+        <w:rPr>
+          <w:sz w:val="28"/>
+          <w:szCs w:val="28"/>
+          <w:lang w:val="fr-SN"/>
+        </w:rPr>
+      </w:pPr>
+      <w:r>
+        <w:rPr>
+          <w:sz w:val="28"/>
+          <w:szCs w:val="28"/>
+          <w:lang w:val="fr-SN"/>
+        </w:rPr>
+        <w:t>- n’ajoute aucune propriété supplémentaire ;</w:t>
+      </w:r>
+    </w:p>
+    <w:p>
+      <w:pPr>
+        <w:rPr>
+          <w:sz w:val="28"/>
+          <w:szCs w:val="28"/>
+          <w:lang w:val="fr-SN"/>
+        </w:rPr>
+      </w:pPr>
+      <w:r>
+        <w:rPr>
+          <w:sz w:val="28"/>
+          <w:szCs w:val="28"/>
+          <w:lang w:val="fr-SN"/>
+        </w:rPr>
+        <w:t>- n’ajoute aucun texte avant ou après le JSON ;</w:t>
+      </w:r>
+    </w:p>
+    <w:p>
+      <w:pPr>
+        <w:rPr>
+          <w:sz w:val="28"/>
+          <w:szCs w:val="28"/>
+          <w:lang w:val="fr-SN"/>
+        </w:rPr>
+      </w:pPr>
+      <w:r>
+        <w:rPr>
+          <w:sz w:val="28"/>
+          <w:szCs w:val="28"/>
+          <w:lang w:val="fr-SN"/>
+        </w:rPr>
+        <w:t>- si les informations sont insuffisantes, utilise la catégorie "autre".</w:t>
+      </w:r>
     </w:p>
     <w:p>
       <w:pPr>
@@ -9825,7 +10963,30 @@
           <w:szCs w:val="28"/>
           <w:lang w:val="fr-SN"/>
         </w:rPr>
-        <w:t xml:space="preserve">Réponse du LLM : </w:t>
+        <w:t>```</w:t>
+      </w:r>
+    </w:p>
+    <w:p>
+      <w:pPr>
+        <w:rPr>
+          <w:b/>
+          <w:bCs/>
+          <w:color w:val="4472C4" w:themeColor="accent1"/>
+          <w:sz w:val="28"/>
+          <w:szCs w:val="28"/>
+          <w:lang w:val="fr-SN"/>
+        </w:rPr>
+      </w:pPr>
+      <w:r>
+        <w:rPr>
+          <w:b/>
+          <w:bCs/>
+          <w:color w:val="4472C4" w:themeColor="accent1"/>
+          <w:sz w:val="28"/>
+          <w:szCs w:val="28"/>
+          <w:lang w:val="fr-SN"/>
+        </w:rPr>
+        <w:t>Réponse du LLM :</w:t>
       </w:r>
     </w:p>
     <w:p>
@@ -9867,201 +11028,48 @@
           <w:szCs w:val="28"/>
           <w:lang w:val="fr-SN"/>
         </w:rPr>
-        <w:t xml:space="preserve">  "json_valide</w:t>
-      </w:r>
-      <w:proofErr w:type="gramStart"/>
-      <w:r>
-        <w:rPr>
-          <w:b/>
-          <w:bCs/>
-          <w:sz w:val="28"/>
-          <w:szCs w:val="28"/>
-          <w:lang w:val="fr-SN"/>
-        </w:rPr>
-        <w:t>":</w:t>
-      </w:r>
-      <w:proofErr w:type="gramEnd"/>
-      <w:r>
-        <w:rPr>
-          <w:b/>
-          <w:bCs/>
-          <w:sz w:val="28"/>
-          <w:szCs w:val="28"/>
-          <w:lang w:val="fr-SN"/>
-        </w:rPr>
-        <w:t xml:space="preserve"> true,</w:t>
-      </w:r>
-    </w:p>
-    <w:p>
-      <w:pPr>
-        <w:rPr>
-          <w:b/>
-          <w:bCs/>
-          <w:sz w:val="28"/>
-          <w:szCs w:val="28"/>
-          <w:lang w:val="fr-SN"/>
-        </w:rPr>
-      </w:pPr>
-      <w:r>
-        <w:rPr>
-          <w:b/>
-          <w:bCs/>
-          <w:sz w:val="28"/>
-          <w:szCs w:val="28"/>
-          <w:lang w:val="fr-SN"/>
-        </w:rPr>
-        <w:t xml:space="preserve">  "structure_valide</w:t>
-      </w:r>
-      <w:proofErr w:type="gramStart"/>
-      <w:r>
-        <w:rPr>
-          <w:b/>
-          <w:bCs/>
-          <w:sz w:val="28"/>
-          <w:szCs w:val="28"/>
-          <w:lang w:val="fr-SN"/>
-        </w:rPr>
-        <w:t>":</w:t>
-      </w:r>
-      <w:proofErr w:type="gramEnd"/>
-      <w:r>
-        <w:rPr>
-          <w:b/>
-          <w:bCs/>
-          <w:sz w:val="28"/>
-          <w:szCs w:val="28"/>
-          <w:lang w:val="fr-SN"/>
-        </w:rPr>
-        <w:t xml:space="preserve"> true,</w:t>
-      </w:r>
-    </w:p>
-    <w:p>
-      <w:pPr>
-        <w:rPr>
-          <w:b/>
-          <w:bCs/>
-          <w:sz w:val="28"/>
-          <w:szCs w:val="28"/>
-          <w:lang w:val="fr-SN"/>
-        </w:rPr>
-      </w:pPr>
-      <w:r>
-        <w:rPr>
-          <w:b/>
-          <w:bCs/>
-          <w:sz w:val="28"/>
-          <w:szCs w:val="28"/>
-          <w:lang w:val="fr-SN"/>
-        </w:rPr>
-        <w:t xml:space="preserve">  "valeurs_valides</w:t>
-      </w:r>
-      <w:proofErr w:type="gramStart"/>
-      <w:r>
-        <w:rPr>
-          <w:b/>
-          <w:bCs/>
-          <w:sz w:val="28"/>
-          <w:szCs w:val="28"/>
-          <w:lang w:val="fr-SN"/>
-        </w:rPr>
-        <w:t>":</w:t>
-      </w:r>
-      <w:proofErr w:type="gramEnd"/>
-      <w:r>
-        <w:rPr>
-          <w:b/>
-          <w:bCs/>
-          <w:sz w:val="28"/>
-          <w:szCs w:val="28"/>
-          <w:lang w:val="fr-SN"/>
-        </w:rPr>
-        <w:t xml:space="preserve"> true,</w:t>
-      </w:r>
-    </w:p>
-    <w:p>
-      <w:pPr>
-        <w:rPr>
-          <w:b/>
-          <w:bCs/>
-          <w:sz w:val="28"/>
-          <w:szCs w:val="28"/>
-          <w:lang w:val="fr-SN"/>
-        </w:rPr>
-      </w:pPr>
-      <w:r>
-        <w:rPr>
-          <w:b/>
-          <w:bCs/>
-          <w:sz w:val="28"/>
-          <w:szCs w:val="28"/>
-          <w:lang w:val="fr-SN"/>
-        </w:rPr>
-        <w:t xml:space="preserve">  "contenu_coherent</w:t>
-      </w:r>
-      <w:proofErr w:type="gramStart"/>
-      <w:r>
-        <w:rPr>
-          <w:b/>
-          <w:bCs/>
-          <w:sz w:val="28"/>
-          <w:szCs w:val="28"/>
-          <w:lang w:val="fr-SN"/>
-        </w:rPr>
-        <w:t>":</w:t>
-      </w:r>
-      <w:proofErr w:type="gramEnd"/>
-      <w:r>
-        <w:rPr>
-          <w:b/>
-          <w:bCs/>
-          <w:sz w:val="28"/>
-          <w:szCs w:val="28"/>
-          <w:lang w:val="fr-SN"/>
-        </w:rPr>
-        <w:t xml:space="preserve"> true,</w:t>
-      </w:r>
-    </w:p>
-    <w:p>
-      <w:pPr>
-        <w:rPr>
-          <w:b/>
-          <w:bCs/>
-          <w:sz w:val="28"/>
-          <w:szCs w:val="28"/>
-          <w:lang w:val="fr-SN"/>
-        </w:rPr>
-      </w:pPr>
-      <w:r>
-        <w:rPr>
-          <w:b/>
-          <w:bCs/>
-          <w:sz w:val="28"/>
-          <w:szCs w:val="28"/>
-          <w:lang w:val="fr-SN"/>
-        </w:rPr>
-        <w:t xml:space="preserve">  "erreurs</w:t>
-      </w:r>
-      <w:proofErr w:type="gramStart"/>
-      <w:r>
-        <w:rPr>
-          <w:b/>
-          <w:bCs/>
-          <w:sz w:val="28"/>
-          <w:szCs w:val="28"/>
-          <w:lang w:val="fr-SN"/>
-        </w:rPr>
-        <w:t>":</w:t>
-      </w:r>
-      <w:proofErr w:type="gramEnd"/>
-      <w:r>
-        <w:rPr>
-          <w:b/>
-          <w:bCs/>
-          <w:sz w:val="28"/>
-          <w:szCs w:val="28"/>
-          <w:lang w:val="fr-SN"/>
-        </w:rPr>
-        <w:t xml:space="preserve"> []</w:t>
+        <w:t xml:space="preserve">  "</w:t>
+      </w:r>
+      <w:r>
+        <w:rPr>
+          <w:b/>
+          <w:bCs/>
+          <w:sz w:val="28"/>
+          <w:szCs w:val="28"/>
+          <w:lang w:val="fr-SN"/>
+        </w:rPr>
+        <w:t>catégorie</w:t>
+      </w:r>
+      <w:r>
+        <w:rPr>
+          <w:b/>
+          <w:bCs/>
+          <w:sz w:val="28"/>
+          <w:szCs w:val="28"/>
+          <w:lang w:val="fr-SN"/>
+        </w:rPr>
+        <w:t>": "réseau",</w:t>
+      </w:r>
+    </w:p>
+    <w:p>
+      <w:pPr>
+        <w:rPr>
+          <w:b/>
+          <w:bCs/>
+          <w:sz w:val="28"/>
+          <w:szCs w:val="28"/>
+          <w:lang w:val="fr-SN"/>
+        </w:rPr>
+      </w:pPr>
+      <w:r>
+        <w:rPr>
+          <w:b/>
+          <w:bCs/>
+          <w:sz w:val="28"/>
+          <w:szCs w:val="28"/>
+          <w:lang w:val="fr-SN"/>
+        </w:rPr>
+        <w:t xml:space="preserve">  "justification": "Le ticket signale une impossibilité de connexion au Wi-Fi de l'entreprise et un message d'erreur « réseau indisponible »."</w:t>
       </w:r>
     </w:p>
     <w:p>
@@ -10084,6 +11092,2168 @@
         </w:rPr>
         <w:t>}</w:t>
       </w:r>
+      <w:r>
+        <w:rPr>
+          <w:b/>
+          <w:bCs/>
+          <w:sz w:val="28"/>
+          <w:szCs w:val="28"/>
+          <w:lang w:val="fr-SN"/>
+        </w:rPr>
+        <w:t xml:space="preserve"> </w:t>
+      </w:r>
+    </w:p>
+    <w:p>
+      <w:pPr>
+        <w:rPr>
+          <w:b/>
+          <w:bCs/>
+          <w:color w:val="4472C4" w:themeColor="accent1"/>
+          <w:sz w:val="28"/>
+          <w:szCs w:val="28"/>
+          <w:lang w:val="fr-SN"/>
+        </w:rPr>
+      </w:pPr>
+      <w:r>
+        <w:rPr>
+          <w:b/>
+          <w:bCs/>
+          <w:color w:val="4472C4" w:themeColor="accent1"/>
+          <w:sz w:val="28"/>
+          <w:szCs w:val="28"/>
+          <w:lang w:val="fr-SN"/>
+        </w:rPr>
+        <w:t xml:space="preserve">Question 4 : </w:t>
+      </w:r>
+    </w:p>
+    <w:p>
+      <w:pPr>
+        <w:rPr>
+          <w:b/>
+          <w:bCs/>
+          <w:color w:val="4472C4" w:themeColor="accent1"/>
+          <w:sz w:val="28"/>
+          <w:szCs w:val="28"/>
+          <w:lang w:val="fr-SN"/>
+        </w:rPr>
+      </w:pPr>
+      <w:r>
+        <w:rPr>
+          <w:b/>
+          <w:bCs/>
+          <w:color w:val="4472C4" w:themeColor="accent1"/>
+          <w:sz w:val="28"/>
+          <w:szCs w:val="28"/>
+          <w:lang w:val="fr-SN"/>
+        </w:rPr>
+        <w:t xml:space="preserve">Prompt : </w:t>
+      </w:r>
+    </w:p>
+    <w:p>
+      <w:pPr>
+        <w:rPr>
+          <w:rFonts w:cstheme="minorHAnsi"/>
+          <w:color w:val="4472C4" w:themeColor="accent1"/>
+          <w:sz w:val="28"/>
+          <w:szCs w:val="28"/>
+          <w:lang w:val="fr-SN"/>
+        </w:rPr>
+      </w:pPr>
+      <w:r>
+        <w:rPr>
+          <w:rFonts w:cstheme="minorHAnsi"/>
+          <w:color w:val="4472C4" w:themeColor="accent1"/>
+          <w:sz w:val="28"/>
+          <w:szCs w:val="28"/>
+          <w:lang w:val="fr-SN"/>
+        </w:rPr>
+        <w:t>```</w:t>
+      </w:r>
+      <w:r>
+        <w:rPr>
+          <w:rFonts w:cstheme="minorHAnsi"/>
+          <w:sz w:val="28"/>
+          <w:szCs w:val="28"/>
+          <w:lang w:val="fr-SN"/>
+        </w:rPr>
+        <w:t>Rôle</w:t>
+      </w:r>
+      <w:r>
+        <w:rPr>
+          <w:rFonts w:cstheme="minorHAnsi"/>
+          <w:sz w:val="28"/>
+          <w:szCs w:val="28"/>
+          <w:lang w:val="fr-SN"/>
+        </w:rPr>
+        <w:t xml:space="preserve"> : </w:t>
+      </w:r>
+      <w:r>
+        <w:rPr>
+          <w:rFonts w:cstheme="minorHAnsi"/>
+          <w:sz w:val="28"/>
+          <w:szCs w:val="28"/>
+          <w:lang w:val="fr-SN"/>
+        </w:rPr>
+        <w:t>Tu es un système d’extraction de données comptables.</w:t>
+      </w:r>
+    </w:p>
+    <w:p>
+      <w:pPr>
+        <w:rPr>
+          <w:rFonts w:cstheme="minorHAnsi"/>
+          <w:sz w:val="28"/>
+          <w:szCs w:val="28"/>
+          <w:lang w:val="fr-SN"/>
+        </w:rPr>
+      </w:pPr>
+      <w:r>
+        <w:rPr>
+          <w:rFonts w:cstheme="minorHAnsi"/>
+          <w:sz w:val="28"/>
+          <w:szCs w:val="28"/>
+          <w:lang w:val="fr-SN"/>
+        </w:rPr>
+        <w:t xml:space="preserve">Tache : </w:t>
+      </w:r>
+      <w:r>
+        <w:rPr>
+          <w:rFonts w:cstheme="minorHAnsi"/>
+          <w:sz w:val="28"/>
+          <w:szCs w:val="28"/>
+          <w:lang w:val="fr-SN"/>
+        </w:rPr>
+        <w:t>Analyse la facture fournie et extrais uniquement les informations suivantes :</w:t>
+      </w:r>
+    </w:p>
+    <w:p>
+      <w:pPr>
+        <w:rPr>
+          <w:rFonts w:cstheme="minorHAnsi"/>
+          <w:sz w:val="28"/>
+          <w:szCs w:val="28"/>
+          <w:lang w:val="fr-SN"/>
+        </w:rPr>
+      </w:pPr>
+      <w:r>
+        <w:rPr>
+          <w:rFonts w:cstheme="minorHAnsi"/>
+          <w:sz w:val="28"/>
+          <w:szCs w:val="28"/>
+          <w:lang w:val="fr-SN"/>
+        </w:rPr>
+        <w:t>- "numero_facture"</w:t>
+      </w:r>
+    </w:p>
+    <w:p>
+      <w:pPr>
+        <w:rPr>
+          <w:rFonts w:cstheme="minorHAnsi"/>
+          <w:sz w:val="28"/>
+          <w:szCs w:val="28"/>
+          <w:lang w:val="fr-SN"/>
+        </w:rPr>
+      </w:pPr>
+      <w:r>
+        <w:rPr>
+          <w:rFonts w:cstheme="minorHAnsi"/>
+          <w:sz w:val="28"/>
+          <w:szCs w:val="28"/>
+          <w:lang w:val="fr-SN"/>
+        </w:rPr>
+        <w:t>- "date"</w:t>
+      </w:r>
+    </w:p>
+    <w:p>
+      <w:pPr>
+        <w:rPr>
+          <w:rFonts w:cstheme="minorHAnsi"/>
+          <w:sz w:val="28"/>
+          <w:szCs w:val="28"/>
+          <w:lang w:val="fr-SN"/>
+        </w:rPr>
+      </w:pPr>
+      <w:r>
+        <w:rPr>
+          <w:rFonts w:cstheme="minorHAnsi"/>
+          <w:sz w:val="28"/>
+          <w:szCs w:val="28"/>
+          <w:lang w:val="fr-SN"/>
+        </w:rPr>
+        <w:t>- "client"</w:t>
+      </w:r>
+    </w:p>
+    <w:p>
+      <w:pPr>
+        <w:rPr>
+          <w:rFonts w:cstheme="minorHAnsi"/>
+          <w:sz w:val="28"/>
+          <w:szCs w:val="28"/>
+          <w:lang w:val="fr-SN"/>
+        </w:rPr>
+      </w:pPr>
+      <w:r>
+        <w:rPr>
+          <w:rFonts w:cstheme="minorHAnsi"/>
+          <w:sz w:val="28"/>
+          <w:szCs w:val="28"/>
+          <w:lang w:val="fr-SN"/>
+        </w:rPr>
+        <w:t>- "montant_ht"</w:t>
+      </w:r>
+    </w:p>
+    <w:p>
+      <w:pPr>
+        <w:rPr>
+          <w:rFonts w:cstheme="minorHAnsi"/>
+          <w:sz w:val="28"/>
+          <w:szCs w:val="28"/>
+          <w:lang w:val="fr-SN"/>
+        </w:rPr>
+      </w:pPr>
+      <w:r>
+        <w:rPr>
+          <w:rFonts w:cstheme="minorHAnsi"/>
+          <w:sz w:val="28"/>
+          <w:szCs w:val="28"/>
+          <w:lang w:val="fr-SN"/>
+        </w:rPr>
+        <w:t>- "tva"</w:t>
+      </w:r>
+    </w:p>
+    <w:p>
+      <w:pPr>
+        <w:rPr>
+          <w:rFonts w:cstheme="minorHAnsi"/>
+          <w:sz w:val="28"/>
+          <w:szCs w:val="28"/>
+          <w:lang w:val="fr-SN"/>
+        </w:rPr>
+      </w:pPr>
+      <w:r>
+        <w:rPr>
+          <w:rFonts w:cstheme="minorHAnsi"/>
+          <w:sz w:val="28"/>
+          <w:szCs w:val="28"/>
+          <w:lang w:val="fr-SN"/>
+        </w:rPr>
+        <w:t>- "montant_ttc"</w:t>
+      </w:r>
+    </w:p>
+    <w:p>
+      <w:pPr>
+        <w:rPr>
+          <w:rFonts w:cstheme="minorHAnsi"/>
+          <w:sz w:val="28"/>
+          <w:szCs w:val="28"/>
+          <w:lang w:val="fr-SN"/>
+        </w:rPr>
+      </w:pPr>
+      <w:r>
+        <w:rPr>
+          <w:rFonts w:cstheme="minorHAnsi"/>
+          <w:sz w:val="28"/>
+          <w:szCs w:val="28"/>
+          <w:lang w:val="fr-SN"/>
+        </w:rPr>
+        <w:t xml:space="preserve">Format obligatoire de sortie : </w:t>
+      </w:r>
+    </w:p>
+    <w:p>
+      <w:pPr>
+        <w:rPr>
+          <w:rFonts w:cstheme="minorHAnsi"/>
+          <w:sz w:val="28"/>
+          <w:szCs w:val="28"/>
+          <w:lang w:val="fr-SN"/>
+        </w:rPr>
+      </w:pPr>
+      <w:r>
+        <w:rPr>
+          <w:rFonts w:cstheme="minorHAnsi"/>
+          <w:sz w:val="28"/>
+          <w:szCs w:val="28"/>
+          <w:lang w:val="fr-SN"/>
+        </w:rPr>
+        <w:t>Réponds uniquement avec un objet JSON valide contenant exactement ces six champs :</w:t>
+      </w:r>
+    </w:p>
+    <w:p>
+      <w:pPr>
+        <w:rPr>
+          <w:rFonts w:cstheme="minorHAnsi"/>
+          <w:sz w:val="28"/>
+          <w:szCs w:val="28"/>
+        </w:rPr>
+      </w:pPr>
+      <w:r>
+        <w:rPr>
+          <w:rFonts w:cstheme="minorHAnsi"/>
+          <w:sz w:val="28"/>
+          <w:szCs w:val="28"/>
+        </w:rPr>
+        <w:lastRenderedPageBreak/>
+        <w:t>{</w:t>
+      </w:r>
+    </w:p>
+    <w:p>
+      <w:pPr>
+        <w:rPr>
+          <w:rFonts w:cstheme="minorHAnsi"/>
+          <w:sz w:val="28"/>
+          <w:szCs w:val="28"/>
+        </w:rPr>
+      </w:pPr>
+      <w:r>
+        <w:rPr>
+          <w:rFonts w:cstheme="minorHAnsi"/>
+          <w:sz w:val="28"/>
+          <w:szCs w:val="28"/>
+        </w:rPr>
+        <w:t xml:space="preserve">  "numero_facture": null,</w:t>
+      </w:r>
+    </w:p>
+    <w:p>
+      <w:pPr>
+        <w:rPr>
+          <w:rFonts w:cstheme="minorHAnsi"/>
+          <w:sz w:val="28"/>
+          <w:szCs w:val="28"/>
+        </w:rPr>
+      </w:pPr>
+      <w:r>
+        <w:rPr>
+          <w:rFonts w:cstheme="minorHAnsi"/>
+          <w:sz w:val="28"/>
+          <w:szCs w:val="28"/>
+        </w:rPr>
+        <w:t xml:space="preserve">  "date": null,</w:t>
+      </w:r>
+    </w:p>
+    <w:p>
+      <w:pPr>
+        <w:rPr>
+          <w:rFonts w:cstheme="minorHAnsi"/>
+          <w:sz w:val="28"/>
+          <w:szCs w:val="28"/>
+          <w:lang w:val="fr-SN"/>
+        </w:rPr>
+      </w:pPr>
+      <w:r>
+        <w:rPr>
+          <w:rFonts w:cstheme="minorHAnsi"/>
+          <w:sz w:val="28"/>
+          <w:szCs w:val="28"/>
+        </w:rPr>
+        <w:t xml:space="preserve">  </w:t>
+      </w:r>
+      <w:r>
+        <w:rPr>
+          <w:rFonts w:cstheme="minorHAnsi"/>
+          <w:sz w:val="28"/>
+          <w:szCs w:val="28"/>
+          <w:lang w:val="fr-SN"/>
+        </w:rPr>
+        <w:t>"client": null,</w:t>
+      </w:r>
+    </w:p>
+    <w:p>
+      <w:pPr>
+        <w:rPr>
+          <w:rFonts w:cstheme="minorHAnsi"/>
+          <w:sz w:val="28"/>
+          <w:szCs w:val="28"/>
+          <w:lang w:val="fr-SN"/>
+        </w:rPr>
+      </w:pPr>
+      <w:r>
+        <w:rPr>
+          <w:rFonts w:cstheme="minorHAnsi"/>
+          <w:sz w:val="28"/>
+          <w:szCs w:val="28"/>
+          <w:lang w:val="fr-SN"/>
+        </w:rPr>
+        <w:t xml:space="preserve">  "montant_ht": null,</w:t>
+      </w:r>
+    </w:p>
+    <w:p>
+      <w:pPr>
+        <w:rPr>
+          <w:rFonts w:cstheme="minorHAnsi"/>
+          <w:sz w:val="28"/>
+          <w:szCs w:val="28"/>
+          <w:lang w:val="fr-SN"/>
+        </w:rPr>
+      </w:pPr>
+      <w:r>
+        <w:rPr>
+          <w:rFonts w:cstheme="minorHAnsi"/>
+          <w:sz w:val="28"/>
+          <w:szCs w:val="28"/>
+          <w:lang w:val="fr-SN"/>
+        </w:rPr>
+        <w:t xml:space="preserve">  "tva": null,</w:t>
+      </w:r>
+    </w:p>
+    <w:p>
+      <w:pPr>
+        <w:rPr>
+          <w:rFonts w:cstheme="minorHAnsi"/>
+          <w:sz w:val="28"/>
+          <w:szCs w:val="28"/>
+          <w:lang w:val="fr-SN"/>
+        </w:rPr>
+      </w:pPr>
+      <w:r>
+        <w:rPr>
+          <w:rFonts w:cstheme="minorHAnsi"/>
+          <w:sz w:val="28"/>
+          <w:szCs w:val="28"/>
+          <w:lang w:val="fr-SN"/>
+        </w:rPr>
+        <w:t xml:space="preserve">  "montant_ttc": null</w:t>
+      </w:r>
+    </w:p>
+    <w:p>
+      <w:pPr>
+        <w:rPr>
+          <w:rFonts w:cstheme="minorHAnsi"/>
+          <w:sz w:val="28"/>
+          <w:szCs w:val="28"/>
+          <w:lang w:val="fr-SN"/>
+        </w:rPr>
+      </w:pPr>
+      <w:r>
+        <w:rPr>
+          <w:rFonts w:cstheme="minorHAnsi"/>
+          <w:sz w:val="28"/>
+          <w:szCs w:val="28"/>
+          <w:lang w:val="fr-SN"/>
+        </w:rPr>
+        <w:t>}</w:t>
+      </w:r>
+    </w:p>
+    <w:p>
+      <w:pPr>
+        <w:rPr>
+          <w:rFonts w:cstheme="minorHAnsi"/>
+          <w:sz w:val="28"/>
+          <w:szCs w:val="28"/>
+          <w:lang w:val="fr-SN"/>
+        </w:rPr>
+      </w:pPr>
+      <w:r>
+        <w:rPr>
+          <w:rFonts w:cstheme="minorHAnsi"/>
+          <w:sz w:val="28"/>
+          <w:szCs w:val="28"/>
+          <w:lang w:val="fr-SN"/>
+        </w:rPr>
+        <w:t>Règles d’extraction :</w:t>
+      </w:r>
+    </w:p>
+    <w:p>
+      <w:pPr>
+        <w:rPr>
+          <w:rFonts w:cstheme="minorHAnsi"/>
+          <w:sz w:val="28"/>
+          <w:szCs w:val="28"/>
+          <w:lang w:val="fr-SN"/>
+        </w:rPr>
+      </w:pPr>
+      <w:r>
+        <w:rPr>
+          <w:rFonts w:cstheme="minorHAnsi"/>
+          <w:sz w:val="28"/>
+          <w:szCs w:val="28"/>
+          <w:lang w:val="fr-SN"/>
+        </w:rPr>
+        <w:t>1. "numero_facture" :</w:t>
+      </w:r>
+    </w:p>
+    <w:p>
+      <w:pPr>
+        <w:rPr>
+          <w:rFonts w:cstheme="minorHAnsi"/>
+          <w:sz w:val="28"/>
+          <w:szCs w:val="28"/>
+          <w:lang w:val="fr-SN"/>
+        </w:rPr>
+      </w:pPr>
+      <w:r>
+        <w:rPr>
+          <w:rFonts w:cstheme="minorHAnsi"/>
+          <w:sz w:val="28"/>
+          <w:szCs w:val="28"/>
+          <w:lang w:val="fr-SN"/>
+        </w:rPr>
+        <w:t xml:space="preserve">   - chaîne de caractères ;</w:t>
+      </w:r>
+    </w:p>
+    <w:p>
+      <w:pPr>
+        <w:rPr>
+          <w:rFonts w:cstheme="minorHAnsi"/>
+          <w:sz w:val="28"/>
+          <w:szCs w:val="28"/>
+          <w:lang w:val="fr-SN"/>
+        </w:rPr>
+      </w:pPr>
+      <w:r>
+        <w:rPr>
+          <w:rFonts w:cstheme="minorHAnsi"/>
+          <w:sz w:val="28"/>
+          <w:szCs w:val="28"/>
+          <w:lang w:val="fr-SN"/>
+        </w:rPr>
+        <w:t xml:space="preserve">   - extrais le numéro exactement comme il apparaît sur la facture.</w:t>
+      </w:r>
+    </w:p>
+    <w:p>
+      <w:pPr>
+        <w:rPr>
+          <w:rFonts w:cstheme="minorHAnsi"/>
+          <w:sz w:val="28"/>
+          <w:szCs w:val="28"/>
+          <w:lang w:val="fr-SN"/>
+        </w:rPr>
+      </w:pPr>
+      <w:r>
+        <w:rPr>
+          <w:rFonts w:cstheme="minorHAnsi"/>
+          <w:sz w:val="28"/>
+          <w:szCs w:val="28"/>
+          <w:lang w:val="fr-SN"/>
+        </w:rPr>
+        <w:t>2. "date" :</w:t>
+      </w:r>
+    </w:p>
+    <w:p>
+      <w:pPr>
+        <w:rPr>
+          <w:rFonts w:cstheme="minorHAnsi"/>
+          <w:sz w:val="28"/>
+          <w:szCs w:val="28"/>
+          <w:lang w:val="fr-SN"/>
+        </w:rPr>
+      </w:pPr>
+      <w:r>
+        <w:rPr>
+          <w:rFonts w:cstheme="minorHAnsi"/>
+          <w:sz w:val="28"/>
+          <w:szCs w:val="28"/>
+          <w:lang w:val="fr-SN"/>
+        </w:rPr>
+        <w:t xml:space="preserve">   - chaîne de caractères ;</w:t>
+      </w:r>
+    </w:p>
+    <w:p>
+      <w:pPr>
+        <w:rPr>
+          <w:rFonts w:cstheme="minorHAnsi"/>
+          <w:sz w:val="28"/>
+          <w:szCs w:val="28"/>
+          <w:lang w:val="fr-SN"/>
+        </w:rPr>
+      </w:pPr>
+      <w:r>
+        <w:rPr>
+          <w:rFonts w:cstheme="minorHAnsi"/>
+          <w:sz w:val="28"/>
+          <w:szCs w:val="28"/>
+          <w:lang w:val="fr-SN"/>
+        </w:rPr>
+        <w:t xml:space="preserve">   - conserve la date indiquée sur la facture ;</w:t>
+      </w:r>
+    </w:p>
+    <w:p>
+      <w:pPr>
+        <w:rPr>
+          <w:rFonts w:cstheme="minorHAnsi"/>
+          <w:sz w:val="28"/>
+          <w:szCs w:val="28"/>
+          <w:lang w:val="fr-SN"/>
+        </w:rPr>
+      </w:pPr>
+      <w:r>
+        <w:rPr>
+          <w:rFonts w:cstheme="minorHAnsi"/>
+          <w:sz w:val="28"/>
+          <w:szCs w:val="28"/>
+          <w:lang w:val="fr-SN"/>
+        </w:rPr>
+        <w:t xml:space="preserve">   - si la date est absente, retourne null.</w:t>
+      </w:r>
+    </w:p>
+    <w:p>
+      <w:pPr>
+        <w:rPr>
+          <w:rFonts w:cstheme="minorHAnsi"/>
+          <w:sz w:val="28"/>
+          <w:szCs w:val="28"/>
+          <w:lang w:val="fr-SN"/>
+        </w:rPr>
+      </w:pPr>
+      <w:r>
+        <w:rPr>
+          <w:rFonts w:cstheme="minorHAnsi"/>
+          <w:sz w:val="28"/>
+          <w:szCs w:val="28"/>
+          <w:lang w:val="fr-SN"/>
+        </w:rPr>
+        <w:t>3. "client" :</w:t>
+      </w:r>
+    </w:p>
+    <w:p>
+      <w:pPr>
+        <w:rPr>
+          <w:rFonts w:cstheme="minorHAnsi"/>
+          <w:sz w:val="28"/>
+          <w:szCs w:val="28"/>
+          <w:lang w:val="fr-SN"/>
+        </w:rPr>
+      </w:pPr>
+      <w:r>
+        <w:rPr>
+          <w:rFonts w:cstheme="minorHAnsi"/>
+          <w:sz w:val="28"/>
+          <w:szCs w:val="28"/>
+          <w:lang w:val="fr-SN"/>
+        </w:rPr>
+        <w:t xml:space="preserve">   - chaîne de caractères ;</w:t>
+      </w:r>
+    </w:p>
+    <w:p>
+      <w:pPr>
+        <w:rPr>
+          <w:rFonts w:cstheme="minorHAnsi"/>
+          <w:sz w:val="28"/>
+          <w:szCs w:val="28"/>
+          <w:lang w:val="fr-SN"/>
+        </w:rPr>
+      </w:pPr>
+      <w:r>
+        <w:rPr>
+          <w:rFonts w:cstheme="minorHAnsi"/>
+          <w:sz w:val="28"/>
+          <w:szCs w:val="28"/>
+          <w:lang w:val="fr-SN"/>
+        </w:rPr>
+        <w:t xml:space="preserve">   - indique le nom du client ou de l’entreprise facturée ;</w:t>
+      </w:r>
+    </w:p>
+    <w:p>
+      <w:pPr>
+        <w:rPr>
+          <w:rFonts w:cstheme="minorHAnsi"/>
+          <w:sz w:val="28"/>
+          <w:szCs w:val="28"/>
+          <w:lang w:val="fr-SN"/>
+        </w:rPr>
+      </w:pPr>
+      <w:r>
+        <w:rPr>
+          <w:rFonts w:cstheme="minorHAnsi"/>
+          <w:sz w:val="28"/>
+          <w:szCs w:val="28"/>
+          <w:lang w:val="fr-SN"/>
+        </w:rPr>
+        <w:t xml:space="preserve">   - si le client est absent ou impossible à identifier, retourne null.</w:t>
+      </w:r>
+    </w:p>
+    <w:p>
+      <w:pPr>
+        <w:rPr>
+          <w:rFonts w:cstheme="minorHAnsi"/>
+          <w:sz w:val="28"/>
+          <w:szCs w:val="28"/>
+          <w:lang w:val="fr-SN"/>
+        </w:rPr>
+      </w:pPr>
+      <w:r>
+        <w:rPr>
+          <w:rFonts w:cstheme="minorHAnsi"/>
+          <w:sz w:val="28"/>
+          <w:szCs w:val="28"/>
+          <w:lang w:val="fr-SN"/>
+        </w:rPr>
+        <w:t>4. "montant_ht" :</w:t>
+      </w:r>
+    </w:p>
+    <w:p>
+      <w:pPr>
+        <w:rPr>
+          <w:rFonts w:cstheme="minorHAnsi"/>
+          <w:sz w:val="28"/>
+          <w:szCs w:val="28"/>
+          <w:lang w:val="fr-SN"/>
+        </w:rPr>
+      </w:pPr>
+      <w:r>
+        <w:rPr>
+          <w:rFonts w:cstheme="minorHAnsi"/>
+          <w:sz w:val="28"/>
+          <w:szCs w:val="28"/>
+          <w:lang w:val="fr-SN"/>
+        </w:rPr>
+        <w:t xml:space="preserve">   - nombre représentant le montant hors taxes ;</w:t>
+      </w:r>
+    </w:p>
+    <w:p>
+      <w:pPr>
+        <w:rPr>
+          <w:rFonts w:cstheme="minorHAnsi"/>
+          <w:sz w:val="28"/>
+          <w:szCs w:val="28"/>
+          <w:lang w:val="fr-SN"/>
+        </w:rPr>
+      </w:pPr>
+      <w:r>
+        <w:rPr>
+          <w:rFonts w:cstheme="minorHAnsi"/>
+          <w:sz w:val="28"/>
+          <w:szCs w:val="28"/>
+          <w:lang w:val="fr-SN"/>
+        </w:rPr>
+        <w:t xml:space="preserve">   - n’inclus pas le symbole monétaire ;</w:t>
+      </w:r>
+    </w:p>
+    <w:p>
+      <w:pPr>
+        <w:rPr>
+          <w:rFonts w:cstheme="minorHAnsi"/>
+          <w:sz w:val="28"/>
+          <w:szCs w:val="28"/>
+          <w:lang w:val="fr-SN"/>
+        </w:rPr>
+      </w:pPr>
+      <w:r>
+        <w:rPr>
+          <w:rFonts w:cstheme="minorHAnsi"/>
+          <w:sz w:val="28"/>
+          <w:szCs w:val="28"/>
+          <w:lang w:val="fr-SN"/>
+        </w:rPr>
+        <w:t xml:space="preserve">   - si le montant HT est absent, retourne null.</w:t>
+      </w:r>
+    </w:p>
+    <w:p>
+      <w:pPr>
+        <w:rPr>
+          <w:rFonts w:cstheme="minorHAnsi"/>
+          <w:sz w:val="28"/>
+          <w:szCs w:val="28"/>
+          <w:lang w:val="fr-SN"/>
+        </w:rPr>
+      </w:pPr>
+      <w:r>
+        <w:rPr>
+          <w:rFonts w:cstheme="minorHAnsi"/>
+          <w:sz w:val="28"/>
+          <w:szCs w:val="28"/>
+          <w:lang w:val="fr-SN"/>
+        </w:rPr>
+        <w:t>5. "tva" :</w:t>
+      </w:r>
+    </w:p>
+    <w:p>
+      <w:pPr>
+        <w:rPr>
+          <w:rFonts w:cstheme="minorHAnsi"/>
+          <w:sz w:val="28"/>
+          <w:szCs w:val="28"/>
+          <w:lang w:val="fr-SN"/>
+        </w:rPr>
+      </w:pPr>
+      <w:r>
+        <w:rPr>
+          <w:rFonts w:cstheme="minorHAnsi"/>
+          <w:sz w:val="28"/>
+          <w:szCs w:val="28"/>
+          <w:lang w:val="fr-SN"/>
+        </w:rPr>
+        <w:t xml:space="preserve">   </w:t>
+      </w:r>
+      <w:r>
+        <w:rPr>
+          <w:rFonts w:cstheme="minorHAnsi"/>
+          <w:sz w:val="28"/>
+          <w:szCs w:val="28"/>
+          <w:lang w:val="fr-SN"/>
+        </w:rPr>
+        <w:t>- nombre représentant le montant de la TVA ;</w:t>
+      </w:r>
+    </w:p>
+    <w:p>
+      <w:pPr>
+        <w:rPr>
+          <w:rFonts w:cstheme="minorHAnsi"/>
+          <w:sz w:val="28"/>
+          <w:szCs w:val="28"/>
+          <w:lang w:val="fr-SN"/>
+        </w:rPr>
+      </w:pPr>
+      <w:r>
+        <w:rPr>
+          <w:rFonts w:cstheme="minorHAnsi"/>
+          <w:sz w:val="28"/>
+          <w:szCs w:val="28"/>
+          <w:lang w:val="fr-SN"/>
+        </w:rPr>
+        <w:lastRenderedPageBreak/>
+        <w:t xml:space="preserve">   - n’inclus pas le symbole monétaire ;</w:t>
+      </w:r>
+    </w:p>
+    <w:p>
+      <w:pPr>
+        <w:rPr>
+          <w:rFonts w:cstheme="minorHAnsi"/>
+          <w:sz w:val="28"/>
+          <w:szCs w:val="28"/>
+          <w:lang w:val="fr-SN"/>
+        </w:rPr>
+      </w:pPr>
+      <w:r>
+        <w:rPr>
+          <w:rFonts w:cstheme="minorHAnsi"/>
+          <w:sz w:val="28"/>
+          <w:szCs w:val="28"/>
+          <w:lang w:val="fr-SN"/>
+        </w:rPr>
+        <w:t xml:space="preserve">   - si la facture indique uniquement un taux de TVA sans montant, retourne null ;</w:t>
+      </w:r>
+    </w:p>
+    <w:p>
+      <w:pPr>
+        <w:rPr>
+          <w:rFonts w:cstheme="minorHAnsi"/>
+          <w:sz w:val="28"/>
+          <w:szCs w:val="28"/>
+          <w:lang w:val="fr-SN"/>
+        </w:rPr>
+      </w:pPr>
+      <w:r>
+        <w:rPr>
+          <w:rFonts w:cstheme="minorHAnsi"/>
+          <w:sz w:val="28"/>
+          <w:szCs w:val="28"/>
+          <w:lang w:val="fr-SN"/>
+        </w:rPr>
+        <w:t xml:space="preserve">   - ne déduis pas le montant si celui-ci n’est pas indiqué.</w:t>
+      </w:r>
+    </w:p>
+    <w:p>
+      <w:pPr>
+        <w:rPr>
+          <w:rFonts w:cstheme="minorHAnsi"/>
+          <w:sz w:val="28"/>
+          <w:szCs w:val="28"/>
+          <w:lang w:val="fr-SN"/>
+        </w:rPr>
+      </w:pPr>
+      <w:r>
+        <w:rPr>
+          <w:rFonts w:cstheme="minorHAnsi"/>
+          <w:sz w:val="28"/>
+          <w:szCs w:val="28"/>
+          <w:lang w:val="fr-SN"/>
+        </w:rPr>
+        <w:t>6. "montant_ttc" :</w:t>
+      </w:r>
+    </w:p>
+    <w:p>
+      <w:pPr>
+        <w:rPr>
+          <w:rFonts w:cstheme="minorHAnsi"/>
+          <w:sz w:val="28"/>
+          <w:szCs w:val="28"/>
+          <w:lang w:val="fr-SN"/>
+        </w:rPr>
+      </w:pPr>
+      <w:r>
+        <w:rPr>
+          <w:rFonts w:cstheme="minorHAnsi"/>
+          <w:sz w:val="28"/>
+          <w:szCs w:val="28"/>
+          <w:lang w:val="fr-SN"/>
+        </w:rPr>
+        <w:t xml:space="preserve">   - nombre représentant le montant toutes taxes comprises ;</w:t>
+      </w:r>
+    </w:p>
+    <w:p>
+      <w:pPr>
+        <w:rPr>
+          <w:rFonts w:cstheme="minorHAnsi"/>
+          <w:sz w:val="28"/>
+          <w:szCs w:val="28"/>
+          <w:lang w:val="fr-SN"/>
+        </w:rPr>
+      </w:pPr>
+      <w:r>
+        <w:rPr>
+          <w:rFonts w:cstheme="minorHAnsi"/>
+          <w:sz w:val="28"/>
+          <w:szCs w:val="28"/>
+          <w:lang w:val="fr-SN"/>
+        </w:rPr>
+        <w:t xml:space="preserve">   - n’inclus pas le symbole monétaire ;</w:t>
+      </w:r>
+    </w:p>
+    <w:p>
+      <w:pPr>
+        <w:rPr>
+          <w:rFonts w:cstheme="minorHAnsi"/>
+          <w:sz w:val="28"/>
+          <w:szCs w:val="28"/>
+          <w:lang w:val="fr-SN"/>
+        </w:rPr>
+      </w:pPr>
+      <w:r>
+        <w:rPr>
+          <w:rFonts w:cstheme="minorHAnsi"/>
+          <w:sz w:val="28"/>
+          <w:szCs w:val="28"/>
+          <w:lang w:val="fr-SN"/>
+        </w:rPr>
+        <w:t xml:space="preserve">   - si le montant TTC est absent, retourne null.</w:t>
+      </w:r>
+    </w:p>
+    <w:p>
+      <w:pPr>
+        <w:rPr>
+          <w:rFonts w:cstheme="minorHAnsi"/>
+          <w:sz w:val="28"/>
+          <w:szCs w:val="28"/>
+          <w:lang w:val="fr-SN"/>
+        </w:rPr>
+      </w:pPr>
+      <w:r>
+        <w:rPr>
+          <w:rFonts w:cstheme="minorHAnsi"/>
+          <w:sz w:val="28"/>
+          <w:szCs w:val="28"/>
+          <w:lang w:val="fr-SN"/>
+        </w:rPr>
+        <w:t>Contraintes obligatoires :</w:t>
+      </w:r>
+    </w:p>
+    <w:p>
+      <w:pPr>
+        <w:rPr>
+          <w:rFonts w:cstheme="minorHAnsi"/>
+          <w:sz w:val="28"/>
+          <w:szCs w:val="28"/>
+          <w:lang w:val="fr-SN"/>
+        </w:rPr>
+      </w:pPr>
+      <w:r>
+        <w:rPr>
+          <w:rFonts w:cstheme="minorHAnsi"/>
+          <w:sz w:val="28"/>
+          <w:szCs w:val="28"/>
+          <w:lang w:val="fr-SN"/>
+        </w:rPr>
+        <w:t>- Utilise uniquement les informations présentes sur la facture.</w:t>
+      </w:r>
+    </w:p>
+    <w:p>
+      <w:pPr>
+        <w:rPr>
+          <w:rFonts w:cstheme="minorHAnsi"/>
+          <w:sz w:val="28"/>
+          <w:szCs w:val="28"/>
+          <w:lang w:val="fr-SN"/>
+        </w:rPr>
+      </w:pPr>
+      <w:r>
+        <w:rPr>
+          <w:rFonts w:cstheme="minorHAnsi"/>
+          <w:sz w:val="28"/>
+          <w:szCs w:val="28"/>
+          <w:lang w:val="fr-SN"/>
+        </w:rPr>
+        <w:t>- N’invente aucune information.</w:t>
+      </w:r>
+    </w:p>
+    <w:p>
+      <w:pPr>
+        <w:rPr>
+          <w:rFonts w:cstheme="minorHAnsi"/>
+          <w:sz w:val="28"/>
+          <w:szCs w:val="28"/>
+          <w:lang w:val="fr-SN"/>
+        </w:rPr>
+      </w:pPr>
+      <w:r>
+        <w:rPr>
+          <w:rFonts w:cstheme="minorHAnsi"/>
+          <w:sz w:val="28"/>
+          <w:szCs w:val="28"/>
+          <w:lang w:val="fr-SN"/>
+        </w:rPr>
+        <w:t>- N’effectue aucun calcul pour compléter une information absente.</w:t>
+      </w:r>
+    </w:p>
+    <w:p>
+      <w:pPr>
+        <w:rPr>
+          <w:rFonts w:cstheme="minorHAnsi"/>
+          <w:sz w:val="28"/>
+          <w:szCs w:val="28"/>
+          <w:lang w:val="fr-SN"/>
+        </w:rPr>
+      </w:pPr>
+      <w:r>
+        <w:rPr>
+          <w:rFonts w:cstheme="minorHAnsi"/>
+          <w:sz w:val="28"/>
+          <w:szCs w:val="28"/>
+          <w:lang w:val="fr-SN"/>
+        </w:rPr>
+        <w:t>- Si une information est absente, illisible ou ambiguë, utilise null.</w:t>
+      </w:r>
+    </w:p>
+    <w:p>
+      <w:pPr>
+        <w:rPr>
+          <w:rFonts w:cstheme="minorHAnsi"/>
+          <w:sz w:val="28"/>
+          <w:szCs w:val="28"/>
+          <w:lang w:val="fr-SN"/>
+        </w:rPr>
+      </w:pPr>
+      <w:r>
+        <w:rPr>
+          <w:rFonts w:cstheme="minorHAnsi"/>
+          <w:sz w:val="28"/>
+          <w:szCs w:val="28"/>
+          <w:lang w:val="fr-SN"/>
+        </w:rPr>
+        <w:t>- Ne renomme aucun champ.</w:t>
+      </w:r>
+    </w:p>
+    <w:p>
+      <w:pPr>
+        <w:rPr>
+          <w:rFonts w:cstheme="minorHAnsi"/>
+          <w:sz w:val="28"/>
+          <w:szCs w:val="28"/>
+          <w:lang w:val="fr-SN"/>
+        </w:rPr>
+      </w:pPr>
+      <w:r>
+        <w:rPr>
+          <w:rFonts w:cstheme="minorHAnsi"/>
+          <w:sz w:val="28"/>
+          <w:szCs w:val="28"/>
+          <w:lang w:val="fr-SN"/>
+        </w:rPr>
+        <w:t>- N’ajoute aucun champ supplémentaire.</w:t>
+      </w:r>
+    </w:p>
+    <w:p>
+      <w:pPr>
+        <w:rPr>
+          <w:b/>
+          <w:bCs/>
+          <w:color w:val="4472C4" w:themeColor="accent1"/>
+          <w:sz w:val="28"/>
+          <w:szCs w:val="28"/>
+          <w:lang w:val="fr-SN"/>
+        </w:rPr>
+      </w:pPr>
+      <w:r>
+        <w:rPr>
+          <w:b/>
+          <w:bCs/>
+          <w:color w:val="4472C4" w:themeColor="accent1"/>
+          <w:sz w:val="28"/>
+          <w:szCs w:val="28"/>
+          <w:lang w:val="fr-SN"/>
+        </w:rPr>
+        <w:t>```</w:t>
+      </w:r>
+    </w:p>
+    <w:p>
+      <w:pPr>
+        <w:rPr>
+          <w:b/>
+          <w:bCs/>
+          <w:color w:val="4472C4" w:themeColor="accent1"/>
+          <w:sz w:val="28"/>
+          <w:szCs w:val="28"/>
+          <w:lang w:val="fr-SN"/>
+        </w:rPr>
+      </w:pPr>
+      <w:r>
+        <w:rPr>
+          <w:b/>
+          <w:bCs/>
+          <w:color w:val="4472C4" w:themeColor="accent1"/>
+          <w:sz w:val="28"/>
+          <w:szCs w:val="28"/>
+          <w:lang w:val="fr-SN"/>
+        </w:rPr>
+        <w:t xml:space="preserve">Exemple de facture : </w:t>
+      </w:r>
+    </w:p>
+    <w:p>
+      <w:pPr>
+        <w:rPr>
+          <w:b/>
+          <w:bCs/>
+          <w:color w:val="4472C4" w:themeColor="accent1"/>
+          <w:sz w:val="28"/>
+          <w:szCs w:val="28"/>
+          <w:lang w:val="fr-SN"/>
+        </w:rPr>
+      </w:pPr>
+      <w:r>
+        <w:rPr>
+          <w:b/>
+          <w:bCs/>
+          <w:color w:val="4472C4" w:themeColor="accent1"/>
+          <w:sz w:val="28"/>
+          <w:szCs w:val="28"/>
+          <w:lang w:val="fr-SN"/>
+        </w:rPr>
+        <w:t>FACTURE N° FAC-2026-045</w:t>
+      </w:r>
+    </w:p>
+    <w:p>
+      <w:pPr>
+        <w:rPr>
+          <w:b/>
+          <w:bCs/>
+          <w:color w:val="4472C4" w:themeColor="accent1"/>
+          <w:sz w:val="28"/>
+          <w:szCs w:val="28"/>
+          <w:lang w:val="fr-SN"/>
+        </w:rPr>
+      </w:pPr>
+      <w:r>
+        <w:rPr>
+          <w:b/>
+          <w:bCs/>
+          <w:color w:val="4472C4" w:themeColor="accent1"/>
+          <w:sz w:val="28"/>
+          <w:szCs w:val="28"/>
+          <w:lang w:val="fr-SN"/>
+        </w:rPr>
+        <w:t>Date : 12/09/2026</w:t>
+      </w:r>
+    </w:p>
+    <w:p>
+      <w:pPr>
+        <w:rPr>
+          <w:b/>
+          <w:bCs/>
+          <w:color w:val="4472C4" w:themeColor="accent1"/>
+          <w:sz w:val="28"/>
+          <w:szCs w:val="28"/>
+          <w:lang w:val="fr-SN"/>
+        </w:rPr>
+      </w:pPr>
+      <w:r>
+        <w:rPr>
+          <w:b/>
+          <w:bCs/>
+          <w:color w:val="4472C4" w:themeColor="accent1"/>
+          <w:sz w:val="28"/>
+          <w:szCs w:val="28"/>
+          <w:lang w:val="fr-SN"/>
+        </w:rPr>
+        <w:t>Client :</w:t>
+      </w:r>
+    </w:p>
+    <w:p>
+      <w:pPr>
+        <w:rPr>
+          <w:b/>
+          <w:bCs/>
+          <w:color w:val="4472C4" w:themeColor="accent1"/>
+          <w:sz w:val="28"/>
+          <w:szCs w:val="28"/>
+          <w:lang w:val="fr-SN"/>
+        </w:rPr>
+      </w:pPr>
+      <w:r>
+        <w:rPr>
+          <w:b/>
+          <w:bCs/>
+          <w:color w:val="4472C4" w:themeColor="accent1"/>
+          <w:sz w:val="28"/>
+          <w:szCs w:val="28"/>
+          <w:lang w:val="fr-SN"/>
+        </w:rPr>
+        <w:t>Entreprise Alpha</w:t>
+      </w:r>
+    </w:p>
+    <w:p>
+      <w:pPr>
+        <w:rPr>
+          <w:b/>
+          <w:bCs/>
+          <w:color w:val="4472C4" w:themeColor="accent1"/>
+          <w:sz w:val="28"/>
+          <w:szCs w:val="28"/>
+          <w:lang w:val="fr-SN"/>
+        </w:rPr>
+      </w:pPr>
+      <w:r>
+        <w:rPr>
+          <w:b/>
+          <w:bCs/>
+          <w:color w:val="4472C4" w:themeColor="accent1"/>
+          <w:sz w:val="28"/>
+          <w:szCs w:val="28"/>
+          <w:lang w:val="fr-SN"/>
+        </w:rPr>
+        <w:t>10 rue des Lilas</w:t>
+      </w:r>
+    </w:p>
+    <w:p>
+      <w:pPr>
+        <w:rPr>
+          <w:b/>
+          <w:bCs/>
+          <w:color w:val="4472C4" w:themeColor="accent1"/>
+          <w:sz w:val="28"/>
+          <w:szCs w:val="28"/>
+          <w:lang w:val="fr-SN"/>
+        </w:rPr>
+      </w:pPr>
+      <w:r>
+        <w:rPr>
+          <w:b/>
+          <w:bCs/>
+          <w:color w:val="4472C4" w:themeColor="accent1"/>
+          <w:sz w:val="28"/>
+          <w:szCs w:val="28"/>
+          <w:lang w:val="fr-SN"/>
+        </w:rPr>
+        <w:t>75000 Paris</w:t>
+      </w:r>
+    </w:p>
+    <w:p>
+      <w:pPr>
+        <w:rPr>
+          <w:b/>
+          <w:bCs/>
+          <w:color w:val="4472C4" w:themeColor="accent1"/>
+          <w:sz w:val="28"/>
+          <w:szCs w:val="28"/>
+        </w:rPr>
+      </w:pPr>
+      <w:r>
+        <w:rPr>
+          <w:b/>
+          <w:bCs/>
+          <w:color w:val="4472C4" w:themeColor="accent1"/>
+          <w:sz w:val="28"/>
+          <w:szCs w:val="28"/>
+        </w:rPr>
+        <w:t>Total hors taxes : 1 000,00 €</w:t>
+      </w:r>
+    </w:p>
+    <w:p>
+      <w:pPr>
+        <w:rPr>
+          <w:b/>
+          <w:bCs/>
+          <w:color w:val="4472C4" w:themeColor="accent1"/>
+          <w:sz w:val="28"/>
+          <w:szCs w:val="28"/>
+        </w:rPr>
+      </w:pPr>
+      <w:r>
+        <w:rPr>
+          <w:b/>
+          <w:bCs/>
+          <w:color w:val="4472C4" w:themeColor="accent1"/>
+          <w:sz w:val="28"/>
+          <w:szCs w:val="28"/>
+        </w:rPr>
+        <w:t>TVA : 200,00 €</w:t>
+      </w:r>
+    </w:p>
+    <w:p>
+      <w:pPr>
+        <w:rPr>
+          <w:b/>
+          <w:bCs/>
+          <w:color w:val="4472C4" w:themeColor="accent1"/>
+          <w:sz w:val="28"/>
+          <w:szCs w:val="28"/>
+        </w:rPr>
+      </w:pPr>
+      <w:r>
+        <w:rPr>
+          <w:b/>
+          <w:bCs/>
+          <w:color w:val="4472C4" w:themeColor="accent1"/>
+          <w:sz w:val="28"/>
+          <w:szCs w:val="28"/>
+        </w:rPr>
+        <w:t>Total TTC : 1 200,00 €</w:t>
+      </w:r>
+    </w:p>
+    <w:p>
+      <w:pPr>
+        <w:rPr>
+          <w:b/>
+          <w:bCs/>
+          <w:color w:val="4472C4" w:themeColor="accent1"/>
+          <w:sz w:val="28"/>
+          <w:szCs w:val="28"/>
+        </w:rPr>
+      </w:pPr>
+    </w:p>
+    <w:p>
+      <w:pPr>
+        <w:rPr>
+          <w:b/>
+          <w:bCs/>
+          <w:color w:val="4472C4" w:themeColor="accent1"/>
+          <w:sz w:val="28"/>
+          <w:szCs w:val="28"/>
+        </w:rPr>
+      </w:pPr>
+      <w:r>
+        <w:rPr>
+          <w:b/>
+          <w:bCs/>
+          <w:color w:val="4472C4" w:themeColor="accent1"/>
+          <w:sz w:val="28"/>
+          <w:szCs w:val="28"/>
+        </w:rPr>
+        <w:lastRenderedPageBreak/>
+        <w:t xml:space="preserve">Reponse du LLM : </w:t>
+      </w:r>
+    </w:p>
+    <w:p>
+      <w:pPr>
+        <w:rPr>
+          <w:b/>
+          <w:bCs/>
+          <w:sz w:val="28"/>
+          <w:szCs w:val="28"/>
+          <w:lang w:val="fr-SN"/>
+        </w:rPr>
+      </w:pPr>
+      <w:r>
+        <w:rPr>
+          <w:b/>
+          <w:bCs/>
+          <w:sz w:val="28"/>
+          <w:szCs w:val="28"/>
+          <w:lang w:val="fr-SN"/>
+        </w:rPr>
+        <w:t>{</w:t>
+      </w:r>
+    </w:p>
+    <w:p>
+      <w:pPr>
+        <w:rPr>
+          <w:b/>
+          <w:bCs/>
+          <w:sz w:val="28"/>
+          <w:szCs w:val="28"/>
+          <w:lang w:val="fr-SN"/>
+        </w:rPr>
+      </w:pPr>
+      <w:r>
+        <w:rPr>
+          <w:b/>
+          <w:bCs/>
+          <w:sz w:val="28"/>
+          <w:szCs w:val="28"/>
+          <w:lang w:val="fr-SN"/>
+        </w:rPr>
+        <w:t xml:space="preserve">  "numero_facture": "FAC-2026-045",</w:t>
+      </w:r>
+    </w:p>
+    <w:p>
+      <w:pPr>
+        <w:rPr>
+          <w:b/>
+          <w:bCs/>
+          <w:sz w:val="28"/>
+          <w:szCs w:val="28"/>
+          <w:lang w:val="fr-SN"/>
+        </w:rPr>
+      </w:pPr>
+      <w:r>
+        <w:rPr>
+          <w:b/>
+          <w:bCs/>
+          <w:sz w:val="28"/>
+          <w:szCs w:val="28"/>
+          <w:lang w:val="fr-SN"/>
+        </w:rPr>
+        <w:t xml:space="preserve">  "date": "12/09/2026",</w:t>
+      </w:r>
+    </w:p>
+    <w:p>
+      <w:pPr>
+        <w:rPr>
+          <w:b/>
+          <w:bCs/>
+          <w:sz w:val="28"/>
+          <w:szCs w:val="28"/>
+          <w:lang w:val="fr-SN"/>
+        </w:rPr>
+      </w:pPr>
+      <w:r>
+        <w:rPr>
+          <w:b/>
+          <w:bCs/>
+          <w:sz w:val="28"/>
+          <w:szCs w:val="28"/>
+          <w:lang w:val="fr-SN"/>
+        </w:rPr>
+        <w:t xml:space="preserve">  "client": "Entreprise Alpha",</w:t>
+      </w:r>
+    </w:p>
+    <w:p>
+      <w:pPr>
+        <w:rPr>
+          <w:b/>
+          <w:bCs/>
+          <w:sz w:val="28"/>
+          <w:szCs w:val="28"/>
+          <w:lang w:val="fr-SN"/>
+        </w:rPr>
+      </w:pPr>
+      <w:r>
+        <w:rPr>
+          <w:b/>
+          <w:bCs/>
+          <w:sz w:val="28"/>
+          <w:szCs w:val="28"/>
+          <w:lang w:val="fr-SN"/>
+        </w:rPr>
+        <w:t xml:space="preserve">  "montant_ht": 1000.00,</w:t>
+      </w:r>
+    </w:p>
+    <w:p>
+      <w:pPr>
+        <w:rPr>
+          <w:b/>
+          <w:bCs/>
+          <w:sz w:val="28"/>
+          <w:szCs w:val="28"/>
+          <w:lang w:val="fr-SN"/>
+        </w:rPr>
+      </w:pPr>
+      <w:r>
+        <w:rPr>
+          <w:b/>
+          <w:bCs/>
+          <w:sz w:val="28"/>
+          <w:szCs w:val="28"/>
+          <w:lang w:val="fr-SN"/>
+        </w:rPr>
+        <w:t xml:space="preserve">  "tva": 200.00,</w:t>
+      </w:r>
+    </w:p>
+    <w:p>
+      <w:pPr>
+        <w:rPr>
+          <w:b/>
+          <w:bCs/>
+          <w:sz w:val="28"/>
+          <w:szCs w:val="28"/>
+          <w:lang w:val="fr-SN"/>
+        </w:rPr>
+      </w:pPr>
+      <w:r>
+        <w:rPr>
+          <w:b/>
+          <w:bCs/>
+          <w:sz w:val="28"/>
+          <w:szCs w:val="28"/>
+          <w:lang w:val="fr-SN"/>
+        </w:rPr>
+        <w:t xml:space="preserve">  "montant_ttc": 1200.00</w:t>
+      </w:r>
+    </w:p>
+    <w:p>
+      <w:pPr>
+        <w:rPr>
+          <w:b/>
+          <w:bCs/>
+          <w:sz w:val="28"/>
+          <w:szCs w:val="28"/>
+        </w:rPr>
+      </w:pPr>
+      <w:r>
+        <w:rPr>
+          <w:b/>
+          <w:bCs/>
+          <w:sz w:val="28"/>
+          <w:szCs w:val="28"/>
+        </w:rPr>
+        <w:t>}</w:t>
+      </w:r>
+    </w:p>
+    <w:p>
+      <w:pPr>
+        <w:rPr>
+          <w:b/>
+          <w:bCs/>
+          <w:color w:val="4472C4" w:themeColor="accent1"/>
+          <w:sz w:val="28"/>
+          <w:szCs w:val="28"/>
+        </w:rPr>
+      </w:pPr>
+      <w:r>
+        <w:rPr>
+          <w:b/>
+          <w:bCs/>
+          <w:color w:val="4472C4" w:themeColor="accent1"/>
+          <w:sz w:val="28"/>
+          <w:szCs w:val="28"/>
+        </w:rPr>
+        <w:t>Question 5 :</w:t>
+      </w:r>
+    </w:p>
+    <w:p>
+      <w:pPr>
+        <w:rPr>
+          <w:b/>
+          <w:bCs/>
+          <w:color w:val="4472C4" w:themeColor="accent1"/>
+          <w:sz w:val="28"/>
+          <w:szCs w:val="28"/>
+        </w:rPr>
+      </w:pPr>
+      <w:r>
+        <w:rPr>
+          <w:b/>
+          <w:bCs/>
+          <w:color w:val="4472C4" w:themeColor="accent1"/>
+          <w:sz w:val="28"/>
+          <w:szCs w:val="28"/>
+        </w:rPr>
+        <w:t xml:space="preserve">Prompt : </w:t>
+      </w:r>
+    </w:p>
+    <w:p>
+      <w:pPr>
+        <w:rPr>
+          <w:lang w:val="fr-SN"/>
+        </w:rPr>
+      </w:pPr>
+      <w:r>
+        <w:rPr>
+          <w:b/>
+          <w:bCs/>
+          <w:color w:val="4472C4" w:themeColor="accent1"/>
+          <w:sz w:val="28"/>
+          <w:szCs w:val="28"/>
+          <w:lang w:val="fr-SN"/>
+        </w:rPr>
+        <w:t>```</w:t>
+      </w:r>
+      <w:r>
+        <w:rPr>
+          <w:lang w:val="fr-SN"/>
+        </w:rPr>
+        <w:t xml:space="preserve"> </w:t>
+      </w:r>
+      <w:r>
+        <w:rPr>
+          <w:sz w:val="28"/>
+          <w:szCs w:val="28"/>
+          <w:lang w:val="fr-SN"/>
+        </w:rPr>
+        <w:t>Rôle</w:t>
+      </w:r>
+      <w:r>
+        <w:rPr>
+          <w:sz w:val="28"/>
+          <w:szCs w:val="28"/>
+          <w:lang w:val="fr-SN"/>
+        </w:rPr>
+        <w:t> :</w:t>
+      </w:r>
+      <w:r>
+        <w:rPr>
+          <w:sz w:val="28"/>
+          <w:szCs w:val="28"/>
+          <w:lang w:val="fr-SN"/>
+        </w:rPr>
+        <w:t>Tu es un chargé de communication client.</w:t>
+      </w:r>
+    </w:p>
+    <w:p>
+      <w:pPr>
+        <w:rPr>
+          <w:sz w:val="28"/>
+          <w:szCs w:val="28"/>
+          <w:lang w:val="fr-SN"/>
+        </w:rPr>
+      </w:pPr>
+      <w:r>
+        <w:rPr>
+          <w:sz w:val="28"/>
+          <w:szCs w:val="28"/>
+          <w:lang w:val="fr-SN"/>
+        </w:rPr>
+        <w:t xml:space="preserve">    </w:t>
+      </w:r>
+      <w:r>
+        <w:rPr>
+          <w:sz w:val="28"/>
+          <w:szCs w:val="28"/>
+          <w:lang w:val="fr-SN"/>
+        </w:rPr>
+        <w:t xml:space="preserve">Tache : </w:t>
+      </w:r>
+      <w:r>
+        <w:rPr>
+          <w:sz w:val="28"/>
+          <w:szCs w:val="28"/>
+          <w:lang w:val="fr-SN"/>
+        </w:rPr>
+        <w:t>Rédige un email destiné à un client dont la livraison a pris du retard.</w:t>
+      </w:r>
+    </w:p>
+    <w:p>
+      <w:pPr>
+        <w:rPr>
+          <w:sz w:val="28"/>
+          <w:szCs w:val="28"/>
+          <w:lang w:val="fr-SN"/>
+        </w:rPr>
+      </w:pPr>
+      <w:r>
+        <w:rPr>
+          <w:sz w:val="28"/>
+          <w:szCs w:val="28"/>
+          <w:lang w:val="fr-SN"/>
+        </w:rPr>
+        <w:t xml:space="preserve">    </w:t>
+      </w:r>
+      <w:r>
+        <w:rPr>
+          <w:sz w:val="28"/>
+          <w:szCs w:val="28"/>
+          <w:lang w:val="fr-SN"/>
+        </w:rPr>
+        <w:t>Informations disponibles :</w:t>
+      </w:r>
+    </w:p>
+    <w:p>
+      <w:pPr>
+        <w:rPr>
+          <w:sz w:val="28"/>
+          <w:szCs w:val="28"/>
+          <w:lang w:val="fr-SN"/>
+        </w:rPr>
+      </w:pPr>
+      <w:r>
+        <w:rPr>
+          <w:sz w:val="28"/>
+          <w:szCs w:val="28"/>
+          <w:lang w:val="fr-SN"/>
+        </w:rPr>
+        <w:t>- Nom du client : [Nom du client]</w:t>
+      </w:r>
+    </w:p>
+    <w:p>
+      <w:pPr>
+        <w:rPr>
+          <w:sz w:val="28"/>
+          <w:szCs w:val="28"/>
+          <w:lang w:val="fr-SN"/>
+        </w:rPr>
+      </w:pPr>
+      <w:r>
+        <w:rPr>
+          <w:sz w:val="28"/>
+          <w:szCs w:val="28"/>
+          <w:lang w:val="fr-SN"/>
+        </w:rPr>
+        <w:t>- Numéro de commande : [Numéro de commande]</w:t>
+      </w:r>
+    </w:p>
+    <w:p>
+      <w:pPr>
+        <w:rPr>
+          <w:sz w:val="28"/>
+          <w:szCs w:val="28"/>
+          <w:lang w:val="fr-SN"/>
+        </w:rPr>
+      </w:pPr>
+      <w:r>
+        <w:rPr>
+          <w:sz w:val="28"/>
+          <w:szCs w:val="28"/>
+          <w:lang w:val="fr-SN"/>
+        </w:rPr>
+        <w:t>- Date de livraison prévue : [Date prévue]</w:t>
+      </w:r>
+    </w:p>
+    <w:p>
+      <w:pPr>
+        <w:rPr>
+          <w:sz w:val="28"/>
+          <w:szCs w:val="28"/>
+          <w:lang w:val="fr-SN"/>
+        </w:rPr>
+      </w:pPr>
+      <w:r>
+        <w:rPr>
+          <w:sz w:val="28"/>
+          <w:szCs w:val="28"/>
+          <w:lang w:val="fr-SN"/>
+        </w:rPr>
+        <w:t>- Nouvelle date estimée, si connue : [Nouvelle date]</w:t>
+      </w:r>
+    </w:p>
+    <w:p>
+      <w:pPr>
+        <w:rPr>
+          <w:sz w:val="28"/>
+          <w:szCs w:val="28"/>
+          <w:lang w:val="fr-SN"/>
+        </w:rPr>
+      </w:pPr>
+      <w:r>
+        <w:rPr>
+          <w:sz w:val="28"/>
+          <w:szCs w:val="28"/>
+          <w:lang w:val="fr-SN"/>
+        </w:rPr>
+        <w:t>- Situation connue : [Décrire uniquement les faits connus]</w:t>
+      </w:r>
+    </w:p>
+    <w:p>
+      <w:pPr>
+        <w:rPr>
+          <w:sz w:val="28"/>
+          <w:szCs w:val="28"/>
+          <w:lang w:val="fr-SN"/>
+        </w:rPr>
+      </w:pPr>
+      <w:r>
+        <w:rPr>
+          <w:sz w:val="28"/>
+          <w:szCs w:val="28"/>
+          <w:lang w:val="fr-SN"/>
+        </w:rPr>
+        <w:t>- Solution possible : [Solution ou geste commercial autorisé]</w:t>
+      </w:r>
+    </w:p>
+    <w:p>
+      <w:pPr>
+        <w:rPr>
+          <w:sz w:val="28"/>
+          <w:szCs w:val="28"/>
+          <w:lang w:val="fr-SN"/>
+        </w:rPr>
+      </w:pPr>
+      <w:r>
+        <w:rPr>
+          <w:sz w:val="28"/>
+          <w:szCs w:val="28"/>
+          <w:lang w:val="fr-SN"/>
+        </w:rPr>
+        <w:t>Objectifs obligatoires :</w:t>
+      </w:r>
+    </w:p>
+    <w:p>
+      <w:pPr>
+        <w:rPr>
+          <w:sz w:val="28"/>
+          <w:szCs w:val="28"/>
+          <w:lang w:val="fr-SN"/>
+        </w:rPr>
+      </w:pPr>
+      <w:r>
+        <w:rPr>
+          <w:sz w:val="28"/>
+          <w:szCs w:val="28"/>
+          <w:lang w:val="fr-SN"/>
+        </w:rPr>
+        <w:t>1. Reconnaître clairement le retard de livraison.</w:t>
+      </w:r>
+    </w:p>
+    <w:p>
+      <w:pPr>
+        <w:rPr>
+          <w:sz w:val="28"/>
+          <w:szCs w:val="28"/>
+          <w:lang w:val="fr-SN"/>
+        </w:rPr>
+      </w:pPr>
+      <w:r>
+        <w:rPr>
+          <w:sz w:val="28"/>
+          <w:szCs w:val="28"/>
+          <w:lang w:val="fr-SN"/>
+        </w:rPr>
+        <w:t>2. Présenter des excuses sincères au client.</w:t>
+      </w:r>
+    </w:p>
+    <w:p>
+      <w:pPr>
+        <w:rPr>
+          <w:sz w:val="28"/>
+          <w:szCs w:val="28"/>
+          <w:lang w:val="fr-SN"/>
+        </w:rPr>
+      </w:pPr>
+      <w:r>
+        <w:rPr>
+          <w:sz w:val="28"/>
+          <w:szCs w:val="28"/>
+          <w:lang w:val="fr-SN"/>
+        </w:rPr>
+        <w:t>3. Expliquer brièvement la situation uniquement à partir des informations fournies.</w:t>
+      </w:r>
+    </w:p>
+    <w:p>
+      <w:pPr>
+        <w:rPr>
+          <w:sz w:val="28"/>
+          <w:szCs w:val="28"/>
+          <w:lang w:val="fr-SN"/>
+        </w:rPr>
+      </w:pPr>
+      <w:r>
+        <w:rPr>
+          <w:sz w:val="28"/>
+          <w:szCs w:val="28"/>
+          <w:lang w:val="fr-SN"/>
+        </w:rPr>
+        <w:t>4. Ne pas inventer la cause du retard.</w:t>
+      </w:r>
+    </w:p>
+    <w:p>
+      <w:pPr>
+        <w:rPr>
+          <w:sz w:val="28"/>
+          <w:szCs w:val="28"/>
+          <w:lang w:val="fr-SN"/>
+        </w:rPr>
+      </w:pPr>
+      <w:r>
+        <w:rPr>
+          <w:sz w:val="28"/>
+          <w:szCs w:val="28"/>
+          <w:lang w:val="fr-SN"/>
+        </w:rPr>
+        <w:t>5. Proposer une solution concrète ou indiquer la prochaine étape.</w:t>
+      </w:r>
+    </w:p>
+    <w:p>
+      <w:pPr>
+        <w:rPr>
+          <w:sz w:val="28"/>
+          <w:szCs w:val="28"/>
+          <w:lang w:val="fr-SN"/>
+        </w:rPr>
+      </w:pPr>
+      <w:r>
+        <w:rPr>
+          <w:sz w:val="28"/>
+          <w:szCs w:val="28"/>
+          <w:lang w:val="fr-SN"/>
+        </w:rPr>
+        <w:lastRenderedPageBreak/>
+        <w:t>6. Rassurer le client avec un ton honnête et professionnel.</w:t>
+      </w:r>
+    </w:p>
+    <w:p>
+      <w:pPr>
+        <w:rPr>
+          <w:sz w:val="28"/>
+          <w:szCs w:val="28"/>
+          <w:lang w:val="fr-SN"/>
+        </w:rPr>
+      </w:pPr>
+      <w:r>
+        <w:rPr>
+          <w:sz w:val="28"/>
+          <w:szCs w:val="28"/>
+          <w:lang w:val="fr-SN"/>
+        </w:rPr>
+        <w:t>Ton :</w:t>
+      </w:r>
+    </w:p>
+    <w:p>
+      <w:pPr>
+        <w:rPr>
+          <w:sz w:val="28"/>
+          <w:szCs w:val="28"/>
+          <w:lang w:val="fr-SN"/>
+        </w:rPr>
+      </w:pPr>
+      <w:r>
+        <w:rPr>
+          <w:sz w:val="28"/>
+          <w:szCs w:val="28"/>
+          <w:lang w:val="fr-SN"/>
+        </w:rPr>
+        <w:t>- professionnel ;</w:t>
+      </w:r>
+    </w:p>
+    <w:p>
+      <w:pPr>
+        <w:rPr>
+          <w:sz w:val="28"/>
+          <w:szCs w:val="28"/>
+          <w:lang w:val="fr-SN"/>
+        </w:rPr>
+      </w:pPr>
+      <w:r>
+        <w:rPr>
+          <w:sz w:val="28"/>
+          <w:szCs w:val="28"/>
+          <w:lang w:val="fr-SN"/>
+        </w:rPr>
+        <w:t>- courtois ;</w:t>
+      </w:r>
+    </w:p>
+    <w:p>
+      <w:pPr>
+        <w:rPr>
+          <w:sz w:val="28"/>
+          <w:szCs w:val="28"/>
+          <w:lang w:val="fr-SN"/>
+        </w:rPr>
+      </w:pPr>
+      <w:r>
+        <w:rPr>
+          <w:sz w:val="28"/>
+          <w:szCs w:val="28"/>
+          <w:lang w:val="fr-SN"/>
+        </w:rPr>
+        <w:t>- rassurant ;</w:t>
+      </w:r>
+    </w:p>
+    <w:p>
+      <w:pPr>
+        <w:rPr>
+          <w:sz w:val="28"/>
+          <w:szCs w:val="28"/>
+          <w:lang w:val="fr-SN"/>
+        </w:rPr>
+      </w:pPr>
+      <w:r>
+        <w:rPr>
+          <w:sz w:val="28"/>
+          <w:szCs w:val="28"/>
+          <w:lang w:val="fr-SN"/>
+        </w:rPr>
+        <w:t>Contraintes :</w:t>
+      </w:r>
+    </w:p>
+    <w:p>
+      <w:pPr>
+        <w:rPr>
+          <w:sz w:val="28"/>
+          <w:szCs w:val="28"/>
+          <w:lang w:val="fr-SN"/>
+        </w:rPr>
+      </w:pPr>
+      <w:r>
+        <w:rPr>
+          <w:sz w:val="28"/>
+          <w:szCs w:val="28"/>
+          <w:lang w:val="fr-SN"/>
+        </w:rPr>
+        <w:t>- Maximum 150 mots.</w:t>
+      </w:r>
+    </w:p>
+    <w:p>
+      <w:pPr>
+        <w:rPr>
+          <w:sz w:val="28"/>
+          <w:szCs w:val="28"/>
+          <w:lang w:val="fr-SN"/>
+        </w:rPr>
+      </w:pPr>
+      <w:r>
+        <w:rPr>
+          <w:sz w:val="28"/>
+          <w:szCs w:val="28"/>
+          <w:lang w:val="fr-SN"/>
+        </w:rPr>
+        <w:t>- Ne promets aucune date ou compensation qui n’est pas indiquée dans les informations disponibles.</w:t>
+      </w:r>
+    </w:p>
+    <w:p>
+      <w:pPr>
+        <w:rPr>
+          <w:sz w:val="28"/>
+          <w:szCs w:val="28"/>
+          <w:lang w:val="fr-SN"/>
+        </w:rPr>
+      </w:pPr>
+      <w:r>
+        <w:rPr>
+          <w:sz w:val="28"/>
+          <w:szCs w:val="28"/>
+          <w:lang w:val="fr-SN"/>
+        </w:rPr>
+        <w:t>- N’invente aucun détail.</w:t>
+      </w:r>
+    </w:p>
+    <w:p>
+      <w:pPr>
+        <w:rPr>
+          <w:sz w:val="28"/>
+          <w:szCs w:val="28"/>
+          <w:lang w:val="fr-SN"/>
+        </w:rPr>
+      </w:pPr>
+      <w:r>
+        <w:rPr>
+          <w:sz w:val="28"/>
+          <w:szCs w:val="28"/>
+          <w:lang w:val="fr-SN"/>
+        </w:rPr>
+        <w:t>- Si la cause du retard n’est pas connue, écris :</w:t>
+      </w:r>
+    </w:p>
+    <w:p>
+      <w:pPr>
+        <w:rPr>
+          <w:sz w:val="28"/>
+          <w:szCs w:val="28"/>
+          <w:lang w:val="fr-SN"/>
+        </w:rPr>
+      </w:pPr>
+      <w:r>
+        <w:rPr>
+          <w:sz w:val="28"/>
+          <w:szCs w:val="28"/>
+          <w:lang w:val="fr-SN"/>
+        </w:rPr>
+        <w:t xml:space="preserve">  « La cause précise du retard n’est pas encore confirmée. »</w:t>
+      </w:r>
+    </w:p>
+    <w:p>
+      <w:pPr>
+        <w:rPr>
+          <w:sz w:val="28"/>
+          <w:szCs w:val="28"/>
+          <w:lang w:val="fr-SN"/>
+        </w:rPr>
+      </w:pPr>
+      <w:r>
+        <w:rPr>
+          <w:sz w:val="28"/>
+          <w:szCs w:val="28"/>
+          <w:lang w:val="fr-SN"/>
+        </w:rPr>
+        <w:t>- Si aucune nouvelle date n’est connue, écris :</w:t>
+      </w:r>
+    </w:p>
+    <w:p>
+      <w:pPr>
+        <w:rPr>
+          <w:sz w:val="28"/>
+          <w:szCs w:val="28"/>
+          <w:lang w:val="fr-SN"/>
+        </w:rPr>
+      </w:pPr>
+      <w:r>
+        <w:rPr>
+          <w:sz w:val="28"/>
+          <w:szCs w:val="28"/>
+          <w:lang w:val="fr-SN"/>
+        </w:rPr>
+        <w:t xml:space="preserve">  « Nous vous communiquerons une nouvelle date dès qu’elle sera confirmée. »</w:t>
+      </w:r>
+    </w:p>
+    <w:p>
+      <w:pPr>
+        <w:rPr>
+          <w:sz w:val="28"/>
+          <w:szCs w:val="28"/>
+          <w:lang w:val="fr-SN"/>
+        </w:rPr>
+      </w:pPr>
+      <w:r>
+        <w:rPr>
+          <w:sz w:val="28"/>
+          <w:szCs w:val="28"/>
+          <w:lang w:val="fr-SN"/>
+        </w:rPr>
+        <w:t>- Inclure un objet d’email.</w:t>
+      </w:r>
+    </w:p>
+    <w:p>
+      <w:pPr>
+        <w:rPr>
+          <w:sz w:val="28"/>
+          <w:szCs w:val="28"/>
+          <w:lang w:val="fr-SN"/>
+        </w:rPr>
+      </w:pPr>
+      <w:r>
+        <w:rPr>
+          <w:sz w:val="28"/>
+          <w:szCs w:val="28"/>
+          <w:lang w:val="fr-SN"/>
+        </w:rPr>
+        <w:t>- Terminer par une formule de politesse.</w:t>
+      </w:r>
+    </w:p>
+    <w:p>
+      <w:pPr>
+        <w:rPr>
+          <w:sz w:val="28"/>
+          <w:szCs w:val="28"/>
+          <w:lang w:val="fr-SN"/>
+        </w:rPr>
+      </w:pPr>
+      <w:r>
+        <w:rPr>
+          <w:sz w:val="28"/>
+          <w:szCs w:val="28"/>
+          <w:lang w:val="fr-SN"/>
+        </w:rPr>
+        <w:t>- Retourner uniquement l’objet et le contenu de l’email.</w:t>
+      </w:r>
+    </w:p>
+    <w:p>
+      <w:pPr>
+        <w:rPr>
+          <w:b/>
+          <w:bCs/>
+          <w:color w:val="4472C4" w:themeColor="accent1"/>
+          <w:sz w:val="28"/>
+          <w:szCs w:val="28"/>
+          <w:lang w:val="fr-SN"/>
+        </w:rPr>
+      </w:pPr>
+      <w:r>
+        <w:rPr>
+          <w:b/>
+          <w:bCs/>
+          <w:color w:val="4472C4" w:themeColor="accent1"/>
+          <w:sz w:val="28"/>
+          <w:szCs w:val="28"/>
+          <w:lang w:val="fr-SN"/>
+        </w:rPr>
+        <w:t>```</w:t>
+      </w:r>
+    </w:p>
+    <w:p>
+      <w:pPr>
+        <w:rPr>
+          <w:b/>
+          <w:bCs/>
+          <w:sz w:val="28"/>
+          <w:szCs w:val="28"/>
+          <w:lang w:val="fr-SN"/>
+        </w:rPr>
+      </w:pPr>
     </w:p>
     <w:sectPr>
       <w:pgSz w:w="11906" w:h="16838"/>
@@ -10948,6 +14118,7 @@
   <w:style w:type="character" w:default="1" w:styleId="Policepardfaut">
     <w:name w:val="Default Paragraph Font"/>
     <w:uiPriority w:val="1"/>
+    <w:semiHidden/>
     <w:unhideWhenUsed/>
   </w:style>
   <w:style w:type="table" w:default="1" w:styleId="TableauNormal">
@@ -11570,4 +14741,16 @@
     </a:ext>
   </a:extLst>
 </a:theme>
+</file>
+
+<file path=customXml/item1.xml><?xml version="1.0" encoding="utf-8"?>
+<b:Sources xmlns:b="http://schemas.openxmlformats.org/officeDocument/2006/bibliography" xmlns="http://schemas.openxmlformats.org/officeDocument/2006/bibliography" SelectedStyle="\APASixthEditionOfficeOnline.xsl" StyleName="APA" Version="6"/>
+</file>
+
+<file path=customXml/itemProps1.xml><?xml version="1.0" encoding="utf-8"?>
+<ds:datastoreItem xmlns:ds="http://schemas.openxmlformats.org/officeDocument/2006/customXml" ds:itemID="{BEC3B7C7-F73F-4DFB-8030-10FD8B14F678}">
+  <ds:schemaRefs>
+    <ds:schemaRef ds:uri="http://schemas.openxmlformats.org/officeDocument/2006/bibliography"/>
+  </ds:schemaRefs>
+</ds:datastoreItem>
 </file>
--- a/ai-business_assistant/ficher_assistant.docx
+++ b/ai-business_assistant/ficher_assistant.docx
@@ -307,52 +307,26 @@
           <w:u w:val="single"/>
           <w:lang w:val="fr-SN"/>
         </w:rPr>
-        <w:t xml:space="preserve">Technique </w:t>
-      </w:r>
-      <w:proofErr w:type="spellStart"/>
-      <w:r>
-        <w:rPr>
-          <w:b/>
-          <w:bCs/>
-          <w:color w:val="4472C4" w:themeColor="accent1"/>
+        <w:t>Technique zero-shot :</w:t>
+      </w:r>
+    </w:p>
+    <w:p>
+      <w:pPr>
+        <w:rPr>
+          <w:color w:val="000000" w:themeColor="text1"/>
+          <w:sz w:val="28"/>
+          <w:szCs w:val="28"/>
+          <w:lang w:val="fr-SN"/>
+        </w:rPr>
+      </w:pPr>
+      <w:r>
+        <w:rPr>
+          <w:color w:val="000000" w:themeColor="text1"/>
           <w:sz w:val="28"/>
           <w:szCs w:val="28"/>
           <w:u w:val="single"/>
           <w:lang w:val="fr-SN"/>
         </w:rPr>
-        <w:t>zero</w:t>
-      </w:r>
-      <w:proofErr w:type="spellEnd"/>
-      <w:r>
-        <w:rPr>
-          <w:b/>
-          <w:bCs/>
-          <w:color w:val="4472C4" w:themeColor="accent1"/>
-          <w:sz w:val="28"/>
-          <w:szCs w:val="28"/>
-          <w:u w:val="single"/>
-          <w:lang w:val="fr-SN"/>
-        </w:rPr>
-        <w:t>-shot :</w:t>
-      </w:r>
-    </w:p>
-    <w:p>
-      <w:pPr>
-        <w:rPr>
-          <w:color w:val="000000" w:themeColor="text1"/>
-          <w:sz w:val="28"/>
-          <w:szCs w:val="28"/>
-          <w:lang w:val="fr-SN"/>
-        </w:rPr>
-      </w:pPr>
-      <w:r>
-        <w:rPr>
-          <w:color w:val="000000" w:themeColor="text1"/>
-          <w:sz w:val="28"/>
-          <w:szCs w:val="28"/>
-          <w:u w:val="single"/>
-          <w:lang w:val="fr-SN"/>
-        </w:rPr>
         <w:t>Prompt </w:t>
       </w:r>
       <w:r>
@@ -389,23 +363,7 @@
           <w:color w:val="000000" w:themeColor="text1"/>
           <w:lang w:val="fr-SN"/>
         </w:rPr>
-        <w:t xml:space="preserve">dans une seule classe positif, </w:t>
-      </w:r>
-      <w:proofErr w:type="spellStart"/>
-      <w:r>
-        <w:rPr>
-          <w:color w:val="000000" w:themeColor="text1"/>
-          <w:lang w:val="fr-SN"/>
-        </w:rPr>
-        <w:t>negatif</w:t>
-      </w:r>
-      <w:proofErr w:type="spellEnd"/>
-      <w:r>
-        <w:rPr>
-          <w:color w:val="000000" w:themeColor="text1"/>
-          <w:lang w:val="fr-SN"/>
-        </w:rPr>
-        <w:t xml:space="preserve"> ou neutre :</w:t>
+        <w:t>dans une seule classe positif, negatif ou neutre :</w:t>
       </w:r>
       <w:r>
         <w:rPr>
@@ -850,12 +808,21 @@
           <w:lang w:val="fr-SN"/>
         </w:rPr>
       </w:pPr>
-      <w:r>
-        <w:rPr>
-          <w:color w:val="000000" w:themeColor="text1"/>
-          <w:lang w:val="fr-SN"/>
-        </w:rPr>
-        <w:t>positif, négatif ou neutre.</w:t>
+      <w:proofErr w:type="gramStart"/>
+      <w:r>
+        <w:rPr>
+          <w:color w:val="000000" w:themeColor="text1"/>
+          <w:lang w:val="fr-SN"/>
+        </w:rPr>
+        <w:t>positif</w:t>
+      </w:r>
+      <w:proofErr w:type="gramEnd"/>
+      <w:r>
+        <w:rPr>
+          <w:color w:val="000000" w:themeColor="text1"/>
+          <w:lang w:val="fr-SN"/>
+        </w:rPr>
+        <w:t>, négatif ou neutre.</w:t>
       </w:r>
     </w:p>
     <w:p>
@@ -1874,6 +1841,7 @@
                 <w:lang w:val="fr-SN"/>
               </w:rPr>
             </w:pPr>
+            <w:proofErr w:type="gramStart"/>
             <w:r>
               <w:rPr>
                 <w:b/>
@@ -1887,6 +1855,7 @@
               </w:rPr>
               <w:t>négatif</w:t>
             </w:r>
+            <w:proofErr w:type="gramEnd"/>
           </w:p>
         </w:tc>
         <w:tc>
@@ -2106,6 +2075,7 @@
                 <w:lang w:val="fr-SN"/>
               </w:rPr>
             </w:pPr>
+            <w:proofErr w:type="gramStart"/>
             <w:r>
               <w:rPr>
                 <w:b/>
@@ -2119,6 +2089,7 @@
               </w:rPr>
               <w:t>négatif</w:t>
             </w:r>
+            <w:proofErr w:type="gramEnd"/>
           </w:p>
         </w:tc>
         <w:tc>
@@ -2338,6 +2309,7 @@
                 <w:lang w:val="fr-SN"/>
               </w:rPr>
             </w:pPr>
+            <w:proofErr w:type="gramStart"/>
             <w:r>
               <w:rPr>
                 <w:b/>
@@ -2351,6 +2323,7 @@
               </w:rPr>
               <w:t>négatif</w:t>
             </w:r>
+            <w:proofErr w:type="gramEnd"/>
           </w:p>
         </w:tc>
         <w:tc>
@@ -2791,7 +2764,23 @@
           <w:color w:val="000000" w:themeColor="text1"/>
           <w:lang w:val="fr-SN"/>
         </w:rPr>
-        <w:t>5. Proposer une recommandation concrète pour chaque problème.```</w:t>
+        <w:t xml:space="preserve">5. Proposer une recommandation concrète pour chaque </w:t>
+      </w:r>
+      <w:proofErr w:type="gramStart"/>
+      <w:r>
+        <w:rPr>
+          <w:color w:val="000000" w:themeColor="text1"/>
+          <w:lang w:val="fr-SN"/>
+        </w:rPr>
+        <w:t>problème.`</w:t>
+      </w:r>
+      <w:proofErr w:type="gramEnd"/>
+      <w:r>
+        <w:rPr>
+          <w:color w:val="000000" w:themeColor="text1"/>
+          <w:lang w:val="fr-SN"/>
+        </w:rPr>
+        <w:t>``</w:t>
       </w:r>
     </w:p>
     <w:p>
@@ -3339,14 +3328,30 @@
           <w:color w:val="000000" w:themeColor="text1"/>
           <w:lang w:val="fr-SN"/>
         </w:rPr>
-        <w:t>« L’application est difficile à utiliser et le service client ne répond toujours pas»</w:t>
+        <w:t xml:space="preserve">« L’application est difficile à utiliser et le service client ne répond toujours </w:t>
+      </w:r>
+      <w:proofErr w:type="gramStart"/>
+      <w:r>
+        <w:rPr>
+          <w:color w:val="000000" w:themeColor="text1"/>
+          <w:lang w:val="fr-SN"/>
+        </w:rPr>
+        <w:t>pas»</w:t>
       </w:r>
       <w:r>
         <w:rPr>
           <w:color w:val="4472C4" w:themeColor="accent1"/>
           <w:lang w:val="fr-SN"/>
         </w:rPr>
-        <w:t>```</w:t>
+        <w:t>`</w:t>
+      </w:r>
+      <w:proofErr w:type="gramEnd"/>
+      <w:r>
+        <w:rPr>
+          <w:color w:val="4472C4" w:themeColor="accent1"/>
+          <w:lang w:val="fr-SN"/>
+        </w:rPr>
+        <w:t>``</w:t>
       </w:r>
     </w:p>
     <w:p>
@@ -3801,6 +3806,7 @@
                 <w:lang w:val="fr-SN"/>
               </w:rPr>
             </w:pPr>
+            <w:proofErr w:type="gramStart"/>
             <w:r>
               <w:rPr>
                 <w:b/>
@@ -3812,6 +3818,7 @@
               </w:rPr>
               <w:t>élevée</w:t>
             </w:r>
+            <w:proofErr w:type="gramEnd"/>
           </w:p>
         </w:tc>
         <w:tc>
@@ -4018,6 +4025,7 @@
                 <w:lang w:val="fr-SN"/>
               </w:rPr>
             </w:pPr>
+            <w:proofErr w:type="gramStart"/>
             <w:r>
               <w:rPr>
                 <w:b/>
@@ -4029,6 +4037,7 @@
               </w:rPr>
               <w:t>moyenne</w:t>
             </w:r>
+            <w:proofErr w:type="gramEnd"/>
           </w:p>
         </w:tc>
         <w:tc>
@@ -4235,6 +4244,7 @@
                 <w:lang w:val="fr-SN"/>
               </w:rPr>
             </w:pPr>
+            <w:proofErr w:type="gramStart"/>
             <w:r>
               <w:rPr>
                 <w:b/>
@@ -4246,6 +4256,7 @@
               </w:rPr>
               <w:t>moyenne</w:t>
             </w:r>
+            <w:proofErr w:type="gramEnd"/>
           </w:p>
         </w:tc>
         <w:tc>
@@ -4452,6 +4463,7 @@
                 <w:lang w:val="fr-SN"/>
               </w:rPr>
             </w:pPr>
+            <w:proofErr w:type="gramStart"/>
             <w:r>
               <w:rPr>
                 <w:b/>
@@ -4463,6 +4475,7 @@
               </w:rPr>
               <w:t>moyenne</w:t>
             </w:r>
+            <w:proofErr w:type="gramEnd"/>
           </w:p>
         </w:tc>
         <w:tc>
@@ -4669,6 +4682,7 @@
                 <w:lang w:val="fr-SN"/>
               </w:rPr>
             </w:pPr>
+            <w:proofErr w:type="gramStart"/>
             <w:r>
               <w:rPr>
                 <w:b/>
@@ -4680,6 +4694,7 @@
               </w:rPr>
               <w:t>faible</w:t>
             </w:r>
+            <w:proofErr w:type="gramEnd"/>
           </w:p>
         </w:tc>
         <w:tc>
@@ -4958,7 +4973,23 @@
           <w:color w:val="000000" w:themeColor="text1"/>
           <w:lang w:val="fr-SN"/>
         </w:rPr>
-        <w:t xml:space="preserve">   problème, avis concernés, fréquence, priorité et recommandation.</w:t>
+        <w:t xml:space="preserve">   </w:t>
+      </w:r>
+      <w:proofErr w:type="gramStart"/>
+      <w:r>
+        <w:rPr>
+          <w:color w:val="000000" w:themeColor="text1"/>
+          <w:lang w:val="fr-SN"/>
+        </w:rPr>
+        <w:t>problème</w:t>
+      </w:r>
+      <w:proofErr w:type="gramEnd"/>
+      <w:r>
+        <w:rPr>
+          <w:color w:val="000000" w:themeColor="text1"/>
+          <w:lang w:val="fr-SN"/>
+        </w:rPr>
+        <w:t>, avis concernés, fréquence, priorité et recommandation.</w:t>
       </w:r>
     </w:p>
     <w:p>
@@ -5206,7 +5237,15 @@
           <w:color w:val="000000" w:themeColor="text1"/>
           <w:lang w:val="fr-SN"/>
         </w:rPr>
-        <w:t>- information non disponible</w:t>
+        <w:t xml:space="preserve">- information non </w:t>
+      </w:r>
+      <w:proofErr w:type="gramStart"/>
+      <w:r>
+        <w:rPr>
+          <w:color w:val="000000" w:themeColor="text1"/>
+          <w:lang w:val="fr-SN"/>
+        </w:rPr>
+        <w:t>disponible</w:t>
       </w:r>
       <w:r>
         <w:rPr>
@@ -5220,7 +5259,15 @@
           <w:color w:val="806000" w:themeColor="accent4" w:themeShade="80"/>
           <w:lang w:val="fr-SN"/>
         </w:rPr>
-        <w:t>```</w:t>
+        <w:t>`</w:t>
+      </w:r>
+      <w:proofErr w:type="gramEnd"/>
+      <w:r>
+        <w:rPr>
+          <w:color w:val="806000" w:themeColor="accent4" w:themeShade="80"/>
+          <w:lang w:val="fr-SN"/>
+        </w:rPr>
+        <w:t>``</w:t>
       </w:r>
     </w:p>
     <w:p>
@@ -5232,7 +5279,6 @@
           <w:lang w:val="fr-SN"/>
         </w:rPr>
       </w:pPr>
-      <w:proofErr w:type="spellStart"/>
       <w:r>
         <w:rPr>
           <w:color w:val="4472C4" w:themeColor="accent1"/>
@@ -5240,17 +5286,7 @@
           <w:szCs w:val="28"/>
           <w:lang w:val="fr-SN"/>
         </w:rPr>
-        <w:t>Reponse</w:t>
-      </w:r>
-      <w:proofErr w:type="spellEnd"/>
-      <w:r>
-        <w:rPr>
-          <w:color w:val="4472C4" w:themeColor="accent1"/>
-          <w:sz w:val="28"/>
-          <w:szCs w:val="28"/>
-          <w:lang w:val="fr-SN"/>
-        </w:rPr>
-        <w:t xml:space="preserve"> du LLM :</w:t>
+        <w:t>Reponse du LLM :</w:t>
       </w:r>
     </w:p>
     <w:tbl>
@@ -5513,6 +5549,7 @@
                 <w:lang w:val="fr-SN"/>
               </w:rPr>
             </w:pPr>
+            <w:proofErr w:type="gramStart"/>
             <w:r>
               <w:rPr>
                 <w:color w:val="4472C4" w:themeColor="accent1"/>
@@ -5522,6 +5559,7 @@
               </w:rPr>
               <w:t>conforme</w:t>
             </w:r>
+            <w:proofErr w:type="gramEnd"/>
           </w:p>
         </w:tc>
         <w:tc>
@@ -5667,6 +5705,7 @@
                 <w:lang w:val="fr-SN"/>
               </w:rPr>
             </w:pPr>
+            <w:proofErr w:type="gramStart"/>
             <w:r>
               <w:rPr>
                 <w:color w:val="4472C4" w:themeColor="accent1"/>
@@ -5676,6 +5715,7 @@
               </w:rPr>
               <w:t>conforme</w:t>
             </w:r>
+            <w:proofErr w:type="gramEnd"/>
           </w:p>
         </w:tc>
         <w:tc>
@@ -5821,6 +5861,7 @@
                 <w:lang w:val="fr-SN"/>
               </w:rPr>
             </w:pPr>
+            <w:proofErr w:type="gramStart"/>
             <w:r>
               <w:rPr>
                 <w:color w:val="4472C4" w:themeColor="accent1"/>
@@ -5830,6 +5871,7 @@
               </w:rPr>
               <w:t>conforme</w:t>
             </w:r>
+            <w:proofErr w:type="gramEnd"/>
           </w:p>
         </w:tc>
         <w:tc>
@@ -5975,6 +6017,7 @@
                 <w:lang w:val="fr-SN"/>
               </w:rPr>
             </w:pPr>
+            <w:proofErr w:type="gramStart"/>
             <w:r>
               <w:rPr>
                 <w:color w:val="4472C4" w:themeColor="accent1"/>
@@ -5984,6 +6027,7 @@
               </w:rPr>
               <w:t>conforme</w:t>
             </w:r>
+            <w:proofErr w:type="gramEnd"/>
           </w:p>
         </w:tc>
         <w:tc>
@@ -6130,6 +6174,7 @@
                 <w:lang w:val="fr-SN"/>
               </w:rPr>
             </w:pPr>
+            <w:proofErr w:type="gramStart"/>
             <w:r>
               <w:rPr>
                 <w:color w:val="4472C4" w:themeColor="accent1"/>
@@ -6137,7 +6182,17 @@
                 <w:szCs w:val="18"/>
                 <w:lang w:val="fr-SN"/>
               </w:rPr>
-              <w:t>non conforme</w:t>
+              <w:t>non</w:t>
+            </w:r>
+            <w:proofErr w:type="gramEnd"/>
+            <w:r>
+              <w:rPr>
+                <w:color w:val="4472C4" w:themeColor="accent1"/>
+                <w:sz w:val="18"/>
+                <w:szCs w:val="18"/>
+                <w:lang w:val="fr-SN"/>
+              </w:rPr>
+              <w:t xml:space="preserve"> conforme</w:t>
             </w:r>
           </w:p>
         </w:tc>
@@ -6284,6 +6339,7 @@
                 <w:lang w:val="fr-SN"/>
               </w:rPr>
             </w:pPr>
+            <w:proofErr w:type="gramStart"/>
             <w:r>
               <w:rPr>
                 <w:color w:val="4472C4" w:themeColor="accent1"/>
@@ -6293,6 +6349,7 @@
               </w:rPr>
               <w:t>conforme</w:t>
             </w:r>
+            <w:proofErr w:type="gramEnd"/>
           </w:p>
         </w:tc>
         <w:tc>
@@ -6438,6 +6495,7 @@
                 <w:lang w:val="fr-SN"/>
               </w:rPr>
             </w:pPr>
+            <w:proofErr w:type="gramStart"/>
             <w:r>
               <w:rPr>
                 <w:color w:val="4472C4" w:themeColor="accent1"/>
@@ -6447,6 +6505,7 @@
               </w:rPr>
               <w:t>conforme</w:t>
             </w:r>
+            <w:proofErr w:type="gramEnd"/>
           </w:p>
         </w:tc>
         <w:tc>
@@ -6592,6 +6651,7 @@
                 <w:lang w:val="fr-SN"/>
               </w:rPr>
             </w:pPr>
+            <w:proofErr w:type="gramStart"/>
             <w:r>
               <w:rPr>
                 <w:color w:val="4472C4" w:themeColor="accent1"/>
@@ -6599,7 +6659,17 @@
                 <w:szCs w:val="18"/>
                 <w:lang w:val="fr-SN"/>
               </w:rPr>
-              <w:t>non conforme</w:t>
+              <w:t>non</w:t>
+            </w:r>
+            <w:proofErr w:type="gramEnd"/>
+            <w:r>
+              <w:rPr>
+                <w:color w:val="4472C4" w:themeColor="accent1"/>
+                <w:sz w:val="18"/>
+                <w:szCs w:val="18"/>
+                <w:lang w:val="fr-SN"/>
+              </w:rPr>
+              <w:t xml:space="preserve"> conforme</w:t>
             </w:r>
           </w:p>
         </w:tc>
@@ -6746,6 +6816,7 @@
                 <w:lang w:val="fr-SN"/>
               </w:rPr>
             </w:pPr>
+            <w:proofErr w:type="gramStart"/>
             <w:r>
               <w:rPr>
                 <w:color w:val="4472C4" w:themeColor="accent1"/>
@@ -6755,6 +6826,7 @@
               </w:rPr>
               <w:t>conforme</w:t>
             </w:r>
+            <w:proofErr w:type="gramEnd"/>
           </w:p>
         </w:tc>
         <w:tc>
@@ -6900,6 +6972,7 @@
                 <w:lang w:val="fr-SN"/>
               </w:rPr>
             </w:pPr>
+            <w:proofErr w:type="gramStart"/>
             <w:r>
               <w:rPr>
                 <w:color w:val="4472C4" w:themeColor="accent1"/>
@@ -6909,6 +6982,7 @@
               </w:rPr>
               <w:t>conforme</w:t>
             </w:r>
+            <w:proofErr w:type="gramEnd"/>
           </w:p>
         </w:tc>
         <w:tc>
@@ -7054,6 +7128,7 @@
                 <w:lang w:val="fr-SN"/>
               </w:rPr>
             </w:pPr>
+            <w:proofErr w:type="gramStart"/>
             <w:r>
               <w:rPr>
                 <w:color w:val="4472C4" w:themeColor="accent1"/>
@@ -7063,6 +7138,7 @@
               </w:rPr>
               <w:t>conforme</w:t>
             </w:r>
+            <w:proofErr w:type="gramEnd"/>
           </w:p>
         </w:tc>
         <w:tc>
@@ -7194,29 +7270,7 @@
           <w:szCs w:val="28"/>
           <w:lang w:val="fr-SN"/>
         </w:rPr>
-        <w:t xml:space="preserve">Prompt pour une sortie en </w:t>
-      </w:r>
-      <w:proofErr w:type="spellStart"/>
-      <w:r>
-        <w:rPr>
-          <w:b/>
-          <w:bCs/>
-          <w:sz w:val="28"/>
-          <w:szCs w:val="28"/>
-          <w:lang w:val="fr-SN"/>
-        </w:rPr>
-        <w:t>json</w:t>
-      </w:r>
-      <w:proofErr w:type="spellEnd"/>
-      <w:r>
-        <w:rPr>
-          <w:b/>
-          <w:bCs/>
-          <w:sz w:val="28"/>
-          <w:szCs w:val="28"/>
-          <w:lang w:val="fr-SN"/>
-        </w:rPr>
-        <w:t xml:space="preserve"> : </w:t>
+        <w:t xml:space="preserve">Prompt pour une sortie en json : </w:t>
       </w:r>
     </w:p>
     <w:p>
@@ -7307,20 +7361,48 @@
         <w:rPr>
           <w:lang w:val="fr-SN"/>
         </w:rPr>
-        <w:t xml:space="preserve">  type string ;</w:t>
-      </w:r>
-    </w:p>
-    <w:p>
-      <w:pPr>
-        <w:rPr>
-          <w:lang w:val="fr-SN"/>
-        </w:rPr>
-      </w:pPr>
-      <w:r>
-        <w:rPr>
-          <w:lang w:val="fr-SN"/>
-        </w:rPr>
-        <w:t xml:space="preserve">  valeur autorisée : "positif", "négatif" ou "neutre".</w:t>
+        <w:t xml:space="preserve">  </w:t>
+      </w:r>
+      <w:proofErr w:type="gramStart"/>
+      <w:r>
+        <w:rPr>
+          <w:lang w:val="fr-SN"/>
+        </w:rPr>
+        <w:t>type</w:t>
+      </w:r>
+      <w:proofErr w:type="gramEnd"/>
+      <w:r>
+        <w:rPr>
+          <w:lang w:val="fr-SN"/>
+        </w:rPr>
+        <w:t xml:space="preserve"> string ;</w:t>
+      </w:r>
+    </w:p>
+    <w:p>
+      <w:pPr>
+        <w:rPr>
+          <w:lang w:val="fr-SN"/>
+        </w:rPr>
+      </w:pPr>
+      <w:r>
+        <w:rPr>
+          <w:lang w:val="fr-SN"/>
+        </w:rPr>
+        <w:t xml:space="preserve">  </w:t>
+      </w:r>
+      <w:proofErr w:type="gramStart"/>
+      <w:r>
+        <w:rPr>
+          <w:lang w:val="fr-SN"/>
+        </w:rPr>
+        <w:t>valeur</w:t>
+      </w:r>
+      <w:proofErr w:type="gramEnd"/>
+      <w:r>
+        <w:rPr>
+          <w:lang w:val="fr-SN"/>
+        </w:rPr>
+        <w:t xml:space="preserve"> autorisée : "positif", "négatif" ou "neutre".</w:t>
       </w:r>
     </w:p>
     <w:p>
@@ -7334,61 +7416,61 @@
           <w:lang w:val="fr-SN"/>
         </w:rPr>
         <w:lastRenderedPageBreak/>
-        <w:t>- "</w:t>
-      </w:r>
-      <w:proofErr w:type="spellStart"/>
-      <w:r>
-        <w:rPr>
-          <w:lang w:val="fr-SN"/>
-        </w:rPr>
-        <w:t>categorie</w:t>
-      </w:r>
-      <w:proofErr w:type="spellEnd"/>
-      <w:r>
-        <w:rPr>
-          <w:lang w:val="fr-SN"/>
-        </w:rPr>
-        <w:t>" :</w:t>
-      </w:r>
-    </w:p>
-    <w:p>
-      <w:pPr>
-        <w:rPr>
-          <w:lang w:val="fr-SN"/>
-        </w:rPr>
-      </w:pPr>
-      <w:r>
-        <w:rPr>
-          <w:lang w:val="fr-SN"/>
-        </w:rPr>
-        <w:t xml:space="preserve">  type string ;</w:t>
-      </w:r>
-    </w:p>
-    <w:p>
-      <w:pPr>
-        <w:rPr>
-          <w:lang w:val="fr-SN"/>
-        </w:rPr>
-      </w:pPr>
-      <w:r>
-        <w:rPr>
-          <w:lang w:val="fr-SN"/>
-        </w:rPr>
-        <w:t xml:space="preserve">  valeur autorisée : "livraison", "produit", "application", "</w:t>
-      </w:r>
-      <w:proofErr w:type="spellStart"/>
-      <w:r>
-        <w:rPr>
-          <w:lang w:val="fr-SN"/>
-        </w:rPr>
-        <w:t>service_client</w:t>
-      </w:r>
-      <w:proofErr w:type="spellEnd"/>
-      <w:r>
-        <w:rPr>
-          <w:lang w:val="fr-SN"/>
-        </w:rPr>
-        <w:t>" ou "autre".</w:t>
+        <w:t>- "categorie" :</w:t>
+      </w:r>
+    </w:p>
+    <w:p>
+      <w:pPr>
+        <w:rPr>
+          <w:lang w:val="fr-SN"/>
+        </w:rPr>
+      </w:pPr>
+      <w:r>
+        <w:rPr>
+          <w:lang w:val="fr-SN"/>
+        </w:rPr>
+        <w:t xml:space="preserve">  </w:t>
+      </w:r>
+      <w:proofErr w:type="gramStart"/>
+      <w:r>
+        <w:rPr>
+          <w:lang w:val="fr-SN"/>
+        </w:rPr>
+        <w:t>type</w:t>
+      </w:r>
+      <w:proofErr w:type="gramEnd"/>
+      <w:r>
+        <w:rPr>
+          <w:lang w:val="fr-SN"/>
+        </w:rPr>
+        <w:t xml:space="preserve"> string ;</w:t>
+      </w:r>
+    </w:p>
+    <w:p>
+      <w:pPr>
+        <w:rPr>
+          <w:lang w:val="fr-SN"/>
+        </w:rPr>
+      </w:pPr>
+      <w:r>
+        <w:rPr>
+          <w:lang w:val="fr-SN"/>
+        </w:rPr>
+        <w:t xml:space="preserve">  </w:t>
+      </w:r>
+      <w:proofErr w:type="gramStart"/>
+      <w:r>
+        <w:rPr>
+          <w:lang w:val="fr-SN"/>
+        </w:rPr>
+        <w:t>valeur</w:t>
+      </w:r>
+      <w:proofErr w:type="gramEnd"/>
+      <w:r>
+        <w:rPr>
+          <w:lang w:val="fr-SN"/>
+        </w:rPr>
+        <w:t xml:space="preserve"> autorisée : "livraison", "produit", "application", "service_client" ou "autre".</w:t>
       </w:r>
     </w:p>
     <w:p>
@@ -7421,80 +7503,122 @@
         <w:rPr>
           <w:lang w:val="fr-SN"/>
         </w:rPr>
-        <w:t xml:space="preserve">  type string ;</w:t>
-      </w:r>
-    </w:p>
-    <w:p>
-      <w:pPr>
-        <w:rPr>
-          <w:lang w:val="fr-SN"/>
-        </w:rPr>
-      </w:pPr>
-      <w:r>
-        <w:rPr>
-          <w:lang w:val="fr-SN"/>
-        </w:rPr>
-        <w:t xml:space="preserve">  valeur autorisée : "faible", "moyenne" ou "élevée".</w:t>
-      </w:r>
-    </w:p>
-    <w:p>
-      <w:pPr>
-        <w:rPr>
-          <w:lang w:val="fr-SN"/>
-        </w:rPr>
-      </w:pPr>
-    </w:p>
-    <w:p>
-      <w:pPr>
-        <w:rPr>
-          <w:lang w:val="fr-SN"/>
-        </w:rPr>
-      </w:pPr>
-      <w:r>
-        <w:rPr>
-          <w:lang w:val="fr-SN"/>
-        </w:rPr>
-        <w:t>- "</w:t>
-      </w:r>
-      <w:proofErr w:type="spellStart"/>
-      <w:r>
-        <w:rPr>
-          <w:lang w:val="fr-SN"/>
-        </w:rPr>
-        <w:t>probleme</w:t>
-      </w:r>
-      <w:proofErr w:type="spellEnd"/>
-      <w:r>
-        <w:rPr>
-          <w:lang w:val="fr-SN"/>
-        </w:rPr>
-        <w:t>" :</w:t>
-      </w:r>
-    </w:p>
-    <w:p>
-      <w:pPr>
-        <w:rPr>
-          <w:lang w:val="fr-SN"/>
-        </w:rPr>
-      </w:pPr>
-      <w:r>
-        <w:rPr>
-          <w:lang w:val="fr-SN"/>
-        </w:rPr>
-        <w:t xml:space="preserve">  type string ;</w:t>
-      </w:r>
-    </w:p>
-    <w:p>
-      <w:pPr>
-        <w:rPr>
-          <w:lang w:val="fr-SN"/>
-        </w:rPr>
-      </w:pPr>
-      <w:r>
-        <w:rPr>
-          <w:lang w:val="fr-SN"/>
-        </w:rPr>
-        <w:t xml:space="preserve">  description courte du problème identifié.</w:t>
+        <w:t xml:space="preserve">  </w:t>
+      </w:r>
+      <w:proofErr w:type="gramStart"/>
+      <w:r>
+        <w:rPr>
+          <w:lang w:val="fr-SN"/>
+        </w:rPr>
+        <w:t>type</w:t>
+      </w:r>
+      <w:proofErr w:type="gramEnd"/>
+      <w:r>
+        <w:rPr>
+          <w:lang w:val="fr-SN"/>
+        </w:rPr>
+        <w:t xml:space="preserve"> string ;</w:t>
+      </w:r>
+    </w:p>
+    <w:p>
+      <w:pPr>
+        <w:rPr>
+          <w:lang w:val="fr-SN"/>
+        </w:rPr>
+      </w:pPr>
+      <w:r>
+        <w:rPr>
+          <w:lang w:val="fr-SN"/>
+        </w:rPr>
+        <w:t xml:space="preserve">  </w:t>
+      </w:r>
+      <w:proofErr w:type="gramStart"/>
+      <w:r>
+        <w:rPr>
+          <w:lang w:val="fr-SN"/>
+        </w:rPr>
+        <w:t>valeur</w:t>
+      </w:r>
+      <w:proofErr w:type="gramEnd"/>
+      <w:r>
+        <w:rPr>
+          <w:lang w:val="fr-SN"/>
+        </w:rPr>
+        <w:t xml:space="preserve"> autorisée : "faible", "moyenne" ou "élevée".</w:t>
+      </w:r>
+    </w:p>
+    <w:p>
+      <w:pPr>
+        <w:rPr>
+          <w:lang w:val="fr-SN"/>
+        </w:rPr>
+      </w:pPr>
+    </w:p>
+    <w:p>
+      <w:pPr>
+        <w:rPr>
+          <w:lang w:val="fr-SN"/>
+        </w:rPr>
+      </w:pPr>
+      <w:r>
+        <w:rPr>
+          <w:lang w:val="fr-SN"/>
+        </w:rPr>
+        <w:t>- "probleme" :</w:t>
+      </w:r>
+    </w:p>
+    <w:p>
+      <w:pPr>
+        <w:rPr>
+          <w:lang w:val="fr-SN"/>
+        </w:rPr>
+      </w:pPr>
+      <w:r>
+        <w:rPr>
+          <w:lang w:val="fr-SN"/>
+        </w:rPr>
+        <w:t xml:space="preserve">  </w:t>
+      </w:r>
+      <w:proofErr w:type="gramStart"/>
+      <w:r>
+        <w:rPr>
+          <w:lang w:val="fr-SN"/>
+        </w:rPr>
+        <w:t>type</w:t>
+      </w:r>
+      <w:proofErr w:type="gramEnd"/>
+      <w:r>
+        <w:rPr>
+          <w:lang w:val="fr-SN"/>
+        </w:rPr>
+        <w:t xml:space="preserve"> string ;</w:t>
+      </w:r>
+    </w:p>
+    <w:p>
+      <w:pPr>
+        <w:rPr>
+          <w:lang w:val="fr-SN"/>
+        </w:rPr>
+      </w:pPr>
+      <w:r>
+        <w:rPr>
+          <w:lang w:val="fr-SN"/>
+        </w:rPr>
+        <w:t xml:space="preserve">  </w:t>
+      </w:r>
+      <w:proofErr w:type="gramStart"/>
+      <w:r>
+        <w:rPr>
+          <w:lang w:val="fr-SN"/>
+        </w:rPr>
+        <w:t>description</w:t>
+      </w:r>
+      <w:proofErr w:type="gramEnd"/>
+      <w:r>
+        <w:rPr>
+          <w:lang w:val="fr-SN"/>
+        </w:rPr>
+        <w:t xml:space="preserve"> courte du problème identifié.</w:t>
       </w:r>
     </w:p>
     <w:p>
@@ -7540,20 +7664,48 @@
         <w:rPr>
           <w:lang w:val="fr-SN"/>
         </w:rPr>
-        <w:t xml:space="preserve">  type number ;</w:t>
-      </w:r>
-    </w:p>
-    <w:p>
-      <w:pPr>
-        <w:rPr>
-          <w:lang w:val="fr-SN"/>
-        </w:rPr>
-      </w:pPr>
-      <w:r>
-        <w:rPr>
-          <w:lang w:val="fr-SN"/>
-        </w:rPr>
-        <w:t xml:space="preserve">  valeur comprise entre 0 et 1.</w:t>
+        <w:t xml:space="preserve">  </w:t>
+      </w:r>
+      <w:proofErr w:type="gramStart"/>
+      <w:r>
+        <w:rPr>
+          <w:lang w:val="fr-SN"/>
+        </w:rPr>
+        <w:t>type</w:t>
+      </w:r>
+      <w:proofErr w:type="gramEnd"/>
+      <w:r>
+        <w:rPr>
+          <w:lang w:val="fr-SN"/>
+        </w:rPr>
+        <w:t xml:space="preserve"> number ;</w:t>
+      </w:r>
+    </w:p>
+    <w:p>
+      <w:pPr>
+        <w:rPr>
+          <w:lang w:val="fr-SN"/>
+        </w:rPr>
+      </w:pPr>
+      <w:r>
+        <w:rPr>
+          <w:lang w:val="fr-SN"/>
+        </w:rPr>
+        <w:t xml:space="preserve">  </w:t>
+      </w:r>
+      <w:proofErr w:type="gramStart"/>
+      <w:r>
+        <w:rPr>
+          <w:lang w:val="fr-SN"/>
+        </w:rPr>
+        <w:t>valeur</w:t>
+      </w:r>
+      <w:proofErr w:type="gramEnd"/>
+      <w:r>
+        <w:rPr>
+          <w:lang w:val="fr-SN"/>
+        </w:rPr>
+        <w:t xml:space="preserve"> comprise entre 0 et 1.</w:t>
       </w:r>
     </w:p>
     <w:p>
@@ -7722,7 +7874,31 @@
           <w:szCs w:val="28"/>
           <w:lang w:val="fr-SN"/>
         </w:rPr>
-        <w:t xml:space="preserve">  "sentiment": "négatif",</w:t>
+        <w:t xml:space="preserve">  "sentiment</w:t>
+      </w:r>
+      <w:proofErr w:type="gramStart"/>
+      <w:r>
+        <w:rPr>
+          <w:b/>
+          <w:bCs/>
+          <w:color w:val="000000" w:themeColor="text1"/>
+          <w:sz w:val="28"/>
+          <w:szCs w:val="28"/>
+          <w:lang w:val="fr-SN"/>
+        </w:rPr>
+        <w:t>":</w:t>
+      </w:r>
+      <w:proofErr w:type="gramEnd"/>
+      <w:r>
+        <w:rPr>
+          <w:b/>
+          <w:bCs/>
+          <w:color w:val="000000" w:themeColor="text1"/>
+          <w:sz w:val="28"/>
+          <w:szCs w:val="28"/>
+          <w:lang w:val="fr-SN"/>
+        </w:rPr>
+        <w:t xml:space="preserve"> "négatif",</w:t>
       </w:r>
     </w:p>
     <w:p>
@@ -7758,39 +7934,76 @@
         </w:rPr>
         <w:t>catégorie</w:t>
       </w:r>
-      <w:r>
-        <w:rPr>
-          <w:b/>
-          <w:bCs/>
-          <w:color w:val="000000" w:themeColor="text1"/>
-          <w:sz w:val="28"/>
-          <w:szCs w:val="28"/>
-          <w:lang w:val="fr-SN"/>
-        </w:rPr>
-        <w:t>": "livraison",</w:t>
-      </w:r>
-    </w:p>
-    <w:p>
-      <w:pPr>
-        <w:rPr>
-          <w:b/>
-          <w:bCs/>
-          <w:color w:val="000000" w:themeColor="text1"/>
-          <w:sz w:val="28"/>
-          <w:szCs w:val="28"/>
-          <w:lang w:val="fr-SN"/>
-        </w:rPr>
-      </w:pPr>
-      <w:r>
-        <w:rPr>
-          <w:b/>
-          <w:bCs/>
-          <w:color w:val="000000" w:themeColor="text1"/>
-          <w:sz w:val="28"/>
-          <w:szCs w:val="28"/>
-          <w:lang w:val="fr-SN"/>
-        </w:rPr>
-        <w:t xml:space="preserve">  "urgence": "moyenne",</w:t>
+      <w:proofErr w:type="gramStart"/>
+      <w:r>
+        <w:rPr>
+          <w:b/>
+          <w:bCs/>
+          <w:color w:val="000000" w:themeColor="text1"/>
+          <w:sz w:val="28"/>
+          <w:szCs w:val="28"/>
+          <w:lang w:val="fr-SN"/>
+        </w:rPr>
+        <w:t>":</w:t>
+      </w:r>
+      <w:proofErr w:type="gramEnd"/>
+      <w:r>
+        <w:rPr>
+          <w:b/>
+          <w:bCs/>
+          <w:color w:val="000000" w:themeColor="text1"/>
+          <w:sz w:val="28"/>
+          <w:szCs w:val="28"/>
+          <w:lang w:val="fr-SN"/>
+        </w:rPr>
+        <w:t xml:space="preserve"> "livraison",</w:t>
+      </w:r>
+    </w:p>
+    <w:p>
+      <w:pPr>
+        <w:rPr>
+          <w:b/>
+          <w:bCs/>
+          <w:color w:val="000000" w:themeColor="text1"/>
+          <w:sz w:val="28"/>
+          <w:szCs w:val="28"/>
+          <w:lang w:val="fr-SN"/>
+        </w:rPr>
+      </w:pPr>
+      <w:r>
+        <w:rPr>
+          <w:b/>
+          <w:bCs/>
+          <w:color w:val="000000" w:themeColor="text1"/>
+          <w:sz w:val="28"/>
+          <w:szCs w:val="28"/>
+          <w:lang w:val="fr-SN"/>
+        </w:rPr>
+        <w:t xml:space="preserve">  "urgence</w:t>
+      </w:r>
+      <w:proofErr w:type="gramStart"/>
+      <w:r>
+        <w:rPr>
+          <w:b/>
+          <w:bCs/>
+          <w:color w:val="000000" w:themeColor="text1"/>
+          <w:sz w:val="28"/>
+          <w:szCs w:val="28"/>
+          <w:lang w:val="fr-SN"/>
+        </w:rPr>
+        <w:t>":</w:t>
+      </w:r>
+      <w:proofErr w:type="gramEnd"/>
+      <w:r>
+        <w:rPr>
+          <w:b/>
+          <w:bCs/>
+          <w:color w:val="000000" w:themeColor="text1"/>
+          <w:sz w:val="28"/>
+          <w:szCs w:val="28"/>
+          <w:lang w:val="fr-SN"/>
+        </w:rPr>
+        <w:t xml:space="preserve"> "moyenne",</w:t>
       </w:r>
     </w:p>
     <w:p>
@@ -7827,39 +8040,76 @@
         </w:rPr>
         <w:t>problème</w:t>
       </w:r>
-      <w:r>
-        <w:rPr>
-          <w:b/>
-          <w:bCs/>
-          <w:color w:val="000000" w:themeColor="text1"/>
-          <w:sz w:val="28"/>
-          <w:szCs w:val="28"/>
-          <w:lang w:val="fr-SN"/>
-        </w:rPr>
-        <w:t>": "Mécontentement du client concernant le délai de livraison",</w:t>
-      </w:r>
-    </w:p>
-    <w:p>
-      <w:pPr>
-        <w:rPr>
-          <w:b/>
-          <w:bCs/>
-          <w:color w:val="000000" w:themeColor="text1"/>
-          <w:sz w:val="28"/>
-          <w:szCs w:val="28"/>
-          <w:lang w:val="fr-SN"/>
-        </w:rPr>
-      </w:pPr>
-      <w:r>
-        <w:rPr>
-          <w:b/>
-          <w:bCs/>
-          <w:color w:val="000000" w:themeColor="text1"/>
-          <w:sz w:val="28"/>
-          <w:szCs w:val="28"/>
-          <w:lang w:val="fr-SN"/>
-        </w:rPr>
-        <w:t xml:space="preserve">  "confiance": 0.7</w:t>
+      <w:proofErr w:type="gramStart"/>
+      <w:r>
+        <w:rPr>
+          <w:b/>
+          <w:bCs/>
+          <w:color w:val="000000" w:themeColor="text1"/>
+          <w:sz w:val="28"/>
+          <w:szCs w:val="28"/>
+          <w:lang w:val="fr-SN"/>
+        </w:rPr>
+        <w:t>":</w:t>
+      </w:r>
+      <w:proofErr w:type="gramEnd"/>
+      <w:r>
+        <w:rPr>
+          <w:b/>
+          <w:bCs/>
+          <w:color w:val="000000" w:themeColor="text1"/>
+          <w:sz w:val="28"/>
+          <w:szCs w:val="28"/>
+          <w:lang w:val="fr-SN"/>
+        </w:rPr>
+        <w:t xml:space="preserve"> "Mécontentement du client concernant le délai de livraison",</w:t>
+      </w:r>
+    </w:p>
+    <w:p>
+      <w:pPr>
+        <w:rPr>
+          <w:b/>
+          <w:bCs/>
+          <w:color w:val="000000" w:themeColor="text1"/>
+          <w:sz w:val="28"/>
+          <w:szCs w:val="28"/>
+          <w:lang w:val="fr-SN"/>
+        </w:rPr>
+      </w:pPr>
+      <w:r>
+        <w:rPr>
+          <w:b/>
+          <w:bCs/>
+          <w:color w:val="000000" w:themeColor="text1"/>
+          <w:sz w:val="28"/>
+          <w:szCs w:val="28"/>
+          <w:lang w:val="fr-SN"/>
+        </w:rPr>
+        <w:t xml:space="preserve">  "confiance</w:t>
+      </w:r>
+      <w:proofErr w:type="gramStart"/>
+      <w:r>
+        <w:rPr>
+          <w:b/>
+          <w:bCs/>
+          <w:color w:val="000000" w:themeColor="text1"/>
+          <w:sz w:val="28"/>
+          <w:szCs w:val="28"/>
+          <w:lang w:val="fr-SN"/>
+        </w:rPr>
+        <w:t>":</w:t>
+      </w:r>
+      <w:proofErr w:type="gramEnd"/>
+      <w:r>
+        <w:rPr>
+          <w:b/>
+          <w:bCs/>
+          <w:color w:val="000000" w:themeColor="text1"/>
+          <w:sz w:val="28"/>
+          <w:szCs w:val="28"/>
+          <w:lang w:val="fr-SN"/>
+        </w:rPr>
+        <w:t xml:space="preserve"> 0.7</w:t>
       </w:r>
     </w:p>
     <w:p>
@@ -8199,22 +8449,23 @@
           <w:color w:val="44546A" w:themeColor="text2"/>
           <w:lang w:val="fr-SN"/>
         </w:rPr>
-        <w:t xml:space="preserve">  "json_valide": true,</w:t>
-      </w:r>
-    </w:p>
-    <w:p>
-      <w:pPr>
+        <w:t xml:space="preserve">  "json_valide</w:t>
+      </w:r>
+      <w:proofErr w:type="gramStart"/>
+      <w:r>
         <w:rPr>
           <w:color w:val="44546A" w:themeColor="text2"/>
           <w:lang w:val="fr-SN"/>
         </w:rPr>
-      </w:pPr>
+        <w:t>":</w:t>
+      </w:r>
+      <w:proofErr w:type="gramEnd"/>
       <w:r>
         <w:rPr>
           <w:color w:val="44546A" w:themeColor="text2"/>
           <w:lang w:val="fr-SN"/>
         </w:rPr>
-        <w:t xml:space="preserve">  "structure_valide": true,</w:t>
+        <w:t xml:space="preserve"> true,</w:t>
       </w:r>
     </w:p>
     <w:p>
@@ -8229,22 +8480,23 @@
           <w:color w:val="44546A" w:themeColor="text2"/>
           <w:lang w:val="fr-SN"/>
         </w:rPr>
-        <w:t xml:space="preserve">  "valeurs_valides": true,</w:t>
-      </w:r>
-    </w:p>
-    <w:p>
-      <w:pPr>
+        <w:t xml:space="preserve">  "structure_valide</w:t>
+      </w:r>
+      <w:proofErr w:type="gramStart"/>
+      <w:r>
         <w:rPr>
           <w:color w:val="44546A" w:themeColor="text2"/>
           <w:lang w:val="fr-SN"/>
         </w:rPr>
-      </w:pPr>
+        <w:t>":</w:t>
+      </w:r>
+      <w:proofErr w:type="gramEnd"/>
       <w:r>
         <w:rPr>
           <w:color w:val="44546A" w:themeColor="text2"/>
           <w:lang w:val="fr-SN"/>
         </w:rPr>
-        <w:t xml:space="preserve">  "contenu_coherent": true,</w:t>
+        <w:t xml:space="preserve"> true,</w:t>
       </w:r>
     </w:p>
     <w:p>
@@ -8259,7 +8511,85 @@
           <w:color w:val="44546A" w:themeColor="text2"/>
           <w:lang w:val="fr-SN"/>
         </w:rPr>
-        <w:t xml:space="preserve">  "erreurs": []</w:t>
+        <w:t xml:space="preserve">  "valeurs_valides</w:t>
+      </w:r>
+      <w:proofErr w:type="gramStart"/>
+      <w:r>
+        <w:rPr>
+          <w:color w:val="44546A" w:themeColor="text2"/>
+          <w:lang w:val="fr-SN"/>
+        </w:rPr>
+        <w:t>":</w:t>
+      </w:r>
+      <w:proofErr w:type="gramEnd"/>
+      <w:r>
+        <w:rPr>
+          <w:color w:val="44546A" w:themeColor="text2"/>
+          <w:lang w:val="fr-SN"/>
+        </w:rPr>
+        <w:t xml:space="preserve"> true,</w:t>
+      </w:r>
+    </w:p>
+    <w:p>
+      <w:pPr>
+        <w:rPr>
+          <w:color w:val="44546A" w:themeColor="text2"/>
+          <w:lang w:val="fr-SN"/>
+        </w:rPr>
+      </w:pPr>
+      <w:r>
+        <w:rPr>
+          <w:color w:val="44546A" w:themeColor="text2"/>
+          <w:lang w:val="fr-SN"/>
+        </w:rPr>
+        <w:t xml:space="preserve">  "contenu_coherent</w:t>
+      </w:r>
+      <w:proofErr w:type="gramStart"/>
+      <w:r>
+        <w:rPr>
+          <w:color w:val="44546A" w:themeColor="text2"/>
+          <w:lang w:val="fr-SN"/>
+        </w:rPr>
+        <w:t>":</w:t>
+      </w:r>
+      <w:proofErr w:type="gramEnd"/>
+      <w:r>
+        <w:rPr>
+          <w:color w:val="44546A" w:themeColor="text2"/>
+          <w:lang w:val="fr-SN"/>
+        </w:rPr>
+        <w:t xml:space="preserve"> true,</w:t>
+      </w:r>
+    </w:p>
+    <w:p>
+      <w:pPr>
+        <w:rPr>
+          <w:color w:val="44546A" w:themeColor="text2"/>
+          <w:lang w:val="fr-SN"/>
+        </w:rPr>
+      </w:pPr>
+      <w:r>
+        <w:rPr>
+          <w:color w:val="44546A" w:themeColor="text2"/>
+          <w:lang w:val="fr-SN"/>
+        </w:rPr>
+        <w:t xml:space="preserve">  "erreurs</w:t>
+      </w:r>
+      <w:proofErr w:type="gramStart"/>
+      <w:r>
+        <w:rPr>
+          <w:color w:val="44546A" w:themeColor="text2"/>
+          <w:lang w:val="fr-SN"/>
+        </w:rPr>
+        <w:t>":</w:t>
+      </w:r>
+      <w:proofErr w:type="gramEnd"/>
+      <w:r>
+        <w:rPr>
+          <w:color w:val="44546A" w:themeColor="text2"/>
+          <w:lang w:val="fr-SN"/>
+        </w:rPr>
+        <w:t xml:space="preserve"> []</w:t>
       </w:r>
     </w:p>
     <w:p>
@@ -8410,91 +8740,201 @@
           <w:szCs w:val="28"/>
           <w:lang w:val="fr-SN"/>
         </w:rPr>
-        <w:t xml:space="preserve">  "json_valide": true,</w:t>
-      </w:r>
-    </w:p>
-    <w:p>
-      <w:pPr>
-        <w:rPr>
-          <w:b/>
-          <w:bCs/>
-          <w:sz w:val="28"/>
-          <w:szCs w:val="28"/>
-          <w:lang w:val="fr-SN"/>
-        </w:rPr>
-      </w:pPr>
-      <w:r>
-        <w:rPr>
-          <w:b/>
-          <w:bCs/>
-          <w:sz w:val="28"/>
-          <w:szCs w:val="28"/>
-          <w:lang w:val="fr-SN"/>
-        </w:rPr>
-        <w:t xml:space="preserve">  "structure_valide": true,</w:t>
-      </w:r>
-    </w:p>
-    <w:p>
-      <w:pPr>
-        <w:rPr>
-          <w:b/>
-          <w:bCs/>
-          <w:sz w:val="28"/>
-          <w:szCs w:val="28"/>
-          <w:lang w:val="fr-SN"/>
-        </w:rPr>
-      </w:pPr>
-      <w:r>
-        <w:rPr>
-          <w:b/>
-          <w:bCs/>
-          <w:sz w:val="28"/>
-          <w:szCs w:val="28"/>
-          <w:lang w:val="fr-SN"/>
-        </w:rPr>
-        <w:t xml:space="preserve">  "valeurs_valides": true,</w:t>
-      </w:r>
-    </w:p>
-    <w:p>
-      <w:pPr>
-        <w:rPr>
-          <w:b/>
-          <w:bCs/>
-          <w:sz w:val="28"/>
-          <w:szCs w:val="28"/>
-          <w:lang w:val="fr-SN"/>
-        </w:rPr>
-      </w:pPr>
-      <w:r>
-        <w:rPr>
-          <w:b/>
-          <w:bCs/>
-          <w:sz w:val="28"/>
-          <w:szCs w:val="28"/>
-          <w:lang w:val="fr-SN"/>
-        </w:rPr>
-        <w:t xml:space="preserve">  "contenu_coherent": true,</w:t>
-      </w:r>
-    </w:p>
-    <w:p>
-      <w:pPr>
-        <w:rPr>
-          <w:b/>
-          <w:bCs/>
-          <w:sz w:val="28"/>
-          <w:szCs w:val="28"/>
-          <w:lang w:val="fr-SN"/>
-        </w:rPr>
-      </w:pPr>
-      <w:r>
-        <w:rPr>
-          <w:b/>
-          <w:bCs/>
-          <w:sz w:val="28"/>
-          <w:szCs w:val="28"/>
-          <w:lang w:val="fr-SN"/>
-        </w:rPr>
-        <w:t xml:space="preserve">  "erreurs": []</w:t>
+        <w:t xml:space="preserve">  "json_valide</w:t>
+      </w:r>
+      <w:proofErr w:type="gramStart"/>
+      <w:r>
+        <w:rPr>
+          <w:b/>
+          <w:bCs/>
+          <w:sz w:val="28"/>
+          <w:szCs w:val="28"/>
+          <w:lang w:val="fr-SN"/>
+        </w:rPr>
+        <w:t>":</w:t>
+      </w:r>
+      <w:proofErr w:type="gramEnd"/>
+      <w:r>
+        <w:rPr>
+          <w:b/>
+          <w:bCs/>
+          <w:sz w:val="28"/>
+          <w:szCs w:val="28"/>
+          <w:lang w:val="fr-SN"/>
+        </w:rPr>
+        <w:t xml:space="preserve"> true,</w:t>
+      </w:r>
+    </w:p>
+    <w:p>
+      <w:pPr>
+        <w:rPr>
+          <w:b/>
+          <w:bCs/>
+          <w:sz w:val="28"/>
+          <w:szCs w:val="28"/>
+          <w:lang w:val="fr-SN"/>
+        </w:rPr>
+      </w:pPr>
+      <w:r>
+        <w:rPr>
+          <w:b/>
+          <w:bCs/>
+          <w:sz w:val="28"/>
+          <w:szCs w:val="28"/>
+          <w:lang w:val="fr-SN"/>
+        </w:rPr>
+        <w:t xml:space="preserve">  "structure_valide</w:t>
+      </w:r>
+      <w:proofErr w:type="gramStart"/>
+      <w:r>
+        <w:rPr>
+          <w:b/>
+          <w:bCs/>
+          <w:sz w:val="28"/>
+          <w:szCs w:val="28"/>
+          <w:lang w:val="fr-SN"/>
+        </w:rPr>
+        <w:t>":</w:t>
+      </w:r>
+      <w:proofErr w:type="gramEnd"/>
+      <w:r>
+        <w:rPr>
+          <w:b/>
+          <w:bCs/>
+          <w:sz w:val="28"/>
+          <w:szCs w:val="28"/>
+          <w:lang w:val="fr-SN"/>
+        </w:rPr>
+        <w:t xml:space="preserve"> true,</w:t>
+      </w:r>
+    </w:p>
+    <w:p>
+      <w:pPr>
+        <w:rPr>
+          <w:b/>
+          <w:bCs/>
+          <w:sz w:val="28"/>
+          <w:szCs w:val="28"/>
+          <w:lang w:val="fr-SN"/>
+        </w:rPr>
+      </w:pPr>
+      <w:r>
+        <w:rPr>
+          <w:b/>
+          <w:bCs/>
+          <w:sz w:val="28"/>
+          <w:szCs w:val="28"/>
+          <w:lang w:val="fr-SN"/>
+        </w:rPr>
+        <w:t xml:space="preserve">  "valeurs_valides</w:t>
+      </w:r>
+      <w:proofErr w:type="gramStart"/>
+      <w:r>
+        <w:rPr>
+          <w:b/>
+          <w:bCs/>
+          <w:sz w:val="28"/>
+          <w:szCs w:val="28"/>
+          <w:lang w:val="fr-SN"/>
+        </w:rPr>
+        <w:t>":</w:t>
+      </w:r>
+      <w:proofErr w:type="gramEnd"/>
+      <w:r>
+        <w:rPr>
+          <w:b/>
+          <w:bCs/>
+          <w:sz w:val="28"/>
+          <w:szCs w:val="28"/>
+          <w:lang w:val="fr-SN"/>
+        </w:rPr>
+        <w:t xml:space="preserve"> true,</w:t>
+      </w:r>
+    </w:p>
+    <w:p>
+      <w:pPr>
+        <w:rPr>
+          <w:b/>
+          <w:bCs/>
+          <w:sz w:val="28"/>
+          <w:szCs w:val="28"/>
+          <w:lang w:val="fr-SN"/>
+        </w:rPr>
+      </w:pPr>
+      <w:r>
+        <w:rPr>
+          <w:b/>
+          <w:bCs/>
+          <w:sz w:val="28"/>
+          <w:szCs w:val="28"/>
+          <w:lang w:val="fr-SN"/>
+        </w:rPr>
+        <w:t xml:space="preserve">  "contenu_coherent</w:t>
+      </w:r>
+      <w:proofErr w:type="gramStart"/>
+      <w:r>
+        <w:rPr>
+          <w:b/>
+          <w:bCs/>
+          <w:sz w:val="28"/>
+          <w:szCs w:val="28"/>
+          <w:lang w:val="fr-SN"/>
+        </w:rPr>
+        <w:t>":</w:t>
+      </w:r>
+      <w:proofErr w:type="gramEnd"/>
+      <w:r>
+        <w:rPr>
+          <w:b/>
+          <w:bCs/>
+          <w:sz w:val="28"/>
+          <w:szCs w:val="28"/>
+          <w:lang w:val="fr-SN"/>
+        </w:rPr>
+        <w:t xml:space="preserve"> true,</w:t>
+      </w:r>
+    </w:p>
+    <w:p>
+      <w:pPr>
+        <w:rPr>
+          <w:b/>
+          <w:bCs/>
+          <w:sz w:val="28"/>
+          <w:szCs w:val="28"/>
+          <w:lang w:val="fr-SN"/>
+        </w:rPr>
+      </w:pPr>
+      <w:r>
+        <w:rPr>
+          <w:b/>
+          <w:bCs/>
+          <w:sz w:val="28"/>
+          <w:szCs w:val="28"/>
+          <w:lang w:val="fr-SN"/>
+        </w:rPr>
+        <w:t xml:space="preserve">  "erreurs</w:t>
+      </w:r>
+      <w:proofErr w:type="gramStart"/>
+      <w:r>
+        <w:rPr>
+          <w:b/>
+          <w:bCs/>
+          <w:sz w:val="28"/>
+          <w:szCs w:val="28"/>
+          <w:lang w:val="fr-SN"/>
+        </w:rPr>
+        <w:t>":</w:t>
+      </w:r>
+      <w:proofErr w:type="gramEnd"/>
+      <w:r>
+        <w:rPr>
+          <w:b/>
+          <w:bCs/>
+          <w:sz w:val="28"/>
+          <w:szCs w:val="28"/>
+          <w:lang w:val="fr-SN"/>
+        </w:rPr>
+        <w:t xml:space="preserve"> []</w:t>
       </w:r>
     </w:p>
     <w:p>
@@ -9654,24 +10094,46 @@
         </w:rPr>
         <w:t>catégorie</w:t>
       </w:r>
-      <w:r>
-        <w:rPr>
-          <w:lang w:val="fr-SN"/>
-        </w:rPr>
-        <w:t>": "...",</w:t>
-      </w:r>
-    </w:p>
-    <w:p>
-      <w:pPr>
-        <w:rPr>
-          <w:lang w:val="fr-SN"/>
-        </w:rPr>
-      </w:pPr>
-      <w:r>
-        <w:rPr>
-          <w:lang w:val="fr-SN"/>
-        </w:rPr>
-        <w:t xml:space="preserve">  "justification": "..."</w:t>
+      <w:proofErr w:type="gramStart"/>
+      <w:r>
+        <w:rPr>
+          <w:lang w:val="fr-SN"/>
+        </w:rPr>
+        <w:t>":</w:t>
+      </w:r>
+      <w:proofErr w:type="gramEnd"/>
+      <w:r>
+        <w:rPr>
+          <w:lang w:val="fr-SN"/>
+        </w:rPr>
+        <w:t xml:space="preserve"> "...",</w:t>
+      </w:r>
+    </w:p>
+    <w:p>
+      <w:pPr>
+        <w:rPr>
+          <w:lang w:val="fr-SN"/>
+        </w:rPr>
+      </w:pPr>
+      <w:r>
+        <w:rPr>
+          <w:lang w:val="fr-SN"/>
+        </w:rPr>
+        <w:t xml:space="preserve">  "justification</w:t>
+      </w:r>
+      <w:proofErr w:type="gramStart"/>
+      <w:r>
+        <w:rPr>
+          <w:lang w:val="fr-SN"/>
+        </w:rPr>
+        <w:t>":</w:t>
+      </w:r>
+      <w:proofErr w:type="gramEnd"/>
+      <w:r>
+        <w:rPr>
+          <w:lang w:val="fr-SN"/>
+        </w:rPr>
+        <w:t xml:space="preserve"> "..."</w:t>
       </w:r>
     </w:p>
     <w:p>
@@ -9914,36 +10376,70 @@
         </w:rPr>
         <w:t>catégorie</w:t>
       </w:r>
-      <w:r>
-        <w:rPr>
-          <w:b/>
-          <w:bCs/>
-          <w:sz w:val="28"/>
-          <w:szCs w:val="28"/>
-          <w:lang w:val="fr-SN"/>
-        </w:rPr>
-        <w:t>": "réseau",</w:t>
-      </w:r>
-    </w:p>
-    <w:p>
-      <w:pPr>
-        <w:rPr>
-          <w:b/>
-          <w:bCs/>
-          <w:sz w:val="28"/>
-          <w:szCs w:val="28"/>
-          <w:lang w:val="fr-SN"/>
-        </w:rPr>
-      </w:pPr>
-      <w:r>
-        <w:rPr>
-          <w:b/>
-          <w:bCs/>
-          <w:sz w:val="28"/>
-          <w:szCs w:val="28"/>
-          <w:lang w:val="fr-SN"/>
-        </w:rPr>
-        <w:t xml:space="preserve">  "justification": "Le ticket signale une impossibilité de connexion au Wi-Fi de l'entreprise et un message d'erreur « réseau indisponible »."</w:t>
+      <w:proofErr w:type="gramStart"/>
+      <w:r>
+        <w:rPr>
+          <w:b/>
+          <w:bCs/>
+          <w:sz w:val="28"/>
+          <w:szCs w:val="28"/>
+          <w:lang w:val="fr-SN"/>
+        </w:rPr>
+        <w:t>":</w:t>
+      </w:r>
+      <w:proofErr w:type="gramEnd"/>
+      <w:r>
+        <w:rPr>
+          <w:b/>
+          <w:bCs/>
+          <w:sz w:val="28"/>
+          <w:szCs w:val="28"/>
+          <w:lang w:val="fr-SN"/>
+        </w:rPr>
+        <w:t xml:space="preserve"> "réseau",</w:t>
+      </w:r>
+    </w:p>
+    <w:p>
+      <w:pPr>
+        <w:rPr>
+          <w:b/>
+          <w:bCs/>
+          <w:sz w:val="28"/>
+          <w:szCs w:val="28"/>
+          <w:lang w:val="fr-SN"/>
+        </w:rPr>
+      </w:pPr>
+      <w:r>
+        <w:rPr>
+          <w:b/>
+          <w:bCs/>
+          <w:sz w:val="28"/>
+          <w:szCs w:val="28"/>
+          <w:lang w:val="fr-SN"/>
+        </w:rPr>
+        <w:t xml:space="preserve">  "justification</w:t>
+      </w:r>
+      <w:proofErr w:type="gramStart"/>
+      <w:r>
+        <w:rPr>
+          <w:b/>
+          <w:bCs/>
+          <w:sz w:val="28"/>
+          <w:szCs w:val="28"/>
+          <w:lang w:val="fr-SN"/>
+        </w:rPr>
+        <w:t>":</w:t>
+      </w:r>
+      <w:proofErr w:type="gramEnd"/>
+      <w:r>
+        <w:rPr>
+          <w:b/>
+          <w:bCs/>
+          <w:sz w:val="28"/>
+          <w:szCs w:val="28"/>
+          <w:lang w:val="fr-SN"/>
+        </w:rPr>
+        <w:t xml:space="preserve"> "Le ticket signale une impossibilité de connexion au Wi-Fi de l'entreprise et un message d'erreur « réseau indisponible »."</w:t>
       </w:r>
     </w:p>
     <w:p>
@@ -10228,19 +10724,33 @@
         <w:rPr>
           <w:rFonts w:cstheme="minorHAnsi"/>
         </w:rPr>
-        <w:t xml:space="preserve">  "numero_facture": null,</w:t>
-      </w:r>
-    </w:p>
-    <w:p>
-      <w:pPr>
+        <w:t xml:space="preserve">  "</w:t>
+      </w:r>
+      <w:proofErr w:type="gramStart"/>
+      <w:r>
         <w:rPr>
           <w:rFonts w:cstheme="minorHAnsi"/>
         </w:rPr>
-      </w:pPr>
+        <w:t>numero</w:t>
+      </w:r>
+      <w:proofErr w:type="gramEnd"/>
       <w:r>
         <w:rPr>
           <w:rFonts w:cstheme="minorHAnsi"/>
         </w:rPr>
+        <w:t>_facture": null,</w:t>
+      </w:r>
+    </w:p>
+    <w:p>
+      <w:pPr>
+        <w:rPr>
+          <w:rFonts w:cstheme="minorHAnsi"/>
+        </w:rPr>
+      </w:pPr>
+      <w:r>
+        <w:rPr>
+          <w:rFonts w:cstheme="minorHAnsi"/>
+        </w:rPr>
         <w:t xml:space="preserve">  "date": null,</w:t>
       </w:r>
     </w:p>
@@ -10262,22 +10772,23 @@
           <w:rFonts w:cstheme="minorHAnsi"/>
           <w:lang w:val="fr-SN"/>
         </w:rPr>
-        <w:t>"client": null,</w:t>
-      </w:r>
-    </w:p>
-    <w:p>
-      <w:pPr>
+        <w:t>"client</w:t>
+      </w:r>
+      <w:proofErr w:type="gramStart"/>
+      <w:r>
         <w:rPr>
           <w:rFonts w:cstheme="minorHAnsi"/>
           <w:lang w:val="fr-SN"/>
         </w:rPr>
-      </w:pPr>
+        <w:t>":</w:t>
+      </w:r>
+      <w:proofErr w:type="gramEnd"/>
       <w:r>
         <w:rPr>
           <w:rFonts w:cstheme="minorHAnsi"/>
           <w:lang w:val="fr-SN"/>
         </w:rPr>
-        <w:t xml:space="preserve">  "montant_ht": null,</w:t>
+        <w:t xml:space="preserve"> null,</w:t>
       </w:r>
     </w:p>
     <w:p>
@@ -10292,23 +10803,86 @@
           <w:rFonts w:cstheme="minorHAnsi"/>
           <w:lang w:val="fr-SN"/>
         </w:rPr>
-        <w:t xml:space="preserve">  "tva": null,</w:t>
-      </w:r>
-    </w:p>
-    <w:p>
-      <w:pPr>
+        <w:t xml:space="preserve">  "montant_ht</w:t>
+      </w:r>
+      <w:proofErr w:type="gramStart"/>
+      <w:r>
         <w:rPr>
           <w:rFonts w:cstheme="minorHAnsi"/>
           <w:lang w:val="fr-SN"/>
         </w:rPr>
-      </w:pPr>
+        <w:t>":</w:t>
+      </w:r>
+      <w:proofErr w:type="gramEnd"/>
       <w:r>
         <w:rPr>
           <w:rFonts w:cstheme="minorHAnsi"/>
           <w:lang w:val="fr-SN"/>
         </w:rPr>
+        <w:t xml:space="preserve"> null,</w:t>
+      </w:r>
+    </w:p>
+    <w:p>
+      <w:pPr>
+        <w:rPr>
+          <w:rFonts w:cstheme="minorHAnsi"/>
+          <w:lang w:val="fr-SN"/>
+        </w:rPr>
+      </w:pPr>
+      <w:r>
+        <w:rPr>
+          <w:rFonts w:cstheme="minorHAnsi"/>
+          <w:lang w:val="fr-SN"/>
+        </w:rPr>
+        <w:t xml:space="preserve">  "tva</w:t>
+      </w:r>
+      <w:proofErr w:type="gramStart"/>
+      <w:r>
+        <w:rPr>
+          <w:rFonts w:cstheme="minorHAnsi"/>
+          <w:lang w:val="fr-SN"/>
+        </w:rPr>
+        <w:t>":</w:t>
+      </w:r>
+      <w:proofErr w:type="gramEnd"/>
+      <w:r>
+        <w:rPr>
+          <w:rFonts w:cstheme="minorHAnsi"/>
+          <w:lang w:val="fr-SN"/>
+        </w:rPr>
+        <w:t xml:space="preserve"> null,</w:t>
+      </w:r>
+    </w:p>
+    <w:p>
+      <w:pPr>
+        <w:rPr>
+          <w:rFonts w:cstheme="minorHAnsi"/>
+          <w:lang w:val="fr-SN"/>
+        </w:rPr>
+      </w:pPr>
+      <w:r>
+        <w:rPr>
+          <w:rFonts w:cstheme="minorHAnsi"/>
+          <w:lang w:val="fr-SN"/>
+        </w:rPr>
         <w:lastRenderedPageBreak/>
-        <w:t xml:space="preserve">  "montant_ttc": null</w:t>
+        <w:t xml:space="preserve">  "montant_ttc</w:t>
+      </w:r>
+      <w:proofErr w:type="gramStart"/>
+      <w:r>
+        <w:rPr>
+          <w:rFonts w:cstheme="minorHAnsi"/>
+          <w:lang w:val="fr-SN"/>
+        </w:rPr>
+        <w:t>":</w:t>
+      </w:r>
+      <w:proofErr w:type="gramEnd"/>
+      <w:r>
+        <w:rPr>
+          <w:rFonts w:cstheme="minorHAnsi"/>
+          <w:lang w:val="fr-SN"/>
+        </w:rPr>
+        <w:t xml:space="preserve"> null</w:t>
       </w:r>
     </w:p>
     <w:p>
@@ -11016,11 +11590,10 @@
           <w:sz w:val="28"/>
           <w:szCs w:val="28"/>
         </w:rPr>
-        <w:t>Total hors taxes : 1 000,00 €</w:t>
-      </w:r>
-    </w:p>
-    <w:p>
-      <w:pPr>
+        <w:t xml:space="preserve">Total hors </w:t>
+      </w:r>
+      <w:proofErr w:type="gramStart"/>
+      <w:r>
         <w:rPr>
           <w:b/>
           <w:bCs/>
@@ -11028,7 +11601,9 @@
           <w:sz w:val="28"/>
           <w:szCs w:val="28"/>
         </w:rPr>
-      </w:pPr>
+        <w:t>taxes :</w:t>
+      </w:r>
+      <w:proofErr w:type="gramEnd"/>
       <w:r>
         <w:rPr>
           <w:b/>
@@ -11037,7 +11612,7 @@
           <w:sz w:val="28"/>
           <w:szCs w:val="28"/>
         </w:rPr>
-        <w:t>TVA : 200,00 €</w:t>
+        <w:t xml:space="preserve"> 1 000,00 €</w:t>
       </w:r>
     </w:p>
     <w:p>
@@ -11050,6 +11625,7 @@
           <w:szCs w:val="28"/>
         </w:rPr>
       </w:pPr>
+      <w:proofErr w:type="gramStart"/>
       <w:r>
         <w:rPr>
           <w:b/>
@@ -11058,11 +11634,10 @@
           <w:sz w:val="28"/>
           <w:szCs w:val="28"/>
         </w:rPr>
-        <w:t>Total TTC : 1 200,00 €</w:t>
-      </w:r>
-    </w:p>
-    <w:p>
-      <w:pPr>
+        <w:t>TVA :</w:t>
+      </w:r>
+      <w:proofErr w:type="gramEnd"/>
+      <w:r>
         <w:rPr>
           <w:b/>
           <w:bCs/>
@@ -11070,7 +11645,8 @@
           <w:sz w:val="28"/>
           <w:szCs w:val="28"/>
         </w:rPr>
-      </w:pPr>
+        <w:t xml:space="preserve"> 200,00 €</w:t>
+      </w:r>
     </w:p>
     <w:p>
       <w:pPr>
@@ -11090,7 +11666,83 @@
           <w:sz w:val="28"/>
           <w:szCs w:val="28"/>
         </w:rPr>
-        <w:t xml:space="preserve">Reponse du LLM : </w:t>
+        <w:t xml:space="preserve">Total </w:t>
+      </w:r>
+      <w:proofErr w:type="gramStart"/>
+      <w:r>
+        <w:rPr>
+          <w:b/>
+          <w:bCs/>
+          <w:color w:val="4472C4" w:themeColor="accent1"/>
+          <w:sz w:val="28"/>
+          <w:szCs w:val="28"/>
+        </w:rPr>
+        <w:t>TTC :</w:t>
+      </w:r>
+      <w:proofErr w:type="gramEnd"/>
+      <w:r>
+        <w:rPr>
+          <w:b/>
+          <w:bCs/>
+          <w:color w:val="4472C4" w:themeColor="accent1"/>
+          <w:sz w:val="28"/>
+          <w:szCs w:val="28"/>
+        </w:rPr>
+        <w:t xml:space="preserve"> 1 200,00 €</w:t>
+      </w:r>
+    </w:p>
+    <w:p>
+      <w:pPr>
+        <w:rPr>
+          <w:b/>
+          <w:bCs/>
+          <w:color w:val="4472C4" w:themeColor="accent1"/>
+          <w:sz w:val="28"/>
+          <w:szCs w:val="28"/>
+        </w:rPr>
+      </w:pPr>
+    </w:p>
+    <w:p>
+      <w:pPr>
+        <w:rPr>
+          <w:b/>
+          <w:bCs/>
+          <w:color w:val="4472C4" w:themeColor="accent1"/>
+          <w:sz w:val="28"/>
+          <w:szCs w:val="28"/>
+        </w:rPr>
+      </w:pPr>
+      <w:r>
+        <w:rPr>
+          <w:b/>
+          <w:bCs/>
+          <w:color w:val="4472C4" w:themeColor="accent1"/>
+          <w:sz w:val="28"/>
+          <w:szCs w:val="28"/>
+        </w:rPr>
+        <w:t xml:space="preserve">Reponse du </w:t>
+      </w:r>
+      <w:proofErr w:type="gramStart"/>
+      <w:r>
+        <w:rPr>
+          <w:b/>
+          <w:bCs/>
+          <w:color w:val="4472C4" w:themeColor="accent1"/>
+          <w:sz w:val="28"/>
+          <w:szCs w:val="28"/>
+        </w:rPr>
+        <w:t>LLM :</w:t>
+      </w:r>
+      <w:proofErr w:type="gramEnd"/>
+      <w:r>
+        <w:rPr>
+          <w:b/>
+          <w:bCs/>
+          <w:color w:val="4472C4" w:themeColor="accent1"/>
+          <w:sz w:val="28"/>
+          <w:szCs w:val="28"/>
+        </w:rPr>
+        <w:t xml:space="preserve"> </w:t>
       </w:r>
     </w:p>
     <w:p>
@@ -11132,112 +11784,244 @@
           <w:szCs w:val="28"/>
           <w:lang w:val="fr-SN"/>
         </w:rPr>
-        <w:t xml:space="preserve">  "numero_facture": "FAC-2026-045",</w:t>
-      </w:r>
-    </w:p>
-    <w:p>
-      <w:pPr>
-        <w:rPr>
-          <w:b/>
-          <w:bCs/>
-          <w:sz w:val="28"/>
-          <w:szCs w:val="28"/>
-          <w:lang w:val="fr-SN"/>
-        </w:rPr>
-      </w:pPr>
-      <w:r>
-        <w:rPr>
-          <w:b/>
-          <w:bCs/>
-          <w:sz w:val="28"/>
-          <w:szCs w:val="28"/>
-          <w:lang w:val="fr-SN"/>
-        </w:rPr>
-        <w:t xml:space="preserve">  "date": "12/09/2026",</w:t>
-      </w:r>
-    </w:p>
-    <w:p>
-      <w:pPr>
-        <w:rPr>
-          <w:b/>
-          <w:bCs/>
-          <w:sz w:val="28"/>
-          <w:szCs w:val="28"/>
-          <w:lang w:val="fr-SN"/>
-        </w:rPr>
-      </w:pPr>
-      <w:r>
-        <w:rPr>
-          <w:b/>
-          <w:bCs/>
-          <w:sz w:val="28"/>
-          <w:szCs w:val="28"/>
-          <w:lang w:val="fr-SN"/>
-        </w:rPr>
-        <w:t xml:space="preserve">  "client": "Entreprise Alpha",</w:t>
-      </w:r>
-    </w:p>
-    <w:p>
-      <w:pPr>
-        <w:rPr>
-          <w:b/>
-          <w:bCs/>
-          <w:sz w:val="28"/>
-          <w:szCs w:val="28"/>
-          <w:lang w:val="fr-SN"/>
-        </w:rPr>
-      </w:pPr>
-      <w:r>
-        <w:rPr>
-          <w:b/>
-          <w:bCs/>
-          <w:sz w:val="28"/>
-          <w:szCs w:val="28"/>
-          <w:lang w:val="fr-SN"/>
-        </w:rPr>
-        <w:t xml:space="preserve">  "montant_ht": 1000.00,</w:t>
-      </w:r>
-    </w:p>
-    <w:p>
-      <w:pPr>
-        <w:rPr>
-          <w:b/>
-          <w:bCs/>
-          <w:sz w:val="28"/>
-          <w:szCs w:val="28"/>
-          <w:lang w:val="fr-SN"/>
-        </w:rPr>
-      </w:pPr>
-      <w:r>
-        <w:rPr>
-          <w:b/>
-          <w:bCs/>
-          <w:sz w:val="28"/>
-          <w:szCs w:val="28"/>
-          <w:lang w:val="fr-SN"/>
-        </w:rPr>
-        <w:t xml:space="preserve">  "tva": 200.00,</w:t>
-      </w:r>
-    </w:p>
-    <w:p>
-      <w:pPr>
-        <w:rPr>
-          <w:b/>
-          <w:bCs/>
-          <w:sz w:val="28"/>
-          <w:szCs w:val="28"/>
-          <w:lang w:val="fr-SN"/>
-        </w:rPr>
-      </w:pPr>
-      <w:r>
-        <w:rPr>
-          <w:b/>
-          <w:bCs/>
-          <w:sz w:val="28"/>
-          <w:szCs w:val="28"/>
-          <w:lang w:val="fr-SN"/>
-        </w:rPr>
-        <w:t xml:space="preserve">  "montant_ttc": 1200.00</w:t>
+        <w:t xml:space="preserve">  "numero_facture</w:t>
+      </w:r>
+      <w:proofErr w:type="gramStart"/>
+      <w:r>
+        <w:rPr>
+          <w:b/>
+          <w:bCs/>
+          <w:sz w:val="28"/>
+          <w:szCs w:val="28"/>
+          <w:lang w:val="fr-SN"/>
+        </w:rPr>
+        <w:t>":</w:t>
+      </w:r>
+      <w:proofErr w:type="gramEnd"/>
+      <w:r>
+        <w:rPr>
+          <w:b/>
+          <w:bCs/>
+          <w:sz w:val="28"/>
+          <w:szCs w:val="28"/>
+          <w:lang w:val="fr-SN"/>
+        </w:rPr>
+        <w:t xml:space="preserve"> "FAC-2026-045",</w:t>
+      </w:r>
+    </w:p>
+    <w:p>
+      <w:pPr>
+        <w:rPr>
+          <w:b/>
+          <w:bCs/>
+          <w:sz w:val="28"/>
+          <w:szCs w:val="28"/>
+          <w:lang w:val="fr-SN"/>
+        </w:rPr>
+      </w:pPr>
+      <w:r>
+        <w:rPr>
+          <w:b/>
+          <w:bCs/>
+          <w:sz w:val="28"/>
+          <w:szCs w:val="28"/>
+          <w:lang w:val="fr-SN"/>
+        </w:rPr>
+        <w:t xml:space="preserve">  "date</w:t>
+      </w:r>
+      <w:proofErr w:type="gramStart"/>
+      <w:r>
+        <w:rPr>
+          <w:b/>
+          <w:bCs/>
+          <w:sz w:val="28"/>
+          <w:szCs w:val="28"/>
+          <w:lang w:val="fr-SN"/>
+        </w:rPr>
+        <w:t>":</w:t>
+      </w:r>
+      <w:proofErr w:type="gramEnd"/>
+      <w:r>
+        <w:rPr>
+          <w:b/>
+          <w:bCs/>
+          <w:sz w:val="28"/>
+          <w:szCs w:val="28"/>
+          <w:lang w:val="fr-SN"/>
+        </w:rPr>
+        <w:t xml:space="preserve"> "12/09/2026",</w:t>
+      </w:r>
+    </w:p>
+    <w:p>
+      <w:pPr>
+        <w:rPr>
+          <w:b/>
+          <w:bCs/>
+          <w:sz w:val="28"/>
+          <w:szCs w:val="28"/>
+          <w:lang w:val="fr-SN"/>
+        </w:rPr>
+      </w:pPr>
+      <w:r>
+        <w:rPr>
+          <w:b/>
+          <w:bCs/>
+          <w:sz w:val="28"/>
+          <w:szCs w:val="28"/>
+          <w:lang w:val="fr-SN"/>
+        </w:rPr>
+        <w:t xml:space="preserve">  "client</w:t>
+      </w:r>
+      <w:proofErr w:type="gramStart"/>
+      <w:r>
+        <w:rPr>
+          <w:b/>
+          <w:bCs/>
+          <w:sz w:val="28"/>
+          <w:szCs w:val="28"/>
+          <w:lang w:val="fr-SN"/>
+        </w:rPr>
+        <w:t>":</w:t>
+      </w:r>
+      <w:proofErr w:type="gramEnd"/>
+      <w:r>
+        <w:rPr>
+          <w:b/>
+          <w:bCs/>
+          <w:sz w:val="28"/>
+          <w:szCs w:val="28"/>
+          <w:lang w:val="fr-SN"/>
+        </w:rPr>
+        <w:t xml:space="preserve"> "Entreprise Alpha",</w:t>
+      </w:r>
+    </w:p>
+    <w:p>
+      <w:pPr>
+        <w:rPr>
+          <w:b/>
+          <w:bCs/>
+          <w:sz w:val="28"/>
+          <w:szCs w:val="28"/>
+          <w:lang w:val="fr-SN"/>
+        </w:rPr>
+      </w:pPr>
+      <w:r>
+        <w:rPr>
+          <w:b/>
+          <w:bCs/>
+          <w:sz w:val="28"/>
+          <w:szCs w:val="28"/>
+          <w:lang w:val="fr-SN"/>
+        </w:rPr>
+        <w:t xml:space="preserve">  "montant_ht</w:t>
+      </w:r>
+      <w:proofErr w:type="gramStart"/>
+      <w:r>
+        <w:rPr>
+          <w:b/>
+          <w:bCs/>
+          <w:sz w:val="28"/>
+          <w:szCs w:val="28"/>
+          <w:lang w:val="fr-SN"/>
+        </w:rPr>
+        <w:t>":</w:t>
+      </w:r>
+      <w:proofErr w:type="gramEnd"/>
+      <w:r>
+        <w:rPr>
+          <w:b/>
+          <w:bCs/>
+          <w:sz w:val="28"/>
+          <w:szCs w:val="28"/>
+          <w:lang w:val="fr-SN"/>
+        </w:rPr>
+        <w:t xml:space="preserve"> 1000.00,</w:t>
+      </w:r>
+    </w:p>
+    <w:p>
+      <w:pPr>
+        <w:rPr>
+          <w:b/>
+          <w:bCs/>
+          <w:sz w:val="28"/>
+          <w:szCs w:val="28"/>
+          <w:lang w:val="fr-SN"/>
+        </w:rPr>
+      </w:pPr>
+      <w:r>
+        <w:rPr>
+          <w:b/>
+          <w:bCs/>
+          <w:sz w:val="28"/>
+          <w:szCs w:val="28"/>
+          <w:lang w:val="fr-SN"/>
+        </w:rPr>
+        <w:t xml:space="preserve">  "tva</w:t>
+      </w:r>
+      <w:proofErr w:type="gramStart"/>
+      <w:r>
+        <w:rPr>
+          <w:b/>
+          <w:bCs/>
+          <w:sz w:val="28"/>
+          <w:szCs w:val="28"/>
+          <w:lang w:val="fr-SN"/>
+        </w:rPr>
+        <w:t>":</w:t>
+      </w:r>
+      <w:proofErr w:type="gramEnd"/>
+      <w:r>
+        <w:rPr>
+          <w:b/>
+          <w:bCs/>
+          <w:sz w:val="28"/>
+          <w:szCs w:val="28"/>
+          <w:lang w:val="fr-SN"/>
+        </w:rPr>
+        <w:t xml:space="preserve"> 200.00,</w:t>
+      </w:r>
+    </w:p>
+    <w:p>
+      <w:pPr>
+        <w:rPr>
+          <w:b/>
+          <w:bCs/>
+          <w:sz w:val="28"/>
+          <w:szCs w:val="28"/>
+          <w:lang w:val="fr-SN"/>
+        </w:rPr>
+      </w:pPr>
+      <w:r>
+        <w:rPr>
+          <w:b/>
+          <w:bCs/>
+          <w:sz w:val="28"/>
+          <w:szCs w:val="28"/>
+          <w:lang w:val="fr-SN"/>
+        </w:rPr>
+        <w:t xml:space="preserve">  "montant_ttc</w:t>
+      </w:r>
+      <w:proofErr w:type="gramStart"/>
+      <w:r>
+        <w:rPr>
+          <w:b/>
+          <w:bCs/>
+          <w:sz w:val="28"/>
+          <w:szCs w:val="28"/>
+          <w:lang w:val="fr-SN"/>
+        </w:rPr>
+        <w:t>":</w:t>
+      </w:r>
+      <w:proofErr w:type="gramEnd"/>
+      <w:r>
+        <w:rPr>
+          <w:b/>
+          <w:bCs/>
+          <w:sz w:val="28"/>
+          <w:szCs w:val="28"/>
+          <w:lang w:val="fr-SN"/>
+        </w:rPr>
+        <w:t xml:space="preserve"> 1200.00</w:t>
       </w:r>
     </w:p>
     <w:p>
@@ -11277,11 +12061,10 @@
           <w:sz w:val="28"/>
           <w:szCs w:val="28"/>
         </w:rPr>
-        <w:t>Question 5 :</w:t>
-      </w:r>
-    </w:p>
-    <w:p>
-      <w:pPr>
+        <w:t xml:space="preserve">Question </w:t>
+      </w:r>
+      <w:proofErr w:type="gramStart"/>
+      <w:r>
         <w:rPr>
           <w:b/>
           <w:bCs/>
@@ -11289,8 +12072,12 @@
           <w:sz w:val="28"/>
           <w:szCs w:val="28"/>
         </w:rPr>
-      </w:pPr>
-      <w:r>
+        <w:t>5 :</w:t>
+      </w:r>
+      <w:proofErr w:type="gramEnd"/>
+    </w:p>
+    <w:p>
+      <w:pPr>
         <w:rPr>
           <w:b/>
           <w:bCs/>
@@ -11298,6 +12085,15 @@
           <w:sz w:val="28"/>
           <w:szCs w:val="28"/>
         </w:rPr>
+      </w:pPr>
+      <w:r>
+        <w:rPr>
+          <w:b/>
+          <w:bCs/>
+          <w:color w:val="4472C4" w:themeColor="accent1"/>
+          <w:sz w:val="28"/>
+          <w:szCs w:val="28"/>
+        </w:rPr>
         <w:t xml:space="preserve">Prompt : </w:t>
       </w:r>
     </w:p>
@@ -11328,6 +12124,7 @@
         </w:rPr>
         <w:t>Rôle</w:t>
       </w:r>
+      <w:proofErr w:type="gramStart"/>
       <w:r>
         <w:rPr>
           <w:lang w:val="fr-SN"/>
@@ -11338,7 +12135,14 @@
         <w:rPr>
           <w:lang w:val="fr-SN"/>
         </w:rPr>
-        <w:t>Tu es un chargé de communication client.</w:t>
+        <w:t>Tu</w:t>
+      </w:r>
+      <w:proofErr w:type="gramEnd"/>
+      <w:r>
+        <w:rPr>
+          <w:lang w:val="fr-SN"/>
+        </w:rPr>
+        <w:t xml:space="preserve"> es un chargé de communication client.</w:t>
       </w:r>
     </w:p>
     <w:p>
@@ -11931,21 +12735,7 @@
         <w:rPr>
           <w:lang w:val="fr-SN"/>
         </w:rPr>
-        <w:t>3. Valeurs aberrantes (</w:t>
-      </w:r>
-      <w:proofErr w:type="spellStart"/>
-      <w:r>
-        <w:rPr>
-          <w:lang w:val="fr-SN"/>
-        </w:rPr>
-        <w:t>outliers</w:t>
-      </w:r>
-      <w:proofErr w:type="spellEnd"/>
-      <w:r>
-        <w:rPr>
-          <w:lang w:val="fr-SN"/>
-        </w:rPr>
-        <w:t>)</w:t>
+        <w:t>3. Valeurs aberrantes (outliers)</w:t>
       </w:r>
     </w:p>
     <w:p>
@@ -12114,7 +12904,21 @@
         <w:rPr>
           <w:lang w:val="fr-SN"/>
         </w:rPr>
-        <w:t xml:space="preserve">  séries temporelles, mesures physiques, bruit de capteur, pannes, etc.</w:t>
+        <w:t xml:space="preserve">  </w:t>
+      </w:r>
+      <w:proofErr w:type="gramStart"/>
+      <w:r>
+        <w:rPr>
+          <w:lang w:val="fr-SN"/>
+        </w:rPr>
+        <w:t>séries</w:t>
+      </w:r>
+      <w:proofErr w:type="gramEnd"/>
+      <w:r>
+        <w:rPr>
+          <w:lang w:val="fr-SN"/>
+        </w:rPr>
+        <w:t xml:space="preserve"> temporelles, mesures physiques, bruit de capteur, pannes, etc.</w:t>
       </w:r>
     </w:p>
     <w:p>
@@ -12512,7 +13316,14 @@
         <w:rPr>
           <w:lang w:val="fr-SN"/>
         </w:rPr>
-        <w:t xml:space="preserve">[Insérer ici la description du dataset </w:t>
+        <w:t xml:space="preserve">[Insérer ici la description du </w:t>
+      </w:r>
+      <w:proofErr w:type="gramStart"/>
+      <w:r>
+        <w:rPr>
+          <w:lang w:val="fr-SN"/>
+        </w:rPr>
+        <w:t xml:space="preserve">dataset </w:t>
       </w:r>
       <w:r>
         <w:rPr>
@@ -12520,6 +13331,7 @@
         </w:rPr>
         <w:t>]</w:t>
       </w:r>
+      <w:proofErr w:type="gramEnd"/>
       <w:r>
         <w:rPr>
           <w:color w:val="4472C4" w:themeColor="accent1"/>
@@ -12785,63 +13597,33 @@
         <w:rPr>
           <w:lang w:val="fr-SN"/>
         </w:rPr>
-        <w:t xml:space="preserve">(ex. </w:t>
-      </w:r>
-      <w:proofErr w:type="spellStart"/>
+        <w:t>(</w:t>
+      </w:r>
+      <w:proofErr w:type="gramStart"/>
+      <w:r>
+        <w:rPr>
+          <w:lang w:val="fr-SN"/>
+        </w:rPr>
+        <w:t>ex.</w:t>
+      </w:r>
+      <w:proofErr w:type="gramEnd"/>
+      <w:r>
+        <w:rPr>
+          <w:lang w:val="fr-SN"/>
+        </w:rPr>
+        <w:t xml:space="preserve"> </w:t>
+      </w:r>
       <w:r>
         <w:rPr>
           <w:lang w:val="fr-SN"/>
         </w:rPr>
         <w:t>lineplot</w:t>
       </w:r>
-      <w:proofErr w:type="spellEnd"/>
-      <w:r>
-        <w:rPr>
-          <w:lang w:val="fr-SN"/>
-        </w:rPr>
-        <w:t xml:space="preserve">, histogramme, </w:t>
-      </w:r>
-      <w:proofErr w:type="spellStart"/>
-      <w:r>
-        <w:rPr>
-          <w:lang w:val="fr-SN"/>
-        </w:rPr>
-        <w:t>boxplot</w:t>
-      </w:r>
-      <w:proofErr w:type="spellEnd"/>
-      <w:r>
-        <w:rPr>
-          <w:lang w:val="fr-SN"/>
-        </w:rPr>
-        <w:t xml:space="preserve">, </w:t>
-      </w:r>
-      <w:proofErr w:type="spellStart"/>
-      <w:r>
-        <w:rPr>
-          <w:lang w:val="fr-SN"/>
-        </w:rPr>
-        <w:t>heatmap</w:t>
-      </w:r>
-      <w:proofErr w:type="spellEnd"/>
-      <w:r>
-        <w:rPr>
-          <w:lang w:val="fr-SN"/>
-        </w:rPr>
-        <w:t xml:space="preserve">, </w:t>
-      </w:r>
-      <w:proofErr w:type="spellStart"/>
-      <w:r>
-        <w:rPr>
-          <w:lang w:val="fr-SN"/>
-        </w:rPr>
-        <w:t>scatter</w:t>
-      </w:r>
-      <w:proofErr w:type="spellEnd"/>
-      <w:r>
-        <w:rPr>
-          <w:lang w:val="fr-SN"/>
-        </w:rPr>
-        <w:t xml:space="preserve"> plot, etc.)</w:t>
+      <w:r>
+        <w:rPr>
+          <w:lang w:val="fr-SN"/>
+        </w:rPr>
+        <w:t>, histogramme, boxplot, heatmap, scatter plot, etc.)</w:t>
       </w:r>
     </w:p>
     <w:p>
@@ -12867,7 +13649,21 @@
         <w:rPr>
           <w:lang w:val="fr-SN"/>
         </w:rPr>
-        <w:t xml:space="preserve">   précise les colonnes exactes du fichier.</w:t>
+        <w:t xml:space="preserve">   </w:t>
+      </w:r>
+      <w:proofErr w:type="gramStart"/>
+      <w:r>
+        <w:rPr>
+          <w:lang w:val="fr-SN"/>
+        </w:rPr>
+        <w:t>précise</w:t>
+      </w:r>
+      <w:proofErr w:type="gramEnd"/>
+      <w:r>
+        <w:rPr>
+          <w:lang w:val="fr-SN"/>
+        </w:rPr>
+        <w:t xml:space="preserve"> les colonnes exactes du fichier.</w:t>
       </w:r>
     </w:p>
     <w:p>
@@ -12893,7 +13689,21 @@
         <w:rPr>
           <w:lang w:val="fr-SN"/>
         </w:rPr>
-        <w:t xml:space="preserve">   explique ce que cette visualisation permet d’observer ou de comprendre.</w:t>
+        <w:t xml:space="preserve">   </w:t>
+      </w:r>
+      <w:proofErr w:type="gramStart"/>
+      <w:r>
+        <w:rPr>
+          <w:lang w:val="fr-SN"/>
+        </w:rPr>
+        <w:t>explique</w:t>
+      </w:r>
+      <w:proofErr w:type="gramEnd"/>
+      <w:r>
+        <w:rPr>
+          <w:lang w:val="fr-SN"/>
+        </w:rPr>
+        <w:t xml:space="preserve"> ce que cette visualisation permet d’observer ou de comprendre.</w:t>
       </w:r>
     </w:p>
     <w:p>
@@ -12919,7 +13729,21 @@
         <w:rPr>
           <w:lang w:val="fr-SN"/>
         </w:rPr>
-        <w:t xml:space="preserve">   décris les tendances, motifs ou anomalies que l’on cherche à identifier.</w:t>
+        <w:t xml:space="preserve">   </w:t>
+      </w:r>
+      <w:proofErr w:type="gramStart"/>
+      <w:r>
+        <w:rPr>
+          <w:lang w:val="fr-SN"/>
+        </w:rPr>
+        <w:t>décris</w:t>
+      </w:r>
+      <w:proofErr w:type="gramEnd"/>
+      <w:r>
+        <w:rPr>
+          <w:lang w:val="fr-SN"/>
+        </w:rPr>
+        <w:t xml:space="preserve"> les tendances, motifs ou anomalies que l’on cherche à identifier.</w:t>
       </w:r>
     </w:p>
     <w:p>
@@ -13034,7 +13858,21 @@
         <w:rPr>
           <w:lang w:val="fr-SN"/>
         </w:rPr>
-        <w:t xml:space="preserve">  temperature, humidite, pression, id_capteur, etat.</w:t>
+        <w:t xml:space="preserve">  </w:t>
+      </w:r>
+      <w:proofErr w:type="gramStart"/>
+      <w:r>
+        <w:rPr>
+          <w:lang w:val="fr-SN"/>
+        </w:rPr>
+        <w:t>temperature</w:t>
+      </w:r>
+      <w:proofErr w:type="gramEnd"/>
+      <w:r>
+        <w:rPr>
+          <w:lang w:val="fr-SN"/>
+        </w:rPr>
+        <w:t>, humidite, pression, id_capteur, etat.</w:t>
       </w:r>
     </w:p>
     <w:p>
@@ -13703,79 +14541,95 @@
         <w:rPr>
           <w:lang w:val="fr-SN"/>
         </w:rPr>
-        <w:t>Termine par une courte recommandation indiquant quels modèles semblent les plus adaptés aux caractéristiques de ce dataset et pourquoi.</w:t>
-      </w:r>
-      <w:r>
-        <w:rPr>
+        <w:t xml:space="preserve">Termine par une courte recommandation indiquant quels modèles semblent les plus adaptés aux caractéristiques de ce dataset et </w:t>
+      </w:r>
+      <w:proofErr w:type="gramStart"/>
+      <w:r>
+        <w:rPr>
+          <w:lang w:val="fr-SN"/>
+        </w:rPr>
+        <w:t>pourquoi.</w:t>
+      </w:r>
+      <w:r>
+        <w:rPr>
+          <w:sz w:val="28"/>
+          <w:szCs w:val="28"/>
+          <w:lang w:val="fr-SN"/>
+        </w:rPr>
+        <w:t>`</w:t>
+      </w:r>
+      <w:proofErr w:type="gramEnd"/>
+      <w:r>
+        <w:rPr>
+          <w:sz w:val="28"/>
+          <w:szCs w:val="28"/>
+          <w:lang w:val="fr-SN"/>
+        </w:rPr>
+        <w:t>``</w:t>
+      </w:r>
+    </w:p>
+    <w:p>
+      <w:pPr>
+        <w:rPr>
+          <w:sz w:val="28"/>
+          <w:szCs w:val="28"/>
+          <w:lang w:val="fr-SN"/>
+        </w:rPr>
+      </w:pPr>
+    </w:p>
+    <w:p>
+      <w:pPr>
+        <w:rPr>
+          <w:color w:val="4472C4" w:themeColor="accent1"/>
+          <w:sz w:val="28"/>
+          <w:szCs w:val="28"/>
+          <w:lang w:val="fr-SN"/>
+        </w:rPr>
+      </w:pPr>
+      <w:r>
+        <w:rPr>
+          <w:color w:val="4472C4" w:themeColor="accent1"/>
+          <w:sz w:val="28"/>
+          <w:szCs w:val="28"/>
+          <w:lang w:val="fr-SN"/>
+        </w:rPr>
+        <w:t xml:space="preserve">Question 4 : </w:t>
+      </w:r>
+    </w:p>
+    <w:p>
+      <w:pPr>
+        <w:rPr>
+          <w:color w:val="4472C4" w:themeColor="accent1"/>
+          <w:sz w:val="28"/>
+          <w:szCs w:val="28"/>
+          <w:lang w:val="fr-SN"/>
+        </w:rPr>
+      </w:pPr>
+      <w:r>
+        <w:rPr>
+          <w:color w:val="4472C4" w:themeColor="accent1"/>
+          <w:sz w:val="28"/>
+          <w:szCs w:val="28"/>
+          <w:lang w:val="fr-SN"/>
+        </w:rPr>
+        <w:t xml:space="preserve">Prompt : </w:t>
+      </w:r>
+    </w:p>
+    <w:p>
+      <w:pPr>
+        <w:rPr>
+          <w:lang w:val="fr-SN"/>
+        </w:rPr>
+      </w:pPr>
+      <w:r>
+        <w:rPr>
+          <w:color w:val="4472C4" w:themeColor="accent1"/>
           <w:sz w:val="28"/>
           <w:szCs w:val="28"/>
           <w:lang w:val="fr-SN"/>
         </w:rPr>
         <w:t>```</w:t>
       </w:r>
-    </w:p>
-    <w:p>
-      <w:pPr>
-        <w:rPr>
-          <w:sz w:val="28"/>
-          <w:szCs w:val="28"/>
-          <w:lang w:val="fr-SN"/>
-        </w:rPr>
-      </w:pPr>
-    </w:p>
-    <w:p>
-      <w:pPr>
-        <w:rPr>
-          <w:color w:val="4472C4" w:themeColor="accent1"/>
-          <w:sz w:val="28"/>
-          <w:szCs w:val="28"/>
-          <w:lang w:val="fr-SN"/>
-        </w:rPr>
-      </w:pPr>
-      <w:r>
-        <w:rPr>
-          <w:color w:val="4472C4" w:themeColor="accent1"/>
-          <w:sz w:val="28"/>
-          <w:szCs w:val="28"/>
-          <w:lang w:val="fr-SN"/>
-        </w:rPr>
-        <w:t xml:space="preserve">Question 4 : </w:t>
-      </w:r>
-    </w:p>
-    <w:p>
-      <w:pPr>
-        <w:rPr>
-          <w:color w:val="4472C4" w:themeColor="accent1"/>
-          <w:sz w:val="28"/>
-          <w:szCs w:val="28"/>
-          <w:lang w:val="fr-SN"/>
-        </w:rPr>
-      </w:pPr>
-      <w:r>
-        <w:rPr>
-          <w:color w:val="4472C4" w:themeColor="accent1"/>
-          <w:sz w:val="28"/>
-          <w:szCs w:val="28"/>
-          <w:lang w:val="fr-SN"/>
-        </w:rPr>
-        <w:t xml:space="preserve">Prompt : </w:t>
-      </w:r>
-    </w:p>
-    <w:p>
-      <w:pPr>
-        <w:rPr>
-          <w:lang w:val="fr-SN"/>
-        </w:rPr>
-      </w:pPr>
-      <w:r>
-        <w:rPr>
-          <w:color w:val="4472C4" w:themeColor="accent1"/>
-          <w:sz w:val="28"/>
-          <w:szCs w:val="28"/>
-          <w:lang w:val="fr-SN"/>
-        </w:rPr>
-        <w:t>```</w:t>
-      </w:r>
       <w:r>
         <w:rPr>
           <w:lang w:val="fr-SN"/>
@@ -13835,23 +14689,43 @@
     </w:p>
     <w:p>
       <w:r>
-        <w:t>- Accuracy ;</w:t>
-      </w:r>
-    </w:p>
-    <w:p>
-      <w:r>
-        <w:t>- Precision ;</w:t>
-      </w:r>
-    </w:p>
-    <w:p>
-      <w:r>
-        <w:t>- Recall ;</w:t>
-      </w:r>
-    </w:p>
-    <w:p>
-      <w:r>
-        <w:t>- F1-score ;</w:t>
-      </w:r>
+        <w:t xml:space="preserve">- </w:t>
+      </w:r>
+      <w:proofErr w:type="gramStart"/>
+      <w:r>
+        <w:t>Accuracy ;</w:t>
+      </w:r>
+      <w:proofErr w:type="gramEnd"/>
+    </w:p>
+    <w:p>
+      <w:r>
+        <w:t xml:space="preserve">- </w:t>
+      </w:r>
+      <w:proofErr w:type="gramStart"/>
+      <w:r>
+        <w:t>Precision ;</w:t>
+      </w:r>
+      <w:proofErr w:type="gramEnd"/>
+    </w:p>
+    <w:p>
+      <w:r>
+        <w:t xml:space="preserve">- </w:t>
+      </w:r>
+      <w:proofErr w:type="gramStart"/>
+      <w:r>
+        <w:t>Recall ;</w:t>
+      </w:r>
+      <w:proofErr w:type="gramEnd"/>
+    </w:p>
+    <w:p>
+      <w:r>
+        <w:t>- F1-</w:t>
+      </w:r>
+      <w:proofErr w:type="gramStart"/>
+      <w:r>
+        <w:t>score ;</w:t>
+      </w:r>
+      <w:proofErr w:type="gramEnd"/>
     </w:p>
     <w:p>
       <w:pPr>
@@ -14781,6 +15655,2780 @@
         </w:rPr>
         <w:t>```</w:t>
       </w:r>
+    </w:p>
+    <w:p>
+      <w:pPr>
+        <w:rPr>
+          <w:color w:val="4472C4" w:themeColor="accent1"/>
+          <w:sz w:val="36"/>
+          <w:szCs w:val="36"/>
+          <w:lang w:val="fr-SN"/>
+        </w:rPr>
+      </w:pPr>
+      <w:r>
+        <w:rPr>
+          <w:color w:val="4472C4" w:themeColor="accent1"/>
+          <w:sz w:val="36"/>
+          <w:szCs w:val="36"/>
+          <w:lang w:val="fr-SN"/>
+        </w:rPr>
+        <w:lastRenderedPageBreak/>
+        <w:t>Partie 7 – Prompt Engineering et RAG</w:t>
+      </w:r>
+    </w:p>
+    <w:p>
+      <w:pPr>
+        <w:rPr>
+          <w:color w:val="4472C4" w:themeColor="accent1"/>
+          <w:sz w:val="28"/>
+          <w:szCs w:val="28"/>
+          <w:lang w:val="fr-SN"/>
+        </w:rPr>
+      </w:pPr>
+      <w:r>
+        <w:rPr>
+          <w:color w:val="4472C4" w:themeColor="accent1"/>
+          <w:sz w:val="36"/>
+          <w:szCs w:val="36"/>
+          <w:lang w:val="fr-SN"/>
+        </w:rPr>
+        <w:t>Question2 :</w:t>
+      </w:r>
+      <w:r>
+        <w:rPr>
+          <w:lang w:val="fr-SN"/>
+        </w:rPr>
+        <w:t xml:space="preserve"> </w:t>
+      </w:r>
+      <w:r>
+        <w:rPr>
+          <w:color w:val="4472C4" w:themeColor="accent1"/>
+          <w:sz w:val="28"/>
+          <w:szCs w:val="28"/>
+          <w:lang w:val="fr-SN"/>
+        </w:rPr>
+        <w:t xml:space="preserve">2) Tester trois prompts pour poser une question relative à un contenu du document. </w:t>
+      </w:r>
+    </w:p>
+    <w:p>
+      <w:pPr>
+        <w:rPr>
+          <w:color w:val="4472C4" w:themeColor="accent1"/>
+          <w:sz w:val="28"/>
+          <w:szCs w:val="28"/>
+          <w:lang w:val="fr-SN"/>
+        </w:rPr>
+      </w:pPr>
+      <w:r>
+        <w:rPr>
+          <w:color w:val="4472C4" w:themeColor="accent1"/>
+          <w:sz w:val="28"/>
+          <w:szCs w:val="28"/>
+          <w:lang w:val="fr-SN"/>
+        </w:rPr>
+        <w:t>Prompt A : poser la question sans fournir le document au LLM</w:t>
+      </w:r>
+      <w:r>
+        <w:rPr>
+          <w:color w:val="4472C4" w:themeColor="accent1"/>
+          <w:sz w:val="28"/>
+          <w:szCs w:val="28"/>
+          <w:lang w:val="fr-SN"/>
+        </w:rPr>
+        <w:t> :</w:t>
+      </w:r>
+    </w:p>
+    <w:p>
+      <w:pPr>
+        <w:rPr>
+          <w:lang w:val="fr-SN"/>
+        </w:rPr>
+      </w:pPr>
+      <w:r>
+        <w:rPr>
+          <w:lang w:val="fr-SN"/>
+        </w:rPr>
+        <w:t>```</w:t>
+      </w:r>
+      <w:r>
+        <w:rPr>
+          <w:lang w:val="fr-SN"/>
+        </w:rPr>
+        <w:t>Combien de jours maximum par mois peut-on télétravailler chez TechFlow</w:t>
+      </w:r>
+      <w:proofErr w:type="gramStart"/>
+      <w:r>
+        <w:rPr>
+          <w:lang w:val="fr-SN"/>
+        </w:rPr>
+        <w:t xml:space="preserve"> ?</w:t>
+      </w:r>
+      <w:r>
+        <w:rPr>
+          <w:lang w:val="fr-SN"/>
+        </w:rPr>
+        <w:t>`</w:t>
+      </w:r>
+      <w:proofErr w:type="gramEnd"/>
+      <w:r>
+        <w:rPr>
+          <w:lang w:val="fr-SN"/>
+        </w:rPr>
+        <w:t>``</w:t>
+      </w:r>
+    </w:p>
+    <w:p>
+      <w:pPr>
+        <w:rPr>
+          <w:color w:val="4472C4" w:themeColor="accent1"/>
+          <w:sz w:val="28"/>
+          <w:szCs w:val="28"/>
+          <w:lang w:val="fr-SN"/>
+        </w:rPr>
+      </w:pPr>
+      <w:r>
+        <w:rPr>
+          <w:color w:val="4472C4" w:themeColor="accent1"/>
+          <w:sz w:val="28"/>
+          <w:szCs w:val="28"/>
+          <w:lang w:val="fr-SN"/>
+        </w:rPr>
+        <w:t>Réponse</w:t>
+      </w:r>
+      <w:r>
+        <w:rPr>
+          <w:color w:val="4472C4" w:themeColor="accent1"/>
+          <w:sz w:val="28"/>
+          <w:szCs w:val="28"/>
+          <w:lang w:val="fr-SN"/>
+        </w:rPr>
+        <w:t xml:space="preserve"> du </w:t>
+      </w:r>
+      <w:proofErr w:type="gramStart"/>
+      <w:r>
+        <w:rPr>
+          <w:color w:val="4472C4" w:themeColor="accent1"/>
+          <w:sz w:val="28"/>
+          <w:szCs w:val="28"/>
+          <w:lang w:val="fr-SN"/>
+        </w:rPr>
+        <w:t>LLM:</w:t>
+      </w:r>
+      <w:proofErr w:type="gramEnd"/>
+    </w:p>
+    <w:p>
+      <w:pPr>
+        <w:rPr>
+          <w:b/>
+          <w:bCs/>
+          <w:color w:val="000000" w:themeColor="text1"/>
+          <w:sz w:val="28"/>
+          <w:szCs w:val="28"/>
+          <w:lang w:val="fr-SN"/>
+        </w:rPr>
+      </w:pPr>
+      <w:r>
+        <w:rPr>
+          <w:b/>
+          <w:bCs/>
+          <w:color w:val="000000" w:themeColor="text1"/>
+          <w:sz w:val="28"/>
+          <w:szCs w:val="28"/>
+          <w:lang w:val="fr-SN"/>
+        </w:rPr>
+        <w:t xml:space="preserve">‘’ </w:t>
+      </w:r>
+      <w:r>
+        <w:rPr>
+          <w:b/>
+          <w:bCs/>
+          <w:color w:val="000000" w:themeColor="text1"/>
+          <w:sz w:val="28"/>
+          <w:szCs w:val="28"/>
+          <w:lang w:val="fr-SN"/>
+        </w:rPr>
+        <w:t>Je n'ai pas d'information sur une politique de télétravail chez « TechFlow » — ni dans nos échanges précédents, ni dans mes connaissances générales (ce n'est pas une entreprise que je reconnais).</w:t>
+      </w:r>
+    </w:p>
+    <w:p>
+      <w:pPr>
+        <w:rPr>
+          <w:b/>
+          <w:bCs/>
+          <w:color w:val="000000" w:themeColor="text1"/>
+          <w:sz w:val="28"/>
+          <w:szCs w:val="28"/>
+          <w:lang w:val="fr-SN"/>
+        </w:rPr>
+      </w:pPr>
+      <w:r>
+        <w:rPr>
+          <w:b/>
+          <w:bCs/>
+          <w:color w:val="000000" w:themeColor="text1"/>
+          <w:sz w:val="28"/>
+          <w:szCs w:val="28"/>
+          <w:lang w:val="fr-SN"/>
+        </w:rPr>
+        <w:t>Si c'est tiré d'un document, d'un énoncé de TP ou d'un cas pratique que vous avez sous les yeux, pouvez-vous me le partager ou me donner plus de contexte ? Je pourrai alors vous répondre précisément.</w:t>
+      </w:r>
+      <w:r>
+        <w:rPr>
+          <w:b/>
+          <w:bCs/>
+          <w:color w:val="000000" w:themeColor="text1"/>
+          <w:sz w:val="28"/>
+          <w:szCs w:val="28"/>
+          <w:lang w:val="fr-SN"/>
+        </w:rPr>
+        <w:t xml:space="preserve"> ’’</w:t>
+      </w:r>
+    </w:p>
+    <w:p>
+      <w:pPr>
+        <w:rPr>
+          <w:b/>
+          <w:bCs/>
+          <w:color w:val="4472C4" w:themeColor="accent1"/>
+          <w:sz w:val="28"/>
+          <w:szCs w:val="28"/>
+          <w:lang w:val="fr-SN"/>
+        </w:rPr>
+      </w:pPr>
+      <w:r>
+        <w:rPr>
+          <w:b/>
+          <w:bCs/>
+          <w:color w:val="4472C4" w:themeColor="accent1"/>
+          <w:sz w:val="28"/>
+          <w:szCs w:val="28"/>
+          <w:lang w:val="fr-SN"/>
+        </w:rPr>
+        <w:t>Prompt B : poser la question en fournissant le document</w:t>
+      </w:r>
+      <w:r>
+        <w:rPr>
+          <w:b/>
+          <w:bCs/>
+          <w:color w:val="4472C4" w:themeColor="accent1"/>
+          <w:sz w:val="28"/>
+          <w:szCs w:val="28"/>
+          <w:lang w:val="fr-SN"/>
+        </w:rPr>
+        <w:t> :</w:t>
+      </w:r>
+    </w:p>
+    <w:p>
+      <w:pPr>
+        <w:rPr>
+          <w:lang w:val="fr-SN"/>
+        </w:rPr>
+      </w:pPr>
+      <w:r>
+        <w:rPr>
+          <w:b/>
+          <w:bCs/>
+          <w:color w:val="4472C4" w:themeColor="accent1"/>
+          <w:sz w:val="28"/>
+          <w:szCs w:val="28"/>
+          <w:lang w:val="fr-SN"/>
+        </w:rPr>
+        <w:t>```</w:t>
+      </w:r>
+      <w:r>
+        <w:rPr>
+          <w:lang w:val="fr-SN"/>
+        </w:rPr>
+        <w:t>Voici un document :</w:t>
+      </w:r>
+    </w:p>
+    <w:p>
+      <w:pPr>
+        <w:rPr>
+          <w:lang w:val="fr-SN"/>
+        </w:rPr>
+      </w:pPr>
+      <w:r>
+        <w:rPr>
+          <w:lang w:val="fr-SN"/>
+        </w:rPr>
+        <w:t>POLITIQUE DE TÉLÉTRAVAIL – TECHFLOW (Version 2026)</w:t>
+      </w:r>
+    </w:p>
+    <w:p>
+      <w:pPr>
+        <w:rPr>
+          <w:lang w:val="fr-SN"/>
+        </w:rPr>
+      </w:pPr>
+      <w:r>
+        <w:rPr>
+          <w:lang w:val="fr-SN"/>
+        </w:rPr>
+        <w:t>Entrée en vigueur : 1er janvier 2026</w:t>
+      </w:r>
+    </w:p>
+    <w:p>
+      <w:pPr>
+        <w:rPr>
+          <w:lang w:val="fr-SN"/>
+        </w:rPr>
+      </w:pPr>
+      <w:r>
+        <w:rPr>
+          <w:lang w:val="fr-SN"/>
+        </w:rPr>
+        <w:t>Article 1 – Éligibilité</w:t>
+      </w:r>
+    </w:p>
+    <w:p>
+      <w:pPr>
+        <w:rPr>
+          <w:lang w:val="fr-SN"/>
+        </w:rPr>
+      </w:pPr>
+      <w:r>
+        <w:rPr>
+          <w:lang w:val="fr-SN"/>
+        </w:rPr>
+        <w:t xml:space="preserve">Le télétravail est ouvert à tous les salariés en CDI ayant au moins 6 mois d'ancienneté </w:t>
+      </w:r>
+    </w:p>
+    <w:p>
+      <w:pPr>
+        <w:rPr>
+          <w:lang w:val="fr-SN"/>
+        </w:rPr>
+      </w:pPr>
+      <w:proofErr w:type="gramStart"/>
+      <w:r>
+        <w:rPr>
+          <w:lang w:val="fr-SN"/>
+        </w:rPr>
+        <w:t>dans</w:t>
+      </w:r>
+      <w:proofErr w:type="gramEnd"/>
+      <w:r>
+        <w:rPr>
+          <w:lang w:val="fr-SN"/>
+        </w:rPr>
+        <w:t xml:space="preserve"> l'entreprise. Les salariés en CDD, stage ou alternance ne sont pas éligibles.</w:t>
+      </w:r>
+    </w:p>
+    <w:p>
+      <w:pPr>
+        <w:rPr>
+          <w:lang w:val="fr-SN"/>
+        </w:rPr>
+      </w:pPr>
+      <w:r>
+        <w:rPr>
+          <w:lang w:val="fr-SN"/>
+        </w:rPr>
+        <w:t>Article 2 – Fréquence maximale</w:t>
+      </w:r>
+    </w:p>
+    <w:p>
+      <w:pPr>
+        <w:rPr>
+          <w:lang w:val="fr-SN"/>
+        </w:rPr>
+      </w:pPr>
+      <w:r>
+        <w:rPr>
+          <w:lang w:val="fr-SN"/>
+        </w:rPr>
+        <w:t xml:space="preserve">Chaque salarié éligible peut télétravailler jusqu'à 3 jours par semaine, soit maximum </w:t>
+      </w:r>
+    </w:p>
+    <w:p>
+      <w:pPr>
+        <w:rPr>
+          <w:lang w:val="fr-SN"/>
+        </w:rPr>
+      </w:pPr>
+      <w:r>
+        <w:rPr>
+          <w:lang w:val="fr-SN"/>
+        </w:rPr>
+        <w:t xml:space="preserve">12 jours par mois calendaires. Le télétravail ne peut pas dépasser 60% du temps de </w:t>
+      </w:r>
+    </w:p>
+    <w:p>
+      <w:pPr>
+        <w:rPr>
+          <w:lang w:val="fr-SN"/>
+        </w:rPr>
+      </w:pPr>
+      <w:proofErr w:type="gramStart"/>
+      <w:r>
+        <w:rPr>
+          <w:lang w:val="fr-SN"/>
+        </w:rPr>
+        <w:t>travail</w:t>
+      </w:r>
+      <w:proofErr w:type="gramEnd"/>
+      <w:r>
+        <w:rPr>
+          <w:lang w:val="fr-SN"/>
+        </w:rPr>
+        <w:t xml:space="preserve"> mensuel.</w:t>
+      </w:r>
+    </w:p>
+    <w:p>
+      <w:pPr>
+        <w:rPr>
+          <w:lang w:val="fr-SN"/>
+        </w:rPr>
+      </w:pPr>
+      <w:r>
+        <w:rPr>
+          <w:lang w:val="fr-SN"/>
+        </w:rPr>
+        <w:t>Article 3 – Jours autorisés</w:t>
+      </w:r>
+    </w:p>
+    <w:p>
+      <w:pPr>
+        <w:rPr>
+          <w:lang w:val="fr-SN"/>
+        </w:rPr>
+      </w:pPr>
+      <w:r>
+        <w:rPr>
+          <w:lang w:val="fr-SN"/>
+        </w:rPr>
+        <w:t xml:space="preserve">Les jours de télétravail doivent être convenus avec le manager et sont limités aux </w:t>
+      </w:r>
+    </w:p>
+    <w:p>
+      <w:pPr>
+        <w:rPr>
+          <w:lang w:val="fr-SN"/>
+        </w:rPr>
+      </w:pPr>
+      <w:proofErr w:type="gramStart"/>
+      <w:r>
+        <w:rPr>
+          <w:lang w:val="fr-SN"/>
+        </w:rPr>
+        <w:t>mardis</w:t>
+      </w:r>
+      <w:proofErr w:type="gramEnd"/>
+      <w:r>
+        <w:rPr>
+          <w:lang w:val="fr-SN"/>
+        </w:rPr>
+        <w:t xml:space="preserve">, mercredis et jeudis. Les lundis et vendredis sont réservés au travail en </w:t>
+      </w:r>
+    </w:p>
+    <w:p>
+      <w:pPr>
+        <w:rPr>
+          <w:lang w:val="fr-SN"/>
+        </w:rPr>
+      </w:pPr>
+      <w:proofErr w:type="gramStart"/>
+      <w:r>
+        <w:rPr>
+          <w:lang w:val="fr-SN"/>
+        </w:rPr>
+        <w:t>présentiel</w:t>
+      </w:r>
+      <w:proofErr w:type="gramEnd"/>
+      <w:r>
+        <w:rPr>
+          <w:lang w:val="fr-SN"/>
+        </w:rPr>
+        <w:t xml:space="preserve"> pour favoriser la collaboration d'équipe.</w:t>
+      </w:r>
+    </w:p>
+    <w:p>
+      <w:pPr>
+        <w:rPr>
+          <w:lang w:val="fr-SN"/>
+        </w:rPr>
+      </w:pPr>
+      <w:r>
+        <w:rPr>
+          <w:lang w:val="fr-SN"/>
+        </w:rPr>
+        <w:t>Article 4 – Équipement fourni</w:t>
+      </w:r>
+    </w:p>
+    <w:p>
+      <w:pPr>
+        <w:rPr>
+          <w:lang w:val="fr-SN"/>
+        </w:rPr>
+      </w:pPr>
+      <w:r>
+        <w:rPr>
+          <w:lang w:val="fr-SN"/>
+        </w:rPr>
+        <w:t xml:space="preserve">L'entreprise fournit un ordinateur portable, un écran externe et une allocation </w:t>
+      </w:r>
+    </w:p>
+    <w:p>
+      <w:pPr>
+        <w:rPr>
+          <w:lang w:val="fr-SN"/>
+        </w:rPr>
+      </w:pPr>
+      <w:proofErr w:type="gramStart"/>
+      <w:r>
+        <w:rPr>
+          <w:lang w:val="fr-SN"/>
+        </w:rPr>
+        <w:t>forfaitaire</w:t>
+      </w:r>
+      <w:proofErr w:type="gramEnd"/>
+      <w:r>
+        <w:rPr>
+          <w:lang w:val="fr-SN"/>
+        </w:rPr>
+        <w:t xml:space="preserve"> de 50 euros par mois pour couvrir les frais d'électricité et d'internet. </w:t>
+      </w:r>
+    </w:p>
+    <w:p>
+      <w:pPr>
+        <w:rPr>
+          <w:lang w:val="fr-SN"/>
+        </w:rPr>
+      </w:pPr>
+      <w:r>
+        <w:rPr>
+          <w:lang w:val="fr-SN"/>
+        </w:rPr>
+        <w:lastRenderedPageBreak/>
+        <w:t>Le mobilier (chaise, bureau) reste à la charge du salarié.</w:t>
+      </w:r>
+    </w:p>
+    <w:p>
+      <w:pPr>
+        <w:rPr>
+          <w:lang w:val="fr-SN"/>
+        </w:rPr>
+      </w:pPr>
+      <w:r>
+        <w:rPr>
+          <w:lang w:val="fr-SN"/>
+        </w:rPr>
+        <w:t>Article 5 – Droit à la déconnexion</w:t>
+      </w:r>
+    </w:p>
+    <w:p>
+      <w:pPr>
+        <w:rPr>
+          <w:lang w:val="fr-SN"/>
+        </w:rPr>
+      </w:pPr>
+      <w:r>
+        <w:rPr>
+          <w:lang w:val="fr-SN"/>
+        </w:rPr>
+        <w:t xml:space="preserve">Les salariés en télétravail ne sont pas tenus de répondre aux emails ou appels </w:t>
+      </w:r>
+    </w:p>
+    <w:p>
+      <w:pPr>
+        <w:rPr>
+          <w:lang w:val="fr-SN"/>
+        </w:rPr>
+      </w:pPr>
+      <w:proofErr w:type="gramStart"/>
+      <w:r>
+        <w:rPr>
+          <w:lang w:val="fr-SN"/>
+        </w:rPr>
+        <w:t>en</w:t>
+      </w:r>
+      <w:proofErr w:type="gramEnd"/>
+      <w:r>
+        <w:rPr>
+          <w:lang w:val="fr-SN"/>
+        </w:rPr>
+        <w:t xml:space="preserve"> dehors des horaires de travail (9h-18h). Toute sollicitation en dehors de ces </w:t>
+      </w:r>
+    </w:p>
+    <w:p>
+      <w:pPr>
+        <w:rPr>
+          <w:lang w:val="fr-SN"/>
+        </w:rPr>
+      </w:pPr>
+      <w:proofErr w:type="gramStart"/>
+      <w:r>
+        <w:rPr>
+          <w:lang w:val="fr-SN"/>
+        </w:rPr>
+        <w:t>horaires</w:t>
+      </w:r>
+      <w:proofErr w:type="gramEnd"/>
+      <w:r>
+        <w:rPr>
+          <w:lang w:val="fr-SN"/>
+        </w:rPr>
+        <w:t xml:space="preserve"> doit être exceptionnelle et justifiée par le manager.</w:t>
+      </w:r>
+    </w:p>
+    <w:p>
+      <w:pPr>
+        <w:rPr>
+          <w:lang w:val="fr-SN"/>
+        </w:rPr>
+      </w:pPr>
+      <w:r>
+        <w:rPr>
+          <w:lang w:val="fr-SN"/>
+        </w:rPr>
+        <w:t>Article 6 – Contrôle et suivi</w:t>
+      </w:r>
+    </w:p>
+    <w:p>
+      <w:pPr>
+        <w:rPr>
+          <w:lang w:val="fr-SN"/>
+        </w:rPr>
+      </w:pPr>
+      <w:r>
+        <w:rPr>
+          <w:lang w:val="fr-SN"/>
+        </w:rPr>
+        <w:t xml:space="preserve">Le temps de télétravail est déclaré via l'outil interne "WorkTrack" avant le 25 de </w:t>
+      </w:r>
+    </w:p>
+    <w:p>
+      <w:pPr>
+        <w:rPr>
+          <w:lang w:val="fr-SN"/>
+        </w:rPr>
+      </w:pPr>
+      <w:proofErr w:type="gramStart"/>
+      <w:r>
+        <w:rPr>
+          <w:lang w:val="fr-SN"/>
+        </w:rPr>
+        <w:t>chaque</w:t>
+      </w:r>
+      <w:proofErr w:type="gramEnd"/>
+      <w:r>
+        <w:rPr>
+          <w:lang w:val="fr-SN"/>
+        </w:rPr>
+        <w:t xml:space="preserve"> mois pour le mois suivant. Tout dépassement de la limite de 12 jours doit </w:t>
+      </w:r>
+    </w:p>
+    <w:p>
+      <w:pPr>
+        <w:rPr>
+          <w:lang w:val="fr-SN"/>
+        </w:rPr>
+      </w:pPr>
+      <w:proofErr w:type="gramStart"/>
+      <w:r>
+        <w:rPr>
+          <w:lang w:val="fr-SN"/>
+        </w:rPr>
+        <w:t>être</w:t>
+      </w:r>
+      <w:proofErr w:type="gramEnd"/>
+      <w:r>
+        <w:rPr>
+          <w:lang w:val="fr-SN"/>
+        </w:rPr>
+        <w:t xml:space="preserve"> validé par les RH et la direction.</w:t>
+      </w:r>
+    </w:p>
+    <w:p>
+      <w:pPr>
+        <w:rPr>
+          <w:lang w:val="fr-SN"/>
+        </w:rPr>
+      </w:pPr>
+      <w:r>
+        <w:rPr>
+          <w:lang w:val="fr-SN"/>
+        </w:rPr>
+        <w:t>Article 7 – Suspension du télétravail</w:t>
+      </w:r>
+    </w:p>
+    <w:p>
+      <w:pPr>
+        <w:rPr>
+          <w:lang w:val="fr-SN"/>
+        </w:rPr>
+      </w:pPr>
+      <w:r>
+        <w:rPr>
+          <w:lang w:val="fr-SN"/>
+        </w:rPr>
+        <w:t xml:space="preserve">L'entreprise se réserve le droit de suspendre temporairement le télétravail en cas </w:t>
+      </w:r>
+    </w:p>
+    <w:p>
+      <w:pPr>
+        <w:rPr>
+          <w:lang w:val="fr-SN"/>
+        </w:rPr>
+      </w:pPr>
+      <w:proofErr w:type="gramStart"/>
+      <w:r>
+        <w:rPr>
+          <w:lang w:val="fr-SN"/>
+        </w:rPr>
+        <w:t>de</w:t>
+      </w:r>
+      <w:proofErr w:type="gramEnd"/>
+      <w:r>
+        <w:rPr>
+          <w:lang w:val="fr-SN"/>
+        </w:rPr>
+        <w:t xml:space="preserve"> besoins opérationnels critiques, avec un préavis minimum de 5 jours ouvrés.</w:t>
+      </w:r>
+    </w:p>
+    <w:p>
+      <w:pPr>
+        <w:rPr>
+          <w:lang w:val="fr-SN"/>
+        </w:rPr>
+      </w:pPr>
+      <w:r>
+        <w:rPr>
+          <w:lang w:val="fr-SN"/>
+        </w:rPr>
+        <w:t xml:space="preserve">Question : Combien de </w:t>
+      </w:r>
+      <w:proofErr w:type="gramStart"/>
+      <w:r>
+        <w:rPr>
+          <w:lang w:val="fr-SN"/>
+        </w:rPr>
+        <w:t>jours maximum</w:t>
+      </w:r>
+      <w:proofErr w:type="gramEnd"/>
+      <w:r>
+        <w:rPr>
+          <w:lang w:val="fr-SN"/>
+        </w:rPr>
+        <w:t xml:space="preserve"> par mois peut-on télétravailler chez TechFlow ?</w:t>
+      </w:r>
+      <w:r>
+        <w:rPr>
+          <w:lang w:val="fr-SN"/>
+        </w:rPr>
+        <w:t>```</w:t>
+      </w:r>
+    </w:p>
+    <w:p>
+      <w:pPr>
+        <w:rPr>
+          <w:color w:val="4472C4" w:themeColor="accent1"/>
+          <w:sz w:val="28"/>
+          <w:szCs w:val="28"/>
+          <w:lang w:val="fr-SN"/>
+        </w:rPr>
+      </w:pPr>
+      <w:r>
+        <w:rPr>
+          <w:color w:val="4472C4" w:themeColor="accent1"/>
+          <w:sz w:val="28"/>
+          <w:szCs w:val="28"/>
+          <w:lang w:val="fr-SN"/>
+        </w:rPr>
+        <w:t>Réponse du LLM :</w:t>
+      </w:r>
+    </w:p>
+    <w:p>
+      <w:pPr>
+        <w:rPr>
+          <w:b/>
+          <w:bCs/>
+          <w:color w:val="000000" w:themeColor="text1"/>
+          <w:sz w:val="28"/>
+          <w:szCs w:val="28"/>
+          <w:lang w:val="fr-SN"/>
+        </w:rPr>
+      </w:pPr>
+      <w:r>
+        <w:rPr>
+          <w:b/>
+          <w:bCs/>
+          <w:color w:val="000000" w:themeColor="text1"/>
+          <w:sz w:val="28"/>
+          <w:szCs w:val="28"/>
+          <w:lang w:val="fr-SN"/>
+        </w:rPr>
+        <w:t xml:space="preserve">‘’ </w:t>
+      </w:r>
+      <w:r>
+        <w:rPr>
+          <w:b/>
+          <w:bCs/>
+          <w:color w:val="000000" w:themeColor="text1"/>
+          <w:sz w:val="28"/>
+          <w:szCs w:val="28"/>
+          <w:lang w:val="fr-SN"/>
+        </w:rPr>
+        <w:t>D'après l'Article 2 de ce document, un salarié éligible peut télétravailler maximum 12 jours par mois calendaires (soit jusqu'à 3 jours par semaine, sans dépasser 60% du temps de travail mensuel).</w:t>
+      </w:r>
+      <w:r>
+        <w:rPr>
+          <w:b/>
+          <w:bCs/>
+          <w:color w:val="000000" w:themeColor="text1"/>
+          <w:sz w:val="28"/>
+          <w:szCs w:val="28"/>
+          <w:lang w:val="fr-SN"/>
+        </w:rPr>
+        <w:t>’’</w:t>
+      </w:r>
+    </w:p>
+    <w:p>
+      <w:pPr>
+        <w:rPr>
+          <w:b/>
+          <w:bCs/>
+          <w:color w:val="000000" w:themeColor="text1"/>
+          <w:sz w:val="28"/>
+          <w:szCs w:val="28"/>
+          <w:lang w:val="fr-SN"/>
+        </w:rPr>
+      </w:pPr>
+    </w:p>
+    <w:p>
+      <w:pPr>
+        <w:rPr>
+          <w:b/>
+          <w:bCs/>
+          <w:color w:val="4472C4" w:themeColor="accent1"/>
+          <w:sz w:val="28"/>
+          <w:szCs w:val="28"/>
+          <w:lang w:val="fr-SN"/>
+        </w:rPr>
+      </w:pPr>
+      <w:r>
+        <w:rPr>
+          <w:b/>
+          <w:bCs/>
+          <w:color w:val="4472C4" w:themeColor="accent1"/>
+          <w:sz w:val="28"/>
+          <w:szCs w:val="28"/>
+          <w:lang w:val="fr-SN"/>
+        </w:rPr>
+        <w:t xml:space="preserve">Prompt C : poser la question en fournissant le document avec les contraintes : </w:t>
+      </w:r>
+    </w:p>
+    <w:p>
+      <w:pPr>
+        <w:rPr>
+          <w:color w:val="000000" w:themeColor="text1"/>
+          <w:lang w:val="fr-SN"/>
+        </w:rPr>
+      </w:pPr>
+      <w:r>
+        <w:rPr>
+          <w:b/>
+          <w:bCs/>
+          <w:color w:val="000000" w:themeColor="text1"/>
+          <w:sz w:val="28"/>
+          <w:szCs w:val="28"/>
+          <w:lang w:val="fr-SN"/>
+        </w:rPr>
+        <w:t>```</w:t>
+      </w:r>
+      <w:r>
+        <w:rPr>
+          <w:color w:val="000000" w:themeColor="text1"/>
+          <w:lang w:val="fr-SN"/>
+        </w:rPr>
+        <w:t xml:space="preserve">Rôle : </w:t>
+      </w:r>
+      <w:r>
+        <w:rPr>
+          <w:color w:val="000000" w:themeColor="text1"/>
+          <w:lang w:val="fr-SN"/>
+        </w:rPr>
+        <w:t xml:space="preserve">Tu es un assistant expert en ressources humaines.  </w:t>
+      </w:r>
+    </w:p>
+    <w:p>
+      <w:pPr>
+        <w:rPr>
+          <w:color w:val="000000" w:themeColor="text1"/>
+          <w:lang w:val="fr-SN"/>
+        </w:rPr>
+      </w:pPr>
+      <w:r>
+        <w:rPr>
+          <w:color w:val="000000" w:themeColor="text1"/>
+          <w:lang w:val="fr-SN"/>
+        </w:rPr>
+        <w:t xml:space="preserve">Tache : </w:t>
+      </w:r>
+      <w:r>
+        <w:rPr>
+          <w:color w:val="000000" w:themeColor="text1"/>
+          <w:lang w:val="fr-SN"/>
+        </w:rPr>
+        <w:t>Réponds à la question ci-dessous en utilisant UNIQUEMENT le document fourni.</w:t>
+      </w:r>
+    </w:p>
+    <w:p>
+      <w:pPr>
+        <w:rPr>
+          <w:color w:val="000000" w:themeColor="text1"/>
+          <w:lang w:val="fr-SN"/>
+        </w:rPr>
+      </w:pPr>
+      <w:r>
+        <w:rPr>
+          <w:color w:val="000000" w:themeColor="text1"/>
+          <w:lang w:val="fr-SN"/>
+        </w:rPr>
+        <w:t xml:space="preserve">Contraintes </w:t>
+      </w:r>
+      <w:r>
+        <w:rPr>
+          <w:color w:val="000000" w:themeColor="text1"/>
+          <w:lang w:val="fr-SN"/>
+        </w:rPr>
+        <w:t>:</w:t>
+      </w:r>
+    </w:p>
+    <w:p>
+      <w:pPr>
+        <w:rPr>
+          <w:color w:val="000000" w:themeColor="text1"/>
+          <w:lang w:val="fr-SN"/>
+        </w:rPr>
+      </w:pPr>
+      <w:r>
+        <w:rPr>
+          <w:color w:val="000000" w:themeColor="text1"/>
+          <w:lang w:val="fr-SN"/>
+        </w:rPr>
+        <w:t>1. Utilise uniquement le</w:t>
+      </w:r>
+      <w:r>
+        <w:rPr>
+          <w:color w:val="000000" w:themeColor="text1"/>
+          <w:lang w:val="fr-SN"/>
+        </w:rPr>
+        <w:t>s informations présentes dans le document</w:t>
+      </w:r>
+      <w:r>
+        <w:rPr>
+          <w:color w:val="000000" w:themeColor="text1"/>
+          <w:lang w:val="fr-SN"/>
+        </w:rPr>
+        <w:t>.</w:t>
+      </w:r>
+    </w:p>
+    <w:p>
+      <w:pPr>
+        <w:rPr>
+          <w:color w:val="000000" w:themeColor="text1"/>
+          <w:lang w:val="fr-SN"/>
+        </w:rPr>
+      </w:pPr>
+      <w:r>
+        <w:rPr>
+          <w:color w:val="000000" w:themeColor="text1"/>
+          <w:lang w:val="fr-SN"/>
+        </w:rPr>
+        <w:t>2. N'invente aucune information absente.</w:t>
+      </w:r>
+    </w:p>
+    <w:p>
+      <w:pPr>
+        <w:rPr>
+          <w:color w:val="000000" w:themeColor="text1"/>
+          <w:lang w:val="fr-SN"/>
+        </w:rPr>
+      </w:pPr>
+      <w:r>
+        <w:rPr>
+          <w:color w:val="000000" w:themeColor="text1"/>
+          <w:lang w:val="fr-SN"/>
+        </w:rPr>
+        <w:t xml:space="preserve">3. Si l'information n'est pas dans le document, indique clairement : </w:t>
+      </w:r>
+    </w:p>
+    <w:p>
+      <w:pPr>
+        <w:rPr>
+          <w:color w:val="000000" w:themeColor="text1"/>
+          <w:lang w:val="fr-SN"/>
+        </w:rPr>
+      </w:pPr>
+      <w:r>
+        <w:rPr>
+          <w:color w:val="000000" w:themeColor="text1"/>
+          <w:lang w:val="fr-SN"/>
+        </w:rPr>
+        <w:t xml:space="preserve">   « Information non disponible dans le document fourni. »</w:t>
+      </w:r>
+    </w:p>
+    <w:p>
+      <w:pPr>
+        <w:rPr>
+          <w:color w:val="000000" w:themeColor="text1"/>
+          <w:lang w:val="fr-SN"/>
+        </w:rPr>
+      </w:pPr>
+      <w:r>
+        <w:rPr>
+          <w:color w:val="000000" w:themeColor="text1"/>
+          <w:lang w:val="fr-SN"/>
+        </w:rPr>
+        <w:t xml:space="preserve">4. </w:t>
+      </w:r>
+      <w:r>
+        <w:rPr>
+          <w:color w:val="000000" w:themeColor="text1"/>
+          <w:lang w:val="fr-SN"/>
+        </w:rPr>
+        <w:t>E</w:t>
+      </w:r>
+      <w:r>
+        <w:rPr>
+          <w:color w:val="000000" w:themeColor="text1"/>
+          <w:lang w:val="fr-SN"/>
+        </w:rPr>
+        <w:t xml:space="preserve">ventuellement cite la source </w:t>
+      </w:r>
+      <w:r>
+        <w:rPr>
+          <w:color w:val="000000" w:themeColor="text1"/>
+          <w:lang w:val="fr-SN"/>
+        </w:rPr>
+        <w:t xml:space="preserve">de l’article </w:t>
+      </w:r>
+      <w:r>
+        <w:rPr>
+          <w:color w:val="000000" w:themeColor="text1"/>
+          <w:lang w:val="fr-SN"/>
+        </w:rPr>
+        <w:t>ou le passage utilisé</w:t>
+      </w:r>
+      <w:r>
+        <w:rPr>
+          <w:color w:val="000000" w:themeColor="text1"/>
+          <w:lang w:val="fr-SN"/>
+        </w:rPr>
+        <w:t xml:space="preserve"> lorsque tu donnes une réponse</w:t>
+      </w:r>
+      <w:r>
+        <w:rPr>
+          <w:color w:val="000000" w:themeColor="text1"/>
+          <w:lang w:val="fr-SN"/>
+        </w:rPr>
+        <w:t xml:space="preserve">. </w:t>
+      </w:r>
+    </w:p>
+    <w:p>
+      <w:pPr>
+        <w:rPr>
+          <w:color w:val="000000" w:themeColor="text1"/>
+          <w:lang w:val="fr-SN"/>
+        </w:rPr>
+      </w:pPr>
+      <w:r>
+        <w:rPr>
+          <w:color w:val="000000" w:themeColor="text1"/>
+          <w:lang w:val="fr-SN"/>
+        </w:rPr>
+        <w:t>5. donne uniquement la réponse exacte de la question posée sans y inclure d’autres informations</w:t>
+      </w:r>
+    </w:p>
+    <w:p>
+      <w:pPr>
+        <w:rPr>
+          <w:color w:val="000000" w:themeColor="text1"/>
+          <w:lang w:val="fr-SN"/>
+        </w:rPr>
+      </w:pPr>
+    </w:p>
+    <w:p>
+      <w:pPr>
+        <w:rPr>
+          <w:color w:val="000000" w:themeColor="text1"/>
+          <w:lang w:val="fr-SN"/>
+        </w:rPr>
+      </w:pPr>
+      <w:r>
+        <w:rPr>
+          <w:color w:val="000000" w:themeColor="text1"/>
+          <w:lang w:val="fr-SN"/>
+        </w:rPr>
+        <w:t>DOCUMENT :</w:t>
+      </w:r>
+    </w:p>
+    <w:p>
+      <w:pPr>
+        <w:rPr>
+          <w:color w:val="000000" w:themeColor="text1"/>
+          <w:lang w:val="fr-SN"/>
+        </w:rPr>
+      </w:pPr>
+      <w:r>
+        <w:rPr>
+          <w:color w:val="000000" w:themeColor="text1"/>
+          <w:lang w:val="fr-SN"/>
+        </w:rPr>
+        <w:t>POLITIQUE DE TÉLÉTRAVAIL – TECHFLOW (Version 2026)</w:t>
+      </w:r>
+    </w:p>
+    <w:p>
+      <w:pPr>
+        <w:rPr>
+          <w:color w:val="000000" w:themeColor="text1"/>
+          <w:lang w:val="fr-SN"/>
+        </w:rPr>
+      </w:pPr>
+      <w:r>
+        <w:rPr>
+          <w:color w:val="000000" w:themeColor="text1"/>
+          <w:lang w:val="fr-SN"/>
+        </w:rPr>
+        <w:lastRenderedPageBreak/>
+        <w:t>Entrée en vigueur : 1er janvier 2026</w:t>
+      </w:r>
+    </w:p>
+    <w:p>
+      <w:pPr>
+        <w:rPr>
+          <w:color w:val="000000" w:themeColor="text1"/>
+          <w:lang w:val="fr-SN"/>
+        </w:rPr>
+      </w:pPr>
+      <w:r>
+        <w:rPr>
+          <w:color w:val="000000" w:themeColor="text1"/>
+          <w:lang w:val="fr-SN"/>
+        </w:rPr>
+        <w:t>Article 1 – Éligibilité</w:t>
+      </w:r>
+    </w:p>
+    <w:p>
+      <w:pPr>
+        <w:rPr>
+          <w:color w:val="000000" w:themeColor="text1"/>
+          <w:lang w:val="fr-SN"/>
+        </w:rPr>
+      </w:pPr>
+      <w:r>
+        <w:rPr>
+          <w:color w:val="000000" w:themeColor="text1"/>
+          <w:lang w:val="fr-SN"/>
+        </w:rPr>
+        <w:t xml:space="preserve">Le télétravail est ouvert à tous les salariés en CDI ayant au moins 6 mois d'ancienneté </w:t>
+      </w:r>
+    </w:p>
+    <w:p>
+      <w:pPr>
+        <w:rPr>
+          <w:color w:val="000000" w:themeColor="text1"/>
+          <w:lang w:val="fr-SN"/>
+        </w:rPr>
+      </w:pPr>
+      <w:proofErr w:type="gramStart"/>
+      <w:r>
+        <w:rPr>
+          <w:color w:val="000000" w:themeColor="text1"/>
+          <w:lang w:val="fr-SN"/>
+        </w:rPr>
+        <w:t>dans</w:t>
+      </w:r>
+      <w:proofErr w:type="gramEnd"/>
+      <w:r>
+        <w:rPr>
+          <w:color w:val="000000" w:themeColor="text1"/>
+          <w:lang w:val="fr-SN"/>
+        </w:rPr>
+        <w:t xml:space="preserve"> l'entreprise. Les salariés en CDD, stage ou alternance ne sont pas éligibles.</w:t>
+      </w:r>
+    </w:p>
+    <w:p>
+      <w:pPr>
+        <w:rPr>
+          <w:color w:val="000000" w:themeColor="text1"/>
+          <w:lang w:val="fr-SN"/>
+        </w:rPr>
+      </w:pPr>
+      <w:r>
+        <w:rPr>
+          <w:color w:val="000000" w:themeColor="text1"/>
+          <w:lang w:val="fr-SN"/>
+        </w:rPr>
+        <w:t>Article 2 – Fréquence maximale</w:t>
+      </w:r>
+    </w:p>
+    <w:p>
+      <w:pPr>
+        <w:rPr>
+          <w:color w:val="000000" w:themeColor="text1"/>
+          <w:lang w:val="fr-SN"/>
+        </w:rPr>
+      </w:pPr>
+      <w:r>
+        <w:rPr>
+          <w:color w:val="000000" w:themeColor="text1"/>
+          <w:lang w:val="fr-SN"/>
+        </w:rPr>
+        <w:t xml:space="preserve">Chaque salarié éligible peut télétravailler jusqu'à 3 jours par semaine, soit maximum </w:t>
+      </w:r>
+    </w:p>
+    <w:p>
+      <w:pPr>
+        <w:rPr>
+          <w:color w:val="000000" w:themeColor="text1"/>
+          <w:lang w:val="fr-SN"/>
+        </w:rPr>
+      </w:pPr>
+      <w:r>
+        <w:rPr>
+          <w:color w:val="000000" w:themeColor="text1"/>
+          <w:lang w:val="fr-SN"/>
+        </w:rPr>
+        <w:t xml:space="preserve">12 jours par mois calendaires. Le télétravail ne peut pas dépasser 60% du temps de </w:t>
+      </w:r>
+    </w:p>
+    <w:p>
+      <w:pPr>
+        <w:rPr>
+          <w:color w:val="000000" w:themeColor="text1"/>
+          <w:lang w:val="fr-SN"/>
+        </w:rPr>
+      </w:pPr>
+      <w:proofErr w:type="gramStart"/>
+      <w:r>
+        <w:rPr>
+          <w:color w:val="000000" w:themeColor="text1"/>
+          <w:lang w:val="fr-SN"/>
+        </w:rPr>
+        <w:t>travail</w:t>
+      </w:r>
+      <w:proofErr w:type="gramEnd"/>
+      <w:r>
+        <w:rPr>
+          <w:color w:val="000000" w:themeColor="text1"/>
+          <w:lang w:val="fr-SN"/>
+        </w:rPr>
+        <w:t xml:space="preserve"> mensuel.</w:t>
+      </w:r>
+    </w:p>
+    <w:p>
+      <w:pPr>
+        <w:rPr>
+          <w:color w:val="000000" w:themeColor="text1"/>
+          <w:lang w:val="fr-SN"/>
+        </w:rPr>
+      </w:pPr>
+      <w:r>
+        <w:rPr>
+          <w:color w:val="000000" w:themeColor="text1"/>
+          <w:lang w:val="fr-SN"/>
+        </w:rPr>
+        <w:t>Article 3 – Jours autorisés</w:t>
+      </w:r>
+    </w:p>
+    <w:p>
+      <w:pPr>
+        <w:rPr>
+          <w:color w:val="000000" w:themeColor="text1"/>
+          <w:lang w:val="fr-SN"/>
+        </w:rPr>
+      </w:pPr>
+      <w:r>
+        <w:rPr>
+          <w:color w:val="000000" w:themeColor="text1"/>
+          <w:lang w:val="fr-SN"/>
+        </w:rPr>
+        <w:t xml:space="preserve">Les jours de télétravail doivent être convenus avec le manager et sont limités aux </w:t>
+      </w:r>
+    </w:p>
+    <w:p>
+      <w:pPr>
+        <w:rPr>
+          <w:color w:val="000000" w:themeColor="text1"/>
+          <w:lang w:val="fr-SN"/>
+        </w:rPr>
+      </w:pPr>
+      <w:proofErr w:type="gramStart"/>
+      <w:r>
+        <w:rPr>
+          <w:color w:val="000000" w:themeColor="text1"/>
+          <w:lang w:val="fr-SN"/>
+        </w:rPr>
+        <w:t>mardis</w:t>
+      </w:r>
+      <w:proofErr w:type="gramEnd"/>
+      <w:r>
+        <w:rPr>
+          <w:color w:val="000000" w:themeColor="text1"/>
+          <w:lang w:val="fr-SN"/>
+        </w:rPr>
+        <w:t xml:space="preserve">, mercredis et jeudis. Les lundis et vendredis sont réservés au travail en </w:t>
+      </w:r>
+    </w:p>
+    <w:p>
+      <w:pPr>
+        <w:rPr>
+          <w:color w:val="000000" w:themeColor="text1"/>
+          <w:lang w:val="fr-SN"/>
+        </w:rPr>
+      </w:pPr>
+      <w:proofErr w:type="gramStart"/>
+      <w:r>
+        <w:rPr>
+          <w:color w:val="000000" w:themeColor="text1"/>
+          <w:lang w:val="fr-SN"/>
+        </w:rPr>
+        <w:t>présentiel</w:t>
+      </w:r>
+      <w:proofErr w:type="gramEnd"/>
+      <w:r>
+        <w:rPr>
+          <w:color w:val="000000" w:themeColor="text1"/>
+          <w:lang w:val="fr-SN"/>
+        </w:rPr>
+        <w:t xml:space="preserve"> pour favoriser la collaboration d'équipe.</w:t>
+      </w:r>
+    </w:p>
+    <w:p>
+      <w:pPr>
+        <w:rPr>
+          <w:color w:val="000000" w:themeColor="text1"/>
+          <w:lang w:val="fr-SN"/>
+        </w:rPr>
+      </w:pPr>
+      <w:r>
+        <w:rPr>
+          <w:color w:val="000000" w:themeColor="text1"/>
+          <w:lang w:val="fr-SN"/>
+        </w:rPr>
+        <w:t>Article 4 – Équipement fourni</w:t>
+      </w:r>
+    </w:p>
+    <w:p>
+      <w:pPr>
+        <w:rPr>
+          <w:color w:val="000000" w:themeColor="text1"/>
+          <w:lang w:val="fr-SN"/>
+        </w:rPr>
+      </w:pPr>
+      <w:r>
+        <w:rPr>
+          <w:color w:val="000000" w:themeColor="text1"/>
+          <w:lang w:val="fr-SN"/>
+        </w:rPr>
+        <w:t xml:space="preserve">L'entreprise fournit un ordinateur portable, un écran externe et une allocation </w:t>
+      </w:r>
+    </w:p>
+    <w:p>
+      <w:pPr>
+        <w:rPr>
+          <w:color w:val="000000" w:themeColor="text1"/>
+          <w:lang w:val="fr-SN"/>
+        </w:rPr>
+      </w:pPr>
+      <w:proofErr w:type="gramStart"/>
+      <w:r>
+        <w:rPr>
+          <w:color w:val="000000" w:themeColor="text1"/>
+          <w:lang w:val="fr-SN"/>
+        </w:rPr>
+        <w:t>forfaitaire</w:t>
+      </w:r>
+      <w:proofErr w:type="gramEnd"/>
+      <w:r>
+        <w:rPr>
+          <w:color w:val="000000" w:themeColor="text1"/>
+          <w:lang w:val="fr-SN"/>
+        </w:rPr>
+        <w:t xml:space="preserve"> de 50 euros par mois pour couvrir les frais d'électricité et d'internet. </w:t>
+      </w:r>
+    </w:p>
+    <w:p>
+      <w:pPr>
+        <w:rPr>
+          <w:color w:val="000000" w:themeColor="text1"/>
+          <w:lang w:val="fr-SN"/>
+        </w:rPr>
+      </w:pPr>
+      <w:r>
+        <w:rPr>
+          <w:color w:val="000000" w:themeColor="text1"/>
+          <w:lang w:val="fr-SN"/>
+        </w:rPr>
+        <w:t>Le mobilier (chaise, bureau) reste à la charge du salarié.</w:t>
+      </w:r>
+    </w:p>
+    <w:p>
+      <w:pPr>
+        <w:rPr>
+          <w:color w:val="000000" w:themeColor="text1"/>
+          <w:lang w:val="fr-SN"/>
+        </w:rPr>
+      </w:pPr>
+      <w:r>
+        <w:rPr>
+          <w:color w:val="000000" w:themeColor="text1"/>
+          <w:lang w:val="fr-SN"/>
+        </w:rPr>
+        <w:t>Article 5 – Droit à la déconnexion</w:t>
+      </w:r>
+    </w:p>
+    <w:p>
+      <w:pPr>
+        <w:rPr>
+          <w:color w:val="000000" w:themeColor="text1"/>
+          <w:lang w:val="fr-SN"/>
+        </w:rPr>
+      </w:pPr>
+      <w:r>
+        <w:rPr>
+          <w:color w:val="000000" w:themeColor="text1"/>
+          <w:lang w:val="fr-SN"/>
+        </w:rPr>
+        <w:t xml:space="preserve">Les salariés en télétravail ne sont pas tenus de répondre aux emails ou appels </w:t>
+      </w:r>
+    </w:p>
+    <w:p>
+      <w:pPr>
+        <w:rPr>
+          <w:color w:val="000000" w:themeColor="text1"/>
+          <w:lang w:val="fr-SN"/>
+        </w:rPr>
+      </w:pPr>
+      <w:proofErr w:type="gramStart"/>
+      <w:r>
+        <w:rPr>
+          <w:color w:val="000000" w:themeColor="text1"/>
+          <w:lang w:val="fr-SN"/>
+        </w:rPr>
+        <w:t>en</w:t>
+      </w:r>
+      <w:proofErr w:type="gramEnd"/>
+      <w:r>
+        <w:rPr>
+          <w:color w:val="000000" w:themeColor="text1"/>
+          <w:lang w:val="fr-SN"/>
+        </w:rPr>
+        <w:t xml:space="preserve"> dehors des horaires de travail (9h-18h). Toute sollicitation en dehors de ces </w:t>
+      </w:r>
+    </w:p>
+    <w:p>
+      <w:pPr>
+        <w:rPr>
+          <w:color w:val="000000" w:themeColor="text1"/>
+          <w:lang w:val="fr-SN"/>
+        </w:rPr>
+      </w:pPr>
+      <w:proofErr w:type="gramStart"/>
+      <w:r>
+        <w:rPr>
+          <w:color w:val="000000" w:themeColor="text1"/>
+          <w:lang w:val="fr-SN"/>
+        </w:rPr>
+        <w:t>horaires</w:t>
+      </w:r>
+      <w:proofErr w:type="gramEnd"/>
+      <w:r>
+        <w:rPr>
+          <w:color w:val="000000" w:themeColor="text1"/>
+          <w:lang w:val="fr-SN"/>
+        </w:rPr>
+        <w:t xml:space="preserve"> doit être exceptionnelle et justifiée par le manager.</w:t>
+      </w:r>
+    </w:p>
+    <w:p>
+      <w:pPr>
+        <w:rPr>
+          <w:color w:val="000000" w:themeColor="text1"/>
+          <w:lang w:val="fr-SN"/>
+        </w:rPr>
+      </w:pPr>
+      <w:r>
+        <w:rPr>
+          <w:color w:val="000000" w:themeColor="text1"/>
+          <w:lang w:val="fr-SN"/>
+        </w:rPr>
+        <w:t>Article 6 – Contrôle et suivi</w:t>
+      </w:r>
+    </w:p>
+    <w:p>
+      <w:pPr>
+        <w:rPr>
+          <w:color w:val="000000" w:themeColor="text1"/>
+          <w:lang w:val="fr-SN"/>
+        </w:rPr>
+      </w:pPr>
+      <w:r>
+        <w:rPr>
+          <w:color w:val="000000" w:themeColor="text1"/>
+          <w:lang w:val="fr-SN"/>
+        </w:rPr>
+        <w:t xml:space="preserve">Le temps de télétravail est déclaré via l'outil interne "WorkTrack" avant le 25 de </w:t>
+      </w:r>
+    </w:p>
+    <w:p>
+      <w:pPr>
+        <w:rPr>
+          <w:color w:val="000000" w:themeColor="text1"/>
+          <w:lang w:val="fr-SN"/>
+        </w:rPr>
+      </w:pPr>
+      <w:proofErr w:type="gramStart"/>
+      <w:r>
+        <w:rPr>
+          <w:color w:val="000000" w:themeColor="text1"/>
+          <w:lang w:val="fr-SN"/>
+        </w:rPr>
+        <w:t>chaque</w:t>
+      </w:r>
+      <w:proofErr w:type="gramEnd"/>
+      <w:r>
+        <w:rPr>
+          <w:color w:val="000000" w:themeColor="text1"/>
+          <w:lang w:val="fr-SN"/>
+        </w:rPr>
+        <w:t xml:space="preserve"> mois pour le mois suivant. Tout dépassement de la limite de 12 jours doit </w:t>
+      </w:r>
+    </w:p>
+    <w:p>
+      <w:pPr>
+        <w:rPr>
+          <w:color w:val="000000" w:themeColor="text1"/>
+          <w:lang w:val="fr-SN"/>
+        </w:rPr>
+      </w:pPr>
+      <w:proofErr w:type="gramStart"/>
+      <w:r>
+        <w:rPr>
+          <w:color w:val="000000" w:themeColor="text1"/>
+          <w:lang w:val="fr-SN"/>
+        </w:rPr>
+        <w:t>être</w:t>
+      </w:r>
+      <w:proofErr w:type="gramEnd"/>
+      <w:r>
+        <w:rPr>
+          <w:color w:val="000000" w:themeColor="text1"/>
+          <w:lang w:val="fr-SN"/>
+        </w:rPr>
+        <w:t xml:space="preserve"> validé par les RH et la direction.</w:t>
+      </w:r>
+    </w:p>
+    <w:p>
+      <w:pPr>
+        <w:rPr>
+          <w:color w:val="000000" w:themeColor="text1"/>
+          <w:lang w:val="fr-SN"/>
+        </w:rPr>
+      </w:pPr>
+      <w:r>
+        <w:rPr>
+          <w:color w:val="000000" w:themeColor="text1"/>
+          <w:lang w:val="fr-SN"/>
+        </w:rPr>
+        <w:t>Article 7 – Suspension du télétravail</w:t>
+      </w:r>
+    </w:p>
+    <w:p>
+      <w:pPr>
+        <w:rPr>
+          <w:color w:val="000000" w:themeColor="text1"/>
+          <w:lang w:val="fr-SN"/>
+        </w:rPr>
+      </w:pPr>
+      <w:r>
+        <w:rPr>
+          <w:color w:val="000000" w:themeColor="text1"/>
+          <w:lang w:val="fr-SN"/>
+        </w:rPr>
+        <w:t xml:space="preserve">L'entreprise se réserve le droit de suspendre temporairement le télétravail en cas </w:t>
+      </w:r>
+    </w:p>
+    <w:p>
+      <w:pPr>
+        <w:rPr>
+          <w:color w:val="000000" w:themeColor="text1"/>
+          <w:lang w:val="fr-SN"/>
+        </w:rPr>
+      </w:pPr>
+      <w:proofErr w:type="gramStart"/>
+      <w:r>
+        <w:rPr>
+          <w:color w:val="000000" w:themeColor="text1"/>
+          <w:lang w:val="fr-SN"/>
+        </w:rPr>
+        <w:t>de</w:t>
+      </w:r>
+      <w:proofErr w:type="gramEnd"/>
+      <w:r>
+        <w:rPr>
+          <w:color w:val="000000" w:themeColor="text1"/>
+          <w:lang w:val="fr-SN"/>
+        </w:rPr>
+        <w:t xml:space="preserve"> besoins opérationnels critiques, avec un préavis minimum de 5 jours ouvrés.</w:t>
+      </w:r>
+    </w:p>
+    <w:p>
+      <w:pPr>
+        <w:rPr>
+          <w:color w:val="000000" w:themeColor="text1"/>
+          <w:lang w:val="fr-SN"/>
+        </w:rPr>
+      </w:pPr>
+    </w:p>
+    <w:p>
+      <w:pPr>
+        <w:rPr>
+          <w:color w:val="4472C4" w:themeColor="accent1"/>
+          <w:sz w:val="28"/>
+          <w:szCs w:val="28"/>
+          <w:lang w:val="fr-SN"/>
+        </w:rPr>
+      </w:pPr>
+      <w:r>
+        <w:rPr>
+          <w:color w:val="000000" w:themeColor="text1"/>
+          <w:lang w:val="fr-SN"/>
+        </w:rPr>
+        <w:t xml:space="preserve">Question : Combien de </w:t>
+      </w:r>
+      <w:proofErr w:type="gramStart"/>
+      <w:r>
+        <w:rPr>
+          <w:color w:val="000000" w:themeColor="text1"/>
+          <w:lang w:val="fr-SN"/>
+        </w:rPr>
+        <w:t>jours maximum</w:t>
+      </w:r>
+      <w:proofErr w:type="gramEnd"/>
+      <w:r>
+        <w:rPr>
+          <w:color w:val="000000" w:themeColor="text1"/>
+          <w:lang w:val="fr-SN"/>
+        </w:rPr>
+        <w:t xml:space="preserve"> par mois peut-on télétravailler chez TechFlow ?</w:t>
+      </w:r>
+      <w:r>
+        <w:rPr>
+          <w:color w:val="4472C4" w:themeColor="accent1"/>
+          <w:sz w:val="28"/>
+          <w:szCs w:val="28"/>
+          <w:lang w:val="fr-SN"/>
+        </w:rPr>
+        <w:t>```</w:t>
+      </w:r>
+    </w:p>
+    <w:p>
+      <w:pPr>
+        <w:rPr>
+          <w:color w:val="4472C4" w:themeColor="accent1"/>
+          <w:sz w:val="28"/>
+          <w:szCs w:val="28"/>
+          <w:lang w:val="fr-SN"/>
+        </w:rPr>
+      </w:pPr>
+      <w:r>
+        <w:rPr>
+          <w:color w:val="4472C4" w:themeColor="accent1"/>
+          <w:sz w:val="28"/>
+          <w:szCs w:val="28"/>
+          <w:lang w:val="fr-SN"/>
+        </w:rPr>
+        <w:t xml:space="preserve">Réponse du LLM : </w:t>
+      </w:r>
+    </w:p>
+    <w:p>
+      <w:pPr>
+        <w:rPr>
+          <w:b/>
+          <w:bCs/>
+          <w:color w:val="000000" w:themeColor="text1"/>
+          <w:sz w:val="28"/>
+          <w:szCs w:val="28"/>
+          <w:lang w:val="fr-SN"/>
+        </w:rPr>
+      </w:pPr>
+      <w:r>
+        <w:rPr>
+          <w:b/>
+          <w:bCs/>
+          <w:color w:val="000000" w:themeColor="text1"/>
+          <w:sz w:val="28"/>
+          <w:szCs w:val="28"/>
+          <w:lang w:val="fr-SN"/>
+        </w:rPr>
+        <w:t>‘’</w:t>
+      </w:r>
+      <w:r>
+        <w:rPr>
+          <w:rFonts w:ascii="Times New Roman" w:eastAsia="Times New Roman" w:hAnsi="Times New Roman" w:cs="Times New Roman"/>
+          <w:b/>
+          <w:bCs/>
+          <w:kern w:val="0"/>
+          <w:sz w:val="28"/>
+          <w:szCs w:val="28"/>
+          <w:lang w:val="fr-SN" w:eastAsia="fr-SN"/>
+          <w14:ligatures w14:val="none"/>
+        </w:rPr>
+        <w:t xml:space="preserve"> </w:t>
+      </w:r>
+      <w:r>
+        <w:rPr>
+          <w:b/>
+          <w:bCs/>
+          <w:color w:val="000000" w:themeColor="text1"/>
+          <w:sz w:val="28"/>
+          <w:szCs w:val="28"/>
+          <w:lang w:val="fr-SN"/>
+        </w:rPr>
+        <w:t>12 jours par mois calendaires (Article 2).</w:t>
+      </w:r>
+      <w:r>
+        <w:rPr>
+          <w:b/>
+          <w:bCs/>
+          <w:color w:val="000000" w:themeColor="text1"/>
+          <w:sz w:val="28"/>
+          <w:szCs w:val="28"/>
+          <w:lang w:val="fr-SN"/>
+        </w:rPr>
+        <w:t>’’</w:t>
+      </w:r>
+    </w:p>
+    <w:p>
+      <w:pPr>
+        <w:rPr>
+          <w:b/>
+          <w:bCs/>
+          <w:color w:val="4472C4" w:themeColor="accent1"/>
+          <w:sz w:val="28"/>
+          <w:szCs w:val="28"/>
+          <w:lang w:val="fr-SN"/>
+        </w:rPr>
+      </w:pPr>
+      <w:r>
+        <w:rPr>
+          <w:b/>
+          <w:bCs/>
+          <w:color w:val="4472C4" w:themeColor="accent1"/>
+          <w:sz w:val="28"/>
+          <w:szCs w:val="28"/>
+          <w:lang w:val="fr-SN"/>
+        </w:rPr>
+        <w:lastRenderedPageBreak/>
+        <w:t xml:space="preserve">Question 3 : </w:t>
+      </w:r>
+      <w:r>
+        <w:rPr>
+          <w:b/>
+          <w:bCs/>
+          <w:color w:val="4472C4" w:themeColor="accent1"/>
+          <w:sz w:val="28"/>
+          <w:szCs w:val="28"/>
+          <w:lang w:val="fr-SN"/>
+        </w:rPr>
+        <w:t>Comparer les résultats</w:t>
+      </w:r>
+    </w:p>
+    <w:tbl>
+      <w:tblPr>
+        <w:tblW w:w="5000" w:type="pct"/>
+        <w:tblCellMar>
+          <w:top w:w="15" w:type="dxa"/>
+          <w:left w:w="15" w:type="dxa"/>
+          <w:bottom w:w="15" w:type="dxa"/>
+          <w:right w:w="15" w:type="dxa"/>
+        </w:tblCellMar>
+        <w:tblLook w:val="04A0" w:firstRow="1" w:lastRow="0" w:firstColumn="1" w:lastColumn="0" w:noHBand="0" w:noVBand="1"/>
+      </w:tblPr>
+      <w:tblGrid>
+        <w:gridCol w:w="2087"/>
+        <w:gridCol w:w="2626"/>
+        <w:gridCol w:w="2136"/>
+        <w:gridCol w:w="2207"/>
+      </w:tblGrid>
+      <w:tr>
+        <w:trPr>
+          <w:tblHeader/>
+        </w:trPr>
+        <w:tc>
+          <w:tcPr>
+            <w:tcW w:w="0" w:type="auto"/>
+            <w:tcBorders>
+              <w:top w:val="single" w:sz="6" w:space="0" w:color="DDDDDD"/>
+              <w:left w:val="single" w:sz="6" w:space="0" w:color="DDDDDD"/>
+              <w:bottom w:val="single" w:sz="6" w:space="0" w:color="DDDDDD"/>
+              <w:right w:val="single" w:sz="6" w:space="0" w:color="DDDDDD"/>
+            </w:tcBorders>
+            <w:shd w:val="clear" w:color="auto" w:fill="F2F2F2"/>
+            <w:tcMar>
+              <w:top w:w="120" w:type="dxa"/>
+              <w:left w:w="120" w:type="dxa"/>
+              <w:bottom w:w="120" w:type="dxa"/>
+              <w:right w:w="120" w:type="dxa"/>
+            </w:tcMar>
+            <w:vAlign w:val="center"/>
+            <w:hideMark/>
+          </w:tcPr>
+          <w:p>
+            <w:pPr>
+              <w:rPr>
+                <w:b/>
+                <w:bCs/>
+                <w:lang w:val="fr-SN"/>
+              </w:rPr>
+            </w:pPr>
+            <w:r>
+              <w:rPr>
+                <w:b/>
+                <w:bCs/>
+                <w:lang w:val="fr-SN"/>
+              </w:rPr>
+              <w:t>Critère</w:t>
+            </w:r>
+          </w:p>
+        </w:tc>
+        <w:tc>
+          <w:tcPr>
+            <w:tcW w:w="0" w:type="auto"/>
+            <w:tcBorders>
+              <w:top w:val="single" w:sz="6" w:space="0" w:color="DDDDDD"/>
+              <w:left w:val="single" w:sz="6" w:space="0" w:color="DDDDDD"/>
+              <w:bottom w:val="single" w:sz="6" w:space="0" w:color="DDDDDD"/>
+              <w:right w:val="single" w:sz="6" w:space="0" w:color="DDDDDD"/>
+            </w:tcBorders>
+            <w:shd w:val="clear" w:color="auto" w:fill="F2F2F2"/>
+            <w:tcMar>
+              <w:top w:w="120" w:type="dxa"/>
+              <w:left w:w="120" w:type="dxa"/>
+              <w:bottom w:w="120" w:type="dxa"/>
+              <w:right w:w="120" w:type="dxa"/>
+            </w:tcMar>
+            <w:vAlign w:val="center"/>
+            <w:hideMark/>
+          </w:tcPr>
+          <w:p>
+            <w:pPr>
+              <w:rPr>
+                <w:b/>
+                <w:bCs/>
+                <w:lang w:val="fr-SN"/>
+              </w:rPr>
+            </w:pPr>
+            <w:r>
+              <w:rPr>
+                <w:b/>
+                <w:bCs/>
+                <w:lang w:val="fr-SN"/>
+              </w:rPr>
+              <w:t>Prompt A (sans document)</w:t>
+            </w:r>
+          </w:p>
+        </w:tc>
+        <w:tc>
+          <w:tcPr>
+            <w:tcW w:w="0" w:type="auto"/>
+            <w:tcBorders>
+              <w:top w:val="single" w:sz="6" w:space="0" w:color="DDDDDD"/>
+              <w:left w:val="single" w:sz="6" w:space="0" w:color="DDDDDD"/>
+              <w:bottom w:val="single" w:sz="6" w:space="0" w:color="DDDDDD"/>
+              <w:right w:val="single" w:sz="6" w:space="0" w:color="DDDDDD"/>
+            </w:tcBorders>
+            <w:shd w:val="clear" w:color="auto" w:fill="F2F2F2"/>
+            <w:tcMar>
+              <w:top w:w="120" w:type="dxa"/>
+              <w:left w:w="120" w:type="dxa"/>
+              <w:bottom w:w="120" w:type="dxa"/>
+              <w:right w:w="120" w:type="dxa"/>
+            </w:tcMar>
+            <w:vAlign w:val="center"/>
+            <w:hideMark/>
+          </w:tcPr>
+          <w:p>
+            <w:pPr>
+              <w:rPr>
+                <w:b/>
+                <w:bCs/>
+                <w:lang w:val="fr-SN"/>
+              </w:rPr>
+            </w:pPr>
+            <w:r>
+              <w:rPr>
+                <w:b/>
+                <w:bCs/>
+                <w:lang w:val="fr-SN"/>
+              </w:rPr>
+              <w:t>Prompt B (avec document)</w:t>
+            </w:r>
+          </w:p>
+        </w:tc>
+        <w:tc>
+          <w:tcPr>
+            <w:tcW w:w="0" w:type="auto"/>
+            <w:tcBorders>
+              <w:top w:val="single" w:sz="6" w:space="0" w:color="DDDDDD"/>
+              <w:left w:val="single" w:sz="6" w:space="0" w:color="DDDDDD"/>
+              <w:bottom w:val="single" w:sz="6" w:space="0" w:color="DDDDDD"/>
+              <w:right w:val="single" w:sz="6" w:space="0" w:color="DDDDDD"/>
+            </w:tcBorders>
+            <w:shd w:val="clear" w:color="auto" w:fill="F2F2F2"/>
+            <w:tcMar>
+              <w:top w:w="120" w:type="dxa"/>
+              <w:left w:w="120" w:type="dxa"/>
+              <w:bottom w:w="120" w:type="dxa"/>
+              <w:right w:w="120" w:type="dxa"/>
+            </w:tcMar>
+            <w:vAlign w:val="center"/>
+            <w:hideMark/>
+          </w:tcPr>
+          <w:p>
+            <w:pPr>
+              <w:rPr>
+                <w:b/>
+                <w:bCs/>
+                <w:lang w:val="fr-SN"/>
+              </w:rPr>
+            </w:pPr>
+            <w:r>
+              <w:rPr>
+                <w:b/>
+                <w:bCs/>
+                <w:lang w:val="fr-SN"/>
+              </w:rPr>
+              <w:t>Prompt C (avec contraintes)</w:t>
+            </w:r>
+          </w:p>
+        </w:tc>
+      </w:tr>
+      <w:tr>
+        <w:tc>
+          <w:tcPr>
+            <w:tcW w:w="0" w:type="auto"/>
+            <w:tcBorders>
+              <w:top w:val="single" w:sz="6" w:space="0" w:color="DDDDDD"/>
+              <w:left w:val="single" w:sz="6" w:space="0" w:color="DDDDDD"/>
+              <w:bottom w:val="single" w:sz="6" w:space="0" w:color="DDDDDD"/>
+              <w:right w:val="single" w:sz="6" w:space="0" w:color="DDDDDD"/>
+            </w:tcBorders>
+            <w:tcMar>
+              <w:top w:w="120" w:type="dxa"/>
+              <w:left w:w="120" w:type="dxa"/>
+              <w:bottom w:w="120" w:type="dxa"/>
+              <w:right w:w="120" w:type="dxa"/>
+            </w:tcMar>
+            <w:vAlign w:val="center"/>
+            <w:hideMark/>
+          </w:tcPr>
+          <w:p>
+            <w:pPr>
+              <w:rPr>
+                <w:lang w:val="fr-SN"/>
+              </w:rPr>
+            </w:pPr>
+            <w:r>
+              <w:rPr>
+                <w:b/>
+                <w:bCs/>
+                <w:lang w:val="fr-SN"/>
+              </w:rPr>
+              <w:t>Réponse correcte ?</w:t>
+            </w:r>
+          </w:p>
+        </w:tc>
+        <w:tc>
+          <w:tcPr>
+            <w:tcW w:w="0" w:type="auto"/>
+            <w:tcBorders>
+              <w:top w:val="single" w:sz="6" w:space="0" w:color="DDDDDD"/>
+              <w:left w:val="single" w:sz="6" w:space="0" w:color="DDDDDD"/>
+              <w:bottom w:val="single" w:sz="6" w:space="0" w:color="DDDDDD"/>
+              <w:right w:val="single" w:sz="6" w:space="0" w:color="DDDDDD"/>
+            </w:tcBorders>
+            <w:tcMar>
+              <w:top w:w="120" w:type="dxa"/>
+              <w:left w:w="120" w:type="dxa"/>
+              <w:bottom w:w="120" w:type="dxa"/>
+              <w:right w:w="120" w:type="dxa"/>
+            </w:tcMar>
+            <w:vAlign w:val="center"/>
+            <w:hideMark/>
+          </w:tcPr>
+          <w:p>
+            <w:pPr>
+              <w:rPr>
+                <w:lang w:val="fr-SN"/>
+              </w:rPr>
+            </w:pPr>
+            <w:r>
+              <w:rPr>
+                <w:lang w:val="fr-SN"/>
+              </w:rPr>
+              <w:t>Non (ne peut pas répondre)</w:t>
+            </w:r>
+          </w:p>
+        </w:tc>
+        <w:tc>
+          <w:tcPr>
+            <w:tcW w:w="0" w:type="auto"/>
+            <w:tcBorders>
+              <w:top w:val="single" w:sz="6" w:space="0" w:color="DDDDDD"/>
+              <w:left w:val="single" w:sz="6" w:space="0" w:color="DDDDDD"/>
+              <w:bottom w:val="single" w:sz="6" w:space="0" w:color="DDDDDD"/>
+              <w:right w:val="single" w:sz="6" w:space="0" w:color="DDDDDD"/>
+            </w:tcBorders>
+            <w:tcMar>
+              <w:top w:w="120" w:type="dxa"/>
+              <w:left w:w="120" w:type="dxa"/>
+              <w:bottom w:w="120" w:type="dxa"/>
+              <w:right w:w="120" w:type="dxa"/>
+            </w:tcMar>
+            <w:vAlign w:val="center"/>
+            <w:hideMark/>
+          </w:tcPr>
+          <w:p>
+            <w:pPr>
+              <w:rPr>
+                <w:lang w:val="fr-SN"/>
+              </w:rPr>
+            </w:pPr>
+            <w:r>
+              <w:rPr>
+                <w:lang w:val="fr-SN"/>
+              </w:rPr>
+              <w:t xml:space="preserve">Oui </w:t>
+            </w:r>
+          </w:p>
+        </w:tc>
+        <w:tc>
+          <w:tcPr>
+            <w:tcW w:w="0" w:type="auto"/>
+            <w:tcBorders>
+              <w:top w:val="single" w:sz="6" w:space="0" w:color="DDDDDD"/>
+              <w:left w:val="single" w:sz="6" w:space="0" w:color="DDDDDD"/>
+              <w:bottom w:val="single" w:sz="6" w:space="0" w:color="DDDDDD"/>
+              <w:right w:val="single" w:sz="6" w:space="0" w:color="DDDDDD"/>
+            </w:tcBorders>
+            <w:tcMar>
+              <w:top w:w="120" w:type="dxa"/>
+              <w:left w:w="120" w:type="dxa"/>
+              <w:bottom w:w="120" w:type="dxa"/>
+              <w:right w:w="120" w:type="dxa"/>
+            </w:tcMar>
+            <w:vAlign w:val="center"/>
+            <w:hideMark/>
+          </w:tcPr>
+          <w:p>
+            <w:pPr>
+              <w:rPr>
+                <w:lang w:val="fr-SN"/>
+              </w:rPr>
+            </w:pPr>
+            <w:r>
+              <w:rPr>
+                <w:lang w:val="fr-SN"/>
+              </w:rPr>
+              <w:t>Oui</w:t>
+            </w:r>
+          </w:p>
+        </w:tc>
+      </w:tr>
+      <w:tr>
+        <w:tc>
+          <w:tcPr>
+            <w:tcW w:w="0" w:type="auto"/>
+            <w:tcBorders>
+              <w:top w:val="single" w:sz="6" w:space="0" w:color="DDDDDD"/>
+              <w:left w:val="single" w:sz="6" w:space="0" w:color="DDDDDD"/>
+              <w:bottom w:val="single" w:sz="6" w:space="0" w:color="DDDDDD"/>
+              <w:right w:val="single" w:sz="6" w:space="0" w:color="DDDDDD"/>
+            </w:tcBorders>
+            <w:tcMar>
+              <w:top w:w="120" w:type="dxa"/>
+              <w:left w:w="120" w:type="dxa"/>
+              <w:bottom w:w="120" w:type="dxa"/>
+              <w:right w:w="120" w:type="dxa"/>
+            </w:tcMar>
+            <w:vAlign w:val="center"/>
+            <w:hideMark/>
+          </w:tcPr>
+          <w:p>
+            <w:pPr>
+              <w:rPr>
+                <w:lang w:val="fr-SN"/>
+              </w:rPr>
+            </w:pPr>
+            <w:r>
+              <w:rPr>
+                <w:b/>
+                <w:bCs/>
+                <w:lang w:val="fr-SN"/>
+              </w:rPr>
+              <w:t>Le modèle a-t-il inventé ?</w:t>
+            </w:r>
+          </w:p>
+        </w:tc>
+        <w:tc>
+          <w:tcPr>
+            <w:tcW w:w="0" w:type="auto"/>
+            <w:tcBorders>
+              <w:top w:val="single" w:sz="6" w:space="0" w:color="DDDDDD"/>
+              <w:left w:val="single" w:sz="6" w:space="0" w:color="DDDDDD"/>
+              <w:bottom w:val="single" w:sz="6" w:space="0" w:color="DDDDDD"/>
+              <w:right w:val="single" w:sz="6" w:space="0" w:color="DDDDDD"/>
+            </w:tcBorders>
+            <w:tcMar>
+              <w:top w:w="120" w:type="dxa"/>
+              <w:left w:w="120" w:type="dxa"/>
+              <w:bottom w:w="120" w:type="dxa"/>
+              <w:right w:w="120" w:type="dxa"/>
+            </w:tcMar>
+            <w:vAlign w:val="center"/>
+            <w:hideMark/>
+          </w:tcPr>
+          <w:p>
+            <w:pPr>
+              <w:rPr>
+                <w:lang w:val="fr-SN"/>
+              </w:rPr>
+            </w:pPr>
+            <w:r>
+              <w:rPr>
+                <w:lang w:val="fr-SN"/>
+              </w:rPr>
+              <w:t xml:space="preserve"> Non (</w:t>
+            </w:r>
+            <w:r>
+              <w:rPr>
+                <w:lang w:val="fr-SN"/>
+              </w:rPr>
+              <w:t xml:space="preserve">il </w:t>
+            </w:r>
+            <w:r>
+              <w:rPr>
+                <w:lang w:val="fr-SN"/>
+              </w:rPr>
+              <w:t>reconnaît l’incertitude)</w:t>
+            </w:r>
+          </w:p>
+        </w:tc>
+        <w:tc>
+          <w:tcPr>
+            <w:tcW w:w="0" w:type="auto"/>
+            <w:tcBorders>
+              <w:top w:val="single" w:sz="6" w:space="0" w:color="DDDDDD"/>
+              <w:left w:val="single" w:sz="6" w:space="0" w:color="DDDDDD"/>
+              <w:bottom w:val="single" w:sz="6" w:space="0" w:color="DDDDDD"/>
+              <w:right w:val="single" w:sz="6" w:space="0" w:color="DDDDDD"/>
+            </w:tcBorders>
+            <w:tcMar>
+              <w:top w:w="120" w:type="dxa"/>
+              <w:left w:w="120" w:type="dxa"/>
+              <w:bottom w:w="120" w:type="dxa"/>
+              <w:right w:w="120" w:type="dxa"/>
+            </w:tcMar>
+            <w:vAlign w:val="center"/>
+            <w:hideMark/>
+          </w:tcPr>
+          <w:p>
+            <w:pPr>
+              <w:rPr>
+                <w:lang w:val="fr-SN"/>
+              </w:rPr>
+            </w:pPr>
+            <w:r>
+              <w:rPr>
+                <w:lang w:val="fr-SN"/>
+              </w:rPr>
+              <w:t xml:space="preserve"> Non (</w:t>
+            </w:r>
+            <w:r>
+              <w:rPr>
+                <w:lang w:val="fr-SN"/>
+              </w:rPr>
+              <w:t xml:space="preserve">il </w:t>
+            </w:r>
+            <w:r>
+              <w:rPr>
+                <w:lang w:val="fr-SN"/>
+              </w:rPr>
+              <w:t>utilise le document)</w:t>
+            </w:r>
+          </w:p>
+        </w:tc>
+        <w:tc>
+          <w:tcPr>
+            <w:tcW w:w="0" w:type="auto"/>
+            <w:tcBorders>
+              <w:top w:val="single" w:sz="6" w:space="0" w:color="DDDDDD"/>
+              <w:left w:val="single" w:sz="6" w:space="0" w:color="DDDDDD"/>
+              <w:bottom w:val="single" w:sz="6" w:space="0" w:color="DDDDDD"/>
+              <w:right w:val="single" w:sz="6" w:space="0" w:color="DDDDDD"/>
+            </w:tcBorders>
+            <w:tcMar>
+              <w:top w:w="120" w:type="dxa"/>
+              <w:left w:w="120" w:type="dxa"/>
+              <w:bottom w:w="120" w:type="dxa"/>
+              <w:right w:w="120" w:type="dxa"/>
+            </w:tcMar>
+            <w:vAlign w:val="center"/>
+            <w:hideMark/>
+          </w:tcPr>
+          <w:p>
+            <w:pPr>
+              <w:rPr>
+                <w:lang w:val="fr-SN"/>
+              </w:rPr>
+            </w:pPr>
+            <w:r>
+              <w:rPr>
+                <w:lang w:val="fr-SN"/>
+              </w:rPr>
+              <w:t>Non (</w:t>
+            </w:r>
+            <w:r>
+              <w:rPr>
+                <w:lang w:val="fr-SN"/>
+              </w:rPr>
+              <w:t xml:space="preserve">il </w:t>
+            </w:r>
+            <w:r>
+              <w:rPr>
+                <w:lang w:val="fr-SN"/>
+              </w:rPr>
+              <w:t>utilise le document)</w:t>
+            </w:r>
+          </w:p>
+        </w:tc>
+      </w:tr>
+      <w:tr>
+        <w:tc>
+          <w:tcPr>
+            <w:tcW w:w="0" w:type="auto"/>
+            <w:tcBorders>
+              <w:top w:val="single" w:sz="6" w:space="0" w:color="DDDDDD"/>
+              <w:left w:val="single" w:sz="6" w:space="0" w:color="DDDDDD"/>
+              <w:bottom w:val="single" w:sz="6" w:space="0" w:color="DDDDDD"/>
+              <w:right w:val="single" w:sz="6" w:space="0" w:color="DDDDDD"/>
+            </w:tcBorders>
+            <w:tcMar>
+              <w:top w:w="120" w:type="dxa"/>
+              <w:left w:w="120" w:type="dxa"/>
+              <w:bottom w:w="120" w:type="dxa"/>
+              <w:right w:w="120" w:type="dxa"/>
+            </w:tcMar>
+            <w:vAlign w:val="center"/>
+            <w:hideMark/>
+          </w:tcPr>
+          <w:p>
+            <w:pPr>
+              <w:rPr>
+                <w:lang w:val="fr-SN"/>
+              </w:rPr>
+            </w:pPr>
+            <w:r>
+              <w:rPr>
+                <w:b/>
+                <w:bCs/>
+                <w:lang w:val="fr-SN"/>
+              </w:rPr>
+              <w:t>Cite-t-il une source ?</w:t>
+            </w:r>
+          </w:p>
+        </w:tc>
+        <w:tc>
+          <w:tcPr>
+            <w:tcW w:w="0" w:type="auto"/>
+            <w:tcBorders>
+              <w:top w:val="single" w:sz="6" w:space="0" w:color="DDDDDD"/>
+              <w:left w:val="single" w:sz="6" w:space="0" w:color="DDDDDD"/>
+              <w:bottom w:val="single" w:sz="6" w:space="0" w:color="DDDDDD"/>
+              <w:right w:val="single" w:sz="6" w:space="0" w:color="DDDDDD"/>
+            </w:tcBorders>
+            <w:tcMar>
+              <w:top w:w="120" w:type="dxa"/>
+              <w:left w:w="120" w:type="dxa"/>
+              <w:bottom w:w="120" w:type="dxa"/>
+              <w:right w:w="120" w:type="dxa"/>
+            </w:tcMar>
+            <w:vAlign w:val="center"/>
+            <w:hideMark/>
+          </w:tcPr>
+          <w:p>
+            <w:pPr>
+              <w:rPr>
+                <w:lang w:val="fr-SN"/>
+              </w:rPr>
+            </w:pPr>
+            <w:r>
+              <w:rPr>
+                <w:lang w:val="fr-SN"/>
+              </w:rPr>
+              <w:t>(</w:t>
+            </w:r>
+            <w:proofErr w:type="gramStart"/>
+            <w:r>
+              <w:rPr>
+                <w:lang w:val="fr-SN"/>
+              </w:rPr>
+              <w:t>pas</w:t>
+            </w:r>
+            <w:proofErr w:type="gramEnd"/>
+            <w:r>
+              <w:rPr>
+                <w:lang w:val="fr-SN"/>
+              </w:rPr>
+              <w:t xml:space="preserve"> de document)</w:t>
+            </w:r>
+          </w:p>
+        </w:tc>
+        <w:tc>
+          <w:tcPr>
+            <w:tcW w:w="0" w:type="auto"/>
+            <w:tcBorders>
+              <w:top w:val="single" w:sz="6" w:space="0" w:color="DDDDDD"/>
+              <w:left w:val="single" w:sz="6" w:space="0" w:color="DDDDDD"/>
+              <w:bottom w:val="single" w:sz="6" w:space="0" w:color="DDDDDD"/>
+              <w:right w:val="single" w:sz="6" w:space="0" w:color="DDDDDD"/>
+            </w:tcBorders>
+            <w:tcMar>
+              <w:top w:w="120" w:type="dxa"/>
+              <w:left w:w="120" w:type="dxa"/>
+              <w:bottom w:w="120" w:type="dxa"/>
+              <w:right w:w="120" w:type="dxa"/>
+            </w:tcMar>
+            <w:vAlign w:val="center"/>
+            <w:hideMark/>
+          </w:tcPr>
+          <w:p>
+            <w:pPr>
+              <w:rPr>
+                <w:lang w:val="fr-SN"/>
+              </w:rPr>
+            </w:pPr>
+            <w:r>
+              <w:rPr>
+                <w:lang w:val="fr-SN"/>
+              </w:rPr>
+              <w:t>Oui (Article 2)</w:t>
+            </w:r>
+          </w:p>
+        </w:tc>
+        <w:tc>
+          <w:tcPr>
+            <w:tcW w:w="0" w:type="auto"/>
+            <w:tcBorders>
+              <w:top w:val="single" w:sz="6" w:space="0" w:color="DDDDDD"/>
+              <w:left w:val="single" w:sz="6" w:space="0" w:color="DDDDDD"/>
+              <w:bottom w:val="single" w:sz="6" w:space="0" w:color="DDDDDD"/>
+              <w:right w:val="single" w:sz="6" w:space="0" w:color="DDDDDD"/>
+            </w:tcBorders>
+            <w:tcMar>
+              <w:top w:w="120" w:type="dxa"/>
+              <w:left w:w="120" w:type="dxa"/>
+              <w:bottom w:w="120" w:type="dxa"/>
+              <w:right w:w="120" w:type="dxa"/>
+            </w:tcMar>
+            <w:vAlign w:val="center"/>
+            <w:hideMark/>
+          </w:tcPr>
+          <w:p>
+            <w:pPr>
+              <w:rPr>
+                <w:lang w:val="fr-SN"/>
+              </w:rPr>
+            </w:pPr>
+            <w:r>
+              <w:rPr>
+                <w:lang w:val="fr-SN"/>
+              </w:rPr>
+              <w:t xml:space="preserve"> Oui (Article 2)</w:t>
+            </w:r>
+          </w:p>
+        </w:tc>
+      </w:tr>
+      <w:tr>
+        <w:tc>
+          <w:tcPr>
+            <w:tcW w:w="0" w:type="auto"/>
+            <w:tcBorders>
+              <w:top w:val="single" w:sz="6" w:space="0" w:color="DDDDDD"/>
+              <w:left w:val="single" w:sz="6" w:space="0" w:color="DDDDDD"/>
+              <w:bottom w:val="single" w:sz="6" w:space="0" w:color="DDDDDD"/>
+              <w:right w:val="single" w:sz="6" w:space="0" w:color="DDDDDD"/>
+            </w:tcBorders>
+            <w:tcMar>
+              <w:top w:w="120" w:type="dxa"/>
+              <w:left w:w="120" w:type="dxa"/>
+              <w:bottom w:w="120" w:type="dxa"/>
+              <w:right w:w="120" w:type="dxa"/>
+            </w:tcMar>
+            <w:vAlign w:val="center"/>
+            <w:hideMark/>
+          </w:tcPr>
+          <w:p>
+            <w:pPr>
+              <w:rPr>
+                <w:lang w:val="fr-SN"/>
+              </w:rPr>
+            </w:pPr>
+            <w:r>
+              <w:rPr>
+                <w:b/>
+                <w:bCs/>
+                <w:lang w:val="fr-SN"/>
+              </w:rPr>
+              <w:t>Reconnaît-il l’incertitude ?</w:t>
+            </w:r>
+          </w:p>
+        </w:tc>
+        <w:tc>
+          <w:tcPr>
+            <w:tcW w:w="0" w:type="auto"/>
+            <w:tcBorders>
+              <w:top w:val="single" w:sz="6" w:space="0" w:color="DDDDDD"/>
+              <w:left w:val="single" w:sz="6" w:space="0" w:color="DDDDDD"/>
+              <w:bottom w:val="single" w:sz="6" w:space="0" w:color="DDDDDD"/>
+              <w:right w:val="single" w:sz="6" w:space="0" w:color="DDDDDD"/>
+            </w:tcBorders>
+            <w:tcMar>
+              <w:top w:w="120" w:type="dxa"/>
+              <w:left w:w="120" w:type="dxa"/>
+              <w:bottom w:w="120" w:type="dxa"/>
+              <w:right w:w="120" w:type="dxa"/>
+            </w:tcMar>
+            <w:vAlign w:val="center"/>
+            <w:hideMark/>
+          </w:tcPr>
+          <w:p>
+            <w:pPr>
+              <w:rPr>
+                <w:lang w:val="fr-SN"/>
+              </w:rPr>
+            </w:pPr>
+            <w:r>
+              <w:rPr>
+                <w:lang w:val="fr-SN"/>
+              </w:rPr>
+              <w:t>Oui (</w:t>
+            </w:r>
+            <w:r>
+              <w:rPr>
+                <w:lang w:val="fr-SN"/>
+              </w:rPr>
+              <w:t xml:space="preserve">il </w:t>
+            </w:r>
+            <w:r>
+              <w:rPr>
+                <w:lang w:val="fr-SN"/>
+              </w:rPr>
+              <w:t>dit clairement qu’il ne sait pas)</w:t>
+            </w:r>
+          </w:p>
+        </w:tc>
+        <w:tc>
+          <w:tcPr>
+            <w:tcW w:w="0" w:type="auto"/>
+            <w:tcBorders>
+              <w:top w:val="single" w:sz="6" w:space="0" w:color="DDDDDD"/>
+              <w:left w:val="single" w:sz="6" w:space="0" w:color="DDDDDD"/>
+              <w:bottom w:val="single" w:sz="6" w:space="0" w:color="DDDDDD"/>
+              <w:right w:val="single" w:sz="6" w:space="0" w:color="DDDDDD"/>
+            </w:tcBorders>
+            <w:tcMar>
+              <w:top w:w="120" w:type="dxa"/>
+              <w:left w:w="120" w:type="dxa"/>
+              <w:bottom w:w="120" w:type="dxa"/>
+              <w:right w:w="120" w:type="dxa"/>
+            </w:tcMar>
+            <w:vAlign w:val="center"/>
+            <w:hideMark/>
+          </w:tcPr>
+          <w:p>
+            <w:pPr>
+              <w:rPr>
+                <w:lang w:val="fr-SN"/>
+              </w:rPr>
+            </w:pPr>
+            <w:proofErr w:type="gramStart"/>
+            <w:r>
+              <w:rPr>
+                <w:lang w:val="fr-SN"/>
+              </w:rPr>
+              <w:t>pas</w:t>
+            </w:r>
+            <w:proofErr w:type="gramEnd"/>
+            <w:r>
+              <w:rPr>
+                <w:lang w:val="fr-SN"/>
+              </w:rPr>
+              <w:t xml:space="preserve"> nécessaire, info présente</w:t>
+            </w:r>
+          </w:p>
+        </w:tc>
+        <w:tc>
+          <w:tcPr>
+            <w:tcW w:w="0" w:type="auto"/>
+            <w:tcBorders>
+              <w:top w:val="single" w:sz="6" w:space="0" w:color="DDDDDD"/>
+              <w:left w:val="single" w:sz="6" w:space="0" w:color="DDDDDD"/>
+              <w:bottom w:val="single" w:sz="6" w:space="0" w:color="DDDDDD"/>
+              <w:right w:val="single" w:sz="6" w:space="0" w:color="DDDDDD"/>
+            </w:tcBorders>
+            <w:tcMar>
+              <w:top w:w="120" w:type="dxa"/>
+              <w:left w:w="120" w:type="dxa"/>
+              <w:bottom w:w="120" w:type="dxa"/>
+              <w:right w:w="120" w:type="dxa"/>
+            </w:tcMar>
+            <w:vAlign w:val="center"/>
+            <w:hideMark/>
+          </w:tcPr>
+          <w:p>
+            <w:pPr>
+              <w:rPr>
+                <w:lang w:val="fr-SN"/>
+              </w:rPr>
+            </w:pPr>
+            <w:r>
+              <w:rPr>
+                <w:lang w:val="fr-SN"/>
+              </w:rPr>
+              <w:t xml:space="preserve"> </w:t>
+            </w:r>
+            <w:proofErr w:type="gramStart"/>
+            <w:r>
+              <w:rPr>
+                <w:lang w:val="fr-SN"/>
+              </w:rPr>
+              <w:t>pas</w:t>
+            </w:r>
+            <w:proofErr w:type="gramEnd"/>
+            <w:r>
+              <w:rPr>
+                <w:lang w:val="fr-SN"/>
+              </w:rPr>
+              <w:t xml:space="preserve"> nécessaire, info présente</w:t>
+            </w:r>
+          </w:p>
+        </w:tc>
+      </w:tr>
+    </w:tbl>
+    <w:p>
+      <w:pPr>
+        <w:rPr>
+          <w:lang w:val="fr-SN"/>
+        </w:rPr>
+      </w:pPr>
+      <w:r>
+        <w:rPr>
+          <w:lang w:val="fr-SN"/>
+        </w:rPr>
+        <w:t xml:space="preserve">Ce qu’on peut dire : </w:t>
+      </w:r>
+    </w:p>
+    <w:p>
+      <w:pPr>
+        <w:rPr>
+          <w:lang w:val="fr-SN"/>
+        </w:rPr>
+      </w:pPr>
+      <w:r>
+        <w:rPr>
+          <w:lang w:val="fr-SN"/>
+        </w:rPr>
+        <w:t>-</w:t>
+      </w:r>
+      <w:r>
+        <w:rPr>
+          <w:lang w:val="fr-SN"/>
+        </w:rPr>
+        <w:t xml:space="preserve"> </w:t>
+      </w:r>
+      <w:r>
+        <w:rPr>
+          <w:lang w:val="fr-SN"/>
+        </w:rPr>
+        <w:t xml:space="preserve">Le </w:t>
+      </w:r>
+      <w:r>
+        <w:rPr>
+          <w:b/>
+          <w:bCs/>
+          <w:lang w:val="fr-SN"/>
+        </w:rPr>
+        <w:t>Prompt A</w:t>
+      </w:r>
+      <w:r>
+        <w:rPr>
+          <w:lang w:val="fr-SN"/>
+        </w:rPr>
+        <w:t xml:space="preserve"> montre que </w:t>
+      </w:r>
+      <w:r>
+        <w:rPr>
+          <w:b/>
+          <w:bCs/>
+          <w:lang w:val="fr-SN"/>
+        </w:rPr>
+        <w:t>le prompting seul ne suffit pas</w:t>
+      </w:r>
+      <w:r>
+        <w:rPr>
+          <w:lang w:val="fr-SN"/>
+        </w:rPr>
+        <w:t xml:space="preserve"> : le modèle est honnête, mais impuissant.</w:t>
+      </w:r>
+    </w:p>
+    <w:p>
+      <w:pPr>
+        <w:rPr>
+          <w:lang w:val="fr-SN"/>
+        </w:rPr>
+      </w:pPr>
+      <w:r>
+        <w:rPr>
+          <w:lang w:val="fr-SN"/>
+        </w:rPr>
+        <w:t>-</w:t>
+      </w:r>
+      <w:r>
+        <w:rPr>
+          <w:lang w:val="fr-SN"/>
+        </w:rPr>
+        <w:t xml:space="preserve"> </w:t>
+      </w:r>
+      <w:r>
+        <w:rPr>
+          <w:lang w:val="fr-SN"/>
+        </w:rPr>
+        <w:t xml:space="preserve">Le </w:t>
+      </w:r>
+      <w:r>
+        <w:rPr>
+          <w:b/>
+          <w:bCs/>
+          <w:lang w:val="fr-SN"/>
+        </w:rPr>
+        <w:t>Prompt B</w:t>
+      </w:r>
+      <w:r>
+        <w:rPr>
+          <w:lang w:val="fr-SN"/>
+        </w:rPr>
+        <w:t xml:space="preserve"> montre </w:t>
+      </w:r>
+      <w:proofErr w:type="gramStart"/>
+      <w:r>
+        <w:rPr>
+          <w:lang w:val="fr-SN"/>
+        </w:rPr>
+        <w:t xml:space="preserve">que </w:t>
+      </w:r>
+      <w:r>
+        <w:rPr>
+          <w:b/>
+          <w:bCs/>
+          <w:lang w:val="fr-SN"/>
+        </w:rPr>
+        <w:t>ajouter</w:t>
+      </w:r>
+      <w:proofErr w:type="gramEnd"/>
+      <w:r>
+        <w:rPr>
+          <w:b/>
+          <w:bCs/>
+          <w:lang w:val="fr-SN"/>
+        </w:rPr>
+        <w:t xml:space="preserve"> le contexte aide</w:t>
+      </w:r>
+      <w:r>
+        <w:rPr>
+          <w:lang w:val="fr-SN"/>
+        </w:rPr>
+        <w:t xml:space="preserve"> : la réponse devient correcte et sourcée.</w:t>
+      </w:r>
+    </w:p>
+    <w:p>
+      <w:pPr>
+        <w:rPr>
+          <w:lang w:val="fr-SN"/>
+        </w:rPr>
+      </w:pPr>
+      <w:r>
+        <w:rPr>
+          <w:lang w:val="fr-SN"/>
+        </w:rPr>
+        <w:t xml:space="preserve">- Le </w:t>
+      </w:r>
+      <w:r>
+        <w:rPr>
+          <w:b/>
+          <w:bCs/>
+          <w:lang w:val="fr-SN"/>
+        </w:rPr>
+        <w:t>Prompt C</w:t>
+      </w:r>
+      <w:r>
+        <w:rPr>
+          <w:lang w:val="fr-SN"/>
+        </w:rPr>
+        <w:t xml:space="preserve"> montre </w:t>
+      </w:r>
+      <w:proofErr w:type="gramStart"/>
+      <w:r>
+        <w:rPr>
+          <w:lang w:val="fr-SN"/>
+        </w:rPr>
+        <w:t xml:space="preserve">que </w:t>
+      </w:r>
+      <w:r>
+        <w:rPr>
+          <w:b/>
+          <w:bCs/>
+          <w:lang w:val="fr-SN"/>
+        </w:rPr>
+        <w:t>ajouter</w:t>
+      </w:r>
+      <w:proofErr w:type="gramEnd"/>
+      <w:r>
+        <w:rPr>
+          <w:b/>
+          <w:bCs/>
+          <w:lang w:val="fr-SN"/>
+        </w:rPr>
+        <w:t xml:space="preserve"> des contraintes rend le modèle plus fiable</w:t>
+      </w:r>
+      <w:r>
+        <w:rPr>
+          <w:lang w:val="fr-SN"/>
+        </w:rPr>
+        <w:t xml:space="preserve"> : il reste fidèle au document, est concis, et cite ses sources.</w:t>
+      </w:r>
+    </w:p>
+    <w:p>
+      <w:pPr>
+        <w:rPr>
+          <w:lang w:val="fr-SN"/>
+        </w:rPr>
+      </w:pPr>
+    </w:p>
+    <w:p>
+      <w:pPr>
+        <w:rPr>
+          <w:color w:val="4472C4" w:themeColor="accent1"/>
+          <w:sz w:val="28"/>
+          <w:szCs w:val="28"/>
+          <w:lang w:val="fr-SN"/>
+        </w:rPr>
+      </w:pPr>
     </w:p>
     <w:sectPr>
       <w:pgSz w:w="11906" w:h="16838"/>

--- a/ai-business_assistant/ficher_assistant.docx
+++ b/ai-business_assistant/ficher_assistant.docx
@@ -307,26 +307,52 @@
           <w:u w:val="single"/>
           <w:lang w:val="fr-SN"/>
         </w:rPr>
-        <w:t>Technique zero-shot :</w:t>
-      </w:r>
-    </w:p>
-    <w:p>
-      <w:pPr>
-        <w:rPr>
-          <w:color w:val="000000" w:themeColor="text1"/>
-          <w:sz w:val="28"/>
-          <w:szCs w:val="28"/>
-          <w:lang w:val="fr-SN"/>
-        </w:rPr>
-      </w:pPr>
-      <w:r>
-        <w:rPr>
-          <w:color w:val="000000" w:themeColor="text1"/>
+        <w:t xml:space="preserve">Technique </w:t>
+      </w:r>
+      <w:proofErr w:type="spellStart"/>
+      <w:r>
+        <w:rPr>
+          <w:b/>
+          <w:bCs/>
+          <w:color w:val="4472C4" w:themeColor="accent1"/>
           <w:sz w:val="28"/>
           <w:szCs w:val="28"/>
           <w:u w:val="single"/>
           <w:lang w:val="fr-SN"/>
         </w:rPr>
+        <w:t>zero</w:t>
+      </w:r>
+      <w:proofErr w:type="spellEnd"/>
+      <w:r>
+        <w:rPr>
+          <w:b/>
+          <w:bCs/>
+          <w:color w:val="4472C4" w:themeColor="accent1"/>
+          <w:sz w:val="28"/>
+          <w:szCs w:val="28"/>
+          <w:u w:val="single"/>
+          <w:lang w:val="fr-SN"/>
+        </w:rPr>
+        <w:t>-shot :</w:t>
+      </w:r>
+    </w:p>
+    <w:p>
+      <w:pPr>
+        <w:rPr>
+          <w:color w:val="000000" w:themeColor="text1"/>
+          <w:sz w:val="28"/>
+          <w:szCs w:val="28"/>
+          <w:lang w:val="fr-SN"/>
+        </w:rPr>
+      </w:pPr>
+      <w:r>
+        <w:rPr>
+          <w:color w:val="000000" w:themeColor="text1"/>
+          <w:sz w:val="28"/>
+          <w:szCs w:val="28"/>
+          <w:u w:val="single"/>
+          <w:lang w:val="fr-SN"/>
+        </w:rPr>
         <w:t>Prompt </w:t>
       </w:r>
       <w:r>
@@ -363,7 +389,23 @@
           <w:color w:val="000000" w:themeColor="text1"/>
           <w:lang w:val="fr-SN"/>
         </w:rPr>
-        <w:t>dans une seule classe positif, negatif ou neutre :</w:t>
+        <w:t xml:space="preserve">dans une seule classe positif, </w:t>
+      </w:r>
+      <w:proofErr w:type="spellStart"/>
+      <w:r>
+        <w:rPr>
+          <w:color w:val="000000" w:themeColor="text1"/>
+          <w:lang w:val="fr-SN"/>
+        </w:rPr>
+        <w:t>negatif</w:t>
+      </w:r>
+      <w:proofErr w:type="spellEnd"/>
+      <w:r>
+        <w:rPr>
+          <w:color w:val="000000" w:themeColor="text1"/>
+          <w:lang w:val="fr-SN"/>
+        </w:rPr>
+        <w:t xml:space="preserve"> ou neutre :</w:t>
       </w:r>
       <w:r>
         <w:rPr>
@@ -5279,14 +5321,25 @@
           <w:lang w:val="fr-SN"/>
         </w:rPr>
       </w:pPr>
-      <w:r>
-        <w:rPr>
-          <w:color w:val="4472C4" w:themeColor="accent1"/>
-          <w:sz w:val="28"/>
-          <w:szCs w:val="28"/>
-          <w:lang w:val="fr-SN"/>
-        </w:rPr>
-        <w:t>Reponse du LLM :</w:t>
+      <w:proofErr w:type="spellStart"/>
+      <w:r>
+        <w:rPr>
+          <w:color w:val="4472C4" w:themeColor="accent1"/>
+          <w:sz w:val="28"/>
+          <w:szCs w:val="28"/>
+          <w:lang w:val="fr-SN"/>
+        </w:rPr>
+        <w:t>Reponse</w:t>
+      </w:r>
+      <w:proofErr w:type="spellEnd"/>
+      <w:r>
+        <w:rPr>
+          <w:color w:val="4472C4" w:themeColor="accent1"/>
+          <w:sz w:val="28"/>
+          <w:szCs w:val="28"/>
+          <w:lang w:val="fr-SN"/>
+        </w:rPr>
+        <w:t xml:space="preserve"> du LLM :</w:t>
       </w:r>
     </w:p>
     <w:tbl>
@@ -7270,7 +7323,29 @@
           <w:szCs w:val="28"/>
           <w:lang w:val="fr-SN"/>
         </w:rPr>
-        <w:t xml:space="preserve">Prompt pour une sortie en json : </w:t>
+        <w:t xml:space="preserve">Prompt pour une sortie en </w:t>
+      </w:r>
+      <w:proofErr w:type="spellStart"/>
+      <w:r>
+        <w:rPr>
+          <w:b/>
+          <w:bCs/>
+          <w:sz w:val="28"/>
+          <w:szCs w:val="28"/>
+          <w:lang w:val="fr-SN"/>
+        </w:rPr>
+        <w:t>json</w:t>
+      </w:r>
+      <w:proofErr w:type="spellEnd"/>
+      <w:r>
+        <w:rPr>
+          <w:b/>
+          <w:bCs/>
+          <w:sz w:val="28"/>
+          <w:szCs w:val="28"/>
+          <w:lang w:val="fr-SN"/>
+        </w:rPr>
+        <w:t xml:space="preserve"> : </w:t>
       </w:r>
     </w:p>
     <w:p>
@@ -7416,7 +7491,21 @@
           <w:lang w:val="fr-SN"/>
         </w:rPr>
         <w:lastRenderedPageBreak/>
-        <w:t>- "categorie" :</w:t>
+        <w:t>- "</w:t>
+      </w:r>
+      <w:proofErr w:type="spellStart"/>
+      <w:r>
+        <w:rPr>
+          <w:lang w:val="fr-SN"/>
+        </w:rPr>
+        <w:t>categorie</w:t>
+      </w:r>
+      <w:proofErr w:type="spellEnd"/>
+      <w:r>
+        <w:rPr>
+          <w:lang w:val="fr-SN"/>
+        </w:rPr>
+        <w:t>" :</w:t>
       </w:r>
     </w:p>
     <w:p>
@@ -7470,7 +7559,21 @@
         <w:rPr>
           <w:lang w:val="fr-SN"/>
         </w:rPr>
-        <w:t xml:space="preserve"> autorisée : "livraison", "produit", "application", "service_client" ou "autre".</w:t>
+        <w:t xml:space="preserve"> autorisée : "livraison", "produit", "application", "</w:t>
+      </w:r>
+      <w:proofErr w:type="spellStart"/>
+      <w:r>
+        <w:rPr>
+          <w:lang w:val="fr-SN"/>
+        </w:rPr>
+        <w:t>service_client</w:t>
+      </w:r>
+      <w:proofErr w:type="spellEnd"/>
+      <w:r>
+        <w:rPr>
+          <w:lang w:val="fr-SN"/>
+        </w:rPr>
+        <w:t>" ou "autre".</w:t>
       </w:r>
     </w:p>
     <w:p>
@@ -7564,7 +7667,21 @@
         <w:rPr>
           <w:lang w:val="fr-SN"/>
         </w:rPr>
-        <w:t>- "probleme" :</w:t>
+        <w:t>- "</w:t>
+      </w:r>
+      <w:proofErr w:type="spellStart"/>
+      <w:r>
+        <w:rPr>
+          <w:lang w:val="fr-SN"/>
+        </w:rPr>
+        <w:t>probleme</w:t>
+      </w:r>
+      <w:proofErr w:type="spellEnd"/>
+      <w:r>
+        <w:rPr>
+          <w:lang w:val="fr-SN"/>
+        </w:rPr>
+        <w:t>" :</w:t>
       </w:r>
     </w:p>
     <w:p>
@@ -12735,7 +12852,21 @@
         <w:rPr>
           <w:lang w:val="fr-SN"/>
         </w:rPr>
-        <w:t>3. Valeurs aberrantes (outliers)</w:t>
+        <w:t>3. Valeurs aberrantes (</w:t>
+      </w:r>
+      <w:proofErr w:type="spellStart"/>
+      <w:r>
+        <w:rPr>
+          <w:lang w:val="fr-SN"/>
+        </w:rPr>
+        <w:t>outliers</w:t>
+      </w:r>
+      <w:proofErr w:type="spellEnd"/>
+      <w:r>
+        <w:rPr>
+          <w:lang w:val="fr-SN"/>
+        </w:rPr>
+        <w:t>)</w:t>
       </w:r>
     </w:p>
     <w:p>
@@ -13613,17 +13744,61 @@
         </w:rPr>
         <w:t xml:space="preserve"> </w:t>
       </w:r>
+      <w:proofErr w:type="spellStart"/>
       <w:r>
         <w:rPr>
           <w:lang w:val="fr-SN"/>
         </w:rPr>
         <w:t>lineplot</w:t>
       </w:r>
-      <w:r>
-        <w:rPr>
-          <w:lang w:val="fr-SN"/>
-        </w:rPr>
-        <w:t>, histogramme, boxplot, heatmap, scatter plot, etc.)</w:t>
+      <w:proofErr w:type="spellEnd"/>
+      <w:r>
+        <w:rPr>
+          <w:lang w:val="fr-SN"/>
+        </w:rPr>
+        <w:t xml:space="preserve">, histogramme, </w:t>
+      </w:r>
+      <w:proofErr w:type="spellStart"/>
+      <w:r>
+        <w:rPr>
+          <w:lang w:val="fr-SN"/>
+        </w:rPr>
+        <w:t>boxplot</w:t>
+      </w:r>
+      <w:proofErr w:type="spellEnd"/>
+      <w:r>
+        <w:rPr>
+          <w:lang w:val="fr-SN"/>
+        </w:rPr>
+        <w:t xml:space="preserve">, </w:t>
+      </w:r>
+      <w:proofErr w:type="spellStart"/>
+      <w:r>
+        <w:rPr>
+          <w:lang w:val="fr-SN"/>
+        </w:rPr>
+        <w:t>heatmap</w:t>
+      </w:r>
+      <w:proofErr w:type="spellEnd"/>
+      <w:r>
+        <w:rPr>
+          <w:lang w:val="fr-SN"/>
+        </w:rPr>
+        <w:t xml:space="preserve">, </w:t>
+      </w:r>
+      <w:proofErr w:type="spellStart"/>
+      <w:r>
+        <w:rPr>
+          <w:lang w:val="fr-SN"/>
+        </w:rPr>
+        <w:t>scatter</w:t>
+      </w:r>
+      <w:proofErr w:type="spellEnd"/>
+      <w:r>
+        <w:rPr>
+          <w:lang w:val="fr-SN"/>
+        </w:rPr>
+        <w:t xml:space="preserve"> plot, etc.)</w:t>
       </w:r>
     </w:p>
     <w:p>
@@ -16295,7 +16470,21 @@
         <w:rPr>
           <w:lang w:val="fr-SN"/>
         </w:rPr>
-        <w:t xml:space="preserve">Le temps de télétravail est déclaré via l'outil interne "WorkTrack" avant le 25 de </w:t>
+        <w:t>Le temps de télétravail est déclaré via l'outil interne "</w:t>
+      </w:r>
+      <w:proofErr w:type="spellStart"/>
+      <w:r>
+        <w:rPr>
+          <w:lang w:val="fr-SN"/>
+        </w:rPr>
+        <w:t>WorkTrack</w:t>
+      </w:r>
+      <w:proofErr w:type="spellEnd"/>
+      <w:r>
+        <w:rPr>
+          <w:lang w:val="fr-SN"/>
+        </w:rPr>
+        <w:t xml:space="preserve">" avant le 25 de </w:t>
       </w:r>
     </w:p>
     <w:p>
@@ -17171,7 +17360,23 @@
           <w:color w:val="000000" w:themeColor="text1"/>
           <w:lang w:val="fr-SN"/>
         </w:rPr>
-        <w:t xml:space="preserve">Le temps de télétravail est déclaré via l'outil interne "WorkTrack" avant le 25 de </w:t>
+        <w:t>Le temps de télétravail est déclaré via l'outil interne "</w:t>
+      </w:r>
+      <w:proofErr w:type="spellStart"/>
+      <w:r>
+        <w:rPr>
+          <w:color w:val="000000" w:themeColor="text1"/>
+          <w:lang w:val="fr-SN"/>
+        </w:rPr>
+        <w:t>WorkTrack</w:t>
+      </w:r>
+      <w:proofErr w:type="spellEnd"/>
+      <w:r>
+        <w:rPr>
+          <w:color w:val="000000" w:themeColor="text1"/>
+          <w:lang w:val="fr-SN"/>
+        </w:rPr>
+        <w:t xml:space="preserve">" avant le 25 de </w:t>
       </w:r>
     </w:p>
     <w:p>
@@ -18270,7 +18475,21 @@
         <w:rPr>
           <w:lang w:val="fr-SN"/>
         </w:rPr>
-        <w:t xml:space="preserve"> montre que </w:t>
+        <w:t xml:space="preserve"> </w:t>
+      </w:r>
+      <w:proofErr w:type="spellStart"/>
+      <w:r>
+        <w:rPr>
+          <w:lang w:val="fr-SN"/>
+        </w:rPr>
+        <w:t>montre</w:t>
+      </w:r>
+      <w:proofErr w:type="spellEnd"/>
+      <w:r>
+        <w:rPr>
+          <w:lang w:val="fr-SN"/>
+        </w:rPr>
+        <w:t xml:space="preserve"> que </w:t>
       </w:r>
       <w:r>
         <w:rPr>
@@ -18424,11 +18643,1100 @@
       <w:pPr>
         <w:rPr>
           <w:color w:val="4472C4" w:themeColor="accent1"/>
-          <w:sz w:val="28"/>
-          <w:szCs w:val="28"/>
-          <w:lang w:val="fr-SN"/>
-        </w:rPr>
-      </w:pPr>
+          <w:sz w:val="36"/>
+          <w:szCs w:val="36"/>
+          <w:lang w:val="fr-SN"/>
+        </w:rPr>
+      </w:pPr>
+      <w:r>
+        <w:rPr>
+          <w:color w:val="4472C4" w:themeColor="accent1"/>
+          <w:sz w:val="36"/>
+          <w:szCs w:val="36"/>
+          <w:lang w:val="fr-SN"/>
+        </w:rPr>
+        <w:t>Partie 8 – Évaluation et optimisation des prompts</w:t>
+      </w:r>
+      <w:r>
+        <w:rPr>
+          <w:color w:val="4472C4" w:themeColor="accent1"/>
+          <w:sz w:val="36"/>
+          <w:szCs w:val="36"/>
+          <w:lang w:val="fr-SN"/>
+        </w:rPr>
+        <w:cr/>
+      </w:r>
+      <w:r>
+        <w:rPr>
+          <w:color w:val="4472C4" w:themeColor="accent1"/>
+          <w:sz w:val="36"/>
+          <w:szCs w:val="36"/>
+          <w:lang w:val="fr-SN"/>
+        </w:rPr>
+        <w:t xml:space="preserve">Exemple de texte : </w:t>
+      </w:r>
+    </w:p>
+    <w:p>
+      <w:pPr>
+        <w:rPr>
+          <w:sz w:val="28"/>
+          <w:szCs w:val="28"/>
+          <w:lang w:val="fr-SN"/>
+        </w:rPr>
+      </w:pPr>
+      <w:r>
+        <w:rPr>
+          <w:color w:val="4472C4" w:themeColor="accent1"/>
+          <w:sz w:val="36"/>
+          <w:szCs w:val="36"/>
+          <w:lang w:val="fr-SN"/>
+        </w:rPr>
+        <w:t>[</w:t>
+      </w:r>
+      <w:r>
+        <w:rPr>
+          <w:sz w:val="28"/>
+          <w:szCs w:val="28"/>
+          <w:lang w:val="fr-SN"/>
+        </w:rPr>
+        <w:t>Le télétravail s'est considérablement développé ces dernières années, transformant profondément l'organisation du travail dans de nombreuses entreprises. Cette évolution présente plusieurs avantages tant pour les salariés que pour les employeurs.</w:t>
+      </w:r>
+    </w:p>
+    <w:p>
+      <w:pPr>
+        <w:rPr>
+          <w:sz w:val="28"/>
+          <w:szCs w:val="28"/>
+          <w:lang w:val="fr-SN"/>
+        </w:rPr>
+      </w:pPr>
+      <w:r>
+        <w:rPr>
+          <w:sz w:val="28"/>
+          <w:szCs w:val="28"/>
+          <w:lang w:val="fr-SN"/>
+        </w:rPr>
+        <w:t>Pour les salariés, le télétravail offre d'abord une meilleure conciliation entre vie professionnelle et vie personnelle. En supprimant les temps de transport, souvent longs et stressants, les travailleurs gagnent en temps libre et en qualité de vie. Ils peuvent ainsi organiser leur journée de manière plus flexible et consacrer plus de temps à leur famille ou à leurs loisirs.</w:t>
+      </w:r>
+    </w:p>
+    <w:p>
+      <w:pPr>
+        <w:rPr>
+          <w:sz w:val="28"/>
+          <w:szCs w:val="28"/>
+          <w:lang w:val="fr-SN"/>
+        </w:rPr>
+      </w:pPr>
+      <w:r>
+        <w:rPr>
+          <w:sz w:val="28"/>
+          <w:szCs w:val="28"/>
+          <w:lang w:val="fr-SN"/>
+        </w:rPr>
+        <w:t xml:space="preserve">Le télétravail permet également une augmentation de la productivité. De nombreuses études montrent que les salariés travaillant à domicile sont souvent plus concentrés, moins sujets aux interruptions fréquentes du bureau </w:t>
+      </w:r>
+      <w:r>
+        <w:rPr>
+          <w:sz w:val="28"/>
+          <w:szCs w:val="28"/>
+          <w:lang w:val="fr-SN"/>
+        </w:rPr>
+        <w:lastRenderedPageBreak/>
+        <w:t>et donc plus efficaces. Certains rapportent même une hausse de 20 à 30% de leur productivité.</w:t>
+      </w:r>
+    </w:p>
+    <w:p>
+      <w:pPr>
+        <w:rPr>
+          <w:sz w:val="28"/>
+          <w:szCs w:val="28"/>
+          <w:lang w:val="fr-SN"/>
+        </w:rPr>
+      </w:pPr>
+      <w:r>
+        <w:rPr>
+          <w:sz w:val="28"/>
+          <w:szCs w:val="28"/>
+          <w:lang w:val="fr-SN"/>
+        </w:rPr>
+        <w:t>Du côté des employeurs, le télétravail réduit les coûts immobiliers. Moins de salariés présents simultanément signifie qu'il est possible de réduire la surface de bureaux, voire d'opter pour des espaces de coworking partagés. Cela représente des économies substantielles, surtout dans les grandes villes où les loyers sont élevés.</w:t>
+      </w:r>
+    </w:p>
+    <w:p>
+      <w:pPr>
+        <w:rPr>
+          <w:sz w:val="28"/>
+          <w:szCs w:val="28"/>
+          <w:lang w:val="fr-SN"/>
+        </w:rPr>
+      </w:pPr>
+      <w:r>
+        <w:rPr>
+          <w:sz w:val="28"/>
+          <w:szCs w:val="28"/>
+          <w:lang w:val="fr-SN"/>
+        </w:rPr>
+        <w:t>Enfin, le télétravail contribue à la réduction de l'empreinte carbone. Moins de déplacements domicile-travail signifie moins de voitures sur les routes et donc moins d'émissions de CO2. C'est un avantage environnemental non négligeable à l'heure de la transition écologique.</w:t>
+      </w:r>
+    </w:p>
+    <w:p>
+      <w:pPr>
+        <w:rPr>
+          <w:color w:val="4472C4" w:themeColor="accent1"/>
+          <w:sz w:val="36"/>
+          <w:szCs w:val="36"/>
+          <w:lang w:val="fr-SN"/>
+        </w:rPr>
+      </w:pPr>
+      <w:r>
+        <w:rPr>
+          <w:sz w:val="28"/>
+          <w:szCs w:val="28"/>
+          <w:lang w:val="fr-SN"/>
+        </w:rPr>
+        <w:t>Cependant, le télétravail présente aussi des défis, comme le risque d'isolement social ou la difficulté à séparer vie professionnelle et personnelle. Il nécessite donc une organisation réfléchie et des outils adaptés pour être pleinement bénéfique.</w:t>
+      </w:r>
+      <w:r>
+        <w:rPr>
+          <w:color w:val="4472C4" w:themeColor="accent1"/>
+          <w:sz w:val="36"/>
+          <w:szCs w:val="36"/>
+          <w:lang w:val="fr-SN"/>
+        </w:rPr>
+        <w:t>]</w:t>
+      </w:r>
+    </w:p>
+    <w:p>
+      <w:pPr>
+        <w:rPr>
+          <w:sz w:val="28"/>
+          <w:szCs w:val="28"/>
+          <w:lang w:val="fr-SN"/>
+        </w:rPr>
+      </w:pPr>
+      <w:r>
+        <w:rPr>
+          <w:color w:val="4472C4" w:themeColor="accent1"/>
+          <w:sz w:val="28"/>
+          <w:szCs w:val="28"/>
+          <w:lang w:val="fr-SN"/>
+        </w:rPr>
+        <w:t xml:space="preserve">Prompt A : </w:t>
+      </w:r>
+      <w:r>
+        <w:rPr>
+          <w:sz w:val="28"/>
+          <w:szCs w:val="28"/>
+          <w:lang w:val="fr-SN"/>
+        </w:rPr>
+        <w:t>« Résume ce texte. »</w:t>
+      </w:r>
+    </w:p>
+    <w:p>
+      <w:pPr>
+        <w:rPr>
+          <w:b/>
+          <w:bCs/>
+          <w:color w:val="4472C4" w:themeColor="accent1"/>
+          <w:sz w:val="28"/>
+          <w:szCs w:val="28"/>
+          <w:lang w:val="fr-SN"/>
+        </w:rPr>
+      </w:pPr>
+      <w:r>
+        <w:rPr>
+          <w:b/>
+          <w:bCs/>
+          <w:color w:val="4472C4" w:themeColor="accent1"/>
+          <w:sz w:val="28"/>
+          <w:szCs w:val="28"/>
+          <w:lang w:val="fr-SN"/>
+        </w:rPr>
+        <w:t>Réponse du LLM :</w:t>
+      </w:r>
+    </w:p>
+    <w:p>
+      <w:pPr>
+        <w:rPr>
+          <w:b/>
+          <w:bCs/>
+          <w:sz w:val="28"/>
+          <w:szCs w:val="28"/>
+          <w:lang w:val="fr-SN"/>
+        </w:rPr>
+      </w:pPr>
+      <w:r>
+        <w:rPr>
+          <w:b/>
+          <w:bCs/>
+          <w:sz w:val="28"/>
+          <w:szCs w:val="28"/>
+          <w:lang w:val="fr-SN"/>
+        </w:rPr>
+        <w:t xml:space="preserve">‘’ </w:t>
+      </w:r>
+      <w:r>
+        <w:rPr>
+          <w:b/>
+          <w:bCs/>
+          <w:sz w:val="28"/>
+          <w:szCs w:val="28"/>
+          <w:lang w:val="fr-SN"/>
+        </w:rPr>
+        <w:t>Le télétravail, en plein essor, transforme l'organisation du travail avec des bénéfices pour les deux parties. Pour les salariés : meilleur équilibre vie pro/vie perso grâce à la suppression des trajets, et productivité accrue (jusqu'à 20-30% selon certaines études) liée à une meilleure concentration. Pour les employeurs : réduction des coûts immobiliers grâce à des espaces de bureaux plus petits ou partagés. S'y ajoute un bénéfice environnemental, avec moins de trajets domicile-travail et donc moins d'émissions de CO2.</w:t>
+      </w:r>
+    </w:p>
+    <w:p>
+      <w:pPr>
+        <w:rPr>
+          <w:b/>
+          <w:bCs/>
+          <w:sz w:val="28"/>
+          <w:szCs w:val="28"/>
+          <w:lang w:val="fr-SN"/>
+        </w:rPr>
+      </w:pPr>
+      <w:r>
+        <w:rPr>
+          <w:b/>
+          <w:bCs/>
+          <w:sz w:val="28"/>
+          <w:szCs w:val="28"/>
+          <w:lang w:val="fr-SN"/>
+        </w:rPr>
+        <w:t>Le texte souligne toutefois des limites : risque d'isolement social et difficulté à séparer vie professionnelle et personnelle, d'où la nécessité d'une organisation rigoureuse et d'outils adaptés pour en tirer pleinement parti.</w:t>
+      </w:r>
+      <w:r>
+        <w:rPr>
+          <w:b/>
+          <w:bCs/>
+          <w:sz w:val="28"/>
+          <w:szCs w:val="28"/>
+          <w:lang w:val="fr-SN"/>
+        </w:rPr>
+        <w:t>’’</w:t>
+      </w:r>
+    </w:p>
+    <w:p>
+      <w:pPr>
+        <w:rPr>
+          <w:b/>
+          <w:bCs/>
+          <w:sz w:val="28"/>
+          <w:szCs w:val="28"/>
+          <w:lang w:val="fr-SN"/>
+        </w:rPr>
+      </w:pPr>
+    </w:p>
+    <w:p>
+      <w:pPr>
+        <w:rPr>
+          <w:b/>
+          <w:bCs/>
+          <w:sz w:val="28"/>
+          <w:szCs w:val="28"/>
+          <w:lang w:val="fr-SN"/>
+        </w:rPr>
+      </w:pPr>
+      <w:r>
+        <w:rPr>
+          <w:color w:val="4472C4" w:themeColor="accent1"/>
+          <w:sz w:val="28"/>
+          <w:szCs w:val="28"/>
+          <w:lang w:val="fr-SN"/>
+        </w:rPr>
+        <w:t>Prompt B :</w:t>
+      </w:r>
+      <w:r>
+        <w:rPr>
+          <w:b/>
+          <w:bCs/>
+          <w:color w:val="4472C4" w:themeColor="accent1"/>
+          <w:sz w:val="28"/>
+          <w:szCs w:val="28"/>
+          <w:lang w:val="fr-SN"/>
+        </w:rPr>
+        <w:t xml:space="preserve"> </w:t>
+      </w:r>
+      <w:r>
+        <w:rPr>
+          <w:sz w:val="28"/>
+          <w:szCs w:val="28"/>
+          <w:lang w:val="fr-SN"/>
+        </w:rPr>
+        <w:t>« Résume ce texte en 150 mots »</w:t>
+      </w:r>
+    </w:p>
+    <w:p>
+      <w:pPr>
+        <w:rPr>
+          <w:b/>
+          <w:bCs/>
+          <w:color w:val="4472C4" w:themeColor="accent1"/>
+          <w:sz w:val="28"/>
+          <w:szCs w:val="28"/>
+          <w:lang w:val="fr-SN"/>
+        </w:rPr>
+      </w:pPr>
+      <w:r>
+        <w:rPr>
+          <w:b/>
+          <w:bCs/>
+          <w:color w:val="4472C4" w:themeColor="accent1"/>
+          <w:sz w:val="28"/>
+          <w:szCs w:val="28"/>
+          <w:lang w:val="fr-SN"/>
+        </w:rPr>
+        <w:t xml:space="preserve">Réponse du LLM : </w:t>
+      </w:r>
+    </w:p>
+    <w:p>
+      <w:pPr>
+        <w:rPr>
+          <w:b/>
+          <w:bCs/>
+          <w:sz w:val="28"/>
+          <w:szCs w:val="28"/>
+          <w:lang w:val="fr-SN"/>
+        </w:rPr>
+      </w:pPr>
+      <w:r>
+        <w:rPr>
+          <w:b/>
+          <w:bCs/>
+          <w:sz w:val="28"/>
+          <w:szCs w:val="28"/>
+          <w:lang w:val="fr-SN"/>
+        </w:rPr>
+        <w:t>‘’</w:t>
+      </w:r>
+      <w:r>
+        <w:rPr>
+          <w:rFonts w:ascii="Times New Roman" w:eastAsia="Times New Roman" w:hAnsi="Times New Roman" w:cs="Times New Roman"/>
+          <w:kern w:val="0"/>
+          <w:sz w:val="24"/>
+          <w:szCs w:val="24"/>
+          <w:lang w:val="fr-SN" w:eastAsia="fr-SN"/>
+          <w14:ligatures w14:val="none"/>
+        </w:rPr>
+        <w:t xml:space="preserve"> </w:t>
+      </w:r>
+      <w:r>
+        <w:rPr>
+          <w:b/>
+          <w:bCs/>
+          <w:sz w:val="28"/>
+          <w:szCs w:val="28"/>
+          <w:lang w:val="fr-SN"/>
+        </w:rPr>
+        <w:t>Le télétravail s'est fortement développé et transforme l'organisation du travail, avec des avantages pour salariés et employeurs.</w:t>
+      </w:r>
+    </w:p>
+    <w:p>
+      <w:pPr>
+        <w:rPr>
+          <w:b/>
+          <w:bCs/>
+          <w:sz w:val="28"/>
+          <w:szCs w:val="28"/>
+          <w:lang w:val="fr-SN"/>
+        </w:rPr>
+      </w:pPr>
+      <w:r>
+        <w:rPr>
+          <w:b/>
+          <w:bCs/>
+          <w:sz w:val="28"/>
+          <w:szCs w:val="28"/>
+          <w:lang w:val="fr-SN"/>
+        </w:rPr>
+        <w:lastRenderedPageBreak/>
+        <w:t>Pour les salariés, il améliore l'équilibre vie professionnelle/vie personnelle en supprimant les trajets domicile-travail, source de temps libre et de moins de stress. Il favorise aussi une meilleure productivité : moins d'interruptions qu'au bureau, avec des gains estimés entre 20 et 30 % selon certaines études.</w:t>
+      </w:r>
+    </w:p>
+    <w:p>
+      <w:pPr>
+        <w:rPr>
+          <w:b/>
+          <w:bCs/>
+          <w:sz w:val="28"/>
+          <w:szCs w:val="28"/>
+          <w:lang w:val="fr-SN"/>
+        </w:rPr>
+      </w:pPr>
+      <w:r>
+        <w:rPr>
+          <w:b/>
+          <w:bCs/>
+          <w:sz w:val="28"/>
+          <w:szCs w:val="28"/>
+          <w:lang w:val="fr-SN"/>
+        </w:rPr>
+        <w:t>Pour les employeurs, le télétravail réduit les coûts immobiliers grâce à des bureaux plus petits ou des espaces partagés, un atout important dans les grandes villes où les loyers sont élevés.</w:t>
+      </w:r>
+    </w:p>
+    <w:p>
+      <w:pPr>
+        <w:rPr>
+          <w:b/>
+          <w:bCs/>
+          <w:sz w:val="28"/>
+          <w:szCs w:val="28"/>
+          <w:lang w:val="fr-SN"/>
+        </w:rPr>
+      </w:pPr>
+      <w:r>
+        <w:rPr>
+          <w:b/>
+          <w:bCs/>
+          <w:sz w:val="28"/>
+          <w:szCs w:val="28"/>
+          <w:lang w:val="fr-SN"/>
+        </w:rPr>
+        <w:t>Sur le plan environnemental, la diminution des déplacements réduit les émissions de CO2, un bénéfice notable dans le contexte de la transition écologique.</w:t>
+      </w:r>
+    </w:p>
+    <w:p>
+      <w:pPr>
+        <w:rPr>
+          <w:b/>
+          <w:bCs/>
+          <w:sz w:val="28"/>
+          <w:szCs w:val="28"/>
+          <w:lang w:val="fr-SN"/>
+        </w:rPr>
+      </w:pPr>
+      <w:r>
+        <w:rPr>
+          <w:b/>
+          <w:bCs/>
+          <w:sz w:val="28"/>
+          <w:szCs w:val="28"/>
+          <w:lang w:val="fr-SN"/>
+        </w:rPr>
+        <w:t>Toutefois, ce mode de travail comporte des limites : risque d'isolement social et difficulté à séparer sphères professionnelle et personnelle. Une organisation rigoureuse et des outils adaptés sont donc nécessaires pour en tirer pleinement parti.</w:t>
+      </w:r>
+      <w:r>
+        <w:rPr>
+          <w:b/>
+          <w:bCs/>
+          <w:sz w:val="28"/>
+          <w:szCs w:val="28"/>
+          <w:lang w:val="fr-SN"/>
+        </w:rPr>
+        <w:t>’’</w:t>
+      </w:r>
+    </w:p>
+    <w:p>
+      <w:pPr>
+        <w:rPr>
+          <w:b/>
+          <w:bCs/>
+          <w:sz w:val="28"/>
+          <w:szCs w:val="28"/>
+          <w:lang w:val="fr-SN"/>
+        </w:rPr>
+      </w:pPr>
+    </w:p>
+    <w:p>
+      <w:pPr>
+        <w:rPr>
+          <w:color w:val="4472C4" w:themeColor="accent1"/>
+          <w:sz w:val="28"/>
+          <w:szCs w:val="28"/>
+          <w:lang w:val="fr-SN"/>
+        </w:rPr>
+      </w:pPr>
+      <w:r>
+        <w:rPr>
+          <w:color w:val="4472C4" w:themeColor="accent1"/>
+          <w:sz w:val="28"/>
+          <w:szCs w:val="28"/>
+          <w:lang w:val="fr-SN"/>
+        </w:rPr>
+        <w:t>Prompt C : avec plus de composants de prompt</w:t>
+      </w:r>
+    </w:p>
+    <w:p>
+      <w:pPr>
+        <w:rPr>
+          <w:lang w:val="fr-SN"/>
+        </w:rPr>
+      </w:pPr>
+      <w:r>
+        <w:rPr>
+          <w:sz w:val="28"/>
+          <w:szCs w:val="28"/>
+          <w:lang w:val="fr-SN"/>
+        </w:rPr>
+        <w:t>```</w:t>
+      </w:r>
+      <w:r>
+        <w:rPr>
+          <w:sz w:val="28"/>
+          <w:szCs w:val="28"/>
+          <w:lang w:val="fr-SN"/>
+        </w:rPr>
+        <w:t xml:space="preserve"> </w:t>
+      </w:r>
+      <w:r>
+        <w:rPr>
+          <w:lang w:val="fr-SN"/>
+        </w:rPr>
+        <w:t xml:space="preserve">Rôle : </w:t>
+      </w:r>
+      <w:r>
+        <w:rPr>
+          <w:lang w:val="fr-SN"/>
+        </w:rPr>
+        <w:t>Tu es un assistant expert en synthèse de documents.</w:t>
+      </w:r>
+    </w:p>
+    <w:p>
+      <w:pPr>
+        <w:rPr>
+          <w:lang w:val="fr-SN"/>
+        </w:rPr>
+      </w:pPr>
+      <w:r>
+        <w:rPr>
+          <w:lang w:val="fr-SN"/>
+        </w:rPr>
+        <w:t xml:space="preserve">   </w:t>
+      </w:r>
+      <w:r>
+        <w:rPr>
+          <w:lang w:val="fr-SN"/>
+        </w:rPr>
+        <w:t>Tâche : Résume le texte ci-dessous de manière claire et structurée.</w:t>
+      </w:r>
+    </w:p>
+    <w:p>
+      <w:pPr>
+        <w:rPr>
+          <w:lang w:val="fr-SN"/>
+        </w:rPr>
+      </w:pPr>
+      <w:r>
+        <w:rPr>
+          <w:lang w:val="fr-SN"/>
+        </w:rPr>
+        <w:t>Contraintes :</w:t>
+      </w:r>
+    </w:p>
+    <w:p>
+      <w:pPr>
+        <w:rPr>
+          <w:lang w:val="fr-SN"/>
+        </w:rPr>
+      </w:pPr>
+      <w:r>
+        <w:rPr>
+          <w:lang w:val="fr-SN"/>
+        </w:rPr>
+        <w:t>1. Longueur : maximum 150 mots</w:t>
+      </w:r>
+    </w:p>
+    <w:p>
+      <w:pPr>
+        <w:rPr>
+          <w:lang w:val="fr-SN"/>
+        </w:rPr>
+      </w:pPr>
+      <w:r>
+        <w:rPr>
+          <w:lang w:val="fr-SN"/>
+        </w:rPr>
+        <w:t>2. Style : professionnel et neutre</w:t>
+      </w:r>
+    </w:p>
+    <w:p>
+      <w:pPr>
+        <w:rPr>
+          <w:lang w:val="fr-SN"/>
+        </w:rPr>
+      </w:pPr>
+      <w:r>
+        <w:rPr>
+          <w:lang w:val="fr-SN"/>
+        </w:rPr>
+        <w:t>3. Structure : utilise 3 à 5 phrases maximum</w:t>
+      </w:r>
+    </w:p>
+    <w:p>
+      <w:pPr>
+        <w:rPr>
+          <w:lang w:val="fr-SN"/>
+        </w:rPr>
+      </w:pPr>
+      <w:r>
+        <w:rPr>
+          <w:lang w:val="fr-SN"/>
+        </w:rPr>
+        <w:t>4. Contenu : inclue les 3 avantages principaux mentionnés dans le texte</w:t>
+      </w:r>
+    </w:p>
+    <w:p>
+      <w:pPr>
+        <w:rPr>
+          <w:lang w:val="fr-SN"/>
+        </w:rPr>
+      </w:pPr>
+      <w:r>
+        <w:rPr>
+          <w:lang w:val="fr-SN"/>
+        </w:rPr>
+        <w:t>5. Ne pas ajouter d'information absente du texte original</w:t>
+      </w:r>
+    </w:p>
+    <w:p>
+      <w:pPr>
+        <w:rPr>
+          <w:lang w:val="fr-SN"/>
+        </w:rPr>
+      </w:pPr>
+      <w:r>
+        <w:rPr>
+          <w:lang w:val="fr-SN"/>
+        </w:rPr>
+        <w:t>6. Langue : français</w:t>
+      </w:r>
+    </w:p>
+    <w:p>
+      <w:pPr>
+        <w:rPr>
+          <w:lang w:val="fr-SN"/>
+        </w:rPr>
+      </w:pPr>
+      <w:r>
+        <w:rPr>
+          <w:lang w:val="fr-SN"/>
+        </w:rPr>
+        <w:t>Texte à résumer :</w:t>
+      </w:r>
+    </w:p>
+    <w:p>
+      <w:pPr>
+        <w:rPr>
+          <w:lang w:val="fr-SN"/>
+        </w:rPr>
+      </w:pPr>
+      <w:r>
+        <w:rPr>
+          <w:color w:val="4472C4" w:themeColor="accent1"/>
+          <w:lang w:val="fr-SN"/>
+        </w:rPr>
+        <w:t>[</w:t>
+      </w:r>
+      <w:r>
+        <w:rPr>
+          <w:lang w:val="fr-SN"/>
+        </w:rPr>
+        <w:t>Le télétravail s'est considérablement développé ces dernières années, transformant profondément l'organisation du travail dans de nombreuses entreprises. Cette évolution présente plusieurs avantages tant pour les salariés que pour les employeurs.</w:t>
+      </w:r>
+    </w:p>
+    <w:p>
+      <w:pPr>
+        <w:rPr>
+          <w:lang w:val="fr-SN"/>
+        </w:rPr>
+      </w:pPr>
+      <w:r>
+        <w:rPr>
+          <w:lang w:val="fr-SN"/>
+        </w:rPr>
+        <w:t>Pour les salariés, le télétravail offre d'abord une meilleure conciliation entre vie professionnelle et vie personnelle. En supprimant les temps de transport, souvent longs et stressants, les travailleurs gagnent en temps libre et en qualité de vie. Ils peuvent ainsi organiser leur journée de manière plus flexible et consacrer plus de temps à leur famille ou à leurs loisirs.</w:t>
+      </w:r>
+    </w:p>
+    <w:p>
+      <w:pPr>
+        <w:rPr>
+          <w:lang w:val="fr-SN"/>
+        </w:rPr>
+      </w:pPr>
+      <w:r>
+        <w:rPr>
+          <w:lang w:val="fr-SN"/>
+        </w:rPr>
+        <w:lastRenderedPageBreak/>
+        <w:t>Le télétravail permet également une augmentation de la productivité. De nombreuses études montrent que les salariés travaillant à domicile sont souvent plus concentrés, moins sujets aux interruptions fréquentes du bureau et donc plus efficaces. Certains rapportent même une hausse de 20 à 30% de leur productivité.</w:t>
+      </w:r>
+    </w:p>
+    <w:p>
+      <w:pPr>
+        <w:rPr>
+          <w:lang w:val="fr-SN"/>
+        </w:rPr>
+      </w:pPr>
+      <w:r>
+        <w:rPr>
+          <w:lang w:val="fr-SN"/>
+        </w:rPr>
+        <w:t>Du côté des employeurs, le télétravail réduit les coûts immobiliers. Moins de salariés présents simultanément signifie qu'il est possible de réduire la surface de bureaux, voire d'opter pour des espaces de coworking partagés. Cela représente des économies substantielles, surtout dans les grandes villes où les loyers sont élevés.</w:t>
+      </w:r>
+    </w:p>
+    <w:p>
+      <w:pPr>
+        <w:rPr>
+          <w:lang w:val="fr-SN"/>
+        </w:rPr>
+      </w:pPr>
+      <w:r>
+        <w:rPr>
+          <w:lang w:val="fr-SN"/>
+        </w:rPr>
+        <w:t>Enfin, le télétravail contribue à la réduction de l'empreinte carbone. Moins de déplacements domicile-travail signifie moins de voitures sur les routes et donc moins d'émissions de CO2. C'est un avantage environnemental non négligeable à l'heure de la transition écologique.</w:t>
+      </w:r>
+    </w:p>
+    <w:p>
+      <w:pPr>
+        <w:rPr>
+          <w:color w:val="4472C4" w:themeColor="accent1"/>
+          <w:sz w:val="36"/>
+          <w:szCs w:val="36"/>
+          <w:lang w:val="fr-SN"/>
+        </w:rPr>
+      </w:pPr>
+      <w:r>
+        <w:rPr>
+          <w:lang w:val="fr-SN"/>
+        </w:rPr>
+        <w:t>Cependant, le télétravail présente aussi des défis, comme le risque d'isolement social ou la difficulté à séparer vie professionnelle et personnelle. Il nécessite donc une organisation réfléchie et des outils adaptés pour être pleinement bénéfique.</w:t>
+      </w:r>
+      <w:r>
+        <w:rPr>
+          <w:lang w:val="fr-SN"/>
+        </w:rPr>
+        <w:t xml:space="preserve"> </w:t>
+      </w:r>
+      <w:r>
+        <w:rPr>
+          <w:color w:val="4472C4" w:themeColor="accent1"/>
+          <w:lang w:val="fr-SN"/>
+        </w:rPr>
+        <w:t>]</w:t>
+      </w:r>
+      <w:r>
+        <w:rPr>
+          <w:color w:val="4472C4" w:themeColor="accent1"/>
+          <w:sz w:val="36"/>
+          <w:szCs w:val="36"/>
+          <w:lang w:val="fr-SN"/>
+        </w:rPr>
+        <w:t>```</w:t>
+      </w:r>
+    </w:p>
+    <w:p>
+      <w:pPr>
+        <w:rPr>
+          <w:color w:val="4472C4" w:themeColor="accent1"/>
+          <w:sz w:val="28"/>
+          <w:szCs w:val="28"/>
+          <w:lang w:val="fr-SN"/>
+        </w:rPr>
+      </w:pPr>
+      <w:r>
+        <w:rPr>
+          <w:color w:val="4472C4" w:themeColor="accent1"/>
+          <w:sz w:val="28"/>
+          <w:szCs w:val="28"/>
+          <w:lang w:val="fr-SN"/>
+        </w:rPr>
+        <w:t xml:space="preserve">Réponse du LLM : </w:t>
+      </w:r>
+    </w:p>
+    <w:p>
+      <w:pPr>
+        <w:rPr>
+          <w:b/>
+          <w:bCs/>
+          <w:sz w:val="28"/>
+          <w:szCs w:val="28"/>
+          <w:lang w:val="fr-SN"/>
+        </w:rPr>
+      </w:pPr>
+      <w:r>
+        <w:rPr>
+          <w:b/>
+          <w:bCs/>
+          <w:sz w:val="28"/>
+          <w:szCs w:val="28"/>
+          <w:lang w:val="fr-SN"/>
+        </w:rPr>
+        <w:t>‘’</w:t>
+      </w:r>
+      <w:r>
+        <w:rPr>
+          <w:b/>
+          <w:bCs/>
+          <w:lang w:val="fr-SN"/>
+        </w:rPr>
+        <w:t xml:space="preserve"> </w:t>
+      </w:r>
+      <w:r>
+        <w:rPr>
+          <w:b/>
+          <w:bCs/>
+          <w:sz w:val="28"/>
+          <w:szCs w:val="28"/>
+          <w:lang w:val="fr-SN"/>
+        </w:rPr>
+        <w:t>Le télétravail a profondément transformé l'organisation du travail en entreprise ces dernières années. Il offre aux salariés une meilleure conciliation vie professionnelle-personnelle grâce à la suppression des temps de transport, ainsi qu'une productivité accrue, certains rapportant des gains de 20 à 30%. Pour les employeurs, il permet une réduction significative des coûts immobiliers via la diminution des surfaces de bureaux nécessaires. Enfin, cette pratique contribue à réduire l'empreinte carbone en limitant les déplacements domicile-travail. Ces bénéfices s'accompagnent toutefois de défis organisationnels à anticiper, comme l'isolement social.</w:t>
+      </w:r>
+      <w:r>
+        <w:rPr>
+          <w:b/>
+          <w:bCs/>
+          <w:sz w:val="28"/>
+          <w:szCs w:val="28"/>
+          <w:lang w:val="fr-SN"/>
+        </w:rPr>
+        <w:t>’’</w:t>
+      </w:r>
+    </w:p>
+    <w:p>
+      <w:pPr>
+        <w:rPr>
+          <w:color w:val="4472C4" w:themeColor="accent1"/>
+          <w:sz w:val="28"/>
+          <w:szCs w:val="28"/>
+          <w:lang w:val="fr-SN"/>
+        </w:rPr>
+      </w:pPr>
+    </w:p>
+    <w:p>
+      <w:pPr>
+        <w:rPr>
+          <w:color w:val="4472C4" w:themeColor="accent1"/>
+          <w:sz w:val="28"/>
+          <w:szCs w:val="28"/>
+          <w:lang w:val="fr-SN"/>
+        </w:rPr>
+      </w:pPr>
+      <w:r>
+        <w:rPr>
+          <w:color w:val="4472C4" w:themeColor="accent1"/>
+          <w:sz w:val="28"/>
+          <w:szCs w:val="28"/>
+          <w:lang w:val="fr-SN"/>
+        </w:rPr>
+        <w:t xml:space="preserve">Evaluation des réponses : </w:t>
+      </w:r>
+    </w:p>
+    <w:p>
+      <w:pPr>
+        <w:rPr>
+          <w:sz w:val="28"/>
+          <w:szCs w:val="28"/>
+          <w:lang w:val="fr-SN"/>
+        </w:rPr>
+      </w:pPr>
+      <w:r>
+        <w:rPr>
+          <w:color w:val="4472C4" w:themeColor="accent1"/>
+          <w:sz w:val="28"/>
+          <w:szCs w:val="28"/>
+          <w:lang w:val="fr-SN"/>
+        </w:rPr>
+        <w:t>Pour le prompt A </w:t>
+      </w:r>
+      <w:r>
+        <w:rPr>
+          <w:sz w:val="28"/>
+          <w:szCs w:val="28"/>
+          <w:lang w:val="fr-SN"/>
+        </w:rPr>
+        <w:t xml:space="preserve">: le modèle a résumé le texte en 115 mots, elle est complète </w:t>
+      </w:r>
+      <w:r>
+        <w:rPr>
+          <w:sz w:val="28"/>
+          <w:szCs w:val="28"/>
+          <w:lang w:val="fr-SN"/>
+        </w:rPr>
+        <w:t>et fidèle, mais sans contrainte de longueur. Parfait pour un résumé libre.</w:t>
+      </w:r>
+    </w:p>
+    <w:p>
+      <w:pPr>
+        <w:rPr>
+          <w:b/>
+          <w:bCs/>
+          <w:sz w:val="28"/>
+          <w:szCs w:val="28"/>
+          <w:lang w:val="fr-SN"/>
+        </w:rPr>
+      </w:pPr>
+      <w:r>
+        <w:rPr>
+          <w:color w:val="4472C4" w:themeColor="accent1"/>
+          <w:sz w:val="28"/>
+          <w:szCs w:val="28"/>
+          <w:lang w:val="fr-SN"/>
+        </w:rPr>
+        <w:t xml:space="preserve">Pour le prompt </w:t>
+      </w:r>
+      <w:r>
+        <w:rPr>
+          <w:color w:val="4472C4" w:themeColor="accent1"/>
+          <w:sz w:val="28"/>
+          <w:szCs w:val="28"/>
+          <w:lang w:val="fr-SN"/>
+        </w:rPr>
+        <w:t xml:space="preserve">B : </w:t>
+      </w:r>
+      <w:r>
+        <w:rPr>
+          <w:sz w:val="28"/>
+          <w:szCs w:val="28"/>
+          <w:lang w:val="fr-SN"/>
+        </w:rPr>
+        <w:t>Le modèle n’a pas</w:t>
+      </w:r>
+      <w:r>
+        <w:rPr>
+          <w:sz w:val="28"/>
+          <w:szCs w:val="28"/>
+          <w:lang w:val="fr-SN"/>
+        </w:rPr>
+        <w:t xml:space="preserve"> </w:t>
+      </w:r>
+      <w:r>
+        <w:rPr>
+          <w:sz w:val="28"/>
+          <w:szCs w:val="28"/>
+          <w:lang w:val="fr-SN"/>
+        </w:rPr>
+        <w:t>respecté</w:t>
+      </w:r>
+      <w:r>
+        <w:rPr>
+          <w:sz w:val="28"/>
+          <w:szCs w:val="28"/>
+          <w:lang w:val="fr-SN"/>
+        </w:rPr>
+        <w:t xml:space="preserve"> la contrainte</w:t>
+      </w:r>
+      <w:r>
+        <w:rPr>
+          <w:sz w:val="28"/>
+          <w:szCs w:val="28"/>
+          <w:lang w:val="fr-SN"/>
+        </w:rPr>
+        <w:t xml:space="preserve"> exigée</w:t>
+      </w:r>
+      <w:r>
+        <w:rPr>
+          <w:sz w:val="28"/>
+          <w:szCs w:val="28"/>
+          <w:lang w:val="fr-SN"/>
+        </w:rPr>
+        <w:t>. Au lieu de résumer le texte en 15</w:t>
+      </w:r>
+      <w:r>
+        <w:rPr>
+          <w:sz w:val="28"/>
+          <w:szCs w:val="28"/>
+          <w:lang w:val="fr-SN"/>
+        </w:rPr>
+        <w:t xml:space="preserve">0 </w:t>
+      </w:r>
+      <w:r>
+        <w:rPr>
+          <w:sz w:val="28"/>
+          <w:szCs w:val="28"/>
+          <w:lang w:val="fr-SN"/>
+        </w:rPr>
+        <w:t>mots il l’a résumé en 165 mots.</w:t>
+      </w:r>
+      <w:r>
+        <w:rPr>
+          <w:b/>
+          <w:bCs/>
+          <w:sz w:val="28"/>
+          <w:szCs w:val="28"/>
+          <w:lang w:val="fr-SN"/>
+        </w:rPr>
+        <w:t xml:space="preserve"> </w:t>
+      </w:r>
+    </w:p>
+    <w:p>
+      <w:pPr>
+        <w:rPr>
+          <w:color w:val="4472C4" w:themeColor="accent1"/>
+          <w:sz w:val="28"/>
+          <w:szCs w:val="28"/>
+          <w:lang w:val="fr-SN"/>
+        </w:rPr>
+      </w:pPr>
+      <w:r>
+        <w:rPr>
+          <w:color w:val="4472C4" w:themeColor="accent1"/>
+          <w:sz w:val="28"/>
+          <w:szCs w:val="28"/>
+          <w:lang w:val="fr-SN"/>
+        </w:rPr>
+        <w:t xml:space="preserve">Pour le prompt </w:t>
+      </w:r>
+      <w:r>
+        <w:rPr>
+          <w:color w:val="4472C4" w:themeColor="accent1"/>
+          <w:sz w:val="28"/>
+          <w:szCs w:val="28"/>
+          <w:lang w:val="fr-SN"/>
+        </w:rPr>
+        <w:t>C</w:t>
+      </w:r>
+      <w:r>
+        <w:rPr>
+          <w:color w:val="4472C4" w:themeColor="accent1"/>
+          <w:sz w:val="28"/>
+          <w:szCs w:val="28"/>
+          <w:lang w:val="fr-SN"/>
+        </w:rPr>
+        <w:t> </w:t>
+      </w:r>
+      <w:r>
+        <w:rPr>
+          <w:sz w:val="28"/>
+          <w:szCs w:val="28"/>
+          <w:lang w:val="fr-SN"/>
+        </w:rPr>
+        <w:t>:</w:t>
+      </w:r>
+      <w:r>
+        <w:rPr>
+          <w:sz w:val="28"/>
+          <w:szCs w:val="28"/>
+          <w:lang w:val="fr-SN"/>
+        </w:rPr>
+        <w:t xml:space="preserve"> le modèle a respecté</w:t>
+      </w:r>
+      <w:r>
+        <w:rPr>
+          <w:sz w:val="28"/>
+          <w:szCs w:val="28"/>
+          <w:lang w:val="fr-SN"/>
+        </w:rPr>
+        <w:t xml:space="preserve"> toutes les contraintes, concis, clair, professionnel. Idéal pour un rapport ou une synthèse </w:t>
+      </w:r>
+      <w:r>
+        <w:rPr>
+          <w:sz w:val="28"/>
+          <w:szCs w:val="28"/>
+          <w:lang w:val="fr-SN"/>
+        </w:rPr>
+        <w:t>exécutive</w:t>
+      </w:r>
+      <w:r>
+        <w:rPr>
+          <w:color w:val="4472C4" w:themeColor="accent1"/>
+          <w:sz w:val="28"/>
+          <w:szCs w:val="28"/>
+          <w:lang w:val="fr-SN"/>
+        </w:rPr>
+        <w:t>.</w:t>
+      </w:r>
     </w:p>
     <w:sectPr>
       <w:pgSz w:w="11906" w:h="16838"/>
